--- a/21/Necrofantasia analysis.docx
+++ b/21/Necrofantasia analysis.docx
@@ -1,61 +1,28 @@
 
 <file path=word/document.xml><?xml version="1.0" encoding="utf-8"?>
-<w:document xmlns:o="urn:schemas-microsoft-com:office:office" xmlns:r="http://schemas.openxmlformats.org/officeDocument/2006/relationships" xmlns:v="urn:schemas-microsoft-com:vml" xmlns:w="http://schemas.openxmlformats.org/wordprocessingml/2006/main" xmlns:w10="urn:schemas-microsoft-com:office:word" xmlns:wp="http://schemas.openxmlformats.org/drawingml/2006/wordprocessingDrawing" xmlns:wps="http://schemas.microsoft.com/office/word/2010/wordprocessingShape" xmlns:wpg="http://schemas.microsoft.com/office/word/2010/wordprocessingGroup" xmlns:mc="http://schemas.openxmlformats.org/markup-compatibility/2006" xmlns:wp14="http://schemas.microsoft.com/office/word/2010/wordprocessingDrawing" xmlns:w14="http://schemas.microsoft.com/office/word/2010/wordml" xmlns:w15="http://schemas.microsoft.com/office/word/2012/wordml" mc:Ignorable="w14 wp14 w15">
+<w:document xmlns:wpc="http://schemas.microsoft.com/office/word/2010/wordprocessingCanvas" xmlns:cx="http://schemas.microsoft.com/office/drawing/2014/chartex" xmlns:cx1="http://schemas.microsoft.com/office/drawing/2015/9/8/chartex" xmlns:cx2="http://schemas.microsoft.com/office/drawing/2015/10/21/chartex" xmlns:cx3="http://schemas.microsoft.com/office/drawing/2016/5/9/chartex" xmlns:cx4="http://schemas.microsoft.com/office/drawing/2016/5/10/chartex" xmlns:cx5="http://schemas.microsoft.com/office/drawing/2016/5/11/chartex" xmlns:cx6="http://schemas.microsoft.com/office/drawing/2016/5/12/chartex" xmlns:cx7="http://schemas.microsoft.com/office/drawing/2016/5/13/chartex" xmlns:cx8="http://schemas.microsoft.com/office/drawing/2016/5/14/chartex" xmlns:mc="http://schemas.openxmlformats.org/markup-compatibility/2006" xmlns:aink="http://schemas.microsoft.com/office/drawing/2016/ink" xmlns:am3d="http://schemas.microsoft.com/office/drawing/2017/model3d" xmlns:o="urn:schemas-microsoft-com:office:office" xmlns:oel="http://schemas.microsoft.com/office/2019/extlst" xmlns:r="http://schemas.openxmlformats.org/officeDocument/2006/relationships" xmlns:m="http://schemas.openxmlformats.org/officeDocument/2006/math" xmlns:v="urn:schemas-microsoft-com:vml" xmlns:wp14="http://schemas.microsoft.com/office/word/2010/wordprocessingDrawing" xmlns:wp="http://schemas.openxmlformats.org/drawingml/2006/wordprocessingDrawing" xmlns:w10="urn:schemas-microsoft-com:office:word" xmlns:w="http://schemas.openxmlformats.org/wordprocessingml/2006/main" xmlns:w14="http://schemas.microsoft.com/office/word/2010/wordml" xmlns:w15="http://schemas.microsoft.com/office/word/2012/wordml" xmlns:w16cex="http://schemas.microsoft.com/office/word/2018/wordml/cex" xmlns:w16cid="http://schemas.microsoft.com/office/word/2016/wordml/cid" xmlns:w16="http://schemas.microsoft.com/office/word/2018/wordml" xmlns:w16du="http://schemas.microsoft.com/office/word/2023/wordml/word16du" xmlns:w16sdtdh="http://schemas.microsoft.com/office/word/2020/wordml/sdtdatahash" xmlns:w16se="http://schemas.microsoft.com/office/word/2015/wordml/symex" xmlns:wpg="http://schemas.microsoft.com/office/word/2010/wordprocessingGroup" xmlns:wpi="http://schemas.microsoft.com/office/word/2010/wordprocessingInk" xmlns:wne="http://schemas.microsoft.com/office/word/2006/wordml" xmlns:wps="http://schemas.microsoft.com/office/word/2010/wordprocessingShape" mc:Ignorable="w14 w15 w16se w16cid w16 w16cex w16sdtdh w16du wp14">
   <w:body>
     <w:p>
       <w:pPr>
         <w:pStyle w:val="HorizontalLine"/>
-        <w:spacing w:lineRule="auto" w:line="240"/>
-        <w:ind w:left="0" w:hanging="0"/>
+        <w:spacing w:line="240" w:lineRule="auto"/>
         <w:jc w:val="center"/>
         <w:rPr>
           <w:sz w:val="40"/>
           <w:szCs w:val="40"/>
         </w:rPr>
       </w:pPr>
-      <w:bookmarkStart w:id="0" w:name="__RefHeading___Toc953_3465867211"/>
-      <w:bookmarkEnd w:id="0"/>
-      <w:r>
-        <w:rPr>
-          <w:b w:val="false"/>
-          <w:bCs w:val="false"/>
+      <w:r>
+        <w:rPr>
           <w:sz w:val="40"/>
           <w:szCs w:val="40"/>
         </w:rPr>
-        <w:t>コードオタク</w:t>
-      </w:r>
-      <w:r>
-        <w:rPr>
-          <w:rFonts w:ascii="Calibri" w:hAnsi="Calibri" w:cs="" w:asciiTheme="minorHAnsi" w:cstheme="minorBidi" w:hAnsiTheme="minorHAnsi"/>
-          <w:b w:val="false"/>
-          <w:bCs w:val="false"/>
-          <w:color w:val="auto"/>
-          <w:kern w:val="2"/>
-          <w:sz w:val="40"/>
-          <w:szCs w:val="40"/>
-          <w:lang w:val="en-US" w:eastAsia="ja-JP" w:bidi="ar-SA"/>
-          <w14:ligatures w14:val="standardContextual"/>
-        </w:rPr>
-        <w:t>が語る東方楽曲分析</w:t>
-      </w:r>
-      <w:r>
-        <w:rPr>
-          <w:rFonts w:ascii="Calibri" w:hAnsi="Calibri" w:cs="" w:asciiTheme="minorHAnsi" w:cstheme="minorBidi" w:hAnsiTheme="minorHAnsi"/>
-          <w:color w:val="auto"/>
-          <w:kern w:val="2"/>
-          <w:sz w:val="40"/>
-          <w:szCs w:val="40"/>
-          <w:lang w:val="en-US" w:eastAsia="ja-JP" w:bidi="ar-SA"/>
-          <w14:ligatures w14:val="standardContextual"/>
-        </w:rPr>
-        <w:t>　</w:t>
+        <w:t xml:space="preserve">コードオタクが語る東方楽曲分析　</w:t>
       </w:r>
     </w:p>
     <w:p>
       <w:pPr>
-        <w:pStyle w:val="Normal"/>
-        <w:spacing w:lineRule="auto" w:line="240" w:before="57" w:after="217"/>
-        <w:ind w:hanging="0"/>
+        <w:spacing w:before="57" w:after="217" w:line="240" w:lineRule="auto"/>
         <w:jc w:val="center"/>
         <w:rPr>
           <w:sz w:val="32"/>
@@ -64,59 +31,46 @@
       </w:pPr>
       <w:r>
         <w:rPr>
-          <w:rFonts w:ascii="Calibri" w:hAnsi="Calibri" w:cs="" w:asciiTheme="minorHAnsi" w:cstheme="minorBidi" w:hAnsiTheme="minorHAnsi"/>
-          <w:color w:val="auto"/>
-          <w:kern w:val="2"/>
           <w:sz w:val="32"/>
           <w:szCs w:val="32"/>
-          <w:lang w:val="en-US" w:eastAsia="ja-JP" w:bidi="ar-SA"/>
-          <w14:ligatures w14:val="standardContextual"/>
         </w:rPr>
         <w:t>第一弾　ネクロファンタジア</w:t>
       </w:r>
     </w:p>
     <w:sdt>
       <w:sdtPr>
+        <w:rPr>
+          <w:rFonts w:asciiTheme="minorHAnsi" w:eastAsiaTheme="minorEastAsia" w:hAnsiTheme="minorHAnsi" w:cstheme="minorBidi"/>
+          <w:color w:val="auto"/>
+          <w:kern w:val="2"/>
+          <w:sz w:val="22"/>
+          <w:szCs w:val="22"/>
+          <w:lang w:eastAsia="ja-JP"/>
+          <w14:ligatures w14:val="standardContextual"/>
+        </w:rPr>
+        <w:id w:val="1677225640"/>
         <w:docPartObj>
           <w:docPartGallery w:val="Table of Contents"/>
-          <w:docPartUnique w:val="true"/>
+          <w:docPartUnique/>
         </w:docPartObj>
       </w:sdtPr>
       <w:sdtContent>
         <w:p>
           <w:pPr>
-            <w:pStyle w:val="ContentsHeading"/>
-            <w:keepLines/>
-            <w:spacing w:before="240" w:after="0"/>
-            <w:rPr>
-              <w:color w:val="2F5496" w:themeColor="accent1" w:themeShade="bf"/>
-              <w:kern w:val="0"/>
-              <w:sz w:val="32"/>
-              <w:szCs w:val="32"/>
-              <w:lang w:eastAsia="en-US"/>
-              <w14:ligatures w14:val="none"/>
-            </w:rPr>
+            <w:pStyle w:val="TOCHeading"/>
           </w:pPr>
+          <w:proofErr w:type="spellStart"/>
           <w:r>
-            <w:rPr>
-              <w:color w:val="2F5496" w:themeColor="accent1" w:themeShade="bf"/>
-              <w:kern w:val="0"/>
-              <w:sz w:val="32"/>
-              <w:szCs w:val="32"/>
-              <w:lang w:eastAsia="en-US"/>
-              <w14:ligatures w14:val="none"/>
-            </w:rPr>
             <w:t>目次</w:t>
           </w:r>
+          <w:proofErr w:type="spellEnd"/>
         </w:p>
         <w:p>
           <w:pPr>
-            <w:pStyle w:val="Contents1"/>
+            <w:pStyle w:val="TOC1"/>
             <w:tabs>
-              <w:tab w:val="clear" w:pos="720"/>
-              <w:tab w:val="right" w:pos="8838" w:leader="dot"/>
+              <w:tab w:val="right" w:leader="dot" w:pos="8838"/>
             </w:tabs>
-            <w:rPr/>
           </w:pPr>
           <w:r>
             <w:fldChar w:fldCharType="begin"/>
@@ -151,12 +105,10 @@
         </w:p>
         <w:p>
           <w:pPr>
-            <w:pStyle w:val="Contents1"/>
+            <w:pStyle w:val="TOC1"/>
             <w:tabs>
-              <w:tab w:val="clear" w:pos="720"/>
-              <w:tab w:val="right" w:pos="8838" w:leader="dot"/>
+              <w:tab w:val="right" w:leader="dot" w:pos="8838"/>
             </w:tabs>
-            <w:rPr/>
           </w:pPr>
           <w:hyperlink w:anchor="__RefHeading___Toc628_3465867211">
             <w:r>
@@ -176,12 +128,10 @@
         </w:p>
         <w:p>
           <w:pPr>
-            <w:pStyle w:val="Contents2"/>
+            <w:pStyle w:val="TOC2"/>
             <w:tabs>
-              <w:tab w:val="clear" w:pos="720"/>
-              <w:tab w:val="right" w:pos="8838" w:leader="dot"/>
+              <w:tab w:val="right" w:leader="dot" w:pos="8838"/>
             </w:tabs>
-            <w:rPr/>
           </w:pPr>
           <w:hyperlink w:anchor="__RefHeading___Toc184_3269620353">
             <w:r>
@@ -201,12 +151,10 @@
         </w:p>
         <w:p>
           <w:pPr>
-            <w:pStyle w:val="Contents2"/>
+            <w:pStyle w:val="TOC2"/>
             <w:tabs>
-              <w:tab w:val="clear" w:pos="720"/>
-              <w:tab w:val="right" w:pos="8838" w:leader="dot"/>
+              <w:tab w:val="right" w:leader="dot" w:pos="8838"/>
             </w:tabs>
-            <w:rPr/>
           </w:pPr>
           <w:hyperlink w:anchor="__RefHeading___Toc186_3269620353">
             <w:r>
@@ -226,12 +174,10 @@
         </w:p>
         <w:p>
           <w:pPr>
-            <w:pStyle w:val="Contents2"/>
+            <w:pStyle w:val="TOC2"/>
             <w:tabs>
-              <w:tab w:val="clear" w:pos="720"/>
-              <w:tab w:val="right" w:pos="8838" w:leader="dot"/>
+              <w:tab w:val="right" w:leader="dot" w:pos="8838"/>
             </w:tabs>
-            <w:rPr/>
           </w:pPr>
           <w:hyperlink w:anchor="__RefHeading___Toc188_3269620353">
             <w:r>
@@ -263,12 +209,10 @@
         </w:p>
         <w:p>
           <w:pPr>
-            <w:pStyle w:val="Contents2"/>
+            <w:pStyle w:val="TOC2"/>
             <w:tabs>
-              <w:tab w:val="clear" w:pos="720"/>
-              <w:tab w:val="right" w:pos="8838" w:leader="dot"/>
+              <w:tab w:val="right" w:leader="dot" w:pos="8838"/>
             </w:tabs>
-            <w:rPr/>
           </w:pPr>
           <w:hyperlink w:anchor="__RefHeading___Toc190_3269620353">
             <w:r>
@@ -294,12 +238,10 @@
         </w:p>
         <w:p>
           <w:pPr>
-            <w:pStyle w:val="Contents2"/>
+            <w:pStyle w:val="TOC2"/>
             <w:tabs>
-              <w:tab w:val="clear" w:pos="720"/>
-              <w:tab w:val="right" w:pos="8838" w:leader="dot"/>
+              <w:tab w:val="right" w:leader="dot" w:pos="8838"/>
             </w:tabs>
-            <w:rPr/>
           </w:pPr>
           <w:hyperlink w:anchor="__RefHeading___Toc192_3269620353">
             <w:r>
@@ -319,12 +261,10 @@
         </w:p>
         <w:p>
           <w:pPr>
-            <w:pStyle w:val="Contents1"/>
+            <w:pStyle w:val="TOC1"/>
             <w:tabs>
-              <w:tab w:val="clear" w:pos="720"/>
-              <w:tab w:val="right" w:pos="8838" w:leader="dot"/>
+              <w:tab w:val="right" w:leader="dot" w:pos="8838"/>
             </w:tabs>
-            <w:rPr/>
           </w:pPr>
           <w:hyperlink w:anchor="__RefHeading___Toc194_3269620353">
             <w:r>
@@ -344,12 +284,10 @@
         </w:p>
         <w:p>
           <w:pPr>
-            <w:pStyle w:val="Contents2"/>
+            <w:pStyle w:val="TOC2"/>
             <w:tabs>
-              <w:tab w:val="clear" w:pos="720"/>
-              <w:tab w:val="right" w:pos="8838" w:leader="dot"/>
+              <w:tab w:val="right" w:leader="dot" w:pos="8838"/>
             </w:tabs>
-            <w:rPr/>
           </w:pPr>
           <w:hyperlink w:anchor="__RefHeading___Toc196_3269620353">
             <w:r>
@@ -369,12 +307,10 @@
         </w:p>
         <w:p>
           <w:pPr>
-            <w:pStyle w:val="Contents2"/>
+            <w:pStyle w:val="TOC2"/>
             <w:tabs>
-              <w:tab w:val="clear" w:pos="720"/>
-              <w:tab w:val="right" w:pos="8838" w:leader="dot"/>
+              <w:tab w:val="right" w:leader="dot" w:pos="8838"/>
             </w:tabs>
-            <w:rPr/>
           </w:pPr>
           <w:hyperlink w:anchor="__RefHeading___Toc198_3269620353">
             <w:r>
@@ -394,12 +330,10 @@
         </w:p>
         <w:p>
           <w:pPr>
-            <w:pStyle w:val="Contents2"/>
+            <w:pStyle w:val="TOC2"/>
             <w:tabs>
-              <w:tab w:val="clear" w:pos="720"/>
-              <w:tab w:val="right" w:pos="8838" w:leader="dot"/>
+              <w:tab w:val="right" w:leader="dot" w:pos="8838"/>
             </w:tabs>
-            <w:rPr/>
           </w:pPr>
           <w:hyperlink w:anchor="__RefHeading___Toc433_3269620353">
             <w:r>
@@ -425,201 +359,95 @@
         </w:p>
       </w:sdtContent>
     </w:sdt>
+    <w:p/>
     <w:p>
       <w:pPr>
-        <w:pStyle w:val="Normal"/>
-        <w:rPr/>
-      </w:pPr>
-      <w:r>
-        <w:rPr/>
-      </w:r>
+        <w:pStyle w:val="Heading1"/>
+        <w:rPr>
+          <w:b/>
+          <w:bCs/>
+        </w:rPr>
+      </w:pPr>
+      <w:bookmarkStart w:id="0" w:name="__RefHeading___Toc180_3269620353"/>
+      <w:bookmarkStart w:id="1" w:name="_Toc184402376"/>
+      <w:bookmarkEnd w:id="0"/>
+      <w:r>
+        <w:rPr>
+          <w:b/>
+          <w:bCs/>
+        </w:rPr>
+        <w:t>まえがき</w:t>
+      </w:r>
+      <w:bookmarkEnd w:id="1"/>
     </w:p>
     <w:p>
+      <w:r>
+        <w:tab/>
+      </w:r>
+      <w:r>
+        <w:t>どうも、</w:t>
+      </w:r>
+      <w:r>
+        <w:t>Metalloid.</w:t>
+      </w:r>
+      <w:r>
+        <w:t>です。僕は普段音楽関連のことをしているのですが、スローシンカーであることもあり、会誌に音楽を載せるのはちょっと大変、、、、という思いで、このような形で参加することにしました。といっても、東方というコンテンツに対してイベントで頒布されるようなものを献上するのも、ちょうど先月</w:t>
+      </w:r>
+      <w:r>
+        <w:t>(</w:t>
+      </w:r>
+      <w:r>
+        <w:t>執筆時点</w:t>
+      </w:r>
+      <w:r>
+        <w:t>)</w:t>
+      </w:r>
+      <w:r>
+        <w:t>入った某会の会誌に参加するのも、両方初めてで、今から続く文をよろこんで読んでくださる物好きな読者がいるのかもわからず、少しあわわとしているところですが。</w:t>
+      </w:r>
+    </w:p>
+    <w:p>
+      <w:pPr>
+        <w:ind w:firstLine="720"/>
+      </w:pPr>
+      <w:r>
+        <w:lastRenderedPageBreak/>
+        <w:t>ところでこれは一体どういう文章なのか。手短に言えば、コード理論に少しだけ深入りしすぎて帰ってこられなくなりそうになった僕が東方の楽曲を和声の観点から分析していくコーナーのようなものです。今回は幻想祭で且つ初寄稿なので、慣れ親しんでいる一曲、</w:t>
+      </w:r>
+      <w:r>
+        <w:t>PCB PH</w:t>
+      </w:r>
+      <w:r>
+        <w:t>紫のネクロファンタジアを分析していこうと思います。</w:t>
+      </w:r>
+    </w:p>
+    <w:p>
+      <w:pPr>
+        <w:ind w:firstLine="720"/>
+      </w:pPr>
+      <w:r>
+        <w:t>付録の方に本稿での表記法をまとめておきましたので、念のために是非一読をば。</w:t>
+      </w:r>
+    </w:p>
+    <w:p/>
+    <w:p>
       <w:pPr>
         <w:pStyle w:val="Heading1"/>
         <w:rPr>
-          <w:b/>
           <w:b/>
           <w:bCs/>
         </w:rPr>
       </w:pPr>
-      <w:bookmarkStart w:id="1" w:name="__RefHeading___Toc180_3269620353"/>
-      <w:bookmarkStart w:id="2" w:name="_Toc184402376"/>
-      <w:bookmarkEnd w:id="1"/>
-      <w:r>
-        <w:rPr>
-          <w:b/>
-          <w:bCs/>
-        </w:rPr>
-        <w:t>まえがき</w:t>
-      </w:r>
+      <w:bookmarkStart w:id="2" w:name="__RefHeading___Toc628_3465867211"/>
       <w:bookmarkEnd w:id="2"/>
-    </w:p>
-    <w:p>
-      <w:pPr>
-        <w:pStyle w:val="Normal"/>
-        <w:rPr/>
-      </w:pPr>
-      <w:r>
-        <w:rPr/>
-        <w:tab/>
-      </w:r>
-      <w:r>
-        <w:rPr/>
-        <w:t>どうも、</w:t>
-      </w:r>
-      <w:r>
-        <w:rPr/>
-        <w:t>Metalloid.</w:t>
-      </w:r>
-      <w:r>
-        <w:rPr/>
-        <w:t>です。僕は普段音楽関連のことをしているのですが、スローシンカーであることもあり、会誌に音楽を載せるのはちょっと大変、、、、という思いで、このような形で参加することにしました。といっても、東方というコンテンツに対してイベントで頒布されるようなものを献上するのも、ちょうど</w:t>
-      </w:r>
-      <w:r>
-        <w:rPr>
-          <w:rFonts w:ascii="Calibri" w:hAnsi="Calibri" w:cs="" w:asciiTheme="minorHAnsi" w:cstheme="minorBidi" w:hAnsiTheme="minorHAnsi"/>
-          <w:color w:val="auto"/>
-          <w:kern w:val="2"/>
-          <w:sz w:val="22"/>
-          <w:szCs w:val="22"/>
-          <w:lang w:val="en-US" w:eastAsia="ja-JP" w:bidi="ar-SA"/>
-          <w14:ligatures w14:val="standardContextual"/>
-        </w:rPr>
-        <w:t>先月</w:t>
-      </w:r>
-      <w:r>
-        <w:rPr>
-          <w:rFonts w:eastAsia="游明朝" w:cs="" w:cstheme="minorBidi" w:eastAsiaTheme="minorEastAsia"/>
-          <w:color w:val="auto"/>
-          <w:kern w:val="2"/>
-          <w:sz w:val="22"/>
-          <w:szCs w:val="22"/>
-          <w:lang w:val="en-US" w:eastAsia="ja-JP" w:bidi="ar-SA"/>
-          <w14:ligatures w14:val="standardContextual"/>
-        </w:rPr>
-        <w:t>(</w:t>
-      </w:r>
-      <w:r>
-        <w:rPr>
-          <w:rFonts w:ascii="Calibri" w:hAnsi="Calibri" w:cs="" w:asciiTheme="minorHAnsi" w:cstheme="minorBidi" w:hAnsiTheme="minorHAnsi"/>
-          <w:color w:val="auto"/>
-          <w:kern w:val="2"/>
-          <w:sz w:val="22"/>
-          <w:szCs w:val="22"/>
-          <w:lang w:val="en-US" w:eastAsia="ja-JP" w:bidi="ar-SA"/>
-          <w14:ligatures w14:val="standardContextual"/>
-        </w:rPr>
-        <w:t>執筆時点</w:t>
-      </w:r>
-      <w:r>
-        <w:rPr>
-          <w:rFonts w:eastAsia="游明朝" w:cs="" w:cstheme="minorBidi" w:eastAsiaTheme="minorEastAsia"/>
-          <w:color w:val="auto"/>
-          <w:kern w:val="2"/>
-          <w:sz w:val="22"/>
-          <w:szCs w:val="22"/>
-          <w:lang w:val="en-US" w:eastAsia="ja-JP" w:bidi="ar-SA"/>
-          <w14:ligatures w14:val="standardContextual"/>
-        </w:rPr>
-        <w:t>)</w:t>
-      </w:r>
-      <w:r>
-        <w:rPr/>
-        <w:t>入った某会の会誌に参加するのも</w:t>
-      </w:r>
-      <w:r>
-        <w:rPr>
-          <w:rFonts w:ascii="Calibri" w:hAnsi="Calibri" w:cs="" w:asciiTheme="minorHAnsi" w:cstheme="minorBidi" w:hAnsiTheme="minorHAnsi"/>
-          <w:color w:val="auto"/>
-          <w:kern w:val="2"/>
-          <w:sz w:val="22"/>
-          <w:szCs w:val="22"/>
-          <w:lang w:val="en-US" w:eastAsia="ja-JP" w:bidi="ar-SA"/>
-          <w14:ligatures w14:val="standardContextual"/>
-        </w:rPr>
-        <w:t>、両方</w:t>
-      </w:r>
-      <w:r>
-        <w:rPr/>
-        <w:t>初めてで、今から続く文をよろこんで読んでくださる物好きな読者がいるのかもわからず、少しあわわとしているところですが。</w:t>
-      </w:r>
-    </w:p>
-    <w:p>
-      <w:pPr>
-        <w:pStyle w:val="Normal"/>
-        <w:ind w:firstLine="720"/>
-        <w:rPr/>
-      </w:pPr>
-      <w:r>
-        <w:rPr/>
-        <w:t>ところでこれは一体どういう文章なのか。手短に言えば、コード理論に少しだけ深入りしすぎて帰ってこられなくなりそうになった僕が東方の楽曲を和声の観点から分析していくコーナーのようなものです。今回は幻想祭で且つ初寄稿なので、慣れ親しんでいる一曲、</w:t>
-      </w:r>
-      <w:r>
-        <w:rPr/>
-        <w:t>PCB PH</w:t>
-      </w:r>
-      <w:r>
-        <w:rPr/>
-        <w:t>紫のネクロファンタジアを分析していこうと思います</w:t>
-      </w:r>
-      <w:r>
-        <w:rPr>
-          <w:rFonts w:ascii="Calibri" w:hAnsi="Calibri" w:cs="" w:asciiTheme="minorHAnsi" w:cstheme="minorBidi" w:hAnsiTheme="minorHAnsi"/>
-          <w:color w:val="auto"/>
-          <w:kern w:val="2"/>
-          <w:sz w:val="22"/>
-          <w:szCs w:val="22"/>
-          <w:lang w:val="en-US" w:eastAsia="ja-JP" w:bidi="ar-SA"/>
-          <w14:ligatures w14:val="standardContextual"/>
-        </w:rPr>
-        <w:t>。</w:t>
-      </w:r>
-    </w:p>
-    <w:p>
-      <w:pPr>
-        <w:pStyle w:val="Normal"/>
-        <w:ind w:firstLine="720"/>
-        <w:rPr/>
-      </w:pPr>
-      <w:r>
-        <w:rPr>
-          <w:rFonts w:ascii="Calibri" w:hAnsi="Calibri" w:cs="" w:asciiTheme="minorHAnsi" w:cstheme="minorBidi" w:hAnsiTheme="minorHAnsi"/>
-          <w:color w:val="auto"/>
-          <w:kern w:val="2"/>
-          <w:sz w:val="22"/>
-          <w:szCs w:val="22"/>
-          <w:lang w:val="en-US" w:eastAsia="ja-JP" w:bidi="ar-SA"/>
-          <w14:ligatures w14:val="standardContextual"/>
-        </w:rPr>
-        <w:t>付録の方に本稿での表記法をまとめておきましたので、念のために是非一読をば。</w:t>
-      </w:r>
-    </w:p>
-    <w:p>
-      <w:pPr>
-        <w:pStyle w:val="Normal"/>
-        <w:rPr/>
-      </w:pPr>
-      <w:r>
-        <w:rPr/>
-      </w:r>
-    </w:p>
-    <w:p>
-      <w:pPr>
-        <w:pStyle w:val="Heading1"/>
-        <w:rPr>
-          <w:b/>
-          <w:b/>
-          <w:bCs/>
-        </w:rPr>
-      </w:pPr>
-      <w:bookmarkStart w:id="9" w:name="__RefHeading___Toc628_3465867211"/>
-      <w:bookmarkEnd w:id="9"/>
-      <w:r>
+      <w:r>
+        <w:rPr>
+          <w:noProof/>
+        </w:rPr>
         <mc:AlternateContent>
           <mc:Choice Requires="wps">
             <w:drawing>
-              <wp:anchor behindDoc="0" distT="0" distB="0" distL="112395" distR="114300" simplePos="0" locked="0" layoutInCell="0" allowOverlap="1" relativeHeight="2">
+              <wp:anchor distT="0" distB="0" distL="112395" distR="114300" simplePos="0" relativeHeight="2" behindDoc="0" locked="0" layoutInCell="0" allowOverlap="1">
                 <wp:simplePos x="0" y="0"/>
                 <wp:positionH relativeFrom="column">
                   <wp:posOffset>3949065</wp:posOffset>
@@ -631,6 +459,7 @@
                 <wp:effectExtent l="0" t="0" r="0" b="0"/>
                 <wp:wrapSquare wrapText="bothSides"/>
                 <wp:docPr id="1" name="Frame1"/>
+                <wp:cNvGraphicFramePr/>
                 <a:graphic xmlns:a="http://schemas.openxmlformats.org/drawingml/2006/main">
                   <a:graphicData uri="http://schemas.microsoft.com/office/word/2010/wordprocessingShape">
                     <wps:wsp>
@@ -644,16 +473,22 @@
                           <a:avLst/>
                         </a:prstGeom>
                         <a:solidFill>
-                          <a:srgbClr val="ffffff"/>
+                          <a:srgbClr val="FFFFFF"/>
                         </a:solidFill>
                         <a:ln w="0">
                           <a:noFill/>
                         </a:ln>
                       </wps:spPr>
                       <wps:style>
-                        <a:lnRef idx="0"/>
-                        <a:fillRef idx="0"/>
-                        <a:effectRef idx="0"/>
+                        <a:lnRef idx="0">
+                          <a:scrgbClr r="0" g="0" b="0"/>
+                        </a:lnRef>
+                        <a:fillRef idx="0">
+                          <a:scrgbClr r="0" g="0" b="0"/>
+                        </a:fillRef>
+                        <a:effectRef idx="0">
+                          <a:scrgbClr r="0" g="0" b="0"/>
+                        </a:effectRef>
                         <a:fontRef idx="minor"/>
                       </wps:style>
                       <wps:txbx>
@@ -661,24 +496,26 @@
                           <w:p>
                             <w:pPr>
                               <w:pStyle w:val="Figure"/>
-                              <w:spacing w:before="120" w:after="120"/>
-                              <w:rPr>
-                                <w:i w:val="false"/>
-                                <w:i w:val="false"/>
-                                <w:iCs w:val="false"/>
+                              <w:jc w:val="center"/>
+                              <w:rPr>
+                                <w:i w:val="0"/>
+                                <w:iCs w:val="0"/>
                               </w:rPr>
                             </w:pPr>
                             <w:bookmarkStart w:id="3" w:name="__RefHeading___Toc182_3269620353"/>
                             <w:bookmarkStart w:id="4" w:name="_Toc184402377"/>
+                            <w:bookmarkStart w:id="5" w:name="_Ref184933661"/>
                             <w:bookmarkEnd w:id="3"/>
                             <w:bookmarkEnd w:id="4"/>
                             <w:r>
-                              <w:rPr/>
+                              <w:rPr>
+                                <w:noProof/>
+                              </w:rPr>
                               <w:drawing>
                                 <wp:inline distT="0" distB="0" distL="0" distR="0">
                                   <wp:extent cx="2205355" cy="2205355"/>
                                   <wp:effectExtent l="0" t="0" r="0" b="0"/>
-                                  <wp:docPr id="3" name="Picture 1" descr=""/>
+                                  <wp:docPr id="3" name="Picture 1"/>
                                   <wp:cNvGraphicFramePr>
                                     <a:graphicFrameLocks xmlns:a="http://schemas.openxmlformats.org/drawingml/2006/main" noChangeAspect="1"/>
                                   </wp:cNvGraphicFramePr>
@@ -686,13 +523,13 @@
                                     <a:graphicData uri="http://schemas.openxmlformats.org/drawingml/2006/picture">
                                       <pic:pic xmlns:pic="http://schemas.openxmlformats.org/drawingml/2006/picture">
                                         <pic:nvPicPr>
-                                          <pic:cNvPr id="3" name="Picture 1" descr=""/>
+                                          <pic:cNvPr id="3" name="Picture 1"/>
                                           <pic:cNvPicPr>
                                             <a:picLocks noChangeAspect="1" noChangeArrowheads="1"/>
                                           </pic:cNvPicPr>
                                         </pic:nvPicPr>
                                         <pic:blipFill>
-                                          <a:blip r:embed="rId2"/>
+                                          <a:blip r:embed="rId8"/>
                                           <a:stretch>
                                             <a:fillRect/>
                                           </a:stretch>
@@ -714,80 +551,74 @@
                             </w:r>
                             <w:r>
                               <w:rPr>
-                                <w:rFonts w:ascii="Calibri" w:hAnsi="Calibri" w:cs="Noto Sans Devanagari" w:asciiTheme="minorHAnsi" w:hAnsiTheme="minorHAnsi"/>
-                                <w:i w:val="false"/>
-                                <w:iCs w:val="false"/>
-                                <w:color w:val="auto"/>
-                                <w:kern w:val="2"/>
-                                <w:sz w:val="24"/>
-                                <w:szCs w:val="24"/>
-                                <w:lang w:val="en-US" w:eastAsia="ja-JP" w:bidi="ar-SA"/>
-                                <w14:ligatures w14:val="standardContextual"/>
+                                <w:i w:val="0"/>
+                                <w:iCs w:val="0"/>
                               </w:rPr>
                               <w:t>図</w:t>
                             </w:r>
                             <w:r>
                               <w:rPr>
-                                <w:i w:val="false"/>
-                                <w:iCs w:val="false"/>
+                                <w:i w:val="0"/>
+                                <w:iCs w:val="0"/>
                               </w:rPr>
                               <w:t xml:space="preserve"> </w:t>
                             </w:r>
-                            <w:bookmarkStart w:id="5" w:name="Ref_Figure0_number_only"/>
-                            <w:r>
-                              <w:rPr>
-                                <w:i w:val="false"/>
-                                <w:iCs w:val="false"/>
+                            <w:bookmarkStart w:id="6" w:name="Ref_Figure0_number_only"/>
+                            <w:r>
+                              <w:rPr>
+                                <w:i w:val="0"/>
+                                <w:iCs w:val="0"/>
                               </w:rPr>
                               <w:fldChar w:fldCharType="begin"/>
                             </w:r>
                             <w:r>
                               <w:rPr>
-                                <w:i w:val="false"/>
-                                <w:iCs w:val="false"/>
+                                <w:i w:val="0"/>
+                                <w:iCs w:val="0"/>
                               </w:rPr>
                               <w:instrText xml:space="preserve"> SEQ Figure \* ARABIC </w:instrText>
                             </w:r>
                             <w:r>
                               <w:rPr>
-                                <w:i w:val="false"/>
-                                <w:iCs w:val="false"/>
+                                <w:i w:val="0"/>
+                                <w:iCs w:val="0"/>
                               </w:rPr>
                               <w:fldChar w:fldCharType="separate"/>
                             </w:r>
                             <w:r>
                               <w:rPr>
-                                <w:i w:val="false"/>
-                                <w:iCs w:val="false"/>
+                                <w:i w:val="0"/>
+                                <w:iCs w:val="0"/>
                               </w:rPr>
                               <w:t>1</w:t>
                             </w:r>
                             <w:r>
                               <w:rPr>
-                                <w:i w:val="false"/>
-                                <w:iCs w:val="false"/>
+                                <w:i w:val="0"/>
+                                <w:iCs w:val="0"/>
                               </w:rPr>
                               <w:fldChar w:fldCharType="end"/>
                             </w:r>
                             <w:bookmarkEnd w:id="5"/>
-                            <w:r>
-                              <w:rPr>
-                                <w:i w:val="false"/>
-                                <w:iCs w:val="false"/>
+                            <w:bookmarkEnd w:id="6"/>
+                            <w:r>
+                              <w:rPr>
+                                <w:i w:val="0"/>
+                                <w:iCs w:val="0"/>
                               </w:rPr>
                               <w:t xml:space="preserve">: </w:t>
                             </w:r>
                             <w:r>
                               <w:rPr>
-                                <w:i w:val="false"/>
-                                <w:iCs w:val="false"/>
+                                <w:i w:val="0"/>
+                                <w:iCs w:val="0"/>
                               </w:rPr>
                               <w:t>転調をまとめた五度圏</w:t>
                             </w:r>
                           </w:p>
                         </w:txbxContent>
                       </wps:txbx>
-                      <wps:bodyPr lIns="0" rIns="0" tIns="0" bIns="0" anchor="t">
+                      <wps:bodyPr lIns="0" tIns="0" rIns="0" bIns="0" anchor="t">
                         <a:noAutofit/>
                       </wps:bodyPr>
                     </wps:wsp>
@@ -798,32 +629,32 @@
           </mc:Choice>
           <mc:Fallback>
             <w:pict>
-              <v:rect id="shape_0" ID="Frame1" path="m0,0l-2147483645,0l-2147483645,-2147483646l0,-2147483646xe" fillcolor="white" stroked="f" o:allowincell="f" style="position:absolute;margin-left:310.95pt;margin-top:11.75pt;width:173.6pt;height:204.35pt;mso-wrap-style:square;v-text-anchor:top">
-                <v:fill o:detectmouseclick="t" type="solid" color2="black"/>
-                <v:stroke color="#3465a4" joinstyle="round" endcap="flat"/>
-                <v:textbox>
+              <v:rect id="Frame1" o:spid="_x0000_s1026" style="position:absolute;margin-left:310.95pt;margin-top:11.75pt;width:173.65pt;height:204.4pt;z-index:2;visibility:visible;mso-wrap-style:square;mso-wrap-distance-left:8.85pt;mso-wrap-distance-top:0;mso-wrap-distance-right:9pt;mso-wrap-distance-bottom:0;mso-position-horizontal:absolute;mso-position-horizontal-relative:text;mso-position-vertical:absolute;mso-position-vertical-relative:text;v-text-anchor:top" o:gfxdata="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" o:allowincell="f" stroked="f" strokeweight="0">
+                <v:textbox inset="0,0,0,0">
                   <w:txbxContent>
                     <w:p>
                       <w:pPr>
                         <w:pStyle w:val="Figure"/>
-                        <w:spacing w:before="120" w:after="120"/>
-                        <w:rPr>
-                          <w:i w:val="false"/>
-                          <w:i w:val="false"/>
-                          <w:iCs w:val="false"/>
+                        <w:jc w:val="center"/>
+                        <w:rPr>
+                          <w:i w:val="0"/>
+                          <w:iCs w:val="0"/>
                         </w:rPr>
                       </w:pPr>
-                      <w:bookmarkStart w:id="6" w:name="__RefHeading___Toc182_3269620353"/>
-                      <w:bookmarkStart w:id="7" w:name="_Toc184402377"/>
-                      <w:bookmarkEnd w:id="6"/>
+                      <w:bookmarkStart w:id="7" w:name="__RefHeading___Toc182_3269620353"/>
+                      <w:bookmarkStart w:id="8" w:name="_Toc184402377"/>
+                      <w:bookmarkStart w:id="9" w:name="_Ref184933661"/>
                       <w:bookmarkEnd w:id="7"/>
-                      <w:r>
-                        <w:rPr/>
+                      <w:bookmarkEnd w:id="8"/>
+                      <w:r>
+                        <w:rPr>
+                          <w:noProof/>
+                        </w:rPr>
                         <w:drawing>
                           <wp:inline distT="0" distB="0" distL="0" distR="0">
                             <wp:extent cx="2205355" cy="2205355"/>
                             <wp:effectExtent l="0" t="0" r="0" b="0"/>
-                            <wp:docPr id="4" name="Picture 1" descr=""/>
+                            <wp:docPr id="3" name="Picture 1"/>
                             <wp:cNvGraphicFramePr>
                               <a:graphicFrameLocks xmlns:a="http://schemas.openxmlformats.org/drawingml/2006/main" noChangeAspect="1"/>
                             </wp:cNvGraphicFramePr>
@@ -831,13 +662,13 @@
                               <a:graphicData uri="http://schemas.openxmlformats.org/drawingml/2006/picture">
                                 <pic:pic xmlns:pic="http://schemas.openxmlformats.org/drawingml/2006/picture">
                                   <pic:nvPicPr>
-                                    <pic:cNvPr id="4" name="Picture 1" descr=""/>
+                                    <pic:cNvPr id="3" name="Picture 1"/>
                                     <pic:cNvPicPr>
                                       <a:picLocks noChangeAspect="1" noChangeArrowheads="1"/>
                                     </pic:cNvPicPr>
                                   </pic:nvPicPr>
                                   <pic:blipFill>
-                                    <a:blip r:embed="rId3"/>
+                                    <a:blip r:embed="rId8"/>
                                     <a:stretch>
                                       <a:fillRect/>
                                     </a:stretch>
@@ -859,73 +690,67 @@
                       </w:r>
                       <w:r>
                         <w:rPr>
-                          <w:rFonts w:ascii="Calibri" w:hAnsi="Calibri" w:cs="Noto Sans Devanagari" w:asciiTheme="minorHAnsi" w:hAnsiTheme="minorHAnsi"/>
-                          <w:i w:val="false"/>
-                          <w:iCs w:val="false"/>
-                          <w:color w:val="auto"/>
-                          <w:kern w:val="2"/>
-                          <w:sz w:val="24"/>
-                          <w:szCs w:val="24"/>
-                          <w:lang w:val="en-US" w:eastAsia="ja-JP" w:bidi="ar-SA"/>
-                          <w14:ligatures w14:val="standardContextual"/>
+                          <w:i w:val="0"/>
+                          <w:iCs w:val="0"/>
                         </w:rPr>
                         <w:t>図</w:t>
                       </w:r>
                       <w:r>
                         <w:rPr>
-                          <w:i w:val="false"/>
-                          <w:iCs w:val="false"/>
+                          <w:i w:val="0"/>
+                          <w:iCs w:val="0"/>
                         </w:rPr>
                         <w:t xml:space="preserve"> </w:t>
                       </w:r>
-                      <w:bookmarkStart w:id="8" w:name="Ref_Figure0_number_only"/>
-                      <w:r>
-                        <w:rPr>
-                          <w:i w:val="false"/>
-                          <w:iCs w:val="false"/>
+                      <w:bookmarkStart w:id="10" w:name="Ref_Figure0_number_only"/>
+                      <w:r>
+                        <w:rPr>
+                          <w:i w:val="0"/>
+                          <w:iCs w:val="0"/>
                         </w:rPr>
                         <w:fldChar w:fldCharType="begin"/>
                       </w:r>
                       <w:r>
                         <w:rPr>
-                          <w:i w:val="false"/>
-                          <w:iCs w:val="false"/>
+                          <w:i w:val="0"/>
+                          <w:iCs w:val="0"/>
                         </w:rPr>
                         <w:instrText xml:space="preserve"> SEQ Figure \* ARABIC </w:instrText>
                       </w:r>
                       <w:r>
                         <w:rPr>
-                          <w:i w:val="false"/>
-                          <w:iCs w:val="false"/>
+                          <w:i w:val="0"/>
+                          <w:iCs w:val="0"/>
                         </w:rPr>
                         <w:fldChar w:fldCharType="separate"/>
                       </w:r>
                       <w:r>
                         <w:rPr>
-                          <w:i w:val="false"/>
-                          <w:iCs w:val="false"/>
+                          <w:i w:val="0"/>
+                          <w:iCs w:val="0"/>
                         </w:rPr>
                         <w:t>1</w:t>
                       </w:r>
                       <w:r>
                         <w:rPr>
-                          <w:i w:val="false"/>
-                          <w:iCs w:val="false"/>
+                          <w:i w:val="0"/>
+                          <w:iCs w:val="0"/>
                         </w:rPr>
                         <w:fldChar w:fldCharType="end"/>
                       </w:r>
-                      <w:bookmarkEnd w:id="8"/>
-                      <w:r>
-                        <w:rPr>
-                          <w:i w:val="false"/>
-                          <w:iCs w:val="false"/>
+                      <w:bookmarkEnd w:id="9"/>
+                      <w:bookmarkEnd w:id="10"/>
+                      <w:r>
+                        <w:rPr>
+                          <w:i w:val="0"/>
+                          <w:iCs w:val="0"/>
                         </w:rPr>
                         <w:t xml:space="preserve">: </w:t>
                       </w:r>
                       <w:r>
                         <w:rPr>
-                          <w:i w:val="false"/>
-                          <w:iCs w:val="false"/>
+                          <w:i w:val="0"/>
+                          <w:iCs w:val="0"/>
                         </w:rPr>
                         <w:t>転調をまとめた五度圏</w:t>
                       </w:r>
@@ -951,414 +776,181 @@
         <w:pStyle w:val="Heading2"/>
         <w:rPr>
           <w:b/>
+          <w:bCs/>
+        </w:rPr>
+      </w:pPr>
+      <w:bookmarkStart w:id="11" w:name="__RefHeading___Toc184_3269620353"/>
+      <w:bookmarkEnd w:id="11"/>
+      <w:r>
+        <w:rPr>
           <w:b/>
           <w:bCs/>
         </w:rPr>
-      </w:pPr>
-      <w:bookmarkStart w:id="10" w:name="__RefHeading___Toc184_3269620353"/>
-      <w:bookmarkEnd w:id="10"/>
-      <w:r>
-        <w:rPr>
-          <w:b/>
-          <w:bCs/>
-        </w:rPr>
         <w:t>概要</w:t>
       </w:r>
     </w:p>
     <w:p>
-      <w:pPr>
-        <w:pStyle w:val="Normal"/>
-        <w:rPr/>
-      </w:pPr>
-      <w:r>
-        <w:rPr>
-          <w:rFonts w:eastAsia="游明朝" w:cs="" w:cstheme="minorBidi" w:eastAsiaTheme="minorEastAsia"/>
-          <w:color w:val="auto"/>
-          <w:kern w:val="2"/>
-          <w:sz w:val="22"/>
-          <w:szCs w:val="22"/>
-          <w:lang w:val="en-US" w:eastAsia="ja-JP" w:bidi="ar-SA"/>
-          <w14:ligatures w14:val="standardContextual"/>
-        </w:rPr>
+      <w:r>
         <w:tab/>
       </w:r>
       <w:r>
-        <w:rPr>
-          <w:rFonts w:ascii="Calibri" w:hAnsi="Calibri" w:cs="" w:asciiTheme="minorHAnsi" w:cstheme="minorBidi" w:hAnsiTheme="minorHAnsi"/>
-          <w:color w:val="auto"/>
-          <w:kern w:val="2"/>
-          <w:sz w:val="22"/>
-          <w:szCs w:val="22"/>
-          <w:lang w:val="en-US" w:eastAsia="ja-JP" w:bidi="ar-SA"/>
-          <w14:ligatures w14:val="standardContextual"/>
-        </w:rPr>
         <w:t>今回のテーマの曲がどのような曲であるのかは多分本誌を手に取ってくださった方ならほとんどいないと思います。なにかしらテンションが高い曲ですが、テンションが高いだけでなく、</w:t>
       </w:r>
-      <w:bookmarkStart w:id="11" w:name="_Toc184402379"/>
-      <w:r>
-        <w:rPr/>
-        <w:t>曲が登場する場面</w:t>
-      </w:r>
-      <w:r>
-        <w:rPr>
-          <w:rFonts w:ascii="Calibri" w:hAnsi="Calibri" w:cs="" w:asciiTheme="minorHAnsi" w:cstheme="minorBidi" w:hAnsiTheme="minorHAnsi"/>
-          <w:color w:val="auto"/>
-          <w:kern w:val="2"/>
-          <w:sz w:val="22"/>
-          <w:szCs w:val="22"/>
-          <w:lang w:val="en-US" w:eastAsia="ja-JP" w:bidi="ar-SA"/>
-          <w14:ligatures w14:val="standardContextual"/>
-        </w:rPr>
-        <w:t>が</w:t>
-      </w:r>
-      <w:r>
-        <w:rPr/>
-        <w:t>大変長い</w:t>
-      </w:r>
-      <w:r>
-        <w:rPr>
-          <w:rFonts w:ascii="Calibri" w:hAnsi="Calibri" w:cs="" w:asciiTheme="minorHAnsi" w:cstheme="minorBidi" w:hAnsiTheme="minorHAnsi"/>
-          <w:color w:val="auto"/>
-          <w:kern w:val="2"/>
-          <w:sz w:val="22"/>
-          <w:szCs w:val="22"/>
-          <w:lang w:val="en-US" w:eastAsia="ja-JP" w:bidi="ar-SA"/>
-          <w14:ligatures w14:val="standardContextual"/>
-        </w:rPr>
-        <w:t>というのも云えて</w:t>
-      </w:r>
-      <w:r>
-        <w:rPr/>
-        <w:t>、本稿を執筆するにあたって</w:t>
-      </w:r>
-      <w:r>
-        <w:rPr/>
+      <w:bookmarkStart w:id="12" w:name="_Toc184402379"/>
+      <w:r>
+        <w:t>曲が登場する場面が大変長いというのも云えて、本稿を執筆するにあたって</w:t>
+      </w:r>
+      <w:proofErr w:type="spellStart"/>
+      <w:r>
         <w:t>thprac</w:t>
       </w:r>
-      <w:r>
-        <w:rPr/>
-        <w:t>（泣）を使ってフィールドワーク（？）</w:t>
-      </w:r>
-      <w:r>
-        <w:rPr>
-          <w:rFonts w:ascii="Calibri" w:hAnsi="Calibri" w:cs="" w:asciiTheme="minorHAnsi" w:cstheme="minorBidi" w:hAnsiTheme="minorHAnsi"/>
-          <w:color w:val="auto"/>
-          <w:kern w:val="2"/>
-          <w:sz w:val="22"/>
-          <w:szCs w:val="22"/>
-          <w:lang w:val="en-US" w:eastAsia="ja-JP" w:bidi="ar-SA"/>
-          <w14:ligatures w14:val="standardContextual"/>
-        </w:rPr>
-        <w:t>を行った</w:t>
-      </w:r>
-      <w:r>
-        <w:rPr/>
-        <w:t>結果、</w:t>
-      </w:r>
-      <w:r>
-        <w:rPr>
-          <w:rFonts w:ascii="Calibri" w:hAnsi="Calibri" w:cs="" w:asciiTheme="minorHAnsi" w:cstheme="minorBidi" w:hAnsiTheme="minorHAnsi"/>
-          <w:color w:val="auto"/>
-          <w:kern w:val="2"/>
-          <w:sz w:val="22"/>
-          <w:szCs w:val="22"/>
-          <w:lang w:val="en-US" w:eastAsia="ja-JP" w:bidi="ar-SA"/>
-          <w14:ligatures w14:val="standardContextual"/>
-        </w:rPr>
-        <w:t>な</w:t>
-      </w:r>
-      <w:r>
-        <w:rPr/>
-        <w:t>んと</w:t>
-      </w:r>
-      <w:r>
-        <w:rPr/>
+      <w:proofErr w:type="spellEnd"/>
+      <w:r>
+        <w:t>（泣）を使ってフィールドワーク（？）を行った結果、なんと</w:t>
+      </w:r>
+      <w:r>
         <w:t>12</w:t>
       </w:r>
       <w:r>
-        <w:rPr/>
         <w:t>分程度</w:t>
       </w:r>
       <w:r>
         <w:rPr>
           <w:rStyle w:val="FootnoteAnchor"/>
         </w:rPr>
-        <w:footnoteReference w:id="2"/>
-      </w:r>
-      <w:r>
-        <w:rPr/>
-        <w:t>のボス戦で、</w:t>
-      </w:r>
-      <w:r>
-        <w:rPr>
-          <w:rFonts w:ascii="Calibri" w:hAnsi="Calibri" w:cs="" w:asciiTheme="minorHAnsi" w:cstheme="minorBidi" w:hAnsiTheme="minorHAnsi"/>
-          <w:color w:val="auto"/>
-          <w:kern w:val="2"/>
-          <w:sz w:val="22"/>
-          <w:szCs w:val="22"/>
-          <w:lang w:val="en-US" w:eastAsia="ja-JP" w:bidi="ar-SA"/>
-          <w14:ligatures w14:val="standardContextual"/>
-        </w:rPr>
-        <w:t>数えてみれば</w:t>
-      </w:r>
-      <w:r>
-        <w:rPr/>
-        <w:t>曲が五回もループ</w:t>
-      </w:r>
-      <w:r>
-        <w:rPr>
-          <w:rFonts w:ascii="Calibri" w:hAnsi="Calibri" w:cs="" w:asciiTheme="minorHAnsi" w:cstheme="minorBidi" w:hAnsiTheme="minorHAnsi"/>
-          <w:color w:val="auto"/>
-          <w:kern w:val="2"/>
-          <w:sz w:val="22"/>
-          <w:szCs w:val="22"/>
-          <w:lang w:val="en-US" w:eastAsia="ja-JP" w:bidi="ar-SA"/>
-          <w14:ligatures w14:val="standardContextual"/>
-        </w:rPr>
-        <w:t>しておりました。それだけ聞いてても飽きさせない曲・ゲーム作りはなるほど素晴らしい。</w:t>
-      </w:r>
-      <w:r>
-        <w:rPr>
-          <w:rFonts w:ascii="Calibri" w:hAnsi="Calibri" w:cs="" w:asciiTheme="minorHAnsi" w:cstheme="minorBidi" w:hAnsiTheme="minorHAnsi"/>
-          <w:color w:val="auto"/>
-          <w:kern w:val="2"/>
-          <w:position w:val="0"/>
-          <w:sz w:val="14"/>
+        <w:footnoteReference w:id="1"/>
+      </w:r>
+      <w:r>
+        <w:t>のボス戦で、数えてみれば曲が五回もループしておりました。それだけ聞いてても飽きさせない曲・ゲーム作りはなるほど素晴らしい。</w:t>
+      </w:r>
+      <w:r>
+        <w:rPr>
           <w:sz w:val="14"/>
           <w:szCs w:val="14"/>
-          <w:vertAlign w:val="baseline"/>
-          <w:lang w:val="en-US" w:eastAsia="ja-JP" w:bidi="ar-SA"/>
-          <w14:ligatures w14:val="standardContextual"/>
         </w:rPr>
         <w:t>そんな長い時間ですが、ほとんどがサビのように思われて、なんと測ってみたら</w:t>
       </w:r>
       <w:r>
         <w:rPr>
-          <w:rFonts w:eastAsia="游明朝" w:cs="" w:cstheme="minorBidi" w:eastAsiaTheme="minorEastAsia"/>
-          <w:color w:val="auto"/>
-          <w:kern w:val="2"/>
-          <w:position w:val="0"/>
-          <w:sz w:val="14"/>
           <w:sz w:val="14"/>
           <w:szCs w:val="14"/>
-          <w:vertAlign w:val="baseline"/>
-          <w:lang w:val="en-US" w:eastAsia="ja-JP" w:bidi="ar-SA"/>
-          <w14:ligatures w14:val="standardContextual"/>
         </w:rPr>
         <w:t>56</w:t>
       </w:r>
       <w:r>
         <w:rPr>
-          <w:rFonts w:ascii="Calibri" w:hAnsi="Calibri" w:cs="" w:asciiTheme="minorHAnsi" w:cstheme="minorBidi" w:hAnsiTheme="minorHAnsi"/>
-          <w:color w:val="auto"/>
-          <w:kern w:val="2"/>
-          <w:position w:val="0"/>
-          <w:sz w:val="14"/>
           <w:sz w:val="14"/>
           <w:szCs w:val="14"/>
-          <w:vertAlign w:val="baseline"/>
-          <w:lang w:val="en-US" w:eastAsia="ja-JP" w:bidi="ar-SA"/>
-          <w14:ligatures w14:val="standardContextual"/>
         </w:rPr>
         <w:t>％の時間ﾃｰﾃｰﾚｰﾃﾚ</w:t>
       </w:r>
       <w:r>
         <w:rPr>
-          <w:rFonts w:eastAsia="游明朝" w:cs="" w:cstheme="minorBidi" w:eastAsiaTheme="minorEastAsia"/>
-          <w:color w:val="auto"/>
-          <w:kern w:val="2"/>
-          <w:position w:val="0"/>
-          <w:sz w:val="14"/>
           <w:sz w:val="14"/>
           <w:szCs w:val="14"/>
-          <w:vertAlign w:val="baseline"/>
-          <w:lang w:val="en-US" w:eastAsia="ja-JP" w:bidi="ar-SA"/>
-          <w14:ligatures w14:val="standardContextual"/>
         </w:rPr>
         <w:t>~~</w:t>
       </w:r>
       <w:r>
         <w:rPr>
-          <w:rFonts w:ascii="Calibri" w:hAnsi="Calibri" w:cs="" w:asciiTheme="minorHAnsi" w:cstheme="minorBidi" w:hAnsiTheme="minorHAnsi"/>
-          <w:color w:val="auto"/>
-          <w:kern w:val="2"/>
-          <w:position w:val="0"/>
-          <w:sz w:val="14"/>
           <w:sz w:val="14"/>
           <w:szCs w:val="14"/>
-          <w:vertAlign w:val="baseline"/>
-          <w:lang w:val="en-US" w:eastAsia="ja-JP" w:bidi="ar-SA"/>
-          <w14:ligatures w14:val="standardContextual"/>
         </w:rPr>
         <w:t>と口ずさんでいた。</w:t>
       </w:r>
     </w:p>
     <w:p>
-      <w:pPr>
-        <w:pStyle w:val="Normal"/>
-        <w:rPr/>
-      </w:pPr>
-      <w:r>
-        <w:rPr/>
+      <w:r>
         <w:tab/>
       </w:r>
       <w:r>
-        <w:rPr/>
         <w:t>なお、</w:t>
       </w:r>
       <w:r>
-        <w:rPr/>
         <w:t>Z</w:t>
       </w:r>
       <w:r>
-        <w:rPr/>
         <w:t>氏は</w:t>
       </w:r>
       <w:r>
         <w:rPr>
           <w:lang w:val="en-GB"/>
         </w:rPr>
-        <w:t>「</w:t>
-      </w:r>
-      <w:r>
-        <w:rPr>
-          <w:rFonts w:ascii="Calibri" w:hAnsi="Calibri" w:cs="" w:asciiTheme="minorHAnsi" w:cstheme="minorBidi" w:hAnsiTheme="minorHAnsi"/>
-          <w:color w:val="auto"/>
-          <w:kern w:val="2"/>
-          <w:sz w:val="22"/>
-          <w:szCs w:val="22"/>
-          <w:lang w:val="en-GB" w:eastAsia="ja-JP" w:bidi="ar-SA"/>
-          <w14:ligatures w14:val="standardContextual"/>
-        </w:rPr>
-        <w:t>（藍のテーマと比べて）</w:t>
-      </w:r>
-      <w:r>
-        <w:rPr/>
+        <w:t>「（藍のテーマと比べて）</w:t>
+      </w:r>
+      <w:r>
         <w:t>こっちの方は、禍々しい感じが少し混じっています。」と述べているようですが、自分は藍氏の方が些かゆゆしいと感じます。最近キツネにヤラレまくりだからなのでしょうか</w:t>
       </w:r>
       <w:r>
-        <w:rPr/>
         <w:t>¯\_(</w:t>
       </w:r>
       <w:r>
-        <w:rPr/>
         <w:t>ツ</w:t>
       </w:r>
       <w:r>
-        <w:rPr/>
         <w:t>)_/¯</w:t>
       </w:r>
       <w:r>
-        <w:rPr/>
         <w:t>。</w:t>
       </w:r>
     </w:p>
     <w:p>
-      <w:pPr>
-        <w:pStyle w:val="Normal"/>
-        <w:rPr/>
-      </w:pPr>
-      <w:r>
-        <w:rPr/>
+      <w:r>
         <w:tab/>
       </w:r>
       <w:r>
-        <w:rPr>
-          <w:rFonts w:ascii="Calibri" w:hAnsi="Calibri" w:cs="" w:asciiTheme="minorHAnsi" w:cstheme="minorBidi" w:hAnsiTheme="minorHAnsi"/>
-          <w:color w:val="auto"/>
-          <w:kern w:val="2"/>
-          <w:sz w:val="22"/>
-          <w:szCs w:val="22"/>
-          <w:lang w:val="en-US" w:eastAsia="ja-JP" w:bidi="ar-SA"/>
-          <w14:ligatures w14:val="standardContextual"/>
-        </w:rPr>
-        <w:t>和声の観点でいうと、</w:t>
-      </w:r>
-      <w:r>
-        <w:rPr/>
-        <w:t>驚くべき転調の数を誇り、</w:t>
-      </w:r>
-      <w:r>
-        <w:rPr>
-          <w:rFonts w:ascii="Calibri" w:hAnsi="Calibri" w:cs="" w:asciiTheme="minorHAnsi" w:cstheme="minorBidi" w:hAnsiTheme="minorHAnsi"/>
-          <w:color w:val="auto"/>
-          <w:kern w:val="2"/>
-          <w:sz w:val="22"/>
-          <w:szCs w:val="22"/>
-          <w:lang w:val="en-US" w:eastAsia="ja-JP" w:bidi="ar-SA"/>
-          <w14:ligatures w14:val="standardContextual"/>
-        </w:rPr>
-        <w:t>キーが</w:t>
-      </w:r>
-      <w:r>
-        <w:rPr/>
-        <w:t>あちこち動くのが最大の特徴といえましょう。</w:t>
-      </w:r>
-      <w:r>
-        <w:rPr>
-          <w:rFonts w:ascii="Calibri" w:hAnsi="Calibri" w:cs="" w:asciiTheme="minorHAnsi" w:cstheme="minorBidi" w:hAnsiTheme="minorHAnsi"/>
-          <w:color w:val="auto"/>
-          <w:kern w:val="2"/>
-          <w:sz w:val="22"/>
-          <w:szCs w:val="22"/>
-          <w:lang w:val="en-US" w:eastAsia="ja-JP" w:bidi="ar-SA"/>
-          <w14:ligatures w14:val="standardContextual"/>
-        </w:rPr>
-        <w:t>（図）</w:t>
-      </w:r>
-      <w:r>
-        <w:rPr/>
-        <w:t>数えてみればなんと、</w:t>
-      </w:r>
-      <w:r>
-        <w:rPr/>
+        <w:t>和声の観点でいうと、驚くべき転調の数を誇り、キーがあちこち動くのが最大の特徴といえましょう。（</w:t>
+      </w:r>
+      <w:r>
+        <w:fldChar w:fldCharType="begin"/>
+      </w:r>
+      <w:r>
+        <w:instrText xml:space="preserve"> REF _Ref184933661 \h </w:instrText>
+      </w:r>
+      <w:r>
+        <w:fldChar w:fldCharType="separate"/>
+      </w:r>
+      <w:r>
+        <w:rPr>
+          <w:rFonts w:cs="Noto Sans Devanagari"/>
+          <w:sz w:val="24"/>
+          <w:szCs w:val="24"/>
+        </w:rPr>
+        <w:t>図</w:t>
+      </w:r>
+      <w:r>
+        <w:t xml:space="preserve"> 1</w:t>
+      </w:r>
+      <w:r>
+        <w:fldChar w:fldCharType="end"/>
+      </w:r>
+      <w:r>
+        <w:t>）数えてみればなんと、</w:t>
+      </w:r>
+      <w:r>
         <w:t>1</w:t>
       </w:r>
       <w:r>
-        <w:rPr/>
         <w:t>ループで</w:t>
       </w:r>
       <w:r>
-        <w:rPr/>
         <w:t>5</w:t>
       </w:r>
       <w:r>
-        <w:rPr/>
-        <w:t>回も転調してしまうのです。</w:t>
-      </w:r>
-      <w:r>
-        <w:rPr>
-          <w:rFonts w:ascii="Calibri" w:hAnsi="Calibri" w:cs="" w:asciiTheme="minorHAnsi" w:cstheme="minorBidi" w:hAnsiTheme="minorHAnsi"/>
-          <w:color w:val="auto"/>
-          <w:kern w:val="2"/>
-          <w:sz w:val="22"/>
-          <w:szCs w:val="22"/>
-          <w:lang w:val="en-US" w:eastAsia="ja-JP" w:bidi="ar-SA"/>
-          <w14:ligatures w14:val="standardContextual"/>
-        </w:rPr>
-        <w:t>東方原曲の中ではわりかし多い方かと思われます。</w:t>
-      </w:r>
-      <w:r>
-        <w:rPr/>
-        <w:t>今回はそんな転調に</w:t>
-      </w:r>
-      <w:r>
-        <w:rPr>
-          <w:rFonts w:ascii="Calibri" w:hAnsi="Calibri" w:cs="" w:asciiTheme="minorHAnsi" w:cstheme="minorBidi" w:hAnsiTheme="minorHAnsi"/>
-          <w:color w:val="auto"/>
-          <w:kern w:val="2"/>
-          <w:sz w:val="22"/>
-          <w:szCs w:val="22"/>
-          <w:lang w:val="en-US" w:eastAsia="ja-JP" w:bidi="ar-SA"/>
-          <w14:ligatures w14:val="standardContextual"/>
-        </w:rPr>
-        <w:t>も光</w:t>
-      </w:r>
-      <w:r>
+        <w:t>回も転調してしまうので</w:t>
+      </w:r>
+      <w:r>
+        <w:lastRenderedPageBreak/>
+        <w:t>す。東方原曲の中ではわりかし多い方かと思われます。今回はそんな転調にも光</w:t>
+      </w:r>
+      <w:r>
+        <w:rPr>
+          <w:noProof/>
+        </w:rPr>
         <mc:AlternateContent>
           <mc:Choice Requires="wps">
             <w:drawing>
-              <wp:anchor behindDoc="0" distT="0" distB="0" distL="0" distR="0" simplePos="0" locked="0" layoutInCell="0" allowOverlap="1" relativeHeight="14">
+              <wp:anchor distT="0" distB="0" distL="0" distR="0" simplePos="0" relativeHeight="14" behindDoc="0" locked="0" layoutInCell="0" allowOverlap="1">
                 <wp:simplePos x="0" y="0"/>
                 <wp:positionH relativeFrom="column">
                   <wp:posOffset>2616835</wp:posOffset>
@@ -1370,6 +962,7 @@
                 <wp:effectExtent l="0" t="0" r="0" b="0"/>
                 <wp:wrapSquare wrapText="largest"/>
                 <wp:docPr id="5" name="Frame2"/>
+                <wp:cNvGraphicFramePr/>
                 <a:graphic xmlns:a="http://schemas.openxmlformats.org/drawingml/2006/main">
                   <a:graphicData uri="http://schemas.microsoft.com/office/word/2010/wordprocessingShape">
                     <wps:wsp>
@@ -1383,16 +976,22 @@
                           <a:avLst/>
                         </a:prstGeom>
                         <a:solidFill>
-                          <a:srgbClr val="ffffff"/>
+                          <a:srgbClr val="FFFFFF"/>
                         </a:solidFill>
                         <a:ln w="0">
                           <a:noFill/>
                         </a:ln>
                       </wps:spPr>
                       <wps:style>
-                        <a:lnRef idx="0"/>
-                        <a:fillRef idx="0"/>
-                        <a:effectRef idx="0"/>
+                        <a:lnRef idx="0">
+                          <a:scrgbClr r="0" g="0" b="0"/>
+                        </a:lnRef>
+                        <a:fillRef idx="0">
+                          <a:scrgbClr r="0" g="0" b="0"/>
+                        </a:fillRef>
+                        <a:effectRef idx="0">
+                          <a:scrgbClr r="0" g="0" b="0"/>
+                        </a:effectRef>
                         <a:fontRef idx="minor"/>
                       </wps:style>
                       <wps:txbx>
@@ -1400,20 +999,21 @@
                           <w:p>
                             <w:pPr>
                               <w:pStyle w:val="Figure"/>
-                              <w:spacing w:before="120" w:after="120"/>
-                              <w:rPr>
-                                <w:i w:val="false"/>
-                                <w:i w:val="false"/>
-                                <w:iCs w:val="false"/>
+                              <w:jc w:val="center"/>
+                              <w:rPr>
+                                <w:i w:val="0"/>
+                                <w:iCs w:val="0"/>
                               </w:rPr>
                             </w:pPr>
                             <w:r>
-                              <w:rPr/>
+                              <w:rPr>
+                                <w:noProof/>
+                              </w:rPr>
                               <w:drawing>
                                 <wp:inline distT="0" distB="0" distL="0" distR="0">
                                   <wp:extent cx="3845560" cy="2417445"/>
                                   <wp:effectExtent l="0" t="0" r="0" b="0"/>
-                                  <wp:docPr id="7" name="Image5" descr=""/>
+                                  <wp:docPr id="7" name="Image5"/>
                                   <wp:cNvGraphicFramePr>
                                     <a:graphicFrameLocks xmlns:a="http://schemas.openxmlformats.org/drawingml/2006/main" noChangeAspect="1"/>
                                   </wp:cNvGraphicFramePr>
@@ -1421,14 +1021,14 @@
                                     <a:graphicData uri="http://schemas.openxmlformats.org/drawingml/2006/picture">
                                       <pic:pic xmlns:pic="http://schemas.openxmlformats.org/drawingml/2006/picture">
                                         <pic:nvPicPr>
-                                          <pic:cNvPr id="7" name="Image5" descr=""/>
+                                          <pic:cNvPr id="7" name="Image5"/>
                                           <pic:cNvPicPr>
                                             <a:picLocks noChangeAspect="1" noChangeArrowheads="1"/>
                                           </pic:cNvPicPr>
                                         </pic:nvPicPr>
                                         <pic:blipFill>
-                                          <a:blip r:embed="rId4"/>
-                                          <a:srcRect l="0" t="0" r="1924" b="2106"/>
+                                          <a:blip r:embed="rId9"/>
+                                          <a:srcRect r="1924" b="2106"/>
                                           <a:stretch>
                                             <a:fillRect/>
                                           </a:stretch>
@@ -1450,80 +1050,73 @@
                             </w:r>
                             <w:r>
                               <w:rPr>
-                                <w:rFonts w:ascii="Calibri" w:hAnsi="Calibri" w:cs="Noto Sans Devanagari" w:asciiTheme="minorHAnsi" w:hAnsiTheme="minorHAnsi"/>
-                                <w:i w:val="false"/>
-                                <w:iCs w:val="false"/>
-                                <w:color w:val="auto"/>
-                                <w:kern w:val="2"/>
-                                <w:sz w:val="24"/>
-                                <w:szCs w:val="24"/>
-                                <w:lang w:val="en-US" w:eastAsia="ja-JP" w:bidi="ar-SA"/>
-                                <w14:ligatures w14:val="standardContextual"/>
+                                <w:i w:val="0"/>
+                                <w:iCs w:val="0"/>
                               </w:rPr>
                               <w:t>図</w:t>
                             </w:r>
                             <w:r>
                               <w:rPr>
-                                <w:i w:val="false"/>
-                                <w:iCs w:val="false"/>
+                                <w:i w:val="0"/>
+                                <w:iCs w:val="0"/>
                               </w:rPr>
                               <w:t xml:space="preserve"> </w:t>
                             </w:r>
-                            <w:bookmarkStart w:id="12" w:name="Ref_Figure1_number_only"/>
-                            <w:r>
-                              <w:rPr>
-                                <w:i w:val="false"/>
-                                <w:iCs w:val="false"/>
+                            <w:bookmarkStart w:id="13" w:name="Ref_Figure1_number_only"/>
+                            <w:r>
+                              <w:rPr>
+                                <w:i w:val="0"/>
+                                <w:iCs w:val="0"/>
                               </w:rPr>
                               <w:fldChar w:fldCharType="begin"/>
                             </w:r>
                             <w:r>
                               <w:rPr>
-                                <w:i w:val="false"/>
-                                <w:iCs w:val="false"/>
+                                <w:i w:val="0"/>
+                                <w:iCs w:val="0"/>
                               </w:rPr>
                               <w:instrText xml:space="preserve"> SEQ Figure \* ARABIC </w:instrText>
                             </w:r>
                             <w:r>
                               <w:rPr>
-                                <w:i w:val="false"/>
-                                <w:iCs w:val="false"/>
+                                <w:i w:val="0"/>
+                                <w:iCs w:val="0"/>
                               </w:rPr>
                               <w:fldChar w:fldCharType="separate"/>
                             </w:r>
                             <w:r>
                               <w:rPr>
-                                <w:i w:val="false"/>
-                                <w:iCs w:val="false"/>
+                                <w:i w:val="0"/>
+                                <w:iCs w:val="0"/>
                               </w:rPr>
                               <w:t>2</w:t>
                             </w:r>
                             <w:r>
                               <w:rPr>
-                                <w:i w:val="false"/>
-                                <w:iCs w:val="false"/>
+                                <w:i w:val="0"/>
+                                <w:iCs w:val="0"/>
                               </w:rPr>
                               <w:fldChar w:fldCharType="end"/>
                             </w:r>
-                            <w:bookmarkEnd w:id="12"/>
-                            <w:r>
-                              <w:rPr>
-                                <w:i w:val="false"/>
-                                <w:iCs w:val="false"/>
+                            <w:bookmarkEnd w:id="13"/>
+                            <w:r>
+                              <w:rPr>
+                                <w:i w:val="0"/>
+                                <w:iCs w:val="0"/>
                               </w:rPr>
                               <w:t xml:space="preserve">: </w:t>
                             </w:r>
                             <w:r>
                               <w:rPr>
-                                <w:i w:val="false"/>
-                                <w:iCs w:val="false"/>
+                                <w:i w:val="0"/>
+                                <w:iCs w:val="0"/>
                               </w:rPr>
                               <w:t>イントロ譜</w:t>
                             </w:r>
                           </w:p>
                         </w:txbxContent>
                       </wps:txbx>
-                      <wps:bodyPr lIns="0" rIns="0" tIns="0" bIns="0" anchor="t">
+                      <wps:bodyPr lIns="0" tIns="0" rIns="0" bIns="0" anchor="t">
                         <a:noAutofit/>
                       </wps:bodyPr>
                     </wps:wsp>
@@ -1534,28 +1127,27 @@
           </mc:Choice>
           <mc:Fallback>
             <w:pict>
-              <v:rect id="shape_0" ID="Frame2" path="m0,0l-2147483645,0l-2147483645,-2147483646l0,-2147483646xe" fillcolor="white" stroked="f" o:allowincell="f" style="position:absolute;margin-left:206.05pt;margin-top:55.1pt;width:302.75pt;height:221.05pt;mso-wrap-style:square;v-text-anchor:top">
-                <v:fill o:detectmouseclick="t" type="solid" color2="black"/>
-                <v:stroke color="#3465a4" joinstyle="round" endcap="flat"/>
-                <v:textbox>
+              <v:rect id="Frame2" o:spid="_x0000_s1027" style="position:absolute;margin-left:206.05pt;margin-top:55.1pt;width:302.8pt;height:221.1pt;z-index:14;visibility:visible;mso-wrap-style:square;mso-wrap-distance-left:0;mso-wrap-distance-top:0;mso-wrap-distance-right:0;mso-wrap-distance-bottom:0;mso-position-horizontal:absolute;mso-position-horizontal-relative:text;mso-position-vertical:absolute;mso-position-vertical-relative:text;v-text-anchor:top" o:gfxdata="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" o:allowincell="f" stroked="f" strokeweight="0">
+                <v:textbox inset="0,0,0,0">
                   <w:txbxContent>
                     <w:p>
                       <w:pPr>
                         <w:pStyle w:val="Figure"/>
-                        <w:spacing w:before="120" w:after="120"/>
-                        <w:rPr>
-                          <w:i w:val="false"/>
-                          <w:i w:val="false"/>
-                          <w:iCs w:val="false"/>
+                        <w:jc w:val="center"/>
+                        <w:rPr>
+                          <w:i w:val="0"/>
+                          <w:iCs w:val="0"/>
                         </w:rPr>
                       </w:pPr>
                       <w:r>
-                        <w:rPr/>
+                        <w:rPr>
+                          <w:noProof/>
+                        </w:rPr>
                         <w:drawing>
                           <wp:inline distT="0" distB="0" distL="0" distR="0">
                             <wp:extent cx="3845560" cy="2417445"/>
                             <wp:effectExtent l="0" t="0" r="0" b="0"/>
-                            <wp:docPr id="8" name="Image5" descr=""/>
+                            <wp:docPr id="7" name="Image5"/>
                             <wp:cNvGraphicFramePr>
                               <a:graphicFrameLocks xmlns:a="http://schemas.openxmlformats.org/drawingml/2006/main" noChangeAspect="1"/>
                             </wp:cNvGraphicFramePr>
@@ -1563,14 +1155,14 @@
                               <a:graphicData uri="http://schemas.openxmlformats.org/drawingml/2006/picture">
                                 <pic:pic xmlns:pic="http://schemas.openxmlformats.org/drawingml/2006/picture">
                                   <pic:nvPicPr>
-                                    <pic:cNvPr id="8" name="Image5" descr=""/>
+                                    <pic:cNvPr id="7" name="Image5"/>
                                     <pic:cNvPicPr>
                                       <a:picLocks noChangeAspect="1" noChangeArrowheads="1"/>
                                     </pic:cNvPicPr>
                                   </pic:nvPicPr>
                                   <pic:blipFill>
-                                    <a:blip r:embed="rId5"/>
-                                    <a:srcRect l="0" t="0" r="1924" b="2106"/>
+                                    <a:blip r:embed="rId9"/>
+                                    <a:srcRect r="1924" b="2106"/>
                                     <a:stretch>
                                       <a:fillRect/>
                                     </a:stretch>
@@ -1592,73 +1184,66 @@
                       </w:r>
                       <w:r>
                         <w:rPr>
-                          <w:rFonts w:ascii="Calibri" w:hAnsi="Calibri" w:cs="Noto Sans Devanagari" w:asciiTheme="minorHAnsi" w:hAnsiTheme="minorHAnsi"/>
-                          <w:i w:val="false"/>
-                          <w:iCs w:val="false"/>
-                          <w:color w:val="auto"/>
-                          <w:kern w:val="2"/>
-                          <w:sz w:val="24"/>
-                          <w:szCs w:val="24"/>
-                          <w:lang w:val="en-US" w:eastAsia="ja-JP" w:bidi="ar-SA"/>
-                          <w14:ligatures w14:val="standardContextual"/>
+                          <w:i w:val="0"/>
+                          <w:iCs w:val="0"/>
                         </w:rPr>
                         <w:t>図</w:t>
                       </w:r>
                       <w:r>
                         <w:rPr>
-                          <w:i w:val="false"/>
-                          <w:iCs w:val="false"/>
+                          <w:i w:val="0"/>
+                          <w:iCs w:val="0"/>
                         </w:rPr>
                         <w:t xml:space="preserve"> </w:t>
                       </w:r>
-                      <w:bookmarkStart w:id="13" w:name="Ref_Figure1_number_only"/>
-                      <w:r>
-                        <w:rPr>
-                          <w:i w:val="false"/>
-                          <w:iCs w:val="false"/>
+                      <w:bookmarkStart w:id="14" w:name="Ref_Figure1_number_only"/>
+                      <w:r>
+                        <w:rPr>
+                          <w:i w:val="0"/>
+                          <w:iCs w:val="0"/>
                         </w:rPr>
                         <w:fldChar w:fldCharType="begin"/>
                       </w:r>
                       <w:r>
                         <w:rPr>
-                          <w:i w:val="false"/>
-                          <w:iCs w:val="false"/>
+                          <w:i w:val="0"/>
+                          <w:iCs w:val="0"/>
                         </w:rPr>
                         <w:instrText xml:space="preserve"> SEQ Figure \* ARABIC </w:instrText>
                       </w:r>
                       <w:r>
                         <w:rPr>
-                          <w:i w:val="false"/>
-                          <w:iCs w:val="false"/>
+                          <w:i w:val="0"/>
+                          <w:iCs w:val="0"/>
                         </w:rPr>
                         <w:fldChar w:fldCharType="separate"/>
                       </w:r>
                       <w:r>
                         <w:rPr>
-                          <w:i w:val="false"/>
-                          <w:iCs w:val="false"/>
+                          <w:i w:val="0"/>
+                          <w:iCs w:val="0"/>
                         </w:rPr>
                         <w:t>2</w:t>
                       </w:r>
                       <w:r>
                         <w:rPr>
-                          <w:i w:val="false"/>
-                          <w:iCs w:val="false"/>
+                          <w:i w:val="0"/>
+                          <w:iCs w:val="0"/>
                         </w:rPr>
                         <w:fldChar w:fldCharType="end"/>
                       </w:r>
-                      <w:bookmarkEnd w:id="13"/>
-                      <w:r>
-                        <w:rPr>
-                          <w:i w:val="false"/>
-                          <w:iCs w:val="false"/>
+                      <w:bookmarkEnd w:id="14"/>
+                      <w:r>
+                        <w:rPr>
+                          <w:i w:val="0"/>
+                          <w:iCs w:val="0"/>
                         </w:rPr>
                         <w:t xml:space="preserve">: </w:t>
                       </w:r>
                       <w:r>
                         <w:rPr>
-                          <w:i w:val="false"/>
-                          <w:iCs w:val="false"/>
+                          <w:i w:val="0"/>
+                          <w:iCs w:val="0"/>
                         </w:rPr>
                         <w:t>イントロ譜</w:t>
                       </w:r>
@@ -1672,7 +1257,6 @@
         </mc:AlternateContent>
       </w:r>
       <w:r>
-        <w:rPr/>
         <w:t>を当てながら分析を進めていきたいと思います。</w:t>
       </w:r>
     </w:p>
@@ -1681,476 +1265,455 @@
         <w:pStyle w:val="Heading2"/>
         <w:rPr>
           <w:b/>
+          <w:bCs/>
+        </w:rPr>
+      </w:pPr>
+      <w:bookmarkStart w:id="15" w:name="__RefHeading___Toc186_3269620353"/>
+      <w:bookmarkEnd w:id="15"/>
+      <w:r>
+        <w:rPr>
           <w:b/>
           <w:bCs/>
         </w:rPr>
-      </w:pPr>
-      <w:bookmarkStart w:id="14" w:name="__RefHeading___Toc186_3269620353"/>
-      <w:bookmarkEnd w:id="14"/>
+        <w:t>イントロ</w:t>
+      </w:r>
+      <w:bookmarkEnd w:id="12"/>
+    </w:p>
+    <w:p>
+      <w:r>
+        <w:tab/>
+      </w:r>
+      <w:r>
+        <w:t>曲が始まると思いきや、いきなりハイパワーなフレーズで叩いてくる。そんなイントロのように思われます。メロディーのリズムが八分音符主体で、音程も素早く上下するので、（初手が</w:t>
+      </w:r>
+      <w:r>
+        <w:t>C#m</w:t>
+      </w:r>
+      <w:r>
+        <w:t>アルペジオであったり）あまりなめらかなメロディーではなく、耳で追いづらいのが特徴です。その後ろにあるコードは音階を素早く下がり下がりしたり上がり上がりしたりする。（図</w:t>
+      </w:r>
+      <w:r>
+        <w:fldChar w:fldCharType="begin"/>
+      </w:r>
+      <w:r>
+        <w:rPr>
+          <w:rFonts w:eastAsia="游明朝"/>
+        </w:rPr>
+        <w:instrText xml:space="preserve"> REF Ref_Figure1_number_only \h </w:instrText>
+      </w:r>
+      <w:r>
+        <w:rPr>
+          <w:rFonts w:eastAsia="游明朝"/>
+        </w:rPr>
+        <w:fldChar w:fldCharType="separate"/>
+      </w:r>
+      <w:r>
+        <w:rPr>
+          <w:rFonts w:eastAsia="游明朝"/>
+        </w:rPr>
+        <w:t>2</w:t>
+      </w:r>
+      <w:r>
+        <w:rPr>
+          <w:rFonts w:eastAsia="游明朝"/>
+        </w:rPr>
+        <w:fldChar w:fldCharType="end"/>
+      </w:r>
+      <w:r>
+        <w:t>）混沌とした感じや、あるいは今から何かが始まりそうな予感を植え付けるために効果的な、東方原曲でよくあるパターンですね。</w:t>
+      </w:r>
+    </w:p>
+    <w:p>
+      <w:r>
+        <w:tab/>
+      </w:r>
+      <w:r>
+        <w:t>でも、こんな印象強いイントロから、どのようにして綺麗なピアノが鳴り響く</w:t>
+      </w:r>
+      <w:r>
+        <w:t>B</w:t>
+      </w:r>
+      <w:r>
+        <w:t>メロまで移動するのでしょうか。このままではつながりませんね。そのために、</w:t>
+      </w:r>
+      <w:r>
+        <w:t>Z</w:t>
+      </w:r>
+      <w:r>
+        <w:t>氏はイントロと</w:t>
+      </w:r>
+      <w:r>
+        <w:t>B</w:t>
+      </w:r>
+      <w:r>
+        <w:t>メロの間に一つセクションを置いて</w:t>
+      </w:r>
+      <w:r>
+        <w:rPr>
+          <w:rFonts w:hint="eastAsia"/>
+        </w:rPr>
+        <w:t>い</w:t>
+      </w:r>
+      <w:r>
+        <w:t>るようです。続けてみてみましょう。</w:t>
+      </w:r>
+    </w:p>
+    <w:p>
+      <w:pPr>
+        <w:pStyle w:val="Heading2"/>
+        <w:rPr>
+          <w:lang w:val="en-GB"/>
+        </w:rPr>
+      </w:pPr>
+      <w:bookmarkStart w:id="16" w:name="__RefHeading___Toc188_3269620353"/>
+      <w:bookmarkEnd w:id="16"/>
       <w:r>
         <w:rPr>
           <w:b/>
           <w:bCs/>
         </w:rPr>
-        <w:t>イントロ</w:t>
-      </w:r>
-      <w:bookmarkEnd w:id="11"/>
+        <w:t>ブリッジ</w:t>
+      </w:r>
+      <w:r>
+        <w:rPr>
+          <w:rStyle w:val="FootnoteAnchor"/>
+        </w:rPr>
+        <w:footnoteReference w:id="2"/>
+      </w:r>
+      <w:r>
+        <w:t xml:space="preserve">　（公式音源</w:t>
+      </w:r>
+      <w:r>
+        <w:rPr>
+          <w:rFonts w:hint="eastAsia"/>
+        </w:rPr>
+        <w:t>0</w:t>
+      </w:r>
+      <w:r>
+        <w:t>:</w:t>
+      </w:r>
+      <w:r>
+        <w:rPr>
+          <w:rFonts w:hint="eastAsia"/>
+        </w:rPr>
+        <w:t>25</w:t>
+      </w:r>
+      <w:r>
+        <w:t>~</w:t>
+      </w:r>
+      <w:r>
+        <w:t>）</w:t>
+      </w:r>
     </w:p>
     <w:p>
       <w:pPr>
-        <w:pStyle w:val="Normal"/>
-        <w:rPr/>
-      </w:pPr>
-      <w:r>
-        <w:rPr>
-          <w:rFonts w:eastAsia="游明朝" w:cs="" w:cstheme="minorBidi" w:eastAsiaTheme="minorEastAsia"/>
-          <w:color w:val="auto"/>
-          <w:kern w:val="2"/>
-          <w:sz w:val="22"/>
-          <w:szCs w:val="22"/>
-          <w:lang w:val="en-US" w:eastAsia="ja-JP" w:bidi="ar-SA"/>
-          <w14:ligatures w14:val="standardContextual"/>
-        </w:rPr>
+        <w:rPr>
+          <w:lang w:val="en-GB"/>
+        </w:rPr>
+      </w:pPr>
+      <w:r>
         <w:tab/>
       </w:r>
       <w:r>
-        <w:rPr>
-          <w:rFonts w:ascii="Calibri" w:hAnsi="Calibri" w:cs="" w:asciiTheme="minorHAnsi" w:cstheme="minorBidi" w:hAnsiTheme="minorHAnsi"/>
-          <w:color w:val="auto"/>
-          <w:kern w:val="2"/>
-          <w:sz w:val="22"/>
-          <w:szCs w:val="22"/>
-          <w:lang w:val="en-US" w:eastAsia="ja-JP" w:bidi="ar-SA"/>
-          <w14:ligatures w14:val="standardContextual"/>
-        </w:rPr>
-        <w:t>曲が始まると思いきや、いきなりハイパワーなフレーズで叩いてくる。そんなイントロのように思われます。メロディーのリズムが八分音符主体で、音程も素早く上下するので、（初手が</w:t>
-      </w:r>
-      <w:r>
-        <w:rPr>
-          <w:rFonts w:eastAsia="游明朝" w:cs="" w:cstheme="minorBidi" w:eastAsiaTheme="minorEastAsia"/>
-          <w:color w:val="auto"/>
-          <w:kern w:val="2"/>
-          <w:sz w:val="22"/>
-          <w:szCs w:val="22"/>
-          <w:lang w:val="en-US" w:eastAsia="ja-JP" w:bidi="ar-SA"/>
-          <w14:ligatures w14:val="standardContextual"/>
-        </w:rPr>
-        <w:t>C#m</w:t>
-      </w:r>
-      <w:r>
-        <w:rPr>
-          <w:rFonts w:ascii="Calibri" w:hAnsi="Calibri" w:cs="" w:asciiTheme="minorHAnsi" w:cstheme="minorBidi" w:hAnsiTheme="minorHAnsi"/>
-          <w:color w:val="auto"/>
-          <w:kern w:val="2"/>
-          <w:sz w:val="22"/>
-          <w:szCs w:val="22"/>
-          <w:lang w:val="en-US" w:eastAsia="ja-JP" w:bidi="ar-SA"/>
-          <w14:ligatures w14:val="standardContextual"/>
-        </w:rPr>
-        <w:t>アルペジオであったり）あまりなめらかなメロディーではなく、耳で追いづらいのが特徴です。その後ろにあるコードは音階を素早く下がり下がりしたり上がり上がりしたりする。（図</w:t>
-      </w:r>
-      <w:r>
-        <w:rPr>
-          <w:rFonts w:cs=""/>
-          <w:color w:val="auto"/>
-          <w:kern w:val="2"/>
-          <w:sz w:val="22"/>
-          <w:szCs w:val="22"/>
-          <w:lang w:val="en-US" w:eastAsia="ja-JP" w:bidi="ar-SA"/>
-        </w:rPr>
-        <w:fldChar w:fldCharType="begin"/>
-      </w:r>
-      <w:r>
-        <w:rPr>
-          <w:sz w:val="22"/>
-          <w:kern w:val="2"/>
-          <w:szCs w:val="22"/>
-          <w:rFonts w:eastAsia="游明朝" w:cs=""/>
-          <w:color w:val="auto"/>
-          <w:lang w:val="en-US" w:eastAsia="ja-JP" w:bidi="ar-SA"/>
-        </w:rPr>
-        <w:instrText xml:space="preserve"> REF Ref_Figure1_number_only \h </w:instrText>
-      </w:r>
-      <w:r>
-        <w:rPr>
-          <w:sz w:val="22"/>
-          <w:kern w:val="2"/>
-          <w:szCs w:val="22"/>
-          <w:rFonts w:eastAsia="游明朝" w:cs=""/>
-          <w:color w:val="auto"/>
-          <w:lang w:val="en-US" w:eastAsia="ja-JP" w:bidi="ar-SA"/>
-        </w:rPr>
-        <w:fldChar w:fldCharType="separate"/>
-      </w:r>
-      <w:r>
-        <w:rPr>
-          <w:sz w:val="22"/>
-          <w:kern w:val="2"/>
-          <w:szCs w:val="22"/>
-          <w:rFonts w:eastAsia="游明朝" w:cs=""/>
-          <w:color w:val="auto"/>
-          <w:lang w:val="en-US" w:eastAsia="ja-JP" w:bidi="ar-SA"/>
-        </w:rPr>
-        <w:t>2</w:t>
-      </w:r>
-      <w:r>
-        <w:rPr>
-          <w:sz w:val="22"/>
-          <w:kern w:val="2"/>
-          <w:szCs w:val="22"/>
-          <w:rFonts w:eastAsia="游明朝" w:cs=""/>
-          <w:color w:val="auto"/>
-          <w:lang w:val="en-US" w:eastAsia="ja-JP" w:bidi="ar-SA"/>
-        </w:rPr>
-        <w:fldChar w:fldCharType="end"/>
-      </w:r>
-      <w:r>
-        <w:rPr>
-          <w:rFonts w:ascii="Calibri" w:hAnsi="Calibri" w:cs="" w:asciiTheme="minorHAnsi" w:cstheme="minorBidi" w:hAnsiTheme="minorHAnsi"/>
-          <w:color w:val="auto"/>
-          <w:kern w:val="2"/>
-          <w:sz w:val="22"/>
-          <w:szCs w:val="22"/>
-          <w:lang w:val="en-US" w:eastAsia="ja-JP" w:bidi="ar-SA"/>
-          <w14:ligatures w14:val="standardContextual"/>
-        </w:rPr>
-        <w:t>）混沌とした感じや、あるいは今から何かが始まりそうな予感を植え付けるために効果的な、東方原曲でよくあるパターンですね。</w:t>
+        <w:t>混沌としたイントロと明瞭な</w:t>
+      </w:r>
+      <w:r>
+        <w:t>B</w:t>
+      </w:r>
+      <w:r>
+        <w:t>メロをつなぐために、</w:t>
+      </w:r>
+      <w:r>
+        <w:t>Z</w:t>
+      </w:r>
+      <w:r>
+        <w:t>氏はここでブリッジ、つまり間奏のような、過渡的なセクションを配置したように思われます。具体的にどういうことかというと、</w:t>
+      </w:r>
+      <w:r>
+        <w:t>1.</w:t>
+      </w:r>
+      <w:r>
+        <w:t>メロディー性を希薄にする、</w:t>
+      </w:r>
+      <w:r>
+        <w:t xml:space="preserve">2. </w:t>
+      </w:r>
+      <w:r>
+        <w:t>リスナーの調性感覚を不安定化することによって、セクションを繋げやすくするということです。例えると、ラーメンを食べた</w:t>
+      </w:r>
+      <w:r>
+        <w:lastRenderedPageBreak/>
+        <w:t>後、アイスを食べる前に一回水を飲んでラーメンの後味を中和しておくようなイメージです。</w:t>
       </w:r>
     </w:p>
     <w:p>
       <w:pPr>
-        <w:pStyle w:val="Normal"/>
-        <w:rPr/>
-      </w:pPr>
-      <w:r>
-        <w:rPr>
-          <w:rFonts w:eastAsia="游明朝" w:cs="" w:cstheme="minorBidi" w:eastAsiaTheme="minorEastAsia"/>
-          <w:color w:val="auto"/>
-          <w:kern w:val="2"/>
-          <w:sz w:val="22"/>
-          <w:szCs w:val="22"/>
-          <w:lang w:val="en-US" w:eastAsia="ja-JP" w:bidi="ar-SA"/>
-          <w14:ligatures w14:val="standardContextual"/>
-        </w:rPr>
-        <w:tab/>
-      </w:r>
-      <w:r>
-        <w:rPr>
-          <w:rFonts w:ascii="Calibri" w:hAnsi="Calibri" w:cs="" w:asciiTheme="minorHAnsi" w:cstheme="minorBidi" w:hAnsiTheme="minorHAnsi"/>
-          <w:color w:val="auto"/>
-          <w:kern w:val="2"/>
-          <w:sz w:val="22"/>
-          <w:szCs w:val="22"/>
-          <w:lang w:val="en-US" w:eastAsia="ja-JP" w:bidi="ar-SA"/>
-          <w14:ligatures w14:val="standardContextual"/>
-        </w:rPr>
-        <w:t>でも、こんな印象強いイントロから、どのようにして綺麗なピアノが鳴り響く</w:t>
-      </w:r>
-      <w:r>
-        <w:rPr>
-          <w:rFonts w:eastAsia="游明朝" w:cs="" w:cstheme="minorBidi" w:eastAsiaTheme="minorEastAsia"/>
-          <w:color w:val="auto"/>
-          <w:kern w:val="2"/>
-          <w:sz w:val="22"/>
-          <w:szCs w:val="22"/>
-          <w:lang w:val="en-US" w:eastAsia="ja-JP" w:bidi="ar-SA"/>
-          <w14:ligatures w14:val="standardContextual"/>
-        </w:rPr>
-        <w:t>B</w:t>
-      </w:r>
-      <w:r>
-        <w:rPr>
-          <w:rFonts w:ascii="Calibri" w:hAnsi="Calibri" w:cs="" w:asciiTheme="minorHAnsi" w:cstheme="minorBidi" w:hAnsiTheme="minorHAnsi"/>
-          <w:color w:val="auto"/>
-          <w:kern w:val="2"/>
-          <w:sz w:val="22"/>
-          <w:szCs w:val="22"/>
-          <w:lang w:val="en-US" w:eastAsia="ja-JP" w:bidi="ar-SA"/>
-          <w14:ligatures w14:val="standardContextual"/>
-        </w:rPr>
-        <w:t>メロまで移動するのでしょうか。このままではつながりませんね。そのために、</w:t>
-      </w:r>
-      <w:r>
-        <w:rPr>
-          <w:rFonts w:eastAsia="游明朝" w:cs="" w:cstheme="minorBidi" w:eastAsiaTheme="minorEastAsia"/>
-          <w:color w:val="auto"/>
-          <w:kern w:val="2"/>
-          <w:sz w:val="22"/>
-          <w:szCs w:val="22"/>
-          <w:lang w:val="en-US" w:eastAsia="ja-JP" w:bidi="ar-SA"/>
-          <w14:ligatures w14:val="standardContextual"/>
-        </w:rPr>
-        <w:t>Z</w:t>
-      </w:r>
-      <w:r>
-        <w:rPr>
-          <w:rFonts w:ascii="Calibri" w:hAnsi="Calibri" w:cs="" w:asciiTheme="minorHAnsi" w:cstheme="minorBidi" w:hAnsiTheme="minorHAnsi"/>
-          <w:color w:val="auto"/>
-          <w:kern w:val="2"/>
-          <w:sz w:val="22"/>
-          <w:szCs w:val="22"/>
-          <w:lang w:val="en-US" w:eastAsia="ja-JP" w:bidi="ar-SA"/>
-          <w14:ligatures w14:val="standardContextual"/>
-        </w:rPr>
-        <w:t>氏はイントロと</w:t>
-      </w:r>
-      <w:r>
-        <w:rPr>
-          <w:rFonts w:eastAsia="游明朝" w:cs="" w:cstheme="minorBidi" w:eastAsiaTheme="minorEastAsia"/>
-          <w:color w:val="auto"/>
-          <w:kern w:val="2"/>
-          <w:sz w:val="22"/>
-          <w:szCs w:val="22"/>
-          <w:lang w:val="en-US" w:eastAsia="ja-JP" w:bidi="ar-SA"/>
-          <w14:ligatures w14:val="standardContextual"/>
-        </w:rPr>
-        <w:t>B</w:t>
-      </w:r>
-      <w:r>
-        <w:rPr>
-          <w:rFonts w:ascii="Calibri" w:hAnsi="Calibri" w:cs="" w:asciiTheme="minorHAnsi" w:cstheme="minorBidi" w:hAnsiTheme="minorHAnsi"/>
-          <w:color w:val="auto"/>
-          <w:kern w:val="2"/>
-          <w:sz w:val="22"/>
-          <w:szCs w:val="22"/>
-          <w:lang w:val="en-US" w:eastAsia="ja-JP" w:bidi="ar-SA"/>
-          <w14:ligatures w14:val="standardContextual"/>
-        </w:rPr>
-        <w:t>メロの間に一つセクションを置いてるようです。続けてみてみましょう。</w:t>
-      </w:r>
-    </w:p>
-    <w:p>
-      <w:pPr>
-        <w:pStyle w:val="Heading2"/>
         <w:rPr>
           <w:lang w:val="en-GB"/>
         </w:rPr>
       </w:pPr>
-      <w:bookmarkStart w:id="15" w:name="__RefHeading___Toc188_3269620353"/>
-      <w:bookmarkEnd w:id="15"/>
-      <w:r>
-        <w:rPr>
-          <w:b/>
-          <w:bCs/>
-        </w:rPr>
-        <w:t>ブリッジ</w:t>
-      </w:r>
-      <w:r>
-        <w:rPr>
-          <w:rStyle w:val="FootnoteAnchor"/>
-        </w:rPr>
-        <w:footnoteReference w:id="3"/>
-      </w:r>
-      <w:r>
-        <w:rPr>
-          <w:rFonts w:ascii="Calibri Light" w:hAnsi="Calibri Light" w:cs="" w:asciiTheme="majorHAnsi" w:cstheme="majorBidi" w:hAnsiTheme="majorHAnsi"/>
-          <w:color w:val="auto"/>
-          <w:kern w:val="2"/>
-          <w:sz w:val="22"/>
-          <w:szCs w:val="22"/>
-          <w:lang w:val="en-US" w:eastAsia="ja-JP" w:bidi="ar-SA"/>
-        </w:rPr>
-        <w:t>　（公式音源</w:t>
-      </w:r>
-      <w:r>
-        <w:rPr>
-          <w:rFonts w:eastAsia="游ゴシック Light" w:cs="" w:cstheme="majorBidi" w:eastAsiaTheme="majorEastAsia"/>
-          <w:color w:val="auto"/>
-          <w:kern w:val="2"/>
-          <w:sz w:val="22"/>
-          <w:szCs w:val="22"/>
-          <w:lang w:val="en-US" w:eastAsia="ja-JP" w:bidi="ar-SA"/>
-        </w:rPr>
-        <w:t>:~</w:t>
-      </w:r>
-      <w:r>
-        <w:rPr>
-          <w:rFonts w:ascii="Calibri Light" w:hAnsi="Calibri Light" w:cs="" w:asciiTheme="majorHAnsi" w:cstheme="majorBidi" w:hAnsiTheme="majorHAnsi"/>
-          <w:color w:val="auto"/>
-          <w:kern w:val="2"/>
-          <w:sz w:val="22"/>
-          <w:szCs w:val="22"/>
-          <w:lang w:val="en-US" w:eastAsia="ja-JP" w:bidi="ar-SA"/>
-        </w:rPr>
-        <w:t>）</w:t>
-      </w:r>
-    </w:p>
-    <w:p>
-      <w:pPr>
-        <w:pStyle w:val="Normal"/>
-        <w:rPr>
-          <w:lang w:val="en-GB"/>
-        </w:rPr>
-      </w:pPr>
-      <w:r>
-        <w:rPr>
-          <w:rFonts w:eastAsia="游明朝" w:cs="" w:cstheme="minorBidi" w:eastAsiaTheme="minorEastAsia"/>
-          <w:color w:val="auto"/>
-          <w:kern w:val="2"/>
-          <w:sz w:val="22"/>
-          <w:szCs w:val="22"/>
-          <w:lang w:val="en-US" w:eastAsia="ja-JP" w:bidi="ar-SA"/>
-          <w14:ligatures w14:val="standardContextual"/>
-        </w:rPr>
-        <w:tab/>
-      </w:r>
-      <w:r>
-        <w:rPr>
-          <w:rFonts w:ascii="Calibri" w:hAnsi="Calibri" w:cs="" w:asciiTheme="minorHAnsi" w:cstheme="minorBidi" w:hAnsiTheme="minorHAnsi"/>
-          <w:color w:val="auto"/>
-          <w:kern w:val="2"/>
-          <w:sz w:val="22"/>
-          <w:szCs w:val="22"/>
-          <w:lang w:val="en-US" w:eastAsia="ja-JP" w:bidi="ar-SA"/>
-          <w14:ligatures w14:val="standardContextual"/>
-        </w:rPr>
-        <w:t>混沌としたイントロと明瞭な</w:t>
-      </w:r>
-      <w:r>
-        <w:rPr>
-          <w:rFonts w:eastAsia="游明朝" w:cs="" w:cstheme="minorBidi" w:eastAsiaTheme="minorEastAsia"/>
-          <w:color w:val="auto"/>
-          <w:kern w:val="2"/>
-          <w:sz w:val="22"/>
-          <w:szCs w:val="22"/>
-          <w:lang w:val="en-US" w:eastAsia="ja-JP" w:bidi="ar-SA"/>
-          <w14:ligatures w14:val="standardContextual"/>
-        </w:rPr>
-        <w:t>B</w:t>
-      </w:r>
-      <w:r>
-        <w:rPr>
-          <w:rFonts w:ascii="Calibri" w:hAnsi="Calibri" w:cs="" w:asciiTheme="minorHAnsi" w:cstheme="minorBidi" w:hAnsiTheme="minorHAnsi"/>
-          <w:color w:val="auto"/>
-          <w:kern w:val="2"/>
-          <w:sz w:val="22"/>
-          <w:szCs w:val="22"/>
-          <w:lang w:val="en-US" w:eastAsia="ja-JP" w:bidi="ar-SA"/>
-          <w14:ligatures w14:val="standardContextual"/>
-        </w:rPr>
-        <w:t>メロをつなぐために、</w:t>
-      </w:r>
-      <w:r>
-        <w:rPr>
-          <w:rFonts w:eastAsia="游明朝" w:cs="" w:cstheme="minorBidi" w:eastAsiaTheme="minorEastAsia"/>
-          <w:color w:val="auto"/>
-          <w:kern w:val="2"/>
-          <w:sz w:val="22"/>
-          <w:szCs w:val="22"/>
-          <w:lang w:val="en-US" w:eastAsia="ja-JP" w:bidi="ar-SA"/>
-          <w14:ligatures w14:val="standardContextual"/>
-        </w:rPr>
-        <w:t>Z</w:t>
-      </w:r>
-      <w:r>
-        <w:rPr>
-          <w:rFonts w:ascii="Calibri" w:hAnsi="Calibri" w:cs="" w:asciiTheme="minorHAnsi" w:cstheme="minorBidi" w:hAnsiTheme="minorHAnsi"/>
-          <w:color w:val="auto"/>
-          <w:kern w:val="2"/>
-          <w:sz w:val="22"/>
-          <w:szCs w:val="22"/>
-          <w:lang w:val="en-US" w:eastAsia="ja-JP" w:bidi="ar-SA"/>
-          <w14:ligatures w14:val="standardContextual"/>
-        </w:rPr>
-        <w:t>氏はここでブリッジ、つまり間奏のような、過渡的なセクションを配置したように思われます。具体的にどういうことかというと、</w:t>
-      </w:r>
-      <w:r>
-        <w:rPr>
-          <w:rFonts w:eastAsia="游明朝" w:cs="" w:cstheme="minorBidi" w:eastAsiaTheme="minorEastAsia"/>
-          <w:color w:val="auto"/>
-          <w:kern w:val="2"/>
-          <w:sz w:val="22"/>
-          <w:szCs w:val="22"/>
-          <w:lang w:val="en-US" w:eastAsia="ja-JP" w:bidi="ar-SA"/>
-          <w14:ligatures w14:val="standardContextual"/>
-        </w:rPr>
-        <w:t>1.</w:t>
-      </w:r>
-      <w:r>
-        <w:rPr>
-          <w:rFonts w:ascii="Calibri" w:hAnsi="Calibri" w:cs="" w:asciiTheme="minorHAnsi" w:cstheme="minorBidi" w:hAnsiTheme="minorHAnsi"/>
-          <w:color w:val="auto"/>
-          <w:kern w:val="2"/>
-          <w:sz w:val="22"/>
-          <w:szCs w:val="22"/>
-          <w:lang w:val="en-US" w:eastAsia="ja-JP" w:bidi="ar-SA"/>
-          <w14:ligatures w14:val="standardContextual"/>
-        </w:rPr>
-        <w:t>メロディー性を希薄にする、</w:t>
-      </w:r>
-      <w:r>
-        <w:rPr>
-          <w:rFonts w:eastAsia="游明朝" w:cs="" w:cstheme="minorBidi" w:eastAsiaTheme="minorEastAsia"/>
-          <w:color w:val="auto"/>
-          <w:kern w:val="2"/>
-          <w:sz w:val="22"/>
-          <w:szCs w:val="22"/>
-          <w:lang w:val="en-US" w:eastAsia="ja-JP" w:bidi="ar-SA"/>
-          <w14:ligatures w14:val="standardContextual"/>
-        </w:rPr>
-        <w:t xml:space="preserve">2. </w:t>
-      </w:r>
-      <w:r>
-        <w:rPr>
-          <w:rFonts w:ascii="Calibri" w:hAnsi="Calibri" w:cs="" w:asciiTheme="minorHAnsi" w:cstheme="minorBidi" w:hAnsiTheme="minorHAnsi"/>
-          <w:color w:val="auto"/>
-          <w:kern w:val="2"/>
-          <w:sz w:val="22"/>
-          <w:szCs w:val="22"/>
-          <w:lang w:val="en-US" w:eastAsia="ja-JP" w:bidi="ar-SA"/>
-          <w14:ligatures w14:val="standardContextual"/>
-        </w:rPr>
-        <w:t>リスナーの調性感覚を不安定化することによって、セクションを繋げやすくするということです。例えると、ラーメンを食べた後、アイスを食べる前に一回水を飲んでラーメンの後味を中和しておくようなイメージです。</w:t>
-      </w:r>
-    </w:p>
-    <w:p>
-      <w:pPr>
-        <w:pStyle w:val="Normal"/>
-        <w:rPr>
-          <w:lang w:val="en-GB"/>
-        </w:rPr>
-      </w:pPr>
-      <w:r>
-        <w:rPr>
-          <w:rFonts w:eastAsia="游明朝" w:cs="" w:cstheme="minorBidi" w:eastAsiaTheme="minorEastAsia"/>
-          <w:color w:val="auto"/>
-          <w:kern w:val="2"/>
-          <w:sz w:val="22"/>
-          <w:szCs w:val="22"/>
-          <w:lang w:val="en-US" w:eastAsia="ja-JP" w:bidi="ar-SA"/>
-          <w14:ligatures w14:val="standardContextual"/>
-        </w:rPr>
-        <w:tab/>
-      </w:r>
-      <w:r>
-        <w:rPr>
-          <w:rFonts w:ascii="Calibri" w:hAnsi="Calibri" w:cs="" w:asciiTheme="minorHAnsi" w:cstheme="minorBidi" w:hAnsiTheme="minorHAnsi"/>
-          <w:color w:val="auto"/>
-          <w:kern w:val="2"/>
-          <w:sz w:val="22"/>
-          <w:szCs w:val="22"/>
-          <w:lang w:val="en-US" w:eastAsia="ja-JP" w:bidi="ar-SA"/>
-          <w14:ligatures w14:val="standardContextual"/>
-        </w:rPr>
-        <w:t>メロディー性を下げるといっても、どういうことなのか。具体的にみていくと（図）、まず、音数が圧倒的に少なくなっております。八分音符を極めていたイントロと違い、ここでは音の長さがたっぷりとあります。特に</w:t>
-      </w:r>
-      <w:r>
-        <w:rPr>
-          <w:rFonts w:eastAsia="游明朝" w:cs="" w:cstheme="minorBidi" w:eastAsiaTheme="minorEastAsia"/>
-          <w:color w:val="auto"/>
-          <w:kern w:val="2"/>
-          <w:sz w:val="22"/>
-          <w:szCs w:val="22"/>
-          <w:lang w:val="en-US" w:eastAsia="ja-JP" w:bidi="ar-SA"/>
-          <w14:ligatures w14:val="standardContextual"/>
-        </w:rPr>
-        <w:t>1</w:t>
-      </w:r>
-      <w:r>
+      <w:r>
+        <w:rPr>
+          <w:noProof/>
+        </w:rPr>
         <mc:AlternateContent>
           <mc:Choice Requires="wps">
             <w:drawing>
-              <wp:anchor behindDoc="0" distT="0" distB="0" distL="0" distR="0" simplePos="0" locked="0" layoutInCell="0" allowOverlap="1" relativeHeight="17">
+              <wp:anchor distT="635" distB="0" distL="0" distR="635" simplePos="0" relativeHeight="12" behindDoc="0" locked="0" layoutInCell="0" allowOverlap="1">
+                <wp:simplePos x="0" y="0"/>
+                <wp:positionH relativeFrom="column">
+                  <wp:posOffset>4358005</wp:posOffset>
+                </wp:positionH>
+                <wp:positionV relativeFrom="paragraph">
+                  <wp:posOffset>3890010</wp:posOffset>
+                </wp:positionV>
+                <wp:extent cx="2251710" cy="1280160"/>
+                <wp:effectExtent l="0" t="0" r="15240" b="15240"/>
+                <wp:wrapThrough wrapText="largest">
+                  <wp:wrapPolygon edited="0">
+                    <wp:start x="0" y="0"/>
+                    <wp:lineTo x="0" y="21536"/>
+                    <wp:lineTo x="21563" y="21536"/>
+                    <wp:lineTo x="21563" y="0"/>
+                    <wp:lineTo x="0" y="0"/>
+                  </wp:wrapPolygon>
+                </wp:wrapThrough>
+                <wp:docPr id="13" name="Text Frame 1"/>
+                <wp:cNvGraphicFramePr/>
+                <a:graphic xmlns:a="http://schemas.openxmlformats.org/drawingml/2006/main">
+                  <a:graphicData uri="http://schemas.microsoft.com/office/word/2010/wordprocessingShape">
+                    <wps:wsp>
+                      <wps:cNvSpPr/>
+                      <wps:spPr>
+                        <a:xfrm>
+                          <a:off x="0" y="0"/>
+                          <a:ext cx="2251710" cy="1280160"/>
+                        </a:xfrm>
+                        <a:prstGeom prst="rect">
+                          <a:avLst/>
+                        </a:prstGeom>
+                        <a:solidFill>
+                          <a:srgbClr val="FFF5CE"/>
+                        </a:solidFill>
+                        <a:ln w="0">
+                          <a:solidFill>
+                            <a:srgbClr val="000000"/>
+                          </a:solidFill>
+                          <a:custDash>
+                            <a:ds d="57000" sp="57000"/>
+                          </a:custDash>
+                        </a:ln>
+                      </wps:spPr>
+                      <wps:style>
+                        <a:lnRef idx="0">
+                          <a:scrgbClr r="0" g="0" b="0"/>
+                        </a:lnRef>
+                        <a:fillRef idx="0">
+                          <a:scrgbClr r="0" g="0" b="0"/>
+                        </a:fillRef>
+                        <a:effectRef idx="0">
+                          <a:scrgbClr r="0" g="0" b="0"/>
+                        </a:effectRef>
+                        <a:fontRef idx="minor"/>
+                      </wps:style>
+                      <wps:txbx>
+                        <w:txbxContent>
+                          <w:p>
+                            <w:pPr>
+                              <w:pStyle w:val="FrameContents"/>
+                              <w:overflowPunct w:val="0"/>
+                              <w:spacing w:after="0" w:line="240" w:lineRule="auto"/>
+                              <w:rPr>
+                                <w:color w:val="000000"/>
+                              </w:rPr>
+                            </w:pPr>
+                            <w:r>
+                              <w:rPr>
+                                <w:color w:val="000000"/>
+                                <w:u w:val="single"/>
+                              </w:rPr>
+                              <w:t>パワーコード</w:t>
+                            </w:r>
+                          </w:p>
+                          <w:p>
+                            <w:pPr>
+                              <w:pStyle w:val="FrameContents"/>
+                              <w:overflowPunct w:val="0"/>
+                              <w:spacing w:after="0" w:line="240" w:lineRule="auto"/>
+                              <w:rPr>
+                                <w:color w:val="000000"/>
+                              </w:rPr>
+                            </w:pPr>
+                            <w:r>
+                              <w:rPr>
+                                <w:color w:val="000000"/>
+                              </w:rPr>
+                              <w:t>ルートと五度のみでつくった、メジャーコードなのかマイナーコードなのかが</w:t>
+                            </w:r>
+                            <w:r>
+                              <w:rPr>
+                                <w:rFonts w:hint="eastAsia"/>
+                                <w:color w:val="000000"/>
+                              </w:rPr>
+                              <w:t>曖昧な</w:t>
+                            </w:r>
+                            <w:r>
+                              <w:rPr>
+                                <w:color w:val="000000"/>
+                              </w:rPr>
+                              <w:t>もの</w:t>
+                            </w:r>
+                          </w:p>
+                          <w:p>
+                            <w:pPr>
+                              <w:pStyle w:val="FrameContents"/>
+                              <w:overflowPunct w:val="0"/>
+                              <w:spacing w:after="0" w:line="240" w:lineRule="auto"/>
+                              <w:rPr>
+                                <w:color w:val="000000"/>
+                              </w:rPr>
+                            </w:pPr>
+                            <w:r>
+                              <w:rPr>
+                                <w:rFonts w:hint="eastAsia"/>
+                                <w:color w:val="000000"/>
+                              </w:rPr>
+                              <w:t>ギター音楽でよくみる</w:t>
+                            </w:r>
+                          </w:p>
+                        </w:txbxContent>
+                      </wps:txbx>
+                      <wps:bodyPr wrap="square" lIns="109800" tIns="54720" rIns="109800" bIns="109800" anchor="t">
+                        <a:noAutofit/>
+                      </wps:bodyPr>
+                    </wps:wsp>
+                  </a:graphicData>
+                </a:graphic>
+                <wp14:sizeRelV relativeFrom="margin">
+                  <wp14:pctHeight>0</wp14:pctHeight>
+                </wp14:sizeRelV>
+              </wp:anchor>
+            </w:drawing>
+          </mc:Choice>
+          <mc:Fallback>
+            <w:pict>
+              <v:rect id="Text Frame 1" o:spid="_x0000_s1028" style="position:absolute;margin-left:343.15pt;margin-top:306.3pt;width:177.3pt;height:100.8pt;z-index:12;visibility:visible;mso-wrap-style:square;mso-height-percent:0;mso-wrap-distance-left:0;mso-wrap-distance-top:.05pt;mso-wrap-distance-right:.05pt;mso-wrap-distance-bottom:0;mso-position-horizontal:absolute;mso-position-horizontal-relative:text;mso-position-vertical:absolute;mso-position-vertical-relative:text;mso-height-percent:0;mso-height-relative:margin;v-text-anchor:top" o:gfxdata="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" o:allowincell="f" fillcolor="#fff5ce" strokeweight="0">
+                <v:textbox inset="3.05mm,1.52mm,3.05mm,3.05mm">
+                  <w:txbxContent>
+                    <w:p>
+                      <w:pPr>
+                        <w:pStyle w:val="FrameContents"/>
+                        <w:overflowPunct w:val="0"/>
+                        <w:spacing w:after="0" w:line="240" w:lineRule="auto"/>
+                        <w:rPr>
+                          <w:color w:val="000000"/>
+                        </w:rPr>
+                      </w:pPr>
+                      <w:r>
+                        <w:rPr>
+                          <w:color w:val="000000"/>
+                          <w:u w:val="single"/>
+                        </w:rPr>
+                        <w:t>パワーコード</w:t>
+                      </w:r>
+                    </w:p>
+                    <w:p>
+                      <w:pPr>
+                        <w:pStyle w:val="FrameContents"/>
+                        <w:overflowPunct w:val="0"/>
+                        <w:spacing w:after="0" w:line="240" w:lineRule="auto"/>
+                        <w:rPr>
+                          <w:color w:val="000000"/>
+                        </w:rPr>
+                      </w:pPr>
+                      <w:r>
+                        <w:rPr>
+                          <w:color w:val="000000"/>
+                        </w:rPr>
+                        <w:t>ルートと五度のみでつくった、メジャーコードなのかマイナーコードなのかが</w:t>
+                      </w:r>
+                      <w:r>
+                        <w:rPr>
+                          <w:rFonts w:hint="eastAsia"/>
+                          <w:color w:val="000000"/>
+                        </w:rPr>
+                        <w:t>曖昧な</w:t>
+                      </w:r>
+                      <w:r>
+                        <w:rPr>
+                          <w:color w:val="000000"/>
+                        </w:rPr>
+                        <w:t>もの</w:t>
+                      </w:r>
+                    </w:p>
+                    <w:p>
+                      <w:pPr>
+                        <w:pStyle w:val="FrameContents"/>
+                        <w:overflowPunct w:val="0"/>
+                        <w:spacing w:after="0" w:line="240" w:lineRule="auto"/>
+                        <w:rPr>
+                          <w:color w:val="000000"/>
+                        </w:rPr>
+                      </w:pPr>
+                      <w:r>
+                        <w:rPr>
+                          <w:rFonts w:hint="eastAsia"/>
+                          <w:color w:val="000000"/>
+                        </w:rPr>
+                        <w:t>ギター音楽でよくみる</w:t>
+                      </w:r>
+                    </w:p>
+                  </w:txbxContent>
+                </v:textbox>
+                <w10:wrap type="through" side="largest"/>
+              </v:rect>
+            </w:pict>
+          </mc:Fallback>
+        </mc:AlternateContent>
+      </w:r>
+      <w:r>
+        <w:tab/>
+      </w:r>
+      <w:r>
+        <w:t>メロディー性を下げるといっても、どういうことなのか。具体的にみていくと（</w:t>
+      </w:r>
+      <w:r>
+        <w:fldChar w:fldCharType="begin"/>
+      </w:r>
+      <w:r>
+        <w:instrText xml:space="preserve"> REF _Ref184933719 \h </w:instrText>
+      </w:r>
+      <w:r>
+        <w:fldChar w:fldCharType="separate"/>
+      </w:r>
+      <w:r>
+        <w:rPr>
+          <w:rFonts w:cs="Noto Sans Devanagari"/>
+          <w:sz w:val="24"/>
+          <w:szCs w:val="24"/>
+        </w:rPr>
+        <w:t>図</w:t>
+      </w:r>
+      <w:r>
+        <w:t xml:space="preserve"> 3</w:t>
+      </w:r>
+      <w:r>
+        <w:fldChar w:fldCharType="end"/>
+      </w:r>
+      <w:r>
+        <w:t>）、まず、音数が圧倒的に少なくなっております。八分音符を極めていたイントロと違い、ここでは音の長さがたっぷりとあります。特に</w:t>
+      </w:r>
+      <w:r>
+        <w:t>1</w:t>
+      </w:r>
+      <w:r>
+        <w:rPr>
+          <w:noProof/>
+        </w:rPr>
+        <mc:AlternateContent>
+          <mc:Choice Requires="wps">
+            <w:drawing>
+              <wp:anchor distT="0" distB="0" distL="0" distR="0" simplePos="0" relativeHeight="17" behindDoc="0" locked="0" layoutInCell="0" allowOverlap="1">
                 <wp:simplePos x="0" y="0"/>
                 <wp:positionH relativeFrom="column">
                   <wp:posOffset>36830</wp:posOffset>
@@ -2162,6 +1725,7 @@
                 <wp:effectExtent l="0" t="0" r="0" b="0"/>
                 <wp:wrapSquare wrapText="largest"/>
                 <wp:docPr id="9" name="Frame3"/>
+                <wp:cNvGraphicFramePr/>
                 <a:graphic xmlns:a="http://schemas.openxmlformats.org/drawingml/2006/main">
                   <a:graphicData uri="http://schemas.microsoft.com/office/word/2010/wordprocessingShape">
                     <wps:wsp>
@@ -2175,16 +1739,22 @@
                           <a:avLst/>
                         </a:prstGeom>
                         <a:solidFill>
-                          <a:srgbClr val="ffffff"/>
+                          <a:srgbClr val="FFFFFF"/>
                         </a:solidFill>
                         <a:ln w="0">
                           <a:noFill/>
                         </a:ln>
                       </wps:spPr>
                       <wps:style>
-                        <a:lnRef idx="0"/>
-                        <a:fillRef idx="0"/>
-                        <a:effectRef idx="0"/>
+                        <a:lnRef idx="0">
+                          <a:scrgbClr r="0" g="0" b="0"/>
+                        </a:lnRef>
+                        <a:fillRef idx="0">
+                          <a:scrgbClr r="0" g="0" b="0"/>
+                        </a:fillRef>
+                        <a:effectRef idx="0">
+                          <a:scrgbClr r="0" g="0" b="0"/>
+                        </a:effectRef>
                         <a:fontRef idx="minor"/>
                       </wps:style>
                       <wps:txbx>
@@ -2192,20 +1762,22 @@
                           <w:p>
                             <w:pPr>
                               <w:pStyle w:val="Figure"/>
-                              <w:spacing w:before="120" w:after="120"/>
-                              <w:rPr>
-                                <w:i w:val="false"/>
-                                <w:i w:val="false"/>
-                                <w:iCs w:val="false"/>
+                              <w:jc w:val="center"/>
+                              <w:rPr>
+                                <w:i w:val="0"/>
+                                <w:iCs w:val="0"/>
                               </w:rPr>
                             </w:pPr>
-                            <w:r>
-                              <w:rPr/>
+                            <w:bookmarkStart w:id="17" w:name="_Ref184933719"/>
+                            <w:r>
+                              <w:rPr>
+                                <w:noProof/>
+                              </w:rPr>
                               <w:drawing>
                                 <wp:inline distT="0" distB="0" distL="0" distR="0">
                                   <wp:extent cx="5612130" cy="1713865"/>
                                   <wp:effectExtent l="0" t="0" r="0" b="0"/>
-                                  <wp:docPr id="11" name="Image6" descr=""/>
+                                  <wp:docPr id="11" name="Image6"/>
                                   <wp:cNvGraphicFramePr>
                                     <a:graphicFrameLocks xmlns:a="http://schemas.openxmlformats.org/drawingml/2006/main" noChangeAspect="1"/>
                                   </wp:cNvGraphicFramePr>
@@ -2213,13 +1785,13 @@
                                     <a:graphicData uri="http://schemas.openxmlformats.org/drawingml/2006/picture">
                                       <pic:pic xmlns:pic="http://schemas.openxmlformats.org/drawingml/2006/picture">
                                         <pic:nvPicPr>
-                                          <pic:cNvPr id="11" name="Image6" descr=""/>
+                                          <pic:cNvPr id="11" name="Image6"/>
                                           <pic:cNvPicPr>
                                             <a:picLocks noChangeAspect="1" noChangeArrowheads="1"/>
                                           </pic:cNvPicPr>
                                         </pic:nvPicPr>
                                         <pic:blipFill>
-                                          <a:blip r:embed="rId6"/>
+                                          <a:blip r:embed="rId10"/>
                                           <a:stretch>
                                             <a:fillRect/>
                                           </a:stretch>
@@ -2241,80 +1813,74 @@
                             </w:r>
                             <w:r>
                               <w:rPr>
-                                <w:rFonts w:ascii="Calibri" w:hAnsi="Calibri" w:cs="Noto Sans Devanagari" w:asciiTheme="minorHAnsi" w:hAnsiTheme="minorHAnsi"/>
-                                <w:i w:val="false"/>
-                                <w:iCs w:val="false"/>
-                                <w:color w:val="auto"/>
-                                <w:kern w:val="2"/>
-                                <w:sz w:val="24"/>
-                                <w:szCs w:val="24"/>
-                                <w:lang w:val="en-US" w:eastAsia="ja-JP" w:bidi="ar-SA"/>
-                                <w14:ligatures w14:val="standardContextual"/>
+                                <w:i w:val="0"/>
+                                <w:iCs w:val="0"/>
                               </w:rPr>
                               <w:t>図</w:t>
                             </w:r>
                             <w:r>
                               <w:rPr>
-                                <w:i w:val="false"/>
-                                <w:iCs w:val="false"/>
+                                <w:i w:val="0"/>
+                                <w:iCs w:val="0"/>
                               </w:rPr>
                               <w:t xml:space="preserve"> </w:t>
                             </w:r>
-                            <w:bookmarkStart w:id="16" w:name="Ref_Figure2_number_only"/>
-                            <w:r>
-                              <w:rPr>
-                                <w:i w:val="false"/>
-                                <w:iCs w:val="false"/>
+                            <w:bookmarkStart w:id="18" w:name="Ref_Figure2_number_only"/>
+                            <w:r>
+                              <w:rPr>
+                                <w:i w:val="0"/>
+                                <w:iCs w:val="0"/>
                               </w:rPr>
                               <w:fldChar w:fldCharType="begin"/>
                             </w:r>
                             <w:r>
                               <w:rPr>
-                                <w:i w:val="false"/>
-                                <w:iCs w:val="false"/>
+                                <w:i w:val="0"/>
+                                <w:iCs w:val="0"/>
                               </w:rPr>
                               <w:instrText xml:space="preserve"> SEQ Figure \* ARABIC </w:instrText>
                             </w:r>
                             <w:r>
                               <w:rPr>
-                                <w:i w:val="false"/>
-                                <w:iCs w:val="false"/>
+                                <w:i w:val="0"/>
+                                <w:iCs w:val="0"/>
                               </w:rPr>
                               <w:fldChar w:fldCharType="separate"/>
                             </w:r>
                             <w:r>
                               <w:rPr>
-                                <w:i w:val="false"/>
-                                <w:iCs w:val="false"/>
+                                <w:i w:val="0"/>
+                                <w:iCs w:val="0"/>
                               </w:rPr>
                               <w:t>3</w:t>
                             </w:r>
                             <w:r>
                               <w:rPr>
-                                <w:i w:val="false"/>
-                                <w:iCs w:val="false"/>
+                                <w:i w:val="0"/>
+                                <w:iCs w:val="0"/>
                               </w:rPr>
                               <w:fldChar w:fldCharType="end"/>
                             </w:r>
-                            <w:bookmarkEnd w:id="16"/>
-                            <w:r>
-                              <w:rPr>
-                                <w:i w:val="false"/>
-                                <w:iCs w:val="false"/>
+                            <w:bookmarkEnd w:id="17"/>
+                            <w:bookmarkEnd w:id="18"/>
+                            <w:r>
+                              <w:rPr>
+                                <w:i w:val="0"/>
+                                <w:iCs w:val="0"/>
                               </w:rPr>
                               <w:t xml:space="preserve">: </w:t>
                             </w:r>
                             <w:r>
                               <w:rPr>
-                                <w:i w:val="false"/>
-                                <w:iCs w:val="false"/>
+                                <w:i w:val="0"/>
+                                <w:iCs w:val="0"/>
                               </w:rPr>
                               <w:t>ブリッジ譜</w:t>
                             </w:r>
                           </w:p>
                         </w:txbxContent>
                       </wps:txbx>
-                      <wps:bodyPr lIns="0" rIns="0" tIns="0" bIns="0" anchor="t">
+                      <wps:bodyPr lIns="0" tIns="0" rIns="0" bIns="0" anchor="t">
                         <a:noAutofit/>
                       </wps:bodyPr>
                     </wps:wsp>
@@ -2325,28 +1891,28 @@
           </mc:Choice>
           <mc:Fallback>
             <w:pict>
-              <v:rect id="shape_0" ID="Frame3" path="m0,0l-2147483645,0l-2147483645,-2147483646l0,-2147483646xe" fillcolor="white" stroked="f" o:allowincell="f" style="position:absolute;margin-left:2.9pt;margin-top:-5.9pt;width:441.85pt;height:165.65pt;mso-wrap-style:square;v-text-anchor:top">
-                <v:fill o:detectmouseclick="t" type="solid" color2="black"/>
-                <v:stroke color="#3465a4" joinstyle="round" endcap="flat"/>
-                <v:textbox>
+              <v:rect id="Frame3" o:spid="_x0000_s1029" style="position:absolute;margin-left:2.9pt;margin-top:-5.9pt;width:441.9pt;height:165.7pt;z-index:17;visibility:visible;mso-wrap-style:square;mso-wrap-distance-left:0;mso-wrap-distance-top:0;mso-wrap-distance-right:0;mso-wrap-distance-bottom:0;mso-position-horizontal:absolute;mso-position-horizontal-relative:text;mso-position-vertical:absolute;mso-position-vertical-relative:text;v-text-anchor:top" o:gfxdata="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" o:allowincell="f" stroked="f" strokeweight="0">
+                <v:textbox inset="0,0,0,0">
                   <w:txbxContent>
                     <w:p>
                       <w:pPr>
                         <w:pStyle w:val="Figure"/>
-                        <w:spacing w:before="120" w:after="120"/>
-                        <w:rPr>
-                          <w:i w:val="false"/>
-                          <w:i w:val="false"/>
-                          <w:iCs w:val="false"/>
+                        <w:jc w:val="center"/>
+                        <w:rPr>
+                          <w:i w:val="0"/>
+                          <w:iCs w:val="0"/>
                         </w:rPr>
                       </w:pPr>
-                      <w:r>
-                        <w:rPr/>
+                      <w:bookmarkStart w:id="19" w:name="_Ref184933719"/>
+                      <w:r>
+                        <w:rPr>
+                          <w:noProof/>
+                        </w:rPr>
                         <w:drawing>
                           <wp:inline distT="0" distB="0" distL="0" distR="0">
                             <wp:extent cx="5612130" cy="1713865"/>
                             <wp:effectExtent l="0" t="0" r="0" b="0"/>
-                            <wp:docPr id="12" name="Image6" descr=""/>
+                            <wp:docPr id="11" name="Image6"/>
                             <wp:cNvGraphicFramePr>
                               <a:graphicFrameLocks xmlns:a="http://schemas.openxmlformats.org/drawingml/2006/main" noChangeAspect="1"/>
                             </wp:cNvGraphicFramePr>
@@ -2354,13 +1920,13 @@
                               <a:graphicData uri="http://schemas.openxmlformats.org/drawingml/2006/picture">
                                 <pic:pic xmlns:pic="http://schemas.openxmlformats.org/drawingml/2006/picture">
                                   <pic:nvPicPr>
-                                    <pic:cNvPr id="12" name="Image6" descr=""/>
+                                    <pic:cNvPr id="11" name="Image6"/>
                                     <pic:cNvPicPr>
                                       <a:picLocks noChangeAspect="1" noChangeArrowheads="1"/>
                                     </pic:cNvPicPr>
                                   </pic:nvPicPr>
                                   <pic:blipFill>
-                                    <a:blip r:embed="rId7"/>
+                                    <a:blip r:embed="rId10"/>
                                     <a:stretch>
                                       <a:fillRect/>
                                     </a:stretch>
@@ -2382,73 +1948,67 @@
                       </w:r>
                       <w:r>
                         <w:rPr>
-                          <w:rFonts w:ascii="Calibri" w:hAnsi="Calibri" w:cs="Noto Sans Devanagari" w:asciiTheme="minorHAnsi" w:hAnsiTheme="minorHAnsi"/>
-                          <w:i w:val="false"/>
-                          <w:iCs w:val="false"/>
-                          <w:color w:val="auto"/>
-                          <w:kern w:val="2"/>
-                          <w:sz w:val="24"/>
-                          <w:szCs w:val="24"/>
-                          <w:lang w:val="en-US" w:eastAsia="ja-JP" w:bidi="ar-SA"/>
-                          <w14:ligatures w14:val="standardContextual"/>
+                          <w:i w:val="0"/>
+                          <w:iCs w:val="0"/>
                         </w:rPr>
                         <w:t>図</w:t>
                       </w:r>
                       <w:r>
                         <w:rPr>
-                          <w:i w:val="false"/>
-                          <w:iCs w:val="false"/>
+                          <w:i w:val="0"/>
+                          <w:iCs w:val="0"/>
                         </w:rPr>
                         <w:t xml:space="preserve"> </w:t>
                       </w:r>
-                      <w:bookmarkStart w:id="17" w:name="Ref_Figure2_number_only"/>
-                      <w:r>
-                        <w:rPr>
-                          <w:i w:val="false"/>
-                          <w:iCs w:val="false"/>
+                      <w:bookmarkStart w:id="20" w:name="Ref_Figure2_number_only"/>
+                      <w:r>
+                        <w:rPr>
+                          <w:i w:val="0"/>
+                          <w:iCs w:val="0"/>
                         </w:rPr>
                         <w:fldChar w:fldCharType="begin"/>
                       </w:r>
                       <w:r>
                         <w:rPr>
-                          <w:i w:val="false"/>
-                          <w:iCs w:val="false"/>
+                          <w:i w:val="0"/>
+                          <w:iCs w:val="0"/>
                         </w:rPr>
                         <w:instrText xml:space="preserve"> SEQ Figure \* ARABIC </w:instrText>
                       </w:r>
                       <w:r>
                         <w:rPr>
-                          <w:i w:val="false"/>
-                          <w:iCs w:val="false"/>
+                          <w:i w:val="0"/>
+                          <w:iCs w:val="0"/>
                         </w:rPr>
                         <w:fldChar w:fldCharType="separate"/>
                       </w:r>
                       <w:r>
                         <w:rPr>
-                          <w:i w:val="false"/>
-                          <w:iCs w:val="false"/>
+                          <w:i w:val="0"/>
+                          <w:iCs w:val="0"/>
                         </w:rPr>
                         <w:t>3</w:t>
                       </w:r>
                       <w:r>
                         <w:rPr>
-                          <w:i w:val="false"/>
-                          <w:iCs w:val="false"/>
+                          <w:i w:val="0"/>
+                          <w:iCs w:val="0"/>
                         </w:rPr>
                         <w:fldChar w:fldCharType="end"/>
                       </w:r>
-                      <w:bookmarkEnd w:id="17"/>
-                      <w:r>
-                        <w:rPr>
-                          <w:i w:val="false"/>
-                          <w:iCs w:val="false"/>
+                      <w:bookmarkEnd w:id="19"/>
+                      <w:bookmarkEnd w:id="20"/>
+                      <w:r>
+                        <w:rPr>
+                          <w:i w:val="0"/>
+                          <w:iCs w:val="0"/>
                         </w:rPr>
                         <w:t xml:space="preserve">: </w:t>
                       </w:r>
                       <w:r>
                         <w:rPr>
-                          <w:i w:val="false"/>
-                          <w:iCs w:val="false"/>
+                          <w:i w:val="0"/>
+                          <w:iCs w:val="0"/>
                         </w:rPr>
                         <w:t>ブリッジ譜</w:t>
                       </w:r>
@@ -2462,123 +2022,622 @@
         </mc:AlternateContent>
       </w:r>
       <w:r>
-        <w:rPr>
-          <w:rFonts w:ascii="Calibri" w:hAnsi="Calibri" w:cs="" w:asciiTheme="minorHAnsi" w:cstheme="minorBidi" w:hAnsiTheme="minorHAnsi"/>
-          <w:color w:val="auto"/>
-          <w:kern w:val="2"/>
-          <w:sz w:val="22"/>
-          <w:szCs w:val="22"/>
-          <w:lang w:val="en-US" w:eastAsia="ja-JP" w:bidi="ar-SA"/>
-          <w14:ligatures w14:val="standardContextual"/>
-        </w:rPr>
-        <w:t>つ目の音は７拍分とられており、もはやメロディーと呼んでいいのかわからなくなりますね。そして次に重要なことには、メロディーに方向性がないことでもあります。メロディーだけをとってきて適当な箇所でちょんぎっても、歌の旋律みたいになにかを成し遂げたかのようなフレーズにはなりません。</w:t>
+        <w:t>つ目の音は７拍分とられており、もはやメロディーと呼んでいいのかわからなくなりますね。そして次に重要なことには、メロディーに方向性がないことでもあります。メロディーだけをとってきて適当な箇所でちょんぎっても、</w:t>
+      </w:r>
+      <w:r>
+        <w:rPr>
+          <w:rFonts w:hint="eastAsia"/>
+        </w:rPr>
+        <w:t>大衆音楽の</w:t>
+      </w:r>
+      <w:r>
+        <w:t>歌の旋律みたいになにかを成し遂げたかのようなフレーズにはなりません。</w:t>
       </w:r>
     </w:p>
     <w:p>
       <w:pPr>
-        <w:pStyle w:val="Normal"/>
         <w:rPr>
           <w:lang w:val="en-GB"/>
         </w:rPr>
       </w:pPr>
       <w:r>
+        <w:tab/>
+      </w:r>
+      <w:r>
+        <w:t>コードを取ってみると、一回目では</w:t>
+      </w:r>
+      <w:r>
+        <w:t>i</w:t>
+      </w:r>
+      <w:r>
+        <w:rPr>
+          <w:vertAlign w:val="superscript"/>
+        </w:rPr>
+        <w:t>5</w:t>
+      </w:r>
+      <w:r>
+        <w:rPr>
+          <w:rFonts w:ascii="ScaleDegrees Times" w:hAnsi="ScaleDegrees Times"/>
+        </w:rPr>
+        <w:t xml:space="preserve">/4 </w:t>
+      </w:r>
+      <w:r>
+        <w:rPr>
+          <w:rFonts w:ascii="ScaleDegrees Times" w:hAnsi="ScaleDegrees Times" w:hint="eastAsia"/>
+        </w:rPr>
+        <w:t xml:space="preserve"> </w:t>
+      </w:r>
+      <w:r>
+        <w:rPr>
+          <w:rFonts w:ascii="ScaleDegrees Times" w:hAnsi="ScaleDegrees Times"/>
+        </w:rPr>
+        <w:t>v</w:t>
+      </w:r>
+      <w:r>
+        <w:rPr>
+          <w:vertAlign w:val="superscript"/>
+        </w:rPr>
+        <w:t>5</w:t>
+      </w:r>
+      <w:r>
+        <w:rPr>
+          <w:rFonts w:ascii="ScaleDegrees Times" w:hAnsi="ScaleDegrees Times" w:hint="eastAsia"/>
+        </w:rPr>
+        <w:t xml:space="preserve"> </w:t>
+      </w:r>
+      <w:r>
+        <w:rPr>
+          <w:rFonts w:ascii="ScaleDegrees Times" w:hAnsi="ScaleDegrees Times"/>
+        </w:rPr>
+        <w:t xml:space="preserve"> bVI</w:t>
+      </w:r>
+      <w:r>
+        <w:rPr>
+          <w:vertAlign w:val="superscript"/>
+        </w:rPr>
+        <w:t>5</w:t>
+      </w:r>
+      <w:r>
+        <w:rPr>
+          <w:rFonts w:ascii="ScaleDegrees Times" w:hAnsi="ScaleDegrees Times" w:hint="eastAsia"/>
+        </w:rPr>
+        <w:t xml:space="preserve"> </w:t>
+      </w:r>
+      <w:r>
+        <w:rPr>
+          <w:rFonts w:ascii="ScaleDegrees Times" w:hAnsi="ScaleDegrees Times"/>
+        </w:rPr>
+        <w:t xml:space="preserve"> bVII</w:t>
+      </w:r>
+      <w:r>
+        <w:rPr>
+          <w:vertAlign w:val="superscript"/>
+        </w:rPr>
+        <w:t>5</w:t>
+      </w:r>
+      <w:r>
+        <w:t>と、パワーコードが連続しており、調性が曖昧になっています。特に</w:t>
+      </w:r>
+      <w:r>
+        <w:t>i</w:t>
+      </w:r>
+      <w:r>
+        <w:rPr>
+          <w:vertAlign w:val="superscript"/>
+        </w:rPr>
+        <w:t>5</w:t>
+      </w:r>
+      <w:r>
+        <w:rPr>
+          <w:rFonts w:ascii="ScaleDegrees Times" w:hAnsi="ScaleDegrees Times"/>
+        </w:rPr>
+        <w:t>/4</w:t>
+      </w:r>
+      <w:r>
+        <w:rPr>
+          <w:rFonts w:ascii="ScaleDegrees Times" w:hAnsi="ScaleDegrees Times"/>
+        </w:rPr>
+        <w:t>がおもしろく、ベースがコードから独立した音を踏んでおり、結果としてコードが</w:t>
+      </w:r>
+      <w:proofErr w:type="spellStart"/>
+      <w:r>
+        <w:rPr>
+          <w:rFonts w:ascii="ScaleDegrees Times" w:hAnsi="ScaleDegrees Times"/>
+        </w:rPr>
+        <w:t>Eb</w:t>
+      </w:r>
+      <w:r>
+        <w:t>m</w:t>
+      </w:r>
+      <w:proofErr w:type="spellEnd"/>
+      <w:r>
+        <w:t xml:space="preserve"> (iv) </w:t>
+      </w:r>
+      <w:r>
+        <w:rPr>
+          <w:rFonts w:ascii="ScaleDegrees Times" w:hAnsi="ScaleDegrees Times"/>
+        </w:rPr>
+        <w:t>と</w:t>
+      </w:r>
+      <w:proofErr w:type="spellStart"/>
+      <w:r>
+        <w:rPr>
+          <w:rFonts w:ascii="ScaleDegrees Times" w:hAnsi="ScaleDegrees Times"/>
+        </w:rPr>
+        <w:t>Bbm</w:t>
+      </w:r>
+      <w:proofErr w:type="spellEnd"/>
+      <w:r>
+        <w:t xml:space="preserve"> (</w:t>
+      </w:r>
+      <w:proofErr w:type="spellStart"/>
+      <w:r>
+        <w:t>i</w:t>
+      </w:r>
+      <w:proofErr w:type="spellEnd"/>
+      <w:r>
+        <w:t xml:space="preserve">) </w:t>
+      </w:r>
+      <w:r>
+        <w:rPr>
+          <w:rFonts w:ascii="ScaleDegrees Times" w:hAnsi="ScaleDegrees Times"/>
+        </w:rPr>
+        <w:t>との間の中途半端な存在となっております。（なんなら二回目では</w:t>
+      </w:r>
+      <w:r>
+        <w:rPr>
+          <w:rFonts w:ascii="ScaleDegrees Times" w:hAnsi="ScaleDegrees Times"/>
+        </w:rPr>
+        <w:t>Eb</w:t>
+      </w:r>
+      <w:r>
+        <w:rPr>
+          <w:vertAlign w:val="superscript"/>
+        </w:rPr>
+        <w:t xml:space="preserve">5 </w:t>
+      </w:r>
+      <w:r>
+        <w:t>(iv</w:t>
+      </w:r>
+      <w:r>
+        <w:rPr>
+          <w:vertAlign w:val="superscript"/>
+        </w:rPr>
+        <w:t>5</w:t>
+      </w:r>
+      <w:r>
+        <w:t xml:space="preserve">) </w:t>
+      </w:r>
+      <w:r>
+        <w:t>となっている）コードの移り変わりが速いので、コードをプロセスする時間が与えられないまま次</w:t>
+      </w:r>
+      <w:r>
+        <w:rPr>
+          <w:rFonts w:hint="eastAsia"/>
+        </w:rPr>
+        <w:t>から次のコードへと</w:t>
+      </w:r>
+      <w:r>
+        <w:t>曲が進んでしまう。減速するメロディーとは逆に、リスナーを置いてけぼりにするかのような進行構成ですね。</w:t>
+      </w:r>
+    </w:p>
+    <w:p>
+      <w:pPr>
+        <w:rPr>
+          <w:lang w:val="en-GB"/>
+        </w:rPr>
+      </w:pPr>
+      <w:r>
+        <w:tab/>
+      </w:r>
+      <w:r>
+        <w:t>そして、日頃聞いている分にはあんまり気づかないかもしれないのですが、イントロとブリッジの間で転調を一回挟んでおります。イントロの最後の小節で</w:t>
+      </w:r>
+      <w:r>
+        <w:t>A</w:t>
+      </w:r>
+      <w:r>
+        <w:t>と</w:t>
+      </w:r>
+      <w:r>
+        <w:t>B</w:t>
+      </w:r>
+      <w:r>
+        <w:t>がふまれ、ブリッジの最初のコードが</w:t>
+      </w:r>
+      <w:proofErr w:type="spellStart"/>
+      <w:r>
+        <w:t>B</w:t>
+      </w:r>
+      <w:r>
+        <w:rPr>
+          <w:rFonts w:ascii="ScaleDegrees Times" w:hAnsi="ScaleDegrees Times"/>
+        </w:rPr>
+        <w:t>b</w:t>
+      </w:r>
+      <w:r>
+        <w:t>m</w:t>
+      </w:r>
+      <w:proofErr w:type="spellEnd"/>
+      <w:r>
+        <w:t>ととれます。この</w:t>
+      </w:r>
+      <w:r>
+        <w:t>A</w:t>
+      </w:r>
+      <w:r>
+        <w:t>と</w:t>
+      </w:r>
+      <w:r>
+        <w:t>B</w:t>
+      </w:r>
+      <w:r>
+        <w:t>ですが、あとの</w:t>
+      </w:r>
+      <w:proofErr w:type="spellStart"/>
+      <w:r>
+        <w:t>B</w:t>
+      </w:r>
+      <w:r>
+        <w:rPr>
+          <w:rFonts w:ascii="ScaleDegrees Times" w:hAnsi="ScaleDegrees Times"/>
+        </w:rPr>
+        <w:t>b</w:t>
+      </w:r>
+      <w:r>
+        <w:t>m</w:t>
+      </w:r>
+      <w:proofErr w:type="spellEnd"/>
+      <w:r>
+        <w:t>をそれ</w:t>
+      </w:r>
+      <w:r>
+        <w:lastRenderedPageBreak/>
+        <w:t>ぞれ下上半音で囲っているようです。メロディー開発でよく使うエンクロージャー</w:t>
+      </w:r>
+      <w:r>
+        <w:rPr>
+          <w:rStyle w:val="FootnoteAnchor"/>
+        </w:rPr>
+        <w:footnoteReference w:id="3"/>
+      </w:r>
+      <w:r>
+        <w:t>のコード版みたいなものですね。他の曲の中でもちょくちょくみる、</w:t>
+      </w:r>
+      <w:r>
+        <w:t>Z</w:t>
+      </w:r>
+      <w:r>
+        <w:t>氏がそれなりに使う転調の方法とも見えます。また、あくまで推測ですが、イントロでよくでてくる</w:t>
+      </w:r>
+      <w:r>
+        <w:t>A</w:t>
+      </w:r>
+      <w:r>
+        <w:rPr>
+          <w:rFonts w:ascii="ScaleDegrees Times" w:hAnsi="ScaleDegrees Times"/>
+        </w:rPr>
+        <w:t>#</w:t>
+      </w:r>
+      <w:r>
+        <w:t>の音はリスナーに</w:t>
+      </w:r>
+      <w:r>
+        <w:t>B</w:t>
+      </w:r>
+      <w:r>
+        <w:rPr>
+          <w:rFonts w:ascii="ScaleDegrees Times" w:hAnsi="ScaleDegrees Times"/>
+        </w:rPr>
+        <w:t>b</w:t>
+      </w:r>
+      <w:r>
+        <w:t>の音に慣れてもらうという狙いがあるのではないかとも</w:t>
+      </w:r>
+      <w:r>
+        <w:rPr>
+          <w:rFonts w:hint="eastAsia"/>
+        </w:rPr>
+        <w:t>仮設</w:t>
+      </w:r>
+      <w:r>
+        <w:t>できます。個人的には、</w:t>
+      </w:r>
+      <w:r>
+        <w:rPr>
+          <w:rFonts w:hint="eastAsia"/>
+        </w:rPr>
+        <w:t>そんなことをするよりも、両調で</w:t>
+      </w:r>
+      <w:r>
+        <w:rPr>
+          <w:rFonts w:hint="eastAsia"/>
+        </w:rPr>
+        <w:t>ドミナントコード</w:t>
+      </w:r>
+      <w:r>
+        <w:rPr>
+          <w:rFonts w:hint="eastAsia"/>
+        </w:rPr>
+        <w:t>としてはたらく</w:t>
+      </w:r>
+      <w:r>
+        <w:t>G</w:t>
+      </w:r>
+      <w:r>
+        <w:rPr>
+          <w:rFonts w:ascii="ScaleDegrees Times" w:hAnsi="ScaleDegrees Times"/>
+        </w:rPr>
+        <w:t>#</w:t>
+      </w:r>
+      <w:r>
+        <w:t>7(=A</w:t>
+      </w:r>
+      <w:r>
+        <w:rPr>
+          <w:rFonts w:ascii="ScaleDegrees Times" w:hAnsi="ScaleDegrees Times"/>
+        </w:rPr>
+        <w:t>b</w:t>
+      </w:r>
+      <w:r>
+        <w:t>7)</w:t>
+      </w:r>
+      <w:r>
+        <w:t>を転調前に打ったほうが手っ取り早いんじゃないかとは思いますが。さてメロディーの方はどうか。転調前最後の音は</w:t>
+      </w:r>
+      <w:r>
+        <w:t>G</w:t>
+      </w:r>
+      <w:r>
+        <w:rPr>
+          <w:rFonts w:ascii="ScaleDegrees Times" w:hAnsi="ScaleDegrees Times"/>
+        </w:rPr>
+        <w:t>#</w:t>
+      </w:r>
+      <w:r>
+        <w:t>で、これは転調前では</w:t>
+      </w:r>
+      <w:r>
+        <w:rPr>
+          <w:rFonts w:ascii="ScaleDegrees Times" w:hAnsi="ScaleDegrees Times"/>
+        </w:rPr>
+        <w:t>5</w:t>
+      </w:r>
+      <w:r>
+        <w:rPr>
+          <w:rFonts w:ascii="ScaleDegrees Times" w:hAnsi="ScaleDegrees Times"/>
+        </w:rPr>
+        <w:t>、転調後では</w:t>
+      </w:r>
+      <w:r>
+        <w:rPr>
+          <w:rFonts w:ascii="ScaleDegrees Times" w:hAnsi="ScaleDegrees Times"/>
+        </w:rPr>
+        <w:t>b7 (=Ab)</w:t>
+      </w:r>
+      <w:r>
+        <w:rPr>
+          <w:rFonts w:ascii="ScaleDegrees Times" w:hAnsi="ScaleDegrees Times"/>
+        </w:rPr>
+        <w:t>です。</w:t>
+      </w:r>
+      <w:r>
+        <w:rPr>
+          <w:rFonts w:ascii="ScaleDegrees Times" w:hAnsi="ScaleDegrees Times" w:hint="eastAsia"/>
+        </w:rPr>
+        <w:t>そして転調後最初の音は</w:t>
+      </w:r>
+      <w:r>
+        <w:rPr>
+          <w:rFonts w:ascii="ScaleDegrees Times" w:hAnsi="ScaleDegrees Times" w:hint="eastAsia"/>
+        </w:rPr>
+        <w:t>F (=E#)</w:t>
+      </w:r>
+      <w:r>
+        <w:rPr>
+          <w:rFonts w:ascii="ScaleDegrees Times" w:hAnsi="ScaleDegrees Times" w:hint="eastAsia"/>
+        </w:rPr>
+        <w:t>で、転調前では</w:t>
+      </w:r>
+      <w:r>
+        <w:rPr>
+          <w:rFonts w:ascii="ScaleDegrees Times" w:hAnsi="ScaleDegrees Times" w:hint="eastAsia"/>
+        </w:rPr>
+        <w:t xml:space="preserve"> n3</w:t>
+      </w:r>
+      <w:r>
+        <w:rPr>
+          <w:rFonts w:ascii="ScaleDegrees Times" w:hAnsi="ScaleDegrees Times" w:hint="eastAsia"/>
+        </w:rPr>
+        <w:t>、転調後では</w:t>
+      </w:r>
+      <w:r>
+        <w:rPr>
+          <w:rFonts w:ascii="ScaleDegrees Times" w:hAnsi="ScaleDegrees Times" w:hint="eastAsia"/>
+        </w:rPr>
+        <w:t>5</w:t>
+      </w:r>
+      <w:r>
+        <w:rPr>
+          <w:rFonts w:ascii="ScaleDegrees Times" w:hAnsi="ScaleDegrees Times" w:hint="eastAsia"/>
+        </w:rPr>
+        <w:t>です。転調後のキーにおいて</w:t>
+      </w:r>
+      <w:r>
+        <w:rPr>
+          <w:rFonts w:ascii="ScaleDegrees Times" w:hAnsi="ScaleDegrees Times" w:hint="eastAsia"/>
+        </w:rPr>
+        <w:t>5</w:t>
+      </w:r>
+      <w:r>
+        <w:rPr>
+          <w:rFonts w:ascii="ScaleDegrees Times" w:hAnsi="ScaleDegrees Times" w:hint="eastAsia"/>
+        </w:rPr>
+        <w:t>→</w:t>
+      </w:r>
+      <w:r>
+        <w:rPr>
+          <w:rFonts w:ascii="ScaleDegrees Times" w:hAnsi="ScaleDegrees Times" w:hint="eastAsia"/>
+        </w:rPr>
+        <w:t>b7</w:t>
+      </w:r>
+      <w:r>
+        <w:rPr>
+          <w:rFonts w:ascii="ScaleDegrees Times" w:hAnsi="ScaleDegrees Times" w:hint="eastAsia"/>
+        </w:rPr>
+        <w:t>とみなせば、なんやかんやで悪くはないともいえますが、あんまり調性をはっきりさせるような決定的な音選びではないのも確かです。</w:t>
+      </w:r>
+    </w:p>
+    <w:p>
+      <w:pPr>
+        <w:rPr>
+          <w:lang w:val="en-GB"/>
+        </w:rPr>
+      </w:pPr>
+    </w:p>
+    <w:p>
+      <w:pPr>
+        <w:pStyle w:val="Heading2"/>
+      </w:pPr>
+      <w:bookmarkStart w:id="21" w:name="__RefHeading___Toc190_3269620353"/>
+      <w:bookmarkStart w:id="22" w:name="_Toc184402381"/>
+      <w:bookmarkEnd w:id="21"/>
+      <w:r>
+        <w:rPr>
+          <w:b/>
+          <w:bCs/>
+        </w:rPr>
+        <w:t>B</w:t>
+      </w:r>
+      <w:r>
+        <w:rPr>
+          <w:b/>
+          <w:bCs/>
+        </w:rPr>
+        <w:t>メロ</w:t>
+      </w:r>
+      <w:bookmarkEnd w:id="22"/>
+      <w:r>
+        <w:rPr>
+          <w:rFonts w:hint="eastAsia"/>
+          <w:b/>
+          <w:bCs/>
+        </w:rPr>
+        <w:t xml:space="preserve"> </w:t>
+      </w:r>
+      <w:r>
+        <w:t>（公式音源</w:t>
+      </w:r>
+      <w:r>
+        <w:rPr>
+          <w:rFonts w:hint="eastAsia"/>
+        </w:rPr>
+        <w:t>0</w:t>
+      </w:r>
+      <w:r>
+        <w:t>:</w:t>
+      </w:r>
+      <w:r>
+        <w:rPr>
+          <w:rFonts w:hint="eastAsia"/>
+        </w:rPr>
+        <w:t>48</w:t>
+      </w:r>
+      <w:r>
+        <w:t>~</w:t>
+      </w:r>
+      <w:r>
+        <w:t>）</w:t>
+      </w:r>
+    </w:p>
+    <w:p>
+      <w:pPr>
+        <w:ind w:firstLine="720"/>
+      </w:pPr>
+      <w:r>
+        <w:rPr>
+          <w:noProof/>
+        </w:rPr>
         <mc:AlternateContent>
           <mc:Choice Requires="wps">
             <w:drawing>
-              <wp:anchor behindDoc="0" distT="635" distB="0" distL="0" distR="635" simplePos="0" locked="0" layoutInCell="0" allowOverlap="1" relativeHeight="12">
+              <wp:anchor distT="0" distB="0" distL="114300" distR="114300" simplePos="0" relativeHeight="251660288" behindDoc="0" locked="0" layoutInCell="1" allowOverlap="1" wp14:anchorId="0D2F5522" wp14:editId="6BE1C04E">
                 <wp:simplePos x="0" y="0"/>
                 <wp:positionH relativeFrom="column">
-                  <wp:posOffset>4358005</wp:posOffset>
+                  <wp:posOffset>3148965</wp:posOffset>
                 </wp:positionH>
                 <wp:positionV relativeFrom="paragraph">
-                  <wp:posOffset>-6350</wp:posOffset>
+                  <wp:posOffset>2759710</wp:posOffset>
                 </wp:positionV>
-                <wp:extent cx="2251710" cy="977265"/>
-                <wp:effectExtent l="635" t="635" r="635" b="635"/>
-                <wp:wrapThrough wrapText="largest">
-                  <wp:wrapPolygon edited="0">
-                    <wp:start x="0" y="0"/>
-                    <wp:lineTo x="21600" y="0"/>
-                    <wp:lineTo x="21600" y="21600"/>
-                    <wp:lineTo x="0" y="21600"/>
-                    <wp:lineTo x="0" y="0"/>
-                  </wp:wrapPolygon>
-                </wp:wrapThrough>
-                <wp:docPr id="13" name="Text Frame 1"/>
+                <wp:extent cx="3482340" cy="635"/>
+                <wp:effectExtent l="0" t="0" r="0" b="0"/>
+                <wp:wrapSquare wrapText="bothSides"/>
+                <wp:docPr id="1162561341" name="Text Box 1"/>
+                <wp:cNvGraphicFramePr/>
                 <a:graphic xmlns:a="http://schemas.openxmlformats.org/drawingml/2006/main">
                   <a:graphicData uri="http://schemas.microsoft.com/office/word/2010/wordprocessingShape">
                     <wps:wsp>
-                      <wps:cNvSpPr/>
+                      <wps:cNvSpPr txBox="1"/>
                       <wps:spPr>
                         <a:xfrm>
                           <a:off x="0" y="0"/>
-                          <a:ext cx="2251800" cy="977400"/>
+                          <a:ext cx="3482340" cy="635"/>
                         </a:xfrm>
                         <a:prstGeom prst="rect">
                           <a:avLst/>
                         </a:prstGeom>
                         <a:solidFill>
-                          <a:srgbClr val="fff5ce"/>
+                          <a:prstClr val="white"/>
                         </a:solidFill>
-                        <a:ln w="0">
-                          <a:solidFill>
-                            <a:srgbClr val="000000"/>
-                          </a:solidFill>
-                          <a:custDash>
-                            <a:ds d="57000" sp="57000"/>
-                          </a:custDash>
+                        <a:ln>
+                          <a:noFill/>
                         </a:ln>
                       </wps:spPr>
-                      <wps:style>
-                        <a:lnRef idx="0"/>
-                        <a:fillRef idx="0"/>
-                        <a:effectRef idx="0"/>
-                        <a:fontRef idx="minor"/>
-                      </wps:style>
                       <wps:txbx>
                         <w:txbxContent>
                           <w:p>
                             <w:pPr>
-                              <w:pStyle w:val="FrameContents"/>
-                              <w:overflowPunct w:val="false"/>
-                              <w:spacing w:lineRule="auto" w:line="240" w:before="0" w:after="0"/>
-                              <w:rPr>
-                                <w:color w:val="000000"/>
+                              <w:pStyle w:val="Caption"/>
+                              <w:jc w:val="center"/>
+                              <w:rPr>
+                                <w:i w:val="0"/>
+                                <w:iCs w:val="0"/>
+                                <w:noProof/>
+                                <w:sz w:val="22"/>
                               </w:rPr>
                             </w:pPr>
                             <w:r>
                               <w:rPr>
-                                <w:rFonts w:ascii="Calibri" w:hAnsi="Calibri" w:cs="" w:asciiTheme="minorHAnsi" w:cstheme="minorBidi" w:hAnsiTheme="minorHAnsi"/>
-                                <w:color w:val="000000"/>
-                                <w:u w:val="single"/>
-                                <w14:ligatures w14:val="standardContextual"/>
-                              </w:rPr>
-                              <w:t>パワーコード</w:t>
-                            </w:r>
-                          </w:p>
-                          <w:p>
-                            <w:pPr>
-                              <w:pStyle w:val="FrameContents"/>
-                              <w:overflowPunct w:val="false"/>
-                              <w:spacing w:lineRule="auto" w:line="240" w:before="0" w:after="0"/>
-                              <w:jc w:val="center"/>
-                              <w:rPr>
-                                <w:color w:val="000000"/>
-                              </w:rPr>
-                            </w:pPr>
-                            <w:r>
-                              <w:rPr>
-                                <w:rFonts w:ascii="Calibri" w:hAnsi="Calibri" w:cs="" w:asciiTheme="minorHAnsi" w:cstheme="minorBidi" w:hAnsiTheme="minorHAnsi"/>
-                                <w:color w:val="000000"/>
-                                <w14:ligatures w14:val="standardContextual"/>
-                              </w:rPr>
-                              <w:t>ルートと五度のみでつくった、メジャーコードなのかマイナーコードなのかがわからないもの</w:t>
+                                <w:rFonts w:hint="eastAsia"/>
+                                <w:i w:val="0"/>
+                                <w:iCs w:val="0"/>
+                              </w:rPr>
+                              <w:t>図</w:t>
+                            </w:r>
+                            <w:r>
+                              <w:rPr>
+                                <w:rFonts w:hint="eastAsia"/>
+                                <w:i w:val="0"/>
+                                <w:iCs w:val="0"/>
+                              </w:rPr>
+                              <w:t>4: B</w:t>
+                            </w:r>
+                            <w:r>
+                              <w:rPr>
+                                <w:rFonts w:hint="eastAsia"/>
+                                <w:i w:val="0"/>
+                                <w:iCs w:val="0"/>
+                              </w:rPr>
+                              <w:t>メロ譜</w:t>
                             </w:r>
                           </w:p>
                         </w:txbxContent>
                       </wps:txbx>
-                      <wps:bodyPr lIns="109800" rIns="109800" tIns="54720" bIns="109800" anchor="t">
-                        <a:noAutofit/>
+                      <wps:bodyPr rot="0" spcFirstLastPara="0" vertOverflow="overflow" horzOverflow="overflow" vert="horz" wrap="square" lIns="0" tIns="0" rIns="0" bIns="0" numCol="1" spcCol="0" rtlCol="0" fromWordArt="0" anchor="t" anchorCtr="0" forceAA="0" compatLnSpc="1">
+                        <a:prstTxWarp prst="textNoShape">
+                          <a:avLst/>
+                        </a:prstTxWarp>
+                        <a:spAutoFit/>
                       </wps:bodyPr>
                     </wps:wsp>
                   </a:graphicData>
@@ -2588,1225 +2647,473 @@
           </mc:Choice>
           <mc:Fallback>
             <w:pict>
-              <v:rect id="shape_0" ID="Text Frame 1" path="m0,0l-2147483645,0l-2147483645,-2147483646l0,-2147483646xe" fillcolor="#fff5ce" stroked="t" o:allowincell="f" style="position:absolute;margin-left:343.15pt;margin-top:-0.5pt;width:177.25pt;height:76.9pt;mso-wrap-style:square;v-text-anchor:top">
-                <v:fill o:detectmouseclick="t" type="solid" color2="#000a31"/>
-                <v:stroke color="black" dashstyle="longdash" joinstyle="round" endcap="flat"/>
-                <v:textbox>
+              <v:shapetype w14:anchorId="0D2F5522" id="_x0000_t202" coordsize="21600,21600" o:spt="202" path="m,l,21600r21600,l21600,xe">
+                <v:stroke joinstyle="miter"/>
+                <v:path gradientshapeok="t" o:connecttype="rect"/>
+              </v:shapetype>
+              <v:shape id="Text Box 1" o:spid="_x0000_s1030" type="#_x0000_t202" style="position:absolute;left:0;text-align:left;margin-left:247.95pt;margin-top:217.3pt;width:274.2pt;height:.05pt;z-index:251660288;visibility:visible;mso-wrap-style:square;mso-wrap-distance-left:9pt;mso-wrap-distance-top:0;mso-wrap-distance-right:9pt;mso-wrap-distance-bottom:0;mso-position-horizontal:absolute;mso-position-horizontal-relative:text;mso-position-vertical:absolute;mso-position-vertical-relative:text;v-text-anchor:top" o:gfxdata="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" stroked="f">
+                <v:textbox style="mso-fit-shape-to-text:t" inset="0,0,0,0">
                   <w:txbxContent>
                     <w:p>
                       <w:pPr>
-                        <w:pStyle w:val="FrameContents"/>
-                        <w:overflowPunct w:val="false"/>
-                        <w:spacing w:lineRule="auto" w:line="240" w:before="0" w:after="0"/>
-                        <w:rPr>
-                          <w:color w:val="000000"/>
+                        <w:pStyle w:val="Caption"/>
+                        <w:jc w:val="center"/>
+                        <w:rPr>
+                          <w:i w:val="0"/>
+                          <w:iCs w:val="0"/>
+                          <w:noProof/>
+                          <w:sz w:val="22"/>
                         </w:rPr>
                       </w:pPr>
                       <w:r>
                         <w:rPr>
-                          <w:rFonts w:ascii="Calibri" w:hAnsi="Calibri" w:cs="" w:asciiTheme="minorHAnsi" w:cstheme="minorBidi" w:hAnsiTheme="minorHAnsi"/>
-                          <w:color w:val="000000"/>
-                          <w:u w:val="single"/>
-                          <w14:ligatures w14:val="standardContextual"/>
-                        </w:rPr>
-                        <w:t>パワーコード</w:t>
-                      </w:r>
-                    </w:p>
-                    <w:p>
-                      <w:pPr>
-                        <w:pStyle w:val="FrameContents"/>
-                        <w:overflowPunct w:val="false"/>
-                        <w:spacing w:lineRule="auto" w:line="240" w:before="0" w:after="0"/>
-                        <w:jc w:val="center"/>
-                        <w:rPr>
-                          <w:color w:val="000000"/>
-                        </w:rPr>
-                      </w:pPr>
-                      <w:r>
-                        <w:rPr>
-                          <w:rFonts w:ascii="Calibri" w:hAnsi="Calibri" w:cs="" w:asciiTheme="minorHAnsi" w:cstheme="minorBidi" w:hAnsiTheme="minorHAnsi"/>
-                          <w:color w:val="000000"/>
-                          <w14:ligatures w14:val="standardContextual"/>
-                        </w:rPr>
-                        <w:t>ルートと五度のみでつくった、メジャーコードなのかマイナーコードなのかがわからないもの</w:t>
+                          <w:rFonts w:hint="eastAsia"/>
+                          <w:i w:val="0"/>
+                          <w:iCs w:val="0"/>
+                        </w:rPr>
+                        <w:t>図</w:t>
+                      </w:r>
+                      <w:r>
+                        <w:rPr>
+                          <w:rFonts w:hint="eastAsia"/>
+                          <w:i w:val="0"/>
+                          <w:iCs w:val="0"/>
+                        </w:rPr>
+                        <w:t>4: B</w:t>
+                      </w:r>
+                      <w:r>
+                        <w:rPr>
+                          <w:rFonts w:hint="eastAsia"/>
+                          <w:i w:val="0"/>
+                          <w:iCs w:val="0"/>
+                        </w:rPr>
+                        <w:t>メロ譜</w:t>
                       </w:r>
                     </w:p>
                   </w:txbxContent>
                 </v:textbox>
-                <w10:wrap type="square" side="largest"/>
-              </v:rect>
+                <w10:wrap type="square"/>
+              </v:shape>
             </w:pict>
           </mc:Fallback>
         </mc:AlternateContent>
       </w:r>
       <w:r>
         <w:rPr>
-          <w:rFonts w:eastAsia="游明朝" w:cs="" w:cstheme="minorBidi" w:eastAsiaTheme="minorEastAsia"/>
-          <w:color w:val="auto"/>
-          <w:kern w:val="2"/>
-          <w:sz w:val="22"/>
-          <w:szCs w:val="22"/>
-          <w:lang w:val="en-US" w:eastAsia="ja-JP" w:bidi="ar-SA"/>
-          <w14:ligatures w14:val="standardContextual"/>
-        </w:rPr>
-        <w:tab/>
-      </w:r>
-      <w:r>
-        <w:rPr>
-          <w:rFonts w:ascii="Calibri" w:hAnsi="Calibri" w:cs="" w:asciiTheme="minorHAnsi" w:cstheme="minorBidi" w:hAnsiTheme="minorHAnsi"/>
-          <w:color w:val="auto"/>
-          <w:kern w:val="2"/>
-          <w:sz w:val="22"/>
-          <w:szCs w:val="22"/>
-          <w:lang w:val="en-US" w:eastAsia="ja-JP" w:bidi="ar-SA"/>
-          <w14:ligatures w14:val="standardContextual"/>
-        </w:rPr>
-        <w:t>コードを取ってみると、一回目では</w:t>
-      </w:r>
-      <w:r>
-        <w:rPr>
-          <w:rFonts w:eastAsia="游明朝" w:cs="" w:cstheme="minorBidi" w:eastAsiaTheme="minorEastAsia"/>
-          <w:color w:val="auto"/>
-          <w:kern w:val="2"/>
-          <w:sz w:val="22"/>
-          <w:szCs w:val="22"/>
-          <w:lang w:val="en-US" w:eastAsia="ja-JP" w:bidi="ar-SA"/>
-          <w14:ligatures w14:val="standardContextual"/>
-        </w:rPr>
-        <w:t>i</w:t>
-      </w:r>
-      <w:r>
-        <w:rPr>
-          <w:rFonts w:eastAsia="游明朝" w:cs="" w:cstheme="minorBidi" w:eastAsiaTheme="minorEastAsia"/>
-          <w:color w:val="auto"/>
-          <w:kern w:val="2"/>
-          <w:sz w:val="22"/>
-          <w:szCs w:val="22"/>
-          <w:vertAlign w:val="superscript"/>
-          <w:lang w:val="en-US" w:eastAsia="ja-JP" w:bidi="ar-SA"/>
-          <w14:ligatures w14:val="standardContextual"/>
-        </w:rPr>
-        <w:t>5</w:t>
-      </w:r>
-      <w:r>
-        <w:rPr>
-          <w:rFonts w:eastAsia="游明朝" w:cs="" w:ascii="ScaleDegrees Times" w:hAnsi="ScaleDegrees Times" w:cstheme="minorBidi" w:eastAsiaTheme="minorEastAsia"/>
-          <w:color w:val="auto"/>
-          <w:kern w:val="2"/>
-          <w:sz w:val="22"/>
-          <w:szCs w:val="22"/>
-          <w:lang w:val="en-US" w:eastAsia="ja-JP" w:bidi="ar-SA"/>
-          <w14:ligatures w14:val="standardContextual"/>
-        </w:rPr>
-        <w:t>/4, v</w:t>
-      </w:r>
-      <w:r>
-        <w:rPr>
-          <w:rFonts w:eastAsia="游明朝" w:cs="" w:cstheme="minorBidi" w:eastAsiaTheme="minorEastAsia"/>
-          <w:color w:val="auto"/>
-          <w:kern w:val="2"/>
-          <w:sz w:val="22"/>
-          <w:szCs w:val="22"/>
-          <w:vertAlign w:val="superscript"/>
-          <w:lang w:val="en-US" w:eastAsia="ja-JP" w:bidi="ar-SA"/>
-          <w14:ligatures w14:val="standardContextual"/>
-        </w:rPr>
-        <w:t>5</w:t>
-      </w:r>
-      <w:r>
-        <w:rPr>
-          <w:rFonts w:eastAsia="游明朝" w:cs="" w:ascii="ScaleDegrees Times" w:hAnsi="ScaleDegrees Times" w:cstheme="minorBidi" w:eastAsiaTheme="minorEastAsia"/>
-          <w:color w:val="auto"/>
-          <w:kern w:val="2"/>
-          <w:sz w:val="22"/>
-          <w:szCs w:val="22"/>
-          <w:lang w:val="en-US" w:eastAsia="ja-JP" w:bidi="ar-SA"/>
-          <w14:ligatures w14:val="standardContextual"/>
-        </w:rPr>
-        <w:t>, bVI</w:t>
-      </w:r>
-      <w:r>
-        <w:rPr>
-          <w:rFonts w:eastAsia="游明朝" w:cs="" w:cstheme="minorBidi" w:eastAsiaTheme="minorEastAsia"/>
-          <w:color w:val="auto"/>
-          <w:kern w:val="2"/>
-          <w:sz w:val="22"/>
-          <w:szCs w:val="22"/>
-          <w:vertAlign w:val="superscript"/>
-          <w:lang w:val="en-US" w:eastAsia="ja-JP" w:bidi="ar-SA"/>
-          <w14:ligatures w14:val="standardContextual"/>
-        </w:rPr>
-        <w:t>5</w:t>
-      </w:r>
-      <w:r>
-        <w:rPr>
-          <w:rFonts w:eastAsia="游明朝" w:cs="" w:ascii="ScaleDegrees Times" w:hAnsi="ScaleDegrees Times" w:cstheme="minorBidi" w:eastAsiaTheme="minorEastAsia"/>
-          <w:color w:val="auto"/>
-          <w:kern w:val="2"/>
-          <w:sz w:val="22"/>
-          <w:szCs w:val="22"/>
-          <w:lang w:val="en-US" w:eastAsia="ja-JP" w:bidi="ar-SA"/>
-          <w14:ligatures w14:val="standardContextual"/>
-        </w:rPr>
-        <w:t>, bVII</w:t>
-      </w:r>
-      <w:r>
-        <w:rPr>
-          <w:rFonts w:eastAsia="游明朝" w:cs="" w:cstheme="minorBidi" w:eastAsiaTheme="minorEastAsia"/>
-          <w:color w:val="auto"/>
-          <w:kern w:val="2"/>
-          <w:sz w:val="22"/>
-          <w:szCs w:val="22"/>
-          <w:vertAlign w:val="superscript"/>
-          <w:lang w:val="en-US" w:eastAsia="ja-JP" w:bidi="ar-SA"/>
-          <w14:ligatures w14:val="standardContextual"/>
-        </w:rPr>
-        <w:t>5</w:t>
-      </w:r>
-      <w:r>
-        <w:rPr>
-          <w:rFonts w:ascii="Calibri" w:hAnsi="Calibri" w:cs="" w:asciiTheme="minorHAnsi" w:cstheme="minorBidi" w:hAnsiTheme="minorHAnsi"/>
-          <w:color w:val="auto"/>
-          <w:kern w:val="2"/>
-          <w:sz w:val="22"/>
-          <w:szCs w:val="22"/>
-          <w:lang w:val="en-US" w:eastAsia="ja-JP" w:bidi="ar-SA"/>
-          <w14:ligatures w14:val="standardContextual"/>
-        </w:rPr>
-        <w:t>となっており、パワーコードが連続しており、調性が曖昧になっています。特に</w:t>
-      </w:r>
-      <w:r>
-        <w:rPr>
-          <w:rFonts w:eastAsia="游明朝" w:cs="" w:cstheme="minorBidi" w:eastAsiaTheme="minorEastAsia"/>
-          <w:color w:val="auto"/>
-          <w:kern w:val="2"/>
-          <w:sz w:val="22"/>
-          <w:szCs w:val="22"/>
-          <w:lang w:val="en-US" w:eastAsia="ja-JP" w:bidi="ar-SA"/>
-          <w14:ligatures w14:val="standardContextual"/>
-        </w:rPr>
-        <w:t>i5</w:t>
-      </w:r>
-      <w:r>
-        <w:rPr>
-          <w:rFonts w:eastAsia="游明朝" w:cs="" w:ascii="ScaleDegrees Times" w:hAnsi="ScaleDegrees Times" w:cstheme="minorBidi" w:eastAsiaTheme="minorEastAsia"/>
-          <w:color w:val="auto"/>
-          <w:kern w:val="2"/>
-          <w:sz w:val="22"/>
-          <w:szCs w:val="22"/>
-          <w:lang w:val="en-US" w:eastAsia="ja-JP" w:bidi="ar-SA"/>
-          <w14:ligatures w14:val="standardContextual"/>
-        </w:rPr>
-        <w:t>/4</w:t>
-      </w:r>
-      <w:r>
-        <w:rPr>
-          <w:rFonts w:ascii="ScaleDegrees Times" w:hAnsi="ScaleDegrees Times" w:cs="" w:cstheme="minorBidi"/>
-          <w:color w:val="auto"/>
-          <w:kern w:val="2"/>
-          <w:sz w:val="22"/>
-          <w:szCs w:val="22"/>
-          <w:lang w:val="en-US" w:eastAsia="ja-JP" w:bidi="ar-SA"/>
-          <w14:ligatures w14:val="standardContextual"/>
-        </w:rPr>
-        <w:t>がおもしろく、ベースがコードから独立した音を踏んでおり、結果としてコードが</w:t>
-      </w:r>
-      <w:r>
-        <w:rPr>
-          <w:rFonts w:eastAsia="游明朝" w:cs="" w:ascii="ScaleDegrees Times" w:hAnsi="ScaleDegrees Times" w:cstheme="minorBidi" w:eastAsiaTheme="minorEastAsia"/>
-          <w:color w:val="auto"/>
-          <w:kern w:val="2"/>
-          <w:sz w:val="22"/>
-          <w:szCs w:val="22"/>
-          <w:lang w:val="en-US" w:eastAsia="ja-JP" w:bidi="ar-SA"/>
-          <w14:ligatures w14:val="standardContextual"/>
-        </w:rPr>
-        <w:t>Eb</w:t>
-      </w:r>
-      <w:r>
-        <w:rPr>
-          <w:rFonts w:eastAsia="游明朝" w:cs="" w:cstheme="minorBidi" w:eastAsiaTheme="minorEastAsia"/>
-          <w:color w:val="auto"/>
-          <w:kern w:val="2"/>
-          <w:position w:val="0"/>
-          <w:sz w:val="22"/>
-          <w:sz w:val="22"/>
-          <w:szCs w:val="22"/>
-          <w:vertAlign w:val="baseline"/>
-          <w:lang w:val="en-US" w:eastAsia="ja-JP" w:bidi="ar-SA"/>
-          <w14:ligatures w14:val="standardContextual"/>
-        </w:rPr>
-        <w:t xml:space="preserve">m (iv) </w:t>
-      </w:r>
-      <w:r>
-        <w:rPr>
-          <w:rFonts w:ascii="ScaleDegrees Times" w:hAnsi="ScaleDegrees Times" w:cs="" w:cstheme="minorBidi"/>
-          <w:color w:val="auto"/>
-          <w:kern w:val="2"/>
-          <w:sz w:val="22"/>
-          <w:szCs w:val="22"/>
-          <w:lang w:val="en-US" w:eastAsia="ja-JP" w:bidi="ar-SA"/>
-          <w14:ligatures w14:val="standardContextual"/>
-        </w:rPr>
-        <w:t>と</w:t>
-      </w:r>
-      <w:r>
-        <w:rPr>
-          <w:rFonts w:eastAsia="游明朝" w:cs="" w:ascii="ScaleDegrees Times" w:hAnsi="ScaleDegrees Times" w:cstheme="minorBidi" w:eastAsiaTheme="minorEastAsia"/>
-          <w:color w:val="auto"/>
-          <w:kern w:val="2"/>
-          <w:sz w:val="22"/>
-          <w:szCs w:val="22"/>
-          <w:lang w:val="en-US" w:eastAsia="ja-JP" w:bidi="ar-SA"/>
-          <w14:ligatures w14:val="standardContextual"/>
-        </w:rPr>
-        <w:t>Bbm</w:t>
-      </w:r>
-      <w:r>
-        <w:rPr>
-          <w:rFonts w:eastAsia="游明朝" w:cs="" w:cstheme="minorBidi" w:eastAsiaTheme="minorEastAsia"/>
-          <w:color w:val="auto"/>
-          <w:kern w:val="2"/>
-          <w:position w:val="0"/>
-          <w:sz w:val="22"/>
-          <w:sz w:val="22"/>
-          <w:szCs w:val="22"/>
-          <w:vertAlign w:val="baseline"/>
-          <w:lang w:val="en-US" w:eastAsia="ja-JP" w:bidi="ar-SA"/>
-          <w14:ligatures w14:val="standardContextual"/>
-        </w:rPr>
-        <w:t xml:space="preserve"> (i) </w:t>
-      </w:r>
-      <w:r>
-        <w:rPr>
-          <w:rFonts w:ascii="ScaleDegrees Times" w:hAnsi="ScaleDegrees Times" w:cs="" w:cstheme="minorBidi"/>
-          <w:color w:val="auto"/>
-          <w:kern w:val="2"/>
-          <w:sz w:val="22"/>
-          <w:szCs w:val="22"/>
-          <w:lang w:val="en-US" w:eastAsia="ja-JP" w:bidi="ar-SA"/>
-          <w14:ligatures w14:val="standardContextual"/>
-        </w:rPr>
-        <w:t>との間の中途半端な存在となっております。（なんなら二回目では</w:t>
-      </w:r>
-      <w:r>
-        <w:rPr>
-          <w:rFonts w:eastAsia="游明朝" w:cs="" w:ascii="ScaleDegrees Times" w:hAnsi="ScaleDegrees Times" w:cstheme="minorBidi" w:eastAsiaTheme="minorEastAsia"/>
-          <w:color w:val="auto"/>
-          <w:kern w:val="2"/>
-          <w:sz w:val="22"/>
-          <w:szCs w:val="22"/>
-          <w:lang w:val="en-US" w:eastAsia="ja-JP" w:bidi="ar-SA"/>
-          <w14:ligatures w14:val="standardContextual"/>
-        </w:rPr>
-        <w:t>Eb</w:t>
-      </w:r>
-      <w:r>
-        <w:rPr>
-          <w:rFonts w:eastAsia="游明朝" w:cs="" w:cstheme="minorBidi" w:eastAsiaTheme="minorEastAsia"/>
-          <w:color w:val="auto"/>
-          <w:kern w:val="2"/>
-          <w:sz w:val="22"/>
-          <w:szCs w:val="22"/>
-          <w:vertAlign w:val="superscript"/>
-          <w:lang w:val="en-US" w:eastAsia="ja-JP" w:bidi="ar-SA"/>
-          <w14:ligatures w14:val="standardContextual"/>
-        </w:rPr>
-        <w:t xml:space="preserve">5 </w:t>
-      </w:r>
-      <w:r>
-        <w:rPr>
-          <w:rFonts w:eastAsia="游明朝" w:cs="" w:cstheme="minorBidi" w:eastAsiaTheme="minorEastAsia"/>
-          <w:color w:val="auto"/>
-          <w:kern w:val="2"/>
-          <w:position w:val="0"/>
-          <w:sz w:val="22"/>
-          <w:sz w:val="22"/>
-          <w:szCs w:val="22"/>
-          <w:vertAlign w:val="baseline"/>
-          <w:lang w:val="en-US" w:eastAsia="ja-JP" w:bidi="ar-SA"/>
-          <w14:ligatures w14:val="standardContextual"/>
-        </w:rPr>
-        <w:t>(iv</w:t>
-      </w:r>
-      <w:r>
-        <w:rPr>
-          <w:rFonts w:eastAsia="游明朝" w:cs="" w:cstheme="minorBidi" w:eastAsiaTheme="minorEastAsia"/>
-          <w:color w:val="auto"/>
-          <w:kern w:val="2"/>
-          <w:sz w:val="22"/>
-          <w:szCs w:val="22"/>
-          <w:vertAlign w:val="superscript"/>
-          <w:lang w:val="en-US" w:eastAsia="ja-JP" w:bidi="ar-SA"/>
-          <w14:ligatures w14:val="standardContextual"/>
-        </w:rPr>
-        <w:t>5</w:t>
-      </w:r>
-      <w:r>
-        <w:rPr>
-          <w:rFonts w:eastAsia="游明朝" w:cs="" w:cstheme="minorBidi" w:eastAsiaTheme="minorEastAsia"/>
-          <w:color w:val="auto"/>
-          <w:kern w:val="2"/>
-          <w:position w:val="0"/>
-          <w:sz w:val="22"/>
-          <w:sz w:val="22"/>
-          <w:szCs w:val="22"/>
-          <w:vertAlign w:val="baseline"/>
-          <w:lang w:val="en-US" w:eastAsia="ja-JP" w:bidi="ar-SA"/>
-          <w14:ligatures w14:val="standardContextual"/>
-        </w:rPr>
-        <w:t xml:space="preserve">) </w:t>
-      </w:r>
-      <w:r>
-        <w:rPr>
-          <w:rFonts w:ascii="Calibri" w:hAnsi="Calibri" w:cs="" w:asciiTheme="minorHAnsi" w:cstheme="minorBidi" w:hAnsiTheme="minorHAnsi"/>
-          <w:color w:val="auto"/>
-          <w:kern w:val="2"/>
-          <w:position w:val="0"/>
-          <w:sz w:val="22"/>
-          <w:sz w:val="22"/>
-          <w:szCs w:val="22"/>
-          <w:vertAlign w:val="baseline"/>
-          <w:lang w:val="en-US" w:eastAsia="ja-JP" w:bidi="ar-SA"/>
-          <w14:ligatures w14:val="standardContextual"/>
-        </w:rPr>
-        <w:t>となっている）コードの移り変わりが速いので、コードをプロセスする時間が与えられないまま次のものに曲が進んでしまう。減速するメロディーとは逆に、リスナーを置いてけぼりにするかのような進行構成ですね。</w:t>
+          <w:rFonts w:hint="eastAsia"/>
+          <w:noProof/>
+        </w:rPr>
+        <w:drawing>
+          <wp:anchor distT="0" distB="0" distL="114300" distR="114300" simplePos="0" relativeHeight="251658240" behindDoc="0" locked="0" layoutInCell="1" allowOverlap="1">
+            <wp:simplePos x="0" y="0"/>
+            <wp:positionH relativeFrom="column">
+              <wp:posOffset>3149352</wp:posOffset>
+            </wp:positionH>
+            <wp:positionV relativeFrom="paragraph">
+              <wp:posOffset>533151</wp:posOffset>
+            </wp:positionV>
+            <wp:extent cx="3482781" cy="2257417"/>
+            <wp:effectExtent l="0" t="0" r="3810" b="0"/>
+            <wp:wrapSquare wrapText="bothSides"/>
+            <wp:docPr id="802671291" name="Picture 9"/>
+            <wp:cNvGraphicFramePr>
+              <a:graphicFrameLocks xmlns:a="http://schemas.openxmlformats.org/drawingml/2006/main" noChangeAspect="1"/>
+            </wp:cNvGraphicFramePr>
+            <a:graphic xmlns:a="http://schemas.openxmlformats.org/drawingml/2006/main">
+              <a:graphicData uri="http://schemas.openxmlformats.org/drawingml/2006/picture">
+                <pic:pic xmlns:pic="http://schemas.openxmlformats.org/drawingml/2006/picture">
+                  <pic:nvPicPr>
+                    <pic:cNvPr id="0" name="Picture 1"/>
+                    <pic:cNvPicPr>
+                      <a:picLocks noChangeAspect="1" noChangeArrowheads="1"/>
+                    </pic:cNvPicPr>
+                  </pic:nvPicPr>
+                  <pic:blipFill>
+                    <a:blip r:embed="rId11" cstate="print">
+                      <a:extLst>
+                        <a:ext uri="{28A0092B-C50C-407E-A947-70E740481C1C}">
+                          <a14:useLocalDpi xmlns:a14="http://schemas.microsoft.com/office/drawing/2010/main" val="0"/>
+                        </a:ext>
+                      </a:extLst>
+                    </a:blip>
+                    <a:srcRect/>
+                    <a:stretch>
+                      <a:fillRect/>
+                    </a:stretch>
+                  </pic:blipFill>
+                  <pic:spPr bwMode="auto">
+                    <a:xfrm>
+                      <a:off x="0" y="0"/>
+                      <a:ext cx="3482781" cy="2257417"/>
+                    </a:xfrm>
+                    <a:prstGeom prst="rect">
+                      <a:avLst/>
+                    </a:prstGeom>
+                    <a:noFill/>
+                    <a:ln>
+                      <a:noFill/>
+                    </a:ln>
+                  </pic:spPr>
+                </pic:pic>
+              </a:graphicData>
+            </a:graphic>
+          </wp:anchor>
+        </w:drawing>
+      </w:r>
+      <w:r>
+        <w:rPr>
+          <w:rFonts w:hint="eastAsia"/>
+        </w:rPr>
+        <w:t>曲の中の唯一の休憩地帯ともいえるところ。透き通ったピアノが奏でる音はそれまでのシンセと対比を成し、その裏のコードも速度を落とし、全体として落ち着いたような印象を与える。</w:t>
+      </w:r>
+      <w:r>
+        <w:rPr>
+          <w:rFonts w:hint="eastAsia"/>
+        </w:rPr>
+        <w:t>自分が</w:t>
+      </w:r>
+      <w:r>
+        <w:rPr>
+          <w:rFonts w:hint="eastAsia"/>
+        </w:rPr>
+        <w:t>Y</w:t>
+      </w:r>
+      <w:r>
+        <w:rPr>
+          <w:rFonts w:hint="eastAsia"/>
+        </w:rPr>
+        <w:t>氏と戦ってみたときはちょうど、スペカが終わってエクステが降ってきた頃合ですね。</w:t>
       </w:r>
     </w:p>
     <w:p>
       <w:pPr>
-        <w:pStyle w:val="Normal"/>
-        <w:rPr>
-          <w:lang w:val="en-GB"/>
-        </w:rPr>
-      </w:pPr>
-      <w:r>
-        <w:rPr>
-          <w:rFonts w:eastAsia="游明朝" w:cs="" w:cstheme="minorBidi" w:eastAsiaTheme="minorEastAsia"/>
-          <w:color w:val="auto"/>
-          <w:kern w:val="2"/>
-          <w:position w:val="0"/>
-          <w:sz w:val="22"/>
-          <w:sz w:val="22"/>
-          <w:szCs w:val="22"/>
-          <w:vertAlign w:val="baseline"/>
-          <w:lang w:val="en-US" w:eastAsia="ja-JP" w:bidi="ar-SA"/>
-          <w14:ligatures w14:val="standardContextual"/>
-        </w:rPr>
+        <w:rPr>
+          <w:rFonts w:hint="eastAsia"/>
+        </w:rPr>
+      </w:pPr>
+      <w:r>
         <w:tab/>
       </w:r>
       <w:r>
         <w:rPr>
-          <w:rFonts w:ascii="Calibri" w:hAnsi="Calibri" w:cs="" w:asciiTheme="minorHAnsi" w:cstheme="minorBidi" w:hAnsiTheme="minorHAnsi"/>
-          <w:color w:val="auto"/>
-          <w:kern w:val="2"/>
-          <w:position w:val="0"/>
-          <w:sz w:val="22"/>
-          <w:sz w:val="22"/>
-          <w:szCs w:val="22"/>
-          <w:vertAlign w:val="baseline"/>
-          <w:lang w:val="en-US" w:eastAsia="ja-JP" w:bidi="ar-SA"/>
-          <w14:ligatures w14:val="standardContextual"/>
-        </w:rPr>
-        <w:t>そして、日頃聞いている分にはあんまり気づかないかもしれないのですが、イントロとブリッジの間で転調を一回挟んでおります。イントロの最後の小節で</w:t>
-      </w:r>
-      <w:r>
-        <w:rPr>
-          <w:rFonts w:eastAsia="游明朝" w:cs="" w:cstheme="minorBidi" w:eastAsiaTheme="minorEastAsia"/>
-          <w:color w:val="auto"/>
-          <w:kern w:val="2"/>
-          <w:position w:val="0"/>
-          <w:sz w:val="22"/>
-          <w:sz w:val="22"/>
-          <w:szCs w:val="22"/>
-          <w:vertAlign w:val="baseline"/>
-          <w:lang w:val="en-US" w:eastAsia="ja-JP" w:bidi="ar-SA"/>
-          <w14:ligatures w14:val="standardContextual"/>
-        </w:rPr>
-        <w:t>A</w:t>
-      </w:r>
-      <w:r>
-        <w:rPr>
-          <w:rFonts w:ascii="Calibri" w:hAnsi="Calibri" w:cs="" w:asciiTheme="minorHAnsi" w:cstheme="minorBidi" w:hAnsiTheme="minorHAnsi"/>
-          <w:color w:val="auto"/>
-          <w:kern w:val="2"/>
-          <w:position w:val="0"/>
-          <w:sz w:val="22"/>
-          <w:sz w:val="22"/>
-          <w:szCs w:val="22"/>
-          <w:vertAlign w:val="baseline"/>
-          <w:lang w:val="en-US" w:eastAsia="ja-JP" w:bidi="ar-SA"/>
-          <w14:ligatures w14:val="standardContextual"/>
-        </w:rPr>
-        <w:t>と</w:t>
-      </w:r>
-      <w:r>
-        <w:rPr>
-          <w:rFonts w:eastAsia="游明朝" w:cs="" w:cstheme="minorBidi" w:eastAsiaTheme="minorEastAsia"/>
-          <w:color w:val="auto"/>
-          <w:kern w:val="2"/>
-          <w:position w:val="0"/>
-          <w:sz w:val="22"/>
-          <w:sz w:val="22"/>
-          <w:szCs w:val="22"/>
-          <w:vertAlign w:val="baseline"/>
-          <w:lang w:val="en-US" w:eastAsia="ja-JP" w:bidi="ar-SA"/>
-          <w14:ligatures w14:val="standardContextual"/>
-        </w:rPr>
-        <w:t>B</w:t>
-      </w:r>
-      <w:r>
-        <w:rPr>
-          <w:rFonts w:ascii="Calibri" w:hAnsi="Calibri" w:cs="" w:asciiTheme="minorHAnsi" w:cstheme="minorBidi" w:hAnsiTheme="minorHAnsi"/>
-          <w:color w:val="auto"/>
-          <w:kern w:val="2"/>
-          <w:position w:val="0"/>
-          <w:sz w:val="22"/>
-          <w:sz w:val="22"/>
-          <w:szCs w:val="22"/>
-          <w:vertAlign w:val="baseline"/>
-          <w:lang w:val="en-US" w:eastAsia="ja-JP" w:bidi="ar-SA"/>
-          <w14:ligatures w14:val="standardContextual"/>
-        </w:rPr>
-        <w:t>がふまれ、ブリッジの最初のコードが</w:t>
-      </w:r>
-      <w:r>
-        <w:rPr>
-          <w:rFonts w:eastAsia="游明朝" w:cs="" w:cstheme="minorBidi" w:eastAsiaTheme="minorEastAsia"/>
-          <w:color w:val="auto"/>
-          <w:kern w:val="2"/>
-          <w:position w:val="0"/>
-          <w:sz w:val="22"/>
-          <w:sz w:val="22"/>
-          <w:szCs w:val="22"/>
-          <w:vertAlign w:val="baseline"/>
-          <w:lang w:val="en-US" w:eastAsia="ja-JP" w:bidi="ar-SA"/>
-          <w14:ligatures w14:val="standardContextual"/>
-        </w:rPr>
-        <w:t>B</w:t>
-      </w:r>
-      <w:r>
-        <w:rPr>
-          <w:rFonts w:eastAsia="游明朝" w:cs="" w:ascii="ScaleDegrees Times" w:hAnsi="ScaleDegrees Times" w:cstheme="minorBidi" w:eastAsiaTheme="minorEastAsia"/>
-          <w:color w:val="auto"/>
-          <w:kern w:val="2"/>
-          <w:position w:val="0"/>
-          <w:sz w:val="22"/>
-          <w:sz w:val="22"/>
-          <w:szCs w:val="22"/>
-          <w:vertAlign w:val="baseline"/>
-          <w:lang w:val="en-US" w:eastAsia="ja-JP" w:bidi="ar-SA"/>
-          <w14:ligatures w14:val="standardContextual"/>
-        </w:rPr>
-        <w:t>b</w:t>
-      </w:r>
-      <w:r>
-        <w:rPr>
-          <w:rFonts w:eastAsia="游明朝" w:cs="" w:cstheme="minorBidi" w:eastAsiaTheme="minorEastAsia"/>
-          <w:color w:val="auto"/>
-          <w:kern w:val="2"/>
-          <w:position w:val="0"/>
-          <w:sz w:val="22"/>
-          <w:sz w:val="22"/>
-          <w:szCs w:val="22"/>
-          <w:vertAlign w:val="baseline"/>
-          <w:lang w:val="en-US" w:eastAsia="ja-JP" w:bidi="ar-SA"/>
-          <w14:ligatures w14:val="standardContextual"/>
-        </w:rPr>
-        <w:t>m</w:t>
-      </w:r>
-      <w:r>
-        <w:rPr>
-          <w:rFonts w:ascii="Calibri" w:hAnsi="Calibri" w:cs="" w:asciiTheme="minorHAnsi" w:cstheme="minorBidi" w:hAnsiTheme="minorHAnsi"/>
-          <w:color w:val="auto"/>
-          <w:kern w:val="2"/>
-          <w:position w:val="0"/>
-          <w:sz w:val="22"/>
-          <w:sz w:val="22"/>
-          <w:szCs w:val="22"/>
-          <w:vertAlign w:val="baseline"/>
-          <w:lang w:val="en-US" w:eastAsia="ja-JP" w:bidi="ar-SA"/>
-          <w14:ligatures w14:val="standardContextual"/>
-        </w:rPr>
-        <w:t>ととれます。この</w:t>
-      </w:r>
-      <w:r>
-        <w:rPr>
-          <w:rFonts w:eastAsia="游明朝" w:cs="" w:cstheme="minorBidi" w:eastAsiaTheme="minorEastAsia"/>
-          <w:color w:val="auto"/>
-          <w:kern w:val="2"/>
-          <w:position w:val="0"/>
-          <w:sz w:val="22"/>
-          <w:sz w:val="22"/>
-          <w:szCs w:val="22"/>
-          <w:vertAlign w:val="baseline"/>
-          <w:lang w:val="en-US" w:eastAsia="ja-JP" w:bidi="ar-SA"/>
-          <w14:ligatures w14:val="standardContextual"/>
-        </w:rPr>
-        <w:t>A</w:t>
-      </w:r>
-      <w:r>
-        <w:rPr>
-          <w:rFonts w:ascii="Calibri" w:hAnsi="Calibri" w:cs="" w:asciiTheme="minorHAnsi" w:cstheme="minorBidi" w:hAnsiTheme="minorHAnsi"/>
-          <w:color w:val="auto"/>
-          <w:kern w:val="2"/>
-          <w:position w:val="0"/>
-          <w:sz w:val="22"/>
-          <w:sz w:val="22"/>
-          <w:szCs w:val="22"/>
-          <w:vertAlign w:val="baseline"/>
-          <w:lang w:val="en-US" w:eastAsia="ja-JP" w:bidi="ar-SA"/>
-          <w14:ligatures w14:val="standardContextual"/>
-        </w:rPr>
-        <w:t>と</w:t>
-      </w:r>
-      <w:r>
-        <w:rPr>
-          <w:rFonts w:eastAsia="游明朝" w:cs="" w:cstheme="minorBidi" w:eastAsiaTheme="minorEastAsia"/>
-          <w:color w:val="auto"/>
-          <w:kern w:val="2"/>
-          <w:position w:val="0"/>
-          <w:sz w:val="22"/>
-          <w:sz w:val="22"/>
-          <w:szCs w:val="22"/>
-          <w:vertAlign w:val="baseline"/>
-          <w:lang w:val="en-US" w:eastAsia="ja-JP" w:bidi="ar-SA"/>
-          <w14:ligatures w14:val="standardContextual"/>
-        </w:rPr>
-        <w:t>B</w:t>
-      </w:r>
-      <w:r>
-        <w:rPr>
-          <w:rFonts w:ascii="Calibri" w:hAnsi="Calibri" w:cs="" w:asciiTheme="minorHAnsi" w:cstheme="minorBidi" w:hAnsiTheme="minorHAnsi"/>
-          <w:color w:val="auto"/>
-          <w:kern w:val="2"/>
-          <w:position w:val="0"/>
-          <w:sz w:val="22"/>
-          <w:sz w:val="22"/>
-          <w:szCs w:val="22"/>
-          <w:vertAlign w:val="baseline"/>
-          <w:lang w:val="en-US" w:eastAsia="ja-JP" w:bidi="ar-SA"/>
-          <w14:ligatures w14:val="standardContextual"/>
-        </w:rPr>
-        <w:t>ですが、あとの</w:t>
-      </w:r>
-      <w:r>
-        <w:rPr>
-          <w:rFonts w:eastAsia="游明朝" w:cs="" w:cstheme="minorBidi" w:eastAsiaTheme="minorEastAsia"/>
-          <w:color w:val="auto"/>
-          <w:kern w:val="2"/>
-          <w:position w:val="0"/>
-          <w:sz w:val="22"/>
-          <w:sz w:val="22"/>
-          <w:szCs w:val="22"/>
-          <w:vertAlign w:val="baseline"/>
-          <w:lang w:val="en-US" w:eastAsia="ja-JP" w:bidi="ar-SA"/>
-          <w14:ligatures w14:val="standardContextual"/>
-        </w:rPr>
-        <w:t>B</w:t>
-      </w:r>
-      <w:r>
-        <w:rPr>
-          <w:rFonts w:eastAsia="游明朝" w:cs="" w:ascii="ScaleDegrees Times" w:hAnsi="ScaleDegrees Times" w:cstheme="minorBidi" w:eastAsiaTheme="minorEastAsia"/>
-          <w:color w:val="auto"/>
-          <w:kern w:val="2"/>
-          <w:position w:val="0"/>
-          <w:sz w:val="22"/>
-          <w:sz w:val="22"/>
-          <w:szCs w:val="22"/>
-          <w:vertAlign w:val="baseline"/>
-          <w:lang w:val="en-US" w:eastAsia="ja-JP" w:bidi="ar-SA"/>
-          <w14:ligatures w14:val="standardContextual"/>
-        </w:rPr>
-        <w:t>b</w:t>
-      </w:r>
-      <w:r>
-        <w:rPr>
-          <w:rFonts w:eastAsia="游明朝" w:cs="" w:cstheme="minorBidi" w:eastAsiaTheme="minorEastAsia"/>
-          <w:color w:val="auto"/>
-          <w:kern w:val="2"/>
-          <w:position w:val="0"/>
-          <w:sz w:val="22"/>
-          <w:sz w:val="22"/>
-          <w:szCs w:val="22"/>
-          <w:vertAlign w:val="baseline"/>
-          <w:lang w:val="en-US" w:eastAsia="ja-JP" w:bidi="ar-SA"/>
-          <w14:ligatures w14:val="standardContextual"/>
-        </w:rPr>
-        <w:t>m</w:t>
-      </w:r>
-      <w:r>
-        <w:rPr>
-          <w:rFonts w:ascii="Calibri" w:hAnsi="Calibri" w:cs="" w:asciiTheme="minorHAnsi" w:cstheme="minorBidi" w:hAnsiTheme="minorHAnsi"/>
-          <w:color w:val="auto"/>
-          <w:kern w:val="2"/>
-          <w:position w:val="0"/>
-          <w:sz w:val="22"/>
-          <w:sz w:val="22"/>
-          <w:szCs w:val="22"/>
-          <w:vertAlign w:val="baseline"/>
-          <w:lang w:val="en-US" w:eastAsia="ja-JP" w:bidi="ar-SA"/>
-          <w14:ligatures w14:val="standardContextual"/>
-        </w:rPr>
-        <w:t>をそれぞれ下上半音で囲っているようです。メロディー開発でよく使うエンクロージャー</w:t>
-      </w:r>
-      <w:r>
-        <w:rPr>
-          <w:rStyle w:val="FootnoteAnchor"/>
-          <w:rFonts w:ascii="Calibri" w:hAnsi="Calibri" w:cs="" w:asciiTheme="minorHAnsi" w:cstheme="minorBidi" w:hAnsiTheme="minorHAnsi"/>
-          <w:color w:val="auto"/>
-          <w:kern w:val="2"/>
-          <w:position w:val="0"/>
-          <w:sz w:val="22"/>
-          <w:sz w:val="22"/>
-          <w:szCs w:val="22"/>
-          <w:vertAlign w:val="baseline"/>
-          <w:lang w:val="en-US" w:eastAsia="ja-JP" w:bidi="ar-SA"/>
-          <w14:ligatures w14:val="standardContextual"/>
+          <w:rFonts w:hint="eastAsia"/>
+        </w:rPr>
+        <w:t>ここでのコード進行は至って単純で、東方だけではなく、ポップスやアニソンでもよくみられる、全音あがりの</w:t>
+      </w:r>
+      <w:proofErr w:type="spellStart"/>
+      <w:r>
+        <w:rPr>
+          <w:rFonts w:ascii="ScaleDegrees Times" w:hAnsi="ScaleDegrees Times"/>
+        </w:rPr>
+        <w:t>bVI</w:t>
+      </w:r>
+      <w:proofErr w:type="spellEnd"/>
+      <w:r>
+        <w:rPr>
+          <w:rFonts w:ascii="ScaleDegrees Times" w:hAnsi="ScaleDegrees Times"/>
+        </w:rPr>
+        <w:t xml:space="preserve">  </w:t>
+      </w:r>
+      <w:proofErr w:type="spellStart"/>
+      <w:r>
+        <w:rPr>
+          <w:rFonts w:ascii="ScaleDegrees Times" w:hAnsi="ScaleDegrees Times"/>
+        </w:rPr>
+        <w:t>bVII</w:t>
+      </w:r>
+      <w:proofErr w:type="spellEnd"/>
+      <w:r>
+        <w:rPr>
+          <w:rFonts w:ascii="ScaleDegrees Times" w:hAnsi="ScaleDegrees Times"/>
+        </w:rPr>
+        <w:t xml:space="preserve">  </w:t>
+      </w:r>
+      <w:proofErr w:type="spellStart"/>
+      <w:r>
+        <w:rPr>
+          <w:rFonts w:ascii="ScaleDegrees Times" w:hAnsi="ScaleDegrees Times"/>
+        </w:rPr>
+        <w:t>i</w:t>
+      </w:r>
+      <w:proofErr w:type="spellEnd"/>
+      <w:r>
+        <w:rPr>
+          <w:rFonts w:ascii="ScaleDegrees Times" w:hAnsi="ScaleDegrees Times" w:hint="eastAsia"/>
+        </w:rPr>
+        <w:t>が基本となって作られているようです。一週目では、三、四小節目の</w:t>
+      </w:r>
+      <w:r>
+        <w:rPr>
+          <w:rFonts w:ascii="ScaleDegrees Times" w:hAnsi="ScaleDegrees Times" w:hint="eastAsia"/>
+        </w:rPr>
+        <w:t>n6 (G#)</w:t>
+      </w:r>
+      <w:r>
+        <w:rPr>
+          <w:rFonts w:ascii="ScaleDegrees Times" w:hAnsi="ScaleDegrees Times" w:hint="eastAsia"/>
+        </w:rPr>
+        <w:t>の音が場面を一気に明るくさせます</w:t>
+      </w:r>
+      <w:r>
+        <w:rPr>
+          <w:rStyle w:val="FootnoteReference"/>
+          <w:rFonts w:cstheme="minorHAnsi"/>
         </w:rPr>
         <w:footnoteReference w:id="4"/>
       </w:r>
       <w:r>
         <w:rPr>
-          <w:rFonts w:ascii="Calibri" w:hAnsi="Calibri" w:cs="" w:asciiTheme="minorHAnsi" w:cstheme="minorBidi" w:hAnsiTheme="minorHAnsi"/>
-          <w:color w:val="auto"/>
-          <w:kern w:val="2"/>
-          <w:position w:val="0"/>
-          <w:sz w:val="22"/>
-          <w:sz w:val="22"/>
-          <w:szCs w:val="22"/>
-          <w:vertAlign w:val="baseline"/>
-          <w:lang w:val="en-US" w:eastAsia="ja-JP" w:bidi="ar-SA"/>
-          <w14:ligatures w14:val="standardContextual"/>
-        </w:rPr>
-        <w:t>のコード版みたいなものですね。他の曲の中でもちょくちょくみる、</w:t>
-      </w:r>
-      <w:r>
-        <w:rPr>
-          <w:rFonts w:eastAsia="游明朝" w:cs="" w:cstheme="minorBidi" w:eastAsiaTheme="minorEastAsia"/>
-          <w:color w:val="auto"/>
-          <w:kern w:val="2"/>
-          <w:position w:val="0"/>
-          <w:sz w:val="22"/>
-          <w:sz w:val="22"/>
-          <w:szCs w:val="22"/>
-          <w:vertAlign w:val="baseline"/>
-          <w:lang w:val="en-US" w:eastAsia="ja-JP" w:bidi="ar-SA"/>
-          <w14:ligatures w14:val="standardContextual"/>
-        </w:rPr>
-        <w:t>Z</w:t>
-      </w:r>
-      <w:r>
-        <w:rPr>
-          <w:rFonts w:ascii="Calibri" w:hAnsi="Calibri" w:cs="" w:asciiTheme="minorHAnsi" w:cstheme="minorBidi" w:hAnsiTheme="minorHAnsi"/>
-          <w:color w:val="auto"/>
-          <w:kern w:val="2"/>
-          <w:position w:val="0"/>
-          <w:sz w:val="22"/>
-          <w:sz w:val="22"/>
-          <w:szCs w:val="22"/>
-          <w:vertAlign w:val="baseline"/>
-          <w:lang w:val="en-US" w:eastAsia="ja-JP" w:bidi="ar-SA"/>
-          <w14:ligatures w14:val="standardContextual"/>
-        </w:rPr>
-        <w:t>氏がそれなりに使う転調の方法とも見えます。また、あくまで推測ですが、イントロでよくでてくる</w:t>
-      </w:r>
-      <w:r>
-        <w:rPr>
-          <w:rFonts w:eastAsia="游明朝" w:cs="" w:cstheme="minorBidi" w:eastAsiaTheme="minorEastAsia"/>
-          <w:color w:val="auto"/>
-          <w:kern w:val="2"/>
-          <w:position w:val="0"/>
-          <w:sz w:val="22"/>
-          <w:sz w:val="22"/>
-          <w:szCs w:val="22"/>
-          <w:vertAlign w:val="baseline"/>
-          <w:lang w:val="en-US" w:eastAsia="ja-JP" w:bidi="ar-SA"/>
-          <w14:ligatures w14:val="standardContextual"/>
-        </w:rPr>
-        <w:t>A</w:t>
-      </w:r>
-      <w:r>
-        <w:rPr>
-          <w:rFonts w:eastAsia="游明朝" w:cs="" w:ascii="ScaleDegrees Times" w:hAnsi="ScaleDegrees Times" w:cstheme="minorBidi" w:eastAsiaTheme="minorEastAsia"/>
-          <w:color w:val="auto"/>
-          <w:kern w:val="2"/>
-          <w:position w:val="0"/>
-          <w:sz w:val="22"/>
-          <w:sz w:val="22"/>
-          <w:szCs w:val="22"/>
-          <w:vertAlign w:val="baseline"/>
-          <w:lang w:val="en-US" w:eastAsia="ja-JP" w:bidi="ar-SA"/>
-          <w14:ligatures w14:val="standardContextual"/>
-        </w:rPr>
-        <w:t>#</w:t>
-      </w:r>
-      <w:r>
-        <w:rPr>
-          <w:rFonts w:ascii="Calibri" w:hAnsi="Calibri" w:cs="" w:asciiTheme="minorHAnsi" w:cstheme="minorBidi" w:hAnsiTheme="minorHAnsi"/>
-          <w:color w:val="auto"/>
-          <w:kern w:val="2"/>
-          <w:position w:val="0"/>
-          <w:sz w:val="22"/>
-          <w:sz w:val="22"/>
-          <w:szCs w:val="22"/>
-          <w:vertAlign w:val="baseline"/>
-          <w:lang w:val="en-US" w:eastAsia="ja-JP" w:bidi="ar-SA"/>
-          <w14:ligatures w14:val="standardContextual"/>
-        </w:rPr>
-        <w:t>の音はリスナーに</w:t>
-      </w:r>
-      <w:r>
-        <w:rPr>
-          <w:rFonts w:eastAsia="游明朝" w:cs="" w:cstheme="minorBidi" w:eastAsiaTheme="minorEastAsia"/>
-          <w:color w:val="auto"/>
-          <w:kern w:val="2"/>
-          <w:position w:val="0"/>
-          <w:sz w:val="22"/>
-          <w:sz w:val="22"/>
-          <w:szCs w:val="22"/>
-          <w:vertAlign w:val="baseline"/>
-          <w:lang w:val="en-US" w:eastAsia="ja-JP" w:bidi="ar-SA"/>
-          <w14:ligatures w14:val="standardContextual"/>
-        </w:rPr>
-        <w:t>B</w:t>
-      </w:r>
-      <w:r>
-        <w:rPr>
-          <w:rFonts w:eastAsia="游明朝" w:cs="" w:ascii="ScaleDegrees Times" w:hAnsi="ScaleDegrees Times" w:cstheme="minorBidi" w:eastAsiaTheme="minorEastAsia"/>
-          <w:color w:val="auto"/>
-          <w:kern w:val="2"/>
-          <w:position w:val="0"/>
-          <w:sz w:val="22"/>
-          <w:sz w:val="22"/>
-          <w:szCs w:val="22"/>
-          <w:vertAlign w:val="baseline"/>
-          <w:lang w:val="en-US" w:eastAsia="ja-JP" w:bidi="ar-SA"/>
-          <w14:ligatures w14:val="standardContextual"/>
-        </w:rPr>
-        <w:t>b</w:t>
-      </w:r>
-      <w:r>
-        <w:rPr>
-          <w:rFonts w:ascii="Calibri" w:hAnsi="Calibri" w:cs="" w:asciiTheme="minorHAnsi" w:cstheme="minorBidi" w:hAnsiTheme="minorHAnsi"/>
-          <w:color w:val="auto"/>
-          <w:kern w:val="2"/>
-          <w:position w:val="0"/>
-          <w:sz w:val="22"/>
-          <w:sz w:val="22"/>
-          <w:szCs w:val="22"/>
-          <w:vertAlign w:val="baseline"/>
-          <w:lang w:val="en-US" w:eastAsia="ja-JP" w:bidi="ar-SA"/>
-          <w14:ligatures w14:val="standardContextual"/>
-        </w:rPr>
-        <w:t>の音に慣れてもらうという狙いがあるのではないかとも仮説できます。個人的には、</w:t>
-      </w:r>
-      <w:r>
-        <w:rPr>
-          <w:rFonts w:eastAsia="游明朝" w:cs="" w:cstheme="minorBidi" w:eastAsiaTheme="minorEastAsia"/>
-          <w:color w:val="auto"/>
-          <w:kern w:val="2"/>
-          <w:position w:val="0"/>
-          <w:sz w:val="22"/>
-          <w:sz w:val="22"/>
-          <w:szCs w:val="22"/>
-          <w:vertAlign w:val="baseline"/>
-          <w:lang w:val="en-US" w:eastAsia="ja-JP" w:bidi="ar-SA"/>
-          <w14:ligatures w14:val="standardContextual"/>
+          <w:rFonts w:ascii="ScaleDegrees Times" w:hAnsi="ScaleDegrees Times" w:hint="eastAsia"/>
+        </w:rPr>
+        <w:t>。しかし二週目に入ると、</w:t>
+      </w:r>
+      <w:proofErr w:type="spellStart"/>
+      <w:r>
+        <w:rPr>
+          <w:rFonts w:ascii="ScaleDegrees Times" w:hAnsi="ScaleDegrees Times" w:hint="eastAsia"/>
+        </w:rPr>
+        <w:t>bVII</w:t>
+      </w:r>
+      <w:proofErr w:type="spellEnd"/>
+      <w:r>
+        <w:rPr>
+          <w:rFonts w:ascii="ScaleDegrees Times" w:hAnsi="ScaleDegrees Times" w:hint="eastAsia"/>
+        </w:rPr>
+        <w:t xml:space="preserve"> (A)</w:t>
+      </w:r>
+      <w:r>
+        <w:rPr>
+          <w:rFonts w:ascii="ScaleDegrees Times" w:hAnsi="ScaleDegrees Times" w:hint="eastAsia"/>
+        </w:rPr>
+        <w:t>に続くと</w:t>
+      </w:r>
+      <w:r>
+        <w:rPr>
+          <w:rFonts w:ascii="ScaleDegrees Times" w:hAnsi="ScaleDegrees Times" w:hint="eastAsia"/>
+        </w:rPr>
+        <w:lastRenderedPageBreak/>
+        <w:t>思われた</w:t>
+      </w:r>
+      <w:proofErr w:type="spellStart"/>
+      <w:r>
+        <w:rPr>
+          <w:rFonts w:ascii="ScaleDegrees Times" w:hAnsi="ScaleDegrees Times" w:hint="eastAsia"/>
+        </w:rPr>
+        <w:t>i</w:t>
+      </w:r>
+      <w:proofErr w:type="spellEnd"/>
+      <w:r>
+        <w:rPr>
+          <w:rFonts w:ascii="ScaleDegrees Times" w:hAnsi="ScaleDegrees Times" w:hint="eastAsia"/>
+        </w:rPr>
+        <w:t xml:space="preserve"> (Bm)</w:t>
+      </w:r>
+      <w:r>
+        <w:rPr>
+          <w:rFonts w:ascii="ScaleDegrees Times" w:hAnsi="ScaleDegrees Times" w:hint="eastAsia"/>
+        </w:rPr>
+        <w:t>はどこにもあらわれず、解決する代わりに暗い和声短音階の</w:t>
+      </w:r>
+      <w:r>
+        <w:rPr>
+          <w:rFonts w:ascii="ScaleDegrees Times" w:hAnsi="ScaleDegrees Times" w:hint="eastAsia"/>
+        </w:rPr>
+        <w:t>n7</w:t>
+      </w:r>
+      <w:r>
+        <w:rPr>
+          <w:rFonts w:ascii="ScaleDegrees Times" w:hAnsi="ScaleDegrees Times" w:hint="eastAsia"/>
+        </w:rPr>
+        <w:t>とその上に乗っかったドミナントコードが続き、場面が暗転。その次は勢いをさながらにしてループし、</w:t>
+      </w:r>
+      <w:r>
+        <w:rPr>
+          <w:rFonts w:ascii="ScaleDegrees Times" w:hAnsi="ScaleDegrees Times" w:hint="eastAsia"/>
+        </w:rPr>
+        <w:t>特別解決もせずに</w:t>
+      </w:r>
+      <w:r>
+        <w:rPr>
+          <w:rFonts w:ascii="ScaleDegrees Times" w:hAnsi="ScaleDegrees Times" w:hint="eastAsia"/>
         </w:rPr>
         <w:t>G</w:t>
       </w:r>
       <w:r>
         <w:rPr>
-          <w:rFonts w:eastAsia="游明朝" w:cs="" w:ascii="ScaleDegrees Times" w:hAnsi="ScaleDegrees Times" w:cstheme="minorBidi" w:eastAsiaTheme="minorEastAsia"/>
-          <w:color w:val="auto"/>
-          <w:kern w:val="2"/>
-          <w:position w:val="0"/>
-          <w:sz w:val="22"/>
-          <w:sz w:val="22"/>
-          <w:szCs w:val="22"/>
-          <w:vertAlign w:val="baseline"/>
-          <w:lang w:val="en-US" w:eastAsia="ja-JP" w:bidi="ar-SA"/>
-          <w14:ligatures w14:val="standardContextual"/>
-        </w:rPr>
-        <w:t>#</w:t>
-      </w:r>
-      <w:r>
-        <w:rPr>
-          <w:rFonts w:eastAsia="游明朝" w:cs="" w:cstheme="minorBidi" w:eastAsiaTheme="minorEastAsia"/>
-          <w:color w:val="auto"/>
-          <w:kern w:val="2"/>
-          <w:position w:val="0"/>
-          <w:sz w:val="22"/>
-          <w:sz w:val="22"/>
-          <w:szCs w:val="22"/>
-          <w:vertAlign w:val="baseline"/>
-          <w:lang w:val="en-US" w:eastAsia="ja-JP" w:bidi="ar-SA"/>
-          <w14:ligatures w14:val="standardContextual"/>
-        </w:rPr>
-        <w:t>7(=</w:t>
-      </w:r>
-      <w:r>
-        <w:rPr>
-          <w:rFonts w:eastAsia="游明朝" w:cs="" w:cstheme="minorBidi" w:eastAsiaTheme="minorEastAsia"/>
-          <w:b w:val="false"/>
-          <w:bCs w:val="false"/>
-          <w:color w:val="auto"/>
-          <w:kern w:val="2"/>
-          <w:position w:val="0"/>
-          <w:sz w:val="22"/>
-          <w:sz w:val="22"/>
-          <w:szCs w:val="22"/>
-          <w:vertAlign w:val="baseline"/>
-          <w:lang w:val="en-US" w:eastAsia="ja-JP" w:bidi="ar-SA"/>
-          <w14:ligatures w14:val="standardContextual"/>
-        </w:rPr>
-        <w:t>A</w:t>
-      </w:r>
-      <w:r>
-        <w:rPr>
-          <w:rFonts w:eastAsia="游明朝" w:cs="" w:ascii="ScaleDegrees Times" w:hAnsi="ScaleDegrees Times" w:cstheme="minorBidi" w:eastAsiaTheme="minorEastAsia"/>
-          <w:b w:val="false"/>
-          <w:bCs w:val="false"/>
-          <w:color w:val="auto"/>
-          <w:kern w:val="2"/>
-          <w:position w:val="0"/>
-          <w:sz w:val="22"/>
-          <w:sz w:val="22"/>
-          <w:szCs w:val="22"/>
-          <w:vertAlign w:val="baseline"/>
-          <w:lang w:val="en-US" w:eastAsia="ja-JP" w:bidi="ar-SA"/>
-          <w14:ligatures w14:val="standardContextual"/>
-        </w:rPr>
-        <w:t>b</w:t>
-      </w:r>
-      <w:r>
-        <w:rPr>
-          <w:rFonts w:eastAsia="游明朝" w:cs="" w:cstheme="minorBidi" w:eastAsiaTheme="minorEastAsia"/>
-          <w:b w:val="false"/>
-          <w:bCs w:val="false"/>
-          <w:color w:val="auto"/>
-          <w:kern w:val="2"/>
-          <w:position w:val="0"/>
-          <w:sz w:val="22"/>
-          <w:sz w:val="22"/>
-          <w:szCs w:val="22"/>
-          <w:vertAlign w:val="baseline"/>
-          <w:lang w:val="en-US" w:eastAsia="ja-JP" w:bidi="ar-SA"/>
-          <w14:ligatures w14:val="standardContextual"/>
-        </w:rPr>
+          <w:rFonts w:ascii="ScaleDegrees Times" w:hAnsi="ScaleDegrees Times" w:hint="eastAsia"/>
+        </w:rPr>
+        <w:t>に戻る。</w:t>
+      </w:r>
+      <w:r>
+        <w:rPr>
+          <w:rFonts w:ascii="ScaleDegrees Times" w:hAnsi="ScaleDegrees Times" w:hint="eastAsia"/>
+        </w:rPr>
+        <w:t>それはそれでポップスやアニソンで聞きなれた</w:t>
+      </w:r>
+      <w:r>
+        <w:rPr>
+          <w:rFonts w:ascii="ScaleDegrees Times" w:hAnsi="ScaleDegrees Times" w:hint="eastAsia"/>
+        </w:rPr>
+        <w:t>n7</w:t>
+      </w:r>
+      <w:r>
+        <w:rPr>
+          <w:rFonts w:ascii="ScaleDegrees Times" w:hAnsi="ScaleDegrees Times" w:hint="eastAsia"/>
+        </w:rPr>
+        <w:t>・</w:t>
+      </w:r>
+      <w:r>
+        <w:rPr>
+          <w:rFonts w:ascii="ScaleDegrees Times" w:hAnsi="ScaleDegrees Times" w:hint="eastAsia"/>
+        </w:rPr>
+        <w:t>V</w:t>
+      </w:r>
+      <w:r>
         <w:t>7</w:t>
       </w:r>
       <w:r>
         <w:rPr>
-          <w:rFonts w:eastAsia="游明朝" w:cs="" w:cstheme="minorBidi" w:eastAsiaTheme="minorEastAsia"/>
-          <w:color w:val="auto"/>
-          <w:kern w:val="2"/>
-          <w:position w:val="0"/>
-          <w:sz w:val="22"/>
-          <w:sz w:val="22"/>
-          <w:szCs w:val="22"/>
-          <w:vertAlign w:val="baseline"/>
-          <w:lang w:val="en-US" w:eastAsia="ja-JP" w:bidi="ar-SA"/>
-          <w14:ligatures w14:val="standardContextual"/>
-        </w:rPr>
-        <w:t>)</w:t>
-      </w:r>
-      <w:r>
-        <w:rPr>
-          <w:rFonts w:ascii="Calibri" w:hAnsi="Calibri" w:cs="" w:asciiTheme="minorHAnsi" w:cstheme="minorBidi" w:hAnsiTheme="minorHAnsi"/>
-          <w:color w:val="auto"/>
-          <w:kern w:val="2"/>
-          <w:position w:val="0"/>
-          <w:sz w:val="22"/>
-          <w:sz w:val="22"/>
-          <w:szCs w:val="22"/>
-          <w:vertAlign w:val="baseline"/>
-          <w:lang w:val="en-US" w:eastAsia="ja-JP" w:bidi="ar-SA"/>
-          <w14:ligatures w14:val="standardContextual"/>
-        </w:rPr>
-        <w:t>を転調前に打ったほうが手っ取り早いんじゃないかとは思いますが。さてメロディーの方はどうか。転調前最後の音は</w:t>
-      </w:r>
-      <w:r>
-        <w:rPr>
-          <w:rFonts w:eastAsia="游明朝" w:cs="" w:cstheme="minorBidi" w:eastAsiaTheme="minorEastAsia"/>
-          <w:color w:val="auto"/>
-          <w:kern w:val="2"/>
-          <w:position w:val="0"/>
-          <w:sz w:val="22"/>
-          <w:sz w:val="22"/>
-          <w:szCs w:val="22"/>
-          <w:vertAlign w:val="baseline"/>
-          <w:lang w:val="en-US" w:eastAsia="ja-JP" w:bidi="ar-SA"/>
-          <w14:ligatures w14:val="standardContextual"/>
-        </w:rPr>
-        <w:t>G</w:t>
-      </w:r>
-      <w:r>
-        <w:rPr>
-          <w:rFonts w:eastAsia="游明朝" w:cs="" w:ascii="ScaleDegrees Times" w:hAnsi="ScaleDegrees Times" w:cstheme="minorBidi" w:eastAsiaTheme="minorEastAsia"/>
-          <w:color w:val="auto"/>
-          <w:kern w:val="2"/>
-          <w:position w:val="0"/>
-          <w:sz w:val="22"/>
-          <w:sz w:val="22"/>
-          <w:szCs w:val="22"/>
-          <w:vertAlign w:val="baseline"/>
-          <w:lang w:val="en-US" w:eastAsia="ja-JP" w:bidi="ar-SA"/>
-          <w14:ligatures w14:val="standardContextual"/>
-        </w:rPr>
-        <w:t>#</w:t>
-      </w:r>
-      <w:r>
-        <w:rPr>
-          <w:rFonts w:ascii="Calibri" w:hAnsi="Calibri" w:cs="" w:asciiTheme="minorHAnsi" w:cstheme="minorBidi" w:hAnsiTheme="minorHAnsi"/>
-          <w:color w:val="auto"/>
-          <w:kern w:val="2"/>
-          <w:position w:val="0"/>
-          <w:sz w:val="22"/>
-          <w:sz w:val="22"/>
-          <w:szCs w:val="22"/>
-          <w:vertAlign w:val="baseline"/>
-          <w:lang w:val="en-US" w:eastAsia="ja-JP" w:bidi="ar-SA"/>
-          <w14:ligatures w14:val="standardContextual"/>
-        </w:rPr>
-        <w:t>で、これは転調前では</w:t>
-      </w:r>
-      <w:r>
-        <w:rPr>
-          <w:rFonts w:eastAsia="游明朝" w:cs="" w:ascii="ScaleDegrees Times" w:hAnsi="ScaleDegrees Times" w:cstheme="minorBidi" w:eastAsiaTheme="minorEastAsia"/>
-          <w:color w:val="auto"/>
-          <w:kern w:val="2"/>
-          <w:position w:val="0"/>
-          <w:sz w:val="22"/>
-          <w:sz w:val="22"/>
-          <w:szCs w:val="22"/>
-          <w:vertAlign w:val="baseline"/>
-          <w:lang w:val="en-US" w:eastAsia="ja-JP" w:bidi="ar-SA"/>
-          <w14:ligatures w14:val="standardContextual"/>
-        </w:rPr>
-        <w:t>5</w:t>
-      </w:r>
-      <w:r>
-        <w:rPr>
-          <w:rFonts w:ascii="ScaleDegrees Times" w:hAnsi="ScaleDegrees Times" w:cs="" w:cstheme="minorBidi"/>
-          <w:color w:val="auto"/>
-          <w:kern w:val="2"/>
-          <w:position w:val="0"/>
-          <w:sz w:val="22"/>
-          <w:sz w:val="22"/>
-          <w:szCs w:val="22"/>
-          <w:vertAlign w:val="baseline"/>
-          <w:lang w:val="en-US" w:eastAsia="ja-JP" w:bidi="ar-SA"/>
-          <w14:ligatures w14:val="standardContextual"/>
-        </w:rPr>
-        <w:t>、転調後では</w:t>
-      </w:r>
-      <w:r>
-        <w:rPr>
-          <w:rFonts w:eastAsia="游明朝" w:cs="" w:ascii="ScaleDegrees Times" w:hAnsi="ScaleDegrees Times" w:cstheme="minorBidi" w:eastAsiaTheme="minorEastAsia"/>
-          <w:color w:val="auto"/>
-          <w:kern w:val="2"/>
-          <w:position w:val="0"/>
-          <w:sz w:val="22"/>
-          <w:sz w:val="22"/>
-          <w:szCs w:val="22"/>
-          <w:vertAlign w:val="baseline"/>
-          <w:lang w:val="en-US" w:eastAsia="ja-JP" w:bidi="ar-SA"/>
-          <w14:ligatures w14:val="standardContextual"/>
-        </w:rPr>
-        <w:t>b7 (=Ab)</w:t>
-      </w:r>
-      <w:r>
-        <w:rPr>
-          <w:rFonts w:ascii="ScaleDegrees Times" w:hAnsi="ScaleDegrees Times" w:cs="" w:cstheme="minorBidi"/>
-          <w:color w:val="auto"/>
-          <w:kern w:val="2"/>
-          <w:position w:val="0"/>
-          <w:sz w:val="22"/>
-          <w:sz w:val="22"/>
-          <w:szCs w:val="22"/>
-          <w:vertAlign w:val="baseline"/>
-          <w:lang w:val="en-US" w:eastAsia="ja-JP" w:bidi="ar-SA"/>
-          <w14:ligatures w14:val="standardContextual"/>
-        </w:rPr>
-        <w:t>です。</w:t>
+          <w:rFonts w:hint="eastAsia"/>
+        </w:rPr>
+        <w:t>から</w:t>
+      </w:r>
+      <w:proofErr w:type="spellStart"/>
+      <w:r>
+        <w:rPr>
+          <w:rFonts w:ascii="ScaleDegrees Times" w:hAnsi="ScaleDegrees Times"/>
+        </w:rPr>
+        <w:t>bVI</w:t>
+      </w:r>
+      <w:proofErr w:type="spellEnd"/>
+      <w:r>
+        <w:rPr>
+          <w:rFonts w:ascii="ScaleDegrees Times" w:hAnsi="ScaleDegrees Times" w:hint="eastAsia"/>
+        </w:rPr>
+        <w:t>の動きでもあるので、あまり気にならないとも言えますが。</w:t>
       </w:r>
     </w:p>
     <w:p>
       <w:pPr>
-        <w:pStyle w:val="Normal"/>
-        <w:rPr>
-          <w:lang w:val="en-GB"/>
-        </w:rPr>
-      </w:pPr>
-      <w:r>
-        <w:rPr>
-          <w:lang w:val="en-GB"/>
-        </w:rPr>
-      </w:r>
+        <w:rPr>
+          <w:rFonts w:hint="eastAsia"/>
+        </w:rPr>
+      </w:pPr>
     </w:p>
     <w:p>
       <w:pPr>
         <w:pStyle w:val="Heading2"/>
         <w:rPr>
           <w:b/>
+          <w:bCs/>
+        </w:rPr>
+      </w:pPr>
+      <w:bookmarkStart w:id="23" w:name="__RefHeading___Toc192_3269620353"/>
+      <w:bookmarkStart w:id="24" w:name="_Toc184402382"/>
+      <w:bookmarkEnd w:id="23"/>
+      <w:r>
+        <w:rPr>
           <w:b/>
           <w:bCs/>
         </w:rPr>
-      </w:pPr>
-      <w:bookmarkStart w:id="18" w:name="__RefHeading___Toc190_3269620353"/>
-      <w:bookmarkStart w:id="19" w:name="_Toc184402381"/>
-      <w:bookmarkEnd w:id="18"/>
-      <w:r>
-        <w:rPr>
+        <w:t>サビ</w:t>
+      </w:r>
+      <w:bookmarkEnd w:id="24"/>
+      <w:r>
+        <w:rPr>
+          <w:rFonts w:hint="eastAsia"/>
           <w:b/>
           <w:bCs/>
         </w:rPr>
-        <w:t>B</w:t>
-      </w:r>
-      <w:r>
-        <w:rPr>
-          <w:b/>
-          <w:bCs/>
-        </w:rPr>
-        <w:t>メロ</w:t>
-      </w:r>
-      <w:bookmarkEnd w:id="19"/>
+        <w:t xml:space="preserve"> </w:t>
+      </w:r>
+      <w:r>
+        <w:t>（公式音源</w:t>
+      </w:r>
+      <w:r>
+        <w:rPr>
+          <w:rFonts w:hint="eastAsia"/>
+        </w:rPr>
+        <w:t>1</w:t>
+      </w:r>
+      <w:r>
+        <w:t>:</w:t>
+      </w:r>
+      <w:r>
+        <w:rPr>
+          <w:rFonts w:hint="eastAsia"/>
+        </w:rPr>
+        <w:t>13</w:t>
+      </w:r>
+      <w:r>
+        <w:t>~</w:t>
+      </w:r>
+      <w:r>
+        <w:t>）</w:t>
+      </w:r>
+    </w:p>
+    <w:p/>
+    <w:p>
+      <w:pPr>
+        <w:pStyle w:val="Heading1"/>
+      </w:pPr>
+      <w:bookmarkStart w:id="25" w:name="__RefHeading___Toc194_3269620353"/>
+      <w:bookmarkStart w:id="26" w:name="_Toc184402383"/>
+      <w:bookmarkEnd w:id="25"/>
+      <w:r>
+        <w:t>付録</w:t>
+      </w:r>
+      <w:bookmarkEnd w:id="26"/>
     </w:p>
     <w:p>
       <w:pPr>
         <w:pStyle w:val="Heading2"/>
-        <w:rPr>
-          <w:b/>
-          <w:b/>
-          <w:bCs/>
-        </w:rPr>
-      </w:pPr>
-      <w:bookmarkStart w:id="20" w:name="__RefHeading___Toc192_3269620353"/>
-      <w:bookmarkStart w:id="21" w:name="_Toc184402382"/>
-      <w:bookmarkEnd w:id="20"/>
-      <w:r>
-        <w:rPr>
-          <w:b/>
-          <w:bCs/>
-        </w:rPr>
-        <w:t>サビ</w:t>
-      </w:r>
-      <w:bookmarkEnd w:id="21"/>
+      </w:pPr>
+      <w:bookmarkStart w:id="27" w:name="__RefHeading___Toc196_3269620353"/>
+      <w:bookmarkStart w:id="28" w:name="_Toc184402384"/>
+      <w:bookmarkEnd w:id="27"/>
+      <w:r>
+        <w:t>音楽理論基礎</w:t>
+      </w:r>
+      <w:bookmarkEnd w:id="28"/>
     </w:p>
     <w:p>
       <w:pPr>
-        <w:pStyle w:val="Normal"/>
-        <w:rPr/>
-      </w:pPr>
-      <w:r>
-        <w:rPr/>
-      </w:r>
+        <w:pStyle w:val="Heading2"/>
+      </w:pPr>
+      <w:bookmarkStart w:id="29" w:name="__RefHeading___Toc198_3269620353"/>
+      <w:bookmarkStart w:id="30" w:name="_Toc184402385"/>
+      <w:bookmarkEnd w:id="29"/>
+      <w:r>
+        <w:t>本稿での表記法</w:t>
+      </w:r>
+      <w:bookmarkEnd w:id="30"/>
     </w:p>
     <w:p>
-      <w:pPr>
-        <w:pStyle w:val="Heading1"/>
-        <w:rPr/>
-      </w:pPr>
-      <w:bookmarkStart w:id="22" w:name="__RefHeading___Toc194_3269620353"/>
-      <w:bookmarkStart w:id="23" w:name="_Toc184402383"/>
-      <w:bookmarkEnd w:id="22"/>
-      <w:r>
-        <w:rPr/>
-        <w:t>付録</w:t>
-      </w:r>
-      <w:bookmarkEnd w:id="23"/>
+      <w:r>
+        <w:t>音楽理論を扱う世のマテリアルでは表記（と流派）がことなることも多いので、本稿で使用する表記とコードの解釈について追記します。特に、東方は短調ベースで書かれることが多く、臨時記号も多用するので、それに適応した表記として、長調としての表記・分析より短調としての表記や分析を行うことが多いと思います。</w:t>
+      </w:r>
     </w:p>
     <w:p>
-      <w:pPr>
-        <w:pStyle w:val="Heading2"/>
-        <w:rPr/>
-      </w:pPr>
-      <w:bookmarkStart w:id="24" w:name="__RefHeading___Toc196_3269620353"/>
-      <w:bookmarkStart w:id="25" w:name="_Toc184402384"/>
-      <w:bookmarkEnd w:id="24"/>
-      <w:r>
-        <w:rPr/>
-        <w:t>音楽理論基礎</w:t>
-      </w:r>
-      <w:bookmarkEnd w:id="25"/>
-    </w:p>
-    <w:p>
-      <w:pPr>
-        <w:pStyle w:val="Heading2"/>
-        <w:rPr/>
-      </w:pPr>
-      <w:bookmarkStart w:id="26" w:name="__RefHeading___Toc198_3269620353"/>
-      <w:bookmarkStart w:id="27" w:name="_Toc184402385"/>
-      <w:bookmarkEnd w:id="26"/>
-      <w:r>
-        <w:rPr/>
-        <w:t>本稿での表記法</w:t>
-      </w:r>
-      <w:bookmarkEnd w:id="27"/>
-    </w:p>
-    <w:p>
-      <w:pPr>
-        <w:pStyle w:val="Normal"/>
-        <w:rPr/>
-      </w:pPr>
-      <w:r>
-        <w:rPr/>
-        <w:t>音楽理論を扱う世のマテリアルでは表記（と流派）がことなることも多いので、本稿で使用する表記とコードの解釈について追記します。</w:t>
-      </w:r>
-      <w:r>
-        <w:rPr>
-          <w:rFonts w:ascii="Calibri" w:hAnsi="Calibri" w:cs="" w:asciiTheme="minorHAnsi" w:cstheme="minorBidi" w:hAnsiTheme="minorHAnsi"/>
-          <w:color w:val="auto"/>
-          <w:kern w:val="2"/>
-          <w:sz w:val="22"/>
-          <w:szCs w:val="22"/>
-          <w:lang w:val="en-US" w:eastAsia="ja-JP" w:bidi="ar-SA"/>
-          <w14:ligatures w14:val="standardContextual"/>
-        </w:rPr>
-        <w:t>特に、東方は短調ベースで書かれることが多く、臨時記号も多用するので、それに適応した表記として、長調としての表記・分析より短調としての表記や分析を行うことが多いと思います。</w:t>
-      </w:r>
-    </w:p>
-    <w:p>
-      <w:pPr>
-        <w:pStyle w:val="Normal"/>
-        <w:widowControl/>
-        <w:bidi w:val="0"/>
-        <w:spacing w:lineRule="auto" w:line="259" w:before="0" w:after="160"/>
-        <w:jc w:val="left"/>
-        <w:rPr/>
-      </w:pPr>
-      <w:r>
-        <w:rPr/>
+      <w:r>
         <w:tab/>
       </w:r>
       <w:r>
-        <w:rPr/>
         <w:t>具体的に、コードのルートに対する度数とスケールに対する度数を区別するため、後者にはアクセント付きの数字で表記していきます。</w:t>
       </w:r>
       <w:r>
-        <w:rPr/>
         <w:t>(</w:t>
       </w:r>
       <w:r>
-        <w:rPr>
-          <w:rFonts w:ascii="Calibri" w:hAnsi="Calibri" w:cs="" w:asciiTheme="minorHAnsi" w:cstheme="minorBidi" w:hAnsiTheme="minorHAnsi"/>
-          <w:color w:val="auto"/>
-          <w:kern w:val="2"/>
-          <w:sz w:val="22"/>
-          <w:szCs w:val="22"/>
-          <w:lang w:val="en-US" w:eastAsia="ja-JP" w:bidi="ar-SA"/>
-          <w14:ligatures w14:val="standardContextual"/>
-        </w:rPr>
         <w:t>図</w:t>
       </w:r>
       <w:r>
-        <w:rPr/>
+        <w:rPr>
+          <w:noProof/>
+        </w:rPr>
         <mc:AlternateContent>
           <mc:Choice Requires="wps">
             <w:drawing>
-              <wp:anchor behindDoc="0" distT="0" distB="0" distL="0" distR="0" simplePos="0" locked="0" layoutInCell="0" allowOverlap="1" relativeHeight="6">
+              <wp:anchor distT="0" distB="0" distL="0" distR="0" simplePos="0" relativeHeight="6" behindDoc="0" locked="0" layoutInCell="0" allowOverlap="1">
                 <wp:simplePos x="0" y="0"/>
                 <wp:positionH relativeFrom="column">
                   <wp:posOffset>3773170</wp:posOffset>
@@ -3818,6 +3125,7 @@
                 <wp:effectExtent l="0" t="0" r="0" b="0"/>
                 <wp:wrapSquare wrapText="largest"/>
                 <wp:docPr id="15" name="Frame5"/>
+                <wp:cNvGraphicFramePr/>
                 <a:graphic xmlns:a="http://schemas.openxmlformats.org/drawingml/2006/main">
                   <a:graphicData uri="http://schemas.microsoft.com/office/word/2010/wordprocessingShape">
                     <wps:wsp>
@@ -3831,16 +3139,22 @@
                           <a:avLst/>
                         </a:prstGeom>
                         <a:solidFill>
-                          <a:srgbClr val="ffffff"/>
+                          <a:srgbClr val="FFFFFF"/>
                         </a:solidFill>
                         <a:ln w="0">
                           <a:noFill/>
                         </a:ln>
                       </wps:spPr>
                       <wps:style>
-                        <a:lnRef idx="0"/>
-                        <a:fillRef idx="0"/>
-                        <a:effectRef idx="0"/>
+                        <a:lnRef idx="0">
+                          <a:scrgbClr r="0" g="0" b="0"/>
+                        </a:lnRef>
+                        <a:fillRef idx="0">
+                          <a:scrgbClr r="0" g="0" b="0"/>
+                        </a:fillRef>
+                        <a:effectRef idx="0">
+                          <a:scrgbClr r="0" g="0" b="0"/>
+                        </a:effectRef>
                         <a:fontRef idx="minor"/>
                       </wps:style>
                       <wps:txbx>
@@ -3848,21 +3162,22 @@
                           <w:p>
                             <w:pPr>
                               <w:pStyle w:val="Figure"/>
-                              <w:spacing w:lineRule="auto" w:line="165" w:before="120" w:after="120"/>
+                              <w:spacing w:line="165" w:lineRule="auto"/>
                               <w:jc w:val="center"/>
                               <w:rPr>
-                                <w:i w:val="false"/>
-                                <w:i w:val="false"/>
-                                <w:iCs w:val="false"/>
+                                <w:i w:val="0"/>
+                                <w:iCs w:val="0"/>
                               </w:rPr>
                             </w:pPr>
                             <w:r>
-                              <w:rPr/>
+                              <w:rPr>
+                                <w:noProof/>
+                              </w:rPr>
                               <w:drawing>
                                 <wp:inline distT="0" distB="0" distL="0" distR="0">
                                   <wp:extent cx="2706370" cy="1259205"/>
                                   <wp:effectExtent l="0" t="0" r="0" b="0"/>
-                                  <wp:docPr id="17" name="Image2" descr=""/>
+                                  <wp:docPr id="17" name="Image2"/>
                                   <wp:cNvGraphicFramePr>
                                     <a:graphicFrameLocks xmlns:a="http://schemas.openxmlformats.org/drawingml/2006/main" noChangeAspect="1"/>
                                   </wp:cNvGraphicFramePr>
@@ -3870,13 +3185,13 @@
                                     <a:graphicData uri="http://schemas.openxmlformats.org/drawingml/2006/picture">
                                       <pic:pic xmlns:pic="http://schemas.openxmlformats.org/drawingml/2006/picture">
                                         <pic:nvPicPr>
-                                          <pic:cNvPr id="17" name="Image2" descr=""/>
+                                          <pic:cNvPr id="17" name="Image2"/>
                                           <pic:cNvPicPr>
                                             <a:picLocks noChangeAspect="1" noChangeArrowheads="1"/>
                                           </pic:cNvPicPr>
                                         </pic:nvPicPr>
                                         <pic:blipFill>
-                                          <a:blip r:embed="rId8"/>
+                                          <a:blip r:embed="rId12"/>
                                           <a:stretch>
                                             <a:fillRect/>
                                           </a:stretch>
@@ -3898,85 +3213,78 @@
                             </w:r>
                             <w:r>
                               <w:rPr>
-                                <w:rFonts w:ascii="Calibri" w:hAnsi="Calibri" w:cs="Noto Sans Devanagari" w:asciiTheme="minorHAnsi" w:hAnsiTheme="minorHAnsi"/>
-                                <w:i w:val="false"/>
-                                <w:iCs w:val="false"/>
-                                <w:color w:val="auto"/>
-                                <w:kern w:val="2"/>
-                                <w:sz w:val="24"/>
-                                <w:szCs w:val="24"/>
-                                <w:lang w:val="en-US" w:eastAsia="ja-JP" w:bidi="ar-SA"/>
-                                <w14:ligatures w14:val="standardContextual"/>
+                                <w:i w:val="0"/>
+                                <w:iCs w:val="0"/>
                               </w:rPr>
                               <w:t>図</w:t>
                             </w:r>
                             <w:r>
                               <w:rPr>
-                                <w:i w:val="false"/>
-                                <w:iCs w:val="false"/>
+                                <w:i w:val="0"/>
+                                <w:iCs w:val="0"/>
                               </w:rPr>
                               <w:t xml:space="preserve"> </w:t>
                             </w:r>
                             <w:r>
                               <w:rPr>
-                                <w:i w:val="false"/>
-                                <w:iCs w:val="false"/>
+                                <w:i w:val="0"/>
+                                <w:iCs w:val="0"/>
                               </w:rPr>
                               <w:fldChar w:fldCharType="begin"/>
                             </w:r>
                             <w:r>
                               <w:rPr>
-                                <w:i w:val="false"/>
-                                <w:iCs w:val="false"/>
+                                <w:i w:val="0"/>
+                                <w:iCs w:val="0"/>
                               </w:rPr>
                               <w:instrText xml:space="preserve"> SEQ Figure \* ARABIC </w:instrText>
                             </w:r>
                             <w:r>
                               <w:rPr>
-                                <w:i w:val="false"/>
-                                <w:iCs w:val="false"/>
+                                <w:i w:val="0"/>
+                                <w:iCs w:val="0"/>
                               </w:rPr>
                               <w:fldChar w:fldCharType="separate"/>
                             </w:r>
                             <w:r>
                               <w:rPr>
-                                <w:i w:val="false"/>
-                                <w:iCs w:val="false"/>
+                                <w:i w:val="0"/>
+                                <w:iCs w:val="0"/>
                               </w:rPr>
                               <w:t>4</w:t>
                             </w:r>
                             <w:r>
                               <w:rPr>
-                                <w:i w:val="false"/>
-                                <w:iCs w:val="false"/>
+                                <w:i w:val="0"/>
+                                <w:iCs w:val="0"/>
                               </w:rPr>
                               <w:fldChar w:fldCharType="end"/>
                             </w:r>
                             <w:r>
                               <w:rPr>
-                                <w:i w:val="false"/>
-                                <w:iCs w:val="false"/>
+                                <w:i w:val="0"/>
+                                <w:iCs w:val="0"/>
                               </w:rPr>
                               <w:t xml:space="preserve">: </w:t>
                             </w:r>
                             <w:r>
                               <w:rPr>
-                                <w:i w:val="false"/>
-                                <w:iCs w:val="false"/>
+                                <w:i w:val="0"/>
+                                <w:iCs w:val="0"/>
                               </w:rPr>
                               <w:t>長音階</w:t>
                             </w:r>
                             <w:r>
                               <w:rPr>
-                                <w:i w:val="false"/>
-                                <w:iCs w:val="false"/>
+                                <w:i w:val="0"/>
+                                <w:iCs w:val="0"/>
                               </w:rPr>
                               <w:t>(C)</w:t>
                             </w:r>
                           </w:p>
                         </w:txbxContent>
                       </wps:txbx>
-                      <wps:bodyPr lIns="0" rIns="0" tIns="0" bIns="0" anchor="t">
+                      <wps:bodyPr lIns="0" tIns="0" rIns="0" bIns="0" anchor="t">
                         <a:noAutofit/>
                       </wps:bodyPr>
                     </wps:wsp>
@@ -3987,29 +3295,28 @@
           </mc:Choice>
           <mc:Fallback>
             <w:pict>
-              <v:rect id="shape_0" ID="Frame5" path="m0,0l-2147483645,0l-2147483645,-2147483646l0,-2147483646xe" fillcolor="white" stroked="f" o:allowincell="f" style="position:absolute;margin-left:297.1pt;margin-top:19.75pt;width:213.05pt;height:117.3pt;mso-wrap-style:square;v-text-anchor:top">
-                <v:fill o:detectmouseclick="t" type="solid" color2="black"/>
-                <v:stroke color="#3465a4" joinstyle="round" endcap="flat"/>
-                <v:textbox>
+              <v:rect id="Frame5" o:spid="_x0000_s1031" style="position:absolute;margin-left:297.1pt;margin-top:19.75pt;width:213.1pt;height:117.35pt;z-index:6;visibility:visible;mso-wrap-style:square;mso-wrap-distance-left:0;mso-wrap-distance-top:0;mso-wrap-distance-right:0;mso-wrap-distance-bottom:0;mso-position-horizontal:absolute;mso-position-horizontal-relative:text;mso-position-vertical:absolute;mso-position-vertical-relative:text;v-text-anchor:top" o:gfxdata="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" o:allowincell="f" stroked="f" strokeweight="0">
+                <v:textbox inset="0,0,0,0">
                   <w:txbxContent>
                     <w:p>
                       <w:pPr>
                         <w:pStyle w:val="Figure"/>
-                        <w:spacing w:lineRule="auto" w:line="165" w:before="120" w:after="120"/>
+                        <w:spacing w:line="165" w:lineRule="auto"/>
                         <w:jc w:val="center"/>
                         <w:rPr>
-                          <w:i w:val="false"/>
-                          <w:i w:val="false"/>
-                          <w:iCs w:val="false"/>
+                          <w:i w:val="0"/>
+                          <w:iCs w:val="0"/>
                         </w:rPr>
                       </w:pPr>
                       <w:r>
-                        <w:rPr/>
+                        <w:rPr>
+                          <w:noProof/>
+                        </w:rPr>
                         <w:drawing>
                           <wp:inline distT="0" distB="0" distL="0" distR="0">
                             <wp:extent cx="2706370" cy="1259205"/>
                             <wp:effectExtent l="0" t="0" r="0" b="0"/>
-                            <wp:docPr id="18" name="Image2" descr=""/>
+                            <wp:docPr id="17" name="Image2"/>
                             <wp:cNvGraphicFramePr>
                               <a:graphicFrameLocks xmlns:a="http://schemas.openxmlformats.org/drawingml/2006/main" noChangeAspect="1"/>
                             </wp:cNvGraphicFramePr>
@@ -4017,13 +3324,13 @@
                               <a:graphicData uri="http://schemas.openxmlformats.org/drawingml/2006/picture">
                                 <pic:pic xmlns:pic="http://schemas.openxmlformats.org/drawingml/2006/picture">
                                   <pic:nvPicPr>
-                                    <pic:cNvPr id="18" name="Image2" descr=""/>
+                                    <pic:cNvPr id="17" name="Image2"/>
                                     <pic:cNvPicPr>
                                       <a:picLocks noChangeAspect="1" noChangeArrowheads="1"/>
                                     </pic:cNvPicPr>
                                   </pic:nvPicPr>
                                   <pic:blipFill>
-                                    <a:blip r:embed="rId9"/>
+                                    <a:blip r:embed="rId12"/>
                                     <a:stretch>
                                       <a:fillRect/>
                                     </a:stretch>
@@ -4045,78 +3352,71 @@
                       </w:r>
                       <w:r>
                         <w:rPr>
-                          <w:rFonts w:ascii="Calibri" w:hAnsi="Calibri" w:cs="Noto Sans Devanagari" w:asciiTheme="minorHAnsi" w:hAnsiTheme="minorHAnsi"/>
-                          <w:i w:val="false"/>
-                          <w:iCs w:val="false"/>
-                          <w:color w:val="auto"/>
-                          <w:kern w:val="2"/>
-                          <w:sz w:val="24"/>
-                          <w:szCs w:val="24"/>
-                          <w:lang w:val="en-US" w:eastAsia="ja-JP" w:bidi="ar-SA"/>
-                          <w14:ligatures w14:val="standardContextual"/>
+                          <w:i w:val="0"/>
+                          <w:iCs w:val="0"/>
                         </w:rPr>
                         <w:t>図</w:t>
                       </w:r>
                       <w:r>
                         <w:rPr>
-                          <w:i w:val="false"/>
-                          <w:iCs w:val="false"/>
+                          <w:i w:val="0"/>
+                          <w:iCs w:val="0"/>
                         </w:rPr>
                         <w:t xml:space="preserve"> </w:t>
                       </w:r>
                       <w:r>
                         <w:rPr>
-                          <w:i w:val="false"/>
-                          <w:iCs w:val="false"/>
+                          <w:i w:val="0"/>
+                          <w:iCs w:val="0"/>
                         </w:rPr>
                         <w:fldChar w:fldCharType="begin"/>
                       </w:r>
                       <w:r>
                         <w:rPr>
-                          <w:i w:val="false"/>
-                          <w:iCs w:val="false"/>
+                          <w:i w:val="0"/>
+                          <w:iCs w:val="0"/>
                         </w:rPr>
                         <w:instrText xml:space="preserve"> SEQ Figure \* ARABIC </w:instrText>
                       </w:r>
                       <w:r>
                         <w:rPr>
-                          <w:i w:val="false"/>
-                          <w:iCs w:val="false"/>
+                          <w:i w:val="0"/>
+                          <w:iCs w:val="0"/>
                         </w:rPr>
                         <w:fldChar w:fldCharType="separate"/>
                       </w:r>
                       <w:r>
                         <w:rPr>
-                          <w:i w:val="false"/>
-                          <w:iCs w:val="false"/>
+                          <w:i w:val="0"/>
+                          <w:iCs w:val="0"/>
                         </w:rPr>
                         <w:t>4</w:t>
                       </w:r>
                       <w:r>
                         <w:rPr>
-                          <w:i w:val="false"/>
-                          <w:iCs w:val="false"/>
+                          <w:i w:val="0"/>
+                          <w:iCs w:val="0"/>
                         </w:rPr>
                         <w:fldChar w:fldCharType="end"/>
                       </w:r>
                       <w:r>
                         <w:rPr>
-                          <w:i w:val="false"/>
-                          <w:iCs w:val="false"/>
+                          <w:i w:val="0"/>
+                          <w:iCs w:val="0"/>
                         </w:rPr>
                         <w:t xml:space="preserve">: </w:t>
                       </w:r>
                       <w:r>
                         <w:rPr>
-                          <w:i w:val="false"/>
-                          <w:iCs w:val="false"/>
+                          <w:i w:val="0"/>
+                          <w:iCs w:val="0"/>
                         </w:rPr>
                         <w:t>長音階</w:t>
                       </w:r>
                       <w:r>
                         <w:rPr>
-                          <w:i w:val="false"/>
-                          <w:iCs w:val="false"/>
+                          <w:i w:val="0"/>
+                          <w:iCs w:val="0"/>
                         </w:rPr>
                         <w:t>(C)</w:t>
                       </w:r>
@@ -4130,25 +3430,17 @@
         </mc:AlternateContent>
       </w:r>
       <w:r>
-        <w:rPr/>
         <w:t>)</w:t>
       </w:r>
     </w:p>
     <w:p>
       <w:pPr>
-        <w:pStyle w:val="Normal"/>
-        <w:widowControl/>
         <w:numPr>
           <w:ilvl w:val="0"/>
           <w:numId w:val="1"/>
         </w:numPr>
-        <w:bidi w:val="0"/>
-        <w:spacing w:lineRule="auto" w:line="259" w:before="0" w:after="160"/>
-        <w:jc w:val="left"/>
-        <w:rPr/>
-      </w:pPr>
-      <w:r>
-        <w:rPr/>
+      </w:pPr>
+      <w:r>
         <w:t>長音階に関しては</w:t>
       </w:r>
       <w:r>
@@ -4159,164 +3451,86 @@
       </w:r>
       <w:r>
         <w:rPr>
-          <w:rFonts w:ascii="ScaleDegrees Times" w:hAnsi="ScaleDegrees Times" w:cs="" w:cstheme="minorBidi"/>
-          <w:color w:val="auto"/>
-          <w:kern w:val="2"/>
-          <w:sz w:val="22"/>
-          <w:szCs w:val="22"/>
-          <w:lang w:val="en-US" w:eastAsia="ja-JP" w:bidi="ar-SA"/>
-          <w14:ligatures w14:val="standardContextual"/>
+          <w:rFonts w:ascii="ScaleDegrees Times" w:hAnsi="ScaleDegrees Times"/>
         </w:rPr>
         <w:t>と表記</w:t>
       </w:r>
     </w:p>
     <w:p>
       <w:pPr>
-        <w:pStyle w:val="Normal"/>
-        <w:widowControl/>
         <w:numPr>
           <w:ilvl w:val="0"/>
           <w:numId w:val="1"/>
         </w:numPr>
-        <w:bidi w:val="0"/>
-        <w:spacing w:lineRule="auto" w:line="259" w:before="0" w:after="160"/>
-        <w:jc w:val="left"/>
-        <w:rPr/>
-      </w:pPr>
-      <w:r>
-        <w:rPr>
-          <w:rFonts w:ascii="ScaleDegrees Times" w:hAnsi="ScaleDegrees Times" w:cs="" w:cstheme="minorBidi"/>
-          <w:color w:val="auto"/>
-          <w:kern w:val="2"/>
-          <w:sz w:val="22"/>
-          <w:szCs w:val="22"/>
-          <w:lang w:val="en-US" w:eastAsia="ja-JP" w:bidi="ar-SA"/>
-          <w14:ligatures w14:val="standardContextual"/>
+      </w:pPr>
+      <w:r>
+        <w:rPr>
+          <w:rFonts w:ascii="ScaleDegrees Times" w:hAnsi="ScaleDegrees Times"/>
         </w:rPr>
         <w:t>自然短音階は</w:t>
       </w:r>
       <w:r>
         <w:rPr>
-          <w:rFonts w:eastAsia="游明朝" w:cs="" w:ascii="ScaleDegrees Times" w:hAnsi="ScaleDegrees Times" w:cstheme="minorBidi" w:eastAsiaTheme="minorEastAsia"/>
-          <w:color w:val="auto"/>
-          <w:kern w:val="2"/>
-          <w:sz w:val="22"/>
-          <w:szCs w:val="22"/>
-          <w:lang w:val="en-US" w:eastAsia="ja-JP" w:bidi="ar-SA"/>
-          <w14:ligatures w14:val="standardContextual"/>
+          <w:rFonts w:ascii="ScaleDegrees Times" w:hAnsi="ScaleDegrees Times"/>
         </w:rPr>
         <w:t>1 2 b3 4 5 b6 b7</w:t>
       </w:r>
       <w:r>
         <w:rPr>
-          <w:rFonts w:ascii="ScaleDegrees Times" w:hAnsi="ScaleDegrees Times" w:cs="" w:cstheme="minorBidi"/>
-          <w:color w:val="auto"/>
-          <w:kern w:val="2"/>
-          <w:sz w:val="22"/>
-          <w:szCs w:val="22"/>
-          <w:lang w:val="en-US" w:eastAsia="ja-JP" w:bidi="ar-SA"/>
-          <w14:ligatures w14:val="standardContextual"/>
+          <w:rFonts w:ascii="ScaleDegrees Times" w:hAnsi="ScaleDegrees Times"/>
         </w:rPr>
         <w:t>と表記</w:t>
       </w:r>
     </w:p>
     <w:p>
       <w:pPr>
-        <w:pStyle w:val="Normal"/>
-        <w:widowControl/>
         <w:numPr>
           <w:ilvl w:val="0"/>
           <w:numId w:val="1"/>
         </w:numPr>
-        <w:bidi w:val="0"/>
-        <w:spacing w:lineRule="auto" w:line="259" w:before="0" w:after="160"/>
-        <w:jc w:val="left"/>
-        <w:rPr/>
-      </w:pPr>
-      <w:r>
-        <w:rPr>
-          <w:rFonts w:ascii="ScaleDegrees Times" w:hAnsi="ScaleDegrees Times" w:cs="" w:cstheme="minorBidi"/>
-          <w:color w:val="auto"/>
-          <w:kern w:val="2"/>
-          <w:sz w:val="22"/>
-          <w:szCs w:val="22"/>
-          <w:lang w:val="en-US" w:eastAsia="ja-JP" w:bidi="ar-SA"/>
-          <w14:ligatures w14:val="standardContextual"/>
+      </w:pPr>
+      <w:r>
+        <w:rPr>
+          <w:rFonts w:ascii="ScaleDegrees Times" w:hAnsi="ScaleDegrees Times"/>
         </w:rPr>
         <w:t>その上で、臨時記号をその都度用いる（例</w:t>
       </w:r>
       <w:r>
         <w:rPr>
-          <w:rFonts w:eastAsia="游明朝" w:cs="" w:ascii="ScaleDegrees Times" w:hAnsi="ScaleDegrees Times" w:cstheme="minorBidi" w:eastAsiaTheme="minorEastAsia"/>
-          <w:color w:val="auto"/>
-          <w:kern w:val="2"/>
-          <w:sz w:val="22"/>
-          <w:szCs w:val="22"/>
-          <w:lang w:val="en-US" w:eastAsia="ja-JP" w:bidi="ar-SA"/>
-          <w14:ligatures w14:val="standardContextual"/>
+          <w:rFonts w:ascii="ScaleDegrees Times" w:hAnsi="ScaleDegrees Times"/>
         </w:rPr>
         <w:t xml:space="preserve">: </w:t>
       </w:r>
       <w:r>
         <w:rPr>
-          <w:rFonts w:ascii="ScaleDegrees Times" w:hAnsi="ScaleDegrees Times" w:cs="" w:cstheme="minorBidi"/>
-          <w:color w:val="auto"/>
-          <w:kern w:val="2"/>
-          <w:sz w:val="22"/>
-          <w:szCs w:val="22"/>
-          <w:lang w:val="en-US" w:eastAsia="ja-JP" w:bidi="ar-SA"/>
-          <w14:ligatures w14:val="standardContextual"/>
+          <w:rFonts w:ascii="ScaleDegrees Times" w:hAnsi="ScaleDegrees Times"/>
         </w:rPr>
         <w:t>和声短音階は</w:t>
       </w:r>
       <w:r>
         <w:rPr>
-          <w:rFonts w:eastAsia="游明朝" w:cs="" w:ascii="ScaleDegrees Times" w:hAnsi="ScaleDegrees Times" w:cstheme="minorBidi" w:eastAsiaTheme="minorEastAsia"/>
-          <w:color w:val="auto"/>
-          <w:kern w:val="2"/>
-          <w:sz w:val="22"/>
-          <w:szCs w:val="22"/>
-          <w:lang w:val="en-US" w:eastAsia="ja-JP" w:bidi="ar-SA"/>
-          <w14:ligatures w14:val="standardContextual"/>
+          <w:rFonts w:ascii="ScaleDegrees Times" w:hAnsi="ScaleDegrees Times"/>
         </w:rPr>
         <w:t>1 2 b3 4 5 b6 n7</w:t>
       </w:r>
       <w:r>
         <w:rPr>
-          <w:rFonts w:ascii="ScaleDegrees Times" w:hAnsi="ScaleDegrees Times" w:cs="" w:cstheme="minorBidi"/>
-          <w:color w:val="auto"/>
-          <w:kern w:val="2"/>
-          <w:sz w:val="22"/>
-          <w:szCs w:val="22"/>
-          <w:lang w:val="en-US" w:eastAsia="ja-JP" w:bidi="ar-SA"/>
-          <w14:ligatures w14:val="standardContextual"/>
+          <w:rFonts w:ascii="ScaleDegrees Times" w:hAnsi="ScaleDegrees Times"/>
         </w:rPr>
         <w:t>）</w:t>
       </w:r>
     </w:p>
     <w:p>
-      <w:pPr>
-        <w:pStyle w:val="Normal"/>
-        <w:widowControl/>
-        <w:bidi w:val="0"/>
-        <w:spacing w:lineRule="auto" w:line="259" w:before="0" w:after="160"/>
-        <w:jc w:val="left"/>
-        <w:rPr/>
-      </w:pPr>
-      <w:r>
-        <w:rPr>
-          <w:rFonts w:ascii="ScaleDegrees Times" w:hAnsi="ScaleDegrees Times" w:cs="" w:cstheme="minorBidi"/>
-          <w:color w:val="auto"/>
-          <w:kern w:val="2"/>
-          <w:sz w:val="22"/>
-          <w:szCs w:val="22"/>
-          <w:lang w:val="en-US" w:eastAsia="ja-JP" w:bidi="ar-SA"/>
-          <w14:ligatures w14:val="standardContextual"/>
-        </w:rPr>
+      <w:r>
+        <w:rPr>
+          <w:rFonts w:ascii="ScaleDegrees Times" w:hAnsi="ScaleDegrees Times"/>
+          <w:noProof/>
+        </w:rPr>
+        <w:lastRenderedPageBreak/>
         <mc:AlternateContent>
           <mc:Choice Requires="wps">
             <w:drawing>
-              <wp:anchor behindDoc="0" distT="0" distB="0" distL="0" distR="0" simplePos="0" locked="0" layoutInCell="0" allowOverlap="1" relativeHeight="8">
+              <wp:anchor distT="0" distB="0" distL="0" distR="0" simplePos="0" relativeHeight="8" behindDoc="0" locked="0" layoutInCell="0" allowOverlap="1">
                 <wp:simplePos x="0" y="0"/>
                 <wp:positionH relativeFrom="column">
                   <wp:posOffset>3785870</wp:posOffset>
@@ -4328,6 +3542,7 @@
                 <wp:effectExtent l="0" t="0" r="0" b="0"/>
                 <wp:wrapSquare wrapText="largest"/>
                 <wp:docPr id="19" name="Frame6"/>
+                <wp:cNvGraphicFramePr/>
                 <a:graphic xmlns:a="http://schemas.openxmlformats.org/drawingml/2006/main">
                   <a:graphicData uri="http://schemas.microsoft.com/office/word/2010/wordprocessingShape">
                     <wps:wsp>
@@ -4341,16 +3556,22 @@
                           <a:avLst/>
                         </a:prstGeom>
                         <a:solidFill>
-                          <a:srgbClr val="ffffff"/>
+                          <a:srgbClr val="FFFFFF"/>
                         </a:solidFill>
                         <a:ln w="0">
                           <a:noFill/>
                         </a:ln>
                       </wps:spPr>
                       <wps:style>
-                        <a:lnRef idx="0"/>
-                        <a:fillRef idx="0"/>
-                        <a:effectRef idx="0"/>
+                        <a:lnRef idx="0">
+                          <a:scrgbClr r="0" g="0" b="0"/>
+                        </a:lnRef>
+                        <a:fillRef idx="0">
+                          <a:scrgbClr r="0" g="0" b="0"/>
+                        </a:fillRef>
+                        <a:effectRef idx="0">
+                          <a:scrgbClr r="0" g="0" b="0"/>
+                        </a:effectRef>
                         <a:fontRef idx="minor"/>
                       </wps:style>
                       <wps:txbx>
@@ -4358,21 +3579,22 @@
                           <w:p>
                             <w:pPr>
                               <w:pStyle w:val="Figure"/>
-                              <w:spacing w:lineRule="auto" w:line="165" w:before="120" w:after="120"/>
+                              <w:spacing w:line="165" w:lineRule="auto"/>
                               <w:jc w:val="center"/>
                               <w:rPr>
-                                <w:i w:val="false"/>
-                                <w:i w:val="false"/>
-                                <w:iCs w:val="false"/>
+                                <w:i w:val="0"/>
+                                <w:iCs w:val="0"/>
                               </w:rPr>
                             </w:pPr>
                             <w:r>
-                              <w:rPr/>
+                              <w:rPr>
+                                <w:noProof/>
+                              </w:rPr>
                               <w:drawing>
                                 <wp:inline distT="0" distB="0" distL="0" distR="0">
                                   <wp:extent cx="2693670" cy="1170305"/>
                                   <wp:effectExtent l="0" t="0" r="0" b="0"/>
-                                  <wp:docPr id="21" name="Image4" descr=""/>
+                                  <wp:docPr id="21" name="Image4"/>
                                   <wp:cNvGraphicFramePr>
                                     <a:graphicFrameLocks xmlns:a="http://schemas.openxmlformats.org/drawingml/2006/main" noChangeAspect="1"/>
                                   </wp:cNvGraphicFramePr>
@@ -4380,13 +3602,13 @@
                                     <a:graphicData uri="http://schemas.openxmlformats.org/drawingml/2006/picture">
                                       <pic:pic xmlns:pic="http://schemas.openxmlformats.org/drawingml/2006/picture">
                                         <pic:nvPicPr>
-                                          <pic:cNvPr id="21" name="Image4" descr=""/>
+                                          <pic:cNvPr id="21" name="Image4"/>
                                           <pic:cNvPicPr>
                                             <a:picLocks noChangeAspect="1" noChangeArrowheads="1"/>
                                           </pic:cNvPicPr>
                                         </pic:nvPicPr>
                                         <pic:blipFill>
-                                          <a:blip r:embed="rId10"/>
+                                          <a:blip r:embed="rId13"/>
                                           <a:stretch>
                                             <a:fillRect/>
                                           </a:stretch>
@@ -4408,78 +3630,71 @@
                             </w:r>
                             <w:r>
                               <w:rPr>
-                                <w:rFonts w:ascii="Calibri" w:hAnsi="Calibri" w:cs="Noto Sans Devanagari" w:asciiTheme="minorHAnsi" w:hAnsiTheme="minorHAnsi"/>
-                                <w:i w:val="false"/>
-                                <w:iCs w:val="false"/>
-                                <w:color w:val="auto"/>
-                                <w:kern w:val="2"/>
-                                <w:sz w:val="24"/>
-                                <w:szCs w:val="24"/>
-                                <w:lang w:val="en-US" w:eastAsia="ja-JP" w:bidi="ar-SA"/>
-                                <w14:ligatures w14:val="standardContextual"/>
+                                <w:i w:val="0"/>
+                                <w:iCs w:val="0"/>
                               </w:rPr>
                               <w:t>図</w:t>
                             </w:r>
                             <w:r>
                               <w:rPr>
-                                <w:i w:val="false"/>
-                                <w:iCs w:val="false"/>
+                                <w:i w:val="0"/>
+                                <w:iCs w:val="0"/>
                               </w:rPr>
                               <w:t xml:space="preserve"> </w:t>
                             </w:r>
                             <w:r>
                               <w:rPr>
-                                <w:i w:val="false"/>
-                                <w:iCs w:val="false"/>
+                                <w:i w:val="0"/>
+                                <w:iCs w:val="0"/>
                               </w:rPr>
                               <w:fldChar w:fldCharType="begin"/>
                             </w:r>
                             <w:r>
                               <w:rPr>
-                                <w:i w:val="false"/>
-                                <w:iCs w:val="false"/>
+                                <w:i w:val="0"/>
+                                <w:iCs w:val="0"/>
                               </w:rPr>
                               <w:instrText xml:space="preserve"> SEQ Figure \* ARABIC </w:instrText>
                             </w:r>
                             <w:r>
                               <w:rPr>
-                                <w:i w:val="false"/>
-                                <w:iCs w:val="false"/>
+                                <w:i w:val="0"/>
+                                <w:iCs w:val="0"/>
                               </w:rPr>
                               <w:fldChar w:fldCharType="separate"/>
                             </w:r>
                             <w:r>
                               <w:rPr>
-                                <w:i w:val="false"/>
-                                <w:iCs w:val="false"/>
+                                <w:i w:val="0"/>
+                                <w:iCs w:val="0"/>
                               </w:rPr>
                               <w:t>5</w:t>
                             </w:r>
                             <w:r>
                               <w:rPr>
-                                <w:i w:val="false"/>
-                                <w:iCs w:val="false"/>
+                                <w:i w:val="0"/>
+                                <w:iCs w:val="0"/>
                               </w:rPr>
                               <w:fldChar w:fldCharType="end"/>
                             </w:r>
                             <w:r>
                               <w:rPr>
-                                <w:i w:val="false"/>
-                                <w:iCs w:val="false"/>
+                                <w:i w:val="0"/>
+                                <w:iCs w:val="0"/>
                               </w:rPr>
                               <w:t xml:space="preserve">: </w:t>
                             </w:r>
                             <w:r>
                               <w:rPr>
-                                <w:i w:val="false"/>
-                                <w:iCs w:val="false"/>
+                                <w:i w:val="0"/>
+                                <w:iCs w:val="0"/>
                               </w:rPr>
                               <w:t>自然短音階</w:t>
                             </w:r>
                           </w:p>
                         </w:txbxContent>
                       </wps:txbx>
-                      <wps:bodyPr lIns="0" rIns="0" tIns="0" bIns="0" anchor="t">
+                      <wps:bodyPr lIns="0" tIns="0" rIns="0" bIns="0" anchor="t">
                         <a:noAutofit/>
                       </wps:bodyPr>
                     </wps:wsp>
@@ -4490,29 +3705,28 @@
           </mc:Choice>
           <mc:Fallback>
             <w:pict>
-              <v:rect id="shape_0" ID="Frame6" path="m0,0l-2147483645,0l-2147483645,-2147483646l0,-2147483646xe" fillcolor="white" stroked="f" o:allowincell="f" style="position:absolute;margin-left:298.1pt;margin-top:17.7pt;width:212.05pt;height:101.05pt;mso-wrap-style:square;v-text-anchor:top">
-                <v:fill o:detectmouseclick="t" type="solid" color2="black"/>
-                <v:stroke color="#3465a4" joinstyle="round" endcap="flat"/>
-                <v:textbox>
+              <v:rect id="Frame6" o:spid="_x0000_s1032" style="position:absolute;margin-left:298.1pt;margin-top:17.7pt;width:212.1pt;height:101.1pt;z-index:8;visibility:visible;mso-wrap-style:square;mso-wrap-distance-left:0;mso-wrap-distance-top:0;mso-wrap-distance-right:0;mso-wrap-distance-bottom:0;mso-position-horizontal:absolute;mso-position-horizontal-relative:text;mso-position-vertical:absolute;mso-position-vertical-relative:text;v-text-anchor:top" o:gfxdata="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" o:allowincell="f" stroked="f" strokeweight="0">
+                <v:textbox inset="0,0,0,0">
                   <w:txbxContent>
                     <w:p>
                       <w:pPr>
                         <w:pStyle w:val="Figure"/>
-                        <w:spacing w:lineRule="auto" w:line="165" w:before="120" w:after="120"/>
+                        <w:spacing w:line="165" w:lineRule="auto"/>
                         <w:jc w:val="center"/>
                         <w:rPr>
-                          <w:i w:val="false"/>
-                          <w:i w:val="false"/>
-                          <w:iCs w:val="false"/>
+                          <w:i w:val="0"/>
+                          <w:iCs w:val="0"/>
                         </w:rPr>
                       </w:pPr>
                       <w:r>
-                        <w:rPr/>
+                        <w:rPr>
+                          <w:noProof/>
+                        </w:rPr>
                         <w:drawing>
                           <wp:inline distT="0" distB="0" distL="0" distR="0">
                             <wp:extent cx="2693670" cy="1170305"/>
                             <wp:effectExtent l="0" t="0" r="0" b="0"/>
-                            <wp:docPr id="22" name="Image4" descr=""/>
+                            <wp:docPr id="21" name="Image4"/>
                             <wp:cNvGraphicFramePr>
                               <a:graphicFrameLocks xmlns:a="http://schemas.openxmlformats.org/drawingml/2006/main" noChangeAspect="1"/>
                             </wp:cNvGraphicFramePr>
@@ -4520,13 +3734,13 @@
                               <a:graphicData uri="http://schemas.openxmlformats.org/drawingml/2006/picture">
                                 <pic:pic xmlns:pic="http://schemas.openxmlformats.org/drawingml/2006/picture">
                                   <pic:nvPicPr>
-                                    <pic:cNvPr id="22" name="Image4" descr=""/>
+                                    <pic:cNvPr id="21" name="Image4"/>
                                     <pic:cNvPicPr>
                                       <a:picLocks noChangeAspect="1" noChangeArrowheads="1"/>
                                     </pic:cNvPicPr>
                                   </pic:nvPicPr>
                                   <pic:blipFill>
-                                    <a:blip r:embed="rId11"/>
+                                    <a:blip r:embed="rId13"/>
                                     <a:stretch>
                                       <a:fillRect/>
                                     </a:stretch>
@@ -4548,71 +3762,64 @@
                       </w:r>
                       <w:r>
                         <w:rPr>
-                          <w:rFonts w:ascii="Calibri" w:hAnsi="Calibri" w:cs="Noto Sans Devanagari" w:asciiTheme="minorHAnsi" w:hAnsiTheme="minorHAnsi"/>
-                          <w:i w:val="false"/>
-                          <w:iCs w:val="false"/>
-                          <w:color w:val="auto"/>
-                          <w:kern w:val="2"/>
-                          <w:sz w:val="24"/>
-                          <w:szCs w:val="24"/>
-                          <w:lang w:val="en-US" w:eastAsia="ja-JP" w:bidi="ar-SA"/>
-                          <w14:ligatures w14:val="standardContextual"/>
+                          <w:i w:val="0"/>
+                          <w:iCs w:val="0"/>
                         </w:rPr>
                         <w:t>図</w:t>
                       </w:r>
                       <w:r>
                         <w:rPr>
-                          <w:i w:val="false"/>
-                          <w:iCs w:val="false"/>
+                          <w:i w:val="0"/>
+                          <w:iCs w:val="0"/>
                         </w:rPr>
                         <w:t xml:space="preserve"> </w:t>
                       </w:r>
                       <w:r>
                         <w:rPr>
-                          <w:i w:val="false"/>
-                          <w:iCs w:val="false"/>
+                          <w:i w:val="0"/>
+                          <w:iCs w:val="0"/>
                         </w:rPr>
                         <w:fldChar w:fldCharType="begin"/>
                       </w:r>
                       <w:r>
                         <w:rPr>
-                          <w:i w:val="false"/>
-                          <w:iCs w:val="false"/>
+                          <w:i w:val="0"/>
+                          <w:iCs w:val="0"/>
                         </w:rPr>
                         <w:instrText xml:space="preserve"> SEQ Figure \* ARABIC </w:instrText>
                       </w:r>
                       <w:r>
                         <w:rPr>
-                          <w:i w:val="false"/>
-                          <w:iCs w:val="false"/>
+                          <w:i w:val="0"/>
+                          <w:iCs w:val="0"/>
                         </w:rPr>
                         <w:fldChar w:fldCharType="separate"/>
                       </w:r>
                       <w:r>
                         <w:rPr>
-                          <w:i w:val="false"/>
-                          <w:iCs w:val="false"/>
+                          <w:i w:val="0"/>
+                          <w:iCs w:val="0"/>
                         </w:rPr>
                         <w:t>5</w:t>
                       </w:r>
                       <w:r>
                         <w:rPr>
-                          <w:i w:val="false"/>
-                          <w:iCs w:val="false"/>
+                          <w:i w:val="0"/>
+                          <w:iCs w:val="0"/>
                         </w:rPr>
                         <w:fldChar w:fldCharType="end"/>
                       </w:r>
                       <w:r>
                         <w:rPr>
-                          <w:i w:val="false"/>
-                          <w:iCs w:val="false"/>
+                          <w:i w:val="0"/>
+                          <w:iCs w:val="0"/>
                         </w:rPr>
                         <w:t xml:space="preserve">: </w:t>
                       </w:r>
                       <w:r>
                         <w:rPr>
-                          <w:i w:val="false"/>
-                          <w:iCs w:val="false"/>
+                          <w:i w:val="0"/>
+                          <w:iCs w:val="0"/>
                         </w:rPr>
                         <w:t>自然短音階</w:t>
                       </w:r>
@@ -4627,118 +3834,63 @@
       </w:r>
       <w:r>
         <w:rPr>
-          <w:rFonts w:ascii="ScaleDegrees Times" w:hAnsi="ScaleDegrees Times" w:cs="" w:cstheme="minorBidi"/>
-          <w:color w:val="auto"/>
-          <w:kern w:val="2"/>
-          <w:sz w:val="22"/>
-          <w:szCs w:val="22"/>
-          <w:lang w:val="en-US" w:eastAsia="ja-JP" w:bidi="ar-SA"/>
-          <w14:ligatures w14:val="standardContextual"/>
+          <w:rFonts w:ascii="ScaleDegrees Times" w:hAnsi="ScaleDegrees Times"/>
         </w:rPr>
         <w:t>また、コードに関して、ルートのスケール度数を基にローマ数字で表記していき、</w:t>
       </w:r>
     </w:p>
     <w:p>
       <w:pPr>
-        <w:pStyle w:val="Normal"/>
-        <w:widowControl/>
         <w:numPr>
           <w:ilvl w:val="0"/>
           <w:numId w:val="1"/>
         </w:numPr>
-        <w:bidi w:val="0"/>
-        <w:spacing w:lineRule="auto" w:line="259" w:before="0" w:after="160"/>
-        <w:jc w:val="left"/>
-        <w:rPr/>
-      </w:pPr>
-      <w:r>
-        <w:rPr>
-          <w:rFonts w:ascii="ScaleDegrees Times" w:hAnsi="ScaleDegrees Times" w:cs="" w:cstheme="minorBidi"/>
-          <w:color w:val="auto"/>
-          <w:kern w:val="2"/>
-          <w:sz w:val="22"/>
-          <w:szCs w:val="22"/>
-          <w:lang w:val="en-US" w:eastAsia="ja-JP" w:bidi="ar-SA"/>
-          <w14:ligatures w14:val="standardContextual"/>
+      </w:pPr>
+      <w:r>
+        <w:rPr>
+          <w:rFonts w:ascii="ScaleDegrees Times" w:hAnsi="ScaleDegrees Times"/>
         </w:rPr>
         <w:t>メジャーコードは大文字</w:t>
       </w:r>
     </w:p>
     <w:p>
       <w:pPr>
-        <w:pStyle w:val="Normal"/>
-        <w:widowControl/>
         <w:numPr>
           <w:ilvl w:val="0"/>
           <w:numId w:val="1"/>
         </w:numPr>
-        <w:bidi w:val="0"/>
-        <w:spacing w:lineRule="auto" w:line="259" w:before="0" w:after="160"/>
-        <w:jc w:val="left"/>
-        <w:rPr/>
-      </w:pPr>
-      <w:r>
-        <w:rPr>
-          <w:rFonts w:ascii="ScaleDegrees Times" w:hAnsi="ScaleDegrees Times" w:cs="" w:cstheme="minorBidi"/>
-          <w:color w:val="auto"/>
-          <w:kern w:val="2"/>
-          <w:sz w:val="22"/>
-          <w:szCs w:val="22"/>
-          <w:lang w:val="en-US" w:eastAsia="ja-JP" w:bidi="ar-SA"/>
-          <w14:ligatures w14:val="standardContextual"/>
+      </w:pPr>
+      <w:r>
+        <w:rPr>
+          <w:rFonts w:ascii="ScaleDegrees Times" w:hAnsi="ScaleDegrees Times"/>
         </w:rPr>
         <w:t>マイナーコードは小文字</w:t>
       </w:r>
     </w:p>
     <w:p>
       <w:pPr>
-        <w:pStyle w:val="Normal"/>
-        <w:widowControl/>
         <w:numPr>
           <w:ilvl w:val="0"/>
           <w:numId w:val="1"/>
         </w:numPr>
-        <w:bidi w:val="0"/>
-        <w:spacing w:lineRule="auto" w:line="259" w:before="0" w:after="160"/>
-        <w:jc w:val="left"/>
-        <w:rPr/>
-      </w:pPr>
-      <w:r>
-        <w:rPr>
-          <w:rFonts w:ascii="ScaleDegrees Times" w:hAnsi="ScaleDegrees Times" w:cs="" w:cstheme="minorBidi"/>
-          <w:color w:val="auto"/>
-          <w:kern w:val="2"/>
-          <w:sz w:val="22"/>
-          <w:szCs w:val="22"/>
-          <w:lang w:val="en-US" w:eastAsia="ja-JP" w:bidi="ar-SA"/>
-          <w14:ligatures w14:val="standardContextual"/>
+      </w:pPr>
+      <w:r>
+        <w:rPr>
+          <w:rFonts w:ascii="ScaleDegrees Times" w:hAnsi="ScaleDegrees Times"/>
         </w:rPr>
         <w:t>気分次第でエクステを追加</w:t>
       </w:r>
     </w:p>
     <w:p>
-      <w:pPr>
-        <w:pStyle w:val="Normal"/>
-        <w:widowControl/>
-        <w:bidi w:val="0"/>
-        <w:spacing w:lineRule="auto" w:line="259" w:before="0" w:after="160"/>
-        <w:jc w:val="left"/>
-        <w:rPr/>
-      </w:pPr>
-      <w:r>
-        <w:rPr>
-          <w:rFonts w:ascii="ScaleDegrees Times" w:hAnsi="ScaleDegrees Times" w:cs="" w:cstheme="minorBidi"/>
-          <w:color w:val="auto"/>
-          <w:kern w:val="2"/>
-          <w:sz w:val="22"/>
-          <w:szCs w:val="22"/>
-          <w:lang w:val="en-US" w:eastAsia="ja-JP" w:bidi="ar-SA"/>
-          <w14:ligatures w14:val="standardContextual"/>
+      <w:r>
+        <w:rPr>
+          <w:rFonts w:ascii="ScaleDegrees Times" w:hAnsi="ScaleDegrees Times"/>
+          <w:noProof/>
         </w:rPr>
         <mc:AlternateContent>
           <mc:Choice Requires="wps">
             <w:drawing>
-              <wp:anchor behindDoc="0" distT="0" distB="0" distL="0" distR="0" simplePos="0" locked="0" layoutInCell="0" allowOverlap="1" relativeHeight="4">
+              <wp:anchor distT="0" distB="0" distL="0" distR="0" simplePos="0" relativeHeight="4" behindDoc="0" locked="0" layoutInCell="0" allowOverlap="1">
                 <wp:simplePos x="0" y="0"/>
                 <wp:positionH relativeFrom="column">
                   <wp:posOffset>3152140</wp:posOffset>
@@ -4750,6 +3902,7 @@
                 <wp:effectExtent l="0" t="0" r="0" b="0"/>
                 <wp:wrapSquare wrapText="largest"/>
                 <wp:docPr id="23" name="Frame7"/>
+                <wp:cNvGraphicFramePr/>
                 <a:graphic xmlns:a="http://schemas.openxmlformats.org/drawingml/2006/main">
                   <a:graphicData uri="http://schemas.microsoft.com/office/word/2010/wordprocessingShape">
                     <wps:wsp>
@@ -4763,16 +3916,22 @@
                           <a:avLst/>
                         </a:prstGeom>
                         <a:solidFill>
-                          <a:srgbClr val="ffffff"/>
+                          <a:srgbClr val="FFFFFF"/>
                         </a:solidFill>
                         <a:ln w="0">
                           <a:noFill/>
                         </a:ln>
                       </wps:spPr>
                       <wps:style>
-                        <a:lnRef idx="0"/>
-                        <a:fillRef idx="0"/>
-                        <a:effectRef idx="0"/>
+                        <a:lnRef idx="0">
+                          <a:scrgbClr r="0" g="0" b="0"/>
+                        </a:lnRef>
+                        <a:fillRef idx="0">
+                          <a:scrgbClr r="0" g="0" b="0"/>
+                        </a:fillRef>
+                        <a:effectRef idx="0">
+                          <a:scrgbClr r="0" g="0" b="0"/>
+                        </a:effectRef>
                         <a:fontRef idx="minor"/>
                       </wps:style>
                       <wps:txbx>
@@ -4780,21 +3939,22 @@
                           <w:p>
                             <w:pPr>
                               <w:pStyle w:val="Figure"/>
-                              <w:spacing w:lineRule="auto" w:line="165" w:before="120" w:after="120"/>
+                              <w:spacing w:line="165" w:lineRule="auto"/>
                               <w:jc w:val="center"/>
                               <w:rPr>
-                                <w:i w:val="false"/>
-                                <w:i w:val="false"/>
-                                <w:iCs w:val="false"/>
+                                <w:i w:val="0"/>
+                                <w:iCs w:val="0"/>
                               </w:rPr>
                             </w:pPr>
                             <w:r>
-                              <w:rPr/>
+                              <w:rPr>
+                                <w:noProof/>
+                              </w:rPr>
                               <w:drawing>
                                 <wp:inline distT="0" distB="0" distL="0" distR="0">
                                   <wp:extent cx="3435985" cy="1398270"/>
                                   <wp:effectExtent l="0" t="0" r="0" b="0"/>
-                                  <wp:docPr id="25" name="Image1" descr=""/>
+                                  <wp:docPr id="25" name="Image1"/>
                                   <wp:cNvGraphicFramePr>
                                     <a:graphicFrameLocks xmlns:a="http://schemas.openxmlformats.org/drawingml/2006/main" noChangeAspect="1"/>
                                   </wp:cNvGraphicFramePr>
@@ -4802,13 +3962,13 @@
                                     <a:graphicData uri="http://schemas.openxmlformats.org/drawingml/2006/picture">
                                       <pic:pic xmlns:pic="http://schemas.openxmlformats.org/drawingml/2006/picture">
                                         <pic:nvPicPr>
-                                          <pic:cNvPr id="25" name="Image1" descr=""/>
+                                          <pic:cNvPr id="25" name="Image1"/>
                                           <pic:cNvPicPr>
                                             <a:picLocks noChangeAspect="1" noChangeArrowheads="1"/>
                                           </pic:cNvPicPr>
                                         </pic:nvPicPr>
                                         <pic:blipFill>
-                                          <a:blip r:embed="rId12"/>
+                                          <a:blip r:embed="rId14"/>
                                           <a:stretch>
                                             <a:fillRect/>
                                           </a:stretch>
@@ -4830,71 +3990,64 @@
                             </w:r>
                             <w:r>
                               <w:rPr>
-                                <w:rFonts w:ascii="Calibri" w:hAnsi="Calibri" w:cs="Noto Sans Devanagari" w:asciiTheme="minorHAnsi" w:hAnsiTheme="minorHAnsi"/>
-                                <w:i w:val="false"/>
-                                <w:iCs w:val="false"/>
-                                <w:color w:val="auto"/>
-                                <w:kern w:val="2"/>
-                                <w:sz w:val="24"/>
-                                <w:szCs w:val="24"/>
-                                <w:lang w:val="en-US" w:eastAsia="ja-JP" w:bidi="ar-SA"/>
-                                <w14:ligatures w14:val="standardContextual"/>
+                                <w:i w:val="0"/>
+                                <w:iCs w:val="0"/>
                               </w:rPr>
                               <w:t>図</w:t>
                             </w:r>
                             <w:r>
                               <w:rPr>
-                                <w:i w:val="false"/>
-                                <w:iCs w:val="false"/>
+                                <w:i w:val="0"/>
+                                <w:iCs w:val="0"/>
                               </w:rPr>
                               <w:t xml:space="preserve"> </w:t>
                             </w:r>
                             <w:r>
                               <w:rPr>
-                                <w:i w:val="false"/>
-                                <w:iCs w:val="false"/>
+                                <w:i w:val="0"/>
+                                <w:iCs w:val="0"/>
                               </w:rPr>
                               <w:fldChar w:fldCharType="begin"/>
                             </w:r>
                             <w:r>
                               <w:rPr>
-                                <w:i w:val="false"/>
-                                <w:iCs w:val="false"/>
+                                <w:i w:val="0"/>
+                                <w:iCs w:val="0"/>
                               </w:rPr>
                               <w:instrText xml:space="preserve"> SEQ Figure \* ARABIC </w:instrText>
                             </w:r>
                             <w:r>
                               <w:rPr>
-                                <w:i w:val="false"/>
-                                <w:iCs w:val="false"/>
+                                <w:i w:val="0"/>
+                                <w:iCs w:val="0"/>
                               </w:rPr>
                               <w:fldChar w:fldCharType="separate"/>
                             </w:r>
                             <w:r>
                               <w:rPr>
-                                <w:i w:val="false"/>
-                                <w:iCs w:val="false"/>
+                                <w:i w:val="0"/>
+                                <w:iCs w:val="0"/>
                               </w:rPr>
                               <w:t>6</w:t>
                             </w:r>
                             <w:r>
                               <w:rPr>
-                                <w:i w:val="false"/>
-                                <w:iCs w:val="false"/>
+                                <w:i w:val="0"/>
+                                <w:iCs w:val="0"/>
                               </w:rPr>
                               <w:fldChar w:fldCharType="end"/>
                             </w:r>
                             <w:r>
                               <w:rPr>
-                                <w:i w:val="false"/>
-                                <w:iCs w:val="false"/>
+                                <w:i w:val="0"/>
+                                <w:iCs w:val="0"/>
                               </w:rPr>
                               <w:t xml:space="preserve">: </w:t>
                             </w:r>
                             <w:r>
                               <w:rPr>
-                                <w:i w:val="false"/>
-                                <w:iCs w:val="false"/>
+                                <w:i w:val="0"/>
+                                <w:iCs w:val="0"/>
                               </w:rPr>
                               <w:t>長音階のダイアトニックコード</w:t>
                             </w:r>
@@ -4902,34 +4055,27 @@
                           <w:p>
                             <w:pPr>
                               <w:pStyle w:val="Figure"/>
-                              <w:spacing w:before="120" w:after="120"/>
                               <w:jc w:val="center"/>
                               <w:rPr>
-                                <w:i w:val="false"/>
-                                <w:i w:val="false"/>
-                                <w:iCs w:val="false"/>
+                                <w:i w:val="0"/>
+                                <w:iCs w:val="0"/>
                                 <w:sz w:val="20"/>
                                 <w:szCs w:val="20"/>
                               </w:rPr>
                             </w:pPr>
                             <w:r>
                               <w:rPr>
-                                <w:rFonts w:ascii="Calibri" w:hAnsi="Calibri" w:cs="Noto Sans Devanagari" w:asciiTheme="minorHAnsi" w:hAnsiTheme="minorHAnsi"/>
-                                <w:i w:val="false"/>
-                                <w:iCs w:val="false"/>
-                                <w:color w:val="auto"/>
-                                <w:kern w:val="2"/>
+                                <w:i w:val="0"/>
+                                <w:iCs w:val="0"/>
                                 <w:sz w:val="20"/>
                                 <w:szCs w:val="20"/>
-                                <w:lang w:val="en-US" w:eastAsia="ja-JP" w:bidi="ar-SA"/>
-                                <w14:ligatures w14:val="standardContextual"/>
                               </w:rPr>
                               <w:t>黒でトニック、緑でプレドミナント、赤でドミナントを色づけた</w:t>
                             </w:r>
                           </w:p>
                         </w:txbxContent>
                       </wps:txbx>
-                      <wps:bodyPr lIns="0" rIns="0" tIns="0" bIns="0" anchor="t">
+                      <wps:bodyPr lIns="0" tIns="0" rIns="0" bIns="0" anchor="t">
                         <a:noAutofit/>
                       </wps:bodyPr>
                     </wps:wsp>
@@ -4940,29 +4086,28 @@
           </mc:Choice>
           <mc:Fallback>
             <w:pict>
-              <v:rect id="shape_0" ID="Frame7" path="m0,0l-2147483645,0l-2147483645,-2147483646l0,-2147483646xe" fillcolor="white" stroked="f" o:allowincell="f" style="position:absolute;margin-left:248.2pt;margin-top:36.75pt;width:270.5pt;height:164.4pt;mso-wrap-style:square;v-text-anchor:top">
-                <v:fill o:detectmouseclick="t" type="solid" color2="black"/>
-                <v:stroke color="#3465a4" joinstyle="round" endcap="flat"/>
-                <v:textbox>
+              <v:rect id="Frame7" o:spid="_x0000_s1033" style="position:absolute;margin-left:248.2pt;margin-top:36.75pt;width:270.55pt;height:164.45pt;z-index:4;visibility:visible;mso-wrap-style:square;mso-wrap-distance-left:0;mso-wrap-distance-top:0;mso-wrap-distance-right:0;mso-wrap-distance-bottom:0;mso-position-horizontal:absolute;mso-position-horizontal-relative:text;mso-position-vertical:absolute;mso-position-vertical-relative:text;v-text-anchor:top" o:gfxdata="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" o:allowincell="f" stroked="f" strokeweight="0">
+                <v:textbox inset="0,0,0,0">
                   <w:txbxContent>
                     <w:p>
                       <w:pPr>
                         <w:pStyle w:val="Figure"/>
-                        <w:spacing w:lineRule="auto" w:line="165" w:before="120" w:after="120"/>
+                        <w:spacing w:line="165" w:lineRule="auto"/>
                         <w:jc w:val="center"/>
                         <w:rPr>
-                          <w:i w:val="false"/>
-                          <w:i w:val="false"/>
-                          <w:iCs w:val="false"/>
+                          <w:i w:val="0"/>
+                          <w:iCs w:val="0"/>
                         </w:rPr>
                       </w:pPr>
                       <w:r>
-                        <w:rPr/>
+                        <w:rPr>
+                          <w:noProof/>
+                        </w:rPr>
                         <w:drawing>
                           <wp:inline distT="0" distB="0" distL="0" distR="0">
                             <wp:extent cx="3435985" cy="1398270"/>
                             <wp:effectExtent l="0" t="0" r="0" b="0"/>
-                            <wp:docPr id="26" name="Image1" descr=""/>
+                            <wp:docPr id="25" name="Image1"/>
                             <wp:cNvGraphicFramePr>
                               <a:graphicFrameLocks xmlns:a="http://schemas.openxmlformats.org/drawingml/2006/main" noChangeAspect="1"/>
                             </wp:cNvGraphicFramePr>
@@ -4970,13 +4115,13 @@
                               <a:graphicData uri="http://schemas.openxmlformats.org/drawingml/2006/picture">
                                 <pic:pic xmlns:pic="http://schemas.openxmlformats.org/drawingml/2006/picture">
                                   <pic:nvPicPr>
-                                    <pic:cNvPr id="26" name="Image1" descr=""/>
+                                    <pic:cNvPr id="25" name="Image1"/>
                                     <pic:cNvPicPr>
                                       <a:picLocks noChangeAspect="1" noChangeArrowheads="1"/>
                                     </pic:cNvPicPr>
                                   </pic:nvPicPr>
                                   <pic:blipFill>
-                                    <a:blip r:embed="rId13"/>
+                                    <a:blip r:embed="rId14"/>
                                     <a:stretch>
                                       <a:fillRect/>
                                     </a:stretch>
@@ -4998,71 +4143,64 @@
                       </w:r>
                       <w:r>
                         <w:rPr>
-                          <w:rFonts w:ascii="Calibri" w:hAnsi="Calibri" w:cs="Noto Sans Devanagari" w:asciiTheme="minorHAnsi" w:hAnsiTheme="minorHAnsi"/>
-                          <w:i w:val="false"/>
-                          <w:iCs w:val="false"/>
-                          <w:color w:val="auto"/>
-                          <w:kern w:val="2"/>
-                          <w:sz w:val="24"/>
-                          <w:szCs w:val="24"/>
-                          <w:lang w:val="en-US" w:eastAsia="ja-JP" w:bidi="ar-SA"/>
-                          <w14:ligatures w14:val="standardContextual"/>
+                          <w:i w:val="0"/>
+                          <w:iCs w:val="0"/>
                         </w:rPr>
                         <w:t>図</w:t>
                       </w:r>
                       <w:r>
                         <w:rPr>
-                          <w:i w:val="false"/>
-                          <w:iCs w:val="false"/>
+                          <w:i w:val="0"/>
+                          <w:iCs w:val="0"/>
                         </w:rPr>
                         <w:t xml:space="preserve"> </w:t>
                       </w:r>
                       <w:r>
                         <w:rPr>
-                          <w:i w:val="false"/>
-                          <w:iCs w:val="false"/>
+                          <w:i w:val="0"/>
+                          <w:iCs w:val="0"/>
                         </w:rPr>
                         <w:fldChar w:fldCharType="begin"/>
                       </w:r>
                       <w:r>
                         <w:rPr>
-                          <w:i w:val="false"/>
-                          <w:iCs w:val="false"/>
+                          <w:i w:val="0"/>
+                          <w:iCs w:val="0"/>
                         </w:rPr>
                         <w:instrText xml:space="preserve"> SEQ Figure \* ARABIC </w:instrText>
                       </w:r>
                       <w:r>
                         <w:rPr>
-                          <w:i w:val="false"/>
-                          <w:iCs w:val="false"/>
+                          <w:i w:val="0"/>
+                          <w:iCs w:val="0"/>
                         </w:rPr>
                         <w:fldChar w:fldCharType="separate"/>
                       </w:r>
                       <w:r>
                         <w:rPr>
-                          <w:i w:val="false"/>
-                          <w:iCs w:val="false"/>
+                          <w:i w:val="0"/>
+                          <w:iCs w:val="0"/>
                         </w:rPr>
                         <w:t>6</w:t>
                       </w:r>
                       <w:r>
                         <w:rPr>
-                          <w:i w:val="false"/>
-                          <w:iCs w:val="false"/>
+                          <w:i w:val="0"/>
+                          <w:iCs w:val="0"/>
                         </w:rPr>
                         <w:fldChar w:fldCharType="end"/>
                       </w:r>
                       <w:r>
                         <w:rPr>
-                          <w:i w:val="false"/>
-                          <w:iCs w:val="false"/>
+                          <w:i w:val="0"/>
+                          <w:iCs w:val="0"/>
                         </w:rPr>
                         <w:t xml:space="preserve">: </w:t>
                       </w:r>
                       <w:r>
                         <w:rPr>
-                          <w:i w:val="false"/>
-                          <w:iCs w:val="false"/>
+                          <w:i w:val="0"/>
+                          <w:iCs w:val="0"/>
                         </w:rPr>
                         <w:t>長音階のダイアトニックコード</w:t>
                       </w:r>
@@ -5070,27 +4208,20 @@
                     <w:p>
                       <w:pPr>
                         <w:pStyle w:val="Figure"/>
-                        <w:spacing w:before="120" w:after="120"/>
                         <w:jc w:val="center"/>
                         <w:rPr>
-                          <w:i w:val="false"/>
-                          <w:i w:val="false"/>
-                          <w:iCs w:val="false"/>
+                          <w:i w:val="0"/>
+                          <w:iCs w:val="0"/>
                           <w:sz w:val="20"/>
                           <w:szCs w:val="20"/>
                         </w:rPr>
                       </w:pPr>
                       <w:r>
                         <w:rPr>
-                          <w:rFonts w:ascii="Calibri" w:hAnsi="Calibri" w:cs="Noto Sans Devanagari" w:asciiTheme="minorHAnsi" w:hAnsiTheme="minorHAnsi"/>
-                          <w:i w:val="false"/>
-                          <w:iCs w:val="false"/>
-                          <w:color w:val="auto"/>
-                          <w:kern w:val="2"/>
+                          <w:i w:val="0"/>
+                          <w:iCs w:val="0"/>
                           <w:sz w:val="20"/>
                           <w:szCs w:val="20"/>
-                          <w:lang w:val="en-US" w:eastAsia="ja-JP" w:bidi="ar-SA"/>
-                          <w14:ligatures w14:val="standardContextual"/>
                         </w:rPr>
                         <w:t>黒でトニック、緑でプレドミナント、赤でドミナントを色づけた</w:t>
                       </w:r>
@@ -5105,246 +4236,149 @@
       </w:r>
       <w:r>
         <w:rPr>
-          <w:rFonts w:ascii="ScaleDegrees Times" w:hAnsi="ScaleDegrees Times" w:cs="" w:cstheme="minorBidi"/>
-          <w:color w:val="auto"/>
-          <w:kern w:val="2"/>
-          <w:sz w:val="22"/>
-          <w:szCs w:val="22"/>
-          <w:lang w:val="en-US" w:eastAsia="ja-JP" w:bidi="ar-SA"/>
-          <w14:ligatures w14:val="standardContextual"/>
+          <w:rFonts w:ascii="ScaleDegrees Times" w:hAnsi="ScaleDegrees Times"/>
         </w:rPr>
         <w:t>また、ダイアトニックコードの役割ですが、ダイアトニックコードの役割は教材・ソースによって割れることも多々あるので予めここで本稿においての考えを断っておきます。</w:t>
       </w:r>
     </w:p>
     <w:p>
       <w:pPr>
-        <w:pStyle w:val="Normal"/>
-        <w:widowControl/>
         <w:numPr>
           <w:ilvl w:val="0"/>
           <w:numId w:val="2"/>
         </w:numPr>
-        <w:bidi w:val="0"/>
-        <w:spacing w:lineRule="auto" w:line="259" w:before="0" w:after="160"/>
-        <w:jc w:val="left"/>
-        <w:rPr/>
-      </w:pPr>
-      <w:r>
-        <w:rPr>
-          <w:rFonts w:ascii="ScaleDegrees Times" w:hAnsi="ScaleDegrees Times" w:cs="" w:cstheme="minorBidi"/>
-          <w:color w:val="auto"/>
-          <w:kern w:val="2"/>
-          <w:sz w:val="22"/>
-          <w:szCs w:val="22"/>
-          <w:lang w:val="en-US" w:eastAsia="ja-JP" w:bidi="ar-SA"/>
-          <w14:ligatures w14:val="standardContextual"/>
+      </w:pPr>
+      <w:r>
+        <w:rPr>
+          <w:rFonts w:ascii="ScaleDegrees Times" w:hAnsi="ScaleDegrees Times"/>
         </w:rPr>
         <w:t>長調：</w:t>
       </w:r>
     </w:p>
     <w:p>
       <w:pPr>
-        <w:pStyle w:val="Normal"/>
-        <w:widowControl/>
         <w:numPr>
           <w:ilvl w:val="1"/>
           <w:numId w:val="2"/>
         </w:numPr>
-        <w:bidi w:val="0"/>
-        <w:spacing w:lineRule="auto" w:line="259" w:before="0" w:after="160"/>
-        <w:jc w:val="left"/>
-        <w:rPr/>
-      </w:pPr>
-      <w:r>
-        <w:rPr>
-          <w:rFonts w:eastAsia="游明朝" w:cs="" w:ascii="ScaleDegrees Times" w:hAnsi="ScaleDegrees Times" w:cstheme="minorBidi" w:eastAsiaTheme="minorEastAsia"/>
-          <w:color w:val="auto"/>
-          <w:kern w:val="2"/>
-          <w:sz w:val="22"/>
-          <w:szCs w:val="22"/>
-          <w:lang w:val="en-US" w:eastAsia="ja-JP" w:bidi="ar-SA"/>
-          <w14:ligatures w14:val="standardContextual"/>
+      </w:pPr>
+      <w:r>
+        <w:rPr>
+          <w:rFonts w:ascii="ScaleDegrees Times" w:hAnsi="ScaleDegrees Times"/>
         </w:rPr>
         <w:t>I, iii, vi</w:t>
       </w:r>
       <w:r>
         <w:rPr>
-          <w:rFonts w:ascii="ScaleDegrees Times" w:hAnsi="ScaleDegrees Times" w:cs="" w:cstheme="minorBidi"/>
-          <w:color w:val="auto"/>
-          <w:kern w:val="2"/>
-          <w:sz w:val="22"/>
-          <w:szCs w:val="22"/>
-          <w:lang w:val="en-US" w:eastAsia="ja-JP" w:bidi="ar-SA"/>
-          <w14:ligatures w14:val="standardContextual"/>
+          <w:rFonts w:ascii="ScaleDegrees Times" w:hAnsi="ScaleDegrees Times"/>
         </w:rPr>
         <w:t>はトニック役割</w:t>
       </w:r>
     </w:p>
     <w:p>
       <w:pPr>
-        <w:pStyle w:val="Normal"/>
-        <w:widowControl/>
         <w:numPr>
           <w:ilvl w:val="1"/>
           <w:numId w:val="2"/>
         </w:numPr>
-        <w:bidi w:val="0"/>
-        <w:spacing w:lineRule="auto" w:line="259" w:before="0" w:after="160"/>
-        <w:jc w:val="left"/>
-        <w:rPr/>
-      </w:pPr>
-      <w:r>
-        <w:rPr>
-          <w:rFonts w:eastAsia="游明朝" w:cs="" w:ascii="ScaleDegrees Times" w:hAnsi="ScaleDegrees Times" w:cstheme="minorBidi" w:eastAsiaTheme="minorEastAsia"/>
-          <w:color w:val="auto"/>
-          <w:kern w:val="2"/>
-          <w:sz w:val="22"/>
-          <w:szCs w:val="22"/>
-          <w:lang w:val="en-US" w:eastAsia="ja-JP" w:bidi="ar-SA"/>
-          <w14:ligatures w14:val="standardContextual"/>
+      </w:pPr>
+      <w:r>
+        <w:rPr>
+          <w:rFonts w:ascii="ScaleDegrees Times" w:hAnsi="ScaleDegrees Times"/>
         </w:rPr>
         <w:t>ii, IV</w:t>
       </w:r>
       <w:r>
         <w:rPr>
-          <w:rFonts w:ascii="ScaleDegrees Times" w:hAnsi="ScaleDegrees Times" w:cs="" w:cstheme="minorBidi"/>
-          <w:color w:val="auto"/>
-          <w:kern w:val="2"/>
-          <w:sz w:val="22"/>
-          <w:szCs w:val="22"/>
-          <w:lang w:val="en-US" w:eastAsia="ja-JP" w:bidi="ar-SA"/>
-          <w14:ligatures w14:val="standardContextual"/>
+          <w:rFonts w:ascii="ScaleDegrees Times" w:hAnsi="ScaleDegrees Times"/>
         </w:rPr>
         <w:t>はプレドミナント役割</w:t>
       </w:r>
     </w:p>
     <w:p>
       <w:pPr>
-        <w:pStyle w:val="Normal"/>
-        <w:widowControl/>
         <w:numPr>
           <w:ilvl w:val="1"/>
           <w:numId w:val="2"/>
         </w:numPr>
-        <w:bidi w:val="0"/>
-        <w:spacing w:lineRule="auto" w:line="259" w:before="0" w:after="160"/>
-        <w:jc w:val="left"/>
-        <w:rPr/>
-      </w:pPr>
-      <w:r>
-        <w:rPr>
-          <w:rFonts w:eastAsia="游明朝" w:cs="" w:ascii="ScaleDegrees Times" w:hAnsi="ScaleDegrees Times" w:cstheme="minorBidi" w:eastAsiaTheme="minorEastAsia"/>
-          <w:color w:val="auto"/>
-          <w:kern w:val="2"/>
-          <w:sz w:val="22"/>
-          <w:szCs w:val="22"/>
-          <w:lang w:val="en-US" w:eastAsia="ja-JP" w:bidi="ar-SA"/>
-          <w14:ligatures w14:val="standardContextual"/>
+      </w:pPr>
+      <w:r>
+        <w:rPr>
+          <w:rFonts w:ascii="ScaleDegrees Times" w:hAnsi="ScaleDegrees Times"/>
         </w:rPr>
         <w:t>V, vii°, (</w:t>
       </w:r>
       <w:r>
         <w:rPr>
-          <w:rFonts w:ascii="ScaleDegrees Times" w:hAnsi="ScaleDegrees Times" w:cs="" w:cstheme="minorBidi"/>
-          <w:color w:val="auto"/>
-          <w:kern w:val="2"/>
-          <w:sz w:val="22"/>
-          <w:szCs w:val="22"/>
-          <w:lang w:val="en-US" w:eastAsia="ja-JP" w:bidi="ar-SA"/>
-          <w14:ligatures w14:val="standardContextual"/>
+          <w:rFonts w:ascii="ScaleDegrees Times" w:hAnsi="ScaleDegrees Times"/>
         </w:rPr>
         <w:t>稀に</w:t>
       </w:r>
       <w:r>
         <w:rPr>
-          <w:rFonts w:eastAsia="游明朝" w:cs="" w:ascii="ScaleDegrees Times" w:hAnsi="ScaleDegrees Times" w:cstheme="minorBidi" w:eastAsiaTheme="minorEastAsia"/>
-          <w:color w:val="auto"/>
-          <w:kern w:val="2"/>
-          <w:sz w:val="22"/>
-          <w:szCs w:val="22"/>
-          <w:lang w:val="en-US" w:eastAsia="ja-JP" w:bidi="ar-SA"/>
-          <w14:ligatures w14:val="standardContextual"/>
+          <w:rFonts w:ascii="ScaleDegrees Times" w:hAnsi="ScaleDegrees Times"/>
         </w:rPr>
         <w:t xml:space="preserve">iii) </w:t>
       </w:r>
       <w:r>
         <w:rPr>
-          <w:rFonts w:ascii="ScaleDegrees Times" w:hAnsi="ScaleDegrees Times" w:cs="" w:cstheme="minorBidi"/>
-          <w:color w:val="auto"/>
-          <w:kern w:val="2"/>
-          <w:sz w:val="22"/>
-          <w:szCs w:val="22"/>
-          <w:lang w:val="en-US" w:eastAsia="ja-JP" w:bidi="ar-SA"/>
-          <w14:ligatures w14:val="standardContextual"/>
+          <w:rFonts w:ascii="ScaleDegrees Times" w:hAnsi="ScaleDegrees Times"/>
         </w:rPr>
         <w:t>はドミナント役割</w:t>
       </w:r>
     </w:p>
     <w:p>
       <w:pPr>
-        <w:pStyle w:val="Normal"/>
-        <w:widowControl/>
         <w:numPr>
           <w:ilvl w:val="0"/>
           <w:numId w:val="2"/>
         </w:numPr>
-        <w:bidi w:val="0"/>
-        <w:spacing w:lineRule="auto" w:line="259" w:before="0" w:after="160"/>
-        <w:jc w:val="left"/>
-        <w:rPr/>
-      </w:pPr>
-      <w:r>
-        <w:rPr>
-          <w:rFonts w:ascii="ScaleDegrees Times" w:hAnsi="ScaleDegrees Times" w:cs="" w:cstheme="minorBidi"/>
-          <w:color w:val="auto"/>
-          <w:kern w:val="2"/>
-          <w:sz w:val="22"/>
-          <w:szCs w:val="22"/>
-          <w:lang w:val="en-US" w:eastAsia="ja-JP" w:bidi="ar-SA"/>
-          <w14:ligatures w14:val="standardContextual"/>
+      </w:pPr>
+      <w:r>
+        <w:rPr>
+          <w:rFonts w:ascii="ScaleDegrees Times" w:hAnsi="ScaleDegrees Times"/>
         </w:rPr>
         <w:t>短調：</w:t>
       </w:r>
     </w:p>
     <w:p>
       <w:pPr>
-        <w:pStyle w:val="Normal"/>
-        <w:widowControl/>
         <w:numPr>
           <w:ilvl w:val="1"/>
           <w:numId w:val="2"/>
         </w:numPr>
-        <w:bidi w:val="0"/>
-        <w:spacing w:lineRule="auto" w:line="259" w:before="0" w:after="160"/>
-        <w:jc w:val="left"/>
-        <w:rPr/>
-      </w:pPr>
-      <w:r>
-        <w:rPr>
-          <w:rFonts w:eastAsia="游明朝" w:cs="" w:ascii="ScaleDegrees Times" w:hAnsi="ScaleDegrees Times" w:cstheme="minorBidi" w:eastAsiaTheme="minorEastAsia"/>
-          <w:color w:val="auto"/>
-          <w:kern w:val="2"/>
-          <w:sz w:val="22"/>
-          <w:szCs w:val="22"/>
-          <w:lang w:val="en-US" w:eastAsia="ja-JP" w:bidi="ar-SA"/>
-          <w14:ligatures w14:val="standardContextual"/>
-        </w:rPr>
-        <w:t>i, bIII</w:t>
-      </w:r>
-      <w:r>
-        <w:rPr>
-          <w:rFonts w:ascii="ScaleDegrees Times" w:hAnsi="ScaleDegrees Times" w:cs="" w:cstheme="minorBidi"/>
-          <w:color w:val="auto"/>
-          <w:kern w:val="2"/>
-          <w:sz w:val="22"/>
-          <w:szCs w:val="22"/>
-          <w:lang w:val="en-US" w:eastAsia="ja-JP" w:bidi="ar-SA"/>
-          <w14:ligatures w14:val="standardContextual"/>
+      </w:pPr>
+      <w:proofErr w:type="spellStart"/>
+      <w:r>
+        <w:rPr>
+          <w:rFonts w:ascii="ScaleDegrees Times" w:hAnsi="ScaleDegrees Times"/>
+        </w:rPr>
+        <w:t>i</w:t>
+      </w:r>
+      <w:proofErr w:type="spellEnd"/>
+      <w:r>
+        <w:rPr>
+          <w:rFonts w:ascii="ScaleDegrees Times" w:hAnsi="ScaleDegrees Times"/>
+        </w:rPr>
+        <w:t xml:space="preserve">, </w:t>
+      </w:r>
+      <w:proofErr w:type="spellStart"/>
+      <w:r>
+        <w:rPr>
+          <w:rFonts w:ascii="ScaleDegrees Times" w:hAnsi="ScaleDegrees Times"/>
+        </w:rPr>
+        <w:t>bIII</w:t>
+      </w:r>
+      <w:proofErr w:type="spellEnd"/>
+      <w:r>
+        <w:rPr>
+          <w:rFonts w:ascii="ScaleDegrees Times" w:hAnsi="ScaleDegrees Times"/>
+          <w:noProof/>
         </w:rPr>
         <mc:AlternateContent>
           <mc:Choice Requires="wps">
             <w:drawing>
-              <wp:anchor behindDoc="0" distT="0" distB="0" distL="0" distR="0" simplePos="0" locked="0" layoutInCell="0" allowOverlap="1" relativeHeight="10">
+              <wp:anchor distT="0" distB="0" distL="0" distR="0" simplePos="0" relativeHeight="10" behindDoc="0" locked="0" layoutInCell="0" allowOverlap="1">
                 <wp:simplePos x="0" y="0"/>
                 <wp:positionH relativeFrom="column">
                   <wp:posOffset>3152140</wp:posOffset>
@@ -5356,6 +4390,7 @@
                 <wp:effectExtent l="0" t="0" r="0" b="0"/>
                 <wp:wrapSquare wrapText="largest"/>
                 <wp:docPr id="27" name="Frame8"/>
+                <wp:cNvGraphicFramePr/>
                 <a:graphic xmlns:a="http://schemas.openxmlformats.org/drawingml/2006/main">
                   <a:graphicData uri="http://schemas.microsoft.com/office/word/2010/wordprocessingShape">
                     <wps:wsp>
@@ -5369,16 +4404,22 @@
                           <a:avLst/>
                         </a:prstGeom>
                         <a:solidFill>
-                          <a:srgbClr val="ffffff"/>
+                          <a:srgbClr val="FFFFFF"/>
                         </a:solidFill>
                         <a:ln w="0">
                           <a:noFill/>
                         </a:ln>
                       </wps:spPr>
                       <wps:style>
-                        <a:lnRef idx="0"/>
-                        <a:fillRef idx="0"/>
-                        <a:effectRef idx="0"/>
+                        <a:lnRef idx="0">
+                          <a:scrgbClr r="0" g="0" b="0"/>
+                        </a:lnRef>
+                        <a:fillRef idx="0">
+                          <a:scrgbClr r="0" g="0" b="0"/>
+                        </a:fillRef>
+                        <a:effectRef idx="0">
+                          <a:scrgbClr r="0" g="0" b="0"/>
+                        </a:effectRef>
                         <a:fontRef idx="minor"/>
                       </wps:style>
                       <wps:txbx>
@@ -5386,20 +4427,21 @@
                           <w:p>
                             <w:pPr>
                               <w:pStyle w:val="Figure"/>
-                              <w:spacing w:lineRule="auto" w:line="165" w:before="120" w:after="120"/>
-                              <w:rPr>
-                                <w:i w:val="false"/>
-                                <w:i w:val="false"/>
-                                <w:iCs w:val="false"/>
+                              <w:spacing w:line="165" w:lineRule="auto"/>
+                              <w:rPr>
+                                <w:i w:val="0"/>
+                                <w:iCs w:val="0"/>
                               </w:rPr>
                             </w:pPr>
                             <w:r>
-                              <w:rPr/>
+                              <w:rPr>
+                                <w:noProof/>
+                              </w:rPr>
                               <w:drawing>
                                 <wp:inline distT="0" distB="0" distL="0" distR="0">
                                   <wp:extent cx="3539490" cy="1338580"/>
                                   <wp:effectExtent l="0" t="0" r="0" b="0"/>
-                                  <wp:docPr id="29" name="Image3" descr=""/>
+                                  <wp:docPr id="29" name="Image3"/>
                                   <wp:cNvGraphicFramePr>
                                     <a:graphicFrameLocks xmlns:a="http://schemas.openxmlformats.org/drawingml/2006/main" noChangeAspect="1"/>
                                   </wp:cNvGraphicFramePr>
@@ -5407,13 +4449,13 @@
                                     <a:graphicData uri="http://schemas.openxmlformats.org/drawingml/2006/picture">
                                       <pic:pic xmlns:pic="http://schemas.openxmlformats.org/drawingml/2006/picture">
                                         <pic:nvPicPr>
-                                          <pic:cNvPr id="29" name="Image3" descr=""/>
+                                          <pic:cNvPr id="29" name="Image3"/>
                                           <pic:cNvPicPr>
                                             <a:picLocks noChangeAspect="1" noChangeArrowheads="1"/>
                                           </pic:cNvPicPr>
                                         </pic:nvPicPr>
                                         <pic:blipFill>
-                                          <a:blip r:embed="rId14"/>
+                                          <a:blip r:embed="rId15"/>
                                           <a:stretch>
                                             <a:fillRect/>
                                           </a:stretch>
@@ -5435,78 +4477,71 @@
                             </w:r>
                             <w:r>
                               <w:rPr>
-                                <w:rFonts w:ascii="Calibri" w:hAnsi="Calibri" w:cs="Noto Sans Devanagari" w:asciiTheme="minorHAnsi" w:hAnsiTheme="minorHAnsi"/>
-                                <w:i w:val="false"/>
-                                <w:iCs w:val="false"/>
-                                <w:color w:val="auto"/>
-                                <w:kern w:val="2"/>
-                                <w:sz w:val="24"/>
-                                <w:szCs w:val="24"/>
-                                <w:lang w:val="en-US" w:eastAsia="ja-JP" w:bidi="ar-SA"/>
-                                <w14:ligatures w14:val="standardContextual"/>
+                                <w:i w:val="0"/>
+                                <w:iCs w:val="0"/>
                               </w:rPr>
                               <w:t>図</w:t>
                             </w:r>
                             <w:r>
                               <w:rPr>
-                                <w:i w:val="false"/>
-                                <w:iCs w:val="false"/>
+                                <w:i w:val="0"/>
+                                <w:iCs w:val="0"/>
                               </w:rPr>
                               <w:t xml:space="preserve"> </w:t>
                             </w:r>
                             <w:r>
                               <w:rPr>
-                                <w:i w:val="false"/>
-                                <w:iCs w:val="false"/>
+                                <w:i w:val="0"/>
+                                <w:iCs w:val="0"/>
                               </w:rPr>
                               <w:fldChar w:fldCharType="begin"/>
                             </w:r>
                             <w:r>
                               <w:rPr>
-                                <w:i w:val="false"/>
-                                <w:iCs w:val="false"/>
+                                <w:i w:val="0"/>
+                                <w:iCs w:val="0"/>
                               </w:rPr>
                               <w:instrText xml:space="preserve"> SEQ Figure \* ARABIC </w:instrText>
                             </w:r>
                             <w:r>
                               <w:rPr>
-                                <w:i w:val="false"/>
-                                <w:iCs w:val="false"/>
+                                <w:i w:val="0"/>
+                                <w:iCs w:val="0"/>
                               </w:rPr>
                               <w:fldChar w:fldCharType="separate"/>
                             </w:r>
                             <w:r>
                               <w:rPr>
-                                <w:i w:val="false"/>
-                                <w:iCs w:val="false"/>
+                                <w:i w:val="0"/>
+                                <w:iCs w:val="0"/>
                               </w:rPr>
                               <w:t>7</w:t>
                             </w:r>
                             <w:r>
                               <w:rPr>
-                                <w:i w:val="false"/>
-                                <w:iCs w:val="false"/>
+                                <w:i w:val="0"/>
+                                <w:iCs w:val="0"/>
                               </w:rPr>
                               <w:fldChar w:fldCharType="end"/>
                             </w:r>
                             <w:r>
                               <w:rPr>
-                                <w:i w:val="false"/>
-                                <w:iCs w:val="false"/>
+                                <w:i w:val="0"/>
+                                <w:iCs w:val="0"/>
                               </w:rPr>
                               <w:t xml:space="preserve">: </w:t>
                             </w:r>
                             <w:r>
                               <w:rPr>
-                                <w:i w:val="false"/>
-                                <w:iCs w:val="false"/>
+                                <w:i w:val="0"/>
+                                <w:iCs w:val="0"/>
                               </w:rPr>
                               <w:t>自然短音階ダイアトニックコード</w:t>
                             </w:r>
                           </w:p>
                         </w:txbxContent>
                       </wps:txbx>
-                      <wps:bodyPr lIns="0" rIns="0" tIns="0" bIns="0" anchor="t">
+                      <wps:bodyPr lIns="0" tIns="0" rIns="0" bIns="0" anchor="t">
                         <a:noAutofit/>
                       </wps:bodyPr>
                     </wps:wsp>
@@ -5517,28 +4552,27 @@
           </mc:Choice>
           <mc:Fallback>
             <w:pict>
-              <v:rect id="shape_0" ID="Frame8" path="m0,0l-2147483645,0l-2147483645,-2147483646l0,-2147483646xe" fillcolor="white" stroked="f" o:allowincell="f" style="position:absolute;margin-left:248.2pt;margin-top:15.55pt;width:278.65pt;height:123.55pt;mso-wrap-style:square;v-text-anchor:top">
-                <v:fill o:detectmouseclick="t" type="solid" color2="black"/>
-                <v:stroke color="#3465a4" joinstyle="round" endcap="flat"/>
-                <v:textbox>
+              <v:rect id="Frame8" o:spid="_x0000_s1034" style="position:absolute;left:0;text-align:left;margin-left:248.2pt;margin-top:15.55pt;width:278.7pt;height:123.6pt;z-index:10;visibility:visible;mso-wrap-style:square;mso-wrap-distance-left:0;mso-wrap-distance-top:0;mso-wrap-distance-right:0;mso-wrap-distance-bottom:0;mso-position-horizontal:absolute;mso-position-horizontal-relative:text;mso-position-vertical:absolute;mso-position-vertical-relative:text;v-text-anchor:top" o:gfxdata="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" o:allowincell="f" stroked="f" strokeweight="0">
+                <v:textbox inset="0,0,0,0">
                   <w:txbxContent>
                     <w:p>
                       <w:pPr>
                         <w:pStyle w:val="Figure"/>
-                        <w:spacing w:lineRule="auto" w:line="165" w:before="120" w:after="120"/>
-                        <w:rPr>
-                          <w:i w:val="false"/>
-                          <w:i w:val="false"/>
-                          <w:iCs w:val="false"/>
+                        <w:spacing w:line="165" w:lineRule="auto"/>
+                        <w:rPr>
+                          <w:i w:val="0"/>
+                          <w:iCs w:val="0"/>
                         </w:rPr>
                       </w:pPr>
                       <w:r>
-                        <w:rPr/>
+                        <w:rPr>
+                          <w:noProof/>
+                        </w:rPr>
                         <w:drawing>
                           <wp:inline distT="0" distB="0" distL="0" distR="0">
                             <wp:extent cx="3539490" cy="1338580"/>
                             <wp:effectExtent l="0" t="0" r="0" b="0"/>
-                            <wp:docPr id="30" name="Image3" descr=""/>
+                            <wp:docPr id="29" name="Image3"/>
                             <wp:cNvGraphicFramePr>
                               <a:graphicFrameLocks xmlns:a="http://schemas.openxmlformats.org/drawingml/2006/main" noChangeAspect="1"/>
                             </wp:cNvGraphicFramePr>
@@ -5546,7 +4580,7 @@
                               <a:graphicData uri="http://schemas.openxmlformats.org/drawingml/2006/picture">
                                 <pic:pic xmlns:pic="http://schemas.openxmlformats.org/drawingml/2006/picture">
                                   <pic:nvPicPr>
-                                    <pic:cNvPr id="30" name="Image3" descr=""/>
+                                    <pic:cNvPr id="29" name="Image3"/>
                                     <pic:cNvPicPr>
                                       <a:picLocks noChangeAspect="1" noChangeArrowheads="1"/>
                                     </pic:cNvPicPr>
@@ -5574,71 +4608,64 @@
                       </w:r>
                       <w:r>
                         <w:rPr>
-                          <w:rFonts w:ascii="Calibri" w:hAnsi="Calibri" w:cs="Noto Sans Devanagari" w:asciiTheme="minorHAnsi" w:hAnsiTheme="minorHAnsi"/>
-                          <w:i w:val="false"/>
-                          <w:iCs w:val="false"/>
-                          <w:color w:val="auto"/>
-                          <w:kern w:val="2"/>
-                          <w:sz w:val="24"/>
-                          <w:szCs w:val="24"/>
-                          <w:lang w:val="en-US" w:eastAsia="ja-JP" w:bidi="ar-SA"/>
-                          <w14:ligatures w14:val="standardContextual"/>
+                          <w:i w:val="0"/>
+                          <w:iCs w:val="0"/>
                         </w:rPr>
                         <w:t>図</w:t>
                       </w:r>
                       <w:r>
                         <w:rPr>
-                          <w:i w:val="false"/>
-                          <w:iCs w:val="false"/>
+                          <w:i w:val="0"/>
+                          <w:iCs w:val="0"/>
                         </w:rPr>
                         <w:t xml:space="preserve"> </w:t>
                       </w:r>
                       <w:r>
                         <w:rPr>
-                          <w:i w:val="false"/>
-                          <w:iCs w:val="false"/>
+                          <w:i w:val="0"/>
+                          <w:iCs w:val="0"/>
                         </w:rPr>
                         <w:fldChar w:fldCharType="begin"/>
                       </w:r>
                       <w:r>
                         <w:rPr>
-                          <w:i w:val="false"/>
-                          <w:iCs w:val="false"/>
+                          <w:i w:val="0"/>
+                          <w:iCs w:val="0"/>
                         </w:rPr>
                         <w:instrText xml:space="preserve"> SEQ Figure \* ARABIC </w:instrText>
                       </w:r>
                       <w:r>
                         <w:rPr>
-                          <w:i w:val="false"/>
-                          <w:iCs w:val="false"/>
+                          <w:i w:val="0"/>
+                          <w:iCs w:val="0"/>
                         </w:rPr>
                         <w:fldChar w:fldCharType="separate"/>
                       </w:r>
                       <w:r>
                         <w:rPr>
-                          <w:i w:val="false"/>
-                          <w:iCs w:val="false"/>
+                          <w:i w:val="0"/>
+                          <w:iCs w:val="0"/>
                         </w:rPr>
                         <w:t>7</w:t>
                       </w:r>
                       <w:r>
                         <w:rPr>
-                          <w:i w:val="false"/>
-                          <w:iCs w:val="false"/>
+                          <w:i w:val="0"/>
+                          <w:iCs w:val="0"/>
                         </w:rPr>
                         <w:fldChar w:fldCharType="end"/>
                       </w:r>
                       <w:r>
                         <w:rPr>
-                          <w:i w:val="false"/>
-                          <w:iCs w:val="false"/>
+                          <w:i w:val="0"/>
+                          <w:iCs w:val="0"/>
                         </w:rPr>
                         <w:t xml:space="preserve">: </w:t>
                       </w:r>
                       <w:r>
                         <w:rPr>
-                          <w:i w:val="false"/>
-                          <w:iCs w:val="false"/>
+                          <w:i w:val="0"/>
+                          <w:iCs w:val="0"/>
                         </w:rPr>
                         <w:t>自然短音階ダイアトニックコード</w:t>
                       </w:r>
@@ -5653,135 +4680,89 @@
       </w:r>
       <w:r>
         <w:rPr>
-          <w:rFonts w:ascii="ScaleDegrees Times" w:hAnsi="ScaleDegrees Times" w:cs="" w:cstheme="minorBidi"/>
-          <w:color w:val="auto"/>
-          <w:kern w:val="2"/>
-          <w:sz w:val="22"/>
-          <w:szCs w:val="22"/>
-          <w:lang w:val="en-US" w:eastAsia="ja-JP" w:bidi="ar-SA"/>
-          <w14:ligatures w14:val="standardContextual"/>
+          <w:rFonts w:ascii="ScaleDegrees Times" w:hAnsi="ScaleDegrees Times"/>
         </w:rPr>
         <w:t>をトニック</w:t>
       </w:r>
     </w:p>
     <w:p>
       <w:pPr>
-        <w:pStyle w:val="Normal"/>
-        <w:widowControl/>
         <w:numPr>
           <w:ilvl w:val="1"/>
           <w:numId w:val="2"/>
         </w:numPr>
-        <w:bidi w:val="0"/>
-        <w:spacing w:lineRule="auto" w:line="259" w:before="0" w:after="160"/>
-        <w:jc w:val="left"/>
-        <w:rPr/>
-      </w:pPr>
-      <w:r>
-        <w:rPr>
-          <w:rFonts w:eastAsia="游明朝" w:cs="" w:ascii="ScaleDegrees Times" w:hAnsi="ScaleDegrees Times" w:cstheme="minorBidi" w:eastAsiaTheme="minorEastAsia"/>
-          <w:color w:val="auto"/>
-          <w:kern w:val="2"/>
-          <w:sz w:val="22"/>
-          <w:szCs w:val="22"/>
-          <w:lang w:val="en-US" w:eastAsia="ja-JP" w:bidi="ar-SA"/>
-          <w14:ligatures w14:val="standardContextual"/>
-        </w:rPr>
-        <w:t>ii°, iv, bVI</w:t>
-      </w:r>
-      <w:r>
-        <w:rPr>
-          <w:rFonts w:ascii="ScaleDegrees Times" w:hAnsi="ScaleDegrees Times" w:cs="" w:cstheme="minorBidi"/>
-          <w:color w:val="auto"/>
-          <w:kern w:val="2"/>
-          <w:sz w:val="22"/>
-          <w:szCs w:val="22"/>
-          <w:lang w:val="en-US" w:eastAsia="ja-JP" w:bidi="ar-SA"/>
-          <w14:ligatures w14:val="standardContextual"/>
+      </w:pPr>
+      <w:r>
+        <w:rPr>
+          <w:rFonts w:ascii="ScaleDegrees Times" w:hAnsi="ScaleDegrees Times"/>
+        </w:rPr>
+        <w:t xml:space="preserve">ii°, iv, </w:t>
+      </w:r>
+      <w:proofErr w:type="spellStart"/>
+      <w:r>
+        <w:rPr>
+          <w:rFonts w:ascii="ScaleDegrees Times" w:hAnsi="ScaleDegrees Times"/>
+        </w:rPr>
+        <w:t>bVI</w:t>
+      </w:r>
+      <w:proofErr w:type="spellEnd"/>
+      <w:r>
+        <w:rPr>
+          <w:rFonts w:ascii="ScaleDegrees Times" w:hAnsi="ScaleDegrees Times"/>
         </w:rPr>
         <w:t>をプレドミナント</w:t>
       </w:r>
     </w:p>
     <w:p>
       <w:pPr>
-        <w:pStyle w:val="Normal"/>
-        <w:widowControl/>
         <w:numPr>
           <w:ilvl w:val="1"/>
           <w:numId w:val="2"/>
         </w:numPr>
-        <w:bidi w:val="0"/>
-        <w:spacing w:lineRule="auto" w:line="259" w:before="0" w:after="160"/>
-        <w:jc w:val="left"/>
-        <w:rPr/>
-      </w:pPr>
-      <w:r>
-        <w:rPr>
-          <w:rFonts w:eastAsia="游明朝" w:cs="" w:ascii="ScaleDegrees Times" w:hAnsi="ScaleDegrees Times" w:cstheme="minorBidi" w:eastAsiaTheme="minorEastAsia"/>
-          <w:color w:val="auto"/>
-          <w:kern w:val="2"/>
-          <w:sz w:val="22"/>
-          <w:szCs w:val="22"/>
-          <w:lang w:val="en-US" w:eastAsia="ja-JP" w:bidi="ar-SA"/>
-          <w14:ligatures w14:val="standardContextual"/>
-        </w:rPr>
-        <w:t>v, bVII, (</w:t>
-      </w:r>
-      <w:r>
-        <w:rPr>
-          <w:rFonts w:ascii="ScaleDegrees Times" w:hAnsi="ScaleDegrees Times" w:cs="" w:cstheme="minorBidi"/>
-          <w:color w:val="auto"/>
-          <w:kern w:val="2"/>
-          <w:sz w:val="22"/>
-          <w:szCs w:val="22"/>
-          <w:lang w:val="en-US" w:eastAsia="ja-JP" w:bidi="ar-SA"/>
-          <w14:ligatures w14:val="standardContextual"/>
+      </w:pPr>
+      <w:r>
+        <w:rPr>
+          <w:rFonts w:ascii="ScaleDegrees Times" w:hAnsi="ScaleDegrees Times"/>
+        </w:rPr>
+        <w:t xml:space="preserve">v, </w:t>
+      </w:r>
+      <w:proofErr w:type="spellStart"/>
+      <w:r>
+        <w:rPr>
+          <w:rFonts w:ascii="ScaleDegrees Times" w:hAnsi="ScaleDegrees Times"/>
+        </w:rPr>
+        <w:t>bVII</w:t>
+      </w:r>
+      <w:proofErr w:type="spellEnd"/>
+      <w:r>
+        <w:rPr>
+          <w:rFonts w:ascii="ScaleDegrees Times" w:hAnsi="ScaleDegrees Times"/>
+        </w:rPr>
+        <w:t>, (</w:t>
+      </w:r>
+      <w:r>
+        <w:rPr>
+          <w:rFonts w:ascii="ScaleDegrees Times" w:hAnsi="ScaleDegrees Times"/>
         </w:rPr>
         <w:t>稀に</w:t>
       </w:r>
       <w:r>
         <w:rPr>
-          <w:rFonts w:eastAsia="游明朝" w:cs="" w:ascii="ScaleDegrees Times" w:hAnsi="ScaleDegrees Times" w:cstheme="minorBidi" w:eastAsiaTheme="minorEastAsia"/>
-          <w:color w:val="auto"/>
-          <w:kern w:val="2"/>
-          <w:sz w:val="22"/>
-          <w:szCs w:val="22"/>
-          <w:lang w:val="en-US" w:eastAsia="ja-JP" w:bidi="ar-SA"/>
-          <w14:ligatures w14:val="standardContextual"/>
+          <w:rFonts w:ascii="ScaleDegrees Times" w:hAnsi="ScaleDegrees Times"/>
         </w:rPr>
         <w:t xml:space="preserve">ii°) </w:t>
       </w:r>
       <w:r>
         <w:rPr>
-          <w:rFonts w:ascii="ScaleDegrees Times" w:hAnsi="ScaleDegrees Times" w:cs="" w:cstheme="minorBidi"/>
-          <w:color w:val="auto"/>
-          <w:kern w:val="2"/>
-          <w:sz w:val="22"/>
-          <w:szCs w:val="22"/>
-          <w:lang w:val="en-US" w:eastAsia="ja-JP" w:bidi="ar-SA"/>
-          <w14:ligatures w14:val="standardContextual"/>
+          <w:rFonts w:ascii="ScaleDegrees Times" w:hAnsi="ScaleDegrees Times"/>
         </w:rPr>
         <w:t>をドミナント</w:t>
       </w:r>
     </w:p>
     <w:p>
-      <w:pPr>
-        <w:pStyle w:val="Normal"/>
-        <w:widowControl/>
-        <w:bidi w:val="0"/>
-        <w:spacing w:lineRule="auto" w:line="259" w:before="0" w:after="160"/>
-        <w:jc w:val="left"/>
-        <w:rPr/>
-      </w:pPr>
-      <w:r>
-        <w:rPr>
-          <w:rFonts w:ascii="ScaleDegrees Times" w:hAnsi="ScaleDegrees Times" w:cs="" w:cstheme="minorBidi"/>
-          <w:color w:val="auto"/>
-          <w:kern w:val="2"/>
-          <w:sz w:val="22"/>
-          <w:szCs w:val="22"/>
-          <w:lang w:val="en-US" w:eastAsia="ja-JP" w:bidi="ar-SA"/>
-          <w14:ligatures w14:val="standardContextual"/>
+      <w:r>
+        <w:rPr>
+          <w:rFonts w:ascii="ScaleDegrees Times" w:hAnsi="ScaleDegrees Times"/>
         </w:rPr>
         <w:t>とします（図）</w:t>
       </w:r>
@@ -5789,110 +4770,75 @@
     <w:p>
       <w:pPr>
         <w:pStyle w:val="Heading2"/>
-        <w:rPr/>
-      </w:pPr>
-      <w:bookmarkStart w:id="28" w:name="__RefHeading___Toc433_3269620353"/>
-      <w:bookmarkEnd w:id="28"/>
-      <w:r>
-        <w:rPr>
-          <w:rFonts w:ascii="Calibri Light" w:hAnsi="Calibri Light" w:cs="" w:asciiTheme="majorHAnsi" w:cstheme="majorBidi" w:hAnsiTheme="majorHAnsi"/>
-          <w:color w:val="auto"/>
-          <w:kern w:val="2"/>
-          <w:sz w:val="22"/>
-          <w:szCs w:val="22"/>
-          <w:lang w:val="en-US" w:eastAsia="ja-JP" w:bidi="ar-SA"/>
-        </w:rPr>
+      </w:pPr>
+      <w:bookmarkStart w:id="31" w:name="__RefHeading___Toc433_3269620353"/>
+      <w:bookmarkEnd w:id="31"/>
+      <w:r>
         <w:t>ソース・参考資料</w:t>
       </w:r>
     </w:p>
     <w:p>
-      <w:pPr>
-        <w:pStyle w:val="Normal"/>
-        <w:widowControl/>
-        <w:bidi w:val="0"/>
-        <w:spacing w:lineRule="auto" w:line="259" w:before="0" w:after="160"/>
-        <w:jc w:val="left"/>
-        <w:rPr/>
-      </w:pPr>
-      <w:r>
-        <w:rPr>
-          <w:rFonts w:ascii="ScaleDegrees Times" w:hAnsi="ScaleDegrees Times" w:cs="" w:cstheme="minorBidi"/>
+      <w:r>
+        <w:rPr>
+          <w:rFonts w:ascii="ScaleDegrees Times" w:hAnsi="ScaleDegrees Times"/>
+        </w:rPr>
+        <w:t>五度圏（一部改変有）</w:t>
+      </w:r>
+      <w:r>
+        <w:rPr>
+          <w:rStyle w:val="Hyperlink"/>
           <w:color w:val="auto"/>
-          <w:kern w:val="2"/>
-          <w:sz w:val="22"/>
-          <w:szCs w:val="22"/>
-          <w:lang w:val="en-US" w:eastAsia="ja-JP" w:bidi="ar-SA"/>
-          <w14:ligatures w14:val="standardContextual"/>
-        </w:rPr>
-        <w:t>五度圏（一部改変有）</w:t>
-      </w:r>
-      <w:r>
-        <w:rPr>
-          <w:rStyle w:val="InternetLink"/>
-          <w:rFonts w:eastAsia="游明朝" w:cs="" w:cstheme="minorBidi" w:eastAsiaTheme="minorEastAsia"/>
-          <w:color w:val="auto"/>
-          <w:kern w:val="2"/>
-          <w:sz w:val="22"/>
-          <w:szCs w:val="22"/>
-          <w:lang w:val="en-US" w:eastAsia="ja-JP" w:bidi="ar-SA"/>
-          <w14:ligatures w14:val="standardContextual"/>
         </w:rPr>
         <w:t>https://commons.wikimedia.org/wiki/File:Circle_of_fifths_deluxe_4.svg</w:t>
       </w:r>
     </w:p>
     <w:p>
-      <w:pPr>
-        <w:pStyle w:val="Normal"/>
-        <w:widowControl/>
-        <w:bidi w:val="0"/>
-        <w:spacing w:lineRule="auto" w:line="259" w:before="0" w:after="160"/>
-        <w:jc w:val="left"/>
-        <w:rPr/>
-      </w:pPr>
-      <w:r>
-        <w:rPr>
-          <w:rFonts w:ascii="Calibri" w:hAnsi="Calibri" w:cs="" w:asciiTheme="minorHAnsi" w:cstheme="minorBidi" w:hAnsiTheme="minorHAnsi"/>
-          <w:color w:val="auto"/>
-          <w:kern w:val="2"/>
-          <w:sz w:val="22"/>
-          <w:szCs w:val="22"/>
-          <w:lang w:val="en-US" w:eastAsia="ja-JP" w:bidi="ar-SA"/>
-          <w14:ligatures w14:val="standardContextual"/>
-        </w:rPr>
-        <w:t xml:space="preserve">エンクロージャーについて </w:t>
-      </w:r>
-      <w:r>
-        <w:rPr>
-          <w:rFonts w:eastAsia="游明朝" w:cs="" w:cstheme="minorBidi" w:eastAsiaTheme="minorEastAsia"/>
-          <w:color w:val="auto"/>
-          <w:kern w:val="2"/>
-          <w:sz w:val="22"/>
-          <w:szCs w:val="22"/>
-          <w:lang w:val="en-US" w:eastAsia="ja-JP" w:bidi="ar-SA"/>
-          <w14:ligatures w14:val="standardContextual"/>
-        </w:rPr>
-        <w:t>https://www.jazzadvice.com/lessons/how-to-effectively-use-enclosure/</w:t>
+      <w:r>
+        <w:t>エンクロージャーについて</w:t>
+      </w:r>
+      <w:r>
+        <w:t xml:space="preserve"> https://www.jazzadvice.com/lessons/how-to-effectively-use-enclosure/</w:t>
       </w:r>
     </w:p>
     <w:sectPr>
-      <w:footnotePr>
-        <w:numFmt w:val="decimal"/>
-      </w:footnotePr>
-      <w:type w:val="nextPage"/>
       <w:pgSz w:w="12240" w:h="15840"/>
-      <w:pgMar w:left="1701" w:right="1701" w:gutter="0" w:header="0" w:top="1985" w:footer="0" w:bottom="1701"/>
-      <w:pgNumType w:fmt="decimal"/>
-      <w:formProt w:val="false"/>
-      <w:textDirection w:val="lrTb"/>
-      <w:docGrid w:type="default" w:linePitch="360" w:charSpace="4096"/>
+      <w:pgMar w:top="1985" w:right="1701" w:bottom="1701" w:left="1701" w:header="0" w:footer="0" w:gutter="0"/>
+      <w:cols w:space="720"/>
+      <w:formProt w:val="0"/>
+      <w:docGrid w:linePitch="360" w:charSpace="4096"/>
     </w:sectPr>
   </w:body>
 </w:document>
 </file>
 
+<file path=word/endnotes.xml><?xml version="1.0" encoding="utf-8"?>
+<w:endnotes xmlns:wpc="http://schemas.microsoft.com/office/word/2010/wordprocessingCanvas" xmlns:cx="http://schemas.microsoft.com/office/drawing/2014/chartex" xmlns:cx1="http://schemas.microsoft.com/office/drawing/2015/9/8/chartex" xmlns:cx2="http://schemas.microsoft.com/office/drawing/2015/10/21/chartex" xmlns:cx3="http://schemas.microsoft.com/office/drawing/2016/5/9/chartex" xmlns:cx4="http://schemas.microsoft.com/office/drawing/2016/5/10/chartex" xmlns:cx5="http://schemas.microsoft.com/office/drawing/2016/5/11/chartex" xmlns:cx6="http://schemas.microsoft.com/office/drawing/2016/5/12/chartex" xmlns:cx7="http://schemas.microsoft.com/office/drawing/2016/5/13/chartex" xmlns:cx8="http://schemas.microsoft.com/office/drawing/2016/5/14/chartex" xmlns:mc="http://schemas.openxmlformats.org/markup-compatibility/2006" xmlns:aink="http://schemas.microsoft.com/office/drawing/2016/ink" xmlns:am3d="http://schemas.microsoft.com/office/drawing/2017/model3d" xmlns:o="urn:schemas-microsoft-com:office:office" xmlns:oel="http://schemas.microsoft.com/office/2019/extlst" xmlns:r="http://schemas.openxmlformats.org/officeDocument/2006/relationships" xmlns:m="http://schemas.openxmlformats.org/officeDocument/2006/math" xmlns:v="urn:schemas-microsoft-com:vml" xmlns:wp14="http://schemas.microsoft.com/office/word/2010/wordprocessingDrawing" xmlns:wp="http://schemas.openxmlformats.org/drawingml/2006/wordprocessingDrawing" xmlns:w10="urn:schemas-microsoft-com:office:word" xmlns:w="http://schemas.openxmlformats.org/wordprocessingml/2006/main" xmlns:w14="http://schemas.microsoft.com/office/word/2010/wordml" xmlns:w15="http://schemas.microsoft.com/office/word/2012/wordml" xmlns:w16cex="http://schemas.microsoft.com/office/word/2018/wordml/cex" xmlns:w16cid="http://schemas.microsoft.com/office/word/2016/wordml/cid" xmlns:w16="http://schemas.microsoft.com/office/word/2018/wordml" xmlns:w16du="http://schemas.microsoft.com/office/word/2023/wordml/word16du" xmlns:w16sdtdh="http://schemas.microsoft.com/office/word/2020/wordml/sdtdatahash" xmlns:w16se="http://schemas.microsoft.com/office/word/2015/wordml/symex" xmlns:wpg="http://schemas.microsoft.com/office/word/2010/wordprocessingGroup" xmlns:wpi="http://schemas.microsoft.com/office/word/2010/wordprocessingInk" xmlns:wne="http://schemas.microsoft.com/office/word/2006/wordml" xmlns:wps="http://schemas.microsoft.com/office/word/2010/wordprocessingShape" mc:Ignorable="w14 w15 w16se w16cid w16 w16cex w16sdtdh w16du wp14">
+  <w:endnote w:type="separator" w:id="-1">
+    <w:p>
+      <w:pPr>
+        <w:spacing w:after="0" w:line="240" w:lineRule="auto"/>
+      </w:pPr>
+      <w:r>
+        <w:separator/>
+      </w:r>
+    </w:p>
+  </w:endnote>
+  <w:endnote w:type="continuationSeparator" w:id="0">
+    <w:p>
+      <w:pPr>
+        <w:spacing w:after="0" w:line="240" w:lineRule="auto"/>
+      </w:pPr>
+      <w:r>
+        <w:continuationSeparator/>
+      </w:r>
+    </w:p>
+  </w:endnote>
+</w:endnotes>
+</file>
+
 <file path=word/footnotes.xml><?xml version="1.0" encoding="utf-8"?>
-<w:footnotes xmlns:o="urn:schemas-microsoft-com:office:office" xmlns:r="http://schemas.openxmlformats.org/officeDocument/2006/relationships" xmlns:v="urn:schemas-microsoft-com:vml" xmlns:w="http://schemas.openxmlformats.org/wordprocessingml/2006/main" xmlns:w10="urn:schemas-microsoft-com:office:word" xmlns:wp="http://schemas.openxmlformats.org/drawingml/2006/wordprocessingDrawing" xmlns:wps="http://schemas.microsoft.com/office/word/2010/wordprocessingShape" xmlns:wpg="http://schemas.microsoft.com/office/word/2010/wordprocessingGroup" xmlns:mc="http://schemas.openxmlformats.org/markup-compatibility/2006" xmlns:wp14="http://schemas.microsoft.com/office/word/2010/wordprocessingDrawing" xmlns:w14="http://schemas.microsoft.com/office/word/2010/wordml" xmlns:w15="http://schemas.microsoft.com/office/word/2012/wordml" mc:Ignorable="w14 wp14 w15">
-  <w:footnote w:id="0" w:type="separator">
+<w:footnotes xmlns:wpc="http://schemas.microsoft.com/office/word/2010/wordprocessingCanvas" xmlns:cx="http://schemas.microsoft.com/office/drawing/2014/chartex" xmlns:cx1="http://schemas.microsoft.com/office/drawing/2015/9/8/chartex" xmlns:cx2="http://schemas.microsoft.com/office/drawing/2015/10/21/chartex" xmlns:cx3="http://schemas.microsoft.com/office/drawing/2016/5/9/chartex" xmlns:cx4="http://schemas.microsoft.com/office/drawing/2016/5/10/chartex" xmlns:cx5="http://schemas.microsoft.com/office/drawing/2016/5/11/chartex" xmlns:cx6="http://schemas.microsoft.com/office/drawing/2016/5/12/chartex" xmlns:cx7="http://schemas.microsoft.com/office/drawing/2016/5/13/chartex" xmlns:cx8="http://schemas.microsoft.com/office/drawing/2016/5/14/chartex" xmlns:mc="http://schemas.openxmlformats.org/markup-compatibility/2006" xmlns:aink="http://schemas.microsoft.com/office/drawing/2016/ink" xmlns:am3d="http://schemas.microsoft.com/office/drawing/2017/model3d" xmlns:o="urn:schemas-microsoft-com:office:office" xmlns:oel="http://schemas.microsoft.com/office/2019/extlst" xmlns:r="http://schemas.openxmlformats.org/officeDocument/2006/relationships" xmlns:m="http://schemas.openxmlformats.org/officeDocument/2006/math" xmlns:v="urn:schemas-microsoft-com:vml" xmlns:wp14="http://schemas.microsoft.com/office/word/2010/wordprocessingDrawing" xmlns:wp="http://schemas.openxmlformats.org/drawingml/2006/wordprocessingDrawing" xmlns:w10="urn:schemas-microsoft-com:office:word" xmlns:w="http://schemas.openxmlformats.org/wordprocessingml/2006/main" xmlns:w14="http://schemas.microsoft.com/office/word/2010/wordml" xmlns:w15="http://schemas.microsoft.com/office/word/2012/wordml" xmlns:w16cex="http://schemas.microsoft.com/office/word/2018/wordml/cex" xmlns:w16cid="http://schemas.microsoft.com/office/word/2016/wordml/cid" xmlns:w16="http://schemas.microsoft.com/office/word/2018/wordml" xmlns:w16du="http://schemas.microsoft.com/office/word/2023/wordml/word16du" xmlns:w16sdtdh="http://schemas.microsoft.com/office/word/2020/wordml/sdtdatahash" xmlns:w16se="http://schemas.microsoft.com/office/word/2015/wordml/symex" xmlns:wpg="http://schemas.microsoft.com/office/word/2010/wordprocessingGroup" xmlns:wpi="http://schemas.microsoft.com/office/word/2010/wordprocessingInk" xmlns:wne="http://schemas.microsoft.com/office/word/2006/wordml" xmlns:wps="http://schemas.microsoft.com/office/word/2010/wordprocessingShape" mc:Ignorable="w14 w15 w16se w16cid w16 w16cex w16sdtdh w16du wp14">
+  <w:footnote w:type="separator" w:id="-1">
     <w:p>
       <w:pPr>
         <w:rPr>
@@ -5904,7 +4850,7 @@
       </w:r>
     </w:p>
   </w:footnote>
-  <w:footnote w:id="1" w:type="continuationSeparator">
+  <w:footnote w:type="continuationSeparator" w:id="0">
     <w:p>
       <w:pPr>
         <w:rPr>
@@ -5913,17 +4859,40 @@
       </w:pPr>
       <w:r>
         <w:continuationSeparator/>
+      </w:r>
+    </w:p>
+  </w:footnote>
+  <w:footnote w:id="1">
+    <w:p>
+      <w:pPr>
+        <w:pStyle w:val="FootnoteText"/>
+      </w:pPr>
+      <w:r>
+        <w:rPr>
+          <w:rStyle w:val="FootnoteCharacters"/>
+        </w:rPr>
+        <w:footnoteRef/>
+      </w:r>
+      <w:r>
+        <w:tab/>
+      </w:r>
+      <w:r>
+        <w:t>咲夜</w:t>
+      </w:r>
+      <w:r>
+        <w:t>A</w:t>
+      </w:r>
+      <w:r>
+        <w:t>で</w:t>
       </w:r>
     </w:p>
   </w:footnote>
   <w:footnote w:id="2">
     <w:p>
       <w:pPr>
-        <w:pStyle w:val="Footnote"/>
-        <w:suppressLineNumbers/>
-        <w:spacing w:before="0" w:after="160"/>
-        <w:ind w:left="340" w:hanging="340"/>
-        <w:rPr/>
+        <w:rPr>
+          <w:lang w:val="en-GB"/>
+        </w:rPr>
       </w:pPr>
       <w:r>
         <w:rPr>
@@ -5933,51 +4902,31 @@
       </w:r>
       <w:r>
         <w:rPr>
-          <w:rFonts w:ascii="Calibri" w:hAnsi="Calibri" w:cs="" w:asciiTheme="minorHAnsi" w:cstheme="minorBidi" w:hAnsiTheme="minorHAnsi"/>
-          <w:color w:val="auto"/>
-          <w:kern w:val="2"/>
-          <w:sz w:val="20"/>
-          <w:szCs w:val="20"/>
-          <w:lang w:val="en-US" w:eastAsia="ja-JP" w:bidi="ar-SA"/>
-          <w14:ligatures w14:val="standardContextual"/>
-        </w:rPr>
-        <w:tab/>
-        <w:t>咲夜</w:t>
-      </w:r>
-      <w:r>
-        <w:rPr>
-          <w:rFonts w:eastAsia="游明朝" w:cs="" w:cstheme="minorBidi" w:eastAsiaTheme="minorEastAsia"/>
-          <w:color w:val="auto"/>
-          <w:kern w:val="2"/>
-          <w:sz w:val="20"/>
-          <w:szCs w:val="20"/>
-          <w:lang w:val="en-US" w:eastAsia="ja-JP" w:bidi="ar-SA"/>
-          <w14:ligatures w14:val="standardContextual"/>
-        </w:rPr>
+          <w:rFonts w:hint="eastAsia"/>
+        </w:rPr>
+        <w:t xml:space="preserve">　</w:t>
+      </w:r>
+      <w:r>
+        <w:t>これが</w:t>
+      </w:r>
+      <w:r>
         <w:t>A</w:t>
       </w:r>
       <w:r>
-        <w:rPr>
-          <w:rFonts w:ascii="Calibri" w:hAnsi="Calibri" w:cs="" w:asciiTheme="minorHAnsi" w:cstheme="minorBidi" w:hAnsiTheme="minorHAnsi"/>
-          <w:color w:val="auto"/>
-          <w:kern w:val="2"/>
-          <w:sz w:val="20"/>
-          <w:szCs w:val="20"/>
-          <w:lang w:val="en-US" w:eastAsia="ja-JP" w:bidi="ar-SA"/>
-          <w14:ligatures w14:val="standardContextual"/>
-        </w:rPr>
-        <w:t>で</w:t>
+        <w:t>メロの役割を持つのかは些か不明であるのですが、メロディー性が少なく、聴き手の和声感覚を紛らわしてくる性質もあるので、</w:t>
+      </w:r>
+      <w:r>
+        <w:t>A</w:t>
+      </w:r>
+      <w:r>
+        <w:t>メロよりもブリッジとしての役割が強いと判断しました。</w:t>
       </w:r>
     </w:p>
   </w:footnote>
   <w:footnote w:id="3">
     <w:p>
       <w:pPr>
-        <w:pStyle w:val="Normal"/>
-        <w:spacing w:before="0" w:after="160"/>
-        <w:rPr>
-          <w:lang w:val="en-GB"/>
-        </w:rPr>
+        <w:pStyle w:val="FootnoteText"/>
       </w:pPr>
       <w:r>
         <w:rPr>
@@ -5986,142 +4935,96 @@
         <w:footnoteRef/>
       </w:r>
       <w:r>
-        <w:rPr>
-          <w:rFonts w:ascii="Calibri" w:hAnsi="Calibri" w:cs="" w:asciiTheme="minorHAnsi" w:cstheme="minorBidi" w:hAnsiTheme="minorHAnsi"/>
-          <w:color w:val="auto"/>
-          <w:kern w:val="2"/>
-          <w:sz w:val="22"/>
-          <w:szCs w:val="22"/>
-          <w:lang w:val="en-US" w:eastAsia="ja-JP" w:bidi="ar-SA"/>
-          <w14:ligatures w14:val="standardContextual"/>
-        </w:rPr>
-        <w:t>これが</w:t>
-      </w:r>
-      <w:r>
-        <w:rPr>
-          <w:rFonts w:eastAsia="游明朝" w:cs="" w:cstheme="minorBidi" w:eastAsiaTheme="minorEastAsia"/>
-          <w:color w:val="auto"/>
-          <w:kern w:val="2"/>
-          <w:sz w:val="22"/>
-          <w:szCs w:val="22"/>
-          <w:lang w:val="en-US" w:eastAsia="ja-JP" w:bidi="ar-SA"/>
-          <w14:ligatures w14:val="standardContextual"/>
-        </w:rPr>
-        <w:t>A</w:t>
-      </w:r>
-      <w:r>
-        <w:rPr>
-          <w:rFonts w:ascii="Calibri" w:hAnsi="Calibri" w:cs="" w:asciiTheme="minorHAnsi" w:cstheme="minorBidi" w:hAnsiTheme="minorHAnsi"/>
-          <w:color w:val="auto"/>
-          <w:kern w:val="2"/>
-          <w:sz w:val="22"/>
-          <w:szCs w:val="22"/>
-          <w:lang w:val="en-US" w:eastAsia="ja-JP" w:bidi="ar-SA"/>
-          <w14:ligatures w14:val="standardContextual"/>
-        </w:rPr>
-        <w:t>メロの役割を持つのかは些か不明であるのですが、メロディー性が少なく、聴き手の和声感覚を紛らわしてくる性質もあるので、</w:t>
-      </w:r>
-      <w:r>
-        <w:rPr>
-          <w:rFonts w:eastAsia="游明朝" w:cs="" w:cstheme="minorBidi" w:eastAsiaTheme="minorEastAsia"/>
-          <w:color w:val="auto"/>
-          <w:kern w:val="2"/>
-          <w:sz w:val="22"/>
-          <w:szCs w:val="22"/>
-          <w:lang w:val="en-US" w:eastAsia="ja-JP" w:bidi="ar-SA"/>
-          <w14:ligatures w14:val="standardContextual"/>
-        </w:rPr>
-        <w:t>A</w:t>
-      </w:r>
-      <w:r>
-        <w:rPr>
-          <w:rFonts w:ascii="Calibri" w:hAnsi="Calibri" w:cs="" w:asciiTheme="minorHAnsi" w:cstheme="minorBidi" w:hAnsiTheme="minorHAnsi"/>
-          <w:color w:val="auto"/>
-          <w:kern w:val="2"/>
-          <w:sz w:val="22"/>
-          <w:szCs w:val="22"/>
-          <w:lang w:val="en-US" w:eastAsia="ja-JP" w:bidi="ar-SA"/>
-          <w14:ligatures w14:val="standardContextual"/>
-        </w:rPr>
-        <w:t>メロよりもブリッジとしての役割が強いと判断しました。</w:t>
+        <w:tab/>
+      </w:r>
+      <w:r>
+        <w:t>目当ての音程に辿り着くために、その上・下の音程を踏んでおくメロディーテク。半音で囲う場合</w:t>
+      </w:r>
+      <w:r>
+        <w:t>(chromatic enclosure)</w:t>
+      </w:r>
+      <w:r>
+        <w:t>も、スケールトーンで囲う場合</w:t>
+      </w:r>
+      <w:r>
+        <w:t>(diatonic enclosure)</w:t>
+      </w:r>
+      <w:r>
+        <w:t>もある。</w:t>
       </w:r>
     </w:p>
   </w:footnote>
   <w:footnote w:id="4">
     <w:p>
       <w:pPr>
-        <w:pStyle w:val="Footnote"/>
-        <w:suppressLineNumbers/>
-        <w:spacing w:before="0" w:after="160"/>
-        <w:ind w:left="340" w:hanging="340"/>
-        <w:rPr/>
-      </w:pPr>
-      <w:r>
-        <w:rPr>
-          <w:rStyle w:val="FootnoteCharacters"/>
+        <w:pStyle w:val="FootnoteText"/>
+        <w:rPr>
+          <w:rFonts w:hint="eastAsia"/>
+        </w:rPr>
+      </w:pPr>
+      <w:r>
+        <w:rPr>
+          <w:rStyle w:val="FootnoteReference"/>
+          <w:vertAlign w:val="baseline"/>
         </w:rPr>
         <w:footnoteRef/>
       </w:r>
       <w:r>
-        <w:rPr>
-          <w:rFonts w:ascii="Calibri" w:hAnsi="Calibri" w:cs="" w:asciiTheme="minorHAnsi" w:cstheme="minorBidi" w:hAnsiTheme="minorHAnsi"/>
-          <w:color w:val="auto"/>
-          <w:kern w:val="2"/>
-          <w:sz w:val="20"/>
-          <w:szCs w:val="20"/>
-          <w:lang w:val="en-US" w:eastAsia="ja-JP" w:bidi="ar-SA"/>
-          <w14:ligatures w14:val="standardContextual"/>
-        </w:rPr>
-        <w:tab/>
-        <w:t>目当ての音程に辿り着くために、その上・下の音程を踏んでおくメロディーテク。半音で囲う場合</w:t>
-      </w:r>
-      <w:r>
-        <w:rPr>
-          <w:rFonts w:eastAsia="游明朝" w:cs="" w:cstheme="minorBidi" w:eastAsiaTheme="minorEastAsia"/>
-          <w:color w:val="auto"/>
-          <w:kern w:val="2"/>
-          <w:sz w:val="20"/>
-          <w:szCs w:val="20"/>
-          <w:lang w:val="en-US" w:eastAsia="ja-JP" w:bidi="ar-SA"/>
-          <w14:ligatures w14:val="standardContextual"/>
-        </w:rPr>
-        <w:t>(chromatic enclosure)</w:t>
-      </w:r>
-      <w:r>
-        <w:rPr>
-          <w:rFonts w:ascii="Calibri" w:hAnsi="Calibri" w:cs="" w:asciiTheme="minorHAnsi" w:cstheme="minorBidi" w:hAnsiTheme="minorHAnsi"/>
-          <w:color w:val="auto"/>
-          <w:kern w:val="2"/>
-          <w:sz w:val="20"/>
-          <w:szCs w:val="20"/>
-          <w:lang w:val="en-US" w:eastAsia="ja-JP" w:bidi="ar-SA"/>
-          <w14:ligatures w14:val="standardContextual"/>
-        </w:rPr>
-        <w:t>も、スケールトーンで囲う場合</w:t>
-      </w:r>
-      <w:r>
-        <w:rPr>
-          <w:rFonts w:eastAsia="游明朝" w:cs="" w:cstheme="minorBidi" w:eastAsiaTheme="minorEastAsia"/>
-          <w:color w:val="auto"/>
-          <w:kern w:val="2"/>
-          <w:sz w:val="20"/>
-          <w:szCs w:val="20"/>
-          <w:lang w:val="en-US" w:eastAsia="ja-JP" w:bidi="ar-SA"/>
-          <w14:ligatures w14:val="standardContextual"/>
-        </w:rPr>
-        <w:t>(diatonic enclosure)</w:t>
-      </w:r>
-      <w:r>
-        <w:rPr>
-          <w:rFonts w:ascii="Calibri" w:hAnsi="Calibri" w:cs="" w:asciiTheme="minorHAnsi" w:cstheme="minorBidi" w:hAnsiTheme="minorHAnsi"/>
-          <w:color w:val="auto"/>
-          <w:kern w:val="2"/>
-          <w:sz w:val="20"/>
-          <w:szCs w:val="20"/>
-          <w:lang w:val="en-US" w:eastAsia="ja-JP" w:bidi="ar-SA"/>
-          <w14:ligatures w14:val="standardContextual"/>
-        </w:rPr>
-        <w:t>もある。</w:t>
+        <w:t xml:space="preserve"> </w:t>
+      </w:r>
+      <w:r>
+        <w:rPr>
+          <w:rFonts w:hint="eastAsia"/>
+        </w:rPr>
+        <w:t xml:space="preserve">　</w:t>
+      </w:r>
+      <w:r>
+        <w:rPr>
+          <w:rFonts w:hint="eastAsia"/>
+        </w:rPr>
+        <w:t>明るいと云われて</w:t>
+      </w:r>
+      <w:r>
+        <w:rPr>
+          <w:rFonts w:hint="eastAsia"/>
+        </w:rPr>
+        <w:t>ピンと来ない人は</w:t>
+      </w:r>
+      <w:r>
+        <w:rPr>
+          <w:rFonts w:hint="eastAsia"/>
+        </w:rPr>
+        <w:t>風神少女のサビ</w:t>
+      </w:r>
+      <w:r>
+        <w:rPr>
+          <w:rFonts w:hint="eastAsia"/>
+        </w:rPr>
+        <w:t>11</w:t>
+      </w:r>
+      <w:r>
+        <w:rPr>
+          <w:rFonts w:hint="eastAsia"/>
+        </w:rPr>
+        <w:t>小節目</w:t>
+      </w:r>
+      <w:r>
+        <w:rPr>
+          <w:rFonts w:hint="eastAsia"/>
+        </w:rPr>
+        <w:t>（</w:t>
+      </w:r>
+      <w:r>
+        <w:rPr>
+          <w:rFonts w:hint="eastAsia"/>
+        </w:rPr>
+        <w:t>~1:01</w:t>
+      </w:r>
+      <w:r>
+        <w:rPr>
+          <w:rFonts w:hint="eastAsia"/>
+        </w:rPr>
+        <w:t>）をイメージするとわかりやすいと思います。</w:t>
       </w:r>
     </w:p>
   </w:footnote>
@@ -6129,8 +5032,11 @@
 </file>
 
 <file path=word/numbering.xml><?xml version="1.0" encoding="utf-8"?>
-<w:numbering xmlns:w="http://schemas.openxmlformats.org/wordprocessingml/2006/main" xmlns:o="urn:schemas-microsoft-com:office:office" xmlns:r="http://schemas.openxmlformats.org/officeDocument/2006/relationships" xmlns:v="urn:schemas-microsoft-com:vml" xmlns:mc="http://schemas.openxmlformats.org/markup-compatibility/2006" xmlns:w14="http://schemas.microsoft.com/office/word/2010/wordml" mc:Ignorable="w14">
-  <w:abstractNum w:abstractNumId="1">
+<w:numbering xmlns:wpc="http://schemas.microsoft.com/office/word/2010/wordprocessingCanvas" xmlns:cx="http://schemas.microsoft.com/office/drawing/2014/chartex" xmlns:cx1="http://schemas.microsoft.com/office/drawing/2015/9/8/chartex" xmlns:cx2="http://schemas.microsoft.com/office/drawing/2015/10/21/chartex" xmlns:cx3="http://schemas.microsoft.com/office/drawing/2016/5/9/chartex" xmlns:cx4="http://schemas.microsoft.com/office/drawing/2016/5/10/chartex" xmlns:cx5="http://schemas.microsoft.com/office/drawing/2016/5/11/chartex" xmlns:cx6="http://schemas.microsoft.com/office/drawing/2016/5/12/chartex" xmlns:cx7="http://schemas.microsoft.com/office/drawing/2016/5/13/chartex" xmlns:cx8="http://schemas.microsoft.com/office/drawing/2016/5/14/chartex" xmlns:mc="http://schemas.openxmlformats.org/markup-compatibility/2006" xmlns:aink="http://schemas.microsoft.com/office/drawing/2016/ink" xmlns:am3d="http://schemas.microsoft.com/office/drawing/2017/model3d" xmlns:o="urn:schemas-microsoft-com:office:office" xmlns:oel="http://schemas.microsoft.com/office/2019/extlst" xmlns:r="http://schemas.openxmlformats.org/officeDocument/2006/relationships" xmlns:m="http://schemas.openxmlformats.org/officeDocument/2006/math" xmlns:v="urn:schemas-microsoft-com:vml" xmlns:wp14="http://schemas.microsoft.com/office/word/2010/wordprocessingDrawing" xmlns:wp="http://schemas.openxmlformats.org/drawingml/2006/wordprocessingDrawing" xmlns:w10="urn:schemas-microsoft-com:office:word" xmlns:w="http://schemas.openxmlformats.org/wordprocessingml/2006/main" xmlns:w14="http://schemas.microsoft.com/office/word/2010/wordml" xmlns:w15="http://schemas.microsoft.com/office/word/2012/wordml" xmlns:w16cex="http://schemas.microsoft.com/office/word/2018/wordml/cex" xmlns:w16cid="http://schemas.microsoft.com/office/word/2016/wordml/cid" xmlns:w16="http://schemas.microsoft.com/office/word/2018/wordml" xmlns:w16du="http://schemas.microsoft.com/office/word/2023/wordml/word16du" xmlns:w16sdtdh="http://schemas.microsoft.com/office/word/2020/wordml/sdtdatahash" xmlns:w16se="http://schemas.microsoft.com/office/word/2015/wordml/symex" xmlns:wpg="http://schemas.microsoft.com/office/word/2010/wordprocessingGroup" xmlns:wpi="http://schemas.microsoft.com/office/word/2010/wordprocessingInk" xmlns:wne="http://schemas.microsoft.com/office/word/2006/wordml" xmlns:wps="http://schemas.microsoft.com/office/word/2010/wordprocessingShape" mc:Ignorable="w14 w15 w16se w16cid w16 w16cex w16sdtdh w16du wp14">
+  <w:abstractNum w:abstractNumId="0" w15:restartNumberingAfterBreak="0">
+    <w:nsid w:val="356E6C44"/>
+    <w:multiLevelType w:val="multilevel"/>
+    <w:tmpl w:val="66960134"/>
     <w:lvl w:ilvl="0">
       <w:start w:val="1"/>
       <w:numFmt w:val="bullet"/>
@@ -6267,7 +5173,10 @@
       </w:rPr>
     </w:lvl>
   </w:abstractNum>
-  <w:abstractNum w:abstractNumId="2">
+  <w:abstractNum w:abstractNumId="1" w15:restartNumberingAfterBreak="0">
+    <w:nsid w:val="5EB76DAA"/>
+    <w:multiLevelType w:val="multilevel"/>
+    <w:tmpl w:val="CF160B56"/>
     <w:lvl w:ilvl="0">
       <w:start w:val="1"/>
       <w:numFmt w:val="bullet"/>
@@ -6404,7 +5313,10 @@
       </w:rPr>
     </w:lvl>
   </w:abstractNum>
-  <w:abstractNum w:abstractNumId="3">
+  <w:abstractNum w:abstractNumId="2" w15:restartNumberingAfterBreak="0">
+    <w:nsid w:val="690A6FD2"/>
+    <w:multiLevelType w:val="multilevel"/>
+    <w:tmpl w:val="3DCE67F0"/>
     <w:lvl w:ilvl="0">
       <w:start w:val="1"/>
       <w:numFmt w:val="none"/>
@@ -6415,7 +5327,7 @@
         <w:tabs>
           <w:tab w:val="num" w:pos="0"/>
         </w:tabs>
-        <w:ind w:left="0" w:hanging="0"/>
+        <w:ind w:left="0" w:firstLine="0"/>
       </w:pPr>
     </w:lvl>
     <w:lvl w:ilvl="1">
@@ -6428,7 +5340,7 @@
         <w:tabs>
           <w:tab w:val="num" w:pos="0"/>
         </w:tabs>
-        <w:ind w:left="0" w:hanging="0"/>
+        <w:ind w:left="0" w:firstLine="0"/>
       </w:pPr>
     </w:lvl>
     <w:lvl w:ilvl="2">
@@ -6441,7 +5353,7 @@
         <w:tabs>
           <w:tab w:val="num" w:pos="0"/>
         </w:tabs>
-        <w:ind w:left="0" w:hanging="0"/>
+        <w:ind w:left="0" w:firstLine="0"/>
       </w:pPr>
     </w:lvl>
     <w:lvl w:ilvl="3">
@@ -6454,7 +5366,7 @@
         <w:tabs>
           <w:tab w:val="num" w:pos="0"/>
         </w:tabs>
-        <w:ind w:left="0" w:hanging="0"/>
+        <w:ind w:left="0" w:firstLine="0"/>
       </w:pPr>
     </w:lvl>
     <w:lvl w:ilvl="4">
@@ -6467,7 +5379,7 @@
         <w:tabs>
           <w:tab w:val="num" w:pos="0"/>
         </w:tabs>
-        <w:ind w:left="0" w:hanging="0"/>
+        <w:ind w:left="0" w:firstLine="0"/>
       </w:pPr>
     </w:lvl>
     <w:lvl w:ilvl="5">
@@ -6480,7 +5392,7 @@
         <w:tabs>
           <w:tab w:val="num" w:pos="0"/>
         </w:tabs>
-        <w:ind w:left="0" w:hanging="0"/>
+        <w:ind w:left="0" w:firstLine="0"/>
       </w:pPr>
     </w:lvl>
     <w:lvl w:ilvl="6">
@@ -6493,7 +5405,7 @@
         <w:tabs>
           <w:tab w:val="num" w:pos="0"/>
         </w:tabs>
-        <w:ind w:left="0" w:hanging="0"/>
+        <w:ind w:left="0" w:firstLine="0"/>
       </w:pPr>
     </w:lvl>
     <w:lvl w:ilvl="7">
@@ -6506,7 +5418,7 @@
         <w:tabs>
           <w:tab w:val="num" w:pos="0"/>
         </w:tabs>
-        <w:ind w:left="0" w:hanging="0"/>
+        <w:ind w:left="0" w:firstLine="0"/>
       </w:pPr>
     </w:lvl>
     <w:lvl w:ilvl="8">
@@ -6519,28 +5431,28 @@
         <w:tabs>
           <w:tab w:val="num" w:pos="0"/>
         </w:tabs>
-        <w:ind w:left="0" w:hanging="0"/>
+        <w:ind w:left="0" w:firstLine="0"/>
       </w:pPr>
     </w:lvl>
   </w:abstractNum>
-  <w:num w:numId="1">
+  <w:num w:numId="1" w16cid:durableId="122189084">
     <w:abstractNumId w:val="1"/>
   </w:num>
-  <w:num w:numId="2">
+  <w:num w:numId="2" w16cid:durableId="860582578">
+    <w:abstractNumId w:val="0"/>
+  </w:num>
+  <w:num w:numId="3" w16cid:durableId="1032145830">
     <w:abstractNumId w:val="2"/>
-  </w:num>
-  <w:num w:numId="3">
-    <w:abstractNumId w:val="3"/>
   </w:num>
 </w:numbering>
 </file>
 
 <file path=word/styles.xml><?xml version="1.0" encoding="utf-8"?>
-<w:styles xmlns:w="http://schemas.openxmlformats.org/wordprocessingml/2006/main" xmlns:w14="http://schemas.microsoft.com/office/word/2010/wordml" xmlns:mc="http://schemas.openxmlformats.org/markup-compatibility/2006" mc:Ignorable="w14">
+<w:styles xmlns:mc="http://schemas.openxmlformats.org/markup-compatibility/2006" xmlns:r="http://schemas.openxmlformats.org/officeDocument/2006/relationships" xmlns:w="http://schemas.openxmlformats.org/wordprocessingml/2006/main" xmlns:w14="http://schemas.microsoft.com/office/word/2010/wordml" xmlns:w15="http://schemas.microsoft.com/office/word/2012/wordml" xmlns:w16cex="http://schemas.microsoft.com/office/word/2018/wordml/cex" xmlns:w16cid="http://schemas.microsoft.com/office/word/2016/wordml/cid" xmlns:w16="http://schemas.microsoft.com/office/word/2018/wordml" xmlns:w16du="http://schemas.microsoft.com/office/word/2023/wordml/word16du" xmlns:w16sdtdh="http://schemas.microsoft.com/office/word/2020/wordml/sdtdatahash" xmlns:w16se="http://schemas.microsoft.com/office/word/2015/wordml/symex" mc:Ignorable="w14 w15 w16se w16cid w16 w16cex w16sdtdh w16du">
   <w:docDefaults>
     <w:rPrDefault>
       <w:rPr>
-        <w:rFonts w:ascii="Calibri" w:hAnsi="Calibri" w:eastAsia="游明朝" w:cs="" w:asciiTheme="minorHAnsi" w:cstheme="minorBidi" w:eastAsiaTheme="minorEastAsia" w:hAnsiTheme="minorHAnsi"/>
+        <w:rFonts w:asciiTheme="minorHAnsi" w:eastAsiaTheme="minorEastAsia" w:hAnsiTheme="minorHAnsi" w:cstheme="minorBidi"/>
         <w:kern w:val="2"/>
         <w:sz w:val="22"/>
         <w:szCs w:val="22"/>
@@ -6550,21 +5462,21 @@
     </w:rPrDefault>
     <w:pPrDefault>
       <w:pPr>
-        <w:suppressAutoHyphens w:val="true"/>
+        <w:suppressAutoHyphens/>
       </w:pPr>
     </w:pPrDefault>
   </w:docDefaults>
   <w:latentStyles w:defLockedState="0" w:defUIPriority="99" w:defSemiHidden="0" w:defUnhideWhenUsed="0" w:defQFormat="0" w:count="376">
     <w:lsdException w:name="Normal" w:uiPriority="0" w:qFormat="1"/>
     <w:lsdException w:name="heading 1" w:uiPriority="9" w:qFormat="1"/>
-    <w:lsdException w:name="heading 2" w:uiPriority="9" w:semiHidden="1" w:unhideWhenUsed="1" w:qFormat="1"/>
-    <w:lsdException w:name="heading 3" w:uiPriority="9" w:semiHidden="1" w:unhideWhenUsed="1" w:qFormat="1"/>
-    <w:lsdException w:name="heading 4" w:uiPriority="9" w:semiHidden="1" w:unhideWhenUsed="1" w:qFormat="1"/>
-    <w:lsdException w:name="heading 5" w:uiPriority="9" w:semiHidden="1" w:unhideWhenUsed="1" w:qFormat="1"/>
-    <w:lsdException w:name="heading 6" w:uiPriority="9" w:semiHidden="1" w:unhideWhenUsed="1" w:qFormat="1"/>
-    <w:lsdException w:name="heading 7" w:uiPriority="9" w:semiHidden="1" w:unhideWhenUsed="1" w:qFormat="1"/>
-    <w:lsdException w:name="heading 8" w:uiPriority="9" w:semiHidden="1" w:unhideWhenUsed="1" w:qFormat="1"/>
-    <w:lsdException w:name="heading 9" w:uiPriority="9" w:semiHidden="1" w:unhideWhenUsed="1" w:qFormat="1"/>
+    <w:lsdException w:name="heading 2" w:semiHidden="1" w:uiPriority="9" w:unhideWhenUsed="1" w:qFormat="1"/>
+    <w:lsdException w:name="heading 3" w:semiHidden="1" w:uiPriority="9" w:unhideWhenUsed="1" w:qFormat="1"/>
+    <w:lsdException w:name="heading 4" w:semiHidden="1" w:uiPriority="9" w:unhideWhenUsed="1" w:qFormat="1"/>
+    <w:lsdException w:name="heading 5" w:semiHidden="1" w:uiPriority="9" w:unhideWhenUsed="1" w:qFormat="1"/>
+    <w:lsdException w:name="heading 6" w:semiHidden="1" w:uiPriority="9" w:unhideWhenUsed="1" w:qFormat="1"/>
+    <w:lsdException w:name="heading 7" w:semiHidden="1" w:uiPriority="9" w:unhideWhenUsed="1" w:qFormat="1"/>
+    <w:lsdException w:name="heading 8" w:semiHidden="1" w:uiPriority="9" w:unhideWhenUsed="1" w:qFormat="1"/>
+    <w:lsdException w:name="heading 9" w:semiHidden="1" w:uiPriority="9" w:unhideWhenUsed="1" w:qFormat="1"/>
     <w:lsdException w:name="index 1" w:semiHidden="1" w:unhideWhenUsed="1"/>
     <w:lsdException w:name="index 2" w:semiHidden="1" w:unhideWhenUsed="1"/>
     <w:lsdException w:name="index 3" w:semiHidden="1" w:unhideWhenUsed="1"/>
@@ -6574,22 +5486,22 @@
     <w:lsdException w:name="index 7" w:semiHidden="1" w:unhideWhenUsed="1"/>
     <w:lsdException w:name="index 8" w:semiHidden="1" w:unhideWhenUsed="1"/>
     <w:lsdException w:name="index 9" w:semiHidden="1" w:unhideWhenUsed="1"/>
-    <w:lsdException w:name="toc 1" w:uiPriority="39" w:semiHidden="1" w:unhideWhenUsed="1"/>
-    <w:lsdException w:name="toc 2" w:uiPriority="39" w:semiHidden="1" w:unhideWhenUsed="1"/>
-    <w:lsdException w:name="toc 3" w:uiPriority="39" w:semiHidden="1" w:unhideWhenUsed="1"/>
-    <w:lsdException w:name="toc 4" w:uiPriority="39" w:semiHidden="1" w:unhideWhenUsed="1"/>
-    <w:lsdException w:name="toc 5" w:uiPriority="39" w:semiHidden="1" w:unhideWhenUsed="1"/>
-    <w:lsdException w:name="toc 6" w:uiPriority="39" w:semiHidden="1" w:unhideWhenUsed="1"/>
-    <w:lsdException w:name="toc 7" w:uiPriority="39" w:semiHidden="1" w:unhideWhenUsed="1"/>
-    <w:lsdException w:name="toc 8" w:uiPriority="39" w:semiHidden="1" w:unhideWhenUsed="1"/>
-    <w:lsdException w:name="toc 9" w:uiPriority="39" w:semiHidden="1" w:unhideWhenUsed="1"/>
+    <w:lsdException w:name="toc 1" w:semiHidden="1" w:uiPriority="39" w:unhideWhenUsed="1"/>
+    <w:lsdException w:name="toc 2" w:semiHidden="1" w:uiPriority="39" w:unhideWhenUsed="1"/>
+    <w:lsdException w:name="toc 3" w:semiHidden="1" w:uiPriority="39" w:unhideWhenUsed="1"/>
+    <w:lsdException w:name="toc 4" w:semiHidden="1" w:uiPriority="39" w:unhideWhenUsed="1"/>
+    <w:lsdException w:name="toc 5" w:semiHidden="1" w:uiPriority="39" w:unhideWhenUsed="1"/>
+    <w:lsdException w:name="toc 6" w:semiHidden="1" w:uiPriority="39" w:unhideWhenUsed="1"/>
+    <w:lsdException w:name="toc 7" w:semiHidden="1" w:uiPriority="39" w:unhideWhenUsed="1"/>
+    <w:lsdException w:name="toc 8" w:semiHidden="1" w:uiPriority="39" w:unhideWhenUsed="1"/>
+    <w:lsdException w:name="toc 9" w:semiHidden="1" w:uiPriority="39" w:unhideWhenUsed="1"/>
     <w:lsdException w:name="Normal Indent" w:semiHidden="1" w:unhideWhenUsed="1"/>
     <w:lsdException w:name="footnote text" w:semiHidden="1" w:unhideWhenUsed="1"/>
     <w:lsdException w:name="annotation text" w:semiHidden="1" w:unhideWhenUsed="1"/>
     <w:lsdException w:name="header" w:semiHidden="1" w:unhideWhenUsed="1"/>
     <w:lsdException w:name="footer" w:semiHidden="1" w:unhideWhenUsed="1"/>
     <w:lsdException w:name="index heading" w:semiHidden="1" w:unhideWhenUsed="1"/>
-    <w:lsdException w:name="caption" w:uiPriority="35" w:semiHidden="1" w:unhideWhenUsed="1" w:qFormat="1"/>
+    <w:lsdException w:name="caption" w:semiHidden="1" w:uiPriority="35" w:unhideWhenUsed="1" w:qFormat="1"/>
     <w:lsdException w:name="table of figures" w:semiHidden="1" w:unhideWhenUsed="1"/>
     <w:lsdException w:name="envelope address" w:semiHidden="1" w:unhideWhenUsed="1"/>
     <w:lsdException w:name="envelope return" w:semiHidden="1" w:unhideWhenUsed="1"/>
@@ -6620,7 +5532,7 @@
     <w:lsdException w:name="Title" w:uiPriority="10" w:qFormat="1"/>
     <w:lsdException w:name="Closing" w:semiHidden="1" w:unhideWhenUsed="1"/>
     <w:lsdException w:name="Signature" w:semiHidden="1" w:unhideWhenUsed="1"/>
-    <w:lsdException w:name="Default Paragraph Font" w:uiPriority="1" w:semiHidden="1" w:unhideWhenUsed="1"/>
+    <w:lsdException w:name="Default Paragraph Font" w:semiHidden="1" w:uiPriority="1" w:unhideWhenUsed="1"/>
     <w:lsdException w:name="Body Text" w:semiHidden="1" w:unhideWhenUsed="1"/>
     <w:lsdException w:name="Body Text Indent" w:semiHidden="1" w:unhideWhenUsed="1"/>
     <w:lsdException w:name="List Continue" w:semiHidden="1" w:unhideWhenUsed="1"/>
@@ -6820,8 +5732,8 @@
     <w:lsdException w:name="Subtle Reference" w:uiPriority="31" w:qFormat="1"/>
     <w:lsdException w:name="Intense Reference" w:uiPriority="32" w:qFormat="1"/>
     <w:lsdException w:name="Book Title" w:uiPriority="33" w:qFormat="1"/>
-    <w:lsdException w:name="Bibliography" w:uiPriority="37" w:semiHidden="1" w:unhideWhenUsed="1"/>
-    <w:lsdException w:name="TOC Heading" w:uiPriority="39" w:semiHidden="1" w:unhideWhenUsed="1" w:qFormat="1"/>
+    <w:lsdException w:name="Bibliography" w:semiHidden="1" w:uiPriority="37" w:unhideWhenUsed="1"/>
+    <w:lsdException w:name="TOC Heading" w:semiHidden="1" w:uiPriority="39" w:unhideWhenUsed="1" w:qFormat="1"/>
     <w:lsdException w:name="Plain Table 1" w:uiPriority="41"/>
     <w:lsdException w:name="Plain Table 2" w:uiPriority="42"/>
     <w:lsdException w:name="Plain Table 3" w:uiPriority="43"/>
@@ -6932,91 +5844,78 @@
     <w:lsdException w:name="Unresolved Mention" w:semiHidden="1" w:unhideWhenUsed="1"/>
     <w:lsdException w:name="Smart Link" w:semiHidden="1" w:unhideWhenUsed="1"/>
   </w:latentStyles>
-  <w:style w:type="paragraph" w:styleId="Normal" w:default="1">
+  <w:style w:type="paragraph" w:default="1" w:styleId="Normal">
     <w:name w:val="Normal"/>
     <w:qFormat/>
     <w:pPr>
-      <w:widowControl/>
-      <w:suppressAutoHyphens w:val="true"/>
-      <w:bidi w:val="0"/>
-      <w:spacing w:lineRule="auto" w:line="259" w:before="0" w:after="160"/>
-      <w:jc w:val="left"/>
+      <w:spacing w:after="160" w:line="259" w:lineRule="auto"/>
     </w:pPr>
-    <w:rPr>
-      <w:rFonts w:ascii="Calibri" w:hAnsi="Calibri" w:eastAsia="游明朝" w:cs="" w:asciiTheme="minorHAnsi" w:cstheme="minorBidi" w:eastAsiaTheme="minorEastAsia" w:hAnsiTheme="minorHAnsi"/>
-      <w:color w:val="auto"/>
-      <w:kern w:val="2"/>
-      <w:sz w:val="22"/>
-      <w:szCs w:val="22"/>
-      <w:lang w:val="en-US" w:eastAsia="ja-JP" w:bidi="ar-SA"/>
-      <w14:ligatures w14:val="standardContextual"/>
-    </w:rPr>
   </w:style>
   <w:style w:type="paragraph" w:styleId="Heading1">
-    <w:name w:val="Heading 1"/>
+    <w:name w:val="heading 1"/>
     <w:basedOn w:val="Normal"/>
     <w:next w:val="Normal"/>
     <w:link w:val="Heading1Char"/>
     <w:uiPriority w:val="9"/>
     <w:qFormat/>
-    <w:rsid w:val="00376a74"/>
+    <w:rsid w:val="00376A74"/>
     <w:pPr>
-      <w:keepNext w:val="true"/>
+      <w:keepNext/>
       <w:outlineLvl w:val="0"/>
     </w:pPr>
     <w:rPr>
-      <w:rFonts w:ascii="Calibri Light" w:hAnsi="Calibri Light" w:eastAsia="游ゴシック Light" w:cs="" w:asciiTheme="majorHAnsi" w:cstheme="majorBidi" w:eastAsiaTheme="majorEastAsia" w:hAnsiTheme="majorHAnsi"/>
+      <w:rFonts w:asciiTheme="majorHAnsi" w:eastAsiaTheme="majorEastAsia" w:hAnsiTheme="majorHAnsi" w:cstheme="majorBidi"/>
       <w:sz w:val="24"/>
       <w:szCs w:val="24"/>
     </w:rPr>
   </w:style>
   <w:style w:type="paragraph" w:styleId="Heading2">
-    <w:name w:val="Heading 2"/>
+    <w:name w:val="heading 2"/>
     <w:basedOn w:val="Normal"/>
     <w:next w:val="Normal"/>
     <w:link w:val="Heading2Char"/>
     <w:uiPriority w:val="9"/>
     <w:unhideWhenUsed/>
     <w:qFormat/>
-    <w:rsid w:val="00376a74"/>
+    <w:rsid w:val="00376A74"/>
     <w:pPr>
-      <w:keepNext w:val="true"/>
+      <w:keepNext/>
       <w:outlineLvl w:val="1"/>
     </w:pPr>
     <w:rPr>
-      <w:rFonts w:ascii="Calibri Light" w:hAnsi="Calibri Light" w:eastAsia="游ゴシック Light" w:cs="" w:asciiTheme="majorHAnsi" w:cstheme="majorBidi" w:eastAsiaTheme="majorEastAsia" w:hAnsiTheme="majorHAnsi"/>
+      <w:rFonts w:asciiTheme="majorHAnsi" w:eastAsiaTheme="majorEastAsia" w:hAnsiTheme="majorHAnsi" w:cstheme="majorBidi"/>
     </w:rPr>
   </w:style>
   <w:style w:type="paragraph" w:styleId="Heading3">
-    <w:name w:val="Heading 3"/>
+    <w:name w:val="heading 3"/>
     <w:basedOn w:val="Normal"/>
     <w:next w:val="Normal"/>
     <w:link w:val="Heading3Char"/>
     <w:uiPriority w:val="9"/>
     <w:unhideWhenUsed/>
     <w:qFormat/>
-    <w:rsid w:val="00376a74"/>
+    <w:rsid w:val="00376A74"/>
     <w:pPr>
-      <w:keepNext w:val="true"/>
-      <w:ind w:left="400" w:hanging="0"/>
+      <w:keepNext/>
+      <w:ind w:left="400"/>
       <w:outlineLvl w:val="2"/>
     </w:pPr>
     <w:rPr>
-      <w:rFonts w:ascii="Calibri Light" w:hAnsi="Calibri Light" w:eastAsia="游ゴシック Light" w:cs="" w:asciiTheme="majorHAnsi" w:cstheme="majorBidi" w:eastAsiaTheme="majorEastAsia" w:hAnsiTheme="majorHAnsi"/>
+      <w:rFonts w:asciiTheme="majorHAnsi" w:eastAsiaTheme="majorEastAsia" w:hAnsiTheme="majorHAnsi" w:cstheme="majorBidi"/>
     </w:rPr>
   </w:style>
   <w:style w:type="paragraph" w:styleId="Heading4">
-    <w:name w:val="Heading 4"/>
+    <w:name w:val="heading 4"/>
     <w:basedOn w:val="Normal"/>
     <w:next w:val="Normal"/>
     <w:link w:val="Heading4Char"/>
     <w:uiPriority w:val="9"/>
     <w:unhideWhenUsed/>
     <w:qFormat/>
-    <w:rsid w:val="00376a74"/>
+    <w:rsid w:val="00376A74"/>
     <w:pPr>
-      <w:keepNext w:val="true"/>
-      <w:ind w:left="400" w:hanging="0"/>
+      <w:keepNext/>
+      <w:ind w:left="400"/>
       <w:outlineLvl w:val="3"/>
     </w:pPr>
     <w:rPr>
@@ -7025,35 +5924,35 @@
     </w:rPr>
   </w:style>
   <w:style w:type="paragraph" w:styleId="Heading5">
-    <w:name w:val="Heading 5"/>
+    <w:name w:val="heading 5"/>
     <w:basedOn w:val="Normal"/>
     <w:next w:val="Normal"/>
     <w:link w:val="Heading5Char"/>
     <w:uiPriority w:val="9"/>
     <w:unhideWhenUsed/>
     <w:qFormat/>
-    <w:rsid w:val="00376a74"/>
+    <w:rsid w:val="00376A74"/>
     <w:pPr>
-      <w:keepNext w:val="true"/>
-      <w:ind w:left="800" w:hanging="0"/>
+      <w:keepNext/>
+      <w:ind w:left="800"/>
       <w:outlineLvl w:val="4"/>
     </w:pPr>
     <w:rPr>
-      <w:rFonts w:ascii="Calibri Light" w:hAnsi="Calibri Light" w:eastAsia="游ゴシック Light" w:cs="" w:asciiTheme="majorHAnsi" w:cstheme="majorBidi" w:eastAsiaTheme="majorEastAsia" w:hAnsiTheme="majorHAnsi"/>
+      <w:rFonts w:asciiTheme="majorHAnsi" w:eastAsiaTheme="majorEastAsia" w:hAnsiTheme="majorHAnsi" w:cstheme="majorBidi"/>
     </w:rPr>
   </w:style>
   <w:style w:type="paragraph" w:styleId="Heading6">
-    <w:name w:val="Heading 6"/>
+    <w:name w:val="heading 6"/>
     <w:basedOn w:val="Normal"/>
     <w:next w:val="Normal"/>
     <w:link w:val="Heading6Char"/>
     <w:uiPriority w:val="9"/>
     <w:unhideWhenUsed/>
     <w:qFormat/>
-    <w:rsid w:val="00376a74"/>
+    <w:rsid w:val="00376A74"/>
     <w:pPr>
-      <w:keepNext w:val="true"/>
-      <w:ind w:left="800" w:hanging="0"/>
+      <w:keepNext/>
+      <w:ind w:left="800"/>
       <w:outlineLvl w:val="5"/>
     </w:pPr>
     <w:rPr>
@@ -7061,204 +5960,217 @@
       <w:bCs/>
     </w:rPr>
   </w:style>
-  <w:style w:type="character" w:styleId="DefaultParagraphFont" w:default="1">
+  <w:style w:type="character" w:default="1" w:styleId="DefaultParagraphFont">
     <w:name w:val="Default Paragraph Font"/>
     <w:uiPriority w:val="1"/>
+    <w:semiHidden/>
     <w:unhideWhenUsed/>
-    <w:qFormat/>
-    <w:rPr/>
   </w:style>
-  <w:style w:type="character" w:styleId="TitleChar" w:customStyle="1">
+  <w:style w:type="table" w:default="1" w:styleId="TableNormal">
+    <w:name w:val="Normal Table"/>
+    <w:uiPriority w:val="99"/>
+    <w:semiHidden/>
+    <w:unhideWhenUsed/>
+    <w:tblPr>
+      <w:tblInd w:w="0" w:type="dxa"/>
+      <w:tblCellMar>
+        <w:top w:w="0" w:type="dxa"/>
+        <w:left w:w="108" w:type="dxa"/>
+        <w:bottom w:w="0" w:type="dxa"/>
+        <w:right w:w="108" w:type="dxa"/>
+      </w:tblCellMar>
+    </w:tblPr>
+  </w:style>
+  <w:style w:type="numbering" w:default="1" w:styleId="NoList">
+    <w:name w:val="No List"/>
+    <w:uiPriority w:val="99"/>
+    <w:semiHidden/>
+    <w:unhideWhenUsed/>
+  </w:style>
+  <w:style w:type="character" w:customStyle="1" w:styleId="TitleChar">
     <w:name w:val="Title Char"/>
     <w:basedOn w:val="DefaultParagraphFont"/>
     <w:link w:val="Title"/>
     <w:uiPriority w:val="10"/>
     <w:qFormat/>
-    <w:rsid w:val="00376a74"/>
+    <w:rsid w:val="00376A74"/>
     <w:rPr>
-      <w:rFonts w:ascii="Calibri Light" w:hAnsi="Calibri Light" w:eastAsia="游ゴシック Light" w:cs="" w:asciiTheme="majorHAnsi" w:cstheme="majorBidi" w:eastAsiaTheme="majorEastAsia" w:hAnsiTheme="majorHAnsi"/>
+      <w:rFonts w:asciiTheme="majorHAnsi" w:eastAsiaTheme="majorEastAsia" w:hAnsiTheme="majorHAnsi" w:cstheme="majorBidi"/>
       <w:sz w:val="32"/>
       <w:szCs w:val="32"/>
     </w:rPr>
   </w:style>
-  <w:style w:type="character" w:styleId="Heading1Char" w:customStyle="1">
+  <w:style w:type="character" w:customStyle="1" w:styleId="Heading1Char">
     <w:name w:val="Heading 1 Char"/>
     <w:basedOn w:val="DefaultParagraphFont"/>
     <w:link w:val="Heading1"/>
     <w:uiPriority w:val="9"/>
     <w:qFormat/>
-    <w:rsid w:val="00376a74"/>
+    <w:rsid w:val="00376A74"/>
     <w:rPr>
-      <w:rFonts w:ascii="Calibri Light" w:hAnsi="Calibri Light" w:eastAsia="游ゴシック Light" w:cs="" w:asciiTheme="majorHAnsi" w:cstheme="majorBidi" w:eastAsiaTheme="majorEastAsia" w:hAnsiTheme="majorHAnsi"/>
+      <w:rFonts w:asciiTheme="majorHAnsi" w:eastAsiaTheme="majorEastAsia" w:hAnsiTheme="majorHAnsi" w:cstheme="majorBidi"/>
       <w:sz w:val="24"/>
       <w:szCs w:val="24"/>
     </w:rPr>
   </w:style>
-  <w:style w:type="character" w:styleId="Heading2Char" w:customStyle="1">
+  <w:style w:type="character" w:customStyle="1" w:styleId="Heading2Char">
     <w:name w:val="Heading 2 Char"/>
     <w:basedOn w:val="DefaultParagraphFont"/>
     <w:link w:val="Heading2"/>
     <w:uiPriority w:val="9"/>
     <w:qFormat/>
-    <w:rsid w:val="00376a74"/>
+    <w:rsid w:val="00376A74"/>
     <w:rPr>
-      <w:rFonts w:ascii="Calibri Light" w:hAnsi="Calibri Light" w:eastAsia="游ゴシック Light" w:cs="" w:asciiTheme="majorHAnsi" w:cstheme="majorBidi" w:eastAsiaTheme="majorEastAsia" w:hAnsiTheme="majorHAnsi"/>
+      <w:rFonts w:asciiTheme="majorHAnsi" w:eastAsiaTheme="majorEastAsia" w:hAnsiTheme="majorHAnsi" w:cstheme="majorBidi"/>
     </w:rPr>
   </w:style>
-  <w:style w:type="character" w:styleId="Heading3Char" w:customStyle="1">
+  <w:style w:type="character" w:customStyle="1" w:styleId="Heading3Char">
     <w:name w:val="Heading 3 Char"/>
     <w:basedOn w:val="DefaultParagraphFont"/>
     <w:link w:val="Heading3"/>
     <w:uiPriority w:val="9"/>
     <w:qFormat/>
-    <w:rsid w:val="00376a74"/>
+    <w:rsid w:val="00376A74"/>
     <w:rPr>
-      <w:rFonts w:ascii="Calibri Light" w:hAnsi="Calibri Light" w:eastAsia="游ゴシック Light" w:cs="" w:asciiTheme="majorHAnsi" w:cstheme="majorBidi" w:eastAsiaTheme="majorEastAsia" w:hAnsiTheme="majorHAnsi"/>
+      <w:rFonts w:asciiTheme="majorHAnsi" w:eastAsiaTheme="majorEastAsia" w:hAnsiTheme="majorHAnsi" w:cstheme="majorBidi"/>
     </w:rPr>
   </w:style>
-  <w:style w:type="character" w:styleId="Heading4Char" w:customStyle="1">
+  <w:style w:type="character" w:customStyle="1" w:styleId="Heading4Char">
     <w:name w:val="Heading 4 Char"/>
     <w:basedOn w:val="DefaultParagraphFont"/>
     <w:link w:val="Heading4"/>
     <w:uiPriority w:val="9"/>
     <w:qFormat/>
-    <w:rsid w:val="00376a74"/>
+    <w:rsid w:val="00376A74"/>
     <w:rPr>
       <w:b/>
       <w:bCs/>
     </w:rPr>
   </w:style>
-  <w:style w:type="character" w:styleId="Heading5Char" w:customStyle="1">
+  <w:style w:type="character" w:customStyle="1" w:styleId="Heading5Char">
     <w:name w:val="Heading 5 Char"/>
     <w:basedOn w:val="DefaultParagraphFont"/>
     <w:link w:val="Heading5"/>
     <w:uiPriority w:val="9"/>
     <w:qFormat/>
-    <w:rsid w:val="00376a74"/>
+    <w:rsid w:val="00376A74"/>
     <w:rPr>
-      <w:rFonts w:ascii="Calibri Light" w:hAnsi="Calibri Light" w:eastAsia="游ゴシック Light" w:cs="" w:asciiTheme="majorHAnsi" w:cstheme="majorBidi" w:eastAsiaTheme="majorEastAsia" w:hAnsiTheme="majorHAnsi"/>
+      <w:rFonts w:asciiTheme="majorHAnsi" w:eastAsiaTheme="majorEastAsia" w:hAnsiTheme="majorHAnsi" w:cstheme="majorBidi"/>
     </w:rPr>
   </w:style>
-  <w:style w:type="character" w:styleId="Heading6Char" w:customStyle="1">
+  <w:style w:type="character" w:customStyle="1" w:styleId="Heading6Char">
     <w:name w:val="Heading 6 Char"/>
     <w:basedOn w:val="DefaultParagraphFont"/>
     <w:link w:val="Heading6"/>
     <w:uiPriority w:val="9"/>
     <w:qFormat/>
-    <w:rsid w:val="00376a74"/>
+    <w:rsid w:val="00376A74"/>
     <w:rPr>
       <w:b/>
       <w:bCs/>
     </w:rPr>
   </w:style>
-  <w:style w:type="character" w:styleId="InternetLink">
+  <w:style w:type="character" w:styleId="Hyperlink">
     <w:name w:val="Hyperlink"/>
     <w:basedOn w:val="DefaultParagraphFont"/>
     <w:uiPriority w:val="99"/>
     <w:unhideWhenUsed/>
-    <w:rsid w:val="00376a74"/>
+    <w:rsid w:val="00376A74"/>
     <w:rPr>
       <w:color w:val="0563C1" w:themeColor="hyperlink"/>
       <w:u w:val="single"/>
     </w:rPr>
   </w:style>
-  <w:style w:type="character" w:styleId="VisitedInternetLink">
+  <w:style w:type="character" w:styleId="FollowedHyperlink">
     <w:name w:val="FollowedHyperlink"/>
     <w:basedOn w:val="DefaultParagraphFont"/>
     <w:uiPriority w:val="99"/>
     <w:semiHidden/>
     <w:unhideWhenUsed/>
-    <w:rsid w:val="008e2591"/>
+    <w:rsid w:val="008E2591"/>
     <w:rPr>
       <w:color w:val="954F72" w:themeColor="followedHyperlink"/>
       <w:u w:val="single"/>
     </w:rPr>
   </w:style>
-  <w:style w:type="character" w:styleId="HeaderChar" w:customStyle="1">
+  <w:style w:type="character" w:customStyle="1" w:styleId="HeaderChar">
     <w:name w:val="Header Char"/>
     <w:basedOn w:val="DefaultParagraphFont"/>
     <w:link w:val="Header"/>
     <w:uiPriority w:val="99"/>
     <w:qFormat/>
-    <w:rsid w:val="008a4387"/>
-    <w:rPr/>
+    <w:rsid w:val="008A4387"/>
   </w:style>
-  <w:style w:type="character" w:styleId="FooterChar" w:customStyle="1">
+  <w:style w:type="character" w:customStyle="1" w:styleId="FooterChar">
     <w:name w:val="Footer Char"/>
     <w:basedOn w:val="DefaultParagraphFont"/>
     <w:link w:val="Footer"/>
     <w:uiPriority w:val="99"/>
     <w:qFormat/>
-    <w:rsid w:val="008a4387"/>
-    <w:rPr/>
+    <w:rsid w:val="008A4387"/>
   </w:style>
-  <w:style w:type="character" w:styleId="IndexLink">
+  <w:style w:type="character" w:customStyle="1" w:styleId="IndexLink">
     <w:name w:val="Index Link"/>
     <w:qFormat/>
-    <w:rPr/>
   </w:style>
-  <w:style w:type="character" w:styleId="Bullets">
+  <w:style w:type="character" w:customStyle="1" w:styleId="Bullets">
     <w:name w:val="Bullets"/>
     <w:qFormat/>
     <w:rPr>
-      <w:rFonts w:ascii="OpenSymbol" w:hAnsi="OpenSymbol" w:eastAsia="OpenSymbol" w:cs="OpenSymbol"/>
+      <w:rFonts w:ascii="OpenSymbol" w:eastAsia="OpenSymbol" w:hAnsi="OpenSymbol" w:cs="OpenSymbol"/>
     </w:rPr>
   </w:style>
-  <w:style w:type="character" w:styleId="FootnoteCharacters">
+  <w:style w:type="character" w:customStyle="1" w:styleId="FootnoteCharacters">
     <w:name w:val="Footnote Characters"/>
     <w:qFormat/>
-    <w:rPr/>
   </w:style>
-  <w:style w:type="character" w:styleId="FootnoteAnchor">
+  <w:style w:type="character" w:customStyle="1" w:styleId="FootnoteAnchor">
     <w:name w:val="Footnote Anchor"/>
     <w:rPr>
       <w:vertAlign w:val="superscript"/>
     </w:rPr>
   </w:style>
-  <w:style w:type="character" w:styleId="EndnoteAnchor">
+  <w:style w:type="character" w:customStyle="1" w:styleId="EndnoteAnchor">
     <w:name w:val="Endnote Anchor"/>
     <w:rPr>
       <w:vertAlign w:val="superscript"/>
     </w:rPr>
   </w:style>
-  <w:style w:type="character" w:styleId="EndnoteCharacters">
+  <w:style w:type="character" w:customStyle="1" w:styleId="EndnoteCharacters">
     <w:name w:val="Endnote Characters"/>
     <w:qFormat/>
-    <w:rPr/>
   </w:style>
-  <w:style w:type="paragraph" w:styleId="Heading">
+  <w:style w:type="paragraph" w:customStyle="1" w:styleId="Heading">
     <w:name w:val="Heading"/>
     <w:basedOn w:val="Normal"/>
-    <w:next w:val="TextBody"/>
+    <w:next w:val="BodyText"/>
     <w:qFormat/>
     <w:pPr>
-      <w:keepNext w:val="true"/>
+      <w:keepNext/>
       <w:spacing w:before="240" w:after="120"/>
     </w:pPr>
     <w:rPr>
-      <w:rFonts w:ascii="Liberation Sans" w:hAnsi="Liberation Sans" w:eastAsia="Noto Sans CJK SC" w:cs="Noto Sans Devanagari"/>
+      <w:rFonts w:ascii="Liberation Sans" w:eastAsia="Noto Sans CJK SC" w:hAnsi="Liberation Sans" w:cs="Noto Sans Devanagari"/>
       <w:sz w:val="28"/>
       <w:szCs w:val="28"/>
     </w:rPr>
   </w:style>
-  <w:style w:type="paragraph" w:styleId="TextBody">
+  <w:style w:type="paragraph" w:styleId="BodyText">
     <w:name w:val="Body Text"/>
     <w:basedOn w:val="Normal"/>
     <w:pPr>
-      <w:spacing w:lineRule="auto" w:line="276" w:before="0" w:after="140"/>
+      <w:spacing w:after="140" w:line="276" w:lineRule="auto"/>
     </w:pPr>
-    <w:rPr/>
   </w:style>
   <w:style w:type="paragraph" w:styleId="List">
     <w:name w:val="List"/>
-    <w:basedOn w:val="TextBody"/>
-    <w:pPr/>
+    <w:basedOn w:val="BodyText"/>
     <w:rPr>
       <w:rFonts w:cs="Noto Sans Devanagari"/>
     </w:rPr>
   </w:style>
   <w:style w:type="paragraph" w:styleId="Caption">
-    <w:name w:val="Caption"/>
+    <w:name w:val="caption"/>
     <w:basedOn w:val="Normal"/>
     <w:qFormat/>
     <w:pPr>
@@ -7273,7 +6185,7 @@
       <w:szCs w:val="24"/>
     </w:rPr>
   </w:style>
-  <w:style w:type="paragraph" w:styleId="Index">
+  <w:style w:type="paragraph" w:customStyle="1" w:styleId="Index">
     <w:name w:val="Index"/>
     <w:basedOn w:val="Normal"/>
     <w:qFormat/>
@@ -7291,39 +6203,37 @@
     <w:link w:val="TitleChar"/>
     <w:uiPriority w:val="10"/>
     <w:qFormat/>
-    <w:rsid w:val="00376a74"/>
+    <w:rsid w:val="00376A74"/>
     <w:pPr>
       <w:spacing w:before="240" w:after="120"/>
       <w:jc w:val="center"/>
       <w:outlineLvl w:val="0"/>
     </w:pPr>
     <w:rPr>
-      <w:rFonts w:ascii="Calibri Light" w:hAnsi="Calibri Light" w:eastAsia="游ゴシック Light" w:cs="" w:asciiTheme="majorHAnsi" w:cstheme="majorBidi" w:eastAsiaTheme="majorEastAsia" w:hAnsiTheme="majorHAnsi"/>
+      <w:rFonts w:asciiTheme="majorHAnsi" w:eastAsiaTheme="majorEastAsia" w:hAnsiTheme="majorHAnsi" w:cstheme="majorBidi"/>
       <w:sz w:val="32"/>
       <w:szCs w:val="32"/>
     </w:rPr>
   </w:style>
   <w:style w:type="paragraph" w:styleId="IndexHeading">
-    <w:name w:val="Index Heading"/>
+    <w:name w:val="index heading"/>
     <w:basedOn w:val="Heading"/>
-    <w:pPr/>
-    <w:rPr/>
   </w:style>
-  <w:style w:type="paragraph" w:styleId="ContentsHeading">
+  <w:style w:type="paragraph" w:styleId="TOCHeading">
     <w:name w:val="TOC Heading"/>
     <w:basedOn w:val="Heading1"/>
     <w:next w:val="Normal"/>
     <w:uiPriority w:val="39"/>
     <w:unhideWhenUsed/>
     <w:qFormat/>
-    <w:rsid w:val="00376a74"/>
+    <w:rsid w:val="00376A74"/>
     <w:pPr>
       <w:keepLines/>
       <w:spacing w:before="240" w:after="0"/>
       <w:outlineLvl w:val="9"/>
     </w:pPr>
     <w:rPr>
-      <w:color w:val="2F5496" w:themeColor="accent1" w:themeShade="bf"/>
+      <w:color w:val="2F5496" w:themeColor="accent1" w:themeShade="BF"/>
       <w:kern w:val="0"/>
       <w:sz w:val="32"/>
       <w:szCs w:val="32"/>
@@ -7331,87 +6241,78 @@
       <w14:ligatures w14:val="none"/>
     </w:rPr>
   </w:style>
-  <w:style w:type="paragraph" w:styleId="Contents1">
-    <w:name w:val="TOC 1"/>
+  <w:style w:type="paragraph" w:styleId="TOC1">
+    <w:name w:val="toc 1"/>
     <w:basedOn w:val="Normal"/>
     <w:next w:val="Normal"/>
     <w:autoRedefine/>
     <w:uiPriority w:val="39"/>
     <w:unhideWhenUsed/>
-    <w:rsid w:val="00376a74"/>
-    <w:pPr/>
-    <w:rPr/>
+    <w:rsid w:val="00376A74"/>
   </w:style>
-  <w:style w:type="paragraph" w:styleId="Contents2">
-    <w:name w:val="TOC 2"/>
+  <w:style w:type="paragraph" w:styleId="TOC2">
+    <w:name w:val="toc 2"/>
     <w:basedOn w:val="Normal"/>
     <w:next w:val="Normal"/>
     <w:autoRedefine/>
     <w:uiPriority w:val="39"/>
     <w:unhideWhenUsed/>
-    <w:rsid w:val="00376a74"/>
+    <w:rsid w:val="00376A74"/>
     <w:pPr>
-      <w:ind w:left="220" w:hanging="0"/>
+      <w:ind w:left="220"/>
     </w:pPr>
-    <w:rPr/>
   </w:style>
-  <w:style w:type="paragraph" w:styleId="Contents3">
-    <w:name w:val="TOC 3"/>
+  <w:style w:type="paragraph" w:styleId="TOC3">
+    <w:name w:val="toc 3"/>
     <w:basedOn w:val="Normal"/>
     <w:next w:val="Normal"/>
     <w:autoRedefine/>
     <w:uiPriority w:val="39"/>
     <w:unhideWhenUsed/>
-    <w:rsid w:val="00ab7e9e"/>
+    <w:rsid w:val="00AB7E9E"/>
     <w:pPr>
-      <w:ind w:left="440" w:hanging="0"/>
+      <w:ind w:left="440"/>
     </w:pPr>
-    <w:rPr/>
   </w:style>
-  <w:style w:type="paragraph" w:styleId="HeaderandFooter">
+  <w:style w:type="paragraph" w:customStyle="1" w:styleId="HeaderandFooter">
     <w:name w:val="Header and Footer"/>
     <w:basedOn w:val="Normal"/>
     <w:qFormat/>
-    <w:pPr/>
-    <w:rPr/>
   </w:style>
   <w:style w:type="paragraph" w:styleId="Header">
-    <w:name w:val="Header"/>
+    <w:name w:val="header"/>
     <w:basedOn w:val="Normal"/>
     <w:link w:val="HeaderChar"/>
     <w:uiPriority w:val="99"/>
     <w:unhideWhenUsed/>
-    <w:rsid w:val="008a4387"/>
+    <w:rsid w:val="008A4387"/>
     <w:pPr>
       <w:tabs>
-        <w:tab w:val="clear" w:pos="720"/>
-        <w:tab w:val="center" w:pos="4252" w:leader="none"/>
-        <w:tab w:val="right" w:pos="8504" w:leader="none"/>
+        <w:tab w:val="center" w:pos="4252"/>
+        <w:tab w:val="right" w:pos="8504"/>
       </w:tabs>
-      <w:snapToGrid w:val="false"/>
+      <w:snapToGrid w:val="0"/>
     </w:pPr>
-    <w:rPr/>
   </w:style>
   <w:style w:type="paragraph" w:styleId="Footer">
-    <w:name w:val="Footer"/>
+    <w:name w:val="footer"/>
     <w:basedOn w:val="Normal"/>
     <w:link w:val="FooterChar"/>
     <w:uiPriority w:val="99"/>
     <w:unhideWhenUsed/>
-    <w:rsid w:val="008a4387"/>
+    <w:rsid w:val="008A4387"/>
     <w:pPr>
       <w:tabs>
-        <w:tab w:val="clear" w:pos="720"/>
-        <w:tab w:val="center" w:pos="4252" w:leader="none"/>
-        <w:tab w:val="right" w:pos="8504" w:leader="none"/>
+        <w:tab w:val="center" w:pos="4252"/>
+        <w:tab w:val="right" w:pos="8504"/>
       </w:tabs>
-      <w:snapToGrid w:val="false"/>
+      <w:snapToGrid w:val="0"/>
     </w:pPr>
-    <w:rPr/>
   </w:style>
-  <w:style w:type="paragraph" w:styleId="Footnote">
-    <w:name w:val="Footnote Text"/>
+  <w:style w:type="paragraph" w:styleId="FootnoteText">
+    <w:name w:val="footnote text"/>
     <w:basedOn w:val="Normal"/>
+    <w:link w:val="FootnoteTextChar"/>
     <w:pPr>
       <w:suppressLineNumbers/>
       <w:ind w:left="340" w:hanging="340"/>
@@ -7421,74 +6322,46 @@
       <w:szCs w:val="20"/>
     </w:rPr>
   </w:style>
-  <w:style w:type="paragraph" w:styleId="Figure">
+  <w:style w:type="paragraph" w:customStyle="1" w:styleId="Figure">
     <w:name w:val="Figure"/>
     <w:basedOn w:val="Caption"/>
     <w:qFormat/>
-    <w:pPr/>
-    <w:rPr/>
   </w:style>
-  <w:style w:type="paragraph" w:styleId="FrameContents">
+  <w:style w:type="paragraph" w:customStyle="1" w:styleId="FrameContents">
     <w:name w:val="Frame Contents"/>
     <w:basedOn w:val="Normal"/>
     <w:qFormat/>
-    <w:pPr/>
-    <w:rPr/>
   </w:style>
-  <w:style w:type="paragraph" w:styleId="HorizontalLine">
+  <w:style w:type="paragraph" w:customStyle="1" w:styleId="HorizontalLine">
     <w:name w:val="Horizontal Line"/>
     <w:basedOn w:val="Normal"/>
-    <w:next w:val="TextBody"/>
+    <w:next w:val="BodyText"/>
     <w:qFormat/>
     <w:pPr>
       <w:suppressLineNumbers/>
       <w:pBdr>
         <w:bottom w:val="double" w:sz="2" w:space="0" w:color="808080"/>
       </w:pBdr>
-      <w:spacing w:before="0" w:after="283"/>
+      <w:spacing w:after="283"/>
     </w:pPr>
     <w:rPr>
       <w:sz w:val="12"/>
       <w:szCs w:val="12"/>
     </w:rPr>
   </w:style>
-  <w:style w:type="numbering" w:styleId="NoList" w:default="1">
-    <w:name w:val="No List"/>
-    <w:uiPriority w:val="99"/>
-    <w:semiHidden/>
-    <w:unhideWhenUsed/>
-    <w:qFormat/>
-  </w:style>
-  <w:style w:type="table" w:default="1" w:styleId="TableNormal">
-    <w:name w:val="Normal Table"/>
-    <w:uiPriority w:val="99"/>
-    <w:semiHidden/>
-    <w:unhideWhenUsed/>
-    <w:tblPr>
-      <w:tblCellMar>
-        <w:top w:w="0" w:type="dxa"/>
-        <w:left w:w="108" w:type="dxa"/>
-        <w:bottom w:w="0" w:type="dxa"/>
-        <w:right w:w="108" w:type="dxa"/>
-      </w:tblCellMar>
-    </w:tblPr>
-  </w:style>
   <w:style w:type="table" w:styleId="TableGrid">
     <w:name w:val="Table Grid"/>
     <w:basedOn w:val="TableNormal"/>
     <w:uiPriority w:val="39"/>
-    <w:rsid w:val="00dc47f3"/>
-    <w:pPr>
-      <w:spacing w:after="0" w:line="240" w:lineRule="auto"/>
-    </w:pPr>
+    <w:rsid w:val="00DC47F3"/>
     <w:tblPr>
       <w:tblBorders>
-        <w:top w:val="single" w:color="auto" w:sz="4" w:space="0"/>
-        <w:left w:val="single" w:color="auto" w:sz="4" w:space="0"/>
-        <w:bottom w:val="single" w:color="auto" w:sz="4" w:space="0"/>
-        <w:right w:val="single" w:color="auto" w:sz="4" w:space="0"/>
-        <w:insideH w:val="single" w:color="auto" w:sz="4" w:space="0"/>
-        <w:insideV w:val="single" w:color="auto" w:sz="4" w:space="0"/>
+        <w:top w:val="single" w:sz="4" w:space="0" w:color="auto"/>
+        <w:left w:val="single" w:sz="4" w:space="0" w:color="auto"/>
+        <w:bottom w:val="single" w:sz="4" w:space="0" w:color="auto"/>
+        <w:right w:val="single" w:sz="4" w:space="0" w:color="auto"/>
+        <w:insideH w:val="single" w:sz="4" w:space="0" w:color="auto"/>
+        <w:insideV w:val="single" w:sz="4" w:space="0" w:color="auto"/>
       </w:tblBorders>
     </w:tblPr>
   </w:style>
@@ -7496,20 +6369,17 @@
     <w:name w:val="Grid Table 3 Accent 3"/>
     <w:basedOn w:val="TableNormal"/>
     <w:uiPriority w:val="48"/>
-    <w:rsid w:val="00dc47f3"/>
-    <w:pPr>
-      <w:spacing w:after="0" w:line="240" w:lineRule="auto"/>
-    </w:pPr>
+    <w:rsid w:val="00DC47F3"/>
     <w:tblPr>
       <w:tblStyleRowBandSize w:val="1"/>
       <w:tblStyleColBandSize w:val="1"/>
       <w:tblBorders>
-        <w:top w:val="single" w:color="C9C9C9" w:themeColor="accent3" w:themeTint="99" w:sz="4" w:space="0"/>
-        <w:left w:val="single" w:color="C9C9C9" w:themeColor="accent3" w:themeTint="99" w:sz="4" w:space="0"/>
-        <w:bottom w:val="single" w:color="C9C9C9" w:themeColor="accent3" w:themeTint="99" w:sz="4" w:space="0"/>
-        <w:right w:val="single" w:color="C9C9C9" w:themeColor="accent3" w:themeTint="99" w:sz="4" w:space="0"/>
-        <w:insideH w:val="single" w:color="C9C9C9" w:themeColor="accent3" w:themeTint="99" w:sz="4" w:space="0"/>
-        <w:insideV w:val="single" w:color="C9C9C9" w:themeColor="accent3" w:themeTint="99" w:sz="4" w:space="0"/>
+        <w:top w:val="single" w:sz="4" w:space="0" w:color="C9C9C9" w:themeColor="accent3" w:themeTint="99"/>
+        <w:left w:val="single" w:sz="4" w:space="0" w:color="C9C9C9" w:themeColor="accent3" w:themeTint="99"/>
+        <w:bottom w:val="single" w:sz="4" w:space="0" w:color="C9C9C9" w:themeColor="accent3" w:themeTint="99"/>
+        <w:right w:val="single" w:sz="4" w:space="0" w:color="C9C9C9" w:themeColor="accent3" w:themeTint="99"/>
+        <w:insideH w:val="single" w:sz="4" w:space="0" w:color="C9C9C9" w:themeColor="accent3" w:themeTint="99"/>
+        <w:insideV w:val="single" w:sz="4" w:space="0" w:color="C9C9C9" w:themeColor="accent3" w:themeTint="99"/>
       </w:tblBorders>
     </w:tblPr>
     <w:tblStylePr w:type="firstRow">
@@ -7597,7 +6467,7 @@
       <w:tblPr/>
       <w:tcPr>
         <w:tcBorders>
-          <w:bottom w:val="single" w:color="C9C9C9" w:themeColor="accent3" w:sz="4" w:space="0"/>
+          <w:bottom w:val="single" w:sz="4" w:space="0" w:color="A5A5A5" w:themeColor="accent3"/>
         </w:tcBorders>
       </w:tcPr>
     </w:tblStylePr>
@@ -7605,7 +6475,7 @@
       <w:tblPr/>
       <w:tcPr>
         <w:tcBorders>
-          <w:bottom w:val="single" w:color="C9C9C9" w:themeColor="accent3" w:sz="4" w:space="0"/>
+          <w:bottom w:val="single" w:sz="4" w:space="0" w:color="A5A5A5" w:themeColor="accent3"/>
         </w:tcBorders>
       </w:tcPr>
     </w:tblStylePr>
@@ -7613,7 +6483,7 @@
       <w:tblPr/>
       <w:tcPr>
         <w:tcBorders>
-          <w:top w:val="single" w:color="C9C9C9" w:themeColor="accent3" w:sz="4" w:space="0"/>
+          <w:top w:val="single" w:sz="4" w:space="0" w:color="A5A5A5" w:themeColor="accent3"/>
         </w:tcBorders>
       </w:tcPr>
     </w:tblStylePr>
@@ -7621,10 +6491,31 @@
       <w:tblPr/>
       <w:tcPr>
         <w:tcBorders>
-          <w:top w:val="single" w:color="C9C9C9" w:themeColor="accent3" w:sz="4" w:space="0"/>
+          <w:top w:val="single" w:sz="4" w:space="0" w:color="A5A5A5" w:themeColor="accent3"/>
         </w:tcBorders>
       </w:tcPr>
     </w:tblStylePr>
+  </w:style>
+  <w:style w:type="character" w:styleId="FootnoteReference">
+    <w:name w:val="footnote reference"/>
+    <w:basedOn w:val="DefaultParagraphFont"/>
+    <w:uiPriority w:val="99"/>
+    <w:semiHidden/>
+    <w:unhideWhenUsed/>
+    <w:rsid w:val="007F060C"/>
+    <w:rPr>
+      <w:vertAlign w:val="superscript"/>
+    </w:rPr>
+  </w:style>
+  <w:style w:type="character" w:customStyle="1" w:styleId="FootnoteTextChar">
+    <w:name w:val="Footnote Text Char"/>
+    <w:basedOn w:val="DefaultParagraphFont"/>
+    <w:link w:val="FootnoteText"/>
+    <w:rsid w:val="007F060C"/>
+    <w:rPr>
+      <w:sz w:val="20"/>
+      <w:szCs w:val="20"/>
+    </w:rPr>
   </w:style>
 </w:styles>
 </file>

--- a/21/Necrofantasia analysis.docx
+++ b/21/Necrofantasia analysis.docx
@@ -1,11 +1,11 @@
 
 <file path=word/document.xml><?xml version="1.0" encoding="utf-8"?>
-<w:document xmlns:wpc="http://schemas.microsoft.com/office/word/2010/wordprocessingCanvas" xmlns:cx="http://schemas.microsoft.com/office/drawing/2014/chartex" xmlns:cx1="http://schemas.microsoft.com/office/drawing/2015/9/8/chartex" xmlns:cx2="http://schemas.microsoft.com/office/drawing/2015/10/21/chartex" xmlns:cx3="http://schemas.microsoft.com/office/drawing/2016/5/9/chartex" xmlns:cx4="http://schemas.microsoft.com/office/drawing/2016/5/10/chartex" xmlns:cx5="http://schemas.microsoft.com/office/drawing/2016/5/11/chartex" xmlns:cx6="http://schemas.microsoft.com/office/drawing/2016/5/12/chartex" xmlns:cx7="http://schemas.microsoft.com/office/drawing/2016/5/13/chartex" xmlns:cx8="http://schemas.microsoft.com/office/drawing/2016/5/14/chartex" xmlns:mc="http://schemas.openxmlformats.org/markup-compatibility/2006" xmlns:aink="http://schemas.microsoft.com/office/drawing/2016/ink" xmlns:am3d="http://schemas.microsoft.com/office/drawing/2017/model3d" xmlns:o="urn:schemas-microsoft-com:office:office" xmlns:oel="http://schemas.microsoft.com/office/2019/extlst" xmlns:r="http://schemas.openxmlformats.org/officeDocument/2006/relationships" xmlns:m="http://schemas.openxmlformats.org/officeDocument/2006/math" xmlns:v="urn:schemas-microsoft-com:vml" xmlns:wp14="http://schemas.microsoft.com/office/word/2010/wordprocessingDrawing" xmlns:wp="http://schemas.openxmlformats.org/drawingml/2006/wordprocessingDrawing" xmlns:w10="urn:schemas-microsoft-com:office:word" xmlns:w="http://schemas.openxmlformats.org/wordprocessingml/2006/main" xmlns:w14="http://schemas.microsoft.com/office/word/2010/wordml" xmlns:w15="http://schemas.microsoft.com/office/word/2012/wordml" xmlns:w16cex="http://schemas.microsoft.com/office/word/2018/wordml/cex" xmlns:w16cid="http://schemas.microsoft.com/office/word/2016/wordml/cid" xmlns:w16="http://schemas.microsoft.com/office/word/2018/wordml" xmlns:w16du="http://schemas.microsoft.com/office/word/2023/wordml/word16du" xmlns:w16sdtdh="http://schemas.microsoft.com/office/word/2020/wordml/sdtdatahash" xmlns:w16se="http://schemas.microsoft.com/office/word/2015/wordml/symex" xmlns:wpg="http://schemas.microsoft.com/office/word/2010/wordprocessingGroup" xmlns:wpi="http://schemas.microsoft.com/office/word/2010/wordprocessingInk" xmlns:wne="http://schemas.microsoft.com/office/word/2006/wordml" xmlns:wps="http://schemas.microsoft.com/office/word/2010/wordprocessingShape" mc:Ignorable="w14 w15 w16se w16cid w16 w16cex w16sdtdh w16du wp14">
+<w:document xmlns:o="urn:schemas-microsoft-com:office:office" xmlns:r="http://schemas.openxmlformats.org/officeDocument/2006/relationships" xmlns:v="urn:schemas-microsoft-com:vml" xmlns:w="http://schemas.openxmlformats.org/wordprocessingml/2006/main" xmlns:w10="urn:schemas-microsoft-com:office:word" xmlns:wp="http://schemas.openxmlformats.org/drawingml/2006/wordprocessingDrawing" xmlns:wps="http://schemas.microsoft.com/office/word/2010/wordprocessingShape" xmlns:wpg="http://schemas.microsoft.com/office/word/2010/wordprocessingGroup" xmlns:mc="http://schemas.openxmlformats.org/markup-compatibility/2006" xmlns:wp14="http://schemas.microsoft.com/office/word/2010/wordprocessingDrawing" xmlns:w14="http://schemas.microsoft.com/office/word/2010/wordml" xmlns:w15="http://schemas.microsoft.com/office/word/2012/wordml" mc:Ignorable="w14 wp14 w15">
   <w:body>
     <w:p>
       <w:pPr>
         <w:pStyle w:val="HorizontalLine"/>
-        <w:spacing w:line="240" w:lineRule="auto"/>
+        <w:spacing w:lineRule="auto" w:line="240"/>
         <w:jc w:val="center"/>
         <w:rPr>
           <w:sz w:val="40"/>
@@ -17,12 +17,13 @@
           <w:sz w:val="40"/>
           <w:szCs w:val="40"/>
         </w:rPr>
-        <w:t xml:space="preserve">コードオタクが語る東方楽曲分析　</w:t>
+        <w:t>コードオタクが語る東方楽曲分析　</w:t>
       </w:r>
     </w:p>
     <w:p>
       <w:pPr>
-        <w:spacing w:before="57" w:after="217" w:line="240" w:lineRule="auto"/>
+        <w:pStyle w:val="Normal"/>
+        <w:spacing w:lineRule="auto" w:line="240" w:before="57" w:after="217"/>
         <w:jc w:val="center"/>
         <w:rPr>
           <w:sz w:val="32"/>
@@ -39,38 +40,30 @@
     </w:p>
     <w:sdt>
       <w:sdtPr>
-        <w:rPr>
-          <w:rFonts w:asciiTheme="minorHAnsi" w:eastAsiaTheme="minorEastAsia" w:hAnsiTheme="minorHAnsi" w:cstheme="minorBidi"/>
-          <w:color w:val="auto"/>
-          <w:kern w:val="2"/>
-          <w:sz w:val="22"/>
-          <w:szCs w:val="22"/>
-          <w:lang w:eastAsia="ja-JP"/>
-          <w14:ligatures w14:val="standardContextual"/>
-        </w:rPr>
-        <w:id w:val="1677225640"/>
         <w:docPartObj>
           <w:docPartGallery w:val="Table of Contents"/>
-          <w:docPartUnique/>
+          <w:docPartUnique w:val="true"/>
         </w:docPartObj>
       </w:sdtPr>
       <w:sdtContent>
         <w:p>
           <w:pPr>
-            <w:pStyle w:val="TOCHeading"/>
+            <w:pStyle w:val="ContentsHeading"/>
+            <w:rPr/>
           </w:pPr>
-          <w:proofErr w:type="spellStart"/>
           <w:r>
+            <w:rPr/>
             <w:t>目次</w:t>
           </w:r>
-          <w:proofErr w:type="spellEnd"/>
         </w:p>
         <w:p>
           <w:pPr>
-            <w:pStyle w:val="TOC1"/>
+            <w:pStyle w:val="Contents1"/>
             <w:tabs>
-              <w:tab w:val="right" w:leader="dot" w:pos="8838"/>
+              <w:tab w:val="clear" w:pos="720"/>
+              <w:tab w:val="right" w:pos="8838" w:leader="dot"/>
             </w:tabs>
+            <w:rPr/>
           </w:pPr>
           <w:r>
             <w:fldChar w:fldCharType="begin"/>
@@ -105,10 +98,12 @@
         </w:p>
         <w:p>
           <w:pPr>
-            <w:pStyle w:val="TOC1"/>
+            <w:pStyle w:val="Contents1"/>
             <w:tabs>
-              <w:tab w:val="right" w:leader="dot" w:pos="8838"/>
+              <w:tab w:val="clear" w:pos="720"/>
+              <w:tab w:val="right" w:pos="8838" w:leader="dot"/>
             </w:tabs>
+            <w:rPr/>
           </w:pPr>
           <w:hyperlink w:anchor="__RefHeading___Toc628_3465867211">
             <w:r>
@@ -128,10 +123,12 @@
         </w:p>
         <w:p>
           <w:pPr>
-            <w:pStyle w:val="TOC2"/>
+            <w:pStyle w:val="Contents2"/>
             <w:tabs>
-              <w:tab w:val="right" w:leader="dot" w:pos="8838"/>
+              <w:tab w:val="clear" w:pos="720"/>
+              <w:tab w:val="right" w:pos="8838" w:leader="dot"/>
             </w:tabs>
+            <w:rPr/>
           </w:pPr>
           <w:hyperlink w:anchor="__RefHeading___Toc184_3269620353">
             <w:r>
@@ -151,10 +148,12 @@
         </w:p>
         <w:p>
           <w:pPr>
-            <w:pStyle w:val="TOC2"/>
+            <w:pStyle w:val="Contents2"/>
             <w:tabs>
-              <w:tab w:val="right" w:leader="dot" w:pos="8838"/>
+              <w:tab w:val="clear" w:pos="720"/>
+              <w:tab w:val="right" w:pos="8838" w:leader="dot"/>
             </w:tabs>
+            <w:rPr/>
           </w:pPr>
           <w:hyperlink w:anchor="__RefHeading___Toc186_3269620353">
             <w:r>
@@ -174,10 +173,12 @@
         </w:p>
         <w:p>
           <w:pPr>
-            <w:pStyle w:val="TOC2"/>
+            <w:pStyle w:val="Contents2"/>
             <w:tabs>
-              <w:tab w:val="right" w:leader="dot" w:pos="8838"/>
+              <w:tab w:val="clear" w:pos="720"/>
+              <w:tab w:val="right" w:pos="8838" w:leader="dot"/>
             </w:tabs>
+            <w:rPr/>
           </w:pPr>
           <w:hyperlink w:anchor="__RefHeading___Toc188_3269620353">
             <w:r>
@@ -209,10 +210,12 @@
         </w:p>
         <w:p>
           <w:pPr>
-            <w:pStyle w:val="TOC2"/>
+            <w:pStyle w:val="Contents2"/>
             <w:tabs>
-              <w:tab w:val="right" w:leader="dot" w:pos="8838"/>
+              <w:tab w:val="clear" w:pos="720"/>
+              <w:tab w:val="right" w:pos="8838" w:leader="dot"/>
             </w:tabs>
+            <w:rPr/>
           </w:pPr>
           <w:hyperlink w:anchor="__RefHeading___Toc190_3269620353">
             <w:r>
@@ -238,10 +241,12 @@
         </w:p>
         <w:p>
           <w:pPr>
-            <w:pStyle w:val="TOC2"/>
+            <w:pStyle w:val="Contents2"/>
             <w:tabs>
-              <w:tab w:val="right" w:leader="dot" w:pos="8838"/>
+              <w:tab w:val="clear" w:pos="720"/>
+              <w:tab w:val="right" w:pos="8838" w:leader="dot"/>
             </w:tabs>
+            <w:rPr/>
           </w:pPr>
           <w:hyperlink w:anchor="__RefHeading___Toc192_3269620353">
             <w:r>
@@ -261,10 +266,12 @@
         </w:p>
         <w:p>
           <w:pPr>
-            <w:pStyle w:val="TOC1"/>
+            <w:pStyle w:val="Contents1"/>
             <w:tabs>
-              <w:tab w:val="right" w:leader="dot" w:pos="8838"/>
+              <w:tab w:val="clear" w:pos="720"/>
+              <w:tab w:val="right" w:pos="8838" w:leader="dot"/>
             </w:tabs>
+            <w:rPr/>
           </w:pPr>
           <w:hyperlink w:anchor="__RefHeading___Toc194_3269620353">
             <w:r>
@@ -284,10 +291,12 @@
         </w:p>
         <w:p>
           <w:pPr>
-            <w:pStyle w:val="TOC2"/>
+            <w:pStyle w:val="Contents2"/>
             <w:tabs>
-              <w:tab w:val="right" w:leader="dot" w:pos="8838"/>
+              <w:tab w:val="clear" w:pos="720"/>
+              <w:tab w:val="right" w:pos="8838" w:leader="dot"/>
             </w:tabs>
+            <w:rPr/>
           </w:pPr>
           <w:hyperlink w:anchor="__RefHeading___Toc196_3269620353">
             <w:r>
@@ -307,10 +316,12 @@
         </w:p>
         <w:p>
           <w:pPr>
-            <w:pStyle w:val="TOC2"/>
+            <w:pStyle w:val="Contents2"/>
             <w:tabs>
-              <w:tab w:val="right" w:leader="dot" w:pos="8838"/>
+              <w:tab w:val="clear" w:pos="720"/>
+              <w:tab w:val="right" w:pos="8838" w:leader="dot"/>
             </w:tabs>
+            <w:rPr/>
           </w:pPr>
           <w:hyperlink w:anchor="__RefHeading___Toc198_3269620353">
             <w:r>
@@ -330,10 +341,12 @@
         </w:p>
         <w:p>
           <w:pPr>
-            <w:pStyle w:val="TOC2"/>
+            <w:pStyle w:val="Contents2"/>
             <w:tabs>
-              <w:tab w:val="right" w:leader="dot" w:pos="8838"/>
+              <w:tab w:val="clear" w:pos="720"/>
+              <w:tab w:val="right" w:pos="8838" w:leader="dot"/>
             </w:tabs>
+            <w:rPr/>
           </w:pPr>
           <w:hyperlink w:anchor="__RefHeading___Toc433_3269620353">
             <w:r>
@@ -359,11 +372,20 @@
         </w:p>
       </w:sdtContent>
     </w:sdt>
-    <w:p/>
     <w:p>
       <w:pPr>
+        <w:pStyle w:val="Normal"/>
+        <w:rPr/>
+      </w:pPr>
+      <w:r>
+        <w:rPr/>
+      </w:r>
+    </w:p>
+    <w:p>
+      <w:pPr>
         <w:pStyle w:val="Heading1"/>
         <w:rPr>
+          <w:b/>
           <w:b/>
           <w:bCs/>
         </w:rPr>
@@ -381,73 +403,98 @@
       <w:bookmarkEnd w:id="1"/>
     </w:p>
     <w:p>
-      <w:r>
+      <w:pPr>
+        <w:pStyle w:val="Normal"/>
+        <w:rPr/>
+      </w:pPr>
+      <w:r>
+        <w:rPr/>
         <w:tab/>
       </w:r>
       <w:r>
+        <w:rPr/>
         <w:t>どうも、</w:t>
       </w:r>
       <w:r>
+        <w:rPr/>
         <w:t>Metalloid.</w:t>
       </w:r>
       <w:r>
+        <w:rPr/>
         <w:t>です。僕は普段音楽関連のことをしているのですが、スローシンカーであることもあり、会誌に音楽を載せるのはちょっと大変、、、、という思いで、このような形で参加することにしました。といっても、東方というコンテンツに対してイベントで頒布されるようなものを献上するのも、ちょうど先月</w:t>
       </w:r>
       <w:r>
+        <w:rPr/>
         <w:t>(</w:t>
       </w:r>
       <w:r>
+        <w:rPr/>
         <w:t>執筆時点</w:t>
       </w:r>
       <w:r>
+        <w:rPr/>
         <w:t>)</w:t>
       </w:r>
       <w:r>
+        <w:rPr/>
         <w:t>入った某会の会誌に参加するのも、両方初めてで、今から続く文をよろこんで読んでくださる物好きな読者がいるのかもわからず、少しあわわとしているところですが。</w:t>
       </w:r>
     </w:p>
     <w:p>
       <w:pPr>
+        <w:pStyle w:val="Normal"/>
         <w:ind w:firstLine="720"/>
-      </w:pPr>
-      <w:r>
-        <w:lastRenderedPageBreak/>
+        <w:rPr/>
+      </w:pPr>
+      <w:r>
+        <w:rPr/>
         <w:t>ところでこれは一体どういう文章なのか。手短に言えば、コード理論に少しだけ深入りしすぎて帰ってこられなくなりそうになった僕が東方の楽曲を和声の観点から分析していくコーナーのようなものです。今回は幻想祭で且つ初寄稿なので、慣れ親しんでいる一曲、</w:t>
       </w:r>
       <w:r>
+        <w:rPr/>
         <w:t>PCB PH</w:t>
       </w:r>
       <w:r>
+        <w:rPr/>
         <w:t>紫のネクロファンタジアを分析していこうと思います。</w:t>
       </w:r>
     </w:p>
     <w:p>
       <w:pPr>
+        <w:pStyle w:val="Normal"/>
         <w:ind w:firstLine="720"/>
-      </w:pPr>
-      <w:r>
+        <w:rPr/>
+      </w:pPr>
+      <w:r>
+        <w:rPr/>
         <w:t>付録の方に本稿での表記法をまとめておきましたので、念のために是非一読をば。</w:t>
       </w:r>
     </w:p>
-    <w:p/>
     <w:p>
       <w:pPr>
+        <w:pStyle w:val="Normal"/>
+        <w:rPr/>
+      </w:pPr>
+      <w:r>
+        <w:rPr/>
+      </w:r>
+    </w:p>
+    <w:p>
+      <w:pPr>
         <w:pStyle w:val="Heading1"/>
         <w:rPr>
+          <w:b/>
           <w:b/>
           <w:bCs/>
         </w:rPr>
       </w:pPr>
-      <w:bookmarkStart w:id="2" w:name="__RefHeading___Toc628_3465867211"/>
-      <w:bookmarkEnd w:id="2"/>
-      <w:r>
-        <w:rPr>
-          <w:noProof/>
-        </w:rPr>
+      <w:bookmarkStart w:id="10" w:name="__RefHeading___Toc628_3465867211"/>
+      <w:bookmarkEnd w:id="10"/>
+      <w:r>
         <mc:AlternateContent>
           <mc:Choice Requires="wps">
             <w:drawing>
-              <wp:anchor distT="0" distB="0" distL="112395" distR="114300" simplePos="0" relativeHeight="2" behindDoc="0" locked="0" layoutInCell="0" allowOverlap="1">
+              <wp:anchor behindDoc="0" distT="0" distB="0" distL="111760" distR="114300" simplePos="0" locked="0" layoutInCell="0" allowOverlap="1" relativeHeight="2">
                 <wp:simplePos x="0" y="0"/>
                 <wp:positionH relativeFrom="column">
                   <wp:posOffset>3949065</wp:posOffset>
@@ -459,7 +506,6 @@
                 <wp:effectExtent l="0" t="0" r="0" b="0"/>
                 <wp:wrapSquare wrapText="bothSides"/>
                 <wp:docPr id="1" name="Frame1"/>
-                <wp:cNvGraphicFramePr/>
                 <a:graphic xmlns:a="http://schemas.openxmlformats.org/drawingml/2006/main">
                   <a:graphicData uri="http://schemas.microsoft.com/office/word/2010/wordprocessingShape">
                     <wps:wsp>
@@ -473,22 +519,16 @@
                           <a:avLst/>
                         </a:prstGeom>
                         <a:solidFill>
-                          <a:srgbClr val="FFFFFF"/>
+                          <a:srgbClr val="ffffff"/>
                         </a:solidFill>
                         <a:ln w="0">
                           <a:noFill/>
                         </a:ln>
                       </wps:spPr>
                       <wps:style>
-                        <a:lnRef idx="0">
-                          <a:scrgbClr r="0" g="0" b="0"/>
-                        </a:lnRef>
-                        <a:fillRef idx="0">
-                          <a:scrgbClr r="0" g="0" b="0"/>
-                        </a:fillRef>
-                        <a:effectRef idx="0">
-                          <a:scrgbClr r="0" g="0" b="0"/>
-                        </a:effectRef>
+                        <a:lnRef idx="0"/>
+                        <a:fillRef idx="0"/>
+                        <a:effectRef idx="0"/>
                         <a:fontRef idx="minor"/>
                       </wps:style>
                       <wps:txbx>
@@ -496,26 +536,28 @@
                           <w:p>
                             <w:pPr>
                               <w:pStyle w:val="Figure"/>
+                              <w:spacing w:before="120" w:after="120"/>
                               <w:jc w:val="center"/>
                               <w:rPr>
-                                <w:i w:val="0"/>
-                                <w:iCs w:val="0"/>
+                                <w:i w:val="false"/>
+                                <w:i w:val="false"/>
+                                <w:iCs w:val="false"/>
                               </w:rPr>
                             </w:pPr>
-                            <w:bookmarkStart w:id="3" w:name="__RefHeading___Toc182_3269620353"/>
+                            <w:bookmarkStart w:id="2" w:name="__RefHeading___Toc182_3269620353"/>
+                            <w:bookmarkStart w:id="3" w:name="_Ref184933661"/>
                             <w:bookmarkStart w:id="4" w:name="_Toc184402377"/>
-                            <w:bookmarkStart w:id="5" w:name="_Ref184933661"/>
-                            <w:bookmarkEnd w:id="3"/>
+                            <w:bookmarkEnd w:id="2"/>
                             <w:bookmarkEnd w:id="4"/>
                             <w:r>
                               <w:rPr>
-                                <w:noProof/>
+                                <w:color w:val="000000"/>
                               </w:rPr>
                               <w:drawing>
                                 <wp:inline distT="0" distB="0" distL="0" distR="0">
                                   <wp:extent cx="2205355" cy="2205355"/>
                                   <wp:effectExtent l="0" t="0" r="0" b="0"/>
-                                  <wp:docPr id="3" name="Picture 1"/>
+                                  <wp:docPr id="3" name="Picture 1" descr=""/>
                                   <wp:cNvGraphicFramePr>
                                     <a:graphicFrameLocks xmlns:a="http://schemas.openxmlformats.org/drawingml/2006/main" noChangeAspect="1"/>
                                   </wp:cNvGraphicFramePr>
@@ -523,13 +565,13 @@
                                     <a:graphicData uri="http://schemas.openxmlformats.org/drawingml/2006/picture">
                                       <pic:pic xmlns:pic="http://schemas.openxmlformats.org/drawingml/2006/picture">
                                         <pic:nvPicPr>
-                                          <pic:cNvPr id="3" name="Picture 1"/>
+                                          <pic:cNvPr id="3" name="Picture 1" descr=""/>
                                           <pic:cNvPicPr>
                                             <a:picLocks noChangeAspect="1" noChangeArrowheads="1"/>
                                           </pic:cNvPicPr>
                                         </pic:nvPicPr>
                                         <pic:blipFill>
-                                          <a:blip r:embed="rId8"/>
+                                          <a:blip r:embed="rId2"/>
                                           <a:stretch>
                                             <a:fillRect/>
                                           </a:stretch>
@@ -551,74 +593,75 @@
                             </w:r>
                             <w:r>
                               <w:rPr>
-                                <w:i w:val="0"/>
-                                <w:iCs w:val="0"/>
-                              </w:rPr>
-                              <w:t>図</w:t>
-                            </w:r>
-                            <w:r>
-                              <w:rPr>
-                                <w:i w:val="0"/>
-                                <w:iCs w:val="0"/>
-                              </w:rPr>
-                              <w:t xml:space="preserve"> </w:t>
-                            </w:r>
-                            <w:bookmarkStart w:id="6" w:name="Ref_Figure0_number_only"/>
-                            <w:r>
-                              <w:rPr>
-                                <w:i w:val="0"/>
-                                <w:iCs w:val="0"/>
+                                <w:i w:val="false"/>
+                                <w:iCs w:val="false"/>
+                                <w:color w:val="000000"/>
+                              </w:rPr>
+                              <w:t xml:space="preserve">図 </w:t>
+                            </w:r>
+                            <w:bookmarkStart w:id="5" w:name="Ref_Figure0_number_only"/>
+                            <w:r>
+                              <w:rPr>
+                                <w:i w:val="false"/>
+                                <w:iCs w:val="false"/>
+                                <w:color w:val="000000"/>
                               </w:rPr>
                               <w:fldChar w:fldCharType="begin"/>
                             </w:r>
                             <w:r>
                               <w:rPr>
-                                <w:i w:val="0"/>
-                                <w:iCs w:val="0"/>
+                                <w:i w:val="false"/>
+                                <w:iCs w:val="false"/>
+                                <w:color w:val="000000"/>
                               </w:rPr>
                               <w:instrText xml:space="preserve"> SEQ Figure \* ARABIC </w:instrText>
                             </w:r>
                             <w:r>
                               <w:rPr>
-                                <w:i w:val="0"/>
-                                <w:iCs w:val="0"/>
+                                <w:i w:val="false"/>
+                                <w:iCs w:val="false"/>
+                                <w:color w:val="000000"/>
                               </w:rPr>
                               <w:fldChar w:fldCharType="separate"/>
                             </w:r>
                             <w:r>
                               <w:rPr>
-                                <w:i w:val="0"/>
-                                <w:iCs w:val="0"/>
+                                <w:i w:val="false"/>
+                                <w:iCs w:val="false"/>
+                                <w:color w:val="000000"/>
                               </w:rPr>
                               <w:t>1</w:t>
                             </w:r>
                             <w:r>
                               <w:rPr>
-                                <w:i w:val="0"/>
-                                <w:iCs w:val="0"/>
+                                <w:i w:val="false"/>
+                                <w:iCs w:val="false"/>
+                                <w:color w:val="000000"/>
                               </w:rPr>
                               <w:fldChar w:fldCharType="end"/>
                             </w:r>
+                            <w:bookmarkEnd w:id="3"/>
                             <w:bookmarkEnd w:id="5"/>
-                            <w:bookmarkEnd w:id="6"/>
-                            <w:r>
-                              <w:rPr>
-                                <w:i w:val="0"/>
-                                <w:iCs w:val="0"/>
+                            <w:r>
+                              <w:rPr>
+                                <w:i w:val="false"/>
+                                <w:iCs w:val="false"/>
+                                <w:color w:val="000000"/>
                               </w:rPr>
                               <w:t xml:space="preserve">: </w:t>
                             </w:r>
                             <w:r>
                               <w:rPr>
-                                <w:i w:val="0"/>
-                                <w:iCs w:val="0"/>
+                                <w:i w:val="false"/>
+                                <w:iCs w:val="false"/>
+                                <w:color w:val="000000"/>
                               </w:rPr>
                               <w:t>転調をまとめた五度圏</w:t>
                             </w:r>
                           </w:p>
                         </w:txbxContent>
                       </wps:txbx>
-                      <wps:bodyPr lIns="0" tIns="0" rIns="0" bIns="0" anchor="t">
+                      <wps:bodyPr lIns="0" rIns="0" tIns="0" bIns="0" anchor="t">
                         <a:noAutofit/>
                       </wps:bodyPr>
                     </wps:wsp>
@@ -629,32 +672,36 @@
           </mc:Choice>
           <mc:Fallback>
             <w:pict>
-              <v:rect id="Frame1" o:spid="_x0000_s1026" style="position:absolute;margin-left:310.95pt;margin-top:11.75pt;width:173.65pt;height:204.4pt;z-index:2;visibility:visible;mso-wrap-style:square;mso-wrap-distance-left:8.85pt;mso-wrap-distance-top:0;mso-wrap-distance-right:9pt;mso-wrap-distance-bottom:0;mso-position-horizontal:absolute;mso-position-horizontal-relative:text;mso-position-vertical:absolute;mso-position-vertical-relative:text;v-text-anchor:top" o:gfxdata="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" o:allowincell="f" stroked="f" strokeweight="0">
-                <v:textbox inset="0,0,0,0">
+              <v:rect id="shape_0" ID="Frame1" path="m0,0l-2147483645,0l-2147483645,-2147483646l0,-2147483646xe" fillcolor="white" stroked="f" o:allowincell="f" style="position:absolute;margin-left:310.95pt;margin-top:11.75pt;width:173.6pt;height:204.35pt;mso-wrap-style:square;v-text-anchor:top">
+                <v:fill o:detectmouseclick="t" type="solid" color2="black"/>
+                <v:stroke color="#3465a4" joinstyle="round" endcap="flat"/>
+                <v:textbox>
                   <w:txbxContent>
                     <w:p>
                       <w:pPr>
                         <w:pStyle w:val="Figure"/>
+                        <w:spacing w:before="120" w:after="120"/>
                         <w:jc w:val="center"/>
                         <w:rPr>
-                          <w:i w:val="0"/>
-                          <w:iCs w:val="0"/>
+                          <w:i w:val="false"/>
+                          <w:i w:val="false"/>
+                          <w:iCs w:val="false"/>
                         </w:rPr>
                       </w:pPr>
-                      <w:bookmarkStart w:id="7" w:name="__RefHeading___Toc182_3269620353"/>
+                      <w:bookmarkStart w:id="6" w:name="__RefHeading___Toc182_3269620353"/>
+                      <w:bookmarkStart w:id="7" w:name="_Ref184933661"/>
                       <w:bookmarkStart w:id="8" w:name="_Toc184402377"/>
-                      <w:bookmarkStart w:id="9" w:name="_Ref184933661"/>
-                      <w:bookmarkEnd w:id="7"/>
+                      <w:bookmarkEnd w:id="6"/>
                       <w:bookmarkEnd w:id="8"/>
                       <w:r>
                         <w:rPr>
-                          <w:noProof/>
+                          <w:color w:val="000000"/>
                         </w:rPr>
                         <w:drawing>
                           <wp:inline distT="0" distB="0" distL="0" distR="0">
                             <wp:extent cx="2205355" cy="2205355"/>
                             <wp:effectExtent l="0" t="0" r="0" b="0"/>
-                            <wp:docPr id="3" name="Picture 1"/>
+                            <wp:docPr id="4" name="Picture 1" descr=""/>
                             <wp:cNvGraphicFramePr>
                               <a:graphicFrameLocks xmlns:a="http://schemas.openxmlformats.org/drawingml/2006/main" noChangeAspect="1"/>
                             </wp:cNvGraphicFramePr>
@@ -662,13 +709,13 @@
                               <a:graphicData uri="http://schemas.openxmlformats.org/drawingml/2006/picture">
                                 <pic:pic xmlns:pic="http://schemas.openxmlformats.org/drawingml/2006/picture">
                                   <pic:nvPicPr>
-                                    <pic:cNvPr id="3" name="Picture 1"/>
+                                    <pic:cNvPr id="4" name="Picture 1" descr=""/>
                                     <pic:cNvPicPr>
                                       <a:picLocks noChangeAspect="1" noChangeArrowheads="1"/>
                                     </pic:cNvPicPr>
                                   </pic:nvPicPr>
                                   <pic:blipFill>
-                                    <a:blip r:embed="rId8"/>
+                                    <a:blip r:embed="rId3"/>
                                     <a:stretch>
                                       <a:fillRect/>
                                     </a:stretch>
@@ -690,67 +737,68 @@
                       </w:r>
                       <w:r>
                         <w:rPr>
-                          <w:i w:val="0"/>
-                          <w:iCs w:val="0"/>
-                        </w:rPr>
-                        <w:t>図</w:t>
-                      </w:r>
-                      <w:r>
-                        <w:rPr>
-                          <w:i w:val="0"/>
-                          <w:iCs w:val="0"/>
-                        </w:rPr>
-                        <w:t xml:space="preserve"> </w:t>
-                      </w:r>
-                      <w:bookmarkStart w:id="10" w:name="Ref_Figure0_number_only"/>
-                      <w:r>
-                        <w:rPr>
-                          <w:i w:val="0"/>
-                          <w:iCs w:val="0"/>
+                          <w:i w:val="false"/>
+                          <w:iCs w:val="false"/>
+                          <w:color w:val="000000"/>
+                        </w:rPr>
+                        <w:t xml:space="preserve">図 </w:t>
+                      </w:r>
+                      <w:bookmarkStart w:id="9" w:name="Ref_Figure0_number_only"/>
+                      <w:r>
+                        <w:rPr>
+                          <w:i w:val="false"/>
+                          <w:iCs w:val="false"/>
+                          <w:color w:val="000000"/>
                         </w:rPr>
                         <w:fldChar w:fldCharType="begin"/>
                       </w:r>
                       <w:r>
                         <w:rPr>
-                          <w:i w:val="0"/>
-                          <w:iCs w:val="0"/>
+                          <w:i w:val="false"/>
+                          <w:iCs w:val="false"/>
+                          <w:color w:val="000000"/>
                         </w:rPr>
                         <w:instrText xml:space="preserve"> SEQ Figure \* ARABIC </w:instrText>
                       </w:r>
                       <w:r>
                         <w:rPr>
-                          <w:i w:val="0"/>
-                          <w:iCs w:val="0"/>
+                          <w:i w:val="false"/>
+                          <w:iCs w:val="false"/>
+                          <w:color w:val="000000"/>
                         </w:rPr>
                         <w:fldChar w:fldCharType="separate"/>
                       </w:r>
                       <w:r>
                         <w:rPr>
-                          <w:i w:val="0"/>
-                          <w:iCs w:val="0"/>
+                          <w:i w:val="false"/>
+                          <w:iCs w:val="false"/>
+                          <w:color w:val="000000"/>
                         </w:rPr>
                         <w:t>1</w:t>
                       </w:r>
                       <w:r>
                         <w:rPr>
-                          <w:i w:val="0"/>
-                          <w:iCs w:val="0"/>
+                          <w:i w:val="false"/>
+                          <w:iCs w:val="false"/>
+                          <w:color w:val="000000"/>
                         </w:rPr>
                         <w:fldChar w:fldCharType="end"/>
                       </w:r>
+                      <w:bookmarkEnd w:id="7"/>
                       <w:bookmarkEnd w:id="9"/>
-                      <w:bookmarkEnd w:id="10"/>
-                      <w:r>
-                        <w:rPr>
-                          <w:i w:val="0"/>
-                          <w:iCs w:val="0"/>
+                      <w:r>
+                        <w:rPr>
+                          <w:i w:val="false"/>
+                          <w:iCs w:val="false"/>
+                          <w:color w:val="000000"/>
                         </w:rPr>
                         <w:t xml:space="preserve">: </w:t>
                       </w:r>
                       <w:r>
                         <w:rPr>
-                          <w:i w:val="0"/>
-                          <w:iCs w:val="0"/>
+                          <w:i w:val="false"/>
+                          <w:iCs w:val="false"/>
+                          <w:color w:val="000000"/>
                         </w:rPr>
                         <w:t>転調をまとめた五度圏</w:t>
                       </w:r>
@@ -776,6 +824,7 @@
         <w:pStyle w:val="Heading2"/>
         <w:rPr>
           <w:b/>
+          <w:b/>
           <w:bCs/>
         </w:rPr>
       </w:pPr>
@@ -790,37 +839,47 @@
       </w:r>
     </w:p>
     <w:p>
-      <w:r>
+      <w:pPr>
+        <w:pStyle w:val="Normal"/>
+        <w:rPr/>
+      </w:pPr>
+      <w:r>
+        <w:rPr/>
         <w:tab/>
       </w:r>
       <w:r>
+        <w:rPr/>
         <w:t>今回のテーマの曲がどのような曲であるのかは多分本誌を手に取ってくださった方ならほとんどいないと思います。なにかしらテンションが高い曲ですが、テンションが高いだけでなく、</w:t>
       </w:r>
       <w:bookmarkStart w:id="12" w:name="_Toc184402379"/>
       <w:r>
+        <w:rPr/>
         <w:t>曲が登場する場面が大変長いというのも云えて、本稿を執筆するにあたって</w:t>
       </w:r>
-      <w:proofErr w:type="spellStart"/>
-      <w:r>
+      <w:r>
+        <w:rPr/>
         <w:t>thprac</w:t>
       </w:r>
-      <w:proofErr w:type="spellEnd"/>
-      <w:r>
+      <w:r>
+        <w:rPr/>
         <w:t>（泣）を使ってフィールドワーク（？）を行った結果、なんと</w:t>
       </w:r>
       <w:r>
+        <w:rPr/>
         <w:t>12</w:t>
       </w:r>
       <w:r>
+        <w:rPr/>
         <w:t>分程度</w:t>
       </w:r>
       <w:r>
         <w:rPr>
           <w:rStyle w:val="FootnoteAnchor"/>
         </w:rPr>
-        <w:footnoteReference w:id="1"/>
-      </w:r>
-      <w:r>
+        <w:footnoteReference w:id="2"/>
+      </w:r>
+      <w:r>
+        <w:rPr/>
         <w:t>のボス戦で、数えてみれば曲が五回もループしておりました。それだけ聞いてても飽きさせない曲・ゲーム作りはなるほど素晴らしい。</w:t>
       </w:r>
       <w:r>
@@ -860,16 +919,24 @@
       </w:r>
     </w:p>
     <w:p>
-      <w:r>
+      <w:pPr>
+        <w:pStyle w:val="Normal"/>
+        <w:rPr/>
+      </w:pPr>
+      <w:r>
+        <w:rPr/>
         <w:tab/>
       </w:r>
       <w:r>
+        <w:rPr/>
         <w:t>なお、</w:t>
       </w:r>
       <w:r>
+        <w:rPr/>
         <w:t>Z</w:t>
       </w:r>
       <w:r>
+        <w:rPr/>
         <w:t>氏は</w:t>
       </w:r>
       <w:r>
@@ -879,78 +946,67 @@
         <w:t>「（藍のテーマと比べて）</w:t>
       </w:r>
       <w:r>
+        <w:rPr/>
         <w:t>こっちの方は、禍々しい感じが少し混じっています。」と述べているようですが、自分は藍氏の方が些かゆゆしいと感じます。最近キツネにヤラレまくりだからなのでしょうか</w:t>
       </w:r>
       <w:r>
+        <w:rPr/>
         <w:t>¯\_(</w:t>
       </w:r>
       <w:r>
+        <w:rPr/>
         <w:t>ツ</w:t>
       </w:r>
       <w:r>
+        <w:rPr/>
         <w:t>)_/¯</w:t>
       </w:r>
       <w:r>
+        <w:rPr/>
         <w:t>。</w:t>
       </w:r>
     </w:p>
     <w:p>
-      <w:r>
+      <w:pPr>
+        <w:pStyle w:val="Normal"/>
+        <w:rPr/>
+      </w:pPr>
+      <w:r>
+        <w:rPr/>
         <w:tab/>
       </w:r>
       <w:r>
+        <w:rPr/>
         <w:t>和声の観点でいうと、驚くべき転調の数を誇り、キーがあちこち動くのが最大の特徴といえましょう。（</w:t>
       </w:r>
       <w:r>
-        <w:fldChar w:fldCharType="begin"/>
-      </w:r>
-      <w:r>
-        <w:instrText xml:space="preserve"> REF _Ref184933661 \h </w:instrText>
-      </w:r>
-      <w:r>
-        <w:fldChar w:fldCharType="separate"/>
-      </w:r>
-      <w:r>
-        <w:rPr>
-          <w:rFonts w:cs="Noto Sans Devanagari"/>
-          <w:sz w:val="24"/>
-          <w:szCs w:val="24"/>
-        </w:rPr>
-        <w:t>図</w:t>
-      </w:r>
-      <w:r>
-        <w:t xml:space="preserve"> 1</w:t>
-      </w:r>
-      <w:r>
-        <w:fldChar w:fldCharType="end"/>
-      </w:r>
-      <w:r>
+        <w:rPr/>
+      </w:r>
+      <w:r>
+        <w:rPr/>
         <w:t>）数えてみればなんと、</w:t>
       </w:r>
       <w:r>
+        <w:rPr/>
         <w:t>1</w:t>
       </w:r>
       <w:r>
+        <w:rPr/>
         <w:t>ループで</w:t>
       </w:r>
       <w:r>
+        <w:rPr/>
         <w:t>5</w:t>
       </w:r>
       <w:r>
-        <w:t>回も転調してしまうので</w:t>
-      </w:r>
-      <w:r>
-        <w:lastRenderedPageBreak/>
-        <w:t>す。東方原曲の中ではわりかし多い方かと思われます。今回はそんな転調にも光</w:t>
-      </w:r>
-      <w:r>
-        <w:rPr>
-          <w:noProof/>
-        </w:rPr>
+        <w:rPr/>
+        <w:t>回も転調してしまうのです。東方原曲の中ではわりかし多い方かと思われます。今回はそんな転調にも光</w:t>
+      </w:r>
+      <w:r>
         <mc:AlternateContent>
           <mc:Choice Requires="wps">
             <w:drawing>
-              <wp:anchor distT="0" distB="0" distL="0" distR="0" simplePos="0" relativeHeight="14" behindDoc="0" locked="0" layoutInCell="0" allowOverlap="1">
+              <wp:anchor behindDoc="0" distT="0" distB="0" distL="0" distR="0" simplePos="0" locked="0" layoutInCell="0" allowOverlap="1" relativeHeight="14">
                 <wp:simplePos x="0" y="0"/>
                 <wp:positionH relativeFrom="column">
                   <wp:posOffset>2616835</wp:posOffset>
@@ -962,7 +1018,6 @@
                 <wp:effectExtent l="0" t="0" r="0" b="0"/>
                 <wp:wrapSquare wrapText="largest"/>
                 <wp:docPr id="5" name="Frame2"/>
-                <wp:cNvGraphicFramePr/>
                 <a:graphic xmlns:a="http://schemas.openxmlformats.org/drawingml/2006/main">
                   <a:graphicData uri="http://schemas.microsoft.com/office/word/2010/wordprocessingShape">
                     <wps:wsp>
@@ -976,22 +1031,16 @@
                           <a:avLst/>
                         </a:prstGeom>
                         <a:solidFill>
-                          <a:srgbClr val="FFFFFF"/>
+                          <a:srgbClr val="ffffff"/>
                         </a:solidFill>
                         <a:ln w="0">
                           <a:noFill/>
                         </a:ln>
                       </wps:spPr>
                       <wps:style>
-                        <a:lnRef idx="0">
-                          <a:scrgbClr r="0" g="0" b="0"/>
-                        </a:lnRef>
-                        <a:fillRef idx="0">
-                          <a:scrgbClr r="0" g="0" b="0"/>
-                        </a:fillRef>
-                        <a:effectRef idx="0">
-                          <a:scrgbClr r="0" g="0" b="0"/>
-                        </a:effectRef>
+                        <a:lnRef idx="0"/>
+                        <a:fillRef idx="0"/>
+                        <a:effectRef idx="0"/>
                         <a:fontRef idx="minor"/>
                       </wps:style>
                       <wps:txbx>
@@ -999,21 +1048,23 @@
                           <w:p>
                             <w:pPr>
                               <w:pStyle w:val="Figure"/>
+                              <w:spacing w:before="120" w:after="120"/>
                               <w:jc w:val="center"/>
                               <w:rPr>
-                                <w:i w:val="0"/>
-                                <w:iCs w:val="0"/>
+                                <w:i w:val="false"/>
+                                <w:i w:val="false"/>
+                                <w:iCs w:val="false"/>
                               </w:rPr>
                             </w:pPr>
                             <w:r>
                               <w:rPr>
-                                <w:noProof/>
+                                <w:color w:val="000000"/>
                               </w:rPr>
                               <w:drawing>
                                 <wp:inline distT="0" distB="0" distL="0" distR="0">
                                   <wp:extent cx="3845560" cy="2417445"/>
                                   <wp:effectExtent l="0" t="0" r="0" b="0"/>
-                                  <wp:docPr id="7" name="Image5"/>
+                                  <wp:docPr id="7" name="Image5" descr=""/>
                                   <wp:cNvGraphicFramePr>
                                     <a:graphicFrameLocks xmlns:a="http://schemas.openxmlformats.org/drawingml/2006/main" noChangeAspect="1"/>
                                   </wp:cNvGraphicFramePr>
@@ -1021,14 +1072,14 @@
                                     <a:graphicData uri="http://schemas.openxmlformats.org/drawingml/2006/picture">
                                       <pic:pic xmlns:pic="http://schemas.openxmlformats.org/drawingml/2006/picture">
                                         <pic:nvPicPr>
-                                          <pic:cNvPr id="7" name="Image5"/>
+                                          <pic:cNvPr id="7" name="Image5" descr=""/>
                                           <pic:cNvPicPr>
                                             <a:picLocks noChangeAspect="1" noChangeArrowheads="1"/>
                                           </pic:cNvPicPr>
                                         </pic:nvPicPr>
                                         <pic:blipFill>
-                                          <a:blip r:embed="rId9"/>
-                                          <a:srcRect r="1924" b="2106"/>
+                                          <a:blip r:embed="rId4"/>
+                                          <a:srcRect l="0" t="0" r="1924" b="2106"/>
                                           <a:stretch>
                                             <a:fillRect/>
                                           </a:stretch>
@@ -1050,73 +1101,74 @@
                             </w:r>
                             <w:r>
                               <w:rPr>
-                                <w:i w:val="0"/>
-                                <w:iCs w:val="0"/>
-                              </w:rPr>
-                              <w:t>図</w:t>
-                            </w:r>
-                            <w:r>
-                              <w:rPr>
-                                <w:i w:val="0"/>
-                                <w:iCs w:val="0"/>
-                              </w:rPr>
-                              <w:t xml:space="preserve"> </w:t>
+                                <w:i w:val="false"/>
+                                <w:iCs w:val="false"/>
+                                <w:color w:val="000000"/>
+                              </w:rPr>
+                              <w:t xml:space="preserve">図 </w:t>
                             </w:r>
                             <w:bookmarkStart w:id="13" w:name="Ref_Figure1_number_only"/>
                             <w:r>
                               <w:rPr>
-                                <w:i w:val="0"/>
-                                <w:iCs w:val="0"/>
+                                <w:i w:val="false"/>
+                                <w:iCs w:val="false"/>
+                                <w:color w:val="000000"/>
                               </w:rPr>
                               <w:fldChar w:fldCharType="begin"/>
                             </w:r>
                             <w:r>
                               <w:rPr>
-                                <w:i w:val="0"/>
-                                <w:iCs w:val="0"/>
+                                <w:i w:val="false"/>
+                                <w:iCs w:val="false"/>
+                                <w:color w:val="000000"/>
                               </w:rPr>
                               <w:instrText xml:space="preserve"> SEQ Figure \* ARABIC </w:instrText>
                             </w:r>
                             <w:r>
                               <w:rPr>
-                                <w:i w:val="0"/>
-                                <w:iCs w:val="0"/>
+                                <w:i w:val="false"/>
+                                <w:iCs w:val="false"/>
+                                <w:color w:val="000000"/>
                               </w:rPr>
                               <w:fldChar w:fldCharType="separate"/>
                             </w:r>
                             <w:r>
                               <w:rPr>
-                                <w:i w:val="0"/>
-                                <w:iCs w:val="0"/>
+                                <w:i w:val="false"/>
+                                <w:iCs w:val="false"/>
+                                <w:color w:val="000000"/>
                               </w:rPr>
                               <w:t>2</w:t>
                             </w:r>
                             <w:r>
                               <w:rPr>
-                                <w:i w:val="0"/>
-                                <w:iCs w:val="0"/>
+                                <w:i w:val="false"/>
+                                <w:iCs w:val="false"/>
+                                <w:color w:val="000000"/>
                               </w:rPr>
                               <w:fldChar w:fldCharType="end"/>
                             </w:r>
                             <w:bookmarkEnd w:id="13"/>
                             <w:r>
                               <w:rPr>
-                                <w:i w:val="0"/>
-                                <w:iCs w:val="0"/>
+                                <w:i w:val="false"/>
+                                <w:iCs w:val="false"/>
+                                <w:color w:val="000000"/>
                               </w:rPr>
                               <w:t xml:space="preserve">: </w:t>
                             </w:r>
                             <w:r>
                               <w:rPr>
-                                <w:i w:val="0"/>
-                                <w:iCs w:val="0"/>
+                                <w:i w:val="false"/>
+                                <w:iCs w:val="false"/>
+                                <w:color w:val="000000"/>
                               </w:rPr>
                               <w:t>イントロ譜</w:t>
                             </w:r>
                           </w:p>
                         </w:txbxContent>
                       </wps:txbx>
-                      <wps:bodyPr lIns="0" tIns="0" rIns="0" bIns="0" anchor="t">
+                      <wps:bodyPr lIns="0" rIns="0" tIns="0" bIns="0" anchor="t">
                         <a:noAutofit/>
                       </wps:bodyPr>
                     </wps:wsp>
@@ -1127,27 +1179,31 @@
           </mc:Choice>
           <mc:Fallback>
             <w:pict>
-              <v:rect id="Frame2" o:spid="_x0000_s1027" style="position:absolute;margin-left:206.05pt;margin-top:55.1pt;width:302.8pt;height:221.1pt;z-index:14;visibility:visible;mso-wrap-style:square;mso-wrap-distance-left:0;mso-wrap-distance-top:0;mso-wrap-distance-right:0;mso-wrap-distance-bottom:0;mso-position-horizontal:absolute;mso-position-horizontal-relative:text;mso-position-vertical:absolute;mso-position-vertical-relative:text;v-text-anchor:top" o:gfxdata="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" o:allowincell="f" stroked="f" strokeweight="0">
-                <v:textbox inset="0,0,0,0">
+              <v:rect id="shape_0" ID="Frame2" path="m0,0l-2147483645,0l-2147483645,-2147483646l0,-2147483646xe" fillcolor="white" stroked="f" o:allowincell="f" style="position:absolute;margin-left:206.05pt;margin-top:55.1pt;width:302.75pt;height:221.05pt;mso-wrap-style:square;v-text-anchor:top">
+                <v:fill o:detectmouseclick="t" type="solid" color2="black"/>
+                <v:stroke color="#3465a4" joinstyle="round" endcap="flat"/>
+                <v:textbox>
                   <w:txbxContent>
                     <w:p>
                       <w:pPr>
                         <w:pStyle w:val="Figure"/>
+                        <w:spacing w:before="120" w:after="120"/>
                         <w:jc w:val="center"/>
                         <w:rPr>
-                          <w:i w:val="0"/>
-                          <w:iCs w:val="0"/>
+                          <w:i w:val="false"/>
+                          <w:i w:val="false"/>
+                          <w:iCs w:val="false"/>
                         </w:rPr>
                       </w:pPr>
                       <w:r>
                         <w:rPr>
-                          <w:noProof/>
+                          <w:color w:val="000000"/>
                         </w:rPr>
                         <w:drawing>
                           <wp:inline distT="0" distB="0" distL="0" distR="0">
                             <wp:extent cx="3845560" cy="2417445"/>
                             <wp:effectExtent l="0" t="0" r="0" b="0"/>
-                            <wp:docPr id="7" name="Image5"/>
+                            <wp:docPr id="8" name="Image5" descr=""/>
                             <wp:cNvGraphicFramePr>
                               <a:graphicFrameLocks xmlns:a="http://schemas.openxmlformats.org/drawingml/2006/main" noChangeAspect="1"/>
                             </wp:cNvGraphicFramePr>
@@ -1155,14 +1211,14 @@
                               <a:graphicData uri="http://schemas.openxmlformats.org/drawingml/2006/picture">
                                 <pic:pic xmlns:pic="http://schemas.openxmlformats.org/drawingml/2006/picture">
                                   <pic:nvPicPr>
-                                    <pic:cNvPr id="7" name="Image5"/>
+                                    <pic:cNvPr id="8" name="Image5" descr=""/>
                                     <pic:cNvPicPr>
                                       <a:picLocks noChangeAspect="1" noChangeArrowheads="1"/>
                                     </pic:cNvPicPr>
                                   </pic:nvPicPr>
                                   <pic:blipFill>
-                                    <a:blip r:embed="rId9"/>
-                                    <a:srcRect r="1924" b="2106"/>
+                                    <a:blip r:embed="rId5"/>
+                                    <a:srcRect l="0" t="0" r="1924" b="2106"/>
                                     <a:stretch>
                                       <a:fillRect/>
                                     </a:stretch>
@@ -1184,66 +1240,67 @@
                       </w:r>
                       <w:r>
                         <w:rPr>
-                          <w:i w:val="0"/>
-                          <w:iCs w:val="0"/>
-                        </w:rPr>
-                        <w:t>図</w:t>
-                      </w:r>
-                      <w:r>
-                        <w:rPr>
-                          <w:i w:val="0"/>
-                          <w:iCs w:val="0"/>
-                        </w:rPr>
-                        <w:t xml:space="preserve"> </w:t>
+                          <w:i w:val="false"/>
+                          <w:iCs w:val="false"/>
+                          <w:color w:val="000000"/>
+                        </w:rPr>
+                        <w:t xml:space="preserve">図 </w:t>
                       </w:r>
                       <w:bookmarkStart w:id="14" w:name="Ref_Figure1_number_only"/>
                       <w:r>
                         <w:rPr>
-                          <w:i w:val="0"/>
-                          <w:iCs w:val="0"/>
+                          <w:i w:val="false"/>
+                          <w:iCs w:val="false"/>
+                          <w:color w:val="000000"/>
                         </w:rPr>
                         <w:fldChar w:fldCharType="begin"/>
                       </w:r>
                       <w:r>
                         <w:rPr>
-                          <w:i w:val="0"/>
-                          <w:iCs w:val="0"/>
+                          <w:i w:val="false"/>
+                          <w:iCs w:val="false"/>
+                          <w:color w:val="000000"/>
                         </w:rPr>
                         <w:instrText xml:space="preserve"> SEQ Figure \* ARABIC </w:instrText>
                       </w:r>
                       <w:r>
                         <w:rPr>
-                          <w:i w:val="0"/>
-                          <w:iCs w:val="0"/>
+                          <w:i w:val="false"/>
+                          <w:iCs w:val="false"/>
+                          <w:color w:val="000000"/>
                         </w:rPr>
                         <w:fldChar w:fldCharType="separate"/>
                       </w:r>
                       <w:r>
                         <w:rPr>
-                          <w:i w:val="0"/>
-                          <w:iCs w:val="0"/>
+                          <w:i w:val="false"/>
+                          <w:iCs w:val="false"/>
+                          <w:color w:val="000000"/>
                         </w:rPr>
                         <w:t>2</w:t>
                       </w:r>
                       <w:r>
                         <w:rPr>
-                          <w:i w:val="0"/>
-                          <w:iCs w:val="0"/>
+                          <w:i w:val="false"/>
+                          <w:iCs w:val="false"/>
+                          <w:color w:val="000000"/>
                         </w:rPr>
                         <w:fldChar w:fldCharType="end"/>
                       </w:r>
                       <w:bookmarkEnd w:id="14"/>
                       <w:r>
                         <w:rPr>
-                          <w:i w:val="0"/>
-                          <w:iCs w:val="0"/>
+                          <w:i w:val="false"/>
+                          <w:iCs w:val="false"/>
+                          <w:color w:val="000000"/>
                         </w:rPr>
                         <w:t xml:space="preserve">: </w:t>
                       </w:r>
                       <w:r>
                         <w:rPr>
-                          <w:i w:val="0"/>
-                          <w:iCs w:val="0"/>
+                          <w:i w:val="false"/>
+                          <w:iCs w:val="false"/>
+                          <w:color w:val="000000"/>
                         </w:rPr>
                         <w:t>イントロ譜</w:t>
                       </w:r>
@@ -1257,6 +1314,7 @@
         </mc:AlternateContent>
       </w:r>
       <w:r>
+        <w:rPr/>
         <w:t>を当てながら分析を進めていきたいと思います。</w:t>
       </w:r>
     </w:p>
@@ -1264,6 +1322,7 @@
       <w:pPr>
         <w:pStyle w:val="Heading2"/>
         <w:rPr>
+          <w:b/>
           <w:b/>
           <w:bCs/>
         </w:rPr>
@@ -1280,19 +1339,28 @@
       <w:bookmarkEnd w:id="12"/>
     </w:p>
     <w:p>
-      <w:r>
+      <w:pPr>
+        <w:pStyle w:val="Normal"/>
+        <w:rPr/>
+      </w:pPr>
+      <w:r>
+        <w:rPr/>
         <w:tab/>
       </w:r>
       <w:r>
-        <w:t>曲が始まると思いきや、いきなりハイパワーなフレーズで叩いてくる。そんなイントロのように思われます。メロディーのリズムが八分音符主体で、音程も素早く上下するので、（初手が</w:t>
-      </w:r>
-      <w:r>
+        <w:rPr/>
+        <w:t>曲が始まると思いきや、いきなりハイパワーなフレーズで叩いきて、プレイヤー・リスナーの注意を引きつける。メロディーのリズムが八分音符主体で、音程も素早く上下するので、（初手が</w:t>
+      </w:r>
+      <w:r>
+        <w:rPr/>
         <w:t>C#m</w:t>
       </w:r>
       <w:r>
+        <w:rPr/>
         <w:t>アルペジオであったり）あまりなめらかなメロディーではなく、耳で追いづらいのが特徴です。その後ろにあるコードは音階を素早く下がり下がりしたり上がり上がりしたりする。（図</w:t>
       </w:r>
       <w:r>
+        <w:rPr/>
         <w:fldChar w:fldCharType="begin"/>
       </w:r>
       <w:r>
@@ -1320,42 +1388,46 @@
         <w:fldChar w:fldCharType="end"/>
       </w:r>
       <w:r>
+        <w:rPr/>
         <w:t>）混沌とした感じや、あるいは今から何かが始まりそうな予感を植え付けるために効果的な、東方原曲でよくあるパターンですね。</w:t>
       </w:r>
     </w:p>
     <w:p>
-      <w:r>
+      <w:pPr>
+        <w:pStyle w:val="Normal"/>
+        <w:rPr/>
+      </w:pPr>
+      <w:r>
+        <w:rPr/>
         <w:tab/>
       </w:r>
       <w:r>
+        <w:rPr/>
         <w:t>でも、こんな印象強いイントロから、どのようにして綺麗なピアノが鳴り響く</w:t>
       </w:r>
       <w:r>
+        <w:rPr/>
         <w:t>B</w:t>
       </w:r>
       <w:r>
+        <w:rPr/>
         <w:t>メロまで移動するのでしょうか。このままではつながりませんね。そのために、</w:t>
       </w:r>
       <w:r>
+        <w:rPr/>
         <w:t>Z</w:t>
       </w:r>
       <w:r>
+        <w:rPr/>
         <w:t>氏はイントロと</w:t>
       </w:r>
       <w:r>
+        <w:rPr/>
         <w:t>B</w:t>
       </w:r>
       <w:r>
-        <w:t>メロの間に一つセクションを置いて</w:t>
-      </w:r>
-      <w:r>
-        <w:rPr>
-          <w:rFonts w:hint="eastAsia"/>
-        </w:rPr>
-        <w:t>い</w:t>
-      </w:r>
-      <w:r>
-        <w:t>るようです。続けてみてみましょう。</w:t>
+        <w:rPr/>
+        <w:t>メロの間に一つセクションを置いているようです。続けてみてみましょう。</w:t>
       </w:r>
     </w:p>
     <w:p>
@@ -1378,88 +1450,82 @@
         <w:rPr>
           <w:rStyle w:val="FootnoteAnchor"/>
         </w:rPr>
-        <w:footnoteReference w:id="2"/>
-      </w:r>
-      <w:r>
-        <w:t xml:space="preserve">　（公式音源</w:t>
-      </w:r>
-      <w:r>
-        <w:rPr>
-          <w:rFonts w:hint="eastAsia"/>
-        </w:rPr>
-        <w:t>0</w:t>
-      </w:r>
-      <w:r>
-        <w:t>:</w:t>
-      </w:r>
-      <w:r>
-        <w:rPr>
-          <w:rFonts w:hint="eastAsia"/>
-        </w:rPr>
-        <w:t>25</w:t>
-      </w:r>
-      <w:r>
-        <w:t>~</w:t>
-      </w:r>
-      <w:r>
+        <w:footnoteReference w:id="3"/>
+      </w:r>
+      <w:r>
+        <w:rPr/>
+        <w:t>　（公式音源</w:t>
+      </w:r>
+      <w:r>
+        <w:rPr/>
+        <w:t>0:25~</w:t>
+      </w:r>
+      <w:r>
+        <w:rPr/>
         <w:t>）</w:t>
       </w:r>
     </w:p>
     <w:p>
       <w:pPr>
+        <w:pStyle w:val="Normal"/>
         <w:rPr>
           <w:lang w:val="en-GB"/>
         </w:rPr>
       </w:pPr>
       <w:r>
+        <w:rPr/>
         <w:tab/>
       </w:r>
       <w:r>
+        <w:rPr/>
         <w:t>混沌としたイントロと明瞭な</w:t>
       </w:r>
       <w:r>
+        <w:rPr/>
         <w:t>B</w:t>
       </w:r>
       <w:r>
+        <w:rPr/>
         <w:t>メロをつなぐために、</w:t>
       </w:r>
       <w:r>
+        <w:rPr/>
         <w:t>Z</w:t>
       </w:r>
       <w:r>
+        <w:rPr/>
         <w:t>氏はここでブリッジ、つまり間奏のような、過渡的なセクションを配置したように思われます。具体的にどういうことかというと、</w:t>
       </w:r>
       <w:r>
+        <w:rPr/>
         <w:t>1.</w:t>
       </w:r>
       <w:r>
+        <w:rPr/>
         <w:t>メロディー性を希薄にする、</w:t>
       </w:r>
       <w:r>
+        <w:rPr/>
         <w:t xml:space="preserve">2. </w:t>
       </w:r>
       <w:r>
-        <w:t>リスナーの調性感覚を不安定化することによって、セクションを繋げやすくするということです。例えると、ラーメンを食べた</w:t>
-      </w:r>
-      <w:r>
-        <w:lastRenderedPageBreak/>
-        <w:t>後、アイスを食べる前に一回水を飲んでラーメンの後味を中和しておくようなイメージです。</w:t>
+        <w:rPr/>
+        <w:t>リスナーの調性感覚を不安定化することによって、セクションを繋げやすくするということです。例えると、ラーメンを食べた後、アイスを食べる前に一回水を飲んでラーメンの後味を中和しておくようなイメージです。</w:t>
       </w:r>
     </w:p>
     <w:p>
       <w:pPr>
+        <w:pStyle w:val="Normal"/>
         <w:rPr>
           <w:lang w:val="en-GB"/>
         </w:rPr>
       </w:pPr>
       <w:r>
-        <w:rPr>
-          <w:noProof/>
-        </w:rPr>
+        <w:rPr/>
         <mc:AlternateContent>
           <mc:Choice Requires="wps">
             <w:drawing>
-              <wp:anchor distT="635" distB="0" distL="0" distR="635" simplePos="0" relativeHeight="12" behindDoc="0" locked="0" layoutInCell="0" allowOverlap="1">
+              <wp:anchor behindDoc="0" distT="635" distB="3810" distL="0" distR="3810" simplePos="0" locked="0" layoutInCell="0" allowOverlap="1" relativeHeight="12">
                 <wp:simplePos x="0" y="0"/>
                 <wp:positionH relativeFrom="column">
                   <wp:posOffset>4358005</wp:posOffset>
@@ -1468,7 +1534,7 @@
                   <wp:posOffset>3890010</wp:posOffset>
                 </wp:positionV>
                 <wp:extent cx="2251710" cy="1280160"/>
-                <wp:effectExtent l="0" t="0" r="15240" b="15240"/>
+                <wp:effectExtent l="635" t="635" r="635" b="635"/>
                 <wp:wrapThrough wrapText="largest">
                   <wp:wrapPolygon edited="0">
                     <wp:start x="0" y="0"/>
@@ -1478,8 +1544,7 @@
                     <wp:lineTo x="0" y="0"/>
                   </wp:wrapPolygon>
                 </wp:wrapThrough>
-                <wp:docPr id="13" name="Text Frame 1"/>
-                <wp:cNvGraphicFramePr/>
+                <wp:docPr id="9" name="Text Frame 1"/>
                 <a:graphic xmlns:a="http://schemas.openxmlformats.org/drawingml/2006/main">
                   <a:graphicData uri="http://schemas.microsoft.com/office/word/2010/wordprocessingShape">
                     <wps:wsp>
@@ -1487,13 +1552,13 @@
                       <wps:spPr>
                         <a:xfrm>
                           <a:off x="0" y="0"/>
-                          <a:ext cx="2251710" cy="1280160"/>
+                          <a:ext cx="2251800" cy="1280160"/>
                         </a:xfrm>
                         <a:prstGeom prst="rect">
                           <a:avLst/>
                         </a:prstGeom>
                         <a:solidFill>
-                          <a:srgbClr val="FFF5CE"/>
+                          <a:srgbClr val="fff5ce"/>
                         </a:solidFill>
                         <a:ln w="0">
                           <a:solidFill>
@@ -1505,15 +1570,9 @@
                         </a:ln>
                       </wps:spPr>
                       <wps:style>
-                        <a:lnRef idx="0">
-                          <a:scrgbClr r="0" g="0" b="0"/>
-                        </a:lnRef>
-                        <a:fillRef idx="0">
-                          <a:scrgbClr r="0" g="0" b="0"/>
-                        </a:fillRef>
-                        <a:effectRef idx="0">
-                          <a:scrgbClr r="0" g="0" b="0"/>
-                        </a:effectRef>
+                        <a:lnRef idx="0"/>
+                        <a:fillRef idx="0"/>
+                        <a:effectRef idx="0"/>
                         <a:fontRef idx="minor"/>
                       </wps:style>
                       <wps:txbx>
@@ -1521,8 +1580,8 @@
                           <w:p>
                             <w:pPr>
                               <w:pStyle w:val="FrameContents"/>
-                              <w:overflowPunct w:val="0"/>
-                              <w:spacing w:after="0" w:line="240" w:lineRule="auto"/>
+                              <w:overflowPunct w:val="true"/>
+                              <w:spacing w:lineRule="auto" w:line="240" w:before="0" w:after="0"/>
                               <w:rPr>
                                 <w:color w:val="000000"/>
                               </w:rPr>
@@ -1538,8 +1597,8 @@
                           <w:p>
                             <w:pPr>
                               <w:pStyle w:val="FrameContents"/>
-                              <w:overflowPunct w:val="0"/>
-                              <w:spacing w:after="0" w:line="240" w:lineRule="auto"/>
+                              <w:overflowPunct w:val="true"/>
+                              <w:spacing w:lineRule="auto" w:line="240" w:before="0" w:after="0"/>
                               <w:rPr>
                                 <w:color w:val="000000"/>
                               </w:rPr>
@@ -1548,34 +1607,20 @@
                               <w:rPr>
                                 <w:color w:val="000000"/>
                               </w:rPr>
-                              <w:t>ルートと五度のみでつくった、メジャーコードなのかマイナーコードなのかが</w:t>
-                            </w:r>
-                            <w:r>
-                              <w:rPr>
-                                <w:rFonts w:hint="eastAsia"/>
-                                <w:color w:val="000000"/>
-                              </w:rPr>
-                              <w:t>曖昧な</w:t>
-                            </w:r>
-                            <w:r>
-                              <w:rPr>
-                                <w:color w:val="000000"/>
-                              </w:rPr>
-                              <w:t>もの</w:t>
+                              <w:t>ルートと五度のみでつくった、メジャーコードなのかマイナーコードなのかが曖昧なもの</w:t>
                             </w:r>
                           </w:p>
                           <w:p>
                             <w:pPr>
                               <w:pStyle w:val="FrameContents"/>
-                              <w:overflowPunct w:val="0"/>
-                              <w:spacing w:after="0" w:line="240" w:lineRule="auto"/>
+                              <w:overflowPunct w:val="true"/>
+                              <w:spacing w:lineRule="auto" w:line="240" w:before="0" w:after="0"/>
                               <w:rPr>
                                 <w:color w:val="000000"/>
                               </w:rPr>
                             </w:pPr>
                             <w:r>
                               <w:rPr>
-                                <w:rFonts w:hint="eastAsia"/>
                                 <w:color w:val="000000"/>
                               </w:rPr>
                               <w:t>ギター音楽でよくみる</w:t>
@@ -1583,28 +1628,27 @@
                           </w:p>
                         </w:txbxContent>
                       </wps:txbx>
-                      <wps:bodyPr wrap="square" lIns="109800" tIns="54720" rIns="109800" bIns="109800" anchor="t">
+                      <wps:bodyPr lIns="109800" rIns="109800" tIns="54720" bIns="109800" anchor="t">
                         <a:noAutofit/>
                       </wps:bodyPr>
                     </wps:wsp>
                   </a:graphicData>
                 </a:graphic>
-                <wp14:sizeRelV relativeFrom="margin">
-                  <wp14:pctHeight>0</wp14:pctHeight>
-                </wp14:sizeRelV>
               </wp:anchor>
             </w:drawing>
           </mc:Choice>
           <mc:Fallback>
             <w:pict>
-              <v:rect id="Text Frame 1" o:spid="_x0000_s1028" style="position:absolute;margin-left:343.15pt;margin-top:306.3pt;width:177.3pt;height:100.8pt;z-index:12;visibility:visible;mso-wrap-style:square;mso-height-percent:0;mso-wrap-distance-left:0;mso-wrap-distance-top:.05pt;mso-wrap-distance-right:.05pt;mso-wrap-distance-bottom:0;mso-position-horizontal:absolute;mso-position-horizontal-relative:text;mso-position-vertical:absolute;mso-position-vertical-relative:text;mso-height-percent:0;mso-height-relative:margin;v-text-anchor:top" o:gfxdata="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" o:allowincell="f" fillcolor="#fff5ce" strokeweight="0">
-                <v:textbox inset="3.05mm,1.52mm,3.05mm,3.05mm">
+              <v:rect id="shape_0" ID="Text Frame 1" path="m0,0l-2147483645,0l-2147483645,-2147483646l0,-2147483646xe" fillcolor="#fff5ce" stroked="t" o:allowincell="f" style="position:absolute;margin-left:343.15pt;margin-top:306.3pt;width:177.25pt;height:100.75pt;mso-wrap-style:square;v-text-anchor:top">
+                <v:fill o:detectmouseclick="t" type="solid" color2="#000a31"/>
+                <v:stroke color="black" dashstyle="longdash" joinstyle="round" endcap="flat"/>
+                <v:textbox>
                   <w:txbxContent>
                     <w:p>
                       <w:pPr>
                         <w:pStyle w:val="FrameContents"/>
-                        <w:overflowPunct w:val="0"/>
-                        <w:spacing w:after="0" w:line="240" w:lineRule="auto"/>
+                        <w:overflowPunct w:val="true"/>
+                        <w:spacing w:lineRule="auto" w:line="240" w:before="0" w:after="0"/>
                         <w:rPr>
                           <w:color w:val="000000"/>
                         </w:rPr>
@@ -1620,8 +1664,8 @@
                     <w:p>
                       <w:pPr>
                         <w:pStyle w:val="FrameContents"/>
-                        <w:overflowPunct w:val="0"/>
-                        <w:spacing w:after="0" w:line="240" w:lineRule="auto"/>
+                        <w:overflowPunct w:val="true"/>
+                        <w:spacing w:lineRule="auto" w:line="240" w:before="0" w:after="0"/>
                         <w:rPr>
                           <w:color w:val="000000"/>
                         </w:rPr>
@@ -1630,34 +1674,20 @@
                         <w:rPr>
                           <w:color w:val="000000"/>
                         </w:rPr>
-                        <w:t>ルートと五度のみでつくった、メジャーコードなのかマイナーコードなのかが</w:t>
-                      </w:r>
-                      <w:r>
-                        <w:rPr>
-                          <w:rFonts w:hint="eastAsia"/>
-                          <w:color w:val="000000"/>
-                        </w:rPr>
-                        <w:t>曖昧な</w:t>
-                      </w:r>
-                      <w:r>
-                        <w:rPr>
-                          <w:color w:val="000000"/>
-                        </w:rPr>
-                        <w:t>もの</w:t>
+                        <w:t>ルートと五度のみでつくった、メジャーコードなのかマイナーコードなのかが曖昧なもの</w:t>
                       </w:r>
                     </w:p>
                     <w:p>
                       <w:pPr>
                         <w:pStyle w:val="FrameContents"/>
-                        <w:overflowPunct w:val="0"/>
-                        <w:spacing w:after="0" w:line="240" w:lineRule="auto"/>
+                        <w:overflowPunct w:val="true"/>
+                        <w:spacing w:lineRule="auto" w:line="240" w:before="0" w:after="0"/>
                         <w:rPr>
                           <w:color w:val="000000"/>
                         </w:rPr>
                       </w:pPr>
                       <w:r>
                         <w:rPr>
-                          <w:rFonts w:hint="eastAsia"/>
                           <w:color w:val="000000"/>
                         </w:rPr>
                         <w:t>ギター音楽でよくみる</w:t>
@@ -1665,55 +1695,33 @@
                     </w:p>
                   </w:txbxContent>
                 </v:textbox>
-                <w10:wrap type="through" side="largest"/>
+                <w10:wrap type="square" side="largest"/>
               </v:rect>
             </w:pict>
           </mc:Fallback>
         </mc:AlternateContent>
-      </w:r>
-      <w:r>
         <w:tab/>
       </w:r>
       <w:r>
+        <w:rPr/>
         <w:t>メロディー性を下げるといっても、どういうことなのか。具体的にみていくと（</w:t>
       </w:r>
       <w:r>
-        <w:fldChar w:fldCharType="begin"/>
-      </w:r>
-      <w:r>
-        <w:instrText xml:space="preserve"> REF _Ref184933719 \h </w:instrText>
-      </w:r>
-      <w:r>
-        <w:fldChar w:fldCharType="separate"/>
-      </w:r>
-      <w:r>
-        <w:rPr>
-          <w:rFonts w:cs="Noto Sans Devanagari"/>
-          <w:sz w:val="24"/>
-          <w:szCs w:val="24"/>
-        </w:rPr>
-        <w:t>図</w:t>
-      </w:r>
-      <w:r>
-        <w:t xml:space="preserve"> 3</w:t>
-      </w:r>
-      <w:r>
-        <w:fldChar w:fldCharType="end"/>
-      </w:r>
-      <w:r>
-        <w:t>）、まず、音数が圧倒的に少なくなっております。八分音符を極めていたイントロと違い、ここでは音の長さがたっぷりとあります。特に</w:t>
-      </w:r>
-      <w:r>
+        <w:rPr/>
+      </w:r>
+      <w:r>
+        <w:rPr/>
+        <w:t>）、まず、音数が圧倒的に少なくなっております。八分音符を極めていたイントロと違い、ここでは音の長さがたっぷりとってあり、特に</w:t>
+      </w:r>
+      <w:r>
+        <w:rPr/>
         <w:t>1</w:t>
       </w:r>
       <w:r>
-        <w:rPr>
-          <w:noProof/>
-        </w:rPr>
         <mc:AlternateContent>
           <mc:Choice Requires="wps">
             <w:drawing>
-              <wp:anchor distT="0" distB="0" distL="0" distR="0" simplePos="0" relativeHeight="17" behindDoc="0" locked="0" layoutInCell="0" allowOverlap="1">
+              <wp:anchor behindDoc="0" distT="0" distB="0" distL="0" distR="0" simplePos="0" locked="0" layoutInCell="0" allowOverlap="1" relativeHeight="17">
                 <wp:simplePos x="0" y="0"/>
                 <wp:positionH relativeFrom="column">
                   <wp:posOffset>36830</wp:posOffset>
@@ -1724,8 +1732,7 @@
                 <wp:extent cx="5612130" cy="2104390"/>
                 <wp:effectExtent l="0" t="0" r="0" b="0"/>
                 <wp:wrapSquare wrapText="largest"/>
-                <wp:docPr id="9" name="Frame3"/>
-                <wp:cNvGraphicFramePr/>
+                <wp:docPr id="11" name="Frame3"/>
                 <a:graphic xmlns:a="http://schemas.openxmlformats.org/drawingml/2006/main">
                   <a:graphicData uri="http://schemas.microsoft.com/office/word/2010/wordprocessingShape">
                     <wps:wsp>
@@ -1739,22 +1746,16 @@
                           <a:avLst/>
                         </a:prstGeom>
                         <a:solidFill>
-                          <a:srgbClr val="FFFFFF"/>
+                          <a:srgbClr val="ffffff"/>
                         </a:solidFill>
                         <a:ln w="0">
                           <a:noFill/>
                         </a:ln>
                       </wps:spPr>
                       <wps:style>
-                        <a:lnRef idx="0">
-                          <a:scrgbClr r="0" g="0" b="0"/>
-                        </a:lnRef>
-                        <a:fillRef idx="0">
-                          <a:scrgbClr r="0" g="0" b="0"/>
-                        </a:fillRef>
-                        <a:effectRef idx="0">
-                          <a:scrgbClr r="0" g="0" b="0"/>
-                        </a:effectRef>
+                        <a:lnRef idx="0"/>
+                        <a:fillRef idx="0"/>
+                        <a:effectRef idx="0"/>
                         <a:fontRef idx="minor"/>
                       </wps:style>
                       <wps:txbx>
@@ -1762,22 +1763,24 @@
                           <w:p>
                             <w:pPr>
                               <w:pStyle w:val="Figure"/>
+                              <w:spacing w:before="120" w:after="120"/>
                               <w:jc w:val="center"/>
                               <w:rPr>
-                                <w:i w:val="0"/>
-                                <w:iCs w:val="0"/>
+                                <w:i w:val="false"/>
+                                <w:i w:val="false"/>
+                                <w:iCs w:val="false"/>
                               </w:rPr>
                             </w:pPr>
                             <w:bookmarkStart w:id="17" w:name="_Ref184933719"/>
                             <w:r>
                               <w:rPr>
-                                <w:noProof/>
+                                <w:color w:val="000000"/>
                               </w:rPr>
                               <w:drawing>
                                 <wp:inline distT="0" distB="0" distL="0" distR="0">
                                   <wp:extent cx="5612130" cy="1713865"/>
                                   <wp:effectExtent l="0" t="0" r="0" b="0"/>
-                                  <wp:docPr id="11" name="Image6"/>
+                                  <wp:docPr id="13" name="Image6" descr=""/>
                                   <wp:cNvGraphicFramePr>
                                     <a:graphicFrameLocks xmlns:a="http://schemas.openxmlformats.org/drawingml/2006/main" noChangeAspect="1"/>
                                   </wp:cNvGraphicFramePr>
@@ -1785,13 +1788,13 @@
                                     <a:graphicData uri="http://schemas.openxmlformats.org/drawingml/2006/picture">
                                       <pic:pic xmlns:pic="http://schemas.openxmlformats.org/drawingml/2006/picture">
                                         <pic:nvPicPr>
-                                          <pic:cNvPr id="11" name="Image6"/>
+                                          <pic:cNvPr id="13" name="Image6" descr=""/>
                                           <pic:cNvPicPr>
                                             <a:picLocks noChangeAspect="1" noChangeArrowheads="1"/>
                                           </pic:cNvPicPr>
                                         </pic:nvPicPr>
                                         <pic:blipFill>
-                                          <a:blip r:embed="rId10"/>
+                                          <a:blip r:embed="rId6"/>
                                           <a:stretch>
                                             <a:fillRect/>
                                           </a:stretch>
@@ -1813,51 +1816,50 @@
                             </w:r>
                             <w:r>
                               <w:rPr>
-                                <w:i w:val="0"/>
-                                <w:iCs w:val="0"/>
-                              </w:rPr>
-                              <w:t>図</w:t>
-                            </w:r>
-                            <w:r>
-                              <w:rPr>
-                                <w:i w:val="0"/>
-                                <w:iCs w:val="0"/>
-                              </w:rPr>
-                              <w:t xml:space="preserve"> </w:t>
+                                <w:i w:val="false"/>
+                                <w:iCs w:val="false"/>
+                                <w:color w:val="000000"/>
+                              </w:rPr>
+                              <w:t xml:space="preserve">図 </w:t>
                             </w:r>
                             <w:bookmarkStart w:id="18" w:name="Ref_Figure2_number_only"/>
                             <w:r>
                               <w:rPr>
-                                <w:i w:val="0"/>
-                                <w:iCs w:val="0"/>
+                                <w:i w:val="false"/>
+                                <w:iCs w:val="false"/>
+                                <w:color w:val="000000"/>
                               </w:rPr>
                               <w:fldChar w:fldCharType="begin"/>
                             </w:r>
                             <w:r>
                               <w:rPr>
-                                <w:i w:val="0"/>
-                                <w:iCs w:val="0"/>
+                                <w:i w:val="false"/>
+                                <w:iCs w:val="false"/>
+                                <w:color w:val="000000"/>
                               </w:rPr>
                               <w:instrText xml:space="preserve"> SEQ Figure \* ARABIC </w:instrText>
                             </w:r>
                             <w:r>
                               <w:rPr>
-                                <w:i w:val="0"/>
-                                <w:iCs w:val="0"/>
+                                <w:i w:val="false"/>
+                                <w:iCs w:val="false"/>
+                                <w:color w:val="000000"/>
                               </w:rPr>
                               <w:fldChar w:fldCharType="separate"/>
                             </w:r>
                             <w:r>
                               <w:rPr>
-                                <w:i w:val="0"/>
-                                <w:iCs w:val="0"/>
+                                <w:i w:val="false"/>
+                                <w:iCs w:val="false"/>
+                                <w:color w:val="000000"/>
                               </w:rPr>
                               <w:t>3</w:t>
                             </w:r>
                             <w:r>
                               <w:rPr>
-                                <w:i w:val="0"/>
-                                <w:iCs w:val="0"/>
+                                <w:i w:val="false"/>
+                                <w:iCs w:val="false"/>
+                                <w:color w:val="000000"/>
                               </w:rPr>
                               <w:fldChar w:fldCharType="end"/>
                             </w:r>
@@ -1865,22 +1867,24 @@
                             <w:bookmarkEnd w:id="18"/>
                             <w:r>
                               <w:rPr>
-                                <w:i w:val="0"/>
-                                <w:iCs w:val="0"/>
+                                <w:i w:val="false"/>
+                                <w:iCs w:val="false"/>
+                                <w:color w:val="000000"/>
                               </w:rPr>
                               <w:t xml:space="preserve">: </w:t>
                             </w:r>
                             <w:r>
                               <w:rPr>
-                                <w:i w:val="0"/>
-                                <w:iCs w:val="0"/>
+                                <w:i w:val="false"/>
+                                <w:iCs w:val="false"/>
+                                <w:color w:val="000000"/>
                               </w:rPr>
                               <w:t>ブリッジ譜</w:t>
                             </w:r>
                           </w:p>
                         </w:txbxContent>
                       </wps:txbx>
-                      <wps:bodyPr lIns="0" tIns="0" rIns="0" bIns="0" anchor="t">
+                      <wps:bodyPr lIns="0" rIns="0" tIns="0" bIns="0" anchor="t">
                         <a:noAutofit/>
                       </wps:bodyPr>
                     </wps:wsp>
@@ -1891,28 +1895,32 @@
           </mc:Choice>
           <mc:Fallback>
             <w:pict>
-              <v:rect id="Frame3" o:spid="_x0000_s1029" style="position:absolute;margin-left:2.9pt;margin-top:-5.9pt;width:441.9pt;height:165.7pt;z-index:17;visibility:visible;mso-wrap-style:square;mso-wrap-distance-left:0;mso-wrap-distance-top:0;mso-wrap-distance-right:0;mso-wrap-distance-bottom:0;mso-position-horizontal:absolute;mso-position-horizontal-relative:text;mso-position-vertical:absolute;mso-position-vertical-relative:text;v-text-anchor:top" o:gfxdata="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" o:allowincell="f" stroked="f" strokeweight="0">
-                <v:textbox inset="0,0,0,0">
+              <v:rect id="shape_0" ID="Frame3" path="m0,0l-2147483645,0l-2147483645,-2147483646l0,-2147483646xe" fillcolor="white" stroked="f" o:allowincell="f" style="position:absolute;margin-left:2.9pt;margin-top:-5.9pt;width:441.85pt;height:165.65pt;mso-wrap-style:square;v-text-anchor:top">
+                <v:fill o:detectmouseclick="t" type="solid" color2="black"/>
+                <v:stroke color="#3465a4" joinstyle="round" endcap="flat"/>
+                <v:textbox>
                   <w:txbxContent>
                     <w:p>
                       <w:pPr>
                         <w:pStyle w:val="Figure"/>
+                        <w:spacing w:before="120" w:after="120"/>
                         <w:jc w:val="center"/>
                         <w:rPr>
-                          <w:i w:val="0"/>
-                          <w:iCs w:val="0"/>
+                          <w:i w:val="false"/>
+                          <w:i w:val="false"/>
+                          <w:iCs w:val="false"/>
                         </w:rPr>
                       </w:pPr>
                       <w:bookmarkStart w:id="19" w:name="_Ref184933719"/>
                       <w:r>
                         <w:rPr>
-                          <w:noProof/>
+                          <w:color w:val="000000"/>
                         </w:rPr>
                         <w:drawing>
                           <wp:inline distT="0" distB="0" distL="0" distR="0">
                             <wp:extent cx="5612130" cy="1713865"/>
                             <wp:effectExtent l="0" t="0" r="0" b="0"/>
-                            <wp:docPr id="11" name="Image6"/>
+                            <wp:docPr id="14" name="Image6" descr=""/>
                             <wp:cNvGraphicFramePr>
                               <a:graphicFrameLocks xmlns:a="http://schemas.openxmlformats.org/drawingml/2006/main" noChangeAspect="1"/>
                             </wp:cNvGraphicFramePr>
@@ -1920,13 +1928,13 @@
                               <a:graphicData uri="http://schemas.openxmlformats.org/drawingml/2006/picture">
                                 <pic:pic xmlns:pic="http://schemas.openxmlformats.org/drawingml/2006/picture">
                                   <pic:nvPicPr>
-                                    <pic:cNvPr id="11" name="Image6"/>
+                                    <pic:cNvPr id="14" name="Image6" descr=""/>
                                     <pic:cNvPicPr>
                                       <a:picLocks noChangeAspect="1" noChangeArrowheads="1"/>
                                     </pic:cNvPicPr>
                                   </pic:nvPicPr>
                                   <pic:blipFill>
-                                    <a:blip r:embed="rId10"/>
+                                    <a:blip r:embed="rId7"/>
                                     <a:stretch>
                                       <a:fillRect/>
                                     </a:stretch>
@@ -1948,51 +1956,50 @@
                       </w:r>
                       <w:r>
                         <w:rPr>
-                          <w:i w:val="0"/>
-                          <w:iCs w:val="0"/>
-                        </w:rPr>
-                        <w:t>図</w:t>
-                      </w:r>
-                      <w:r>
-                        <w:rPr>
-                          <w:i w:val="0"/>
-                          <w:iCs w:val="0"/>
-                        </w:rPr>
-                        <w:t xml:space="preserve"> </w:t>
+                          <w:i w:val="false"/>
+                          <w:iCs w:val="false"/>
+                          <w:color w:val="000000"/>
+                        </w:rPr>
+                        <w:t xml:space="preserve">図 </w:t>
                       </w:r>
                       <w:bookmarkStart w:id="20" w:name="Ref_Figure2_number_only"/>
                       <w:r>
                         <w:rPr>
-                          <w:i w:val="0"/>
-                          <w:iCs w:val="0"/>
+                          <w:i w:val="false"/>
+                          <w:iCs w:val="false"/>
+                          <w:color w:val="000000"/>
                         </w:rPr>
                         <w:fldChar w:fldCharType="begin"/>
                       </w:r>
                       <w:r>
                         <w:rPr>
-                          <w:i w:val="0"/>
-                          <w:iCs w:val="0"/>
+                          <w:i w:val="false"/>
+                          <w:iCs w:val="false"/>
+                          <w:color w:val="000000"/>
                         </w:rPr>
                         <w:instrText xml:space="preserve"> SEQ Figure \* ARABIC </w:instrText>
                       </w:r>
                       <w:r>
                         <w:rPr>
-                          <w:i w:val="0"/>
-                          <w:iCs w:val="0"/>
+                          <w:i w:val="false"/>
+                          <w:iCs w:val="false"/>
+                          <w:color w:val="000000"/>
                         </w:rPr>
                         <w:fldChar w:fldCharType="separate"/>
                       </w:r>
                       <w:r>
                         <w:rPr>
-                          <w:i w:val="0"/>
-                          <w:iCs w:val="0"/>
+                          <w:i w:val="false"/>
+                          <w:iCs w:val="false"/>
+                          <w:color w:val="000000"/>
                         </w:rPr>
                         <w:t>3</w:t>
                       </w:r>
                       <w:r>
                         <w:rPr>
-                          <w:i w:val="0"/>
-                          <w:iCs w:val="0"/>
+                          <w:i w:val="false"/>
+                          <w:iCs w:val="false"/>
+                          <w:color w:val="000000"/>
                         </w:rPr>
                         <w:fldChar w:fldCharType="end"/>
                       </w:r>
@@ -2000,15 +2007,17 @@
                       <w:bookmarkEnd w:id="20"/>
                       <w:r>
                         <w:rPr>
-                          <w:i w:val="0"/>
-                          <w:iCs w:val="0"/>
+                          <w:i w:val="false"/>
+                          <w:iCs w:val="false"/>
+                          <w:color w:val="000000"/>
                         </w:rPr>
                         <w:t xml:space="preserve">: </w:t>
                       </w:r>
                       <w:r>
                         <w:rPr>
-                          <w:i w:val="0"/>
-                          <w:iCs w:val="0"/>
+                          <w:i w:val="false"/>
+                          <w:iCs w:val="false"/>
+                          <w:color w:val="000000"/>
                         </w:rPr>
                         <w:t>ブリッジ譜</w:t>
                       </w:r>
@@ -2022,31 +2031,27 @@
         </mc:AlternateContent>
       </w:r>
       <w:r>
-        <w:t>つ目の音は７拍分とられており、もはやメロディーと呼んでいいのかわからなくなりますね。そして次に重要なことには、メロディーに方向性がないことでもあります。メロディーだけをとってきて適当な箇所でちょんぎっても、</w:t>
-      </w:r>
-      <w:r>
-        <w:rPr>
-          <w:rFonts w:hint="eastAsia"/>
-        </w:rPr>
-        <w:t>大衆音楽の</w:t>
-      </w:r>
-      <w:r>
-        <w:t>歌の旋律みたいになにかを成し遂げたかのようなフレーズにはなりません。</w:t>
+        <w:rPr/>
+        <w:t>つ目の音は７拍分もある；もはやメロディーと呼んでいいのかわからなくなりますね。そして次に重要なことには、メロディーに方向性がないことです。メロディーだけをとってきて適当な箇所でちょんぎっても、大衆音楽の歌の旋律みたいに、なにかを成し遂げるようなフレーズにはなりません。</w:t>
       </w:r>
     </w:p>
     <w:p>
       <w:pPr>
+        <w:pStyle w:val="Normal"/>
         <w:rPr>
           <w:lang w:val="en-GB"/>
         </w:rPr>
       </w:pPr>
       <w:r>
+        <w:rPr/>
         <w:tab/>
       </w:r>
       <w:r>
+        <w:rPr/>
         <w:t>コードを取ってみると、一回目では</w:t>
       </w:r>
       <w:r>
+        <w:rPr/>
         <w:t>i</w:t>
       </w:r>
       <w:r>
@@ -2059,19 +2064,7 @@
         <w:rPr>
           <w:rFonts w:ascii="ScaleDegrees Times" w:hAnsi="ScaleDegrees Times"/>
         </w:rPr>
-        <w:t xml:space="preserve">/4 </w:t>
-      </w:r>
-      <w:r>
-        <w:rPr>
-          <w:rFonts w:ascii="ScaleDegrees Times" w:hAnsi="ScaleDegrees Times" w:hint="eastAsia"/>
-        </w:rPr>
-        <w:t xml:space="preserve"> </w:t>
-      </w:r>
-      <w:r>
-        <w:rPr>
-          <w:rFonts w:ascii="ScaleDegrees Times" w:hAnsi="ScaleDegrees Times"/>
-        </w:rPr>
-        <w:t>v</w:t>
+        <w:t>/4  v</w:t>
       </w:r>
       <w:r>
         <w:rPr>
@@ -2081,15 +2074,9 @@
       </w:r>
       <w:r>
         <w:rPr>
-          <w:rFonts w:ascii="ScaleDegrees Times" w:hAnsi="ScaleDegrees Times" w:hint="eastAsia"/>
-        </w:rPr>
-        <w:t xml:space="preserve"> </w:t>
-      </w:r>
-      <w:r>
-        <w:rPr>
-          <w:rFonts w:ascii="ScaleDegrees Times" w:hAnsi="ScaleDegrees Times"/>
-        </w:rPr>
-        <w:t xml:space="preserve"> bVI</w:t>
+          <w:rFonts w:ascii="ScaleDegrees Times" w:hAnsi="ScaleDegrees Times"/>
+        </w:rPr>
+        <w:t xml:space="preserve">  bVI</w:t>
       </w:r>
       <w:r>
         <w:rPr>
@@ -2099,15 +2086,9 @@
       </w:r>
       <w:r>
         <w:rPr>
-          <w:rFonts w:ascii="ScaleDegrees Times" w:hAnsi="ScaleDegrees Times" w:hint="eastAsia"/>
-        </w:rPr>
-        <w:t xml:space="preserve"> </w:t>
-      </w:r>
-      <w:r>
-        <w:rPr>
-          <w:rFonts w:ascii="ScaleDegrees Times" w:hAnsi="ScaleDegrees Times"/>
-        </w:rPr>
-        <w:t xml:space="preserve"> bVII</w:t>
+          <w:rFonts w:ascii="ScaleDegrees Times" w:hAnsi="ScaleDegrees Times"/>
+        </w:rPr>
+        <w:t xml:space="preserve">  bVII</w:t>
       </w:r>
       <w:r>
         <w:rPr>
@@ -2116,9 +2097,11 @@
         <w:t>5</w:t>
       </w:r>
       <w:r>
+        <w:rPr/>
         <w:t>と、パワーコードが連続しており、調性が曖昧になっています。特に</w:t>
       </w:r>
       <w:r>
+        <w:rPr/>
         <w:t>i</w:t>
       </w:r>
       <w:r>
@@ -2139,7 +2122,6 @@
         </w:rPr>
         <w:t>がおもしろく、ベースがコードから独立した音を踏んでおり、結果としてコードが</w:t>
       </w:r>
-      <w:proofErr w:type="spellStart"/>
       <w:r>
         <w:rPr>
           <w:rFonts w:ascii="ScaleDegrees Times" w:hAnsi="ScaleDegrees Times"/>
@@ -2147,11 +2129,8 @@
         <w:t>Eb</w:t>
       </w:r>
       <w:r>
-        <w:t>m</w:t>
-      </w:r>
-      <w:proofErr w:type="spellEnd"/>
-      <w:r>
-        <w:t xml:space="preserve"> (iv) </w:t>
+        <w:rPr/>
+        <w:t xml:space="preserve">m (iv) </w:t>
       </w:r>
       <w:r>
         <w:rPr>
@@ -2159,94 +2138,86 @@
         </w:rPr>
         <w:t>と</w:t>
       </w:r>
-      <w:proofErr w:type="spellStart"/>
       <w:r>
         <w:rPr>
           <w:rFonts w:ascii="ScaleDegrees Times" w:hAnsi="ScaleDegrees Times"/>
         </w:rPr>
         <w:t>Bbm</w:t>
       </w:r>
-      <w:proofErr w:type="spellEnd"/>
-      <w:r>
-        <w:t xml:space="preserve"> (</w:t>
-      </w:r>
-      <w:proofErr w:type="spellStart"/>
-      <w:r>
-        <w:t>i</w:t>
-      </w:r>
-      <w:proofErr w:type="spellEnd"/>
-      <w:r>
+      <w:r>
+        <w:rPr/>
+        <w:t xml:space="preserve"> (i) </w:t>
+      </w:r>
+      <w:r>
+        <w:rPr>
+          <w:rFonts w:ascii="ScaleDegrees Times" w:hAnsi="ScaleDegrees Times"/>
+        </w:rPr>
+        <w:t>との間の中途半端な存在となっております。（なんなら二回目では</w:t>
+      </w:r>
+      <w:r>
+        <w:rPr>
+          <w:rFonts w:ascii="ScaleDegrees Times" w:hAnsi="ScaleDegrees Times"/>
+        </w:rPr>
+        <w:t>Eb</w:t>
+      </w:r>
+      <w:r>
+        <w:rPr>
+          <w:vertAlign w:val="superscript"/>
+        </w:rPr>
+        <w:t xml:space="preserve">5 </w:t>
+      </w:r>
+      <w:r>
+        <w:rPr/>
+        <w:t>(iv</w:t>
+      </w:r>
+      <w:r>
+        <w:rPr>
+          <w:vertAlign w:val="superscript"/>
+        </w:rPr>
+        <w:t>5</w:t>
+      </w:r>
+      <w:r>
+        <w:rPr/>
         <w:t xml:space="preserve">) </w:t>
       </w:r>
       <w:r>
-        <w:rPr>
-          <w:rFonts w:ascii="ScaleDegrees Times" w:hAnsi="ScaleDegrees Times"/>
-        </w:rPr>
-        <w:t>との間の中途半端な存在となっております。（なんなら二回目では</w:t>
-      </w:r>
-      <w:r>
-        <w:rPr>
-          <w:rFonts w:ascii="ScaleDegrees Times" w:hAnsi="ScaleDegrees Times"/>
-        </w:rPr>
-        <w:t>Eb</w:t>
-      </w:r>
-      <w:r>
-        <w:rPr>
-          <w:vertAlign w:val="superscript"/>
-        </w:rPr>
-        <w:t xml:space="preserve">5 </w:t>
-      </w:r>
-      <w:r>
-        <w:t>(iv</w:t>
-      </w:r>
-      <w:r>
-        <w:rPr>
-          <w:vertAlign w:val="superscript"/>
-        </w:rPr>
-        <w:t>5</w:t>
-      </w:r>
-      <w:r>
-        <w:t xml:space="preserve">) </w:t>
-      </w:r>
-      <w:r>
-        <w:t>となっている）コードの移り変わりが速いので、コードをプロセスする時間が与えられないまま次</w:t>
-      </w:r>
-      <w:r>
-        <w:rPr>
-          <w:rFonts w:hint="eastAsia"/>
-        </w:rPr>
-        <w:t>から次のコードへと</w:t>
-      </w:r>
-      <w:r>
-        <w:t>曲が進んでしまう。減速するメロディーとは逆に、リスナーを置いてけぼりにするかのような進行構成ですね。</w:t>
+        <w:rPr/>
+        <w:t>となっている）コードの移り変わりが速いので、コードをプロセスする時間が与えられないまま次から次のコードへと曲が進んでしまう。減速するメロディーとは逆に、リスナーを置いてけぼりにするかのような進行構成ですね。</w:t>
       </w:r>
     </w:p>
     <w:p>
       <w:pPr>
+        <w:pStyle w:val="Normal"/>
         <w:rPr>
           <w:lang w:val="en-GB"/>
         </w:rPr>
       </w:pPr>
       <w:r>
+        <w:rPr/>
         <w:tab/>
       </w:r>
       <w:r>
+        <w:rPr/>
         <w:t>そして、日頃聞いている分にはあんまり気づかないかもしれないのですが、イントロとブリッジの間で転調を一回挟んでおります。イントロの最後の小節で</w:t>
       </w:r>
       <w:r>
+        <w:rPr/>
         <w:t>A</w:t>
       </w:r>
       <w:r>
+        <w:rPr/>
         <w:t>と</w:t>
       </w:r>
       <w:r>
+        <w:rPr/>
         <w:t>B</w:t>
       </w:r>
       <w:r>
+        <w:rPr/>
         <w:t>がふまれ、ブリッジの最初のコードが</w:t>
       </w:r>
-      <w:proofErr w:type="spellStart"/>
-      <w:r>
+      <w:r>
+        <w:rPr/>
         <w:t>B</w:t>
       </w:r>
       <w:r>
@@ -2256,26 +2227,31 @@
         <w:t>b</w:t>
       </w:r>
       <w:r>
+        <w:rPr/>
         <w:t>m</w:t>
       </w:r>
-      <w:proofErr w:type="spellEnd"/>
-      <w:r>
+      <w:r>
+        <w:rPr/>
         <w:t>ととれます。この</w:t>
       </w:r>
       <w:r>
+        <w:rPr/>
         <w:t>A</w:t>
       </w:r>
       <w:r>
+        <w:rPr/>
         <w:t>と</w:t>
       </w:r>
       <w:r>
+        <w:rPr/>
         <w:t>B</w:t>
       </w:r>
       <w:r>
+        <w:rPr/>
         <w:t>ですが、あとの</w:t>
       </w:r>
-      <w:proofErr w:type="spellStart"/>
-      <w:r>
+      <w:r>
+        <w:rPr/>
         <w:t>B</w:t>
       </w:r>
       <w:r>
@@ -2285,32 +2261,33 @@
         <w:t>b</w:t>
       </w:r>
       <w:r>
+        <w:rPr/>
         <w:t>m</w:t>
       </w:r>
-      <w:proofErr w:type="spellEnd"/>
-      <w:r>
-        <w:t>をそれ</w:t>
-      </w:r>
-      <w:r>
-        <w:lastRenderedPageBreak/>
-        <w:t>ぞれ下上半音で囲っているようです。メロディー開発でよく使うエンクロージャー</w:t>
+      <w:r>
+        <w:rPr/>
+        <w:t>をそれぞれ下上半音で囲っているようです。メロディー開発でよく使うエンクロージャー</w:t>
       </w:r>
       <w:r>
         <w:rPr>
           <w:rStyle w:val="FootnoteAnchor"/>
         </w:rPr>
-        <w:footnoteReference w:id="3"/>
-      </w:r>
-      <w:r>
+        <w:footnoteReference w:id="4"/>
+      </w:r>
+      <w:r>
+        <w:rPr/>
         <w:t>のコード版みたいなものですね。他の曲の中でもちょくちょくみる、</w:t>
       </w:r>
       <w:r>
+        <w:rPr/>
         <w:t>Z</w:t>
       </w:r>
       <w:r>
+        <w:rPr/>
         <w:t>氏がそれなりに使う転調の方法とも見えます。また、あくまで推測ですが、イントロでよくでてくる</w:t>
       </w:r>
       <w:r>
+        <w:rPr/>
         <w:t>A</w:t>
       </w:r>
       <w:r>
@@ -2320,9 +2297,11 @@
         <w:t>#</w:t>
       </w:r>
       <w:r>
+        <w:rPr/>
         <w:t>の音はリスナーに</w:t>
       </w:r>
       <w:r>
+        <w:rPr/>
         <w:t>B</w:t>
       </w:r>
       <w:r>
@@ -2332,36 +2311,11 @@
         <w:t>b</w:t>
       </w:r>
       <w:r>
-        <w:t>の音に慣れてもらうという狙いがあるのではないかとも</w:t>
-      </w:r>
-      <w:r>
-        <w:rPr>
-          <w:rFonts w:hint="eastAsia"/>
-        </w:rPr>
-        <w:t>仮設</w:t>
-      </w:r>
-      <w:r>
-        <w:t>できます。個人的には、</w:t>
-      </w:r>
-      <w:r>
-        <w:rPr>
-          <w:rFonts w:hint="eastAsia"/>
-        </w:rPr>
-        <w:t>そんなことをするよりも、両調で</w:t>
-      </w:r>
-      <w:r>
-        <w:rPr>
-          <w:rFonts w:hint="eastAsia"/>
-        </w:rPr>
-        <w:t>ドミナントコード</w:t>
-      </w:r>
-      <w:r>
-        <w:rPr>
-          <w:rFonts w:hint="eastAsia"/>
-        </w:rPr>
-        <w:t>としてはたらく</w:t>
-      </w:r>
-      <w:r>
+        <w:rPr/>
+        <w:t>の音に慣れてもらうという狙いがあるのではないかとも仮設できます。個人的には、そんなことをするよりも、両調でドミナントコードとしてはたらく</w:t>
+      </w:r>
+      <w:r>
+        <w:rPr/>
         <w:t>G</w:t>
       </w:r>
       <w:r>
@@ -2371,6 +2325,7 @@
         <w:t>#</w:t>
       </w:r>
       <w:r>
+        <w:rPr/>
         <w:t>7(=A</w:t>
       </w:r>
       <w:r>
@@ -2380,12 +2335,15 @@
         <w:t>b</w:t>
       </w:r>
       <w:r>
+        <w:rPr/>
         <w:t>7)</w:t>
       </w:r>
       <w:r>
+        <w:rPr/>
         <w:t>を転調前に打ったほうが手っ取り早いんじゃないかとは思いますが。さてメロディーの方はどうか。転調前最後の音は</w:t>
       </w:r>
       <w:r>
+        <w:rPr/>
         <w:t>G</w:t>
       </w:r>
       <w:r>
@@ -2395,6 +2353,7 @@
         <w:t>#</w:t>
       </w:r>
       <w:r>
+        <w:rPr/>
         <w:t>で、これは転調前では</w:t>
       </w:r>
       <w:r>
@@ -2419,85 +2378,74 @@
         <w:rPr>
           <w:rFonts w:ascii="ScaleDegrees Times" w:hAnsi="ScaleDegrees Times"/>
         </w:rPr>
-        <w:t>です。</w:t>
-      </w:r>
-      <w:r>
-        <w:rPr>
-          <w:rFonts w:ascii="ScaleDegrees Times" w:hAnsi="ScaleDegrees Times" w:hint="eastAsia"/>
-        </w:rPr>
-        <w:t>そして転調後最初の音は</w:t>
-      </w:r>
-      <w:r>
-        <w:rPr>
-          <w:rFonts w:ascii="ScaleDegrees Times" w:hAnsi="ScaleDegrees Times" w:hint="eastAsia"/>
+        <w:t>です。そして転調後最初の音は</w:t>
+      </w:r>
+      <w:r>
+        <w:rPr>
+          <w:rFonts w:ascii="ScaleDegrees Times" w:hAnsi="ScaleDegrees Times"/>
         </w:rPr>
         <w:t>F (=E#)</w:t>
       </w:r>
       <w:r>
         <w:rPr>
-          <w:rFonts w:ascii="ScaleDegrees Times" w:hAnsi="ScaleDegrees Times" w:hint="eastAsia"/>
-        </w:rPr>
-        <w:t>で、転調前では</w:t>
-      </w:r>
-      <w:r>
-        <w:rPr>
-          <w:rFonts w:ascii="ScaleDegrees Times" w:hAnsi="ScaleDegrees Times" w:hint="eastAsia"/>
-        </w:rPr>
-        <w:t xml:space="preserve"> n3</w:t>
-      </w:r>
-      <w:r>
-        <w:rPr>
-          <w:rFonts w:ascii="ScaleDegrees Times" w:hAnsi="ScaleDegrees Times" w:hint="eastAsia"/>
+          <w:rFonts w:ascii="ScaleDegrees Times" w:hAnsi="ScaleDegrees Times"/>
+        </w:rPr>
+        <w:t xml:space="preserve">で、転調前では </w:t>
+      </w:r>
+      <w:r>
+        <w:rPr>
+          <w:rFonts w:ascii="ScaleDegrees Times" w:hAnsi="ScaleDegrees Times"/>
+        </w:rPr>
+        <w:t>n3</w:t>
+      </w:r>
+      <w:r>
+        <w:rPr>
+          <w:rFonts w:ascii="ScaleDegrees Times" w:hAnsi="ScaleDegrees Times"/>
         </w:rPr>
         <w:t>、転調後では</w:t>
       </w:r>
       <w:r>
         <w:rPr>
-          <w:rFonts w:ascii="ScaleDegrees Times" w:hAnsi="ScaleDegrees Times" w:hint="eastAsia"/>
+          <w:rFonts w:ascii="ScaleDegrees Times" w:hAnsi="ScaleDegrees Times"/>
         </w:rPr>
         <w:t>5</w:t>
       </w:r>
       <w:r>
         <w:rPr>
-          <w:rFonts w:ascii="ScaleDegrees Times" w:hAnsi="ScaleDegrees Times" w:hint="eastAsia"/>
+          <w:rFonts w:ascii="ScaleDegrees Times" w:hAnsi="ScaleDegrees Times"/>
         </w:rPr>
         <w:t>です。転調後のキーにおいて</w:t>
       </w:r>
       <w:r>
         <w:rPr>
-          <w:rFonts w:ascii="ScaleDegrees Times" w:hAnsi="ScaleDegrees Times" w:hint="eastAsia"/>
-        </w:rPr>
-        <w:t>5</w:t>
-      </w:r>
-      <w:r>
-        <w:rPr>
-          <w:rFonts w:ascii="ScaleDegrees Times" w:hAnsi="ScaleDegrees Times" w:hint="eastAsia"/>
-        </w:rPr>
-        <w:t>→</w:t>
-      </w:r>
-      <w:r>
-        <w:rPr>
-          <w:rFonts w:ascii="ScaleDegrees Times" w:hAnsi="ScaleDegrees Times" w:hint="eastAsia"/>
-        </w:rPr>
-        <w:t>b7</w:t>
-      </w:r>
-      <w:r>
-        <w:rPr>
-          <w:rFonts w:ascii="ScaleDegrees Times" w:hAnsi="ScaleDegrees Times" w:hint="eastAsia"/>
+          <w:rFonts w:ascii="ScaleDegrees Times" w:hAnsi="ScaleDegrees Times"/>
+        </w:rPr>
+        <w:t>5→b7</w:t>
+      </w:r>
+      <w:r>
+        <w:rPr>
+          <w:rFonts w:ascii="ScaleDegrees Times" w:hAnsi="ScaleDegrees Times"/>
         </w:rPr>
         <w:t>とみなせば、なんやかんやで悪くはないともいえますが、あんまり調性をはっきりさせるような決定的な音選びではないのも確かです。</w:t>
       </w:r>
     </w:p>
     <w:p>
       <w:pPr>
+        <w:pStyle w:val="Normal"/>
         <w:rPr>
           <w:lang w:val="en-GB"/>
         </w:rPr>
       </w:pPr>
+      <w:r>
+        <w:rPr>
+          <w:lang w:val="en-GB"/>
+        </w:rPr>
+      </w:r>
     </w:p>
     <w:p>
       <w:pPr>
         <w:pStyle w:val="Heading2"/>
+        <w:rPr/>
       </w:pPr>
       <w:bookmarkStart w:id="21" w:name="__RefHeading___Toc190_3269620353"/>
       <w:bookmarkStart w:id="22" w:name="_Toc184402381"/>
@@ -2519,49 +2467,80 @@
       <w:bookmarkEnd w:id="22"/>
       <w:r>
         <w:rPr>
-          <w:rFonts w:hint="eastAsia"/>
           <w:b/>
           <w:bCs/>
         </w:rPr>
         <w:t xml:space="preserve"> </w:t>
       </w:r>
       <w:r>
+        <w:rPr/>
         <w:t>（公式音源</w:t>
       </w:r>
       <w:r>
-        <w:rPr>
-          <w:rFonts w:hint="eastAsia"/>
-        </w:rPr>
-        <w:t>0</w:t>
-      </w:r>
-      <w:r>
-        <w:t>:</w:t>
-      </w:r>
-      <w:r>
-        <w:rPr>
-          <w:rFonts w:hint="eastAsia"/>
-        </w:rPr>
-        <w:t>48</w:t>
-      </w:r>
-      <w:r>
-        <w:t>~</w:t>
-      </w:r>
-      <w:r>
+        <w:rPr/>
+        <w:t>0:48~</w:t>
+      </w:r>
+      <w:r>
+        <w:rPr/>
         <w:t>）</w:t>
       </w:r>
     </w:p>
     <w:p>
       <w:pPr>
+        <w:pStyle w:val="Normal"/>
         <w:ind w:firstLine="720"/>
-      </w:pPr>
-      <w:r>
-        <w:rPr>
-          <w:noProof/>
-        </w:rPr>
+        <w:rPr/>
+      </w:pPr>
+      <w:r>
+        <w:drawing>
+          <wp:anchor behindDoc="0" distT="0" distB="0" distL="114300" distR="114300" simplePos="0" locked="0" layoutInCell="0" allowOverlap="1" relativeHeight="19">
+            <wp:simplePos x="0" y="0"/>
+            <wp:positionH relativeFrom="column">
+              <wp:posOffset>3148965</wp:posOffset>
+            </wp:positionH>
+            <wp:positionV relativeFrom="paragraph">
+              <wp:posOffset>533400</wp:posOffset>
+            </wp:positionV>
+            <wp:extent cx="3482340" cy="2257425"/>
+            <wp:effectExtent l="0" t="0" r="0" b="0"/>
+            <wp:wrapSquare wrapText="bothSides"/>
+            <wp:docPr id="15" name="Picture 9" descr=""/>
+            <wp:cNvGraphicFramePr>
+              <a:graphicFrameLocks xmlns:a="http://schemas.openxmlformats.org/drawingml/2006/main" noChangeAspect="1"/>
+            </wp:cNvGraphicFramePr>
+            <a:graphic xmlns:a="http://schemas.openxmlformats.org/drawingml/2006/main">
+              <a:graphicData uri="http://schemas.openxmlformats.org/drawingml/2006/picture">
+                <pic:pic xmlns:pic="http://schemas.openxmlformats.org/drawingml/2006/picture">
+                  <pic:nvPicPr>
+                    <pic:cNvPr id="15" name="Picture 9" descr=""/>
+                    <pic:cNvPicPr>
+                      <a:picLocks noChangeAspect="1" noChangeArrowheads="1"/>
+                    </pic:cNvPicPr>
+                  </pic:nvPicPr>
+                  <pic:blipFill>
+                    <a:blip r:embed="rId8"/>
+                    <a:stretch>
+                      <a:fillRect/>
+                    </a:stretch>
+                  </pic:blipFill>
+                  <pic:spPr bwMode="auto">
+                    <a:xfrm>
+                      <a:off x="0" y="0"/>
+                      <a:ext cx="3482340" cy="2257425"/>
+                    </a:xfrm>
+                    <a:prstGeom prst="rect">
+                      <a:avLst/>
+                    </a:prstGeom>
+                  </pic:spPr>
+                </pic:pic>
+              </a:graphicData>
+            </a:graphic>
+          </wp:anchor>
+        </w:drawing>
         <mc:AlternateContent>
           <mc:Choice Requires="wps">
             <w:drawing>
-              <wp:anchor distT="0" distB="0" distL="114300" distR="114300" simplePos="0" relativeHeight="251660288" behindDoc="0" locked="0" layoutInCell="1" allowOverlap="1" wp14:anchorId="0D2F5522" wp14:editId="6BE1C04E">
+              <wp:anchor behindDoc="0" distT="0" distB="635" distL="114300" distR="114300" simplePos="0" locked="0" layoutInCell="0" allowOverlap="1" relativeHeight="20" wp14:anchorId="0D2F5522">
                 <wp:simplePos x="0" y="0"/>
                 <wp:positionH relativeFrom="column">
                   <wp:posOffset>3148965</wp:posOffset>
@@ -2569,74 +2548,75 @@
                 <wp:positionV relativeFrom="paragraph">
                   <wp:posOffset>2759710</wp:posOffset>
                 </wp:positionV>
-                <wp:extent cx="3482340" cy="635"/>
+                <wp:extent cx="3482340" cy="295910"/>
                 <wp:effectExtent l="0" t="0" r="0" b="0"/>
                 <wp:wrapSquare wrapText="bothSides"/>
-                <wp:docPr id="1162561341" name="Text Box 1"/>
-                <wp:cNvGraphicFramePr/>
+                <wp:docPr id="16" name="Text Box 1"/>
                 <a:graphic xmlns:a="http://schemas.openxmlformats.org/drawingml/2006/main">
                   <a:graphicData uri="http://schemas.microsoft.com/office/word/2010/wordprocessingShape">
                     <wps:wsp>
-                      <wps:cNvSpPr txBox="1"/>
+                      <wps:cNvSpPr/>
                       <wps:spPr>
                         <a:xfrm>
                           <a:off x="0" y="0"/>
-                          <a:ext cx="3482340" cy="635"/>
+                          <a:ext cx="3482280" cy="295920"/>
                         </a:xfrm>
                         <a:prstGeom prst="rect">
                           <a:avLst/>
                         </a:prstGeom>
                         <a:solidFill>
-                          <a:prstClr val="white"/>
+                          <a:srgbClr val="ffffff"/>
                         </a:solidFill>
-                        <a:ln>
+                        <a:ln w="0">
                           <a:noFill/>
                         </a:ln>
                       </wps:spPr>
+                      <wps:style>
+                        <a:lnRef idx="0"/>
+                        <a:fillRef idx="0"/>
+                        <a:effectRef idx="0"/>
+                        <a:fontRef idx="minor"/>
+                      </wps:style>
                       <wps:txbx>
                         <w:txbxContent>
                           <w:p>
                             <w:pPr>
-                              <w:pStyle w:val="Caption"/>
+                              <w:pStyle w:val="Caption1"/>
+                              <w:spacing w:before="120" w:after="120"/>
                               <w:jc w:val="center"/>
                               <w:rPr>
-                                <w:i w:val="0"/>
-                                <w:iCs w:val="0"/>
-                                <w:noProof/>
+                                <w:i w:val="false"/>
+                                <w:i w:val="false"/>
+                                <w:iCs w:val="false"/>
                                 <w:sz w:val="22"/>
                               </w:rPr>
                             </w:pPr>
                             <w:r>
                               <w:rPr>
-                                <w:rFonts w:hint="eastAsia"/>
-                                <w:i w:val="0"/>
-                                <w:iCs w:val="0"/>
+                                <w:i w:val="false"/>
+                                <w:iCs w:val="false"/>
                               </w:rPr>
                               <w:t>図</w:t>
                             </w:r>
                             <w:r>
                               <w:rPr>
-                                <w:rFonts w:hint="eastAsia"/>
-                                <w:i w:val="0"/>
-                                <w:iCs w:val="0"/>
+                                <w:i w:val="false"/>
+                                <w:iCs w:val="false"/>
                               </w:rPr>
                               <w:t>4: B</w:t>
                             </w:r>
                             <w:r>
                               <w:rPr>
-                                <w:rFonts w:hint="eastAsia"/>
-                                <w:i w:val="0"/>
-                                <w:iCs w:val="0"/>
+                                <w:i w:val="false"/>
+                                <w:iCs w:val="false"/>
                               </w:rPr>
                               <w:t>メロ譜</w:t>
                             </w:r>
                           </w:p>
                         </w:txbxContent>
                       </wps:txbx>
-                      <wps:bodyPr rot="0" spcFirstLastPara="0" vertOverflow="overflow" horzOverflow="overflow" vert="horz" wrap="square" lIns="0" tIns="0" rIns="0" bIns="0" numCol="1" spcCol="0" rtlCol="0" fromWordArt="0" anchor="t" anchorCtr="0" forceAA="0" compatLnSpc="1">
-                        <a:prstTxWarp prst="textNoShape">
-                          <a:avLst/>
-                        </a:prstTxWarp>
+                      <wps:bodyPr lIns="0" rIns="0" tIns="0" bIns="0" anchor="t">
+                        <a:prstTxWarp prst="textNoShape"/>
                         <a:spAutoFit/>
                       </wps:bodyPr>
                     </wps:wsp>
@@ -2647,45 +2627,41 @@
           </mc:Choice>
           <mc:Fallback>
             <w:pict>
-              <v:shapetype w14:anchorId="0D2F5522" id="_x0000_t202" coordsize="21600,21600" o:spt="202" path="m,l,21600r21600,l21600,xe">
-                <v:stroke joinstyle="miter"/>
-                <v:path gradientshapeok="t" o:connecttype="rect"/>
-              </v:shapetype>
-              <v:shape id="Text Box 1" o:spid="_x0000_s1030" type="#_x0000_t202" style="position:absolute;left:0;text-align:left;margin-left:247.95pt;margin-top:217.3pt;width:274.2pt;height:.05pt;z-index:251660288;visibility:visible;mso-wrap-style:square;mso-wrap-distance-left:9pt;mso-wrap-distance-top:0;mso-wrap-distance-right:9pt;mso-wrap-distance-bottom:0;mso-position-horizontal:absolute;mso-position-horizontal-relative:text;mso-position-vertical:absolute;mso-position-vertical-relative:text;v-text-anchor:top" o:gfxdata="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" stroked="f">
-                <v:textbox style="mso-fit-shape-to-text:t" inset="0,0,0,0">
+              <v:rect id="shape_0" ID="Text Box 1" path="m0,0l-2147483645,0l-2147483645,-2147483646l0,-2147483646xe" fillcolor="white" stroked="f" o:allowincell="f" style="position:absolute;margin-left:247.95pt;margin-top:217.3pt;width:274.15pt;height:23.25pt;mso-wrap-style:square;v-text-anchor:top" wp14:anchorId="0D2F5522">
+                <v:fill o:detectmouseclick="t" type="solid" color2="black"/>
+                <v:stroke color="#3465a4" joinstyle="round" endcap="flat"/>
+                <v:textbox>
                   <w:txbxContent>
                     <w:p>
                       <w:pPr>
-                        <w:pStyle w:val="Caption"/>
+                        <w:pStyle w:val="Caption1"/>
+                        <w:spacing w:before="120" w:after="120"/>
                         <w:jc w:val="center"/>
                         <w:rPr>
-                          <w:i w:val="0"/>
-                          <w:iCs w:val="0"/>
-                          <w:noProof/>
+                          <w:i w:val="false"/>
+                          <w:i w:val="false"/>
+                          <w:iCs w:val="false"/>
                           <w:sz w:val="22"/>
                         </w:rPr>
                       </w:pPr>
                       <w:r>
                         <w:rPr>
-                          <w:rFonts w:hint="eastAsia"/>
-                          <w:i w:val="0"/>
-                          <w:iCs w:val="0"/>
+                          <w:i w:val="false"/>
+                          <w:iCs w:val="false"/>
                         </w:rPr>
                         <w:t>図</w:t>
                       </w:r>
                       <w:r>
                         <w:rPr>
-                          <w:rFonts w:hint="eastAsia"/>
-                          <w:i w:val="0"/>
-                          <w:iCs w:val="0"/>
+                          <w:i w:val="false"/>
+                          <w:iCs w:val="false"/>
                         </w:rPr>
                         <w:t>4: B</w:t>
                       </w:r>
                       <w:r>
                         <w:rPr>
-                          <w:rFonts w:hint="eastAsia"/>
-                          <w:i w:val="0"/>
-                          <w:iCs w:val="0"/>
+                          <w:i w:val="false"/>
+                          <w:iCs w:val="false"/>
                         </w:rPr>
                         <w:t>メロ譜</w:t>
                       </w:r>
@@ -2693,316 +2669,466 @@
                   </w:txbxContent>
                 </v:textbox>
                 <w10:wrap type="square"/>
-              </v:shape>
+              </v:rect>
             </w:pict>
           </mc:Fallback>
         </mc:AlternateContent>
       </w:r>
       <w:r>
-        <w:rPr>
-          <w:rFonts w:hint="eastAsia"/>
-          <w:noProof/>
-        </w:rPr>
-        <w:drawing>
-          <wp:anchor distT="0" distB="0" distL="114300" distR="114300" simplePos="0" relativeHeight="251658240" behindDoc="0" locked="0" layoutInCell="1" allowOverlap="1">
-            <wp:simplePos x="0" y="0"/>
-            <wp:positionH relativeFrom="column">
-              <wp:posOffset>3149352</wp:posOffset>
-            </wp:positionH>
-            <wp:positionV relativeFrom="paragraph">
-              <wp:posOffset>533151</wp:posOffset>
-            </wp:positionV>
-            <wp:extent cx="3482781" cy="2257417"/>
-            <wp:effectExtent l="0" t="0" r="3810" b="0"/>
-            <wp:wrapSquare wrapText="bothSides"/>
-            <wp:docPr id="802671291" name="Picture 9"/>
-            <wp:cNvGraphicFramePr>
-              <a:graphicFrameLocks xmlns:a="http://schemas.openxmlformats.org/drawingml/2006/main" noChangeAspect="1"/>
-            </wp:cNvGraphicFramePr>
-            <a:graphic xmlns:a="http://schemas.openxmlformats.org/drawingml/2006/main">
-              <a:graphicData uri="http://schemas.openxmlformats.org/drawingml/2006/picture">
-                <pic:pic xmlns:pic="http://schemas.openxmlformats.org/drawingml/2006/picture">
-                  <pic:nvPicPr>
-                    <pic:cNvPr id="0" name="Picture 1"/>
-                    <pic:cNvPicPr>
-                      <a:picLocks noChangeAspect="1" noChangeArrowheads="1"/>
-                    </pic:cNvPicPr>
-                  </pic:nvPicPr>
-                  <pic:blipFill>
-                    <a:blip r:embed="rId11" cstate="print">
-                      <a:extLst>
-                        <a:ext uri="{28A0092B-C50C-407E-A947-70E740481C1C}">
-                          <a14:useLocalDpi xmlns:a14="http://schemas.microsoft.com/office/drawing/2010/main" val="0"/>
-                        </a:ext>
-                      </a:extLst>
-                    </a:blip>
-                    <a:srcRect/>
-                    <a:stretch>
-                      <a:fillRect/>
-                    </a:stretch>
-                  </pic:blipFill>
-                  <pic:spPr bwMode="auto">
-                    <a:xfrm>
-                      <a:off x="0" y="0"/>
-                      <a:ext cx="3482781" cy="2257417"/>
-                    </a:xfrm>
-                    <a:prstGeom prst="rect">
-                      <a:avLst/>
-                    </a:prstGeom>
-                    <a:noFill/>
-                    <a:ln>
-                      <a:noFill/>
-                    </a:ln>
-                  </pic:spPr>
-                </pic:pic>
-              </a:graphicData>
-            </a:graphic>
-          </wp:anchor>
-        </w:drawing>
-      </w:r>
-      <w:r>
-        <w:rPr>
-          <w:rFonts w:hint="eastAsia"/>
-        </w:rPr>
-        <w:t>曲の中の唯一の休憩地帯ともいえるところ。透き通ったピアノが奏でる音はそれまでのシンセと対比を成し、その裏のコードも速度を落とし、全体として落ち着いたような印象を与える。</w:t>
-      </w:r>
-      <w:r>
-        <w:rPr>
-          <w:rFonts w:hint="eastAsia"/>
-        </w:rPr>
-        <w:t>自分が</w:t>
-      </w:r>
-      <w:r>
-        <w:rPr>
-          <w:rFonts w:hint="eastAsia"/>
-        </w:rPr>
+        <w:rPr/>
+        <w:t>曲の中の唯一の休憩地帯ともいえるところ。透き通ったピアノが奏でる音はそれまでのシンセと対比を成し、その裏のコードも速度を落とし、全体として落ち着いたような印象を与える。自分が</w:t>
+      </w:r>
+      <w:r>
+        <w:rPr/>
         <w:t>Y</w:t>
       </w:r>
       <w:r>
-        <w:rPr>
-          <w:rFonts w:hint="eastAsia"/>
-        </w:rPr>
+        <w:rPr/>
         <w:t>氏と戦ってみたときはちょうど、スペカが終わってエクステが降ってきた頃合ですね。</w:t>
       </w:r>
     </w:p>
     <w:p>
       <w:pPr>
-        <w:rPr>
-          <w:rFonts w:hint="eastAsia"/>
-        </w:rPr>
-      </w:pPr>
-      <w:r>
+        <w:pStyle w:val="Normal"/>
+        <w:rPr/>
+      </w:pPr>
+      <w:r>
+        <w:rPr/>
         <w:tab/>
       </w:r>
       <w:r>
-        <w:rPr>
-          <w:rFonts w:hint="eastAsia"/>
-        </w:rPr>
+        <w:rPr/>
         <w:t>ここでのコード進行は至って単純で、東方だけではなく、ポップスやアニソンでもよくみられる、全音あがりの</w:t>
       </w:r>
-      <w:proofErr w:type="spellStart"/>
+      <w:r>
+        <w:rPr>
+          <w:rFonts w:ascii="ScaleDegrees Times" w:hAnsi="ScaleDegrees Times"/>
+        </w:rPr>
+        <w:t>bVI  bVII  i</w:t>
+      </w:r>
+      <w:r>
+        <w:rPr>
+          <w:rFonts w:ascii="ScaleDegrees Times" w:hAnsi="ScaleDegrees Times"/>
+        </w:rPr>
+        <w:t>が基本となって作られているようです。一週目では、三、四小節目の</w:t>
+      </w:r>
+      <w:r>
+        <w:rPr>
+          <w:rFonts w:ascii="ScaleDegrees Times" w:hAnsi="ScaleDegrees Times"/>
+        </w:rPr>
+        <w:t>n6 (G#)</w:t>
+      </w:r>
+      <w:r>
+        <w:rPr>
+          <w:rFonts w:ascii="ScaleDegrees Times" w:hAnsi="ScaleDegrees Times"/>
+        </w:rPr>
+        <w:t>の音が場面を一気に明るくさせます</w:t>
+      </w:r>
+      <w:r>
+        <w:rPr>
+          <w:rStyle w:val="FootnoteAnchor"/>
+          <w:rFonts w:cs="Calibri" w:cstheme="minorHAnsi"/>
+        </w:rPr>
+        <w:footnoteReference w:id="5"/>
+      </w:r>
+      <w:r>
+        <w:rPr>
+          <w:rFonts w:ascii="ScaleDegrees Times" w:hAnsi="ScaleDegrees Times"/>
+        </w:rPr>
+        <w:t>。しかし二週目に入ると、</w:t>
+      </w:r>
+      <w:r>
+        <w:rPr>
+          <w:rFonts w:ascii="ScaleDegrees Times" w:hAnsi="ScaleDegrees Times"/>
+        </w:rPr>
+        <w:t>bVII (A)</w:t>
+      </w:r>
+      <w:r>
+        <w:rPr>
+          <w:rFonts w:ascii="ScaleDegrees Times" w:hAnsi="ScaleDegrees Times"/>
+        </w:rPr>
+        <w:t>に続くと思われた</w:t>
+      </w:r>
+      <w:r>
+        <w:rPr>
+          <w:rFonts w:ascii="ScaleDegrees Times" w:hAnsi="ScaleDegrees Times"/>
+        </w:rPr>
+        <w:t>i (Bm)</w:t>
+      </w:r>
+      <w:r>
+        <w:rPr>
+          <w:rFonts w:ascii="ScaleDegrees Times" w:hAnsi="ScaleDegrees Times"/>
+        </w:rPr>
+        <w:t>はどこにもあらわれず、解決する代わりに暗い和声短音階の</w:t>
+      </w:r>
+      <w:r>
+        <w:rPr>
+          <w:rFonts w:ascii="ScaleDegrees Times" w:hAnsi="ScaleDegrees Times"/>
+        </w:rPr>
+        <w:t>n7</w:t>
+      </w:r>
+      <w:r>
+        <w:rPr>
+          <w:rFonts w:ascii="ScaleDegrees Times" w:hAnsi="ScaleDegrees Times"/>
+        </w:rPr>
+        <w:t>とその上に乗っかったドミナントコードが続き、場面が暗転。その次は勢いをさながらにしてループし、特別解決もせずに</w:t>
+      </w:r>
+      <w:r>
+        <w:rPr>
+          <w:rFonts w:ascii="ScaleDegrees Times" w:hAnsi="ScaleDegrees Times"/>
+        </w:rPr>
+        <w:t>G</w:t>
+      </w:r>
+      <w:r>
+        <w:rPr>
+          <w:rFonts w:ascii="ScaleDegrees Times" w:hAnsi="ScaleDegrees Times"/>
+        </w:rPr>
+        <w:t>に戻る。（それはそれでポップスやアニソンで聞きなれた</w:t>
+      </w:r>
+      <w:r>
+        <w:rPr>
+          <w:rFonts w:ascii="ScaleDegrees Times" w:hAnsi="ScaleDegrees Times"/>
+        </w:rPr>
+        <w:t>n7</w:t>
+      </w:r>
+      <w:r>
+        <w:rPr>
+          <w:rFonts w:ascii="ScaleDegrees Times" w:hAnsi="ScaleDegrees Times"/>
+        </w:rPr>
+        <w:t>・</w:t>
+      </w:r>
+      <w:r>
+        <w:rPr>
+          <w:rFonts w:ascii="ScaleDegrees Times" w:hAnsi="ScaleDegrees Times"/>
+        </w:rPr>
+        <w:t>V</w:t>
+      </w:r>
+      <w:r>
+        <w:rPr/>
+        <w:t>7</w:t>
+      </w:r>
+      <w:r>
+        <w:rPr/>
+        <w:t>から</w:t>
+      </w:r>
       <w:r>
         <w:rPr>
           <w:rFonts w:ascii="ScaleDegrees Times" w:hAnsi="ScaleDegrees Times"/>
         </w:rPr>
         <w:t>bVI</w:t>
       </w:r>
-      <w:proofErr w:type="spellEnd"/>
-      <w:r>
-        <w:rPr>
-          <w:rFonts w:ascii="ScaleDegrees Times" w:hAnsi="ScaleDegrees Times"/>
-        </w:rPr>
-        <w:t xml:space="preserve">  </w:t>
-      </w:r>
-      <w:proofErr w:type="spellStart"/>
-      <w:r>
-        <w:rPr>
-          <w:rFonts w:ascii="ScaleDegrees Times" w:hAnsi="ScaleDegrees Times"/>
-        </w:rPr>
-        <w:t>bVII</w:t>
-      </w:r>
-      <w:proofErr w:type="spellEnd"/>
-      <w:r>
-        <w:rPr>
-          <w:rFonts w:ascii="ScaleDegrees Times" w:hAnsi="ScaleDegrees Times"/>
-        </w:rPr>
-        <w:t xml:space="preserve">  </w:t>
-      </w:r>
-      <w:proofErr w:type="spellStart"/>
-      <w:r>
-        <w:rPr>
-          <w:rFonts w:ascii="ScaleDegrees Times" w:hAnsi="ScaleDegrees Times"/>
+      <w:r>
+        <w:rPr>
+          <w:rFonts w:ascii="ScaleDegrees Times" w:hAnsi="ScaleDegrees Times"/>
+        </w:rPr>
+        <w:t>の動きでもあるので、あまり気にならないとも言えますが。）四週目に入ると、再び</w:t>
+      </w:r>
+      <w:r>
+        <w:rPr>
+          <w:rFonts w:ascii="ScaleDegrees Times" w:hAnsi="ScaleDegrees Times"/>
+        </w:rPr>
+        <w:t>V</w:t>
+      </w:r>
+      <w:r>
+        <w:rPr>
+          <w:rFonts w:ascii="Calibri" w:hAnsi="Calibri"/>
+        </w:rPr>
+        <w:t>7</w:t>
+      </w:r>
+      <w:r>
+        <w:rPr>
+          <w:rFonts w:ascii="Calibri" w:hAnsi="Calibri"/>
+        </w:rPr>
+        <w:t>があらわれるも、</w:t>
+      </w:r>
+      <w:r>
+        <w:rPr>
+          <w:rFonts w:ascii="Calibri" w:hAnsi="Calibri"/>
         </w:rPr>
         <w:t>i</w:t>
       </w:r>
-      <w:proofErr w:type="spellEnd"/>
-      <w:r>
-        <w:rPr>
-          <w:rFonts w:ascii="ScaleDegrees Times" w:hAnsi="ScaleDegrees Times" w:hint="eastAsia"/>
-        </w:rPr>
-        <w:t>が基本となって作られているようです。一週目では、三、四小節目の</w:t>
-      </w:r>
-      <w:r>
-        <w:rPr>
-          <w:rFonts w:ascii="ScaleDegrees Times" w:hAnsi="ScaleDegrees Times" w:hint="eastAsia"/>
-        </w:rPr>
-        <w:t>n6 (G#)</w:t>
-      </w:r>
-      <w:r>
-        <w:rPr>
-          <w:rFonts w:ascii="ScaleDegrees Times" w:hAnsi="ScaleDegrees Times" w:hint="eastAsia"/>
-        </w:rPr>
-        <w:t>の音が場面を一気に明るくさせます</w:t>
-      </w:r>
-      <w:r>
-        <w:rPr>
-          <w:rStyle w:val="FootnoteReference"/>
-          <w:rFonts w:cstheme="minorHAnsi"/>
-        </w:rPr>
-        <w:footnoteReference w:id="4"/>
-      </w:r>
-      <w:r>
-        <w:rPr>
-          <w:rFonts w:ascii="ScaleDegrees Times" w:hAnsi="ScaleDegrees Times" w:hint="eastAsia"/>
-        </w:rPr>
-        <w:t>。しかし二週目に入ると、</w:t>
-      </w:r>
-      <w:proofErr w:type="spellStart"/>
-      <w:r>
-        <w:rPr>
-          <w:rFonts w:ascii="ScaleDegrees Times" w:hAnsi="ScaleDegrees Times" w:hint="eastAsia"/>
-        </w:rPr>
-        <w:t>bVII</w:t>
-      </w:r>
-      <w:proofErr w:type="spellEnd"/>
-      <w:r>
-        <w:rPr>
-          <w:rFonts w:ascii="ScaleDegrees Times" w:hAnsi="ScaleDegrees Times" w:hint="eastAsia"/>
-        </w:rPr>
-        <w:t xml:space="preserve"> (A)</w:t>
-      </w:r>
-      <w:r>
-        <w:rPr>
-          <w:rFonts w:ascii="ScaleDegrees Times" w:hAnsi="ScaleDegrees Times" w:hint="eastAsia"/>
-        </w:rPr>
-        <w:t>に続くと</w:t>
-      </w:r>
-      <w:r>
-        <w:rPr>
-          <w:rFonts w:ascii="ScaleDegrees Times" w:hAnsi="ScaleDegrees Times" w:hint="eastAsia"/>
-        </w:rPr>
-        <w:lastRenderedPageBreak/>
-        <w:t>思われた</w:t>
-      </w:r>
-      <w:proofErr w:type="spellStart"/>
-      <w:r>
-        <w:rPr>
-          <w:rFonts w:ascii="ScaleDegrees Times" w:hAnsi="ScaleDegrees Times" w:hint="eastAsia"/>
-        </w:rPr>
-        <w:t>i</w:t>
-      </w:r>
-      <w:proofErr w:type="spellEnd"/>
-      <w:r>
-        <w:rPr>
-          <w:rFonts w:ascii="ScaleDegrees Times" w:hAnsi="ScaleDegrees Times" w:hint="eastAsia"/>
-        </w:rPr>
-        <w:t xml:space="preserve"> (Bm)</w:t>
-      </w:r>
-      <w:r>
-        <w:rPr>
-          <w:rFonts w:ascii="ScaleDegrees Times" w:hAnsi="ScaleDegrees Times" w:hint="eastAsia"/>
-        </w:rPr>
-        <w:t>はどこにもあらわれず、解決する代わりに暗い和声短音階の</w:t>
-      </w:r>
-      <w:r>
-        <w:rPr>
-          <w:rFonts w:ascii="ScaleDegrees Times" w:hAnsi="ScaleDegrees Times" w:hint="eastAsia"/>
-        </w:rPr>
-        <w:t>n7</w:t>
-      </w:r>
-      <w:r>
-        <w:rPr>
-          <w:rFonts w:ascii="ScaleDegrees Times" w:hAnsi="ScaleDegrees Times" w:hint="eastAsia"/>
-        </w:rPr>
-        <w:t>とその上に乗っかったドミナントコードが続き、場面が暗転。その次は勢いをさながらにしてループし、</w:t>
-      </w:r>
-      <w:r>
-        <w:rPr>
-          <w:rFonts w:ascii="ScaleDegrees Times" w:hAnsi="ScaleDegrees Times" w:hint="eastAsia"/>
-        </w:rPr>
-        <w:t>特別解決もせずに</w:t>
-      </w:r>
-      <w:r>
-        <w:rPr>
-          <w:rFonts w:ascii="ScaleDegrees Times" w:hAnsi="ScaleDegrees Times" w:hint="eastAsia"/>
-        </w:rPr>
-        <w:t>G</w:t>
-      </w:r>
-      <w:r>
-        <w:rPr>
-          <w:rFonts w:ascii="ScaleDegrees Times" w:hAnsi="ScaleDegrees Times" w:hint="eastAsia"/>
-        </w:rPr>
-        <w:t>に戻る。</w:t>
-      </w:r>
-      <w:r>
-        <w:rPr>
-          <w:rFonts w:ascii="ScaleDegrees Times" w:hAnsi="ScaleDegrees Times" w:hint="eastAsia"/>
-        </w:rPr>
-        <w:t>それはそれでポップスやアニソンで聞きなれた</w:t>
-      </w:r>
-      <w:r>
-        <w:rPr>
-          <w:rFonts w:ascii="ScaleDegrees Times" w:hAnsi="ScaleDegrees Times" w:hint="eastAsia"/>
-        </w:rPr>
-        <w:t>n7</w:t>
-      </w:r>
-      <w:r>
-        <w:rPr>
-          <w:rFonts w:ascii="ScaleDegrees Times" w:hAnsi="ScaleDegrees Times" w:hint="eastAsia"/>
-        </w:rPr>
-        <w:t>・</w:t>
-      </w:r>
-      <w:r>
-        <w:rPr>
-          <w:rFonts w:ascii="ScaleDegrees Times" w:hAnsi="ScaleDegrees Times" w:hint="eastAsia"/>
-        </w:rPr>
-        <w:t>V</w:t>
-      </w:r>
-      <w:r>
-        <w:t>7</w:t>
-      </w:r>
-      <w:r>
-        <w:rPr>
-          <w:rFonts w:hint="eastAsia"/>
-        </w:rPr>
-        <w:t>から</w:t>
-      </w:r>
-      <w:proofErr w:type="spellStart"/>
-      <w:r>
-        <w:rPr>
-          <w:rFonts w:ascii="ScaleDegrees Times" w:hAnsi="ScaleDegrees Times"/>
-        </w:rPr>
-        <w:t>bVI</w:t>
-      </w:r>
-      <w:proofErr w:type="spellEnd"/>
-      <w:r>
-        <w:rPr>
-          <w:rFonts w:ascii="ScaleDegrees Times" w:hAnsi="ScaleDegrees Times" w:hint="eastAsia"/>
-        </w:rPr>
-        <w:t>の動きでもあるので、あまり気にならないとも言えますが。</w:t>
+      <w:r>
+        <w:rPr>
+          <w:rFonts w:ascii="Calibri" w:hAnsi="Calibri"/>
+        </w:rPr>
+        <w:t>の</w:t>
+      </w:r>
+      <w:r>
+        <w:rPr>
+          <w:rFonts w:ascii="Calibri" w:hAnsi="Calibri"/>
+        </w:rPr>
+        <w:t>Bm</w:t>
+      </w:r>
+      <w:r>
+        <w:rPr>
+          <w:rFonts w:ascii="Calibri" w:hAnsi="Calibri"/>
+        </w:rPr>
+        <w:t>に解決せず、ドラムフィルを挟んでサビに突入。</w:t>
       </w:r>
     </w:p>
     <w:p>
       <w:pPr>
-        <w:rPr>
-          <w:rFonts w:hint="eastAsia"/>
-        </w:rPr>
-      </w:pPr>
+        <w:pStyle w:val="Normal"/>
+        <w:rPr/>
+      </w:pPr>
+      <w:r>
+        <w:rPr>
+          <w:rFonts w:ascii="Calibri" w:hAnsi="Calibri"/>
+        </w:rPr>
+        <w:tab/>
+      </w:r>
+      <w:r>
+        <w:rPr>
+          <w:rFonts w:ascii="Calibri" w:hAnsi="Calibri"/>
+        </w:rPr>
+        <w:t>サビは</w:t>
+      </w:r>
+      <w:r>
+        <w:rPr>
+          <w:rFonts w:ascii="Calibri" w:hAnsi="Calibri"/>
+        </w:rPr>
+        <w:t>B</w:t>
+      </w:r>
+      <w:r>
+        <w:rPr>
+          <w:rFonts w:ascii="Calibri" w:hAnsi="Calibri"/>
+        </w:rPr>
+        <w:t>メロよりキーが全音下で、この時点で転調が入る。下への転調なので、ポップスをよく聞く人でも気づきづらい転調の種類であるうえ、不釣り合いにならないよう、スムーズに転調を果たしている。具体的にみていくと、転調前最後のコードが</w:t>
+      </w:r>
+      <w:r>
+        <w:rPr>
+          <w:rFonts w:ascii="Calibri" w:hAnsi="Calibri"/>
+        </w:rPr>
+        <w:t>F</w:t>
+      </w:r>
+      <w:r>
+        <w:rPr>
+          <w:rFonts w:ascii="ScaleDegrees Times" w:hAnsi="ScaleDegrees Times"/>
+        </w:rPr>
+        <w:t>#</w:t>
+      </w:r>
+      <w:r>
+        <w:rPr>
+          <w:rFonts w:ascii="Calibri" w:hAnsi="Calibri"/>
+        </w:rPr>
+        <w:t>7/A</w:t>
+      </w:r>
+      <w:r>
+        <w:rPr>
+          <w:rFonts w:ascii="ScaleDegrees Times" w:hAnsi="ScaleDegrees Times"/>
+        </w:rPr>
+        <w:t>#</w:t>
+      </w:r>
+      <w:r>
+        <w:rPr>
+          <w:rFonts w:ascii="ScaleDegrees Times" w:hAnsi="ScaleDegrees Times"/>
+        </w:rPr>
+        <w:t>、転調後最初のコードが</w:t>
+      </w:r>
+      <w:r>
+        <w:rPr>
+          <w:rFonts w:ascii="ScaleDegrees Times" w:hAnsi="ScaleDegrees Times"/>
+        </w:rPr>
+        <w:t>FM</w:t>
+      </w:r>
+      <w:r>
+        <w:rPr>
+          <w:rFonts w:ascii="Calibri" w:hAnsi="Calibri"/>
+        </w:rPr>
+        <w:t>7</w:t>
+      </w:r>
+      <w:r>
+        <w:rPr>
+          <w:rFonts w:ascii="ScaleDegrees Times" w:hAnsi="ScaleDegrees Times"/>
+        </w:rPr>
+        <w:t>である。</w:t>
+      </w:r>
+      <w:r>
+        <w:rPr>
+          <w:rFonts w:ascii="Calibri" w:hAnsi="Calibri"/>
+        </w:rPr>
+        <w:t>F</w:t>
+      </w:r>
+      <w:r>
+        <w:rPr>
+          <w:rFonts w:ascii="ScaleDegrees Times" w:hAnsi="ScaleDegrees Times"/>
+        </w:rPr>
+        <w:t>#</w:t>
+      </w:r>
+      <w:r>
+        <w:rPr>
+          <w:rFonts w:ascii="Calibri" w:hAnsi="Calibri"/>
+        </w:rPr>
+        <w:t>7/A</w:t>
+      </w:r>
+      <w:r>
+        <w:rPr>
+          <w:rFonts w:ascii="ScaleDegrees Times" w:hAnsi="ScaleDegrees Times"/>
+        </w:rPr>
+        <w:t>#</w:t>
+      </w:r>
+      <w:r>
+        <w:rPr>
+          <w:rFonts w:ascii="ScaleDegrees Times" w:hAnsi="ScaleDegrees Times"/>
+        </w:rPr>
+        <w:t>の中には</w:t>
+      </w:r>
+      <w:r>
+        <w:rPr>
+          <w:rFonts w:ascii="ScaleDegrees Times" w:hAnsi="ScaleDegrees Times"/>
+        </w:rPr>
+        <w:t>A#</w:t>
+      </w:r>
+      <w:r>
+        <w:rPr>
+          <w:rFonts w:ascii="ScaleDegrees Times" w:hAnsi="ScaleDegrees Times"/>
+        </w:rPr>
+        <w:t>、</w:t>
+      </w:r>
+      <w:r>
+        <w:rPr>
+          <w:rFonts w:ascii="ScaleDegrees Times" w:hAnsi="ScaleDegrees Times"/>
+        </w:rPr>
+        <w:t>E</w:t>
+      </w:r>
+      <w:r>
+        <w:rPr>
+          <w:rFonts w:ascii="ScaleDegrees Times" w:hAnsi="ScaleDegrees Times"/>
+        </w:rPr>
+        <w:t>、</w:t>
+      </w:r>
+      <w:r>
+        <w:rPr>
+          <w:rFonts w:ascii="ScaleDegrees Times" w:hAnsi="ScaleDegrees Times"/>
+        </w:rPr>
+        <w:t>F#</w:t>
+      </w:r>
+      <w:r>
+        <w:rPr>
+          <w:rFonts w:ascii="ScaleDegrees Times" w:hAnsi="ScaleDegrees Times"/>
+        </w:rPr>
+        <w:t>の音が含まれているのが肝で、</w:t>
+      </w:r>
+      <w:r>
+        <w:rPr>
+          <w:rFonts w:ascii="ScaleDegrees Times" w:hAnsi="ScaleDegrees Times"/>
+        </w:rPr>
+        <w:t>E</w:t>
+      </w:r>
+      <w:r>
+        <w:rPr>
+          <w:rFonts w:ascii="ScaleDegrees Times" w:hAnsi="ScaleDegrees Times"/>
+        </w:rPr>
+        <w:t>と</w:t>
+      </w:r>
+      <w:r>
+        <w:rPr>
+          <w:rFonts w:ascii="ScaleDegrees Times" w:hAnsi="ScaleDegrees Times"/>
+        </w:rPr>
+        <w:t>F#</w:t>
+      </w:r>
+      <w:r>
+        <w:rPr>
+          <w:rFonts w:ascii="ScaleDegrees Times" w:hAnsi="ScaleDegrees Times"/>
+        </w:rPr>
+        <w:t>が</w:t>
+      </w:r>
+      <w:r>
+        <w:rPr>
+          <w:rFonts w:ascii="ScaleDegrees Times" w:hAnsi="ScaleDegrees Times"/>
+        </w:rPr>
+        <w:t>Fn</w:t>
+      </w:r>
+      <w:r>
+        <w:rPr>
+          <w:rFonts w:ascii="ScaleDegrees Times" w:hAnsi="ScaleDegrees Times"/>
+        </w:rPr>
+        <w:t>の音を上下半音で囲っていることから、</w:t>
+      </w:r>
+      <w:r>
+        <w:rPr>
+          <w:rFonts w:ascii="ScaleDegrees Times" w:hAnsi="ScaleDegrees Times"/>
+        </w:rPr>
+        <w:t>Fn</w:t>
+      </w:r>
+      <w:r>
+        <w:rPr>
+          <w:rFonts w:ascii="ScaleDegrees Times" w:hAnsi="ScaleDegrees Times"/>
+        </w:rPr>
+        <w:t>を導く引力がつくられる。また、ベースの</w:t>
+      </w:r>
+      <w:r>
+        <w:rPr>
+          <w:rFonts w:ascii="ScaleDegrees Times" w:hAnsi="ScaleDegrees Times"/>
+        </w:rPr>
+        <w:t>A#</w:t>
+      </w:r>
+      <w:r>
+        <w:rPr>
+          <w:rFonts w:ascii="ScaleDegrees Times" w:hAnsi="ScaleDegrees Times"/>
+        </w:rPr>
+        <w:t>の音は読み替えると</w:t>
+      </w:r>
+      <w:r>
+        <w:rPr>
+          <w:rFonts w:ascii="ScaleDegrees Times" w:hAnsi="ScaleDegrees Times"/>
+        </w:rPr>
+        <w:t>Bb</w:t>
+      </w:r>
+      <w:r>
+        <w:rPr>
+          <w:rFonts w:ascii="ScaleDegrees Times" w:hAnsi="ScaleDegrees Times"/>
+        </w:rPr>
+        <w:t>でもあり、ベースが</w:t>
+      </w:r>
+      <w:r>
+        <w:rPr>
+          <w:rFonts w:ascii="ScaleDegrees Times" w:hAnsi="ScaleDegrees Times"/>
+        </w:rPr>
+        <w:t>A#</w:t>
+      </w:r>
+      <w:r>
+        <w:rPr>
+          <w:rFonts w:ascii="ScaleDegrees Times" w:hAnsi="ScaleDegrees Times"/>
+        </w:rPr>
+        <w:t>から</w:t>
+      </w:r>
+      <w:r>
+        <w:rPr>
+          <w:rFonts w:ascii="ScaleDegrees Times" w:hAnsi="ScaleDegrees Times"/>
+        </w:rPr>
+        <w:t>F</w:t>
+      </w:r>
+      <w:r>
+        <w:rPr>
+          <w:rFonts w:ascii="ScaleDegrees Times" w:hAnsi="ScaleDegrees Times"/>
+        </w:rPr>
+        <w:t>へ下がる過程で四度解決を模した。</w:t>
+      </w:r>
     </w:p>
     <w:p>
       <w:pPr>
+        <w:pStyle w:val="Normal"/>
+        <w:rPr/>
+      </w:pPr>
+      <w:r>
+        <w:rPr/>
+      </w:r>
+    </w:p>
+    <w:p>
+      <w:pPr>
+        <w:pStyle w:val="Normal"/>
+        <w:rPr/>
+      </w:pPr>
+      <w:r>
+        <w:rPr/>
+      </w:r>
+    </w:p>
+    <w:p>
+      <w:pPr>
         <w:pStyle w:val="Heading2"/>
         <w:rPr>
+          <w:b/>
           <w:b/>
           <w:bCs/>
         </w:rPr>
@@ -3020,46 +3146,43 @@
       <w:bookmarkEnd w:id="24"/>
       <w:r>
         <w:rPr>
-          <w:rFonts w:hint="eastAsia"/>
           <w:b/>
           <w:bCs/>
         </w:rPr>
         <w:t xml:space="preserve"> </w:t>
       </w:r>
       <w:r>
+        <w:rPr/>
         <w:t>（公式音源</w:t>
       </w:r>
       <w:r>
-        <w:rPr>
-          <w:rFonts w:hint="eastAsia"/>
-        </w:rPr>
-        <w:t>1</w:t>
-      </w:r>
-      <w:r>
-        <w:t>:</w:t>
-      </w:r>
-      <w:r>
-        <w:rPr>
-          <w:rFonts w:hint="eastAsia"/>
-        </w:rPr>
-        <w:t>13</w:t>
-      </w:r>
-      <w:r>
-        <w:t>~</w:t>
-      </w:r>
-      <w:r>
+        <w:rPr/>
+        <w:t>1:13~</w:t>
+      </w:r>
+      <w:r>
+        <w:rPr/>
         <w:t>）</w:t>
       </w:r>
     </w:p>
-    <w:p/>
     <w:p>
       <w:pPr>
+        <w:pStyle w:val="Normal"/>
+        <w:rPr/>
+      </w:pPr>
+      <w:r>
+        <w:rPr/>
+      </w:r>
+    </w:p>
+    <w:p>
+      <w:pPr>
         <w:pStyle w:val="Heading1"/>
+        <w:rPr/>
       </w:pPr>
       <w:bookmarkStart w:id="25" w:name="__RefHeading___Toc194_3269620353"/>
       <w:bookmarkStart w:id="26" w:name="_Toc184402383"/>
       <w:bookmarkEnd w:id="25"/>
       <w:r>
+        <w:rPr/>
         <w:t>付録</w:t>
       </w:r>
       <w:bookmarkEnd w:id="26"/>
@@ -3067,11 +3190,13 @@
     <w:p>
       <w:pPr>
         <w:pStyle w:val="Heading2"/>
+        <w:rPr/>
       </w:pPr>
       <w:bookmarkStart w:id="27" w:name="__RefHeading___Toc196_3269620353"/>
       <w:bookmarkStart w:id="28" w:name="_Toc184402384"/>
       <w:bookmarkEnd w:id="27"/>
       <w:r>
+        <w:rPr/>
         <w:t>音楽理論基礎</w:t>
       </w:r>
       <w:bookmarkEnd w:id="28"/>
@@ -3079,41 +3204,53 @@
     <w:p>
       <w:pPr>
         <w:pStyle w:val="Heading2"/>
+        <w:rPr/>
       </w:pPr>
       <w:bookmarkStart w:id="29" w:name="__RefHeading___Toc198_3269620353"/>
       <w:bookmarkStart w:id="30" w:name="_Toc184402385"/>
       <w:bookmarkEnd w:id="29"/>
       <w:r>
+        <w:rPr/>
         <w:t>本稿での表記法</w:t>
       </w:r>
       <w:bookmarkEnd w:id="30"/>
     </w:p>
     <w:p>
-      <w:r>
+      <w:pPr>
+        <w:pStyle w:val="Normal"/>
+        <w:rPr/>
+      </w:pPr>
+      <w:r>
+        <w:rPr/>
         <w:t>音楽理論を扱う世のマテリアルでは表記（と流派）がことなることも多いので、本稿で使用する表記とコードの解釈について追記します。特に、東方は短調ベースで書かれることが多く、臨時記号も多用するので、それに適応した表記として、長調としての表記・分析より短調としての表記や分析を行うことが多いと思います。</w:t>
       </w:r>
     </w:p>
     <w:p>
-      <w:r>
+      <w:pPr>
+        <w:pStyle w:val="Normal"/>
+        <w:rPr/>
+      </w:pPr>
+      <w:r>
+        <w:rPr/>
         <w:tab/>
       </w:r>
       <w:r>
+        <w:rPr/>
         <w:t>具体的に、コードのルートに対する度数とスケールに対する度数を区別するため、後者にはアクセント付きの数字で表記していきます。</w:t>
       </w:r>
       <w:r>
+        <w:rPr/>
         <w:t>(</w:t>
       </w:r>
       <w:r>
+        <w:rPr/>
         <w:t>図</w:t>
       </w:r>
       <w:r>
-        <w:rPr>
-          <w:noProof/>
-        </w:rPr>
         <mc:AlternateContent>
           <mc:Choice Requires="wps">
             <w:drawing>
-              <wp:anchor distT="0" distB="0" distL="0" distR="0" simplePos="0" relativeHeight="6" behindDoc="0" locked="0" layoutInCell="0" allowOverlap="1">
+              <wp:anchor behindDoc="0" distT="0" distB="0" distL="0" distR="0" simplePos="0" locked="0" layoutInCell="0" allowOverlap="1" relativeHeight="6">
                 <wp:simplePos x="0" y="0"/>
                 <wp:positionH relativeFrom="column">
                   <wp:posOffset>3773170</wp:posOffset>
@@ -3124,8 +3261,7 @@
                 <wp:extent cx="2706370" cy="1490345"/>
                 <wp:effectExtent l="0" t="0" r="0" b="0"/>
                 <wp:wrapSquare wrapText="largest"/>
-                <wp:docPr id="15" name="Frame5"/>
-                <wp:cNvGraphicFramePr/>
+                <wp:docPr id="18" name="Frame5"/>
                 <a:graphic xmlns:a="http://schemas.openxmlformats.org/drawingml/2006/main">
                   <a:graphicData uri="http://schemas.microsoft.com/office/word/2010/wordprocessingShape">
                     <wps:wsp>
@@ -3139,22 +3275,16 @@
                           <a:avLst/>
                         </a:prstGeom>
                         <a:solidFill>
-                          <a:srgbClr val="FFFFFF"/>
+                          <a:srgbClr val="ffffff"/>
                         </a:solidFill>
                         <a:ln w="0">
                           <a:noFill/>
                         </a:ln>
                       </wps:spPr>
                       <wps:style>
-                        <a:lnRef idx="0">
-                          <a:scrgbClr r="0" g="0" b="0"/>
-                        </a:lnRef>
-                        <a:fillRef idx="0">
-                          <a:scrgbClr r="0" g="0" b="0"/>
-                        </a:fillRef>
-                        <a:effectRef idx="0">
-                          <a:scrgbClr r="0" g="0" b="0"/>
-                        </a:effectRef>
+                        <a:lnRef idx="0"/>
+                        <a:fillRef idx="0"/>
+                        <a:effectRef idx="0"/>
                         <a:fontRef idx="minor"/>
                       </wps:style>
                       <wps:txbx>
@@ -3162,22 +3292,23 @@
                           <w:p>
                             <w:pPr>
                               <w:pStyle w:val="Figure"/>
-                              <w:spacing w:line="165" w:lineRule="auto"/>
+                              <w:spacing w:lineRule="auto" w:line="163" w:before="120" w:after="120"/>
                               <w:jc w:val="center"/>
                               <w:rPr>
-                                <w:i w:val="0"/>
-                                <w:iCs w:val="0"/>
+                                <w:i w:val="false"/>
+                                <w:i w:val="false"/>
+                                <w:iCs w:val="false"/>
                               </w:rPr>
                             </w:pPr>
                             <w:r>
                               <w:rPr>
-                                <w:noProof/>
+                                <w:color w:val="000000"/>
                               </w:rPr>
                               <w:drawing>
                                 <wp:inline distT="0" distB="0" distL="0" distR="0">
                                   <wp:extent cx="2706370" cy="1259205"/>
                                   <wp:effectExtent l="0" t="0" r="0" b="0"/>
-                                  <wp:docPr id="17" name="Image2"/>
+                                  <wp:docPr id="20" name="Image2" descr=""/>
                                   <wp:cNvGraphicFramePr>
                                     <a:graphicFrameLocks xmlns:a="http://schemas.openxmlformats.org/drawingml/2006/main" noChangeAspect="1"/>
                                   </wp:cNvGraphicFramePr>
@@ -3185,13 +3316,13 @@
                                     <a:graphicData uri="http://schemas.openxmlformats.org/drawingml/2006/picture">
                                       <pic:pic xmlns:pic="http://schemas.openxmlformats.org/drawingml/2006/picture">
                                         <pic:nvPicPr>
-                                          <pic:cNvPr id="17" name="Image2"/>
+                                          <pic:cNvPr id="20" name="Image2" descr=""/>
                                           <pic:cNvPicPr>
                                             <a:picLocks noChangeAspect="1" noChangeArrowheads="1"/>
                                           </pic:cNvPicPr>
                                         </pic:nvPicPr>
                                         <pic:blipFill>
-                                          <a:blip r:embed="rId12"/>
+                                          <a:blip r:embed="rId9"/>
                                           <a:stretch>
                                             <a:fillRect/>
                                           </a:stretch>
@@ -3213,78 +3344,80 @@
                             </w:r>
                             <w:r>
                               <w:rPr>
-                                <w:i w:val="0"/>
-                                <w:iCs w:val="0"/>
-                              </w:rPr>
-                              <w:t>図</w:t>
-                            </w:r>
-                            <w:r>
-                              <w:rPr>
-                                <w:i w:val="0"/>
-                                <w:iCs w:val="0"/>
-                              </w:rPr>
-                              <w:t xml:space="preserve"> </w:t>
-                            </w:r>
-                            <w:r>
-                              <w:rPr>
-                                <w:i w:val="0"/>
-                                <w:iCs w:val="0"/>
+                                <w:i w:val="false"/>
+                                <w:iCs w:val="false"/>
+                                <w:color w:val="000000"/>
+                              </w:rPr>
+                              <w:t xml:space="preserve">図 </w:t>
+                            </w:r>
+                            <w:r>
+                              <w:rPr>
+                                <w:i w:val="false"/>
+                                <w:iCs w:val="false"/>
+                                <w:color w:val="000000"/>
                               </w:rPr>
                               <w:fldChar w:fldCharType="begin"/>
                             </w:r>
                             <w:r>
                               <w:rPr>
-                                <w:i w:val="0"/>
-                                <w:iCs w:val="0"/>
+                                <w:i w:val="false"/>
+                                <w:iCs w:val="false"/>
+                                <w:color w:val="000000"/>
                               </w:rPr>
                               <w:instrText xml:space="preserve"> SEQ Figure \* ARABIC </w:instrText>
                             </w:r>
                             <w:r>
                               <w:rPr>
-                                <w:i w:val="0"/>
-                                <w:iCs w:val="0"/>
+                                <w:i w:val="false"/>
+                                <w:iCs w:val="false"/>
+                                <w:color w:val="000000"/>
                               </w:rPr>
                               <w:fldChar w:fldCharType="separate"/>
                             </w:r>
                             <w:r>
                               <w:rPr>
-                                <w:i w:val="0"/>
-                                <w:iCs w:val="0"/>
+                                <w:i w:val="false"/>
+                                <w:iCs w:val="false"/>
+                                <w:color w:val="000000"/>
                               </w:rPr>
                               <w:t>4</w:t>
                             </w:r>
                             <w:r>
                               <w:rPr>
-                                <w:i w:val="0"/>
-                                <w:iCs w:val="0"/>
+                                <w:i w:val="false"/>
+                                <w:iCs w:val="false"/>
+                                <w:color w:val="000000"/>
                               </w:rPr>
                               <w:fldChar w:fldCharType="end"/>
                             </w:r>
                             <w:r>
                               <w:rPr>
-                                <w:i w:val="0"/>
-                                <w:iCs w:val="0"/>
+                                <w:i w:val="false"/>
+                                <w:iCs w:val="false"/>
+                                <w:color w:val="000000"/>
                               </w:rPr>
                               <w:t xml:space="preserve">: </w:t>
                             </w:r>
                             <w:r>
                               <w:rPr>
-                                <w:i w:val="0"/>
-                                <w:iCs w:val="0"/>
+                                <w:i w:val="false"/>
+                                <w:iCs w:val="false"/>
+                                <w:color w:val="000000"/>
                               </w:rPr>
                               <w:t>長音階</w:t>
                             </w:r>
                             <w:r>
                               <w:rPr>
-                                <w:i w:val="0"/>
-                                <w:iCs w:val="0"/>
+                                <w:i w:val="false"/>
+                                <w:iCs w:val="false"/>
+                                <w:color w:val="000000"/>
                               </w:rPr>
                               <w:t>(C)</w:t>
                             </w:r>
                           </w:p>
                         </w:txbxContent>
                       </wps:txbx>
-                      <wps:bodyPr lIns="0" tIns="0" rIns="0" bIns="0" anchor="t">
+                      <wps:bodyPr lIns="0" rIns="0" tIns="0" bIns="0" anchor="t">
                         <a:noAutofit/>
                       </wps:bodyPr>
                     </wps:wsp>
@@ -3295,28 +3428,31 @@
           </mc:Choice>
           <mc:Fallback>
             <w:pict>
-              <v:rect id="Frame5" o:spid="_x0000_s1031" style="position:absolute;margin-left:297.1pt;margin-top:19.75pt;width:213.1pt;height:117.35pt;z-index:6;visibility:visible;mso-wrap-style:square;mso-wrap-distance-left:0;mso-wrap-distance-top:0;mso-wrap-distance-right:0;mso-wrap-distance-bottom:0;mso-position-horizontal:absolute;mso-position-horizontal-relative:text;mso-position-vertical:absolute;mso-position-vertical-relative:text;v-text-anchor:top" o:gfxdata="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" o:allowincell="f" stroked="f" strokeweight="0">
-                <v:textbox inset="0,0,0,0">
+              <v:rect id="shape_0" ID="Frame5" path="m0,0l-2147483645,0l-2147483645,-2147483646l0,-2147483646xe" fillcolor="white" stroked="f" o:allowincell="f" style="position:absolute;margin-left:297.1pt;margin-top:19.75pt;width:213.05pt;height:117.3pt;mso-wrap-style:square;v-text-anchor:top">
+                <v:fill o:detectmouseclick="t" type="solid" color2="black"/>
+                <v:stroke color="#3465a4" joinstyle="round" endcap="flat"/>
+                <v:textbox>
                   <w:txbxContent>
                     <w:p>
                       <w:pPr>
                         <w:pStyle w:val="Figure"/>
-                        <w:spacing w:line="165" w:lineRule="auto"/>
+                        <w:spacing w:lineRule="auto" w:line="163" w:before="120" w:after="120"/>
                         <w:jc w:val="center"/>
                         <w:rPr>
-                          <w:i w:val="0"/>
-                          <w:iCs w:val="0"/>
+                          <w:i w:val="false"/>
+                          <w:i w:val="false"/>
+                          <w:iCs w:val="false"/>
                         </w:rPr>
                       </w:pPr>
                       <w:r>
                         <w:rPr>
-                          <w:noProof/>
+                          <w:color w:val="000000"/>
                         </w:rPr>
                         <w:drawing>
                           <wp:inline distT="0" distB="0" distL="0" distR="0">
                             <wp:extent cx="2706370" cy="1259205"/>
                             <wp:effectExtent l="0" t="0" r="0" b="0"/>
-                            <wp:docPr id="17" name="Image2"/>
+                            <wp:docPr id="21" name="Image2" descr=""/>
                             <wp:cNvGraphicFramePr>
                               <a:graphicFrameLocks xmlns:a="http://schemas.openxmlformats.org/drawingml/2006/main" noChangeAspect="1"/>
                             </wp:cNvGraphicFramePr>
@@ -3324,13 +3460,13 @@
                               <a:graphicData uri="http://schemas.openxmlformats.org/drawingml/2006/picture">
                                 <pic:pic xmlns:pic="http://schemas.openxmlformats.org/drawingml/2006/picture">
                                   <pic:nvPicPr>
-                                    <pic:cNvPr id="17" name="Image2"/>
+                                    <pic:cNvPr id="21" name="Image2" descr=""/>
                                     <pic:cNvPicPr>
                                       <a:picLocks noChangeAspect="1" noChangeArrowheads="1"/>
                                     </pic:cNvPicPr>
                                   </pic:nvPicPr>
                                   <pic:blipFill>
-                                    <a:blip r:embed="rId12"/>
+                                    <a:blip r:embed="rId10"/>
                                     <a:stretch>
                                       <a:fillRect/>
                                     </a:stretch>
@@ -3352,71 +3488,73 @@
                       </w:r>
                       <w:r>
                         <w:rPr>
-                          <w:i w:val="0"/>
-                          <w:iCs w:val="0"/>
-                        </w:rPr>
-                        <w:t>図</w:t>
-                      </w:r>
-                      <w:r>
-                        <w:rPr>
-                          <w:i w:val="0"/>
-                          <w:iCs w:val="0"/>
-                        </w:rPr>
-                        <w:t xml:space="preserve"> </w:t>
-                      </w:r>
-                      <w:r>
-                        <w:rPr>
-                          <w:i w:val="0"/>
-                          <w:iCs w:val="0"/>
+                          <w:i w:val="false"/>
+                          <w:iCs w:val="false"/>
+                          <w:color w:val="000000"/>
+                        </w:rPr>
+                        <w:t xml:space="preserve">図 </w:t>
+                      </w:r>
+                      <w:r>
+                        <w:rPr>
+                          <w:i w:val="false"/>
+                          <w:iCs w:val="false"/>
+                          <w:color w:val="000000"/>
                         </w:rPr>
                         <w:fldChar w:fldCharType="begin"/>
                       </w:r>
                       <w:r>
                         <w:rPr>
-                          <w:i w:val="0"/>
-                          <w:iCs w:val="0"/>
+                          <w:i w:val="false"/>
+                          <w:iCs w:val="false"/>
+                          <w:color w:val="000000"/>
                         </w:rPr>
                         <w:instrText xml:space="preserve"> SEQ Figure \* ARABIC </w:instrText>
                       </w:r>
                       <w:r>
                         <w:rPr>
-                          <w:i w:val="0"/>
-                          <w:iCs w:val="0"/>
+                          <w:i w:val="false"/>
+                          <w:iCs w:val="false"/>
+                          <w:color w:val="000000"/>
                         </w:rPr>
                         <w:fldChar w:fldCharType="separate"/>
                       </w:r>
                       <w:r>
                         <w:rPr>
-                          <w:i w:val="0"/>
-                          <w:iCs w:val="0"/>
+                          <w:i w:val="false"/>
+                          <w:iCs w:val="false"/>
+                          <w:color w:val="000000"/>
                         </w:rPr>
                         <w:t>4</w:t>
                       </w:r>
                       <w:r>
                         <w:rPr>
-                          <w:i w:val="0"/>
-                          <w:iCs w:val="0"/>
+                          <w:i w:val="false"/>
+                          <w:iCs w:val="false"/>
+                          <w:color w:val="000000"/>
                         </w:rPr>
                         <w:fldChar w:fldCharType="end"/>
                       </w:r>
                       <w:r>
                         <w:rPr>
-                          <w:i w:val="0"/>
-                          <w:iCs w:val="0"/>
+                          <w:i w:val="false"/>
+                          <w:iCs w:val="false"/>
+                          <w:color w:val="000000"/>
                         </w:rPr>
                         <w:t xml:space="preserve">: </w:t>
                       </w:r>
                       <w:r>
                         <w:rPr>
-                          <w:i w:val="0"/>
-                          <w:iCs w:val="0"/>
+                          <w:i w:val="false"/>
+                          <w:iCs w:val="false"/>
+                          <w:color w:val="000000"/>
                         </w:rPr>
                         <w:t>長音階</w:t>
                       </w:r>
                       <w:r>
                         <w:rPr>
-                          <w:i w:val="0"/>
-                          <w:iCs w:val="0"/>
+                          <w:i w:val="false"/>
+                          <w:iCs w:val="false"/>
+                          <w:color w:val="000000"/>
                         </w:rPr>
                         <w:t>(C)</w:t>
                       </w:r>
@@ -3430,17 +3568,21 @@
         </mc:AlternateContent>
       </w:r>
       <w:r>
+        <w:rPr/>
         <w:t>)</w:t>
       </w:r>
     </w:p>
     <w:p>
       <w:pPr>
+        <w:pStyle w:val="Normal"/>
         <w:numPr>
           <w:ilvl w:val="0"/>
           <w:numId w:val="1"/>
         </w:numPr>
-      </w:pPr>
-      <w:r>
+        <w:rPr/>
+      </w:pPr>
+      <w:r>
+        <w:rPr/>
         <w:t>長音階に関しては</w:t>
       </w:r>
       <w:r>
@@ -3458,10 +3600,12 @@
     </w:p>
     <w:p>
       <w:pPr>
+        <w:pStyle w:val="Normal"/>
         <w:numPr>
           <w:ilvl w:val="0"/>
           <w:numId w:val="1"/>
         </w:numPr>
+        <w:rPr/>
       </w:pPr>
       <w:r>
         <w:rPr>
@@ -3484,10 +3628,12 @@
     </w:p>
     <w:p>
       <w:pPr>
+        <w:pStyle w:val="Normal"/>
         <w:numPr>
           <w:ilvl w:val="0"/>
           <w:numId w:val="1"/>
         </w:numPr>
+        <w:rPr/>
       </w:pPr>
       <w:r>
         <w:rPr>
@@ -3521,16 +3667,15 @@
       </w:r>
     </w:p>
     <w:p>
-      <w:r>
-        <w:rPr>
-          <w:rFonts w:ascii="ScaleDegrees Times" w:hAnsi="ScaleDegrees Times"/>
-          <w:noProof/>
-        </w:rPr>
-        <w:lastRenderedPageBreak/>
+      <w:pPr>
+        <w:pStyle w:val="Normal"/>
+        <w:rPr/>
+      </w:pPr>
+      <w:r>
         <mc:AlternateContent>
           <mc:Choice Requires="wps">
             <w:drawing>
-              <wp:anchor distT="0" distB="0" distL="0" distR="0" simplePos="0" relativeHeight="8" behindDoc="0" locked="0" layoutInCell="0" allowOverlap="1">
+              <wp:anchor behindDoc="0" distT="0" distB="0" distL="0" distR="0" simplePos="0" locked="0" layoutInCell="0" allowOverlap="1" relativeHeight="8">
                 <wp:simplePos x="0" y="0"/>
                 <wp:positionH relativeFrom="column">
                   <wp:posOffset>3785870</wp:posOffset>
@@ -3541,8 +3686,7 @@
                 <wp:extent cx="2693670" cy="1283970"/>
                 <wp:effectExtent l="0" t="0" r="0" b="0"/>
                 <wp:wrapSquare wrapText="largest"/>
-                <wp:docPr id="19" name="Frame6"/>
-                <wp:cNvGraphicFramePr/>
+                <wp:docPr id="22" name="Frame6"/>
                 <a:graphic xmlns:a="http://schemas.openxmlformats.org/drawingml/2006/main">
                   <a:graphicData uri="http://schemas.microsoft.com/office/word/2010/wordprocessingShape">
                     <wps:wsp>
@@ -3556,22 +3700,16 @@
                           <a:avLst/>
                         </a:prstGeom>
                         <a:solidFill>
-                          <a:srgbClr val="FFFFFF"/>
+                          <a:srgbClr val="ffffff"/>
                         </a:solidFill>
                         <a:ln w="0">
                           <a:noFill/>
                         </a:ln>
                       </wps:spPr>
                       <wps:style>
-                        <a:lnRef idx="0">
-                          <a:scrgbClr r="0" g="0" b="0"/>
-                        </a:lnRef>
-                        <a:fillRef idx="0">
-                          <a:scrgbClr r="0" g="0" b="0"/>
-                        </a:fillRef>
-                        <a:effectRef idx="0">
-                          <a:scrgbClr r="0" g="0" b="0"/>
-                        </a:effectRef>
+                        <a:lnRef idx="0"/>
+                        <a:fillRef idx="0"/>
+                        <a:effectRef idx="0"/>
                         <a:fontRef idx="minor"/>
                       </wps:style>
                       <wps:txbx>
@@ -3579,22 +3717,23 @@
                           <w:p>
                             <w:pPr>
                               <w:pStyle w:val="Figure"/>
-                              <w:spacing w:line="165" w:lineRule="auto"/>
+                              <w:spacing w:lineRule="auto" w:line="163" w:before="120" w:after="120"/>
                               <w:jc w:val="center"/>
                               <w:rPr>
-                                <w:i w:val="0"/>
-                                <w:iCs w:val="0"/>
+                                <w:i w:val="false"/>
+                                <w:i w:val="false"/>
+                                <w:iCs w:val="false"/>
                               </w:rPr>
                             </w:pPr>
                             <w:r>
                               <w:rPr>
-                                <w:noProof/>
+                                <w:color w:val="000000"/>
                               </w:rPr>
                               <w:drawing>
                                 <wp:inline distT="0" distB="0" distL="0" distR="0">
                                   <wp:extent cx="2693670" cy="1170305"/>
                                   <wp:effectExtent l="0" t="0" r="0" b="0"/>
-                                  <wp:docPr id="21" name="Image4"/>
+                                  <wp:docPr id="24" name="Image4" descr=""/>
                                   <wp:cNvGraphicFramePr>
                                     <a:graphicFrameLocks xmlns:a="http://schemas.openxmlformats.org/drawingml/2006/main" noChangeAspect="1"/>
                                   </wp:cNvGraphicFramePr>
@@ -3602,13 +3741,13 @@
                                     <a:graphicData uri="http://schemas.openxmlformats.org/drawingml/2006/picture">
                                       <pic:pic xmlns:pic="http://schemas.openxmlformats.org/drawingml/2006/picture">
                                         <pic:nvPicPr>
-                                          <pic:cNvPr id="21" name="Image4"/>
+                                          <pic:cNvPr id="24" name="Image4" descr=""/>
                                           <pic:cNvPicPr>
                                             <a:picLocks noChangeAspect="1" noChangeArrowheads="1"/>
                                           </pic:cNvPicPr>
                                         </pic:nvPicPr>
                                         <pic:blipFill>
-                                          <a:blip r:embed="rId13"/>
+                                          <a:blip r:embed="rId11"/>
                                           <a:stretch>
                                             <a:fillRect/>
                                           </a:stretch>
@@ -3630,71 +3769,72 @@
                             </w:r>
                             <w:r>
                               <w:rPr>
-                                <w:i w:val="0"/>
-                                <w:iCs w:val="0"/>
-                              </w:rPr>
-                              <w:t>図</w:t>
-                            </w:r>
-                            <w:r>
-                              <w:rPr>
-                                <w:i w:val="0"/>
-                                <w:iCs w:val="0"/>
-                              </w:rPr>
-                              <w:t xml:space="preserve"> </w:t>
-                            </w:r>
-                            <w:r>
-                              <w:rPr>
-                                <w:i w:val="0"/>
-                                <w:iCs w:val="0"/>
+                                <w:i w:val="false"/>
+                                <w:iCs w:val="false"/>
+                                <w:color w:val="000000"/>
+                              </w:rPr>
+                              <w:t xml:space="preserve">図 </w:t>
+                            </w:r>
+                            <w:r>
+                              <w:rPr>
+                                <w:i w:val="false"/>
+                                <w:iCs w:val="false"/>
+                                <w:color w:val="000000"/>
                               </w:rPr>
                               <w:fldChar w:fldCharType="begin"/>
                             </w:r>
                             <w:r>
                               <w:rPr>
-                                <w:i w:val="0"/>
-                                <w:iCs w:val="0"/>
+                                <w:i w:val="false"/>
+                                <w:iCs w:val="false"/>
+                                <w:color w:val="000000"/>
                               </w:rPr>
                               <w:instrText xml:space="preserve"> SEQ Figure \* ARABIC </w:instrText>
                             </w:r>
                             <w:r>
                               <w:rPr>
-                                <w:i w:val="0"/>
-                                <w:iCs w:val="0"/>
+                                <w:i w:val="false"/>
+                                <w:iCs w:val="false"/>
+                                <w:color w:val="000000"/>
                               </w:rPr>
                               <w:fldChar w:fldCharType="separate"/>
                             </w:r>
                             <w:r>
                               <w:rPr>
-                                <w:i w:val="0"/>
-                                <w:iCs w:val="0"/>
+                                <w:i w:val="false"/>
+                                <w:iCs w:val="false"/>
+                                <w:color w:val="000000"/>
                               </w:rPr>
                               <w:t>5</w:t>
                             </w:r>
                             <w:r>
                               <w:rPr>
-                                <w:i w:val="0"/>
-                                <w:iCs w:val="0"/>
+                                <w:i w:val="false"/>
+                                <w:iCs w:val="false"/>
+                                <w:color w:val="000000"/>
                               </w:rPr>
                               <w:fldChar w:fldCharType="end"/>
                             </w:r>
                             <w:r>
                               <w:rPr>
-                                <w:i w:val="0"/>
-                                <w:iCs w:val="0"/>
+                                <w:i w:val="false"/>
+                                <w:iCs w:val="false"/>
+                                <w:color w:val="000000"/>
                               </w:rPr>
                               <w:t xml:space="preserve">: </w:t>
                             </w:r>
                             <w:r>
                               <w:rPr>
-                                <w:i w:val="0"/>
-                                <w:iCs w:val="0"/>
+                                <w:i w:val="false"/>
+                                <w:iCs w:val="false"/>
+                                <w:color w:val="000000"/>
                               </w:rPr>
                               <w:t>自然短音階</w:t>
                             </w:r>
                           </w:p>
                         </w:txbxContent>
                       </wps:txbx>
-                      <wps:bodyPr lIns="0" tIns="0" rIns="0" bIns="0" anchor="t">
+                      <wps:bodyPr lIns="0" rIns="0" tIns="0" bIns="0" anchor="t">
                         <a:noAutofit/>
                       </wps:bodyPr>
                     </wps:wsp>
@@ -3705,28 +3845,31 @@
           </mc:Choice>
           <mc:Fallback>
             <w:pict>
-              <v:rect id="Frame6" o:spid="_x0000_s1032" style="position:absolute;margin-left:298.1pt;margin-top:17.7pt;width:212.1pt;height:101.1pt;z-index:8;visibility:visible;mso-wrap-style:square;mso-wrap-distance-left:0;mso-wrap-distance-top:0;mso-wrap-distance-right:0;mso-wrap-distance-bottom:0;mso-position-horizontal:absolute;mso-position-horizontal-relative:text;mso-position-vertical:absolute;mso-position-vertical-relative:text;v-text-anchor:top" o:gfxdata="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" o:allowincell="f" stroked="f" strokeweight="0">
-                <v:textbox inset="0,0,0,0">
+              <v:rect id="shape_0" ID="Frame6" path="m0,0l-2147483645,0l-2147483645,-2147483646l0,-2147483646xe" fillcolor="white" stroked="f" o:allowincell="f" style="position:absolute;margin-left:298.1pt;margin-top:17.7pt;width:212.05pt;height:101.05pt;mso-wrap-style:square;v-text-anchor:top">
+                <v:fill o:detectmouseclick="t" type="solid" color2="black"/>
+                <v:stroke color="#3465a4" joinstyle="round" endcap="flat"/>
+                <v:textbox>
                   <w:txbxContent>
                     <w:p>
                       <w:pPr>
                         <w:pStyle w:val="Figure"/>
-                        <w:spacing w:line="165" w:lineRule="auto"/>
+                        <w:spacing w:lineRule="auto" w:line="163" w:before="120" w:after="120"/>
                         <w:jc w:val="center"/>
                         <w:rPr>
-                          <w:i w:val="0"/>
-                          <w:iCs w:val="0"/>
+                          <w:i w:val="false"/>
+                          <w:i w:val="false"/>
+                          <w:iCs w:val="false"/>
                         </w:rPr>
                       </w:pPr>
                       <w:r>
                         <w:rPr>
-                          <w:noProof/>
+                          <w:color w:val="000000"/>
                         </w:rPr>
                         <w:drawing>
                           <wp:inline distT="0" distB="0" distL="0" distR="0">
                             <wp:extent cx="2693670" cy="1170305"/>
                             <wp:effectExtent l="0" t="0" r="0" b="0"/>
-                            <wp:docPr id="21" name="Image4"/>
+                            <wp:docPr id="25" name="Image4" descr=""/>
                             <wp:cNvGraphicFramePr>
                               <a:graphicFrameLocks xmlns:a="http://schemas.openxmlformats.org/drawingml/2006/main" noChangeAspect="1"/>
                             </wp:cNvGraphicFramePr>
@@ -3734,13 +3877,13 @@
                               <a:graphicData uri="http://schemas.openxmlformats.org/drawingml/2006/picture">
                                 <pic:pic xmlns:pic="http://schemas.openxmlformats.org/drawingml/2006/picture">
                                   <pic:nvPicPr>
-                                    <pic:cNvPr id="21" name="Image4"/>
+                                    <pic:cNvPr id="25" name="Image4" descr=""/>
                                     <pic:cNvPicPr>
                                       <a:picLocks noChangeAspect="1" noChangeArrowheads="1"/>
                                     </pic:cNvPicPr>
                                   </pic:nvPicPr>
                                   <pic:blipFill>
-                                    <a:blip r:embed="rId13"/>
+                                    <a:blip r:embed="rId12"/>
                                     <a:stretch>
                                       <a:fillRect/>
                                     </a:stretch>
@@ -3762,64 +3905,65 @@
                       </w:r>
                       <w:r>
                         <w:rPr>
-                          <w:i w:val="0"/>
-                          <w:iCs w:val="0"/>
-                        </w:rPr>
-                        <w:t>図</w:t>
-                      </w:r>
-                      <w:r>
-                        <w:rPr>
-                          <w:i w:val="0"/>
-                          <w:iCs w:val="0"/>
-                        </w:rPr>
-                        <w:t xml:space="preserve"> </w:t>
-                      </w:r>
-                      <w:r>
-                        <w:rPr>
-                          <w:i w:val="0"/>
-                          <w:iCs w:val="0"/>
+                          <w:i w:val="false"/>
+                          <w:iCs w:val="false"/>
+                          <w:color w:val="000000"/>
+                        </w:rPr>
+                        <w:t xml:space="preserve">図 </w:t>
+                      </w:r>
+                      <w:r>
+                        <w:rPr>
+                          <w:i w:val="false"/>
+                          <w:iCs w:val="false"/>
+                          <w:color w:val="000000"/>
                         </w:rPr>
                         <w:fldChar w:fldCharType="begin"/>
                       </w:r>
                       <w:r>
                         <w:rPr>
-                          <w:i w:val="0"/>
-                          <w:iCs w:val="0"/>
+                          <w:i w:val="false"/>
+                          <w:iCs w:val="false"/>
+                          <w:color w:val="000000"/>
                         </w:rPr>
                         <w:instrText xml:space="preserve"> SEQ Figure \* ARABIC </w:instrText>
                       </w:r>
                       <w:r>
                         <w:rPr>
-                          <w:i w:val="0"/>
-                          <w:iCs w:val="0"/>
+                          <w:i w:val="false"/>
+                          <w:iCs w:val="false"/>
+                          <w:color w:val="000000"/>
                         </w:rPr>
                         <w:fldChar w:fldCharType="separate"/>
                       </w:r>
                       <w:r>
                         <w:rPr>
-                          <w:i w:val="0"/>
-                          <w:iCs w:val="0"/>
+                          <w:i w:val="false"/>
+                          <w:iCs w:val="false"/>
+                          <w:color w:val="000000"/>
                         </w:rPr>
                         <w:t>5</w:t>
                       </w:r>
                       <w:r>
                         <w:rPr>
-                          <w:i w:val="0"/>
-                          <w:iCs w:val="0"/>
+                          <w:i w:val="false"/>
+                          <w:iCs w:val="false"/>
+                          <w:color w:val="000000"/>
                         </w:rPr>
                         <w:fldChar w:fldCharType="end"/>
                       </w:r>
                       <w:r>
                         <w:rPr>
-                          <w:i w:val="0"/>
-                          <w:iCs w:val="0"/>
+                          <w:i w:val="false"/>
+                          <w:iCs w:val="false"/>
+                          <w:color w:val="000000"/>
                         </w:rPr>
                         <w:t xml:space="preserve">: </w:t>
                       </w:r>
                       <w:r>
                         <w:rPr>
-                          <w:i w:val="0"/>
-                          <w:iCs w:val="0"/>
+                          <w:i w:val="false"/>
+                          <w:iCs w:val="false"/>
+                          <w:color w:val="000000"/>
                         </w:rPr>
                         <w:t>自然短音階</w:t>
                       </w:r>
@@ -3841,10 +3985,12 @@
     </w:p>
     <w:p>
       <w:pPr>
+        <w:pStyle w:val="Normal"/>
         <w:numPr>
           <w:ilvl w:val="0"/>
           <w:numId w:val="1"/>
         </w:numPr>
+        <w:rPr/>
       </w:pPr>
       <w:r>
         <w:rPr>
@@ -3855,10 +4001,12 @@
     </w:p>
     <w:p>
       <w:pPr>
+        <w:pStyle w:val="Normal"/>
         <w:numPr>
           <w:ilvl w:val="0"/>
           <w:numId w:val="1"/>
         </w:numPr>
+        <w:rPr/>
       </w:pPr>
       <w:r>
         <w:rPr>
@@ -3869,10 +4017,12 @@
     </w:p>
     <w:p>
       <w:pPr>
+        <w:pStyle w:val="Normal"/>
         <w:numPr>
           <w:ilvl w:val="0"/>
           <w:numId w:val="1"/>
         </w:numPr>
+        <w:rPr/>
       </w:pPr>
       <w:r>
         <w:rPr>
@@ -3882,15 +4032,15 @@
       </w:r>
     </w:p>
     <w:p>
-      <w:r>
-        <w:rPr>
-          <w:rFonts w:ascii="ScaleDegrees Times" w:hAnsi="ScaleDegrees Times"/>
-          <w:noProof/>
-        </w:rPr>
+      <w:pPr>
+        <w:pStyle w:val="Normal"/>
+        <w:rPr/>
+      </w:pPr>
+      <w:r>
         <mc:AlternateContent>
           <mc:Choice Requires="wps">
             <w:drawing>
-              <wp:anchor distT="0" distB="0" distL="0" distR="0" simplePos="0" relativeHeight="4" behindDoc="0" locked="0" layoutInCell="0" allowOverlap="1">
+              <wp:anchor behindDoc="0" distT="0" distB="0" distL="0" distR="0" simplePos="0" locked="0" layoutInCell="0" allowOverlap="1" relativeHeight="4">
                 <wp:simplePos x="0" y="0"/>
                 <wp:positionH relativeFrom="column">
                   <wp:posOffset>3152140</wp:posOffset>
@@ -3901,8 +4051,7 @@
                 <wp:extent cx="3435985" cy="2088515"/>
                 <wp:effectExtent l="0" t="0" r="0" b="0"/>
                 <wp:wrapSquare wrapText="largest"/>
-                <wp:docPr id="23" name="Frame7"/>
-                <wp:cNvGraphicFramePr/>
+                <wp:docPr id="26" name="Frame7"/>
                 <a:graphic xmlns:a="http://schemas.openxmlformats.org/drawingml/2006/main">
                   <a:graphicData uri="http://schemas.microsoft.com/office/word/2010/wordprocessingShape">
                     <wps:wsp>
@@ -3916,22 +4065,16 @@
                           <a:avLst/>
                         </a:prstGeom>
                         <a:solidFill>
-                          <a:srgbClr val="FFFFFF"/>
+                          <a:srgbClr val="ffffff"/>
                         </a:solidFill>
                         <a:ln w="0">
                           <a:noFill/>
                         </a:ln>
                       </wps:spPr>
                       <wps:style>
-                        <a:lnRef idx="0">
-                          <a:scrgbClr r="0" g="0" b="0"/>
-                        </a:lnRef>
-                        <a:fillRef idx="0">
-                          <a:scrgbClr r="0" g="0" b="0"/>
-                        </a:fillRef>
-                        <a:effectRef idx="0">
-                          <a:scrgbClr r="0" g="0" b="0"/>
-                        </a:effectRef>
+                        <a:lnRef idx="0"/>
+                        <a:fillRef idx="0"/>
+                        <a:effectRef idx="0"/>
                         <a:fontRef idx="minor"/>
                       </wps:style>
                       <wps:txbx>
@@ -3939,22 +4082,23 @@
                           <w:p>
                             <w:pPr>
                               <w:pStyle w:val="Figure"/>
-                              <w:spacing w:line="165" w:lineRule="auto"/>
+                              <w:spacing w:lineRule="auto" w:line="163" w:before="120" w:after="120"/>
                               <w:jc w:val="center"/>
                               <w:rPr>
-                                <w:i w:val="0"/>
-                                <w:iCs w:val="0"/>
+                                <w:i w:val="false"/>
+                                <w:i w:val="false"/>
+                                <w:iCs w:val="false"/>
                               </w:rPr>
                             </w:pPr>
                             <w:r>
                               <w:rPr>
-                                <w:noProof/>
+                                <w:color w:val="000000"/>
                               </w:rPr>
                               <w:drawing>
                                 <wp:inline distT="0" distB="0" distL="0" distR="0">
                                   <wp:extent cx="3435985" cy="1398270"/>
                                   <wp:effectExtent l="0" t="0" r="0" b="0"/>
-                                  <wp:docPr id="25" name="Image1"/>
+                                  <wp:docPr id="28" name="Image1" descr=""/>
                                   <wp:cNvGraphicFramePr>
                                     <a:graphicFrameLocks xmlns:a="http://schemas.openxmlformats.org/drawingml/2006/main" noChangeAspect="1"/>
                                   </wp:cNvGraphicFramePr>
@@ -3962,13 +4106,13 @@
                                     <a:graphicData uri="http://schemas.openxmlformats.org/drawingml/2006/picture">
                                       <pic:pic xmlns:pic="http://schemas.openxmlformats.org/drawingml/2006/picture">
                                         <pic:nvPicPr>
-                                          <pic:cNvPr id="25" name="Image1"/>
+                                          <pic:cNvPr id="28" name="Image1" descr=""/>
                                           <pic:cNvPicPr>
                                             <a:picLocks noChangeAspect="1" noChangeArrowheads="1"/>
                                           </pic:cNvPicPr>
                                         </pic:nvPicPr>
                                         <pic:blipFill>
-                                          <a:blip r:embed="rId14"/>
+                                          <a:blip r:embed="rId13"/>
                                           <a:stretch>
                                             <a:fillRect/>
                                           </a:stretch>
@@ -3990,64 +4134,65 @@
                             </w:r>
                             <w:r>
                               <w:rPr>
-                                <w:i w:val="0"/>
-                                <w:iCs w:val="0"/>
-                              </w:rPr>
-                              <w:t>図</w:t>
-                            </w:r>
-                            <w:r>
-                              <w:rPr>
-                                <w:i w:val="0"/>
-                                <w:iCs w:val="0"/>
-                              </w:rPr>
-                              <w:t xml:space="preserve"> </w:t>
-                            </w:r>
-                            <w:r>
-                              <w:rPr>
-                                <w:i w:val="0"/>
-                                <w:iCs w:val="0"/>
+                                <w:i w:val="false"/>
+                                <w:iCs w:val="false"/>
+                                <w:color w:val="000000"/>
+                              </w:rPr>
+                              <w:t xml:space="preserve">図 </w:t>
+                            </w:r>
+                            <w:r>
+                              <w:rPr>
+                                <w:i w:val="false"/>
+                                <w:iCs w:val="false"/>
+                                <w:color w:val="000000"/>
                               </w:rPr>
                               <w:fldChar w:fldCharType="begin"/>
                             </w:r>
                             <w:r>
                               <w:rPr>
-                                <w:i w:val="0"/>
-                                <w:iCs w:val="0"/>
+                                <w:i w:val="false"/>
+                                <w:iCs w:val="false"/>
+                                <w:color w:val="000000"/>
                               </w:rPr>
                               <w:instrText xml:space="preserve"> SEQ Figure \* ARABIC </w:instrText>
                             </w:r>
                             <w:r>
                               <w:rPr>
-                                <w:i w:val="0"/>
-                                <w:iCs w:val="0"/>
+                                <w:i w:val="false"/>
+                                <w:iCs w:val="false"/>
+                                <w:color w:val="000000"/>
                               </w:rPr>
                               <w:fldChar w:fldCharType="separate"/>
                             </w:r>
                             <w:r>
                               <w:rPr>
-                                <w:i w:val="0"/>
-                                <w:iCs w:val="0"/>
+                                <w:i w:val="false"/>
+                                <w:iCs w:val="false"/>
+                                <w:color w:val="000000"/>
                               </w:rPr>
                               <w:t>6</w:t>
                             </w:r>
                             <w:r>
                               <w:rPr>
-                                <w:i w:val="0"/>
-                                <w:iCs w:val="0"/>
+                                <w:i w:val="false"/>
+                                <w:iCs w:val="false"/>
+                                <w:color w:val="000000"/>
                               </w:rPr>
                               <w:fldChar w:fldCharType="end"/>
                             </w:r>
                             <w:r>
                               <w:rPr>
-                                <w:i w:val="0"/>
-                                <w:iCs w:val="0"/>
+                                <w:i w:val="false"/>
+                                <w:iCs w:val="false"/>
+                                <w:color w:val="000000"/>
                               </w:rPr>
                               <w:t xml:space="preserve">: </w:t>
                             </w:r>
                             <w:r>
                               <w:rPr>
-                                <w:i w:val="0"/>
-                                <w:iCs w:val="0"/>
+                                <w:i w:val="false"/>
+                                <w:iCs w:val="false"/>
+                                <w:color w:val="000000"/>
                               </w:rPr>
                               <w:t>長音階のダイアトニックコード</w:t>
                             </w:r>
@@ -4055,18 +4200,21 @@
                           <w:p>
                             <w:pPr>
                               <w:pStyle w:val="Figure"/>
+                              <w:spacing w:before="120" w:after="120"/>
                               <w:jc w:val="center"/>
                               <w:rPr>
-                                <w:i w:val="0"/>
-                                <w:iCs w:val="0"/>
+                                <w:i w:val="false"/>
+                                <w:i w:val="false"/>
+                                <w:iCs w:val="false"/>
                                 <w:sz w:val="20"/>
                                 <w:szCs w:val="20"/>
                               </w:rPr>
                             </w:pPr>
                             <w:r>
                               <w:rPr>
-                                <w:i w:val="0"/>
-                                <w:iCs w:val="0"/>
+                                <w:i w:val="false"/>
+                                <w:iCs w:val="false"/>
+                                <w:color w:val="000000"/>
                                 <w:sz w:val="20"/>
                                 <w:szCs w:val="20"/>
                               </w:rPr>
@@ -4075,7 +4223,7 @@
                           </w:p>
                         </w:txbxContent>
                       </wps:txbx>
-                      <wps:bodyPr lIns="0" tIns="0" rIns="0" bIns="0" anchor="t">
+                      <wps:bodyPr lIns="0" rIns="0" tIns="0" bIns="0" anchor="t">
                         <a:noAutofit/>
                       </wps:bodyPr>
                     </wps:wsp>
@@ -4086,28 +4234,31 @@
           </mc:Choice>
           <mc:Fallback>
             <w:pict>
-              <v:rect id="Frame7" o:spid="_x0000_s1033" style="position:absolute;margin-left:248.2pt;margin-top:36.75pt;width:270.55pt;height:164.45pt;z-index:4;visibility:visible;mso-wrap-style:square;mso-wrap-distance-left:0;mso-wrap-distance-top:0;mso-wrap-distance-right:0;mso-wrap-distance-bottom:0;mso-position-horizontal:absolute;mso-position-horizontal-relative:text;mso-position-vertical:absolute;mso-position-vertical-relative:text;v-text-anchor:top" o:gfxdata="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" o:allowincell="f" stroked="f" strokeweight="0">
-                <v:textbox inset="0,0,0,0">
+              <v:rect id="shape_0" ID="Frame7" path="m0,0l-2147483645,0l-2147483645,-2147483646l0,-2147483646xe" fillcolor="white" stroked="f" o:allowincell="f" style="position:absolute;margin-left:248.2pt;margin-top:36.75pt;width:270.5pt;height:164.4pt;mso-wrap-style:square;v-text-anchor:top">
+                <v:fill o:detectmouseclick="t" type="solid" color2="black"/>
+                <v:stroke color="#3465a4" joinstyle="round" endcap="flat"/>
+                <v:textbox>
                   <w:txbxContent>
                     <w:p>
                       <w:pPr>
                         <w:pStyle w:val="Figure"/>
-                        <w:spacing w:line="165" w:lineRule="auto"/>
+                        <w:spacing w:lineRule="auto" w:line="163" w:before="120" w:after="120"/>
                         <w:jc w:val="center"/>
                         <w:rPr>
-                          <w:i w:val="0"/>
-                          <w:iCs w:val="0"/>
+                          <w:i w:val="false"/>
+                          <w:i w:val="false"/>
+                          <w:iCs w:val="false"/>
                         </w:rPr>
                       </w:pPr>
                       <w:r>
                         <w:rPr>
-                          <w:noProof/>
+                          <w:color w:val="000000"/>
                         </w:rPr>
                         <w:drawing>
                           <wp:inline distT="0" distB="0" distL="0" distR="0">
                             <wp:extent cx="3435985" cy="1398270"/>
                             <wp:effectExtent l="0" t="0" r="0" b="0"/>
-                            <wp:docPr id="25" name="Image1"/>
+                            <wp:docPr id="29" name="Image1" descr=""/>
                             <wp:cNvGraphicFramePr>
                               <a:graphicFrameLocks xmlns:a="http://schemas.openxmlformats.org/drawingml/2006/main" noChangeAspect="1"/>
                             </wp:cNvGraphicFramePr>
@@ -4115,7 +4266,7 @@
                               <a:graphicData uri="http://schemas.openxmlformats.org/drawingml/2006/picture">
                                 <pic:pic xmlns:pic="http://schemas.openxmlformats.org/drawingml/2006/picture">
                                   <pic:nvPicPr>
-                                    <pic:cNvPr id="25" name="Image1"/>
+                                    <pic:cNvPr id="29" name="Image1" descr=""/>
                                     <pic:cNvPicPr>
                                       <a:picLocks noChangeAspect="1" noChangeArrowheads="1"/>
                                     </pic:cNvPicPr>
@@ -4143,64 +4294,65 @@
                       </w:r>
                       <w:r>
                         <w:rPr>
-                          <w:i w:val="0"/>
-                          <w:iCs w:val="0"/>
-                        </w:rPr>
-                        <w:t>図</w:t>
-                      </w:r>
-                      <w:r>
-                        <w:rPr>
-                          <w:i w:val="0"/>
-                          <w:iCs w:val="0"/>
-                        </w:rPr>
-                        <w:t xml:space="preserve"> </w:t>
-                      </w:r>
-                      <w:r>
-                        <w:rPr>
-                          <w:i w:val="0"/>
-                          <w:iCs w:val="0"/>
+                          <w:i w:val="false"/>
+                          <w:iCs w:val="false"/>
+                          <w:color w:val="000000"/>
+                        </w:rPr>
+                        <w:t xml:space="preserve">図 </w:t>
+                      </w:r>
+                      <w:r>
+                        <w:rPr>
+                          <w:i w:val="false"/>
+                          <w:iCs w:val="false"/>
+                          <w:color w:val="000000"/>
                         </w:rPr>
                         <w:fldChar w:fldCharType="begin"/>
                       </w:r>
                       <w:r>
                         <w:rPr>
-                          <w:i w:val="0"/>
-                          <w:iCs w:val="0"/>
+                          <w:i w:val="false"/>
+                          <w:iCs w:val="false"/>
+                          <w:color w:val="000000"/>
                         </w:rPr>
                         <w:instrText xml:space="preserve"> SEQ Figure \* ARABIC </w:instrText>
                       </w:r>
                       <w:r>
                         <w:rPr>
-                          <w:i w:val="0"/>
-                          <w:iCs w:val="0"/>
+                          <w:i w:val="false"/>
+                          <w:iCs w:val="false"/>
+                          <w:color w:val="000000"/>
                         </w:rPr>
                         <w:fldChar w:fldCharType="separate"/>
                       </w:r>
                       <w:r>
                         <w:rPr>
-                          <w:i w:val="0"/>
-                          <w:iCs w:val="0"/>
+                          <w:i w:val="false"/>
+                          <w:iCs w:val="false"/>
+                          <w:color w:val="000000"/>
                         </w:rPr>
                         <w:t>6</w:t>
                       </w:r>
                       <w:r>
                         <w:rPr>
-                          <w:i w:val="0"/>
-                          <w:iCs w:val="0"/>
+                          <w:i w:val="false"/>
+                          <w:iCs w:val="false"/>
+                          <w:color w:val="000000"/>
                         </w:rPr>
                         <w:fldChar w:fldCharType="end"/>
                       </w:r>
                       <w:r>
                         <w:rPr>
-                          <w:i w:val="0"/>
-                          <w:iCs w:val="0"/>
+                          <w:i w:val="false"/>
+                          <w:iCs w:val="false"/>
+                          <w:color w:val="000000"/>
                         </w:rPr>
                         <w:t xml:space="preserve">: </w:t>
                       </w:r>
                       <w:r>
                         <w:rPr>
-                          <w:i w:val="0"/>
-                          <w:iCs w:val="0"/>
+                          <w:i w:val="false"/>
+                          <w:iCs w:val="false"/>
+                          <w:color w:val="000000"/>
                         </w:rPr>
                         <w:t>長音階のダイアトニックコード</w:t>
                       </w:r>
@@ -4208,18 +4360,21 @@
                     <w:p>
                       <w:pPr>
                         <w:pStyle w:val="Figure"/>
+                        <w:spacing w:before="120" w:after="120"/>
                         <w:jc w:val="center"/>
                         <w:rPr>
-                          <w:i w:val="0"/>
-                          <w:iCs w:val="0"/>
+                          <w:i w:val="false"/>
+                          <w:i w:val="false"/>
+                          <w:iCs w:val="false"/>
                           <w:sz w:val="20"/>
                           <w:szCs w:val="20"/>
                         </w:rPr>
                       </w:pPr>
                       <w:r>
                         <w:rPr>
-                          <w:i w:val="0"/>
-                          <w:iCs w:val="0"/>
+                          <w:i w:val="false"/>
+                          <w:iCs w:val="false"/>
+                          <w:color w:val="000000"/>
                           <w:sz w:val="20"/>
                           <w:szCs w:val="20"/>
                         </w:rPr>
@@ -4243,10 +4398,12 @@
     </w:p>
     <w:p>
       <w:pPr>
+        <w:pStyle w:val="Normal"/>
         <w:numPr>
           <w:ilvl w:val="0"/>
           <w:numId w:val="2"/>
         </w:numPr>
+        <w:rPr/>
       </w:pPr>
       <w:r>
         <w:rPr>
@@ -4257,10 +4414,12 @@
     </w:p>
     <w:p>
       <w:pPr>
+        <w:pStyle w:val="Normal"/>
         <w:numPr>
           <w:ilvl w:val="1"/>
           <w:numId w:val="2"/>
         </w:numPr>
+        <w:rPr/>
       </w:pPr>
       <w:r>
         <w:rPr>
@@ -4277,10 +4436,12 @@
     </w:p>
     <w:p>
       <w:pPr>
+        <w:pStyle w:val="Normal"/>
         <w:numPr>
           <w:ilvl w:val="1"/>
           <w:numId w:val="2"/>
         </w:numPr>
+        <w:rPr/>
       </w:pPr>
       <w:r>
         <w:rPr>
@@ -4297,10 +4458,12 @@
     </w:p>
     <w:p>
       <w:pPr>
+        <w:pStyle w:val="Normal"/>
         <w:numPr>
           <w:ilvl w:val="1"/>
           <w:numId w:val="2"/>
         </w:numPr>
+        <w:rPr/>
       </w:pPr>
       <w:r>
         <w:rPr>
@@ -4329,10 +4492,12 @@
     </w:p>
     <w:p>
       <w:pPr>
+        <w:pStyle w:val="Normal"/>
         <w:numPr>
           <w:ilvl w:val="0"/>
           <w:numId w:val="2"/>
         </w:numPr>
+        <w:rPr/>
       </w:pPr>
       <w:r>
         <w:rPr>
@@ -4343,42 +4508,24 @@
     </w:p>
     <w:p>
       <w:pPr>
+        <w:pStyle w:val="Normal"/>
         <w:numPr>
           <w:ilvl w:val="1"/>
           <w:numId w:val="2"/>
         </w:numPr>
-      </w:pPr>
-      <w:proofErr w:type="spellStart"/>
-      <w:r>
-        <w:rPr>
-          <w:rFonts w:ascii="ScaleDegrees Times" w:hAnsi="ScaleDegrees Times"/>
-        </w:rPr>
-        <w:t>i</w:t>
-      </w:r>
-      <w:proofErr w:type="spellEnd"/>
-      <w:r>
-        <w:rPr>
-          <w:rFonts w:ascii="ScaleDegrees Times" w:hAnsi="ScaleDegrees Times"/>
-        </w:rPr>
-        <w:t xml:space="preserve">, </w:t>
-      </w:r>
-      <w:proofErr w:type="spellStart"/>
-      <w:r>
-        <w:rPr>
-          <w:rFonts w:ascii="ScaleDegrees Times" w:hAnsi="ScaleDegrees Times"/>
-        </w:rPr>
-        <w:t>bIII</w:t>
-      </w:r>
-      <w:proofErr w:type="spellEnd"/>
-      <w:r>
-        <w:rPr>
-          <w:rFonts w:ascii="ScaleDegrees Times" w:hAnsi="ScaleDegrees Times"/>
-          <w:noProof/>
-        </w:rPr>
+        <w:rPr/>
+      </w:pPr>
+      <w:r>
+        <w:rPr>
+          <w:rFonts w:ascii="ScaleDegrees Times" w:hAnsi="ScaleDegrees Times"/>
+        </w:rPr>
+        <w:t>i, bIII</w:t>
+      </w:r>
+      <w:r>
         <mc:AlternateContent>
           <mc:Choice Requires="wps">
             <w:drawing>
-              <wp:anchor distT="0" distB="0" distL="0" distR="0" simplePos="0" relativeHeight="10" behindDoc="0" locked="0" layoutInCell="0" allowOverlap="1">
+              <wp:anchor behindDoc="0" distT="0" distB="0" distL="0" distR="0" simplePos="0" locked="0" layoutInCell="0" allowOverlap="1" relativeHeight="10">
                 <wp:simplePos x="0" y="0"/>
                 <wp:positionH relativeFrom="column">
                   <wp:posOffset>3152140</wp:posOffset>
@@ -4389,8 +4536,7 @@
                 <wp:extent cx="3539490" cy="1569720"/>
                 <wp:effectExtent l="0" t="0" r="0" b="0"/>
                 <wp:wrapSquare wrapText="largest"/>
-                <wp:docPr id="27" name="Frame8"/>
-                <wp:cNvGraphicFramePr/>
+                <wp:docPr id="30" name="Frame8"/>
                 <a:graphic xmlns:a="http://schemas.openxmlformats.org/drawingml/2006/main">
                   <a:graphicData uri="http://schemas.microsoft.com/office/word/2010/wordprocessingShape">
                     <wps:wsp>
@@ -4404,22 +4550,16 @@
                           <a:avLst/>
                         </a:prstGeom>
                         <a:solidFill>
-                          <a:srgbClr val="FFFFFF"/>
+                          <a:srgbClr val="ffffff"/>
                         </a:solidFill>
                         <a:ln w="0">
                           <a:noFill/>
                         </a:ln>
                       </wps:spPr>
                       <wps:style>
-                        <a:lnRef idx="0">
-                          <a:scrgbClr r="0" g="0" b="0"/>
-                        </a:lnRef>
-                        <a:fillRef idx="0">
-                          <a:scrgbClr r="0" g="0" b="0"/>
-                        </a:fillRef>
-                        <a:effectRef idx="0">
-                          <a:scrgbClr r="0" g="0" b="0"/>
-                        </a:effectRef>
+                        <a:lnRef idx="0"/>
+                        <a:fillRef idx="0"/>
+                        <a:effectRef idx="0"/>
                         <a:fontRef idx="minor"/>
                       </wps:style>
                       <wps:txbx>
@@ -4427,21 +4567,22 @@
                           <w:p>
                             <w:pPr>
                               <w:pStyle w:val="Figure"/>
-                              <w:spacing w:line="165" w:lineRule="auto"/>
-                              <w:rPr>
-                                <w:i w:val="0"/>
-                                <w:iCs w:val="0"/>
+                              <w:spacing w:lineRule="auto" w:line="163" w:before="120" w:after="120"/>
+                              <w:rPr>
+                                <w:i w:val="false"/>
+                                <w:i w:val="false"/>
+                                <w:iCs w:val="false"/>
                               </w:rPr>
                             </w:pPr>
                             <w:r>
                               <w:rPr>
-                                <w:noProof/>
+                                <w:color w:val="000000"/>
                               </w:rPr>
                               <w:drawing>
                                 <wp:inline distT="0" distB="0" distL="0" distR="0">
                                   <wp:extent cx="3539490" cy="1338580"/>
                                   <wp:effectExtent l="0" t="0" r="0" b="0"/>
-                                  <wp:docPr id="29" name="Image3"/>
+                                  <wp:docPr id="32" name="Image3" descr=""/>
                                   <wp:cNvGraphicFramePr>
                                     <a:graphicFrameLocks xmlns:a="http://schemas.openxmlformats.org/drawingml/2006/main" noChangeAspect="1"/>
                                   </wp:cNvGraphicFramePr>
@@ -4449,7 +4590,7 @@
                                     <a:graphicData uri="http://schemas.openxmlformats.org/drawingml/2006/picture">
                                       <pic:pic xmlns:pic="http://schemas.openxmlformats.org/drawingml/2006/picture">
                                         <pic:nvPicPr>
-                                          <pic:cNvPr id="29" name="Image3"/>
+                                          <pic:cNvPr id="32" name="Image3" descr=""/>
                                           <pic:cNvPicPr>
                                             <a:picLocks noChangeAspect="1" noChangeArrowheads="1"/>
                                           </pic:cNvPicPr>
@@ -4477,71 +4618,72 @@
                             </w:r>
                             <w:r>
                               <w:rPr>
-                                <w:i w:val="0"/>
-                                <w:iCs w:val="0"/>
-                              </w:rPr>
-                              <w:t>図</w:t>
-                            </w:r>
-                            <w:r>
-                              <w:rPr>
-                                <w:i w:val="0"/>
-                                <w:iCs w:val="0"/>
-                              </w:rPr>
-                              <w:t xml:space="preserve"> </w:t>
-                            </w:r>
-                            <w:r>
-                              <w:rPr>
-                                <w:i w:val="0"/>
-                                <w:iCs w:val="0"/>
+                                <w:i w:val="false"/>
+                                <w:iCs w:val="false"/>
+                                <w:color w:val="000000"/>
+                              </w:rPr>
+                              <w:t xml:space="preserve">図 </w:t>
+                            </w:r>
+                            <w:r>
+                              <w:rPr>
+                                <w:i w:val="false"/>
+                                <w:iCs w:val="false"/>
+                                <w:color w:val="000000"/>
                               </w:rPr>
                               <w:fldChar w:fldCharType="begin"/>
                             </w:r>
                             <w:r>
                               <w:rPr>
-                                <w:i w:val="0"/>
-                                <w:iCs w:val="0"/>
+                                <w:i w:val="false"/>
+                                <w:iCs w:val="false"/>
+                                <w:color w:val="000000"/>
                               </w:rPr>
                               <w:instrText xml:space="preserve"> SEQ Figure \* ARABIC </w:instrText>
                             </w:r>
                             <w:r>
                               <w:rPr>
-                                <w:i w:val="0"/>
-                                <w:iCs w:val="0"/>
+                                <w:i w:val="false"/>
+                                <w:iCs w:val="false"/>
+                                <w:color w:val="000000"/>
                               </w:rPr>
                               <w:fldChar w:fldCharType="separate"/>
                             </w:r>
                             <w:r>
                               <w:rPr>
-                                <w:i w:val="0"/>
-                                <w:iCs w:val="0"/>
+                                <w:i w:val="false"/>
+                                <w:iCs w:val="false"/>
+                                <w:color w:val="000000"/>
                               </w:rPr>
                               <w:t>7</w:t>
                             </w:r>
                             <w:r>
                               <w:rPr>
-                                <w:i w:val="0"/>
-                                <w:iCs w:val="0"/>
+                                <w:i w:val="false"/>
+                                <w:iCs w:val="false"/>
+                                <w:color w:val="000000"/>
                               </w:rPr>
                               <w:fldChar w:fldCharType="end"/>
                             </w:r>
                             <w:r>
                               <w:rPr>
-                                <w:i w:val="0"/>
-                                <w:iCs w:val="0"/>
+                                <w:i w:val="false"/>
+                                <w:iCs w:val="false"/>
+                                <w:color w:val="000000"/>
                               </w:rPr>
                               <w:t xml:space="preserve">: </w:t>
                             </w:r>
                             <w:r>
                               <w:rPr>
-                                <w:i w:val="0"/>
-                                <w:iCs w:val="0"/>
+                                <w:i w:val="false"/>
+                                <w:iCs w:val="false"/>
+                                <w:color w:val="000000"/>
                               </w:rPr>
                               <w:t>自然短音階ダイアトニックコード</w:t>
                             </w:r>
                           </w:p>
                         </w:txbxContent>
                       </wps:txbx>
-                      <wps:bodyPr lIns="0" tIns="0" rIns="0" bIns="0" anchor="t">
+                      <wps:bodyPr lIns="0" rIns="0" tIns="0" bIns="0" anchor="t">
                         <a:noAutofit/>
                       </wps:bodyPr>
                     </wps:wsp>
@@ -4552,27 +4694,30 @@
           </mc:Choice>
           <mc:Fallback>
             <w:pict>
-              <v:rect id="Frame8" o:spid="_x0000_s1034" style="position:absolute;left:0;text-align:left;margin-left:248.2pt;margin-top:15.55pt;width:278.7pt;height:123.6pt;z-index:10;visibility:visible;mso-wrap-style:square;mso-wrap-distance-left:0;mso-wrap-distance-top:0;mso-wrap-distance-right:0;mso-wrap-distance-bottom:0;mso-position-horizontal:absolute;mso-position-horizontal-relative:text;mso-position-vertical:absolute;mso-position-vertical-relative:text;v-text-anchor:top" o:gfxdata="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" o:allowincell="f" stroked="f" strokeweight="0">
-                <v:textbox inset="0,0,0,0">
+              <v:rect id="shape_0" ID="Frame8" path="m0,0l-2147483645,0l-2147483645,-2147483646l0,-2147483646xe" fillcolor="white" stroked="f" o:allowincell="f" style="position:absolute;margin-left:248.2pt;margin-top:15.55pt;width:278.65pt;height:123.55pt;mso-wrap-style:square;v-text-anchor:top">
+                <v:fill o:detectmouseclick="t" type="solid" color2="black"/>
+                <v:stroke color="#3465a4" joinstyle="round" endcap="flat"/>
+                <v:textbox>
                   <w:txbxContent>
                     <w:p>
                       <w:pPr>
                         <w:pStyle w:val="Figure"/>
-                        <w:spacing w:line="165" w:lineRule="auto"/>
-                        <w:rPr>
-                          <w:i w:val="0"/>
-                          <w:iCs w:val="0"/>
+                        <w:spacing w:lineRule="auto" w:line="163" w:before="120" w:after="120"/>
+                        <w:rPr>
+                          <w:i w:val="false"/>
+                          <w:i w:val="false"/>
+                          <w:iCs w:val="false"/>
                         </w:rPr>
                       </w:pPr>
                       <w:r>
                         <w:rPr>
-                          <w:noProof/>
+                          <w:color w:val="000000"/>
                         </w:rPr>
                         <w:drawing>
                           <wp:inline distT="0" distB="0" distL="0" distR="0">
                             <wp:extent cx="3539490" cy="1338580"/>
                             <wp:effectExtent l="0" t="0" r="0" b="0"/>
-                            <wp:docPr id="29" name="Image3"/>
+                            <wp:docPr id="33" name="Image3" descr=""/>
                             <wp:cNvGraphicFramePr>
                               <a:graphicFrameLocks xmlns:a="http://schemas.openxmlformats.org/drawingml/2006/main" noChangeAspect="1"/>
                             </wp:cNvGraphicFramePr>
@@ -4580,13 +4725,13 @@
                               <a:graphicData uri="http://schemas.openxmlformats.org/drawingml/2006/picture">
                                 <pic:pic xmlns:pic="http://schemas.openxmlformats.org/drawingml/2006/picture">
                                   <pic:nvPicPr>
-                                    <pic:cNvPr id="29" name="Image3"/>
+                                    <pic:cNvPr id="33" name="Image3" descr=""/>
                                     <pic:cNvPicPr>
                                       <a:picLocks noChangeAspect="1" noChangeArrowheads="1"/>
                                     </pic:cNvPicPr>
                                   </pic:nvPicPr>
                                   <pic:blipFill>
-                                    <a:blip r:embed="rId15"/>
+                                    <a:blip r:embed="rId16"/>
                                     <a:stretch>
                                       <a:fillRect/>
                                     </a:stretch>
@@ -4608,64 +4753,65 @@
                       </w:r>
                       <w:r>
                         <w:rPr>
-                          <w:i w:val="0"/>
-                          <w:iCs w:val="0"/>
-                        </w:rPr>
-                        <w:t>図</w:t>
-                      </w:r>
-                      <w:r>
-                        <w:rPr>
-                          <w:i w:val="0"/>
-                          <w:iCs w:val="0"/>
-                        </w:rPr>
-                        <w:t xml:space="preserve"> </w:t>
-                      </w:r>
-                      <w:r>
-                        <w:rPr>
-                          <w:i w:val="0"/>
-                          <w:iCs w:val="0"/>
+                          <w:i w:val="false"/>
+                          <w:iCs w:val="false"/>
+                          <w:color w:val="000000"/>
+                        </w:rPr>
+                        <w:t xml:space="preserve">図 </w:t>
+                      </w:r>
+                      <w:r>
+                        <w:rPr>
+                          <w:i w:val="false"/>
+                          <w:iCs w:val="false"/>
+                          <w:color w:val="000000"/>
                         </w:rPr>
                         <w:fldChar w:fldCharType="begin"/>
                       </w:r>
                       <w:r>
                         <w:rPr>
-                          <w:i w:val="0"/>
-                          <w:iCs w:val="0"/>
+                          <w:i w:val="false"/>
+                          <w:iCs w:val="false"/>
+                          <w:color w:val="000000"/>
                         </w:rPr>
                         <w:instrText xml:space="preserve"> SEQ Figure \* ARABIC </w:instrText>
                       </w:r>
                       <w:r>
                         <w:rPr>
-                          <w:i w:val="0"/>
-                          <w:iCs w:val="0"/>
+                          <w:i w:val="false"/>
+                          <w:iCs w:val="false"/>
+                          <w:color w:val="000000"/>
                         </w:rPr>
                         <w:fldChar w:fldCharType="separate"/>
                       </w:r>
                       <w:r>
                         <w:rPr>
-                          <w:i w:val="0"/>
-                          <w:iCs w:val="0"/>
+                          <w:i w:val="false"/>
+                          <w:iCs w:val="false"/>
+                          <w:color w:val="000000"/>
                         </w:rPr>
                         <w:t>7</w:t>
                       </w:r>
                       <w:r>
                         <w:rPr>
-                          <w:i w:val="0"/>
-                          <w:iCs w:val="0"/>
+                          <w:i w:val="false"/>
+                          <w:iCs w:val="false"/>
+                          <w:color w:val="000000"/>
                         </w:rPr>
                         <w:fldChar w:fldCharType="end"/>
                       </w:r>
                       <w:r>
                         <w:rPr>
-                          <w:i w:val="0"/>
-                          <w:iCs w:val="0"/>
+                          <w:i w:val="false"/>
+                          <w:iCs w:val="false"/>
+                          <w:color w:val="000000"/>
                         </w:rPr>
                         <w:t xml:space="preserve">: </w:t>
                       </w:r>
                       <w:r>
                         <w:rPr>
-                          <w:i w:val="0"/>
-                          <w:iCs w:val="0"/>
+                          <w:i w:val="false"/>
+                          <w:iCs w:val="false"/>
+                          <w:color w:val="000000"/>
                         </w:rPr>
                         <w:t>自然短音階ダイアトニックコード</w:t>
                       </w:r>
@@ -4687,25 +4833,19 @@
     </w:p>
     <w:p>
       <w:pPr>
+        <w:pStyle w:val="Normal"/>
         <w:numPr>
           <w:ilvl w:val="1"/>
           <w:numId w:val="2"/>
         </w:numPr>
-      </w:pPr>
-      <w:r>
-        <w:rPr>
-          <w:rFonts w:ascii="ScaleDegrees Times" w:hAnsi="ScaleDegrees Times"/>
-        </w:rPr>
-        <w:t xml:space="preserve">ii°, iv, </w:t>
-      </w:r>
-      <w:proofErr w:type="spellStart"/>
-      <w:r>
-        <w:rPr>
-          <w:rFonts w:ascii="ScaleDegrees Times" w:hAnsi="ScaleDegrees Times"/>
-        </w:rPr>
-        <w:t>bVI</w:t>
-      </w:r>
-      <w:proofErr w:type="spellEnd"/>
+        <w:rPr/>
+      </w:pPr>
+      <w:r>
+        <w:rPr>
+          <w:rFonts w:ascii="ScaleDegrees Times" w:hAnsi="ScaleDegrees Times"/>
+        </w:rPr>
+        <w:t>ii°, iv, bVI</w:t>
+      </w:r>
       <w:r>
         <w:rPr>
           <w:rFonts w:ascii="ScaleDegrees Times" w:hAnsi="ScaleDegrees Times"/>
@@ -4715,30 +4855,18 @@
     </w:p>
     <w:p>
       <w:pPr>
+        <w:pStyle w:val="Normal"/>
         <w:numPr>
           <w:ilvl w:val="1"/>
           <w:numId w:val="2"/>
         </w:numPr>
-      </w:pPr>
-      <w:r>
-        <w:rPr>
-          <w:rFonts w:ascii="ScaleDegrees Times" w:hAnsi="ScaleDegrees Times"/>
-        </w:rPr>
-        <w:t xml:space="preserve">v, </w:t>
-      </w:r>
-      <w:proofErr w:type="spellStart"/>
-      <w:r>
-        <w:rPr>
-          <w:rFonts w:ascii="ScaleDegrees Times" w:hAnsi="ScaleDegrees Times"/>
-        </w:rPr>
-        <w:t>bVII</w:t>
-      </w:r>
-      <w:proofErr w:type="spellEnd"/>
-      <w:r>
-        <w:rPr>
-          <w:rFonts w:ascii="ScaleDegrees Times" w:hAnsi="ScaleDegrees Times"/>
-        </w:rPr>
-        <w:t>, (</w:t>
+        <w:rPr/>
+      </w:pPr>
+      <w:r>
+        <w:rPr>
+          <w:rFonts w:ascii="ScaleDegrees Times" w:hAnsi="ScaleDegrees Times"/>
+        </w:rPr>
+        <w:t>v, bVII, (</w:t>
       </w:r>
       <w:r>
         <w:rPr>
@@ -4760,6 +4888,10 @@
       </w:r>
     </w:p>
     <w:p>
+      <w:pPr>
+        <w:pStyle w:val="Normal"/>
+        <w:rPr/>
+      </w:pPr>
       <w:r>
         <w:rPr>
           <w:rFonts w:ascii="ScaleDegrees Times" w:hAnsi="ScaleDegrees Times"/>
@@ -4770,14 +4902,20 @@
     <w:p>
       <w:pPr>
         <w:pStyle w:val="Heading2"/>
+        <w:rPr/>
       </w:pPr>
       <w:bookmarkStart w:id="31" w:name="__RefHeading___Toc433_3269620353"/>
       <w:bookmarkEnd w:id="31"/>
       <w:r>
+        <w:rPr/>
         <w:t>ソース・参考資料</w:t>
       </w:r>
     </w:p>
     <w:p>
+      <w:pPr>
+        <w:pStyle w:val="Normal"/>
+        <w:rPr/>
+      </w:pPr>
       <w:r>
         <w:rPr>
           <w:rFonts w:ascii="ScaleDegrees Times" w:hAnsi="ScaleDegrees Times"/>
@@ -4786,59 +4924,50 @@
       </w:r>
       <w:r>
         <w:rPr>
-          <w:rStyle w:val="Hyperlink"/>
+          <w:rStyle w:val="InternetLink"/>
           <w:color w:val="auto"/>
         </w:rPr>
         <w:t>https://commons.wikimedia.org/wiki/File:Circle_of_fifths_deluxe_4.svg</w:t>
       </w:r>
     </w:p>
     <w:p>
-      <w:r>
-        <w:t>エンクロージャーについて</w:t>
-      </w:r>
-      <w:r>
-        <w:t xml:space="preserve"> https://www.jazzadvice.com/lessons/how-to-effectively-use-enclosure/</w:t>
+      <w:pPr>
+        <w:pStyle w:val="Normal"/>
+        <w:widowControl/>
+        <w:suppressAutoHyphens w:val="true"/>
+        <w:bidi w:val="0"/>
+        <w:spacing w:lineRule="auto" w:line="259" w:before="0" w:after="160"/>
+        <w:jc w:val="left"/>
+        <w:rPr/>
+      </w:pPr>
+      <w:r>
+        <w:rPr/>
+        <w:t xml:space="preserve">エンクロージャーについて </w:t>
+      </w:r>
+      <w:r>
+        <w:rPr/>
+        <w:t>https://www.jazzadvice.com/lessons/how-to-effectively-use-enclosure/</w:t>
       </w:r>
     </w:p>
     <w:sectPr>
+      <w:footnotePr>
+        <w:numFmt w:val="decimal"/>
+      </w:footnotePr>
+      <w:type w:val="nextPage"/>
       <w:pgSz w:w="12240" w:h="15840"/>
-      <w:pgMar w:top="1985" w:right="1701" w:bottom="1701" w:left="1701" w:header="0" w:footer="0" w:gutter="0"/>
-      <w:cols w:space="720"/>
-      <w:formProt w:val="0"/>
-      <w:docGrid w:linePitch="360" w:charSpace="4096"/>
+      <w:pgMar w:left="1701" w:right="1701" w:gutter="0" w:header="0" w:top="1985" w:footer="0" w:bottom="1701"/>
+      <w:pgNumType w:fmt="decimal"/>
+      <w:formProt w:val="false"/>
+      <w:textDirection w:val="lrTb"/>
+      <w:docGrid w:type="default" w:linePitch="360" w:charSpace="8192"/>
     </w:sectPr>
   </w:body>
 </w:document>
 </file>
 
-<file path=word/endnotes.xml><?xml version="1.0" encoding="utf-8"?>
-<w:endnotes xmlns:wpc="http://schemas.microsoft.com/office/word/2010/wordprocessingCanvas" xmlns:cx="http://schemas.microsoft.com/office/drawing/2014/chartex" xmlns:cx1="http://schemas.microsoft.com/office/drawing/2015/9/8/chartex" xmlns:cx2="http://schemas.microsoft.com/office/drawing/2015/10/21/chartex" xmlns:cx3="http://schemas.microsoft.com/office/drawing/2016/5/9/chartex" xmlns:cx4="http://schemas.microsoft.com/office/drawing/2016/5/10/chartex" xmlns:cx5="http://schemas.microsoft.com/office/drawing/2016/5/11/chartex" xmlns:cx6="http://schemas.microsoft.com/office/drawing/2016/5/12/chartex" xmlns:cx7="http://schemas.microsoft.com/office/drawing/2016/5/13/chartex" xmlns:cx8="http://schemas.microsoft.com/office/drawing/2016/5/14/chartex" xmlns:mc="http://schemas.openxmlformats.org/markup-compatibility/2006" xmlns:aink="http://schemas.microsoft.com/office/drawing/2016/ink" xmlns:am3d="http://schemas.microsoft.com/office/drawing/2017/model3d" xmlns:o="urn:schemas-microsoft-com:office:office" xmlns:oel="http://schemas.microsoft.com/office/2019/extlst" xmlns:r="http://schemas.openxmlformats.org/officeDocument/2006/relationships" xmlns:m="http://schemas.openxmlformats.org/officeDocument/2006/math" xmlns:v="urn:schemas-microsoft-com:vml" xmlns:wp14="http://schemas.microsoft.com/office/word/2010/wordprocessingDrawing" xmlns:wp="http://schemas.openxmlformats.org/drawingml/2006/wordprocessingDrawing" xmlns:w10="urn:schemas-microsoft-com:office:word" xmlns:w="http://schemas.openxmlformats.org/wordprocessingml/2006/main" xmlns:w14="http://schemas.microsoft.com/office/word/2010/wordml" xmlns:w15="http://schemas.microsoft.com/office/word/2012/wordml" xmlns:w16cex="http://schemas.microsoft.com/office/word/2018/wordml/cex" xmlns:w16cid="http://schemas.microsoft.com/office/word/2016/wordml/cid" xmlns:w16="http://schemas.microsoft.com/office/word/2018/wordml" xmlns:w16du="http://schemas.microsoft.com/office/word/2023/wordml/word16du" xmlns:w16sdtdh="http://schemas.microsoft.com/office/word/2020/wordml/sdtdatahash" xmlns:w16se="http://schemas.microsoft.com/office/word/2015/wordml/symex" xmlns:wpg="http://schemas.microsoft.com/office/word/2010/wordprocessingGroup" xmlns:wpi="http://schemas.microsoft.com/office/word/2010/wordprocessingInk" xmlns:wne="http://schemas.microsoft.com/office/word/2006/wordml" xmlns:wps="http://schemas.microsoft.com/office/word/2010/wordprocessingShape" mc:Ignorable="w14 w15 w16se w16cid w16 w16cex w16sdtdh w16du wp14">
-  <w:endnote w:type="separator" w:id="-1">
-    <w:p>
-      <w:pPr>
-        <w:spacing w:after="0" w:line="240" w:lineRule="auto"/>
-      </w:pPr>
-      <w:r>
-        <w:separator/>
-      </w:r>
-    </w:p>
-  </w:endnote>
-  <w:endnote w:type="continuationSeparator" w:id="0">
-    <w:p>
-      <w:pPr>
-        <w:spacing w:after="0" w:line="240" w:lineRule="auto"/>
-      </w:pPr>
-      <w:r>
-        <w:continuationSeparator/>
-      </w:r>
-    </w:p>
-  </w:endnote>
-</w:endnotes>
-</file>
-
 <file path=word/footnotes.xml><?xml version="1.0" encoding="utf-8"?>
-<w:footnotes xmlns:wpc="http://schemas.microsoft.com/office/word/2010/wordprocessingCanvas" xmlns:cx="http://schemas.microsoft.com/office/drawing/2014/chartex" xmlns:cx1="http://schemas.microsoft.com/office/drawing/2015/9/8/chartex" xmlns:cx2="http://schemas.microsoft.com/office/drawing/2015/10/21/chartex" xmlns:cx3="http://schemas.microsoft.com/office/drawing/2016/5/9/chartex" xmlns:cx4="http://schemas.microsoft.com/office/drawing/2016/5/10/chartex" xmlns:cx5="http://schemas.microsoft.com/office/drawing/2016/5/11/chartex" xmlns:cx6="http://schemas.microsoft.com/office/drawing/2016/5/12/chartex" xmlns:cx7="http://schemas.microsoft.com/office/drawing/2016/5/13/chartex" xmlns:cx8="http://schemas.microsoft.com/office/drawing/2016/5/14/chartex" xmlns:mc="http://schemas.openxmlformats.org/markup-compatibility/2006" xmlns:aink="http://schemas.microsoft.com/office/drawing/2016/ink" xmlns:am3d="http://schemas.microsoft.com/office/drawing/2017/model3d" xmlns:o="urn:schemas-microsoft-com:office:office" xmlns:oel="http://schemas.microsoft.com/office/2019/extlst" xmlns:r="http://schemas.openxmlformats.org/officeDocument/2006/relationships" xmlns:m="http://schemas.openxmlformats.org/officeDocument/2006/math" xmlns:v="urn:schemas-microsoft-com:vml" xmlns:wp14="http://schemas.microsoft.com/office/word/2010/wordprocessingDrawing" xmlns:wp="http://schemas.openxmlformats.org/drawingml/2006/wordprocessingDrawing" xmlns:w10="urn:schemas-microsoft-com:office:word" xmlns:w="http://schemas.openxmlformats.org/wordprocessingml/2006/main" xmlns:w14="http://schemas.microsoft.com/office/word/2010/wordml" xmlns:w15="http://schemas.microsoft.com/office/word/2012/wordml" xmlns:w16cex="http://schemas.microsoft.com/office/word/2018/wordml/cex" xmlns:w16cid="http://schemas.microsoft.com/office/word/2016/wordml/cid" xmlns:w16="http://schemas.microsoft.com/office/word/2018/wordml" xmlns:w16du="http://schemas.microsoft.com/office/word/2023/wordml/word16du" xmlns:w16sdtdh="http://schemas.microsoft.com/office/word/2020/wordml/sdtdatahash" xmlns:w16se="http://schemas.microsoft.com/office/word/2015/wordml/symex" xmlns:wpg="http://schemas.microsoft.com/office/word/2010/wordprocessingGroup" xmlns:wpi="http://schemas.microsoft.com/office/word/2010/wordprocessingInk" xmlns:wne="http://schemas.microsoft.com/office/word/2006/wordml" xmlns:wps="http://schemas.microsoft.com/office/word/2010/wordprocessingShape" mc:Ignorable="w14 w15 w16se w16cid w16 w16cex w16sdtdh w16du wp14">
-  <w:footnote w:type="separator" w:id="-1">
+<w:footnotes xmlns:o="urn:schemas-microsoft-com:office:office" xmlns:r="http://schemas.openxmlformats.org/officeDocument/2006/relationships" xmlns:v="urn:schemas-microsoft-com:vml" xmlns:w="http://schemas.openxmlformats.org/wordprocessingml/2006/main" xmlns:w10="urn:schemas-microsoft-com:office:word" xmlns:wp="http://schemas.openxmlformats.org/drawingml/2006/wordprocessingDrawing" xmlns:wps="http://schemas.microsoft.com/office/word/2010/wordprocessingShape" xmlns:wpg="http://schemas.microsoft.com/office/word/2010/wordprocessingGroup" xmlns:mc="http://schemas.openxmlformats.org/markup-compatibility/2006" xmlns:wp14="http://schemas.microsoft.com/office/word/2010/wordprocessingDrawing" xmlns:w14="http://schemas.microsoft.com/office/word/2010/wordml" xmlns:w15="http://schemas.microsoft.com/office/word/2012/wordml" mc:Ignorable="w14 wp14 w15">
+  <w:footnote w:id="0" w:type="separator">
     <w:p>
       <w:pPr>
         <w:rPr>
@@ -4850,7 +4979,7 @@
       </w:r>
     </w:p>
   </w:footnote>
-  <w:footnote w:type="continuationSeparator" w:id="0">
+  <w:footnote w:id="1" w:type="continuationSeparator">
     <w:p>
       <w:pPr>
         <w:rPr>
@@ -4859,40 +4988,17 @@
       </w:pPr>
       <w:r>
         <w:continuationSeparator/>
-      </w:r>
-    </w:p>
-  </w:footnote>
-  <w:footnote w:id="1">
-    <w:p>
-      <w:pPr>
-        <w:pStyle w:val="FootnoteText"/>
-      </w:pPr>
-      <w:r>
-        <w:rPr>
-          <w:rStyle w:val="FootnoteCharacters"/>
-        </w:rPr>
-        <w:footnoteRef/>
-      </w:r>
-      <w:r>
-        <w:tab/>
-      </w:r>
-      <w:r>
-        <w:t>咲夜</w:t>
-      </w:r>
-      <w:r>
-        <w:t>A</w:t>
-      </w:r>
-      <w:r>
-        <w:t>で</w:t>
       </w:r>
     </w:p>
   </w:footnote>
   <w:footnote w:id="2">
     <w:p>
       <w:pPr>
-        <w:rPr>
-          <w:lang w:val="en-GB"/>
-        </w:rPr>
+        <w:pStyle w:val="Footnote"/>
+        <w:suppressLineNumbers/>
+        <w:spacing w:before="0" w:after="160"/>
+        <w:ind w:left="340" w:hanging="340"/>
+        <w:rPr/>
       </w:pPr>
       <w:r>
         <w:rPr>
@@ -4901,32 +5007,28 @@
         <w:footnoteRef/>
       </w:r>
       <w:r>
-        <w:rPr>
-          <w:rFonts w:hint="eastAsia"/>
-        </w:rPr>
-        <w:t xml:space="preserve">　</w:t>
-      </w:r>
-      <w:r>
-        <w:t>これが</w:t>
-      </w:r>
-      <w:r>
+        <w:rPr/>
+        <w:tab/>
+        <w:t>咲夜</w:t>
+      </w:r>
+      <w:r>
+        <w:rPr/>
         <w:t>A</w:t>
       </w:r>
       <w:r>
-        <w:t>メロの役割を持つのかは些か不明であるのですが、メロディー性が少なく、聴き手の和声感覚を紛らわしてくる性質もあるので、</w:t>
-      </w:r>
-      <w:r>
-        <w:t>A</w:t>
-      </w:r>
-      <w:r>
-        <w:t>メロよりもブリッジとしての役割が強いと判断しました。</w:t>
+        <w:rPr/>
+        <w:t>で</w:t>
       </w:r>
     </w:p>
   </w:footnote>
   <w:footnote w:id="3">
     <w:p>
       <w:pPr>
-        <w:pStyle w:val="FootnoteText"/>
+        <w:pStyle w:val="Normal"/>
+        <w:spacing w:before="0" w:after="160"/>
+        <w:rPr>
+          <w:lang w:val="en-GB"/>
+        </w:rPr>
       </w:pPr>
       <w:r>
         <w:rPr>
@@ -4935,95 +5037,103 @@
         <w:footnoteRef/>
       </w:r>
       <w:r>
-        <w:tab/>
-      </w:r>
-      <w:r>
-        <w:t>目当ての音程に辿り着くために、その上・下の音程を踏んでおくメロディーテク。半音で囲う場合</w:t>
-      </w:r>
-      <w:r>
-        <w:t>(chromatic enclosure)</w:t>
-      </w:r>
-      <w:r>
-        <w:t>も、スケールトーンで囲う場合</w:t>
-      </w:r>
-      <w:r>
-        <w:t>(diatonic enclosure)</w:t>
-      </w:r>
-      <w:r>
-        <w:t>もある。</w:t>
+        <w:rPr/>
+        <w:t>　これが</w:t>
+      </w:r>
+      <w:r>
+        <w:rPr/>
+        <w:t>A</w:t>
+      </w:r>
+      <w:r>
+        <w:rPr/>
+        <w:t>メロの役割を持つのかは些か不明ですが、メロディー性が少なく、聴き手の和声感覚を紛らわしてくる性質もあるので、</w:t>
+      </w:r>
+      <w:r>
+        <w:rPr/>
+        <w:t>A</w:t>
+      </w:r>
+      <w:r>
+        <w:rPr/>
+        <w:t>メロよりもブリッジとしての役割が強いと判断しました。</w:t>
       </w:r>
     </w:p>
   </w:footnote>
   <w:footnote w:id="4">
     <w:p>
       <w:pPr>
-        <w:pStyle w:val="FootnoteText"/>
-        <w:rPr>
-          <w:rFonts w:hint="eastAsia"/>
-        </w:rPr>
-      </w:pPr>
-      <w:r>
-        <w:rPr>
-          <w:rStyle w:val="FootnoteReference"/>
-          <w:vertAlign w:val="baseline"/>
+        <w:pStyle w:val="Footnote"/>
+        <w:suppressLineNumbers/>
+        <w:spacing w:before="0" w:after="160"/>
+        <w:ind w:left="340" w:hanging="340"/>
+        <w:rPr/>
+      </w:pPr>
+      <w:r>
+        <w:rPr>
+          <w:rStyle w:val="FootnoteCharacters"/>
         </w:rPr>
         <w:footnoteRef/>
       </w:r>
       <w:r>
+        <w:rPr/>
+        <w:tab/>
+        <w:t>目当ての音程に辿り着くために、その上・下の音程を踏んでおくメロディーテク。半音で囲う場合</w:t>
+      </w:r>
+      <w:r>
+        <w:rPr/>
+        <w:t>(chromatic enclosure)</w:t>
+      </w:r>
+      <w:r>
+        <w:rPr/>
+        <w:t>も、スケールトーンで囲う場合</w:t>
+      </w:r>
+      <w:r>
+        <w:rPr/>
+        <w:t>(diatonic enclosure)</w:t>
+      </w:r>
+      <w:r>
+        <w:rPr/>
+        <w:t>もある。</w:t>
+      </w:r>
+    </w:p>
+  </w:footnote>
+  <w:footnote w:id="5">
+    <w:p>
+      <w:pPr>
+        <w:pStyle w:val="Footnote"/>
+        <w:suppressLineNumbers/>
+        <w:spacing w:before="0" w:after="160"/>
+        <w:ind w:left="340" w:hanging="340"/>
+        <w:rPr/>
+      </w:pPr>
+      <w:r>
+        <w:rPr>
+          <w:rStyle w:val="FootnoteCharacters"/>
+        </w:rPr>
+        <w:footnoteRef/>
+      </w:r>
+      <w:r>
+        <w:rPr/>
+        <w:tab/>
         <w:t xml:space="preserve"> </w:t>
       </w:r>
       <w:r>
-        <w:rPr>
-          <w:rFonts w:hint="eastAsia"/>
-        </w:rPr>
-        <w:t xml:space="preserve">　</w:t>
-      </w:r>
-      <w:r>
-        <w:rPr>
-          <w:rFonts w:hint="eastAsia"/>
-        </w:rPr>
-        <w:t>明るいと云われて</w:t>
-      </w:r>
-      <w:r>
-        <w:rPr>
-          <w:rFonts w:hint="eastAsia"/>
-        </w:rPr>
-        <w:t>ピンと来ない人は</w:t>
-      </w:r>
-      <w:r>
-        <w:rPr>
-          <w:rFonts w:hint="eastAsia"/>
-        </w:rPr>
-        <w:t>風神少女のサビ</w:t>
-      </w:r>
-      <w:r>
-        <w:rPr>
-          <w:rFonts w:hint="eastAsia"/>
-        </w:rPr>
+        <w:rPr/>
+        <w:t>　明るいと云われてピンと来ない人は風神少女のサビ</w:t>
+      </w:r>
+      <w:r>
+        <w:rPr/>
         <w:t>11</w:t>
       </w:r>
       <w:r>
-        <w:rPr>
-          <w:rFonts w:hint="eastAsia"/>
-        </w:rPr>
-        <w:t>小節目</w:t>
-      </w:r>
-      <w:r>
-        <w:rPr>
-          <w:rFonts w:hint="eastAsia"/>
-        </w:rPr>
-        <w:t>（</w:t>
-      </w:r>
-      <w:r>
-        <w:rPr>
-          <w:rFonts w:hint="eastAsia"/>
-        </w:rPr>
+        <w:rPr/>
+        <w:t>小節目（</w:t>
+      </w:r>
+      <w:r>
+        <w:rPr/>
         <w:t>~1:01</w:t>
       </w:r>
       <w:r>
-        <w:rPr>
-          <w:rFonts w:hint="eastAsia"/>
-        </w:rPr>
+        <w:rPr/>
         <w:t>）をイメージするとわかりやすいと思います。</w:t>
       </w:r>
     </w:p>
@@ -5032,11 +5142,8 @@
 </file>
 
 <file path=word/numbering.xml><?xml version="1.0" encoding="utf-8"?>
-<w:numbering xmlns:wpc="http://schemas.microsoft.com/office/word/2010/wordprocessingCanvas" xmlns:cx="http://schemas.microsoft.com/office/drawing/2014/chartex" xmlns:cx1="http://schemas.microsoft.com/office/drawing/2015/9/8/chartex" xmlns:cx2="http://schemas.microsoft.com/office/drawing/2015/10/21/chartex" xmlns:cx3="http://schemas.microsoft.com/office/drawing/2016/5/9/chartex" xmlns:cx4="http://schemas.microsoft.com/office/drawing/2016/5/10/chartex" xmlns:cx5="http://schemas.microsoft.com/office/drawing/2016/5/11/chartex" xmlns:cx6="http://schemas.microsoft.com/office/drawing/2016/5/12/chartex" xmlns:cx7="http://schemas.microsoft.com/office/drawing/2016/5/13/chartex" xmlns:cx8="http://schemas.microsoft.com/office/drawing/2016/5/14/chartex" xmlns:mc="http://schemas.openxmlformats.org/markup-compatibility/2006" xmlns:aink="http://schemas.microsoft.com/office/drawing/2016/ink" xmlns:am3d="http://schemas.microsoft.com/office/drawing/2017/model3d" xmlns:o="urn:schemas-microsoft-com:office:office" xmlns:oel="http://schemas.microsoft.com/office/2019/extlst" xmlns:r="http://schemas.openxmlformats.org/officeDocument/2006/relationships" xmlns:m="http://schemas.openxmlformats.org/officeDocument/2006/math" xmlns:v="urn:schemas-microsoft-com:vml" xmlns:wp14="http://schemas.microsoft.com/office/word/2010/wordprocessingDrawing" xmlns:wp="http://schemas.openxmlformats.org/drawingml/2006/wordprocessingDrawing" xmlns:w10="urn:schemas-microsoft-com:office:word" xmlns:w="http://schemas.openxmlformats.org/wordprocessingml/2006/main" xmlns:w14="http://schemas.microsoft.com/office/word/2010/wordml" xmlns:w15="http://schemas.microsoft.com/office/word/2012/wordml" xmlns:w16cex="http://schemas.microsoft.com/office/word/2018/wordml/cex" xmlns:w16cid="http://schemas.microsoft.com/office/word/2016/wordml/cid" xmlns:w16="http://schemas.microsoft.com/office/word/2018/wordml" xmlns:w16du="http://schemas.microsoft.com/office/word/2023/wordml/word16du" xmlns:w16sdtdh="http://schemas.microsoft.com/office/word/2020/wordml/sdtdatahash" xmlns:w16se="http://schemas.microsoft.com/office/word/2015/wordml/symex" xmlns:wpg="http://schemas.microsoft.com/office/word/2010/wordprocessingGroup" xmlns:wpi="http://schemas.microsoft.com/office/word/2010/wordprocessingInk" xmlns:wne="http://schemas.microsoft.com/office/word/2006/wordml" xmlns:wps="http://schemas.microsoft.com/office/word/2010/wordprocessingShape" mc:Ignorable="w14 w15 w16se w16cid w16 w16cex w16sdtdh w16du wp14">
-  <w:abstractNum w:abstractNumId="0" w15:restartNumberingAfterBreak="0">
-    <w:nsid w:val="356E6C44"/>
-    <w:multiLevelType w:val="multilevel"/>
-    <w:tmpl w:val="66960134"/>
+<w:numbering xmlns:w="http://schemas.openxmlformats.org/wordprocessingml/2006/main" xmlns:o="urn:schemas-microsoft-com:office:office" xmlns:r="http://schemas.openxmlformats.org/officeDocument/2006/relationships" xmlns:v="urn:schemas-microsoft-com:vml" xmlns:mc="http://schemas.openxmlformats.org/markup-compatibility/2006" xmlns:w14="http://schemas.microsoft.com/office/word/2010/wordml" mc:Ignorable="w14">
+  <w:abstractNum w:abstractNumId="1">
     <w:lvl w:ilvl="0">
       <w:start w:val="1"/>
       <w:numFmt w:val="bullet"/>
@@ -5173,10 +5280,7 @@
       </w:rPr>
     </w:lvl>
   </w:abstractNum>
-  <w:abstractNum w:abstractNumId="1" w15:restartNumberingAfterBreak="0">
-    <w:nsid w:val="5EB76DAA"/>
-    <w:multiLevelType w:val="multilevel"/>
-    <w:tmpl w:val="CF160B56"/>
+  <w:abstractNum w:abstractNumId="2">
     <w:lvl w:ilvl="0">
       <w:start w:val="1"/>
       <w:numFmt w:val="bullet"/>
@@ -5313,10 +5417,7 @@
       </w:rPr>
     </w:lvl>
   </w:abstractNum>
-  <w:abstractNum w:abstractNumId="2" w15:restartNumberingAfterBreak="0">
-    <w:nsid w:val="690A6FD2"/>
-    <w:multiLevelType w:val="multilevel"/>
-    <w:tmpl w:val="3DCE67F0"/>
+  <w:abstractNum w:abstractNumId="3">
     <w:lvl w:ilvl="0">
       <w:start w:val="1"/>
       <w:numFmt w:val="none"/>
@@ -5327,7 +5428,7 @@
         <w:tabs>
           <w:tab w:val="num" w:pos="0"/>
         </w:tabs>
-        <w:ind w:left="0" w:firstLine="0"/>
+        <w:ind w:left="0" w:hanging="0"/>
       </w:pPr>
     </w:lvl>
     <w:lvl w:ilvl="1">
@@ -5340,7 +5441,7 @@
         <w:tabs>
           <w:tab w:val="num" w:pos="0"/>
         </w:tabs>
-        <w:ind w:left="0" w:firstLine="0"/>
+        <w:ind w:left="0" w:hanging="0"/>
       </w:pPr>
     </w:lvl>
     <w:lvl w:ilvl="2">
@@ -5353,7 +5454,7 @@
         <w:tabs>
           <w:tab w:val="num" w:pos="0"/>
         </w:tabs>
-        <w:ind w:left="0" w:firstLine="0"/>
+        <w:ind w:left="0" w:hanging="0"/>
       </w:pPr>
     </w:lvl>
     <w:lvl w:ilvl="3">
@@ -5366,7 +5467,7 @@
         <w:tabs>
           <w:tab w:val="num" w:pos="0"/>
         </w:tabs>
-        <w:ind w:left="0" w:firstLine="0"/>
+        <w:ind w:left="0" w:hanging="0"/>
       </w:pPr>
     </w:lvl>
     <w:lvl w:ilvl="4">
@@ -5379,7 +5480,7 @@
         <w:tabs>
           <w:tab w:val="num" w:pos="0"/>
         </w:tabs>
-        <w:ind w:left="0" w:firstLine="0"/>
+        <w:ind w:left="0" w:hanging="0"/>
       </w:pPr>
     </w:lvl>
     <w:lvl w:ilvl="5">
@@ -5392,7 +5493,7 @@
         <w:tabs>
           <w:tab w:val="num" w:pos="0"/>
         </w:tabs>
-        <w:ind w:left="0" w:firstLine="0"/>
+        <w:ind w:left="0" w:hanging="0"/>
       </w:pPr>
     </w:lvl>
     <w:lvl w:ilvl="6">
@@ -5405,7 +5506,7 @@
         <w:tabs>
           <w:tab w:val="num" w:pos="0"/>
         </w:tabs>
-        <w:ind w:left="0" w:firstLine="0"/>
+        <w:ind w:left="0" w:hanging="0"/>
       </w:pPr>
     </w:lvl>
     <w:lvl w:ilvl="7">
@@ -5418,7 +5519,7 @@
         <w:tabs>
           <w:tab w:val="num" w:pos="0"/>
         </w:tabs>
-        <w:ind w:left="0" w:firstLine="0"/>
+        <w:ind w:left="0" w:hanging="0"/>
       </w:pPr>
     </w:lvl>
     <w:lvl w:ilvl="8">
@@ -5431,28 +5532,28 @@
         <w:tabs>
           <w:tab w:val="num" w:pos="0"/>
         </w:tabs>
-        <w:ind w:left="0" w:firstLine="0"/>
+        <w:ind w:left="0" w:hanging="0"/>
       </w:pPr>
     </w:lvl>
   </w:abstractNum>
-  <w:num w:numId="1" w16cid:durableId="122189084">
+  <w:num w:numId="1">
     <w:abstractNumId w:val="1"/>
   </w:num>
-  <w:num w:numId="2" w16cid:durableId="860582578">
-    <w:abstractNumId w:val="0"/>
+  <w:num w:numId="2">
+    <w:abstractNumId w:val="2"/>
   </w:num>
-  <w:num w:numId="3" w16cid:durableId="1032145830">
-    <w:abstractNumId w:val="2"/>
+  <w:num w:numId="3">
+    <w:abstractNumId w:val="3"/>
   </w:num>
 </w:numbering>
 </file>
 
 <file path=word/styles.xml><?xml version="1.0" encoding="utf-8"?>
-<w:styles xmlns:mc="http://schemas.openxmlformats.org/markup-compatibility/2006" xmlns:r="http://schemas.openxmlformats.org/officeDocument/2006/relationships" xmlns:w="http://schemas.openxmlformats.org/wordprocessingml/2006/main" xmlns:w14="http://schemas.microsoft.com/office/word/2010/wordml" xmlns:w15="http://schemas.microsoft.com/office/word/2012/wordml" xmlns:w16cex="http://schemas.microsoft.com/office/word/2018/wordml/cex" xmlns:w16cid="http://schemas.microsoft.com/office/word/2016/wordml/cid" xmlns:w16="http://schemas.microsoft.com/office/word/2018/wordml" xmlns:w16du="http://schemas.microsoft.com/office/word/2023/wordml/word16du" xmlns:w16sdtdh="http://schemas.microsoft.com/office/word/2020/wordml/sdtdatahash" xmlns:w16se="http://schemas.microsoft.com/office/word/2015/wordml/symex" mc:Ignorable="w14 w15 w16se w16cid w16 w16cex w16sdtdh w16du">
+<w:styles xmlns:w="http://schemas.openxmlformats.org/wordprocessingml/2006/main" xmlns:w14="http://schemas.microsoft.com/office/word/2010/wordml" xmlns:mc="http://schemas.openxmlformats.org/markup-compatibility/2006" mc:Ignorable="w14">
   <w:docDefaults>
     <w:rPrDefault>
       <w:rPr>
-        <w:rFonts w:asciiTheme="minorHAnsi" w:eastAsiaTheme="minorEastAsia" w:hAnsiTheme="minorHAnsi" w:cstheme="minorBidi"/>
+        <w:rFonts w:ascii="Calibri" w:hAnsi="Calibri" w:eastAsia="游明朝" w:cs="" w:asciiTheme="minorHAnsi" w:cstheme="minorBidi" w:eastAsiaTheme="minorEastAsia" w:hAnsiTheme="minorHAnsi"/>
         <w:kern w:val="2"/>
         <w:sz w:val="22"/>
         <w:szCs w:val="22"/>
@@ -5462,21 +5563,21 @@
     </w:rPrDefault>
     <w:pPrDefault>
       <w:pPr>
-        <w:suppressAutoHyphens/>
+        <w:suppressAutoHyphens w:val="true"/>
       </w:pPr>
     </w:pPrDefault>
   </w:docDefaults>
   <w:latentStyles w:defLockedState="0" w:defUIPriority="99" w:defSemiHidden="0" w:defUnhideWhenUsed="0" w:defQFormat="0" w:count="376">
     <w:lsdException w:name="Normal" w:uiPriority="0" w:qFormat="1"/>
     <w:lsdException w:name="heading 1" w:uiPriority="9" w:qFormat="1"/>
-    <w:lsdException w:name="heading 2" w:semiHidden="1" w:uiPriority="9" w:unhideWhenUsed="1" w:qFormat="1"/>
-    <w:lsdException w:name="heading 3" w:semiHidden="1" w:uiPriority="9" w:unhideWhenUsed="1" w:qFormat="1"/>
-    <w:lsdException w:name="heading 4" w:semiHidden="1" w:uiPriority="9" w:unhideWhenUsed="1" w:qFormat="1"/>
-    <w:lsdException w:name="heading 5" w:semiHidden="1" w:uiPriority="9" w:unhideWhenUsed="1" w:qFormat="1"/>
-    <w:lsdException w:name="heading 6" w:semiHidden="1" w:uiPriority="9" w:unhideWhenUsed="1" w:qFormat="1"/>
-    <w:lsdException w:name="heading 7" w:semiHidden="1" w:uiPriority="9" w:unhideWhenUsed="1" w:qFormat="1"/>
-    <w:lsdException w:name="heading 8" w:semiHidden="1" w:uiPriority="9" w:unhideWhenUsed="1" w:qFormat="1"/>
-    <w:lsdException w:name="heading 9" w:semiHidden="1" w:uiPriority="9" w:unhideWhenUsed="1" w:qFormat="1"/>
+    <w:lsdException w:name="heading 2" w:uiPriority="9" w:semiHidden="1" w:unhideWhenUsed="1" w:qFormat="1"/>
+    <w:lsdException w:name="heading 3" w:uiPriority="9" w:semiHidden="1" w:unhideWhenUsed="1" w:qFormat="1"/>
+    <w:lsdException w:name="heading 4" w:uiPriority="9" w:semiHidden="1" w:unhideWhenUsed="1" w:qFormat="1"/>
+    <w:lsdException w:name="heading 5" w:uiPriority="9" w:semiHidden="1" w:unhideWhenUsed="1" w:qFormat="1"/>
+    <w:lsdException w:name="heading 6" w:uiPriority="9" w:semiHidden="1" w:unhideWhenUsed="1" w:qFormat="1"/>
+    <w:lsdException w:name="heading 7" w:uiPriority="9" w:semiHidden="1" w:unhideWhenUsed="1" w:qFormat="1"/>
+    <w:lsdException w:name="heading 8" w:uiPriority="9" w:semiHidden="1" w:unhideWhenUsed="1" w:qFormat="1"/>
+    <w:lsdException w:name="heading 9" w:uiPriority="9" w:semiHidden="1" w:unhideWhenUsed="1" w:qFormat="1"/>
     <w:lsdException w:name="index 1" w:semiHidden="1" w:unhideWhenUsed="1"/>
     <w:lsdException w:name="index 2" w:semiHidden="1" w:unhideWhenUsed="1"/>
     <w:lsdException w:name="index 3" w:semiHidden="1" w:unhideWhenUsed="1"/>
@@ -5486,22 +5587,22 @@
     <w:lsdException w:name="index 7" w:semiHidden="1" w:unhideWhenUsed="1"/>
     <w:lsdException w:name="index 8" w:semiHidden="1" w:unhideWhenUsed="1"/>
     <w:lsdException w:name="index 9" w:semiHidden="1" w:unhideWhenUsed="1"/>
-    <w:lsdException w:name="toc 1" w:semiHidden="1" w:uiPriority="39" w:unhideWhenUsed="1"/>
-    <w:lsdException w:name="toc 2" w:semiHidden="1" w:uiPriority="39" w:unhideWhenUsed="1"/>
-    <w:lsdException w:name="toc 3" w:semiHidden="1" w:uiPriority="39" w:unhideWhenUsed="1"/>
-    <w:lsdException w:name="toc 4" w:semiHidden="1" w:uiPriority="39" w:unhideWhenUsed="1"/>
-    <w:lsdException w:name="toc 5" w:semiHidden="1" w:uiPriority="39" w:unhideWhenUsed="1"/>
-    <w:lsdException w:name="toc 6" w:semiHidden="1" w:uiPriority="39" w:unhideWhenUsed="1"/>
-    <w:lsdException w:name="toc 7" w:semiHidden="1" w:uiPriority="39" w:unhideWhenUsed="1"/>
-    <w:lsdException w:name="toc 8" w:semiHidden="1" w:uiPriority="39" w:unhideWhenUsed="1"/>
-    <w:lsdException w:name="toc 9" w:semiHidden="1" w:uiPriority="39" w:unhideWhenUsed="1"/>
+    <w:lsdException w:name="toc 1" w:uiPriority="39" w:semiHidden="1" w:unhideWhenUsed="1"/>
+    <w:lsdException w:name="toc 2" w:uiPriority="39" w:semiHidden="1" w:unhideWhenUsed="1"/>
+    <w:lsdException w:name="toc 3" w:uiPriority="39" w:semiHidden="1" w:unhideWhenUsed="1"/>
+    <w:lsdException w:name="toc 4" w:uiPriority="39" w:semiHidden="1" w:unhideWhenUsed="1"/>
+    <w:lsdException w:name="toc 5" w:uiPriority="39" w:semiHidden="1" w:unhideWhenUsed="1"/>
+    <w:lsdException w:name="toc 6" w:uiPriority="39" w:semiHidden="1" w:unhideWhenUsed="1"/>
+    <w:lsdException w:name="toc 7" w:uiPriority="39" w:semiHidden="1" w:unhideWhenUsed="1"/>
+    <w:lsdException w:name="toc 8" w:uiPriority="39" w:semiHidden="1" w:unhideWhenUsed="1"/>
+    <w:lsdException w:name="toc 9" w:uiPriority="39" w:semiHidden="1" w:unhideWhenUsed="1"/>
     <w:lsdException w:name="Normal Indent" w:semiHidden="1" w:unhideWhenUsed="1"/>
     <w:lsdException w:name="footnote text" w:semiHidden="1" w:unhideWhenUsed="1"/>
     <w:lsdException w:name="annotation text" w:semiHidden="1" w:unhideWhenUsed="1"/>
     <w:lsdException w:name="header" w:semiHidden="1" w:unhideWhenUsed="1"/>
     <w:lsdException w:name="footer" w:semiHidden="1" w:unhideWhenUsed="1"/>
     <w:lsdException w:name="index heading" w:semiHidden="1" w:unhideWhenUsed="1"/>
-    <w:lsdException w:name="caption" w:semiHidden="1" w:uiPriority="35" w:unhideWhenUsed="1" w:qFormat="1"/>
+    <w:lsdException w:name="caption" w:uiPriority="35" w:semiHidden="1" w:unhideWhenUsed="1" w:qFormat="1"/>
     <w:lsdException w:name="table of figures" w:semiHidden="1" w:unhideWhenUsed="1"/>
     <w:lsdException w:name="envelope address" w:semiHidden="1" w:unhideWhenUsed="1"/>
     <w:lsdException w:name="envelope return" w:semiHidden="1" w:unhideWhenUsed="1"/>
@@ -5532,7 +5633,7 @@
     <w:lsdException w:name="Title" w:uiPriority="10" w:qFormat="1"/>
     <w:lsdException w:name="Closing" w:semiHidden="1" w:unhideWhenUsed="1"/>
     <w:lsdException w:name="Signature" w:semiHidden="1" w:unhideWhenUsed="1"/>
-    <w:lsdException w:name="Default Paragraph Font" w:semiHidden="1" w:uiPriority="1" w:unhideWhenUsed="1"/>
+    <w:lsdException w:name="Default Paragraph Font" w:uiPriority="1" w:semiHidden="1" w:unhideWhenUsed="1"/>
     <w:lsdException w:name="Body Text" w:semiHidden="1" w:unhideWhenUsed="1"/>
     <w:lsdException w:name="Body Text Indent" w:semiHidden="1" w:unhideWhenUsed="1"/>
     <w:lsdException w:name="List Continue" w:semiHidden="1" w:unhideWhenUsed="1"/>
@@ -5732,8 +5833,8 @@
     <w:lsdException w:name="Subtle Reference" w:uiPriority="31" w:qFormat="1"/>
     <w:lsdException w:name="Intense Reference" w:uiPriority="32" w:qFormat="1"/>
     <w:lsdException w:name="Book Title" w:uiPriority="33" w:qFormat="1"/>
-    <w:lsdException w:name="Bibliography" w:semiHidden="1" w:uiPriority="37" w:unhideWhenUsed="1"/>
-    <w:lsdException w:name="TOC Heading" w:semiHidden="1" w:uiPriority="39" w:unhideWhenUsed="1" w:qFormat="1"/>
+    <w:lsdException w:name="Bibliography" w:uiPriority="37" w:semiHidden="1" w:unhideWhenUsed="1"/>
+    <w:lsdException w:name="TOC Heading" w:uiPriority="39" w:semiHidden="1" w:unhideWhenUsed="1" w:qFormat="1"/>
     <w:lsdException w:name="Plain Table 1" w:uiPriority="41"/>
     <w:lsdException w:name="Plain Table 2" w:uiPriority="42"/>
     <w:lsdException w:name="Plain Table 3" w:uiPriority="43"/>
@@ -5844,78 +5945,91 @@
     <w:lsdException w:name="Unresolved Mention" w:semiHidden="1" w:unhideWhenUsed="1"/>
     <w:lsdException w:name="Smart Link" w:semiHidden="1" w:unhideWhenUsed="1"/>
   </w:latentStyles>
-  <w:style w:type="paragraph" w:default="1" w:styleId="Normal">
+  <w:style w:type="paragraph" w:styleId="Normal" w:default="1">
     <w:name w:val="Normal"/>
     <w:qFormat/>
     <w:pPr>
-      <w:spacing w:after="160" w:line="259" w:lineRule="auto"/>
+      <w:widowControl/>
+      <w:suppressAutoHyphens w:val="true"/>
+      <w:bidi w:val="0"/>
+      <w:spacing w:lineRule="auto" w:line="259" w:before="0" w:after="160"/>
+      <w:jc w:val="left"/>
     </w:pPr>
+    <w:rPr>
+      <w:rFonts w:ascii="Calibri" w:hAnsi="Calibri" w:eastAsia="游明朝" w:cs="" w:asciiTheme="minorHAnsi" w:cstheme="minorBidi" w:eastAsiaTheme="minorEastAsia" w:hAnsiTheme="minorHAnsi"/>
+      <w:color w:val="auto"/>
+      <w:kern w:val="2"/>
+      <w:sz w:val="22"/>
+      <w:szCs w:val="22"/>
+      <w:lang w:val="en-US" w:eastAsia="ja-JP" w:bidi="ar-SA"/>
+      <w14:ligatures w14:val="standardContextual"/>
+    </w:rPr>
   </w:style>
   <w:style w:type="paragraph" w:styleId="Heading1">
-    <w:name w:val="heading 1"/>
+    <w:name w:val="Heading 1"/>
     <w:basedOn w:val="Normal"/>
     <w:next w:val="Normal"/>
     <w:link w:val="Heading1Char"/>
     <w:uiPriority w:val="9"/>
     <w:qFormat/>
-    <w:rsid w:val="00376A74"/>
+    <w:rsid w:val="00376a74"/>
     <w:pPr>
-      <w:keepNext/>
+      <w:keepNext w:val="true"/>
       <w:outlineLvl w:val="0"/>
     </w:pPr>
     <w:rPr>
-      <w:rFonts w:asciiTheme="majorHAnsi" w:eastAsiaTheme="majorEastAsia" w:hAnsiTheme="majorHAnsi" w:cstheme="majorBidi"/>
+      <w:rFonts w:ascii="Calibri Light" w:hAnsi="Calibri Light" w:eastAsia="游ゴシック Light" w:cs="" w:asciiTheme="majorHAnsi" w:cstheme="majorBidi" w:eastAsiaTheme="majorEastAsia" w:hAnsiTheme="majorHAnsi"/>
       <w:sz w:val="24"/>
       <w:szCs w:val="24"/>
     </w:rPr>
   </w:style>
   <w:style w:type="paragraph" w:styleId="Heading2">
-    <w:name w:val="heading 2"/>
+    <w:name w:val="Heading 2"/>
     <w:basedOn w:val="Normal"/>
     <w:next w:val="Normal"/>
     <w:link w:val="Heading2Char"/>
     <w:uiPriority w:val="9"/>
     <w:unhideWhenUsed/>
     <w:qFormat/>
-    <w:rsid w:val="00376A74"/>
+    <w:rsid w:val="00376a74"/>
     <w:pPr>
-      <w:keepNext/>
+      <w:keepNext w:val="true"/>
       <w:outlineLvl w:val="1"/>
     </w:pPr>
     <w:rPr>
-      <w:rFonts w:asciiTheme="majorHAnsi" w:eastAsiaTheme="majorEastAsia" w:hAnsiTheme="majorHAnsi" w:cstheme="majorBidi"/>
+      <w:rFonts w:ascii="Calibri Light" w:hAnsi="Calibri Light" w:eastAsia="游ゴシック Light" w:cs="" w:asciiTheme="majorHAnsi" w:cstheme="majorBidi" w:eastAsiaTheme="majorEastAsia" w:hAnsiTheme="majorHAnsi"/>
     </w:rPr>
   </w:style>
   <w:style w:type="paragraph" w:styleId="Heading3">
-    <w:name w:val="heading 3"/>
+    <w:name w:val="Heading 3"/>
     <w:basedOn w:val="Normal"/>
     <w:next w:val="Normal"/>
     <w:link w:val="Heading3Char"/>
     <w:uiPriority w:val="9"/>
     <w:unhideWhenUsed/>
     <w:qFormat/>
-    <w:rsid w:val="00376A74"/>
+    <w:rsid w:val="00376a74"/>
     <w:pPr>
-      <w:keepNext/>
-      <w:ind w:left="400"/>
+      <w:keepNext w:val="true"/>
+      <w:ind w:left="400" w:hanging="0"/>
       <w:outlineLvl w:val="2"/>
     </w:pPr>
     <w:rPr>
-      <w:rFonts w:asciiTheme="majorHAnsi" w:eastAsiaTheme="majorEastAsia" w:hAnsiTheme="majorHAnsi" w:cstheme="majorBidi"/>
+      <w:rFonts w:ascii="Calibri Light" w:hAnsi="Calibri Light" w:eastAsia="游ゴシック Light" w:cs="" w:asciiTheme="majorHAnsi" w:cstheme="majorBidi" w:eastAsiaTheme="majorEastAsia" w:hAnsiTheme="majorHAnsi"/>
     </w:rPr>
   </w:style>
   <w:style w:type="paragraph" w:styleId="Heading4">
-    <w:name w:val="heading 4"/>
+    <w:name w:val="Heading 4"/>
     <w:basedOn w:val="Normal"/>
     <w:next w:val="Normal"/>
     <w:link w:val="Heading4Char"/>
     <w:uiPriority w:val="9"/>
     <w:unhideWhenUsed/>
     <w:qFormat/>
-    <w:rsid w:val="00376A74"/>
+    <w:rsid w:val="00376a74"/>
     <w:pPr>
-      <w:keepNext/>
-      <w:ind w:left="400"/>
+      <w:keepNext w:val="true"/>
+      <w:ind w:left="400" w:hanging="0"/>
       <w:outlineLvl w:val="3"/>
     </w:pPr>
     <w:rPr>
@@ -5924,35 +6038,35 @@
     </w:rPr>
   </w:style>
   <w:style w:type="paragraph" w:styleId="Heading5">
-    <w:name w:val="heading 5"/>
+    <w:name w:val="Heading 5"/>
     <w:basedOn w:val="Normal"/>
     <w:next w:val="Normal"/>
     <w:link w:val="Heading5Char"/>
     <w:uiPriority w:val="9"/>
     <w:unhideWhenUsed/>
     <w:qFormat/>
-    <w:rsid w:val="00376A74"/>
+    <w:rsid w:val="00376a74"/>
     <w:pPr>
-      <w:keepNext/>
-      <w:ind w:left="800"/>
+      <w:keepNext w:val="true"/>
+      <w:ind w:left="800" w:hanging="0"/>
       <w:outlineLvl w:val="4"/>
     </w:pPr>
     <w:rPr>
-      <w:rFonts w:asciiTheme="majorHAnsi" w:eastAsiaTheme="majorEastAsia" w:hAnsiTheme="majorHAnsi" w:cstheme="majorBidi"/>
+      <w:rFonts w:ascii="Calibri Light" w:hAnsi="Calibri Light" w:eastAsia="游ゴシック Light" w:cs="" w:asciiTheme="majorHAnsi" w:cstheme="majorBidi" w:eastAsiaTheme="majorEastAsia" w:hAnsiTheme="majorHAnsi"/>
     </w:rPr>
   </w:style>
   <w:style w:type="paragraph" w:styleId="Heading6">
-    <w:name w:val="heading 6"/>
+    <w:name w:val="Heading 6"/>
     <w:basedOn w:val="Normal"/>
     <w:next w:val="Normal"/>
     <w:link w:val="Heading6Char"/>
     <w:uiPriority w:val="9"/>
     <w:unhideWhenUsed/>
     <w:qFormat/>
-    <w:rsid w:val="00376A74"/>
+    <w:rsid w:val="00376a74"/>
     <w:pPr>
-      <w:keepNext/>
-      <w:ind w:left="800"/>
+      <w:keepNext w:val="true"/>
+      <w:ind w:left="800" w:hanging="0"/>
       <w:outlineLvl w:val="5"/>
     </w:pPr>
     <w:rPr>
@@ -5960,216 +6074,249 @@
       <w:bCs/>
     </w:rPr>
   </w:style>
-  <w:style w:type="character" w:default="1" w:styleId="DefaultParagraphFont">
+  <w:style w:type="character" w:styleId="DefaultParagraphFont" w:default="1">
     <w:name w:val="Default Paragraph Font"/>
     <w:uiPriority w:val="1"/>
     <w:semiHidden/>
     <w:unhideWhenUsed/>
+    <w:qFormat/>
+    <w:rPr/>
   </w:style>
-  <w:style w:type="table" w:default="1" w:styleId="TableNormal">
-    <w:name w:val="Normal Table"/>
-    <w:uiPriority w:val="99"/>
-    <w:semiHidden/>
-    <w:unhideWhenUsed/>
-    <w:tblPr>
-      <w:tblInd w:w="0" w:type="dxa"/>
-      <w:tblCellMar>
-        <w:top w:w="0" w:type="dxa"/>
-        <w:left w:w="108" w:type="dxa"/>
-        <w:bottom w:w="0" w:type="dxa"/>
-        <w:right w:w="108" w:type="dxa"/>
-      </w:tblCellMar>
-    </w:tblPr>
-  </w:style>
-  <w:style w:type="numbering" w:default="1" w:styleId="NoList">
-    <w:name w:val="No List"/>
-    <w:uiPriority w:val="99"/>
-    <w:semiHidden/>
-    <w:unhideWhenUsed/>
-  </w:style>
-  <w:style w:type="character" w:customStyle="1" w:styleId="TitleChar">
+  <w:style w:type="character" w:styleId="TitleChar" w:customStyle="1">
     <w:name w:val="Title Char"/>
     <w:basedOn w:val="DefaultParagraphFont"/>
     <w:link w:val="Title"/>
     <w:uiPriority w:val="10"/>
     <w:qFormat/>
-    <w:rsid w:val="00376A74"/>
+    <w:rsid w:val="00376a74"/>
     <w:rPr>
-      <w:rFonts w:asciiTheme="majorHAnsi" w:eastAsiaTheme="majorEastAsia" w:hAnsiTheme="majorHAnsi" w:cstheme="majorBidi"/>
+      <w:rFonts w:ascii="Calibri Light" w:hAnsi="Calibri Light" w:eastAsia="游ゴシック Light" w:cs="" w:asciiTheme="majorHAnsi" w:cstheme="majorBidi" w:eastAsiaTheme="majorEastAsia" w:hAnsiTheme="majorHAnsi"/>
       <w:sz w:val="32"/>
       <w:szCs w:val="32"/>
     </w:rPr>
   </w:style>
-  <w:style w:type="character" w:customStyle="1" w:styleId="Heading1Char">
+  <w:style w:type="character" w:styleId="Heading1Char" w:customStyle="1">
     <w:name w:val="Heading 1 Char"/>
     <w:basedOn w:val="DefaultParagraphFont"/>
     <w:link w:val="Heading1"/>
     <w:uiPriority w:val="9"/>
     <w:qFormat/>
-    <w:rsid w:val="00376A74"/>
+    <w:rsid w:val="00376a74"/>
     <w:rPr>
-      <w:rFonts w:asciiTheme="majorHAnsi" w:eastAsiaTheme="majorEastAsia" w:hAnsiTheme="majorHAnsi" w:cstheme="majorBidi"/>
+      <w:rFonts w:ascii="Calibri Light" w:hAnsi="Calibri Light" w:eastAsia="游ゴシック Light" w:cs="" w:asciiTheme="majorHAnsi" w:cstheme="majorBidi" w:eastAsiaTheme="majorEastAsia" w:hAnsiTheme="majorHAnsi"/>
       <w:sz w:val="24"/>
       <w:szCs w:val="24"/>
     </w:rPr>
   </w:style>
-  <w:style w:type="character" w:customStyle="1" w:styleId="Heading2Char">
+  <w:style w:type="character" w:styleId="Heading2Char" w:customStyle="1">
     <w:name w:val="Heading 2 Char"/>
     <w:basedOn w:val="DefaultParagraphFont"/>
     <w:link w:val="Heading2"/>
     <w:uiPriority w:val="9"/>
     <w:qFormat/>
-    <w:rsid w:val="00376A74"/>
+    <w:rsid w:val="00376a74"/>
     <w:rPr>
-      <w:rFonts w:asciiTheme="majorHAnsi" w:eastAsiaTheme="majorEastAsia" w:hAnsiTheme="majorHAnsi" w:cstheme="majorBidi"/>
+      <w:rFonts w:ascii="Calibri Light" w:hAnsi="Calibri Light" w:eastAsia="游ゴシック Light" w:cs="" w:asciiTheme="majorHAnsi" w:cstheme="majorBidi" w:eastAsiaTheme="majorEastAsia" w:hAnsiTheme="majorHAnsi"/>
     </w:rPr>
   </w:style>
-  <w:style w:type="character" w:customStyle="1" w:styleId="Heading3Char">
+  <w:style w:type="character" w:styleId="Heading3Char" w:customStyle="1">
     <w:name w:val="Heading 3 Char"/>
     <w:basedOn w:val="DefaultParagraphFont"/>
     <w:link w:val="Heading3"/>
     <w:uiPriority w:val="9"/>
     <w:qFormat/>
-    <w:rsid w:val="00376A74"/>
+    <w:rsid w:val="00376a74"/>
     <w:rPr>
-      <w:rFonts w:asciiTheme="majorHAnsi" w:eastAsiaTheme="majorEastAsia" w:hAnsiTheme="majorHAnsi" w:cstheme="majorBidi"/>
+      <w:rFonts w:ascii="Calibri Light" w:hAnsi="Calibri Light" w:eastAsia="游ゴシック Light" w:cs="" w:asciiTheme="majorHAnsi" w:cstheme="majorBidi" w:eastAsiaTheme="majorEastAsia" w:hAnsiTheme="majorHAnsi"/>
     </w:rPr>
   </w:style>
-  <w:style w:type="character" w:customStyle="1" w:styleId="Heading4Char">
+  <w:style w:type="character" w:styleId="Heading4Char" w:customStyle="1">
     <w:name w:val="Heading 4 Char"/>
     <w:basedOn w:val="DefaultParagraphFont"/>
     <w:link w:val="Heading4"/>
     <w:uiPriority w:val="9"/>
     <w:qFormat/>
-    <w:rsid w:val="00376A74"/>
+    <w:rsid w:val="00376a74"/>
     <w:rPr>
       <w:b/>
       <w:bCs/>
     </w:rPr>
   </w:style>
-  <w:style w:type="character" w:customStyle="1" w:styleId="Heading5Char">
+  <w:style w:type="character" w:styleId="Heading5Char" w:customStyle="1">
     <w:name w:val="Heading 5 Char"/>
     <w:basedOn w:val="DefaultParagraphFont"/>
     <w:link w:val="Heading5"/>
     <w:uiPriority w:val="9"/>
     <w:qFormat/>
-    <w:rsid w:val="00376A74"/>
+    <w:rsid w:val="00376a74"/>
     <w:rPr>
-      <w:rFonts w:asciiTheme="majorHAnsi" w:eastAsiaTheme="majorEastAsia" w:hAnsiTheme="majorHAnsi" w:cstheme="majorBidi"/>
+      <w:rFonts w:ascii="Calibri Light" w:hAnsi="Calibri Light" w:eastAsia="游ゴシック Light" w:cs="" w:asciiTheme="majorHAnsi" w:cstheme="majorBidi" w:eastAsiaTheme="majorEastAsia" w:hAnsiTheme="majorHAnsi"/>
     </w:rPr>
   </w:style>
-  <w:style w:type="character" w:customStyle="1" w:styleId="Heading6Char">
+  <w:style w:type="character" w:styleId="Heading6Char" w:customStyle="1">
     <w:name w:val="Heading 6 Char"/>
     <w:basedOn w:val="DefaultParagraphFont"/>
     <w:link w:val="Heading6"/>
     <w:uiPriority w:val="9"/>
     <w:qFormat/>
-    <w:rsid w:val="00376A74"/>
+    <w:rsid w:val="00376a74"/>
     <w:rPr>
       <w:b/>
       <w:bCs/>
     </w:rPr>
   </w:style>
-  <w:style w:type="character" w:styleId="Hyperlink">
+  <w:style w:type="character" w:styleId="InternetLink">
     <w:name w:val="Hyperlink"/>
     <w:basedOn w:val="DefaultParagraphFont"/>
     <w:uiPriority w:val="99"/>
     <w:unhideWhenUsed/>
-    <w:rsid w:val="00376A74"/>
+    <w:rsid w:val="00376a74"/>
     <w:rPr>
       <w:color w:val="0563C1" w:themeColor="hyperlink"/>
       <w:u w:val="single"/>
     </w:rPr>
   </w:style>
-  <w:style w:type="character" w:styleId="FollowedHyperlink">
+  <w:style w:type="character" w:styleId="VisitedInternetLink">
     <w:name w:val="FollowedHyperlink"/>
     <w:basedOn w:val="DefaultParagraphFont"/>
     <w:uiPriority w:val="99"/>
     <w:semiHidden/>
     <w:unhideWhenUsed/>
-    <w:rsid w:val="008E2591"/>
+    <w:rsid w:val="008e2591"/>
     <w:rPr>
       <w:color w:val="954F72" w:themeColor="followedHyperlink"/>
       <w:u w:val="single"/>
     </w:rPr>
   </w:style>
-  <w:style w:type="character" w:customStyle="1" w:styleId="HeaderChar">
+  <w:style w:type="character" w:styleId="HeaderChar" w:customStyle="1">
     <w:name w:val="Header Char"/>
     <w:basedOn w:val="DefaultParagraphFont"/>
     <w:link w:val="Header"/>
     <w:uiPriority w:val="99"/>
     <w:qFormat/>
-    <w:rsid w:val="008A4387"/>
+    <w:rsid w:val="008a4387"/>
+    <w:rPr/>
   </w:style>
-  <w:style w:type="character" w:customStyle="1" w:styleId="FooterChar">
+  <w:style w:type="character" w:styleId="FooterChar" w:customStyle="1">
     <w:name w:val="Footer Char"/>
     <w:basedOn w:val="DefaultParagraphFont"/>
     <w:link w:val="Footer"/>
     <w:uiPriority w:val="99"/>
     <w:qFormat/>
-    <w:rsid w:val="008A4387"/>
+    <w:rsid w:val="008a4387"/>
+    <w:rPr/>
   </w:style>
-  <w:style w:type="character" w:customStyle="1" w:styleId="IndexLink">
+  <w:style w:type="character" w:styleId="IndexLink" w:customStyle="1">
     <w:name w:val="Index Link"/>
     <w:qFormat/>
+    <w:rPr/>
   </w:style>
-  <w:style w:type="character" w:customStyle="1" w:styleId="Bullets">
+  <w:style w:type="character" w:styleId="Bullets" w:customStyle="1">
     <w:name w:val="Bullets"/>
     <w:qFormat/>
     <w:rPr>
-      <w:rFonts w:ascii="OpenSymbol" w:eastAsia="OpenSymbol" w:hAnsi="OpenSymbol" w:cs="OpenSymbol"/>
+      <w:rFonts w:ascii="OpenSymbol" w:hAnsi="OpenSymbol" w:eastAsia="OpenSymbol" w:cs="OpenSymbol"/>
     </w:rPr>
   </w:style>
-  <w:style w:type="character" w:customStyle="1" w:styleId="FootnoteCharacters">
+  <w:style w:type="character" w:styleId="FootnoteCharacters">
     <w:name w:val="Footnote Characters"/>
+    <w:basedOn w:val="DefaultParagraphFont"/>
+    <w:uiPriority w:val="99"/>
+    <w:semiHidden/>
+    <w:unhideWhenUsed/>
     <w:qFormat/>
+    <w:rsid w:val="007f060c"/>
+    <w:rPr>
+      <w:vertAlign w:val="superscript"/>
+    </w:rPr>
   </w:style>
-  <w:style w:type="character" w:customStyle="1" w:styleId="FootnoteAnchor">
+  <w:style w:type="character" w:styleId="FootnoteAnchor" w:customStyle="1">
     <w:name w:val="Footnote Anchor"/>
     <w:rPr>
       <w:vertAlign w:val="superscript"/>
     </w:rPr>
   </w:style>
-  <w:style w:type="character" w:customStyle="1" w:styleId="EndnoteAnchor">
+  <w:style w:type="character" w:styleId="EndnoteAnchor" w:customStyle="1">
     <w:name w:val="Endnote Anchor"/>
     <w:rPr>
       <w:vertAlign w:val="superscript"/>
     </w:rPr>
   </w:style>
-  <w:style w:type="character" w:customStyle="1" w:styleId="EndnoteCharacters">
+  <w:style w:type="character" w:styleId="EndnoteCharacters" w:customStyle="1">
     <w:name w:val="Endnote Characters"/>
     <w:qFormat/>
+    <w:rPr/>
   </w:style>
-  <w:style w:type="paragraph" w:customStyle="1" w:styleId="Heading">
+  <w:style w:type="character" w:styleId="FootnoteTextChar" w:customStyle="1">
+    <w:name w:val="Footnote Text Char"/>
+    <w:basedOn w:val="DefaultParagraphFont"/>
+    <w:link w:val="Footnote"/>
+    <w:qFormat/>
+    <w:rsid w:val="007f060c"/>
+    <w:rPr>
+      <w:sz w:val="20"/>
+      <w:szCs w:val="20"/>
+    </w:rPr>
+  </w:style>
+  <w:style w:type="paragraph" w:styleId="Heading" w:customStyle="1">
     <w:name w:val="Heading"/>
     <w:basedOn w:val="Normal"/>
-    <w:next w:val="BodyText"/>
+    <w:next w:val="TextBody"/>
     <w:qFormat/>
     <w:pPr>
-      <w:keepNext/>
+      <w:keepNext w:val="true"/>
       <w:spacing w:before="240" w:after="120"/>
     </w:pPr>
     <w:rPr>
-      <w:rFonts w:ascii="Liberation Sans" w:eastAsia="Noto Sans CJK SC" w:hAnsi="Liberation Sans" w:cs="Noto Sans Devanagari"/>
+      <w:rFonts w:ascii="Liberation Sans" w:hAnsi="Liberation Sans" w:eastAsia="Noto Sans CJK SC" w:cs="Noto Sans Devanagari"/>
       <w:sz w:val="28"/>
       <w:szCs w:val="28"/>
     </w:rPr>
   </w:style>
-  <w:style w:type="paragraph" w:styleId="BodyText">
+  <w:style w:type="paragraph" w:styleId="TextBody">
     <w:name w:val="Body Text"/>
     <w:basedOn w:val="Normal"/>
     <w:pPr>
-      <w:spacing w:after="140" w:line="276" w:lineRule="auto"/>
+      <w:spacing w:lineRule="auto" w:line="276" w:before="0" w:after="140"/>
     </w:pPr>
+    <w:rPr/>
   </w:style>
   <w:style w:type="paragraph" w:styleId="List">
     <w:name w:val="List"/>
-    <w:basedOn w:val="BodyText"/>
+    <w:basedOn w:val="TextBody"/>
+    <w:pPr/>
     <w:rPr>
       <w:rFonts w:cs="Noto Sans Devanagari"/>
     </w:rPr>
   </w:style>
   <w:style w:type="paragraph" w:styleId="Caption">
+    <w:name w:val="Caption"/>
+    <w:basedOn w:val="Normal"/>
+    <w:qFormat/>
+    <w:pPr>
+      <w:suppressLineNumbers/>
+      <w:spacing w:before="120" w:after="120"/>
+    </w:pPr>
+    <w:rPr>
+      <w:rFonts w:cs="Noto Sans Devanagari"/>
+      <w:i/>
+      <w:iCs/>
+      <w:sz w:val="24"/>
+      <w:szCs w:val="24"/>
+    </w:rPr>
+  </w:style>
+  <w:style w:type="paragraph" w:styleId="Index" w:customStyle="1">
+    <w:name w:val="Index"/>
+    <w:basedOn w:val="Normal"/>
+    <w:qFormat/>
+    <w:pPr>
+      <w:suppressLineNumbers/>
+    </w:pPr>
+    <w:rPr>
+      <w:rFonts w:cs="Noto Sans Devanagari"/>
+    </w:rPr>
+  </w:style>
+  <w:style w:type="paragraph" w:styleId="Caption1">
     <w:name w:val="caption"/>
     <w:basedOn w:val="Normal"/>
     <w:qFormat/>
@@ -6185,17 +6332,6 @@
       <w:szCs w:val="24"/>
     </w:rPr>
   </w:style>
-  <w:style w:type="paragraph" w:customStyle="1" w:styleId="Index">
-    <w:name w:val="Index"/>
-    <w:basedOn w:val="Normal"/>
-    <w:qFormat/>
-    <w:pPr>
-      <w:suppressLineNumbers/>
-    </w:pPr>
-    <w:rPr>
-      <w:rFonts w:cs="Noto Sans Devanagari"/>
-    </w:rPr>
-  </w:style>
   <w:style w:type="paragraph" w:styleId="Title">
     <w:name w:val="Title"/>
     <w:basedOn w:val="Normal"/>
@@ -6203,37 +6339,46 @@
     <w:link w:val="TitleChar"/>
     <w:uiPriority w:val="10"/>
     <w:qFormat/>
-    <w:rsid w:val="00376A74"/>
+    <w:rsid w:val="00376a74"/>
     <w:pPr>
       <w:spacing w:before="240" w:after="120"/>
       <w:jc w:val="center"/>
       <w:outlineLvl w:val="0"/>
     </w:pPr>
     <w:rPr>
-      <w:rFonts w:asciiTheme="majorHAnsi" w:eastAsiaTheme="majorEastAsia" w:hAnsiTheme="majorHAnsi" w:cstheme="majorBidi"/>
+      <w:rFonts w:ascii="Calibri Light" w:hAnsi="Calibri Light" w:eastAsia="游ゴシック Light" w:cs="" w:asciiTheme="majorHAnsi" w:cstheme="majorBidi" w:eastAsiaTheme="majorEastAsia" w:hAnsiTheme="majorHAnsi"/>
       <w:sz w:val="32"/>
       <w:szCs w:val="32"/>
     </w:rPr>
   </w:style>
-  <w:style w:type="paragraph" w:styleId="IndexHeading">
+  <w:style w:type="paragraph" w:styleId="Indexheading">
     <w:name w:val="index heading"/>
     <w:basedOn w:val="Heading"/>
+    <w:qFormat/>
+    <w:pPr/>
+    <w:rPr/>
   </w:style>
-  <w:style w:type="paragraph" w:styleId="TOCHeading">
+  <w:style w:type="paragraph" w:styleId="IndexHeading1">
+    <w:name w:val="Index Heading"/>
+    <w:basedOn w:val="Heading"/>
+    <w:pPr/>
+    <w:rPr/>
+  </w:style>
+  <w:style w:type="paragraph" w:styleId="ContentsHeading">
     <w:name w:val="TOC Heading"/>
     <w:basedOn w:val="Heading1"/>
     <w:next w:val="Normal"/>
     <w:uiPriority w:val="39"/>
     <w:unhideWhenUsed/>
     <w:qFormat/>
-    <w:rsid w:val="00376A74"/>
+    <w:rsid w:val="00376a74"/>
     <w:pPr>
       <w:keepLines/>
       <w:spacing w:before="240" w:after="0"/>
       <w:outlineLvl w:val="9"/>
     </w:pPr>
     <w:rPr>
-      <w:color w:val="2F5496" w:themeColor="accent1" w:themeShade="BF"/>
+      <w:color w:val="2F5496" w:themeColor="accent1" w:themeShade="bf"/>
       <w:kern w:val="0"/>
       <w:sz w:val="32"/>
       <w:szCs w:val="32"/>
@@ -6241,76 +6386,86 @@
       <w14:ligatures w14:val="none"/>
     </w:rPr>
   </w:style>
-  <w:style w:type="paragraph" w:styleId="TOC1">
-    <w:name w:val="toc 1"/>
+  <w:style w:type="paragraph" w:styleId="Contents1">
+    <w:name w:val="TOC 1"/>
     <w:basedOn w:val="Normal"/>
     <w:next w:val="Normal"/>
     <w:autoRedefine/>
     <w:uiPriority w:val="39"/>
     <w:unhideWhenUsed/>
-    <w:rsid w:val="00376A74"/>
+    <w:rsid w:val="00376a74"/>
+    <w:pPr/>
+    <w:rPr/>
   </w:style>
-  <w:style w:type="paragraph" w:styleId="TOC2">
-    <w:name w:val="toc 2"/>
+  <w:style w:type="paragraph" w:styleId="Contents2">
+    <w:name w:val="TOC 2"/>
     <w:basedOn w:val="Normal"/>
     <w:next w:val="Normal"/>
     <w:autoRedefine/>
     <w:uiPriority w:val="39"/>
     <w:unhideWhenUsed/>
-    <w:rsid w:val="00376A74"/>
+    <w:rsid w:val="00376a74"/>
     <w:pPr>
-      <w:ind w:left="220"/>
+      <w:ind w:left="220" w:hanging="0"/>
     </w:pPr>
+    <w:rPr/>
   </w:style>
-  <w:style w:type="paragraph" w:styleId="TOC3">
-    <w:name w:val="toc 3"/>
+  <w:style w:type="paragraph" w:styleId="Contents3">
+    <w:name w:val="TOC 3"/>
     <w:basedOn w:val="Normal"/>
     <w:next w:val="Normal"/>
     <w:autoRedefine/>
     <w:uiPriority w:val="39"/>
     <w:unhideWhenUsed/>
-    <w:rsid w:val="00AB7E9E"/>
+    <w:rsid w:val="00ab7e9e"/>
     <w:pPr>
-      <w:ind w:left="440"/>
+      <w:ind w:left="440" w:hanging="0"/>
     </w:pPr>
+    <w:rPr/>
   </w:style>
-  <w:style w:type="paragraph" w:customStyle="1" w:styleId="HeaderandFooter">
+  <w:style w:type="paragraph" w:styleId="HeaderandFooter" w:customStyle="1">
     <w:name w:val="Header and Footer"/>
     <w:basedOn w:val="Normal"/>
     <w:qFormat/>
+    <w:pPr/>
+    <w:rPr/>
   </w:style>
   <w:style w:type="paragraph" w:styleId="Header">
-    <w:name w:val="header"/>
+    <w:name w:val="Header"/>
     <w:basedOn w:val="Normal"/>
     <w:link w:val="HeaderChar"/>
     <w:uiPriority w:val="99"/>
     <w:unhideWhenUsed/>
-    <w:rsid w:val="008A4387"/>
+    <w:rsid w:val="008a4387"/>
     <w:pPr>
       <w:tabs>
-        <w:tab w:val="center" w:pos="4252"/>
-        <w:tab w:val="right" w:pos="8504"/>
+        <w:tab w:val="clear" w:pos="720"/>
+        <w:tab w:val="center" w:pos="4252" w:leader="none"/>
+        <w:tab w:val="right" w:pos="8504" w:leader="none"/>
       </w:tabs>
-      <w:snapToGrid w:val="0"/>
+      <w:snapToGrid w:val="false"/>
     </w:pPr>
+    <w:rPr/>
   </w:style>
   <w:style w:type="paragraph" w:styleId="Footer">
-    <w:name w:val="footer"/>
+    <w:name w:val="Footer"/>
     <w:basedOn w:val="Normal"/>
     <w:link w:val="FooterChar"/>
     <w:uiPriority w:val="99"/>
     <w:unhideWhenUsed/>
-    <w:rsid w:val="008A4387"/>
+    <w:rsid w:val="008a4387"/>
     <w:pPr>
       <w:tabs>
-        <w:tab w:val="center" w:pos="4252"/>
-        <w:tab w:val="right" w:pos="8504"/>
+        <w:tab w:val="clear" w:pos="720"/>
+        <w:tab w:val="center" w:pos="4252" w:leader="none"/>
+        <w:tab w:val="right" w:pos="8504" w:leader="none"/>
       </w:tabs>
-      <w:snapToGrid w:val="0"/>
+      <w:snapToGrid w:val="false"/>
     </w:pPr>
+    <w:rPr/>
   </w:style>
-  <w:style w:type="paragraph" w:styleId="FootnoteText">
-    <w:name w:val="footnote text"/>
+  <w:style w:type="paragraph" w:styleId="Footnote">
+    <w:name w:val="Footnote Text"/>
     <w:basedOn w:val="Normal"/>
     <w:link w:val="FootnoteTextChar"/>
     <w:pPr>
@@ -6322,46 +6477,71 @@
       <w:szCs w:val="20"/>
     </w:rPr>
   </w:style>
-  <w:style w:type="paragraph" w:customStyle="1" w:styleId="Figure">
+  <w:style w:type="paragraph" w:styleId="Figure" w:customStyle="1">
     <w:name w:val="Figure"/>
-    <w:basedOn w:val="Caption"/>
+    <w:basedOn w:val="Caption1"/>
     <w:qFormat/>
+    <w:pPr/>
+    <w:rPr/>
   </w:style>
-  <w:style w:type="paragraph" w:customStyle="1" w:styleId="FrameContents">
+  <w:style w:type="paragraph" w:styleId="FrameContents" w:customStyle="1">
     <w:name w:val="Frame Contents"/>
     <w:basedOn w:val="Normal"/>
     <w:qFormat/>
+    <w:pPr/>
+    <w:rPr/>
   </w:style>
-  <w:style w:type="paragraph" w:customStyle="1" w:styleId="HorizontalLine">
+  <w:style w:type="paragraph" w:styleId="HorizontalLine" w:customStyle="1">
     <w:name w:val="Horizontal Line"/>
     <w:basedOn w:val="Normal"/>
-    <w:next w:val="BodyText"/>
+    <w:next w:val="TextBody"/>
     <w:qFormat/>
     <w:pPr>
       <w:suppressLineNumbers/>
       <w:pBdr>
         <w:bottom w:val="double" w:sz="2" w:space="0" w:color="808080"/>
       </w:pBdr>
-      <w:spacing w:after="283"/>
+      <w:spacing w:before="0" w:after="283"/>
     </w:pPr>
     <w:rPr>
       <w:sz w:val="12"/>
       <w:szCs w:val="12"/>
     </w:rPr>
   </w:style>
+  <w:style w:type="numbering" w:styleId="NoList" w:default="1">
+    <w:name w:val="No List"/>
+    <w:uiPriority w:val="99"/>
+    <w:semiHidden/>
+    <w:unhideWhenUsed/>
+    <w:qFormat/>
+  </w:style>
+  <w:style w:type="table" w:default="1" w:styleId="TableNormal">
+    <w:name w:val="Normal Table"/>
+    <w:uiPriority w:val="99"/>
+    <w:semiHidden/>
+    <w:unhideWhenUsed/>
+    <w:tblPr>
+      <w:tblCellMar>
+        <w:top w:w="0" w:type="dxa"/>
+        <w:left w:w="108" w:type="dxa"/>
+        <w:bottom w:w="0" w:type="dxa"/>
+        <w:right w:w="108" w:type="dxa"/>
+      </w:tblCellMar>
+    </w:tblPr>
+  </w:style>
   <w:style w:type="table" w:styleId="TableGrid">
     <w:name w:val="Table Grid"/>
     <w:basedOn w:val="TableNormal"/>
     <w:uiPriority w:val="39"/>
-    <w:rsid w:val="00DC47F3"/>
+    <w:rsid w:val="00dc47f3"/>
     <w:tblPr>
       <w:tblBorders>
-        <w:top w:val="single" w:sz="4" w:space="0" w:color="auto"/>
-        <w:left w:val="single" w:sz="4" w:space="0" w:color="auto"/>
-        <w:bottom w:val="single" w:sz="4" w:space="0" w:color="auto"/>
-        <w:right w:val="single" w:sz="4" w:space="0" w:color="auto"/>
-        <w:insideH w:val="single" w:sz="4" w:space="0" w:color="auto"/>
-        <w:insideV w:val="single" w:sz="4" w:space="0" w:color="auto"/>
+        <w:top w:val="single" w:color="auto" w:sz="4" w:space="0"/>
+        <w:left w:val="single" w:color="auto" w:sz="4" w:space="0"/>
+        <w:bottom w:val="single" w:color="auto" w:sz="4" w:space="0"/>
+        <w:right w:val="single" w:color="auto" w:sz="4" w:space="0"/>
+        <w:insideH w:val="single" w:color="auto" w:sz="4" w:space="0"/>
+        <w:insideV w:val="single" w:color="auto" w:sz="4" w:space="0"/>
       </w:tblBorders>
     </w:tblPr>
   </w:style>
@@ -6369,17 +6549,17 @@
     <w:name w:val="Grid Table 3 Accent 3"/>
     <w:basedOn w:val="TableNormal"/>
     <w:uiPriority w:val="48"/>
-    <w:rsid w:val="00DC47F3"/>
+    <w:rsid w:val="00dc47f3"/>
     <w:tblPr>
       <w:tblStyleRowBandSize w:val="1"/>
       <w:tblStyleColBandSize w:val="1"/>
       <w:tblBorders>
-        <w:top w:val="single" w:sz="4" w:space="0" w:color="C9C9C9" w:themeColor="accent3" w:themeTint="99"/>
-        <w:left w:val="single" w:sz="4" w:space="0" w:color="C9C9C9" w:themeColor="accent3" w:themeTint="99"/>
-        <w:bottom w:val="single" w:sz="4" w:space="0" w:color="C9C9C9" w:themeColor="accent3" w:themeTint="99"/>
-        <w:right w:val="single" w:sz="4" w:space="0" w:color="C9C9C9" w:themeColor="accent3" w:themeTint="99"/>
-        <w:insideH w:val="single" w:sz="4" w:space="0" w:color="C9C9C9" w:themeColor="accent3" w:themeTint="99"/>
-        <w:insideV w:val="single" w:sz="4" w:space="0" w:color="C9C9C9" w:themeColor="accent3" w:themeTint="99"/>
+        <w:top w:val="single" w:color="C9C9C9" w:themeColor="accent3" w:themeTint="99" w:sz="4" w:space="0"/>
+        <w:left w:val="single" w:color="C9C9C9" w:themeColor="accent3" w:themeTint="99" w:sz="4" w:space="0"/>
+        <w:bottom w:val="single" w:color="C9C9C9" w:themeColor="accent3" w:themeTint="99" w:sz="4" w:space="0"/>
+        <w:right w:val="single" w:color="C9C9C9" w:themeColor="accent3" w:themeTint="99" w:sz="4" w:space="0"/>
+        <w:insideH w:val="single" w:color="C9C9C9" w:themeColor="accent3" w:themeTint="99" w:sz="4" w:space="0"/>
+        <w:insideV w:val="single" w:color="C9C9C9" w:themeColor="accent3" w:themeTint="99" w:sz="4" w:space="0"/>
       </w:tblBorders>
     </w:tblPr>
     <w:tblStylePr w:type="firstRow">
@@ -6467,7 +6647,7 @@
       <w:tblPr/>
       <w:tcPr>
         <w:tcBorders>
-          <w:bottom w:val="single" w:sz="4" w:space="0" w:color="A5A5A5" w:themeColor="accent3"/>
+          <w:bottom w:val="single" w:color="A5A5A5" w:themeColor="accent3" w:sz="4" w:space="0"/>
         </w:tcBorders>
       </w:tcPr>
     </w:tblStylePr>
@@ -6475,7 +6655,7 @@
       <w:tblPr/>
       <w:tcPr>
         <w:tcBorders>
-          <w:bottom w:val="single" w:sz="4" w:space="0" w:color="A5A5A5" w:themeColor="accent3"/>
+          <w:bottom w:val="single" w:color="A5A5A5" w:themeColor="accent3" w:sz="4" w:space="0"/>
         </w:tcBorders>
       </w:tcPr>
     </w:tblStylePr>
@@ -6483,7 +6663,7 @@
       <w:tblPr/>
       <w:tcPr>
         <w:tcBorders>
-          <w:top w:val="single" w:sz="4" w:space="0" w:color="A5A5A5" w:themeColor="accent3"/>
+          <w:top w:val="single" w:color="A5A5A5" w:themeColor="accent3" w:sz="4" w:space="0"/>
         </w:tcBorders>
       </w:tcPr>
     </w:tblStylePr>
@@ -6491,31 +6671,10 @@
       <w:tblPr/>
       <w:tcPr>
         <w:tcBorders>
-          <w:top w:val="single" w:sz="4" w:space="0" w:color="A5A5A5" w:themeColor="accent3"/>
+          <w:top w:val="single" w:color="A5A5A5" w:themeColor="accent3" w:sz="4" w:space="0"/>
         </w:tcBorders>
       </w:tcPr>
     </w:tblStylePr>
-  </w:style>
-  <w:style w:type="character" w:styleId="FootnoteReference">
-    <w:name w:val="footnote reference"/>
-    <w:basedOn w:val="DefaultParagraphFont"/>
-    <w:uiPriority w:val="99"/>
-    <w:semiHidden/>
-    <w:unhideWhenUsed/>
-    <w:rsid w:val="007F060C"/>
-    <w:rPr>
-      <w:vertAlign w:val="superscript"/>
-    </w:rPr>
-  </w:style>
-  <w:style w:type="character" w:customStyle="1" w:styleId="FootnoteTextChar">
-    <w:name w:val="Footnote Text Char"/>
-    <w:basedOn w:val="DefaultParagraphFont"/>
-    <w:link w:val="FootnoteText"/>
-    <w:rsid w:val="007F060C"/>
-    <w:rPr>
-      <w:sz w:val="20"/>
-      <w:szCs w:val="20"/>
-    </w:rPr>
   </w:style>
 </w:styles>
 </file>

--- a/21/Necrofantasia analysis.docx
+++ b/21/Necrofantasia analysis.docx
@@ -1,11 +1,11 @@
 
 <file path=word/document.xml><?xml version="1.0" encoding="utf-8"?>
-<w:document xmlns:o="urn:schemas-microsoft-com:office:office" xmlns:r="http://schemas.openxmlformats.org/officeDocument/2006/relationships" xmlns:v="urn:schemas-microsoft-com:vml" xmlns:w="http://schemas.openxmlformats.org/wordprocessingml/2006/main" xmlns:w10="urn:schemas-microsoft-com:office:word" xmlns:wp="http://schemas.openxmlformats.org/drawingml/2006/wordprocessingDrawing" xmlns:wps="http://schemas.microsoft.com/office/word/2010/wordprocessingShape" xmlns:wpg="http://schemas.microsoft.com/office/word/2010/wordprocessingGroup" xmlns:mc="http://schemas.openxmlformats.org/markup-compatibility/2006" xmlns:wp14="http://schemas.microsoft.com/office/word/2010/wordprocessingDrawing" xmlns:w14="http://schemas.microsoft.com/office/word/2010/wordml" xmlns:w15="http://schemas.microsoft.com/office/word/2012/wordml" mc:Ignorable="w14 wp14 w15">
+<w:document xmlns:wpc="http://schemas.microsoft.com/office/word/2010/wordprocessingCanvas" xmlns:cx="http://schemas.microsoft.com/office/drawing/2014/chartex" xmlns:cx1="http://schemas.microsoft.com/office/drawing/2015/9/8/chartex" xmlns:cx2="http://schemas.microsoft.com/office/drawing/2015/10/21/chartex" xmlns:cx3="http://schemas.microsoft.com/office/drawing/2016/5/9/chartex" xmlns:cx4="http://schemas.microsoft.com/office/drawing/2016/5/10/chartex" xmlns:cx5="http://schemas.microsoft.com/office/drawing/2016/5/11/chartex" xmlns:cx6="http://schemas.microsoft.com/office/drawing/2016/5/12/chartex" xmlns:cx7="http://schemas.microsoft.com/office/drawing/2016/5/13/chartex" xmlns:cx8="http://schemas.microsoft.com/office/drawing/2016/5/14/chartex" xmlns:mc="http://schemas.openxmlformats.org/markup-compatibility/2006" xmlns:aink="http://schemas.microsoft.com/office/drawing/2016/ink" xmlns:am3d="http://schemas.microsoft.com/office/drawing/2017/model3d" xmlns:o="urn:schemas-microsoft-com:office:office" xmlns:oel="http://schemas.microsoft.com/office/2019/extlst" xmlns:r="http://schemas.openxmlformats.org/officeDocument/2006/relationships" xmlns:m="http://schemas.openxmlformats.org/officeDocument/2006/math" xmlns:v="urn:schemas-microsoft-com:vml" xmlns:wp14="http://schemas.microsoft.com/office/word/2010/wordprocessingDrawing" xmlns:wp="http://schemas.openxmlformats.org/drawingml/2006/wordprocessingDrawing" xmlns:w10="urn:schemas-microsoft-com:office:word" xmlns:w="http://schemas.openxmlformats.org/wordprocessingml/2006/main" xmlns:w14="http://schemas.microsoft.com/office/word/2010/wordml" xmlns:w15="http://schemas.microsoft.com/office/word/2012/wordml" xmlns:w16cex="http://schemas.microsoft.com/office/word/2018/wordml/cex" xmlns:w16cid="http://schemas.microsoft.com/office/word/2016/wordml/cid" xmlns:w16="http://schemas.microsoft.com/office/word/2018/wordml" xmlns:w16du="http://schemas.microsoft.com/office/word/2023/wordml/word16du" xmlns:w16sdtdh="http://schemas.microsoft.com/office/word/2020/wordml/sdtdatahash" xmlns:w16se="http://schemas.microsoft.com/office/word/2015/wordml/symex" xmlns:wpg="http://schemas.microsoft.com/office/word/2010/wordprocessingGroup" xmlns:wpi="http://schemas.microsoft.com/office/word/2010/wordprocessingInk" xmlns:wne="http://schemas.microsoft.com/office/word/2006/wordml" xmlns:wps="http://schemas.microsoft.com/office/word/2010/wordprocessingShape" mc:Ignorable="w14 w15 w16se w16cid w16 w16cex w16sdtdh w16du wp14">
   <w:body>
     <w:p>
       <w:pPr>
         <w:pStyle w:val="HorizontalLine"/>
-        <w:spacing w:lineRule="auto" w:line="240"/>
+        <w:spacing w:line="240" w:lineRule="auto"/>
         <w:jc w:val="center"/>
         <w:rPr>
           <w:sz w:val="40"/>
@@ -17,13 +17,12 @@
           <w:sz w:val="40"/>
           <w:szCs w:val="40"/>
         </w:rPr>
-        <w:t>コードオタクが語る東方楽曲分析　</w:t>
+        <w:t xml:space="preserve">コードオタクが語る東方楽曲分析　</w:t>
       </w:r>
     </w:p>
     <w:p>
       <w:pPr>
-        <w:pStyle w:val="Normal"/>
-        <w:spacing w:lineRule="auto" w:line="240" w:before="57" w:after="217"/>
+        <w:spacing w:before="57" w:after="217" w:line="240" w:lineRule="auto"/>
         <w:jc w:val="center"/>
         <w:rPr>
           <w:sz w:val="32"/>
@@ -40,30 +39,36 @@
     </w:p>
     <w:sdt>
       <w:sdtPr>
+        <w:rPr>
+          <w:rFonts w:asciiTheme="minorHAnsi" w:eastAsiaTheme="minorEastAsia" w:hAnsiTheme="minorHAnsi" w:cstheme="minorBidi"/>
+          <w:color w:val="auto"/>
+          <w:kern w:val="2"/>
+          <w:sz w:val="22"/>
+          <w:szCs w:val="22"/>
+          <w:lang w:eastAsia="ja-JP"/>
+          <w14:ligatures w14:val="standardContextual"/>
+        </w:rPr>
+        <w:id w:val="1873185058"/>
         <w:docPartObj>
           <w:docPartGallery w:val="Table of Contents"/>
-          <w:docPartUnique w:val="true"/>
+          <w:docPartUnique/>
         </w:docPartObj>
       </w:sdtPr>
       <w:sdtContent>
         <w:p>
           <w:pPr>
-            <w:pStyle w:val="ContentsHeading"/>
-            <w:rPr/>
+            <w:pStyle w:val="TOCHeading"/>
           </w:pPr>
           <w:r>
-            <w:rPr/>
             <w:t>目次</w:t>
           </w:r>
         </w:p>
         <w:p>
           <w:pPr>
-            <w:pStyle w:val="Contents1"/>
+            <w:pStyle w:val="TOC1"/>
             <w:tabs>
-              <w:tab w:val="clear" w:pos="720"/>
-              <w:tab w:val="right" w:pos="8838" w:leader="dot"/>
+              <w:tab w:val="right" w:leader="dot" w:pos="8838"/>
             </w:tabs>
-            <w:rPr/>
           </w:pPr>
           <w:r>
             <w:fldChar w:fldCharType="begin"/>
@@ -98,12 +103,10 @@
         </w:p>
         <w:p>
           <w:pPr>
-            <w:pStyle w:val="Contents1"/>
+            <w:pStyle w:val="TOC1"/>
             <w:tabs>
-              <w:tab w:val="clear" w:pos="720"/>
-              <w:tab w:val="right" w:pos="8838" w:leader="dot"/>
+              <w:tab w:val="right" w:leader="dot" w:pos="8838"/>
             </w:tabs>
-            <w:rPr/>
           </w:pPr>
           <w:hyperlink w:anchor="__RefHeading___Toc628_3465867211">
             <w:r>
@@ -123,12 +126,10 @@
         </w:p>
         <w:p>
           <w:pPr>
-            <w:pStyle w:val="Contents2"/>
+            <w:pStyle w:val="TOC2"/>
             <w:tabs>
-              <w:tab w:val="clear" w:pos="720"/>
-              <w:tab w:val="right" w:pos="8838" w:leader="dot"/>
+              <w:tab w:val="right" w:leader="dot" w:pos="8838"/>
             </w:tabs>
-            <w:rPr/>
           </w:pPr>
           <w:hyperlink w:anchor="__RefHeading___Toc184_3269620353">
             <w:r>
@@ -148,12 +149,10 @@
         </w:p>
         <w:p>
           <w:pPr>
-            <w:pStyle w:val="Contents2"/>
+            <w:pStyle w:val="TOC2"/>
             <w:tabs>
-              <w:tab w:val="clear" w:pos="720"/>
-              <w:tab w:val="right" w:pos="8838" w:leader="dot"/>
+              <w:tab w:val="right" w:leader="dot" w:pos="8838"/>
             </w:tabs>
-            <w:rPr/>
           </w:pPr>
           <w:hyperlink w:anchor="__RefHeading___Toc186_3269620353">
             <w:r>
@@ -173,12 +172,10 @@
         </w:p>
         <w:p>
           <w:pPr>
-            <w:pStyle w:val="Contents2"/>
+            <w:pStyle w:val="TOC2"/>
             <w:tabs>
-              <w:tab w:val="clear" w:pos="720"/>
-              <w:tab w:val="right" w:pos="8838" w:leader="dot"/>
+              <w:tab w:val="right" w:leader="dot" w:pos="8838"/>
             </w:tabs>
-            <w:rPr/>
           </w:pPr>
           <w:hyperlink w:anchor="__RefHeading___Toc188_3269620353">
             <w:r>
@@ -210,12 +207,10 @@
         </w:p>
         <w:p>
           <w:pPr>
-            <w:pStyle w:val="Contents2"/>
+            <w:pStyle w:val="TOC2"/>
             <w:tabs>
-              <w:tab w:val="clear" w:pos="720"/>
-              <w:tab w:val="right" w:pos="8838" w:leader="dot"/>
+              <w:tab w:val="right" w:leader="dot" w:pos="8838"/>
             </w:tabs>
-            <w:rPr/>
           </w:pPr>
           <w:hyperlink w:anchor="__RefHeading___Toc190_3269620353">
             <w:r>
@@ -241,12 +236,10 @@
         </w:p>
         <w:p>
           <w:pPr>
-            <w:pStyle w:val="Contents2"/>
+            <w:pStyle w:val="TOC2"/>
             <w:tabs>
-              <w:tab w:val="clear" w:pos="720"/>
-              <w:tab w:val="right" w:pos="8838" w:leader="dot"/>
+              <w:tab w:val="right" w:leader="dot" w:pos="8838"/>
             </w:tabs>
-            <w:rPr/>
           </w:pPr>
           <w:hyperlink w:anchor="__RefHeading___Toc192_3269620353">
             <w:r>
@@ -266,12 +259,10 @@
         </w:p>
         <w:p>
           <w:pPr>
-            <w:pStyle w:val="Contents1"/>
+            <w:pStyle w:val="TOC1"/>
             <w:tabs>
-              <w:tab w:val="clear" w:pos="720"/>
-              <w:tab w:val="right" w:pos="8838" w:leader="dot"/>
+              <w:tab w:val="right" w:leader="dot" w:pos="8838"/>
             </w:tabs>
-            <w:rPr/>
           </w:pPr>
           <w:hyperlink w:anchor="__RefHeading___Toc194_3269620353">
             <w:r>
@@ -291,12 +282,10 @@
         </w:p>
         <w:p>
           <w:pPr>
-            <w:pStyle w:val="Contents2"/>
+            <w:pStyle w:val="TOC2"/>
             <w:tabs>
-              <w:tab w:val="clear" w:pos="720"/>
-              <w:tab w:val="right" w:pos="8838" w:leader="dot"/>
+              <w:tab w:val="right" w:leader="dot" w:pos="8838"/>
             </w:tabs>
-            <w:rPr/>
           </w:pPr>
           <w:hyperlink w:anchor="__RefHeading___Toc196_3269620353">
             <w:r>
@@ -316,12 +305,10 @@
         </w:p>
         <w:p>
           <w:pPr>
-            <w:pStyle w:val="Contents2"/>
+            <w:pStyle w:val="TOC2"/>
             <w:tabs>
-              <w:tab w:val="clear" w:pos="720"/>
-              <w:tab w:val="right" w:pos="8838" w:leader="dot"/>
+              <w:tab w:val="right" w:leader="dot" w:pos="8838"/>
             </w:tabs>
-            <w:rPr/>
           </w:pPr>
           <w:hyperlink w:anchor="__RefHeading___Toc198_3269620353">
             <w:r>
@@ -341,12 +328,10 @@
         </w:p>
         <w:p>
           <w:pPr>
-            <w:pStyle w:val="Contents2"/>
+            <w:pStyle w:val="TOC2"/>
             <w:tabs>
-              <w:tab w:val="clear" w:pos="720"/>
-              <w:tab w:val="right" w:pos="8838" w:leader="dot"/>
+              <w:tab w:val="right" w:leader="dot" w:pos="8838"/>
             </w:tabs>
-            <w:rPr/>
           </w:pPr>
           <w:hyperlink w:anchor="__RefHeading___Toc433_3269620353">
             <w:r>
@@ -372,20 +357,11 @@
         </w:p>
       </w:sdtContent>
     </w:sdt>
+    <w:p/>
     <w:p>
       <w:pPr>
-        <w:pStyle w:val="Normal"/>
-        <w:rPr/>
-      </w:pPr>
-      <w:r>
-        <w:rPr/>
-      </w:r>
-    </w:p>
-    <w:p>
-      <w:pPr>
         <w:pStyle w:val="Heading1"/>
         <w:rPr>
-          <w:b/>
           <w:b/>
           <w:bCs/>
         </w:rPr>
@@ -403,98 +379,73 @@
       <w:bookmarkEnd w:id="1"/>
     </w:p>
     <w:p>
-      <w:pPr>
-        <w:pStyle w:val="Normal"/>
-        <w:rPr/>
-      </w:pPr>
-      <w:r>
-        <w:rPr/>
+      <w:r>
         <w:tab/>
       </w:r>
       <w:r>
-        <w:rPr/>
         <w:t>どうも、</w:t>
       </w:r>
       <w:r>
-        <w:rPr/>
         <w:t>Metalloid.</w:t>
       </w:r>
       <w:r>
-        <w:rPr/>
         <w:t>です。僕は普段音楽関連のことをしているのですが、スローシンカーであることもあり、会誌に音楽を載せるのはちょっと大変、、、、という思いで、このような形で参加することにしました。といっても、東方というコンテンツに対してイベントで頒布されるようなものを献上するのも、ちょうど先月</w:t>
       </w:r>
       <w:r>
-        <w:rPr/>
         <w:t>(</w:t>
       </w:r>
       <w:r>
-        <w:rPr/>
         <w:t>執筆時点</w:t>
       </w:r>
       <w:r>
-        <w:rPr/>
         <w:t>)</w:t>
       </w:r>
       <w:r>
-        <w:rPr/>
         <w:t>入った某会の会誌に参加するのも、両方初めてで、今から続く文をよろこんで読んでくださる物好きな読者がいるのかもわからず、少しあわわとしているところですが。</w:t>
       </w:r>
     </w:p>
     <w:p>
       <w:pPr>
-        <w:pStyle w:val="Normal"/>
         <w:ind w:firstLine="720"/>
-        <w:rPr/>
-      </w:pPr>
-      <w:r>
-        <w:rPr/>
+      </w:pPr>
+      <w:r>
+        <w:lastRenderedPageBreak/>
         <w:t>ところでこれは一体どういう文章なのか。手短に言えば、コード理論に少しだけ深入りしすぎて帰ってこられなくなりそうになった僕が東方の楽曲を和声の観点から分析していくコーナーのようなものです。今回は幻想祭で且つ初寄稿なので、慣れ親しんでいる一曲、</w:t>
       </w:r>
       <w:r>
-        <w:rPr/>
         <w:t>PCB PH</w:t>
       </w:r>
       <w:r>
-        <w:rPr/>
         <w:t>紫のネクロファンタジアを分析していこうと思います。</w:t>
       </w:r>
     </w:p>
     <w:p>
       <w:pPr>
-        <w:pStyle w:val="Normal"/>
         <w:ind w:firstLine="720"/>
-        <w:rPr/>
-      </w:pPr>
-      <w:r>
-        <w:rPr/>
+      </w:pPr>
+      <w:r>
         <w:t>付録の方に本稿での表記法をまとめておきましたので、念のために是非一読をば。</w:t>
       </w:r>
     </w:p>
+    <w:p/>
     <w:p>
       <w:pPr>
-        <w:pStyle w:val="Normal"/>
-        <w:rPr/>
-      </w:pPr>
-      <w:r>
-        <w:rPr/>
-      </w:r>
-    </w:p>
-    <w:p>
-      <w:pPr>
         <w:pStyle w:val="Heading1"/>
         <w:rPr>
-          <w:b/>
           <w:b/>
           <w:bCs/>
         </w:rPr>
       </w:pPr>
-      <w:bookmarkStart w:id="10" w:name="__RefHeading___Toc628_3465867211"/>
-      <w:bookmarkEnd w:id="10"/>
-      <w:r>
+      <w:bookmarkStart w:id="2" w:name="__RefHeading___Toc628_3465867211"/>
+      <w:bookmarkEnd w:id="2"/>
+      <w:r>
+        <w:rPr>
+          <w:noProof/>
+        </w:rPr>
         <mc:AlternateContent>
           <mc:Choice Requires="wps">
             <w:drawing>
-              <wp:anchor behindDoc="0" distT="0" distB="0" distL="111760" distR="114300" simplePos="0" locked="0" layoutInCell="0" allowOverlap="1" relativeHeight="2">
+              <wp:anchor distT="0" distB="0" distL="111760" distR="114300" simplePos="0" relativeHeight="2" behindDoc="0" locked="0" layoutInCell="0" allowOverlap="1">
                 <wp:simplePos x="0" y="0"/>
                 <wp:positionH relativeFrom="column">
                   <wp:posOffset>3949065</wp:posOffset>
@@ -506,6 +457,7 @@
                 <wp:effectExtent l="0" t="0" r="0" b="0"/>
                 <wp:wrapSquare wrapText="bothSides"/>
                 <wp:docPr id="1" name="Frame1"/>
+                <wp:cNvGraphicFramePr/>
                 <a:graphic xmlns:a="http://schemas.openxmlformats.org/drawingml/2006/main">
                   <a:graphicData uri="http://schemas.microsoft.com/office/word/2010/wordprocessingShape">
                     <wps:wsp>
@@ -519,16 +471,22 @@
                           <a:avLst/>
                         </a:prstGeom>
                         <a:solidFill>
-                          <a:srgbClr val="ffffff"/>
+                          <a:srgbClr val="FFFFFF"/>
                         </a:solidFill>
                         <a:ln w="0">
                           <a:noFill/>
                         </a:ln>
                       </wps:spPr>
                       <wps:style>
-                        <a:lnRef idx="0"/>
-                        <a:fillRef idx="0"/>
-                        <a:effectRef idx="0"/>
+                        <a:lnRef idx="0">
+                          <a:scrgbClr r="0" g="0" b="0"/>
+                        </a:lnRef>
+                        <a:fillRef idx="0">
+                          <a:scrgbClr r="0" g="0" b="0"/>
+                        </a:fillRef>
+                        <a:effectRef idx="0">
+                          <a:scrgbClr r="0" g="0" b="0"/>
+                        </a:effectRef>
                         <a:fontRef idx="minor"/>
                       </wps:style>
                       <wps:txbx>
@@ -536,28 +494,27 @@
                           <w:p>
                             <w:pPr>
                               <w:pStyle w:val="Figure"/>
-                              <w:spacing w:before="120" w:after="120"/>
                               <w:jc w:val="center"/>
                               <w:rPr>
-                                <w:i w:val="false"/>
-                                <w:i w:val="false"/>
-                                <w:iCs w:val="false"/>
+                                <w:i w:val="0"/>
+                                <w:iCs w:val="0"/>
                               </w:rPr>
                             </w:pPr>
-                            <w:bookmarkStart w:id="2" w:name="__RefHeading___Toc182_3269620353"/>
-                            <w:bookmarkStart w:id="3" w:name="_Ref184933661"/>
+                            <w:bookmarkStart w:id="3" w:name="__RefHeading___Toc182_3269620353"/>
                             <w:bookmarkStart w:id="4" w:name="_Toc184402377"/>
-                            <w:bookmarkEnd w:id="2"/>
+                            <w:bookmarkStart w:id="5" w:name="_Ref184933661"/>
+                            <w:bookmarkEnd w:id="3"/>
                             <w:bookmarkEnd w:id="4"/>
                             <w:r>
                               <w:rPr>
+                                <w:noProof/>
                                 <w:color w:val="000000"/>
                               </w:rPr>
                               <w:drawing>
                                 <wp:inline distT="0" distB="0" distL="0" distR="0">
                                   <wp:extent cx="2205355" cy="2205355"/>
                                   <wp:effectExtent l="0" t="0" r="0" b="0"/>
-                                  <wp:docPr id="3" name="Picture 1" descr=""/>
+                                  <wp:docPr id="3" name="Picture 1"/>
                                   <wp:cNvGraphicFramePr>
                                     <a:graphicFrameLocks xmlns:a="http://schemas.openxmlformats.org/drawingml/2006/main" noChangeAspect="1"/>
                                   </wp:cNvGraphicFramePr>
@@ -565,13 +522,13 @@
                                     <a:graphicData uri="http://schemas.openxmlformats.org/drawingml/2006/picture">
                                       <pic:pic xmlns:pic="http://schemas.openxmlformats.org/drawingml/2006/picture">
                                         <pic:nvPicPr>
-                                          <pic:cNvPr id="3" name="Picture 1" descr=""/>
+                                          <pic:cNvPr id="3" name="Picture 1"/>
                                           <pic:cNvPicPr>
                                             <a:picLocks noChangeAspect="1" noChangeArrowheads="1"/>
                                           </pic:cNvPicPr>
                                         </pic:nvPicPr>
                                         <pic:blipFill>
-                                          <a:blip r:embed="rId2"/>
+                                          <a:blip r:embed="rId8"/>
                                           <a:stretch>
                                             <a:fillRect/>
                                           </a:stretch>
@@ -593,67 +550,75 @@
                             </w:r>
                             <w:r>
                               <w:rPr>
-                                <w:i w:val="false"/>
-                                <w:iCs w:val="false"/>
-                                <w:color w:val="000000"/>
-                              </w:rPr>
-                              <w:t xml:space="preserve">図 </w:t>
-                            </w:r>
-                            <w:bookmarkStart w:id="5" w:name="Ref_Figure0_number_only"/>
-                            <w:r>
-                              <w:rPr>
-                                <w:i w:val="false"/>
-                                <w:iCs w:val="false"/>
+                                <w:i w:val="0"/>
+                                <w:iCs w:val="0"/>
+                                <w:color w:val="000000"/>
+                              </w:rPr>
+                              <w:t>図</w:t>
+                            </w:r>
+                            <w:r>
+                              <w:rPr>
+                                <w:i w:val="0"/>
+                                <w:iCs w:val="0"/>
+                                <w:color w:val="000000"/>
+                              </w:rPr>
+                              <w:t xml:space="preserve"> </w:t>
+                            </w:r>
+                            <w:bookmarkStart w:id="6" w:name="Ref_Figure0_number_only"/>
+                            <w:r>
+                              <w:rPr>
+                                <w:i w:val="0"/>
+                                <w:iCs w:val="0"/>
                                 <w:color w:val="000000"/>
                               </w:rPr>
                               <w:fldChar w:fldCharType="begin"/>
                             </w:r>
                             <w:r>
                               <w:rPr>
-                                <w:i w:val="false"/>
-                                <w:iCs w:val="false"/>
+                                <w:i w:val="0"/>
+                                <w:iCs w:val="0"/>
                                 <w:color w:val="000000"/>
                               </w:rPr>
                               <w:instrText xml:space="preserve"> SEQ Figure \* ARABIC </w:instrText>
                             </w:r>
                             <w:r>
                               <w:rPr>
-                                <w:i w:val="false"/>
-                                <w:iCs w:val="false"/>
+                                <w:i w:val="0"/>
+                                <w:iCs w:val="0"/>
                                 <w:color w:val="000000"/>
                               </w:rPr>
                               <w:fldChar w:fldCharType="separate"/>
                             </w:r>
                             <w:r>
                               <w:rPr>
-                                <w:i w:val="false"/>
-                                <w:iCs w:val="false"/>
+                                <w:i w:val="0"/>
+                                <w:iCs w:val="0"/>
                                 <w:color w:val="000000"/>
                               </w:rPr>
                               <w:t>1</w:t>
                             </w:r>
                             <w:r>
                               <w:rPr>
-                                <w:i w:val="false"/>
-                                <w:iCs w:val="false"/>
+                                <w:i w:val="0"/>
+                                <w:iCs w:val="0"/>
                                 <w:color w:val="000000"/>
                               </w:rPr>
                               <w:fldChar w:fldCharType="end"/>
                             </w:r>
-                            <w:bookmarkEnd w:id="3"/>
                             <w:bookmarkEnd w:id="5"/>
-                            <w:r>
-                              <w:rPr>
-                                <w:i w:val="false"/>
-                                <w:iCs w:val="false"/>
+                            <w:bookmarkEnd w:id="6"/>
+                            <w:r>
+                              <w:rPr>
+                                <w:i w:val="0"/>
+                                <w:iCs w:val="0"/>
                                 <w:color w:val="000000"/>
                               </w:rPr>
                               <w:t xml:space="preserve">: </w:t>
                             </w:r>
                             <w:r>
                               <w:rPr>
-                                <w:i w:val="false"/>
-                                <w:iCs w:val="false"/>
+                                <w:i w:val="0"/>
+                                <w:iCs w:val="0"/>
                                 <w:color w:val="000000"/>
                               </w:rPr>
                               <w:t>転調をまとめた五度圏</w:t>
@@ -661,7 +626,7 @@
                           </w:p>
                         </w:txbxContent>
                       </wps:txbx>
-                      <wps:bodyPr lIns="0" rIns="0" tIns="0" bIns="0" anchor="t">
+                      <wps:bodyPr lIns="0" tIns="0" rIns="0" bIns="0" anchor="t">
                         <a:noAutofit/>
                       </wps:bodyPr>
                     </wps:wsp>
@@ -672,36 +637,33 @@
           </mc:Choice>
           <mc:Fallback>
             <w:pict>
-              <v:rect id="shape_0" ID="Frame1" path="m0,0l-2147483645,0l-2147483645,-2147483646l0,-2147483646xe" fillcolor="white" stroked="f" o:allowincell="f" style="position:absolute;margin-left:310.95pt;margin-top:11.75pt;width:173.6pt;height:204.35pt;mso-wrap-style:square;v-text-anchor:top">
-                <v:fill o:detectmouseclick="t" type="solid" color2="black"/>
-                <v:stroke color="#3465a4" joinstyle="round" endcap="flat"/>
-                <v:textbox>
+              <v:rect id="Frame1" o:spid="_x0000_s1026" style="position:absolute;margin-left:310.95pt;margin-top:11.75pt;width:173.65pt;height:204.4pt;z-index:2;visibility:visible;mso-wrap-style:square;mso-wrap-distance-left:8.8pt;mso-wrap-distance-top:0;mso-wrap-distance-right:9pt;mso-wrap-distance-bottom:0;mso-position-horizontal:absolute;mso-position-horizontal-relative:text;mso-position-vertical:absolute;mso-position-vertical-relative:text;v-text-anchor:top" o:gfxdata="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" o:allowincell="f" stroked="f" strokeweight="0">
+                <v:textbox inset="0,0,0,0">
                   <w:txbxContent>
                     <w:p>
                       <w:pPr>
                         <w:pStyle w:val="Figure"/>
-                        <w:spacing w:before="120" w:after="120"/>
                         <w:jc w:val="center"/>
                         <w:rPr>
-                          <w:i w:val="false"/>
-                          <w:i w:val="false"/>
-                          <w:iCs w:val="false"/>
+                          <w:i w:val="0"/>
+                          <w:iCs w:val="0"/>
                         </w:rPr>
                       </w:pPr>
-                      <w:bookmarkStart w:id="6" w:name="__RefHeading___Toc182_3269620353"/>
-                      <w:bookmarkStart w:id="7" w:name="_Ref184933661"/>
+                      <w:bookmarkStart w:id="7" w:name="__RefHeading___Toc182_3269620353"/>
                       <w:bookmarkStart w:id="8" w:name="_Toc184402377"/>
-                      <w:bookmarkEnd w:id="6"/>
+                      <w:bookmarkStart w:id="9" w:name="_Ref184933661"/>
+                      <w:bookmarkEnd w:id="7"/>
                       <w:bookmarkEnd w:id="8"/>
                       <w:r>
                         <w:rPr>
+                          <w:noProof/>
                           <w:color w:val="000000"/>
                         </w:rPr>
                         <w:drawing>
                           <wp:inline distT="0" distB="0" distL="0" distR="0">
                             <wp:extent cx="2205355" cy="2205355"/>
                             <wp:effectExtent l="0" t="0" r="0" b="0"/>
-                            <wp:docPr id="4" name="Picture 1" descr=""/>
+                            <wp:docPr id="3" name="Picture 1"/>
                             <wp:cNvGraphicFramePr>
                               <a:graphicFrameLocks xmlns:a="http://schemas.openxmlformats.org/drawingml/2006/main" noChangeAspect="1"/>
                             </wp:cNvGraphicFramePr>
@@ -709,13 +671,13 @@
                               <a:graphicData uri="http://schemas.openxmlformats.org/drawingml/2006/picture">
                                 <pic:pic xmlns:pic="http://schemas.openxmlformats.org/drawingml/2006/picture">
                                   <pic:nvPicPr>
-                                    <pic:cNvPr id="4" name="Picture 1" descr=""/>
+                                    <pic:cNvPr id="3" name="Picture 1"/>
                                     <pic:cNvPicPr>
                                       <a:picLocks noChangeAspect="1" noChangeArrowheads="1"/>
                                     </pic:cNvPicPr>
                                   </pic:nvPicPr>
                                   <pic:blipFill>
-                                    <a:blip r:embed="rId3"/>
+                                    <a:blip r:embed="rId8"/>
                                     <a:stretch>
                                       <a:fillRect/>
                                     </a:stretch>
@@ -737,67 +699,75 @@
                       </w:r>
                       <w:r>
                         <w:rPr>
-                          <w:i w:val="false"/>
-                          <w:iCs w:val="false"/>
-                          <w:color w:val="000000"/>
-                        </w:rPr>
-                        <w:t xml:space="preserve">図 </w:t>
-                      </w:r>
-                      <w:bookmarkStart w:id="9" w:name="Ref_Figure0_number_only"/>
-                      <w:r>
-                        <w:rPr>
-                          <w:i w:val="false"/>
-                          <w:iCs w:val="false"/>
+                          <w:i w:val="0"/>
+                          <w:iCs w:val="0"/>
+                          <w:color w:val="000000"/>
+                        </w:rPr>
+                        <w:t>図</w:t>
+                      </w:r>
+                      <w:r>
+                        <w:rPr>
+                          <w:i w:val="0"/>
+                          <w:iCs w:val="0"/>
+                          <w:color w:val="000000"/>
+                        </w:rPr>
+                        <w:t xml:space="preserve"> </w:t>
+                      </w:r>
+                      <w:bookmarkStart w:id="10" w:name="Ref_Figure0_number_only"/>
+                      <w:r>
+                        <w:rPr>
+                          <w:i w:val="0"/>
+                          <w:iCs w:val="0"/>
                           <w:color w:val="000000"/>
                         </w:rPr>
                         <w:fldChar w:fldCharType="begin"/>
                       </w:r>
                       <w:r>
                         <w:rPr>
-                          <w:i w:val="false"/>
-                          <w:iCs w:val="false"/>
+                          <w:i w:val="0"/>
+                          <w:iCs w:val="0"/>
                           <w:color w:val="000000"/>
                         </w:rPr>
                         <w:instrText xml:space="preserve"> SEQ Figure \* ARABIC </w:instrText>
                       </w:r>
                       <w:r>
                         <w:rPr>
-                          <w:i w:val="false"/>
-                          <w:iCs w:val="false"/>
+                          <w:i w:val="0"/>
+                          <w:iCs w:val="0"/>
                           <w:color w:val="000000"/>
                         </w:rPr>
                         <w:fldChar w:fldCharType="separate"/>
                       </w:r>
                       <w:r>
                         <w:rPr>
-                          <w:i w:val="false"/>
-                          <w:iCs w:val="false"/>
+                          <w:i w:val="0"/>
+                          <w:iCs w:val="0"/>
                           <w:color w:val="000000"/>
                         </w:rPr>
                         <w:t>1</w:t>
                       </w:r>
                       <w:r>
                         <w:rPr>
-                          <w:i w:val="false"/>
-                          <w:iCs w:val="false"/>
+                          <w:i w:val="0"/>
+                          <w:iCs w:val="0"/>
                           <w:color w:val="000000"/>
                         </w:rPr>
                         <w:fldChar w:fldCharType="end"/>
                       </w:r>
-                      <w:bookmarkEnd w:id="7"/>
                       <w:bookmarkEnd w:id="9"/>
-                      <w:r>
-                        <w:rPr>
-                          <w:i w:val="false"/>
-                          <w:iCs w:val="false"/>
+                      <w:bookmarkEnd w:id="10"/>
+                      <w:r>
+                        <w:rPr>
+                          <w:i w:val="0"/>
+                          <w:iCs w:val="0"/>
                           <w:color w:val="000000"/>
                         </w:rPr>
                         <w:t xml:space="preserve">: </w:t>
                       </w:r>
                       <w:r>
                         <w:rPr>
-                          <w:i w:val="false"/>
-                          <w:iCs w:val="false"/>
+                          <w:i w:val="0"/>
+                          <w:iCs w:val="0"/>
                           <w:color w:val="000000"/>
                         </w:rPr>
                         <w:t>転調をまとめた五度圏</w:t>
@@ -824,62 +794,49 @@
         <w:pStyle w:val="Heading2"/>
         <w:rPr>
           <w:b/>
+          <w:bCs/>
+        </w:rPr>
+      </w:pPr>
+      <w:bookmarkStart w:id="11" w:name="__RefHeading___Toc184_3269620353"/>
+      <w:bookmarkEnd w:id="11"/>
+      <w:r>
+        <w:rPr>
           <w:b/>
           <w:bCs/>
         </w:rPr>
-      </w:pPr>
-      <w:bookmarkStart w:id="11" w:name="__RefHeading___Toc184_3269620353"/>
-      <w:bookmarkEnd w:id="11"/>
-      <w:r>
-        <w:rPr>
-          <w:b/>
-          <w:bCs/>
-        </w:rPr>
         <w:t>概要</w:t>
       </w:r>
     </w:p>
     <w:p>
-      <w:pPr>
-        <w:pStyle w:val="Normal"/>
-        <w:rPr/>
-      </w:pPr>
-      <w:r>
-        <w:rPr/>
+      <w:r>
         <w:tab/>
       </w:r>
       <w:r>
-        <w:rPr/>
         <w:t>今回のテーマの曲がどのような曲であるのかは多分本誌を手に取ってくださった方ならほとんどいないと思います。なにかしらテンションが高い曲ですが、テンションが高いだけでなく、</w:t>
       </w:r>
       <w:bookmarkStart w:id="12" w:name="_Toc184402379"/>
       <w:r>
-        <w:rPr/>
         <w:t>曲が登場する場面が大変長いというのも云えて、本稿を執筆するにあたって</w:t>
       </w:r>
       <w:r>
-        <w:rPr/>
         <w:t>thprac</w:t>
       </w:r>
       <w:r>
-        <w:rPr/>
         <w:t>（泣）を使ってフィールドワーク（？）を行った結果、なんと</w:t>
       </w:r>
       <w:r>
-        <w:rPr/>
         <w:t>12</w:t>
       </w:r>
       <w:r>
-        <w:rPr/>
         <w:t>分程度</w:t>
       </w:r>
       <w:r>
         <w:rPr>
           <w:rStyle w:val="FootnoteAnchor"/>
         </w:rPr>
-        <w:footnoteReference w:id="2"/>
-      </w:r>
-      <w:r>
-        <w:rPr/>
+        <w:footnoteReference w:id="1"/>
+      </w:r>
+      <w:r>
         <w:t>のボス戦で、数えてみれば曲が五回もループしておりました。それだけ聞いてても飽きさせない曲・ゲーム作りはなるほど素晴らしい。</w:t>
       </w:r>
       <w:r>
@@ -919,24 +876,16 @@
       </w:r>
     </w:p>
     <w:p>
-      <w:pPr>
-        <w:pStyle w:val="Normal"/>
-        <w:rPr/>
-      </w:pPr>
-      <w:r>
-        <w:rPr/>
+      <w:r>
         <w:tab/>
       </w:r>
       <w:r>
-        <w:rPr/>
         <w:t>なお、</w:t>
       </w:r>
       <w:r>
-        <w:rPr/>
         <w:t>Z</w:t>
       </w:r>
       <w:r>
-        <w:rPr/>
         <w:t>氏は</w:t>
       </w:r>
       <w:r>
@@ -946,67 +895,52 @@
         <w:t>「（藍のテーマと比べて）</w:t>
       </w:r>
       <w:r>
-        <w:rPr/>
         <w:t>こっちの方は、禍々しい感じが少し混じっています。」と述べているようですが、自分は藍氏の方が些かゆゆしいと感じます。最近キツネにヤラレまくりだからなのでしょうか</w:t>
       </w:r>
       <w:r>
-        <w:rPr/>
         <w:t>¯\_(</w:t>
       </w:r>
       <w:r>
-        <w:rPr/>
         <w:t>ツ</w:t>
       </w:r>
       <w:r>
-        <w:rPr/>
         <w:t>)_/¯</w:t>
       </w:r>
       <w:r>
-        <w:rPr/>
         <w:t>。</w:t>
       </w:r>
     </w:p>
     <w:p>
-      <w:pPr>
-        <w:pStyle w:val="Normal"/>
-        <w:rPr/>
-      </w:pPr>
-      <w:r>
-        <w:rPr/>
+      <w:r>
         <w:tab/>
       </w:r>
       <w:r>
-        <w:rPr/>
-        <w:t>和声の観点でいうと、驚くべき転調の数を誇り、キーがあちこち動くのが最大の特徴といえましょう。（</w:t>
-      </w:r>
-      <w:r>
-        <w:rPr/>
-      </w:r>
-      <w:r>
-        <w:rPr/>
-        <w:t>）数えてみればなんと、</w:t>
-      </w:r>
-      <w:r>
-        <w:rPr/>
+        <w:t>和声の観点でいうと、驚くべき転調の数を誇り、キーがあちこち動くのが最大の特徴といえましょう。（）数えてみればなんと、</w:t>
+      </w:r>
+      <w:r>
         <w:t>1</w:t>
       </w:r>
       <w:r>
-        <w:rPr/>
         <w:t>ループで</w:t>
       </w:r>
       <w:r>
-        <w:rPr/>
         <w:t>5</w:t>
       </w:r>
       <w:r>
-        <w:rPr/>
-        <w:t>回も転調してしまうのです。東方原曲の中ではわりかし多い方かと思われます。今回はそんな転調にも光</w:t>
-      </w:r>
-      <w:r>
+        <w:t>回も転調してしまうのです。</w:t>
+      </w:r>
+      <w:r>
+        <w:lastRenderedPageBreak/>
+        <w:t>東方原曲の中ではわりかし多い方かと思われます。今回はそんな転調にも光</w:t>
+      </w:r>
+      <w:r>
+        <w:rPr>
+          <w:noProof/>
+        </w:rPr>
         <mc:AlternateContent>
           <mc:Choice Requires="wps">
             <w:drawing>
-              <wp:anchor behindDoc="0" distT="0" distB="0" distL="0" distR="0" simplePos="0" locked="0" layoutInCell="0" allowOverlap="1" relativeHeight="14">
+              <wp:anchor distT="0" distB="0" distL="0" distR="0" simplePos="0" relativeHeight="14" behindDoc="0" locked="0" layoutInCell="0" allowOverlap="1">
                 <wp:simplePos x="0" y="0"/>
                 <wp:positionH relativeFrom="column">
                   <wp:posOffset>2616835</wp:posOffset>
@@ -1018,6 +952,7 @@
                 <wp:effectExtent l="0" t="0" r="0" b="0"/>
                 <wp:wrapSquare wrapText="largest"/>
                 <wp:docPr id="5" name="Frame2"/>
+                <wp:cNvGraphicFramePr/>
                 <a:graphic xmlns:a="http://schemas.openxmlformats.org/drawingml/2006/main">
                   <a:graphicData uri="http://schemas.microsoft.com/office/word/2010/wordprocessingShape">
                     <wps:wsp>
@@ -1031,16 +966,22 @@
                           <a:avLst/>
                         </a:prstGeom>
                         <a:solidFill>
-                          <a:srgbClr val="ffffff"/>
+                          <a:srgbClr val="FFFFFF"/>
                         </a:solidFill>
                         <a:ln w="0">
                           <a:noFill/>
                         </a:ln>
                       </wps:spPr>
                       <wps:style>
-                        <a:lnRef idx="0"/>
-                        <a:fillRef idx="0"/>
-                        <a:effectRef idx="0"/>
+                        <a:lnRef idx="0">
+                          <a:scrgbClr r="0" g="0" b="0"/>
+                        </a:lnRef>
+                        <a:fillRef idx="0">
+                          <a:scrgbClr r="0" g="0" b="0"/>
+                        </a:fillRef>
+                        <a:effectRef idx="0">
+                          <a:scrgbClr r="0" g="0" b="0"/>
+                        </a:effectRef>
                         <a:fontRef idx="minor"/>
                       </wps:style>
                       <wps:txbx>
@@ -1048,23 +989,22 @@
                           <w:p>
                             <w:pPr>
                               <w:pStyle w:val="Figure"/>
-                              <w:spacing w:before="120" w:after="120"/>
                               <w:jc w:val="center"/>
                               <w:rPr>
-                                <w:i w:val="false"/>
-                                <w:i w:val="false"/>
-                                <w:iCs w:val="false"/>
+                                <w:i w:val="0"/>
+                                <w:iCs w:val="0"/>
                               </w:rPr>
                             </w:pPr>
                             <w:r>
                               <w:rPr>
+                                <w:noProof/>
                                 <w:color w:val="000000"/>
                               </w:rPr>
                               <w:drawing>
                                 <wp:inline distT="0" distB="0" distL="0" distR="0">
-                                  <wp:extent cx="3845560" cy="2417445"/>
-                                  <wp:effectExtent l="0" t="0" r="0" b="0"/>
-                                  <wp:docPr id="7" name="Image5" descr=""/>
+                                  <wp:extent cx="3840480" cy="2480945"/>
+                                  <wp:effectExtent l="0" t="0" r="7620" b="0"/>
+                                  <wp:docPr id="1948513004" name="Picture 10"/>
                                   <wp:cNvGraphicFramePr>
                                     <a:graphicFrameLocks xmlns:a="http://schemas.openxmlformats.org/drawingml/2006/main" noChangeAspect="1"/>
                                   </wp:cNvGraphicFramePr>
@@ -1072,14 +1012,20 @@
                                     <a:graphicData uri="http://schemas.openxmlformats.org/drawingml/2006/picture">
                                       <pic:pic xmlns:pic="http://schemas.openxmlformats.org/drawingml/2006/picture">
                                         <pic:nvPicPr>
-                                          <pic:cNvPr id="7" name="Image5" descr=""/>
+                                          <pic:cNvPr id="0" name="Picture 1"/>
                                           <pic:cNvPicPr>
                                             <a:picLocks noChangeAspect="1" noChangeArrowheads="1"/>
                                           </pic:cNvPicPr>
                                         </pic:nvPicPr>
                                         <pic:blipFill>
-                                          <a:blip r:embed="rId4"/>
-                                          <a:srcRect l="0" t="0" r="1924" b="2106"/>
+                                          <a:blip r:embed="rId9">
+                                            <a:extLst>
+                                              <a:ext uri="{28A0092B-C50C-407E-A947-70E740481C1C}">
+                                                <a14:useLocalDpi xmlns:a14="http://schemas.microsoft.com/office/drawing/2010/main" val="0"/>
+                                              </a:ext>
+                                            </a:extLst>
+                                          </a:blip>
+                                          <a:srcRect/>
                                           <a:stretch>
                                             <a:fillRect/>
                                           </a:stretch>
@@ -1087,11 +1033,15 @@
                                         <pic:spPr bwMode="auto">
                                           <a:xfrm>
                                             <a:off x="0" y="0"/>
-                                            <a:ext cx="3845560" cy="2417445"/>
+                                            <a:ext cx="3840480" cy="2480945"/>
                                           </a:xfrm>
                                           <a:prstGeom prst="rect">
                                             <a:avLst/>
                                           </a:prstGeom>
+                                          <a:noFill/>
+                                          <a:ln>
+                                            <a:noFill/>
+                                          </a:ln>
                                         </pic:spPr>
                                       </pic:pic>
                                     </a:graphicData>
@@ -1101,49 +1051,57 @@
                             </w:r>
                             <w:r>
                               <w:rPr>
-                                <w:i w:val="false"/>
-                                <w:iCs w:val="false"/>
-                                <w:color w:val="000000"/>
-                              </w:rPr>
-                              <w:t xml:space="preserve">図 </w:t>
+                                <w:i w:val="0"/>
+                                <w:iCs w:val="0"/>
+                                <w:color w:val="000000"/>
+                              </w:rPr>
+                              <w:t>図</w:t>
+                            </w:r>
+                            <w:r>
+                              <w:rPr>
+                                <w:i w:val="0"/>
+                                <w:iCs w:val="0"/>
+                                <w:color w:val="000000"/>
+                              </w:rPr>
+                              <w:t xml:space="preserve"> </w:t>
                             </w:r>
                             <w:bookmarkStart w:id="13" w:name="Ref_Figure1_number_only"/>
                             <w:r>
                               <w:rPr>
-                                <w:i w:val="false"/>
-                                <w:iCs w:val="false"/>
+                                <w:i w:val="0"/>
+                                <w:iCs w:val="0"/>
                                 <w:color w:val="000000"/>
                               </w:rPr>
                               <w:fldChar w:fldCharType="begin"/>
                             </w:r>
                             <w:r>
                               <w:rPr>
-                                <w:i w:val="false"/>
-                                <w:iCs w:val="false"/>
+                                <w:i w:val="0"/>
+                                <w:iCs w:val="0"/>
                                 <w:color w:val="000000"/>
                               </w:rPr>
                               <w:instrText xml:space="preserve"> SEQ Figure \* ARABIC </w:instrText>
                             </w:r>
                             <w:r>
                               <w:rPr>
-                                <w:i w:val="false"/>
-                                <w:iCs w:val="false"/>
+                                <w:i w:val="0"/>
+                                <w:iCs w:val="0"/>
                                 <w:color w:val="000000"/>
                               </w:rPr>
                               <w:fldChar w:fldCharType="separate"/>
                             </w:r>
                             <w:r>
                               <w:rPr>
-                                <w:i w:val="false"/>
-                                <w:iCs w:val="false"/>
+                                <w:i w:val="0"/>
+                                <w:iCs w:val="0"/>
                                 <w:color w:val="000000"/>
                               </w:rPr>
                               <w:t>2</w:t>
                             </w:r>
                             <w:r>
                               <w:rPr>
-                                <w:i w:val="false"/>
-                                <w:iCs w:val="false"/>
+                                <w:i w:val="0"/>
+                                <w:iCs w:val="0"/>
                                 <w:color w:val="000000"/>
                               </w:rPr>
                               <w:fldChar w:fldCharType="end"/>
@@ -1151,16 +1109,16 @@
                             <w:bookmarkEnd w:id="13"/>
                             <w:r>
                               <w:rPr>
-                                <w:i w:val="false"/>
-                                <w:iCs w:val="false"/>
+                                <w:i w:val="0"/>
+                                <w:iCs w:val="0"/>
                                 <w:color w:val="000000"/>
                               </w:rPr>
                               <w:t xml:space="preserve">: </w:t>
                             </w:r>
                             <w:r>
                               <w:rPr>
-                                <w:i w:val="false"/>
-                                <w:iCs w:val="false"/>
+                                <w:i w:val="0"/>
+                                <w:iCs w:val="0"/>
                                 <w:color w:val="000000"/>
                               </w:rPr>
                               <w:t>イントロ譜</w:t>
@@ -1168,7 +1126,7 @@
                           </w:p>
                         </w:txbxContent>
                       </wps:txbx>
-                      <wps:bodyPr lIns="0" rIns="0" tIns="0" bIns="0" anchor="t">
+                      <wps:bodyPr lIns="0" tIns="0" rIns="0" bIns="0" anchor="t">
                         <a:noAutofit/>
                       </wps:bodyPr>
                     </wps:wsp>
@@ -1179,31 +1137,28 @@
           </mc:Choice>
           <mc:Fallback>
             <w:pict>
-              <v:rect id="shape_0" ID="Frame2" path="m0,0l-2147483645,0l-2147483645,-2147483646l0,-2147483646xe" fillcolor="white" stroked="f" o:allowincell="f" style="position:absolute;margin-left:206.05pt;margin-top:55.1pt;width:302.75pt;height:221.05pt;mso-wrap-style:square;v-text-anchor:top">
-                <v:fill o:detectmouseclick="t" type="solid" color2="black"/>
-                <v:stroke color="#3465a4" joinstyle="round" endcap="flat"/>
-                <v:textbox>
+              <v:rect id="Frame2" o:spid="_x0000_s1027" style="position:absolute;margin-left:206.05pt;margin-top:55.1pt;width:302.8pt;height:221.1pt;z-index:14;visibility:visible;mso-wrap-style:square;mso-wrap-distance-left:0;mso-wrap-distance-top:0;mso-wrap-distance-right:0;mso-wrap-distance-bottom:0;mso-position-horizontal:absolute;mso-position-horizontal-relative:text;mso-position-vertical:absolute;mso-position-vertical-relative:text;v-text-anchor:top" o:gfxdata="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" o:allowincell="f" stroked="f" strokeweight="0">
+                <v:textbox inset="0,0,0,0">
                   <w:txbxContent>
                     <w:p>
                       <w:pPr>
                         <w:pStyle w:val="Figure"/>
-                        <w:spacing w:before="120" w:after="120"/>
                         <w:jc w:val="center"/>
                         <w:rPr>
-                          <w:i w:val="false"/>
-                          <w:i w:val="false"/>
-                          <w:iCs w:val="false"/>
+                          <w:i w:val="0"/>
+                          <w:iCs w:val="0"/>
                         </w:rPr>
                       </w:pPr>
                       <w:r>
                         <w:rPr>
+                          <w:noProof/>
                           <w:color w:val="000000"/>
                         </w:rPr>
                         <w:drawing>
                           <wp:inline distT="0" distB="0" distL="0" distR="0">
-                            <wp:extent cx="3845560" cy="2417445"/>
-                            <wp:effectExtent l="0" t="0" r="0" b="0"/>
-                            <wp:docPr id="8" name="Image5" descr=""/>
+                            <wp:extent cx="3840480" cy="2480945"/>
+                            <wp:effectExtent l="0" t="0" r="7620" b="0"/>
+                            <wp:docPr id="1948513004" name="Picture 10"/>
                             <wp:cNvGraphicFramePr>
                               <a:graphicFrameLocks xmlns:a="http://schemas.openxmlformats.org/drawingml/2006/main" noChangeAspect="1"/>
                             </wp:cNvGraphicFramePr>
@@ -1211,14 +1166,20 @@
                               <a:graphicData uri="http://schemas.openxmlformats.org/drawingml/2006/picture">
                                 <pic:pic xmlns:pic="http://schemas.openxmlformats.org/drawingml/2006/picture">
                                   <pic:nvPicPr>
-                                    <pic:cNvPr id="8" name="Image5" descr=""/>
+                                    <pic:cNvPr id="0" name="Picture 1"/>
                                     <pic:cNvPicPr>
                                       <a:picLocks noChangeAspect="1" noChangeArrowheads="1"/>
                                     </pic:cNvPicPr>
                                   </pic:nvPicPr>
                                   <pic:blipFill>
-                                    <a:blip r:embed="rId5"/>
-                                    <a:srcRect l="0" t="0" r="1924" b="2106"/>
+                                    <a:blip r:embed="rId9">
+                                      <a:extLst>
+                                        <a:ext uri="{28A0092B-C50C-407E-A947-70E740481C1C}">
+                                          <a14:useLocalDpi xmlns:a14="http://schemas.microsoft.com/office/drawing/2010/main" val="0"/>
+                                        </a:ext>
+                                      </a:extLst>
+                                    </a:blip>
+                                    <a:srcRect/>
                                     <a:stretch>
                                       <a:fillRect/>
                                     </a:stretch>
@@ -1226,11 +1187,15 @@
                                   <pic:spPr bwMode="auto">
                                     <a:xfrm>
                                       <a:off x="0" y="0"/>
-                                      <a:ext cx="3845560" cy="2417445"/>
+                                      <a:ext cx="3840480" cy="2480945"/>
                                     </a:xfrm>
                                     <a:prstGeom prst="rect">
                                       <a:avLst/>
                                     </a:prstGeom>
+                                    <a:noFill/>
+                                    <a:ln>
+                                      <a:noFill/>
+                                    </a:ln>
                                   </pic:spPr>
                                 </pic:pic>
                               </a:graphicData>
@@ -1240,49 +1205,57 @@
                       </w:r>
                       <w:r>
                         <w:rPr>
-                          <w:i w:val="false"/>
-                          <w:iCs w:val="false"/>
-                          <w:color w:val="000000"/>
-                        </w:rPr>
-                        <w:t xml:space="preserve">図 </w:t>
+                          <w:i w:val="0"/>
+                          <w:iCs w:val="0"/>
+                          <w:color w:val="000000"/>
+                        </w:rPr>
+                        <w:t>図</w:t>
+                      </w:r>
+                      <w:r>
+                        <w:rPr>
+                          <w:i w:val="0"/>
+                          <w:iCs w:val="0"/>
+                          <w:color w:val="000000"/>
+                        </w:rPr>
+                        <w:t xml:space="preserve"> </w:t>
                       </w:r>
                       <w:bookmarkStart w:id="14" w:name="Ref_Figure1_number_only"/>
                       <w:r>
                         <w:rPr>
-                          <w:i w:val="false"/>
-                          <w:iCs w:val="false"/>
+                          <w:i w:val="0"/>
+                          <w:iCs w:val="0"/>
                           <w:color w:val="000000"/>
                         </w:rPr>
                         <w:fldChar w:fldCharType="begin"/>
                       </w:r>
                       <w:r>
                         <w:rPr>
-                          <w:i w:val="false"/>
-                          <w:iCs w:val="false"/>
+                          <w:i w:val="0"/>
+                          <w:iCs w:val="0"/>
                           <w:color w:val="000000"/>
                         </w:rPr>
                         <w:instrText xml:space="preserve"> SEQ Figure \* ARABIC </w:instrText>
                       </w:r>
                       <w:r>
                         <w:rPr>
-                          <w:i w:val="false"/>
-                          <w:iCs w:val="false"/>
+                          <w:i w:val="0"/>
+                          <w:iCs w:val="0"/>
                           <w:color w:val="000000"/>
                         </w:rPr>
                         <w:fldChar w:fldCharType="separate"/>
                       </w:r>
                       <w:r>
                         <w:rPr>
-                          <w:i w:val="false"/>
-                          <w:iCs w:val="false"/>
+                          <w:i w:val="0"/>
+                          <w:iCs w:val="0"/>
                           <w:color w:val="000000"/>
                         </w:rPr>
                         <w:t>2</w:t>
                       </w:r>
                       <w:r>
                         <w:rPr>
-                          <w:i w:val="false"/>
-                          <w:iCs w:val="false"/>
+                          <w:i w:val="0"/>
+                          <w:iCs w:val="0"/>
                           <w:color w:val="000000"/>
                         </w:rPr>
                         <w:fldChar w:fldCharType="end"/>
@@ -1290,16 +1263,16 @@
                       <w:bookmarkEnd w:id="14"/>
                       <w:r>
                         <w:rPr>
-                          <w:i w:val="false"/>
-                          <w:iCs w:val="false"/>
+                          <w:i w:val="0"/>
+                          <w:iCs w:val="0"/>
                           <w:color w:val="000000"/>
                         </w:rPr>
                         <w:t xml:space="preserve">: </w:t>
                       </w:r>
                       <w:r>
                         <w:rPr>
-                          <w:i w:val="false"/>
-                          <w:iCs w:val="false"/>
+                          <w:i w:val="0"/>
+                          <w:iCs w:val="0"/>
                           <w:color w:val="000000"/>
                         </w:rPr>
                         <w:t>イントロ譜</w:t>
@@ -1314,7 +1287,6 @@
         </mc:AlternateContent>
       </w:r>
       <w:r>
-        <w:rPr/>
         <w:t>を当てながら分析を進めていきたいと思います。</w:t>
       </w:r>
     </w:p>
@@ -1322,7 +1294,6 @@
       <w:pPr>
         <w:pStyle w:val="Heading2"/>
         <w:rPr>
-          <w:b/>
           <w:b/>
           <w:bCs/>
         </w:rPr>
@@ -1339,28 +1310,19 @@
       <w:bookmarkEnd w:id="12"/>
     </w:p>
     <w:p>
-      <w:pPr>
-        <w:pStyle w:val="Normal"/>
-        <w:rPr/>
-      </w:pPr>
-      <w:r>
-        <w:rPr/>
+      <w:r>
         <w:tab/>
       </w:r>
       <w:r>
-        <w:rPr/>
         <w:t>曲が始まると思いきや、いきなりハイパワーなフレーズで叩いきて、プレイヤー・リスナーの注意を引きつける。メロディーのリズムが八分音符主体で、音程も素早く上下するので、（初手が</w:t>
       </w:r>
       <w:r>
-        <w:rPr/>
         <w:t>C#m</w:t>
       </w:r>
       <w:r>
-        <w:rPr/>
         <w:t>アルペジオであったり）あまりなめらかなメロディーではなく、耳で追いづらいのが特徴です。その後ろにあるコードは音階を素早く下がり下がりしたり上がり上がりしたりする。（図</w:t>
       </w:r>
       <w:r>
-        <w:rPr/>
         <w:fldChar w:fldCharType="begin"/>
       </w:r>
       <w:r>
@@ -1388,45 +1350,32 @@
         <w:fldChar w:fldCharType="end"/>
       </w:r>
       <w:r>
-        <w:rPr/>
         <w:t>）混沌とした感じや、あるいは今から何かが始まりそうな予感を植え付けるために効果的な、東方原曲でよくあるパターンですね。</w:t>
       </w:r>
     </w:p>
     <w:p>
-      <w:pPr>
-        <w:pStyle w:val="Normal"/>
-        <w:rPr/>
-      </w:pPr>
-      <w:r>
-        <w:rPr/>
+      <w:r>
         <w:tab/>
       </w:r>
       <w:r>
-        <w:rPr/>
         <w:t>でも、こんな印象強いイントロから、どのようにして綺麗なピアノが鳴り響く</w:t>
       </w:r>
       <w:r>
-        <w:rPr/>
         <w:t>B</w:t>
       </w:r>
       <w:r>
-        <w:rPr/>
         <w:t>メロまで移動するのでしょうか。このままではつながりませんね。そのために、</w:t>
       </w:r>
       <w:r>
-        <w:rPr/>
         <w:t>Z</w:t>
       </w:r>
       <w:r>
-        <w:rPr/>
         <w:t>氏はイントロと</w:t>
       </w:r>
       <w:r>
-        <w:rPr/>
         <w:t>B</w:t>
       </w:r>
       <w:r>
-        <w:rPr/>
         <w:t>メロの間に一つセクションを置いているようです。続けてみてみましょう。</w:t>
       </w:r>
     </w:p>
@@ -1450,82 +1399,73 @@
         <w:rPr>
           <w:rStyle w:val="FootnoteAnchor"/>
         </w:rPr>
-        <w:footnoteReference w:id="3"/>
-      </w:r>
-      <w:r>
-        <w:rPr/>
-        <w:t>　（公式音源</w:t>
-      </w:r>
-      <w:r>
-        <w:rPr/>
+        <w:footnoteReference w:id="2"/>
+      </w:r>
+      <w:r>
+        <w:t xml:space="preserve">　（公式音源</w:t>
+      </w:r>
+      <w:r>
         <w:t>0:25~</w:t>
       </w:r>
       <w:r>
-        <w:rPr/>
         <w:t>）</w:t>
       </w:r>
     </w:p>
     <w:p>
       <w:pPr>
-        <w:pStyle w:val="Normal"/>
         <w:rPr>
           <w:lang w:val="en-GB"/>
         </w:rPr>
       </w:pPr>
       <w:r>
-        <w:rPr/>
         <w:tab/>
       </w:r>
       <w:r>
-        <w:rPr/>
         <w:t>混沌としたイントロと明瞭な</w:t>
       </w:r>
       <w:r>
-        <w:rPr/>
         <w:t>B</w:t>
       </w:r>
       <w:r>
-        <w:rPr/>
         <w:t>メロをつなぐために、</w:t>
       </w:r>
       <w:r>
-        <w:rPr/>
         <w:t>Z</w:t>
       </w:r>
       <w:r>
-        <w:rPr/>
         <w:t>氏はここでブリッジ、つまり間奏のような、過渡的なセクションを配置したように思われます。具体的にどういうことかというと、</w:t>
       </w:r>
       <w:r>
-        <w:rPr/>
         <w:t>1.</w:t>
       </w:r>
       <w:r>
-        <w:rPr/>
         <w:t>メロディー性を希薄にする、</w:t>
       </w:r>
       <w:r>
-        <w:rPr/>
         <w:t xml:space="preserve">2. </w:t>
       </w:r>
       <w:r>
-        <w:rPr/>
-        <w:t>リスナーの調性感覚を不安定化することによって、セクションを繋げやすくするということです。例えると、ラーメンを食べた後、アイスを食べる前に一回水を飲んでラーメンの後味を中和しておくようなイメージです。</w:t>
+        <w:t>リスナーの調性感覚を不安定化することによって、セクションを繋げやすくするということです。例えると、ラーメンを食べた</w:t>
+      </w:r>
+      <w:r>
+        <w:lastRenderedPageBreak/>
+        <w:t>後、アイスを食べる前に一回水を飲んでラーメンの後味を中和しておくようなイメージです。</w:t>
       </w:r>
     </w:p>
     <w:p>
       <w:pPr>
-        <w:pStyle w:val="Normal"/>
         <w:rPr>
           <w:lang w:val="en-GB"/>
         </w:rPr>
       </w:pPr>
       <w:r>
-        <w:rPr/>
+        <w:rPr>
+          <w:noProof/>
+        </w:rPr>
         <mc:AlternateContent>
           <mc:Choice Requires="wps">
             <w:drawing>
-              <wp:anchor behindDoc="0" distT="635" distB="3810" distL="0" distR="3810" simplePos="0" locked="0" layoutInCell="0" allowOverlap="1" relativeHeight="12">
+              <wp:anchor distT="635" distB="3810" distL="0" distR="3810" simplePos="0" relativeHeight="12" behindDoc="0" locked="0" layoutInCell="0" allowOverlap="1">
                 <wp:simplePos x="0" y="0"/>
                 <wp:positionH relativeFrom="column">
                   <wp:posOffset>4358005</wp:posOffset>
@@ -1545,6 +1485,7 @@
                   </wp:wrapPolygon>
                 </wp:wrapThrough>
                 <wp:docPr id="9" name="Text Frame 1"/>
+                <wp:cNvGraphicFramePr/>
                 <a:graphic xmlns:a="http://schemas.openxmlformats.org/drawingml/2006/main">
                   <a:graphicData uri="http://schemas.microsoft.com/office/word/2010/wordprocessingShape">
                     <wps:wsp>
@@ -1558,7 +1499,7 @@
                           <a:avLst/>
                         </a:prstGeom>
                         <a:solidFill>
-                          <a:srgbClr val="fff5ce"/>
+                          <a:srgbClr val="FFF5CE"/>
                         </a:solidFill>
                         <a:ln w="0">
                           <a:solidFill>
@@ -1570,9 +1511,15 @@
                         </a:ln>
                       </wps:spPr>
                       <wps:style>
-                        <a:lnRef idx="0"/>
-                        <a:fillRef idx="0"/>
-                        <a:effectRef idx="0"/>
+                        <a:lnRef idx="0">
+                          <a:scrgbClr r="0" g="0" b="0"/>
+                        </a:lnRef>
+                        <a:fillRef idx="0">
+                          <a:scrgbClr r="0" g="0" b="0"/>
+                        </a:fillRef>
+                        <a:effectRef idx="0">
+                          <a:scrgbClr r="0" g="0" b="0"/>
+                        </a:effectRef>
                         <a:fontRef idx="minor"/>
                       </wps:style>
                       <wps:txbx>
@@ -1580,8 +1527,7 @@
                           <w:p>
                             <w:pPr>
                               <w:pStyle w:val="FrameContents"/>
-                              <w:overflowPunct w:val="true"/>
-                              <w:spacing w:lineRule="auto" w:line="240" w:before="0" w:after="0"/>
+                              <w:spacing w:after="0" w:line="240" w:lineRule="auto"/>
                               <w:rPr>
                                 <w:color w:val="000000"/>
                               </w:rPr>
@@ -1597,8 +1543,7 @@
                           <w:p>
                             <w:pPr>
                               <w:pStyle w:val="FrameContents"/>
-                              <w:overflowPunct w:val="true"/>
-                              <w:spacing w:lineRule="auto" w:line="240" w:before="0" w:after="0"/>
+                              <w:spacing w:after="0" w:line="240" w:lineRule="auto"/>
                               <w:rPr>
                                 <w:color w:val="000000"/>
                               </w:rPr>
@@ -1613,8 +1558,7 @@
                           <w:p>
                             <w:pPr>
                               <w:pStyle w:val="FrameContents"/>
-                              <w:overflowPunct w:val="true"/>
-                              <w:spacing w:lineRule="auto" w:line="240" w:before="0" w:after="0"/>
+                              <w:spacing w:after="0" w:line="240" w:lineRule="auto"/>
                               <w:rPr>
                                 <w:color w:val="000000"/>
                               </w:rPr>
@@ -1628,7 +1572,7 @@
                           </w:p>
                         </w:txbxContent>
                       </wps:txbx>
-                      <wps:bodyPr lIns="109800" rIns="109800" tIns="54720" bIns="109800" anchor="t">
+                      <wps:bodyPr lIns="109800" tIns="54720" rIns="109800" bIns="109800" anchor="t">
                         <a:noAutofit/>
                       </wps:bodyPr>
                     </wps:wsp>
@@ -1639,16 +1583,13 @@
           </mc:Choice>
           <mc:Fallback>
             <w:pict>
-              <v:rect id="shape_0" ID="Text Frame 1" path="m0,0l-2147483645,0l-2147483645,-2147483646l0,-2147483646xe" fillcolor="#fff5ce" stroked="t" o:allowincell="f" style="position:absolute;margin-left:343.15pt;margin-top:306.3pt;width:177.25pt;height:100.75pt;mso-wrap-style:square;v-text-anchor:top">
-                <v:fill o:detectmouseclick="t" type="solid" color2="#000a31"/>
-                <v:stroke color="black" dashstyle="longdash" joinstyle="round" endcap="flat"/>
-                <v:textbox>
+              <v:rect id="Text Frame 1" o:spid="_x0000_s1028" style="position:absolute;margin-left:343.15pt;margin-top:306.3pt;width:177.3pt;height:100.8pt;z-index:12;visibility:visible;mso-wrap-style:square;mso-wrap-distance-left:0;mso-wrap-distance-top:.05pt;mso-wrap-distance-right:.3pt;mso-wrap-distance-bottom:.3pt;mso-position-horizontal:absolute;mso-position-horizontal-relative:text;mso-position-vertical:absolute;mso-position-vertical-relative:text;v-text-anchor:top" o:gfxdata="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" o:allowincell="f" fillcolor="#fff5ce" strokeweight="0">
+                <v:textbox inset="3.05mm,1.52mm,3.05mm,3.05mm">
                   <w:txbxContent>
                     <w:p>
                       <w:pPr>
                         <w:pStyle w:val="FrameContents"/>
-                        <w:overflowPunct w:val="true"/>
-                        <w:spacing w:lineRule="auto" w:line="240" w:before="0" w:after="0"/>
+                        <w:spacing w:after="0" w:line="240" w:lineRule="auto"/>
                         <w:rPr>
                           <w:color w:val="000000"/>
                         </w:rPr>
@@ -1664,8 +1605,7 @@
                     <w:p>
                       <w:pPr>
                         <w:pStyle w:val="FrameContents"/>
-                        <w:overflowPunct w:val="true"/>
-                        <w:spacing w:lineRule="auto" w:line="240" w:before="0" w:after="0"/>
+                        <w:spacing w:after="0" w:line="240" w:lineRule="auto"/>
                         <w:rPr>
                           <w:color w:val="000000"/>
                         </w:rPr>
@@ -1680,8 +1620,7 @@
                     <w:p>
                       <w:pPr>
                         <w:pStyle w:val="FrameContents"/>
-                        <w:overflowPunct w:val="true"/>
-                        <w:spacing w:lineRule="auto" w:line="240" w:before="0" w:after="0"/>
+                        <w:spacing w:after="0" w:line="240" w:lineRule="auto"/>
                         <w:rPr>
                           <w:color w:val="000000"/>
                         </w:rPr>
@@ -1695,33 +1634,29 @@
                     </w:p>
                   </w:txbxContent>
                 </v:textbox>
-                <w10:wrap type="square" side="largest"/>
+                <w10:wrap type="through" side="largest"/>
               </v:rect>
             </w:pict>
           </mc:Fallback>
         </mc:AlternateContent>
+      </w:r>
+      <w:r>
         <w:tab/>
       </w:r>
       <w:r>
-        <w:rPr/>
-        <w:t>メロディー性を下げるといっても、どういうことなのか。具体的にみていくと（</w:t>
-      </w:r>
-      <w:r>
-        <w:rPr/>
-      </w:r>
-      <w:r>
-        <w:rPr/>
-        <w:t>）、まず、音数が圧倒的に少なくなっております。八分音符を極めていたイントロと違い、ここでは音の長さがたっぷりとってあり、特に</w:t>
-      </w:r>
-      <w:r>
-        <w:rPr/>
+        <w:t>メロディー性を下げるといっても、どういうことなのか。具体的にみていくと（）、まず、音数が圧倒的に少なくなっております。八分音符を極めていたイントロと違い、ここでは音の長さがたっぷりとってあり、特に</w:t>
+      </w:r>
+      <w:r>
         <w:t>1</w:t>
       </w:r>
       <w:r>
+        <w:rPr>
+          <w:noProof/>
+        </w:rPr>
         <mc:AlternateContent>
           <mc:Choice Requires="wps">
             <w:drawing>
-              <wp:anchor behindDoc="0" distT="0" distB="0" distL="0" distR="0" simplePos="0" locked="0" layoutInCell="0" allowOverlap="1" relativeHeight="17">
+              <wp:anchor distT="0" distB="0" distL="0" distR="0" simplePos="0" relativeHeight="17" behindDoc="0" locked="0" layoutInCell="0" allowOverlap="1">
                 <wp:simplePos x="0" y="0"/>
                 <wp:positionH relativeFrom="column">
                   <wp:posOffset>36830</wp:posOffset>
@@ -1733,6 +1668,7 @@
                 <wp:effectExtent l="0" t="0" r="0" b="0"/>
                 <wp:wrapSquare wrapText="largest"/>
                 <wp:docPr id="11" name="Frame3"/>
+                <wp:cNvGraphicFramePr/>
                 <a:graphic xmlns:a="http://schemas.openxmlformats.org/drawingml/2006/main">
                   <a:graphicData uri="http://schemas.microsoft.com/office/word/2010/wordprocessingShape">
                     <wps:wsp>
@@ -1746,16 +1682,22 @@
                           <a:avLst/>
                         </a:prstGeom>
                         <a:solidFill>
-                          <a:srgbClr val="ffffff"/>
+                          <a:srgbClr val="FFFFFF"/>
                         </a:solidFill>
                         <a:ln w="0">
                           <a:noFill/>
                         </a:ln>
                       </wps:spPr>
                       <wps:style>
-                        <a:lnRef idx="0"/>
-                        <a:fillRef idx="0"/>
-                        <a:effectRef idx="0"/>
+                        <a:lnRef idx="0">
+                          <a:scrgbClr r="0" g="0" b="0"/>
+                        </a:lnRef>
+                        <a:fillRef idx="0">
+                          <a:scrgbClr r="0" g="0" b="0"/>
+                        </a:fillRef>
+                        <a:effectRef idx="0">
+                          <a:scrgbClr r="0" g="0" b="0"/>
+                        </a:effectRef>
                         <a:fontRef idx="minor"/>
                       </wps:style>
                       <wps:txbx>
@@ -1763,24 +1705,23 @@
                           <w:p>
                             <w:pPr>
                               <w:pStyle w:val="Figure"/>
-                              <w:spacing w:before="120" w:after="120"/>
                               <w:jc w:val="center"/>
                               <w:rPr>
-                                <w:i w:val="false"/>
-                                <w:i w:val="false"/>
-                                <w:iCs w:val="false"/>
+                                <w:i w:val="0"/>
+                                <w:iCs w:val="0"/>
                               </w:rPr>
                             </w:pPr>
                             <w:bookmarkStart w:id="17" w:name="_Ref184933719"/>
                             <w:r>
                               <w:rPr>
+                                <w:noProof/>
                                 <w:color w:val="000000"/>
                               </w:rPr>
                               <w:drawing>
                                 <wp:inline distT="0" distB="0" distL="0" distR="0">
                                   <wp:extent cx="5612130" cy="1713865"/>
                                   <wp:effectExtent l="0" t="0" r="0" b="0"/>
-                                  <wp:docPr id="13" name="Image6" descr=""/>
+                                  <wp:docPr id="13" name="Image6"/>
                                   <wp:cNvGraphicFramePr>
                                     <a:graphicFrameLocks xmlns:a="http://schemas.openxmlformats.org/drawingml/2006/main" noChangeAspect="1"/>
                                   </wp:cNvGraphicFramePr>
@@ -1788,13 +1729,13 @@
                                     <a:graphicData uri="http://schemas.openxmlformats.org/drawingml/2006/picture">
                                       <pic:pic xmlns:pic="http://schemas.openxmlformats.org/drawingml/2006/picture">
                                         <pic:nvPicPr>
-                                          <pic:cNvPr id="13" name="Image6" descr=""/>
+                                          <pic:cNvPr id="13" name="Image6"/>
                                           <pic:cNvPicPr>
                                             <a:picLocks noChangeAspect="1" noChangeArrowheads="1"/>
                                           </pic:cNvPicPr>
                                         </pic:nvPicPr>
                                         <pic:blipFill>
-                                          <a:blip r:embed="rId6"/>
+                                          <a:blip r:embed="rId10"/>
                                           <a:stretch>
                                             <a:fillRect/>
                                           </a:stretch>
@@ -1816,49 +1757,57 @@
                             </w:r>
                             <w:r>
                               <w:rPr>
-                                <w:i w:val="false"/>
-                                <w:iCs w:val="false"/>
-                                <w:color w:val="000000"/>
-                              </w:rPr>
-                              <w:t xml:space="preserve">図 </w:t>
+                                <w:i w:val="0"/>
+                                <w:iCs w:val="0"/>
+                                <w:color w:val="000000"/>
+                              </w:rPr>
+                              <w:t>図</w:t>
+                            </w:r>
+                            <w:r>
+                              <w:rPr>
+                                <w:i w:val="0"/>
+                                <w:iCs w:val="0"/>
+                                <w:color w:val="000000"/>
+                              </w:rPr>
+                              <w:t xml:space="preserve"> </w:t>
                             </w:r>
                             <w:bookmarkStart w:id="18" w:name="Ref_Figure2_number_only"/>
                             <w:r>
                               <w:rPr>
-                                <w:i w:val="false"/>
-                                <w:iCs w:val="false"/>
+                                <w:i w:val="0"/>
+                                <w:iCs w:val="0"/>
                                 <w:color w:val="000000"/>
                               </w:rPr>
                               <w:fldChar w:fldCharType="begin"/>
                             </w:r>
                             <w:r>
                               <w:rPr>
-                                <w:i w:val="false"/>
-                                <w:iCs w:val="false"/>
+                                <w:i w:val="0"/>
+                                <w:iCs w:val="0"/>
                                 <w:color w:val="000000"/>
                               </w:rPr>
                               <w:instrText xml:space="preserve"> SEQ Figure \* ARABIC </w:instrText>
                             </w:r>
                             <w:r>
                               <w:rPr>
-                                <w:i w:val="false"/>
-                                <w:iCs w:val="false"/>
+                                <w:i w:val="0"/>
+                                <w:iCs w:val="0"/>
                                 <w:color w:val="000000"/>
                               </w:rPr>
                               <w:fldChar w:fldCharType="separate"/>
                             </w:r>
                             <w:r>
                               <w:rPr>
-                                <w:i w:val="false"/>
-                                <w:iCs w:val="false"/>
+                                <w:i w:val="0"/>
+                                <w:iCs w:val="0"/>
                                 <w:color w:val="000000"/>
                               </w:rPr>
                               <w:t>3</w:t>
                             </w:r>
                             <w:r>
                               <w:rPr>
-                                <w:i w:val="false"/>
-                                <w:iCs w:val="false"/>
+                                <w:i w:val="0"/>
+                                <w:iCs w:val="0"/>
                                 <w:color w:val="000000"/>
                               </w:rPr>
                               <w:fldChar w:fldCharType="end"/>
@@ -1867,16 +1816,16 @@
                             <w:bookmarkEnd w:id="18"/>
                             <w:r>
                               <w:rPr>
-                                <w:i w:val="false"/>
-                                <w:iCs w:val="false"/>
+                                <w:i w:val="0"/>
+                                <w:iCs w:val="0"/>
                                 <w:color w:val="000000"/>
                               </w:rPr>
                               <w:t xml:space="preserve">: </w:t>
                             </w:r>
                             <w:r>
                               <w:rPr>
-                                <w:i w:val="false"/>
-                                <w:iCs w:val="false"/>
+                                <w:i w:val="0"/>
+                                <w:iCs w:val="0"/>
                                 <w:color w:val="000000"/>
                               </w:rPr>
                               <w:t>ブリッジ譜</w:t>
@@ -1884,7 +1833,7 @@
                           </w:p>
                         </w:txbxContent>
                       </wps:txbx>
-                      <wps:bodyPr lIns="0" rIns="0" tIns="0" bIns="0" anchor="t">
+                      <wps:bodyPr lIns="0" tIns="0" rIns="0" bIns="0" anchor="t">
                         <a:noAutofit/>
                       </wps:bodyPr>
                     </wps:wsp>
@@ -1895,32 +1844,29 @@
           </mc:Choice>
           <mc:Fallback>
             <w:pict>
-              <v:rect id="shape_0" ID="Frame3" path="m0,0l-2147483645,0l-2147483645,-2147483646l0,-2147483646xe" fillcolor="white" stroked="f" o:allowincell="f" style="position:absolute;margin-left:2.9pt;margin-top:-5.9pt;width:441.85pt;height:165.65pt;mso-wrap-style:square;v-text-anchor:top">
-                <v:fill o:detectmouseclick="t" type="solid" color2="black"/>
-                <v:stroke color="#3465a4" joinstyle="round" endcap="flat"/>
-                <v:textbox>
+              <v:rect id="Frame3" o:spid="_x0000_s1029" style="position:absolute;margin-left:2.9pt;margin-top:-5.9pt;width:441.9pt;height:165.7pt;z-index:17;visibility:visible;mso-wrap-style:square;mso-wrap-distance-left:0;mso-wrap-distance-top:0;mso-wrap-distance-right:0;mso-wrap-distance-bottom:0;mso-position-horizontal:absolute;mso-position-horizontal-relative:text;mso-position-vertical:absolute;mso-position-vertical-relative:text;v-text-anchor:top" o:gfxdata="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" o:allowincell="f" stroked="f" strokeweight="0">
+                <v:textbox inset="0,0,0,0">
                   <w:txbxContent>
                     <w:p>
                       <w:pPr>
                         <w:pStyle w:val="Figure"/>
-                        <w:spacing w:before="120" w:after="120"/>
                         <w:jc w:val="center"/>
                         <w:rPr>
-                          <w:i w:val="false"/>
-                          <w:i w:val="false"/>
-                          <w:iCs w:val="false"/>
+                          <w:i w:val="0"/>
+                          <w:iCs w:val="0"/>
                         </w:rPr>
                       </w:pPr>
                       <w:bookmarkStart w:id="19" w:name="_Ref184933719"/>
                       <w:r>
                         <w:rPr>
+                          <w:noProof/>
                           <w:color w:val="000000"/>
                         </w:rPr>
                         <w:drawing>
                           <wp:inline distT="0" distB="0" distL="0" distR="0">
                             <wp:extent cx="5612130" cy="1713865"/>
                             <wp:effectExtent l="0" t="0" r="0" b="0"/>
-                            <wp:docPr id="14" name="Image6" descr=""/>
+                            <wp:docPr id="13" name="Image6"/>
                             <wp:cNvGraphicFramePr>
                               <a:graphicFrameLocks xmlns:a="http://schemas.openxmlformats.org/drawingml/2006/main" noChangeAspect="1"/>
                             </wp:cNvGraphicFramePr>
@@ -1928,13 +1874,13 @@
                               <a:graphicData uri="http://schemas.openxmlformats.org/drawingml/2006/picture">
                                 <pic:pic xmlns:pic="http://schemas.openxmlformats.org/drawingml/2006/picture">
                                   <pic:nvPicPr>
-                                    <pic:cNvPr id="14" name="Image6" descr=""/>
+                                    <pic:cNvPr id="13" name="Image6"/>
                                     <pic:cNvPicPr>
                                       <a:picLocks noChangeAspect="1" noChangeArrowheads="1"/>
                                     </pic:cNvPicPr>
                                   </pic:nvPicPr>
                                   <pic:blipFill>
-                                    <a:blip r:embed="rId7"/>
+                                    <a:blip r:embed="rId10"/>
                                     <a:stretch>
                                       <a:fillRect/>
                                     </a:stretch>
@@ -1956,49 +1902,57 @@
                       </w:r>
                       <w:r>
                         <w:rPr>
-                          <w:i w:val="false"/>
-                          <w:iCs w:val="false"/>
-                          <w:color w:val="000000"/>
-                        </w:rPr>
-                        <w:t xml:space="preserve">図 </w:t>
+                          <w:i w:val="0"/>
+                          <w:iCs w:val="0"/>
+                          <w:color w:val="000000"/>
+                        </w:rPr>
+                        <w:t>図</w:t>
+                      </w:r>
+                      <w:r>
+                        <w:rPr>
+                          <w:i w:val="0"/>
+                          <w:iCs w:val="0"/>
+                          <w:color w:val="000000"/>
+                        </w:rPr>
+                        <w:t xml:space="preserve"> </w:t>
                       </w:r>
                       <w:bookmarkStart w:id="20" w:name="Ref_Figure2_number_only"/>
                       <w:r>
                         <w:rPr>
-                          <w:i w:val="false"/>
-                          <w:iCs w:val="false"/>
+                          <w:i w:val="0"/>
+                          <w:iCs w:val="0"/>
                           <w:color w:val="000000"/>
                         </w:rPr>
                         <w:fldChar w:fldCharType="begin"/>
                       </w:r>
                       <w:r>
                         <w:rPr>
-                          <w:i w:val="false"/>
-                          <w:iCs w:val="false"/>
+                          <w:i w:val="0"/>
+                          <w:iCs w:val="0"/>
                           <w:color w:val="000000"/>
                         </w:rPr>
                         <w:instrText xml:space="preserve"> SEQ Figure \* ARABIC </w:instrText>
                       </w:r>
                       <w:r>
                         <w:rPr>
-                          <w:i w:val="false"/>
-                          <w:iCs w:val="false"/>
+                          <w:i w:val="0"/>
+                          <w:iCs w:val="0"/>
                           <w:color w:val="000000"/>
                         </w:rPr>
                         <w:fldChar w:fldCharType="separate"/>
                       </w:r>
                       <w:r>
                         <w:rPr>
-                          <w:i w:val="false"/>
-                          <w:iCs w:val="false"/>
+                          <w:i w:val="0"/>
+                          <w:iCs w:val="0"/>
                           <w:color w:val="000000"/>
                         </w:rPr>
                         <w:t>3</w:t>
                       </w:r>
                       <w:r>
                         <w:rPr>
-                          <w:i w:val="false"/>
-                          <w:iCs w:val="false"/>
+                          <w:i w:val="0"/>
+                          <w:iCs w:val="0"/>
                           <w:color w:val="000000"/>
                         </w:rPr>
                         <w:fldChar w:fldCharType="end"/>
@@ -2007,16 +1961,16 @@
                       <w:bookmarkEnd w:id="20"/>
                       <w:r>
                         <w:rPr>
-                          <w:i w:val="false"/>
-                          <w:iCs w:val="false"/>
+                          <w:i w:val="0"/>
+                          <w:iCs w:val="0"/>
                           <w:color w:val="000000"/>
                         </w:rPr>
                         <w:t xml:space="preserve">: </w:t>
                       </w:r>
                       <w:r>
                         <w:rPr>
-                          <w:i w:val="false"/>
-                          <w:iCs w:val="false"/>
+                          <w:i w:val="0"/>
+                          <w:iCs w:val="0"/>
                           <w:color w:val="000000"/>
                         </w:rPr>
                         <w:t>ブリッジ譜</w:t>
@@ -2031,27 +1985,22 @@
         </mc:AlternateContent>
       </w:r>
       <w:r>
-        <w:rPr/>
         <w:t>つ目の音は７拍分もある；もはやメロディーと呼んでいいのかわからなくなりますね。そして次に重要なことには、メロディーに方向性がないことです。メロディーだけをとってきて適当な箇所でちょんぎっても、大衆音楽の歌の旋律みたいに、なにかを成し遂げるようなフレーズにはなりません。</w:t>
       </w:r>
     </w:p>
     <w:p>
       <w:pPr>
-        <w:pStyle w:val="Normal"/>
         <w:rPr>
           <w:lang w:val="en-GB"/>
         </w:rPr>
       </w:pPr>
       <w:r>
-        <w:rPr/>
         <w:tab/>
       </w:r>
       <w:r>
-        <w:rPr/>
         <w:t>コードを取ってみると、一回目では</w:t>
       </w:r>
       <w:r>
-        <w:rPr/>
         <w:t>i</w:t>
       </w:r>
       <w:r>
@@ -2097,11 +2046,9 @@
         <w:t>5</w:t>
       </w:r>
       <w:r>
-        <w:rPr/>
         <w:t>と、パワーコードが連続しており、調性が曖昧になっています。特に</w:t>
       </w:r>
       <w:r>
-        <w:rPr/>
         <w:t>i</w:t>
       </w:r>
       <w:r>
@@ -2129,7 +2076,6 @@
         <w:t>Eb</w:t>
       </w:r>
       <w:r>
-        <w:rPr/>
         <w:t xml:space="preserve">m (iv) </w:t>
       </w:r>
       <w:r>
@@ -2145,7 +2091,6 @@
         <w:t>Bbm</w:t>
       </w:r>
       <w:r>
-        <w:rPr/>
         <w:t xml:space="preserve"> (i) </w:t>
       </w:r>
       <w:r>
@@ -2167,7 +2112,6 @@
         <w:t xml:space="preserve">5 </w:t>
       </w:r>
       <w:r>
-        <w:rPr/>
         <w:t>(iv</w:t>
       </w:r>
       <w:r>
@@ -2177,47 +2121,37 @@
         <w:t>5</w:t>
       </w:r>
       <w:r>
-        <w:rPr/>
         <w:t xml:space="preserve">) </w:t>
       </w:r>
       <w:r>
-        <w:rPr/>
         <w:t>となっている）コードの移り変わりが速いので、コードをプロセスする時間が与えられないまま次から次のコードへと曲が進んでしまう。減速するメロディーとは逆に、リスナーを置いてけぼりにするかのような進行構成ですね。</w:t>
       </w:r>
     </w:p>
     <w:p>
       <w:pPr>
-        <w:pStyle w:val="Normal"/>
         <w:rPr>
           <w:lang w:val="en-GB"/>
         </w:rPr>
       </w:pPr>
       <w:r>
-        <w:rPr/>
         <w:tab/>
       </w:r>
       <w:r>
-        <w:rPr/>
         <w:t>そして、日頃聞いている分にはあんまり気づかないかもしれないのですが、イントロとブリッジの間で転調を一回挟んでおります。イントロの最後の小節で</w:t>
       </w:r>
       <w:r>
-        <w:rPr/>
         <w:t>A</w:t>
       </w:r>
       <w:r>
-        <w:rPr/>
         <w:t>と</w:t>
       </w:r>
       <w:r>
-        <w:rPr/>
         <w:t>B</w:t>
       </w:r>
       <w:r>
-        <w:rPr/>
         <w:t>がふまれ、ブリッジの最初のコードが</w:t>
       </w:r>
       <w:r>
-        <w:rPr/>
         <w:t>B</w:t>
       </w:r>
       <w:r>
@@ -2227,31 +2161,24 @@
         <w:t>b</w:t>
       </w:r>
       <w:r>
-        <w:rPr/>
         <w:t>m</w:t>
       </w:r>
       <w:r>
-        <w:rPr/>
         <w:t>ととれます。この</w:t>
       </w:r>
       <w:r>
-        <w:rPr/>
         <w:t>A</w:t>
       </w:r>
       <w:r>
-        <w:rPr/>
         <w:t>と</w:t>
       </w:r>
       <w:r>
-        <w:rPr/>
         <w:t>B</w:t>
       </w:r>
       <w:r>
-        <w:rPr/>
         <w:t>ですが、あとの</w:t>
       </w:r>
       <w:r>
-        <w:rPr/>
         <w:t>B</w:t>
       </w:r>
       <w:r>
@@ -2261,33 +2188,31 @@
         <w:t>b</w:t>
       </w:r>
       <w:r>
-        <w:rPr/>
         <w:t>m</w:t>
       </w:r>
       <w:r>
-        <w:rPr/>
-        <w:t>をそれぞれ下上半音で囲っているようです。メロディー開発でよく使うエンクロージャー</w:t>
+        <w:t>をそれ</w:t>
+      </w:r>
+      <w:r>
+        <w:lastRenderedPageBreak/>
+        <w:t>ぞれ下上半音で囲っているようです。メロディー開発でよく使うエンクロージャー</w:t>
       </w:r>
       <w:r>
         <w:rPr>
           <w:rStyle w:val="FootnoteAnchor"/>
         </w:rPr>
-        <w:footnoteReference w:id="4"/>
-      </w:r>
-      <w:r>
-        <w:rPr/>
+        <w:footnoteReference w:id="3"/>
+      </w:r>
+      <w:r>
         <w:t>のコード版みたいなものですね。他の曲の中でもちょくちょくみる、</w:t>
       </w:r>
       <w:r>
-        <w:rPr/>
         <w:t>Z</w:t>
       </w:r>
       <w:r>
-        <w:rPr/>
         <w:t>氏がそれなりに使う転調の方法とも見えます。また、あくまで推測ですが、イントロでよくでてくる</w:t>
       </w:r>
       <w:r>
-        <w:rPr/>
         <w:t>A</w:t>
       </w:r>
       <w:r>
@@ -2297,11 +2222,9 @@
         <w:t>#</w:t>
       </w:r>
       <w:r>
-        <w:rPr/>
         <w:t>の音はリスナーに</w:t>
       </w:r>
       <w:r>
-        <w:rPr/>
         <w:t>B</w:t>
       </w:r>
       <w:r>
@@ -2311,11 +2234,9 @@
         <w:t>b</w:t>
       </w:r>
       <w:r>
-        <w:rPr/>
         <w:t>の音に慣れてもらうという狙いがあるのではないかとも仮設できます。個人的には、そんなことをするよりも、両調でドミナントコードとしてはたらく</w:t>
       </w:r>
       <w:r>
-        <w:rPr/>
         <w:t>G</w:t>
       </w:r>
       <w:r>
@@ -2325,7 +2246,6 @@
         <w:t>#</w:t>
       </w:r>
       <w:r>
-        <w:rPr/>
         <w:t>7(=A</w:t>
       </w:r>
       <w:r>
@@ -2335,15 +2255,12 @@
         <w:t>b</w:t>
       </w:r>
       <w:r>
-        <w:rPr/>
         <w:t>7)</w:t>
       </w:r>
       <w:r>
-        <w:rPr/>
         <w:t>を転調前に打ったほうが手っ取り早いんじゃないかとは思いますが。さてメロディーの方はどうか。転調前最後の音は</w:t>
       </w:r>
       <w:r>
-        <w:rPr/>
         <w:t>G</w:t>
       </w:r>
       <w:r>
@@ -2353,7 +2270,6 @@
         <w:t>#</w:t>
       </w:r>
       <w:r>
-        <w:rPr/>
         <w:t>で、これは転調前では</w:t>
       </w:r>
       <w:r>
@@ -2390,13 +2306,13 @@
         <w:rPr>
           <w:rFonts w:ascii="ScaleDegrees Times" w:hAnsi="ScaleDegrees Times"/>
         </w:rPr>
-        <w:t xml:space="preserve">で、転調前では </w:t>
-      </w:r>
-      <w:r>
-        <w:rPr>
-          <w:rFonts w:ascii="ScaleDegrees Times" w:hAnsi="ScaleDegrees Times"/>
-        </w:rPr>
-        <w:t>n3</w:t>
+        <w:t>で、転調前では</w:t>
+      </w:r>
+      <w:r>
+        <w:rPr>
+          <w:rFonts w:ascii="ScaleDegrees Times" w:hAnsi="ScaleDegrees Times"/>
+        </w:rPr>
+        <w:t xml:space="preserve"> n3</w:t>
       </w:r>
       <w:r>
         <w:rPr>
@@ -2431,21 +2347,14 @@
     </w:p>
     <w:p>
       <w:pPr>
-        <w:pStyle w:val="Normal"/>
         <w:rPr>
           <w:lang w:val="en-GB"/>
         </w:rPr>
       </w:pPr>
-      <w:r>
-        <w:rPr>
-          <w:lang w:val="en-GB"/>
-        </w:rPr>
-      </w:r>
     </w:p>
     <w:p>
       <w:pPr>
         <w:pStyle w:val="Heading2"/>
-        <w:rPr/>
       </w:pPr>
       <w:bookmarkStart w:id="21" w:name="__RefHeading___Toc190_3269620353"/>
       <w:bookmarkStart w:id="22" w:name="_Toc184402381"/>
@@ -2473,27 +2382,25 @@
         <w:t xml:space="preserve"> </w:t>
       </w:r>
       <w:r>
-        <w:rPr/>
         <w:t>（公式音源</w:t>
       </w:r>
       <w:r>
-        <w:rPr/>
         <w:t>0:48~</w:t>
       </w:r>
       <w:r>
-        <w:rPr/>
         <w:t>）</w:t>
       </w:r>
     </w:p>
     <w:p>
       <w:pPr>
-        <w:pStyle w:val="Normal"/>
         <w:ind w:firstLine="720"/>
-        <w:rPr/>
-      </w:pPr>
-      <w:r>
+      </w:pPr>
+      <w:r>
+        <w:rPr>
+          <w:noProof/>
+        </w:rPr>
         <w:drawing>
-          <wp:anchor behindDoc="0" distT="0" distB="0" distL="114300" distR="114300" simplePos="0" locked="0" layoutInCell="0" allowOverlap="1" relativeHeight="19">
+          <wp:anchor distT="0" distB="0" distL="114300" distR="114300" simplePos="0" relativeHeight="19" behindDoc="0" locked="0" layoutInCell="0" allowOverlap="1">
             <wp:simplePos x="0" y="0"/>
             <wp:positionH relativeFrom="column">
               <wp:posOffset>3148965</wp:posOffset>
@@ -2504,7 +2411,7 @@
             <wp:extent cx="3482340" cy="2257425"/>
             <wp:effectExtent l="0" t="0" r="0" b="0"/>
             <wp:wrapSquare wrapText="bothSides"/>
-            <wp:docPr id="15" name="Picture 9" descr=""/>
+            <wp:docPr id="15" name="Picture 9"/>
             <wp:cNvGraphicFramePr>
               <a:graphicFrameLocks xmlns:a="http://schemas.openxmlformats.org/drawingml/2006/main" noChangeAspect="1"/>
             </wp:cNvGraphicFramePr>
@@ -2512,13 +2419,13 @@
               <a:graphicData uri="http://schemas.openxmlformats.org/drawingml/2006/picture">
                 <pic:pic xmlns:pic="http://schemas.openxmlformats.org/drawingml/2006/picture">
                   <pic:nvPicPr>
-                    <pic:cNvPr id="15" name="Picture 9" descr=""/>
+                    <pic:cNvPr id="15" name="Picture 9"/>
                     <pic:cNvPicPr>
                       <a:picLocks noChangeAspect="1" noChangeArrowheads="1"/>
                     </pic:cNvPicPr>
                   </pic:nvPicPr>
                   <pic:blipFill>
-                    <a:blip r:embed="rId8"/>
+                    <a:blip r:embed="rId11"/>
                     <a:stretch>
                       <a:fillRect/>
                     </a:stretch>
@@ -2537,21 +2444,38 @@
             </a:graphic>
           </wp:anchor>
         </w:drawing>
+      </w:r>
+      <w:r>
+        <w:t>曲の中の唯一の休憩地帯ともいえるところ。透き通ったピアノが奏でる音はそれまでのシンセと対比を成し、その裏のコードも速度を落とし、全体として落ち着いたような印象を与える。自分が</w:t>
+      </w:r>
+      <w:r>
+        <w:t>Y</w:t>
+      </w:r>
+      <w:r>
+        <w:t>氏と戦ってみたときはちょうど、スペカが終わってエクステが降ってきた頃合ですね。</w:t>
+      </w:r>
+    </w:p>
+    <w:p>
+      <w:r>
+        <w:rPr>
+          <w:noProof/>
+        </w:rPr>
         <mc:AlternateContent>
           <mc:Choice Requires="wps">
             <w:drawing>
-              <wp:anchor behindDoc="0" distT="0" distB="635" distL="114300" distR="114300" simplePos="0" locked="0" layoutInCell="0" allowOverlap="1" relativeHeight="20" wp14:anchorId="0D2F5522">
+              <wp:anchor distT="0" distB="635" distL="114300" distR="114300" simplePos="0" relativeHeight="20" behindDoc="0" locked="0" layoutInCell="0" allowOverlap="1" wp14:anchorId="0D2F5522">
                 <wp:simplePos x="0" y="0"/>
                 <wp:positionH relativeFrom="column">
-                  <wp:posOffset>3148965</wp:posOffset>
+                  <wp:posOffset>3149959</wp:posOffset>
                 </wp:positionH>
                 <wp:positionV relativeFrom="paragraph">
-                  <wp:posOffset>2759710</wp:posOffset>
+                  <wp:posOffset>1417210</wp:posOffset>
                 </wp:positionV>
-                <wp:extent cx="3482340" cy="295910"/>
-                <wp:effectExtent l="0" t="0" r="0" b="0"/>
+                <wp:extent cx="3481705" cy="261123"/>
+                <wp:effectExtent l="0" t="0" r="4445" b="5715"/>
                 <wp:wrapSquare wrapText="bothSides"/>
                 <wp:docPr id="16" name="Text Box 1"/>
+                <wp:cNvGraphicFramePr/>
                 <a:graphic xmlns:a="http://schemas.openxmlformats.org/drawingml/2006/main">
                   <a:graphicData uri="http://schemas.microsoft.com/office/word/2010/wordprocessingShape">
                     <wps:wsp>
@@ -2559,109 +2483,114 @@
                       <wps:spPr>
                         <a:xfrm>
                           <a:off x="0" y="0"/>
-                          <a:ext cx="3482280" cy="295920"/>
+                          <a:ext cx="3481705" cy="261123"/>
                         </a:xfrm>
                         <a:prstGeom prst="rect">
                           <a:avLst/>
                         </a:prstGeom>
                         <a:solidFill>
-                          <a:srgbClr val="ffffff"/>
+                          <a:srgbClr val="FFFFFF"/>
                         </a:solidFill>
                         <a:ln w="0">
                           <a:noFill/>
                         </a:ln>
                       </wps:spPr>
                       <wps:style>
-                        <a:lnRef idx="0"/>
-                        <a:fillRef idx="0"/>
-                        <a:effectRef idx="0"/>
+                        <a:lnRef idx="0">
+                          <a:scrgbClr r="0" g="0" b="0"/>
+                        </a:lnRef>
+                        <a:fillRef idx="0">
+                          <a:scrgbClr r="0" g="0" b="0"/>
+                        </a:fillRef>
+                        <a:effectRef idx="0">
+                          <a:scrgbClr r="0" g="0" b="0"/>
+                        </a:effectRef>
                         <a:fontRef idx="minor"/>
                       </wps:style>
                       <wps:txbx>
                         <w:txbxContent>
                           <w:p>
                             <w:pPr>
-                              <w:pStyle w:val="Caption1"/>
-                              <w:spacing w:before="120" w:after="120"/>
+                              <w:pStyle w:val="Caption"/>
                               <w:jc w:val="center"/>
                               <w:rPr>
-                                <w:i w:val="false"/>
-                                <w:i w:val="false"/>
-                                <w:iCs w:val="false"/>
+                                <w:i w:val="0"/>
+                                <w:iCs w:val="0"/>
                                 <w:sz w:val="22"/>
                               </w:rPr>
                             </w:pPr>
                             <w:r>
                               <w:rPr>
-                                <w:i w:val="false"/>
-                                <w:iCs w:val="false"/>
+                                <w:i w:val="0"/>
+                                <w:iCs w:val="0"/>
                               </w:rPr>
                               <w:t>図</w:t>
                             </w:r>
                             <w:r>
                               <w:rPr>
-                                <w:i w:val="false"/>
-                                <w:iCs w:val="false"/>
+                                <w:i w:val="0"/>
+                                <w:iCs w:val="0"/>
                               </w:rPr>
                               <w:t>4: B</w:t>
                             </w:r>
                             <w:r>
                               <w:rPr>
-                                <w:i w:val="false"/>
-                                <w:iCs w:val="false"/>
+                                <w:i w:val="0"/>
+                                <w:iCs w:val="0"/>
                               </w:rPr>
                               <w:t>メロ譜</w:t>
                             </w:r>
                           </w:p>
                         </w:txbxContent>
                       </wps:txbx>
-                      <wps:bodyPr lIns="0" rIns="0" tIns="0" bIns="0" anchor="t">
-                        <a:prstTxWarp prst="textNoShape"/>
-                        <a:spAutoFit/>
+                      <wps:bodyPr wrap="square" lIns="0" tIns="0" rIns="0" bIns="0" anchor="t">
+                        <a:prstTxWarp prst="textNoShape">
+                          <a:avLst/>
+                        </a:prstTxWarp>
+                        <a:noAutofit/>
                       </wps:bodyPr>
                     </wps:wsp>
                   </a:graphicData>
                 </a:graphic>
+                <wp14:sizeRelV relativeFrom="margin">
+                  <wp14:pctHeight>0</wp14:pctHeight>
+                </wp14:sizeRelV>
               </wp:anchor>
             </w:drawing>
           </mc:Choice>
           <mc:Fallback>
             <w:pict>
-              <v:rect id="shape_0" ID="Text Box 1" path="m0,0l-2147483645,0l-2147483645,-2147483646l0,-2147483646xe" fillcolor="white" stroked="f" o:allowincell="f" style="position:absolute;margin-left:247.95pt;margin-top:217.3pt;width:274.15pt;height:23.25pt;mso-wrap-style:square;v-text-anchor:top" wp14:anchorId="0D2F5522">
-                <v:fill o:detectmouseclick="t" type="solid" color2="black"/>
-                <v:stroke color="#3465a4" joinstyle="round" endcap="flat"/>
-                <v:textbox>
+              <v:rect w14:anchorId="0D2F5522" id="Text Box 1" o:spid="_x0000_s1030" style="position:absolute;margin-left:248.05pt;margin-top:111.6pt;width:274.15pt;height:20.55pt;z-index:20;visibility:visible;mso-wrap-style:square;mso-height-percent:0;mso-wrap-distance-left:9pt;mso-wrap-distance-top:0;mso-wrap-distance-right:9pt;mso-wrap-distance-bottom:.05pt;mso-position-horizontal:absolute;mso-position-horizontal-relative:text;mso-position-vertical:absolute;mso-position-vertical-relative:text;mso-height-percent:0;mso-height-relative:margin;v-text-anchor:top" o:gfxdata="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" o:allowincell="f" stroked="f" strokeweight="0">
+                <v:textbox inset="0,0,0,0">
                   <w:txbxContent>
                     <w:p>
                       <w:pPr>
-                        <w:pStyle w:val="Caption1"/>
-                        <w:spacing w:before="120" w:after="120"/>
+                        <w:pStyle w:val="Caption"/>
                         <w:jc w:val="center"/>
                         <w:rPr>
-                          <w:i w:val="false"/>
-                          <w:i w:val="false"/>
-                          <w:iCs w:val="false"/>
+                          <w:i w:val="0"/>
+                          <w:iCs w:val="0"/>
                           <w:sz w:val="22"/>
                         </w:rPr>
                       </w:pPr>
                       <w:r>
                         <w:rPr>
-                          <w:i w:val="false"/>
-                          <w:iCs w:val="false"/>
+                          <w:i w:val="0"/>
+                          <w:iCs w:val="0"/>
                         </w:rPr>
                         <w:t>図</w:t>
                       </w:r>
                       <w:r>
                         <w:rPr>
-                          <w:i w:val="false"/>
-                          <w:iCs w:val="false"/>
+                          <w:i w:val="0"/>
+                          <w:iCs w:val="0"/>
                         </w:rPr>
                         <w:t>4: B</w:t>
                       </w:r>
                       <w:r>
                         <w:rPr>
-                          <w:i w:val="false"/>
-                          <w:iCs w:val="false"/>
+                          <w:i w:val="0"/>
+                          <w:iCs w:val="0"/>
                         </w:rPr>
                         <w:t>メロ譜</w:t>
                       </w:r>
@@ -2675,460 +2604,437 @@
         </mc:AlternateContent>
       </w:r>
       <w:r>
-        <w:rPr/>
-        <w:t>曲の中の唯一の休憩地帯ともいえるところ。透き通ったピアノが奏でる音はそれまでのシンセと対比を成し、その裏のコードも速度を落とし、全体として落ち着いたような印象を与える。自分が</w:t>
-      </w:r>
-      <w:r>
-        <w:rPr/>
-        <w:t>Y</w:t>
-      </w:r>
-      <w:r>
-        <w:rPr/>
-        <w:t>氏と戦ってみたときはちょうど、スペカが終わってエクステが降ってきた頃合ですね。</w:t>
+        <w:tab/>
+      </w:r>
+      <w:r>
+        <w:t>ここでのコード進行は至って単純で、東方だけではなく、ポップスやアニソンでもよくみられる、全音あがりの</w:t>
+      </w:r>
+      <w:r>
+        <w:rPr>
+          <w:rFonts w:ascii="ScaleDegrees Times" w:hAnsi="ScaleDegrees Times"/>
+        </w:rPr>
+        <w:t>bVI  bVII  i</w:t>
+      </w:r>
+      <w:r>
+        <w:rPr>
+          <w:rFonts w:ascii="ScaleDegrees Times" w:hAnsi="ScaleDegrees Times"/>
+        </w:rPr>
+        <w:t>が基本となって作られているようです。一週目では、三、四小節目の</w:t>
+      </w:r>
+      <w:r>
+        <w:rPr>
+          <w:rFonts w:ascii="ScaleDegrees Times" w:hAnsi="ScaleDegrees Times"/>
+        </w:rPr>
+        <w:t>n6 (G#)</w:t>
+      </w:r>
+      <w:r>
+        <w:rPr>
+          <w:rFonts w:ascii="ScaleDegrees Times" w:hAnsi="ScaleDegrees Times"/>
+        </w:rPr>
+        <w:t>の音が場面を一気に明るくさせます</w:t>
+      </w:r>
+      <w:r>
+        <w:rPr>
+          <w:rStyle w:val="FootnoteAnchor"/>
+          <w:rFonts w:cstheme="minorHAnsi"/>
+        </w:rPr>
+        <w:footnoteReference w:id="4"/>
+      </w:r>
+      <w:r>
+        <w:rPr>
+          <w:rFonts w:ascii="ScaleDegrees Times" w:hAnsi="ScaleDegrees Times"/>
+        </w:rPr>
+        <w:t>。しかし二週目に入ると、</w:t>
+      </w:r>
+      <w:r>
+        <w:rPr>
+          <w:rFonts w:ascii="ScaleDegrees Times" w:hAnsi="ScaleDegrees Times"/>
+        </w:rPr>
+        <w:t>bVII (A)</w:t>
+      </w:r>
+      <w:r>
+        <w:rPr>
+          <w:rFonts w:ascii="ScaleDegrees Times" w:hAnsi="ScaleDegrees Times"/>
+        </w:rPr>
+        <w:t>に続くと</w:t>
+      </w:r>
+      <w:r>
+        <w:rPr>
+          <w:rFonts w:ascii="ScaleDegrees Times" w:hAnsi="ScaleDegrees Times"/>
+        </w:rPr>
+        <w:lastRenderedPageBreak/>
+        <w:t>思われた</w:t>
+      </w:r>
+      <w:r>
+        <w:rPr>
+          <w:rFonts w:ascii="ScaleDegrees Times" w:hAnsi="ScaleDegrees Times"/>
+        </w:rPr>
+        <w:t>i (Bm)</w:t>
+      </w:r>
+      <w:r>
+        <w:rPr>
+          <w:rFonts w:ascii="ScaleDegrees Times" w:hAnsi="ScaleDegrees Times"/>
+        </w:rPr>
+        <w:t>はどこにもあらわれず、解決する代わりに暗い和声短音階の</w:t>
+      </w:r>
+      <w:r>
+        <w:rPr>
+          <w:rFonts w:ascii="ScaleDegrees Times" w:hAnsi="ScaleDegrees Times"/>
+        </w:rPr>
+        <w:t>n7</w:t>
+      </w:r>
+      <w:r>
+        <w:rPr>
+          <w:rFonts w:ascii="ScaleDegrees Times" w:hAnsi="ScaleDegrees Times"/>
+        </w:rPr>
+        <w:t>とその上に乗っかったドミナントコードが続き、場面が暗転。その次は勢いをさながらにしてループし、特別解決もせずに</w:t>
+      </w:r>
+      <w:r>
+        <w:rPr>
+          <w:rFonts w:ascii="ScaleDegrees Times" w:hAnsi="ScaleDegrees Times"/>
+        </w:rPr>
+        <w:t>G</w:t>
+      </w:r>
+      <w:r>
+        <w:rPr>
+          <w:rFonts w:ascii="ScaleDegrees Times" w:hAnsi="ScaleDegrees Times"/>
+        </w:rPr>
+        <w:t>に戻る。（それはそれでポップスやアニソンで聞きなれた</w:t>
+      </w:r>
+      <w:r>
+        <w:rPr>
+          <w:rFonts w:ascii="ScaleDegrees Times" w:hAnsi="ScaleDegrees Times"/>
+        </w:rPr>
+        <w:t>n7</w:t>
+      </w:r>
+      <w:r>
+        <w:rPr>
+          <w:rFonts w:ascii="ScaleDegrees Times" w:hAnsi="ScaleDegrees Times"/>
+        </w:rPr>
+        <w:t>・</w:t>
+      </w:r>
+      <w:r>
+        <w:rPr>
+          <w:rFonts w:ascii="ScaleDegrees Times" w:hAnsi="ScaleDegrees Times"/>
+        </w:rPr>
+        <w:t>V</w:t>
+      </w:r>
+      <w:r>
+        <w:t>7</w:t>
+      </w:r>
+      <w:r>
+        <w:t>から</w:t>
+      </w:r>
+      <w:r>
+        <w:rPr>
+          <w:rFonts w:ascii="ScaleDegrees Times" w:hAnsi="ScaleDegrees Times"/>
+        </w:rPr>
+        <w:t>bVI</w:t>
+      </w:r>
+      <w:r>
+        <w:rPr>
+          <w:rFonts w:ascii="ScaleDegrees Times" w:hAnsi="ScaleDegrees Times"/>
+        </w:rPr>
+        <w:t>の動きでもあるので、あまり気にならないとも言えますが。）四週目に入ると、再び</w:t>
+      </w:r>
+      <w:r>
+        <w:rPr>
+          <w:rFonts w:ascii="ScaleDegrees Times" w:hAnsi="ScaleDegrees Times"/>
+        </w:rPr>
+        <w:t>V</w:t>
+      </w:r>
+      <w:r>
+        <w:rPr>
+          <w:rFonts w:ascii="Calibri" w:hAnsi="Calibri"/>
+        </w:rPr>
+        <w:t>7</w:t>
+      </w:r>
+      <w:r>
+        <w:rPr>
+          <w:rFonts w:ascii="Calibri" w:hAnsi="Calibri"/>
+        </w:rPr>
+        <w:t>があらわれるも、</w:t>
+      </w:r>
+      <w:r>
+        <w:rPr>
+          <w:rFonts w:ascii="Calibri" w:hAnsi="Calibri"/>
+        </w:rPr>
+        <w:t>i</w:t>
+      </w:r>
+      <w:r>
+        <w:rPr>
+          <w:rFonts w:ascii="Calibri" w:hAnsi="Calibri"/>
+        </w:rPr>
+        <w:t>の</w:t>
+      </w:r>
+      <w:r>
+        <w:rPr>
+          <w:rFonts w:ascii="Calibri" w:hAnsi="Calibri"/>
+        </w:rPr>
+        <w:t>Bm</w:t>
+      </w:r>
+      <w:r>
+        <w:rPr>
+          <w:rFonts w:ascii="Calibri" w:hAnsi="Calibri"/>
+        </w:rPr>
+        <w:t>に解決せず、ドラムフィルを挟んでサビに突入。</w:t>
       </w:r>
     </w:p>
     <w:p>
-      <w:pPr>
-        <w:pStyle w:val="Normal"/>
-        <w:rPr/>
-      </w:pPr>
-      <w:r>
-        <w:rPr/>
+      <w:r>
+        <w:rPr>
+          <w:rFonts w:ascii="Calibri" w:hAnsi="Calibri"/>
+        </w:rPr>
         <w:tab/>
       </w:r>
       <w:r>
-        <w:rPr/>
-        <w:t>ここでのコード進行は至って単純で、東方だけではなく、ポップスやアニソンでもよくみられる、全音あがりの</w:t>
-      </w:r>
-      <w:r>
-        <w:rPr>
-          <w:rFonts w:ascii="ScaleDegrees Times" w:hAnsi="ScaleDegrees Times"/>
-        </w:rPr>
-        <w:t>bVI  bVII  i</w:t>
-      </w:r>
-      <w:r>
-        <w:rPr>
-          <w:rFonts w:ascii="ScaleDegrees Times" w:hAnsi="ScaleDegrees Times"/>
-        </w:rPr>
-        <w:t>が基本となって作られているようです。一週目では、三、四小節目の</w:t>
-      </w:r>
-      <w:r>
-        <w:rPr>
-          <w:rFonts w:ascii="ScaleDegrees Times" w:hAnsi="ScaleDegrees Times"/>
-        </w:rPr>
-        <w:t>n6 (G#)</w:t>
-      </w:r>
-      <w:r>
-        <w:rPr>
-          <w:rFonts w:ascii="ScaleDegrees Times" w:hAnsi="ScaleDegrees Times"/>
-        </w:rPr>
-        <w:t>の音が場面を一気に明るくさせます</w:t>
-      </w:r>
-      <w:r>
-        <w:rPr>
-          <w:rStyle w:val="FootnoteAnchor"/>
-          <w:rFonts w:cs="Calibri" w:cstheme="minorHAnsi"/>
-        </w:rPr>
-        <w:footnoteReference w:id="5"/>
-      </w:r>
-      <w:r>
-        <w:rPr>
-          <w:rFonts w:ascii="ScaleDegrees Times" w:hAnsi="ScaleDegrees Times"/>
-        </w:rPr>
-        <w:t>。しかし二週目に入ると、</w:t>
-      </w:r>
-      <w:r>
-        <w:rPr>
-          <w:rFonts w:ascii="ScaleDegrees Times" w:hAnsi="ScaleDegrees Times"/>
-        </w:rPr>
-        <w:t>bVII (A)</w:t>
-      </w:r>
-      <w:r>
-        <w:rPr>
-          <w:rFonts w:ascii="ScaleDegrees Times" w:hAnsi="ScaleDegrees Times"/>
-        </w:rPr>
-        <w:t>に続くと思われた</w:t>
-      </w:r>
-      <w:r>
-        <w:rPr>
-          <w:rFonts w:ascii="ScaleDegrees Times" w:hAnsi="ScaleDegrees Times"/>
-        </w:rPr>
-        <w:t>i (Bm)</w:t>
-      </w:r>
-      <w:r>
-        <w:rPr>
-          <w:rFonts w:ascii="ScaleDegrees Times" w:hAnsi="ScaleDegrees Times"/>
-        </w:rPr>
-        <w:t>はどこにもあらわれず、解決する代わりに暗い和声短音階の</w:t>
-      </w:r>
-      <w:r>
-        <w:rPr>
-          <w:rFonts w:ascii="ScaleDegrees Times" w:hAnsi="ScaleDegrees Times"/>
-        </w:rPr>
-        <w:t>n7</w:t>
-      </w:r>
-      <w:r>
-        <w:rPr>
-          <w:rFonts w:ascii="ScaleDegrees Times" w:hAnsi="ScaleDegrees Times"/>
-        </w:rPr>
-        <w:t>とその上に乗っかったドミナントコードが続き、場面が暗転。その次は勢いをさながらにしてループし、特別解決もせずに</w:t>
-      </w:r>
-      <w:r>
-        <w:rPr>
-          <w:rFonts w:ascii="ScaleDegrees Times" w:hAnsi="ScaleDegrees Times"/>
-        </w:rPr>
-        <w:t>G</w:t>
-      </w:r>
-      <w:r>
-        <w:rPr>
-          <w:rFonts w:ascii="ScaleDegrees Times" w:hAnsi="ScaleDegrees Times"/>
-        </w:rPr>
-        <w:t>に戻る。（それはそれでポップスやアニソンで聞きなれた</w:t>
-      </w:r>
-      <w:r>
-        <w:rPr>
-          <w:rFonts w:ascii="ScaleDegrees Times" w:hAnsi="ScaleDegrees Times"/>
-        </w:rPr>
-        <w:t>n7</w:t>
-      </w:r>
-      <w:r>
-        <w:rPr>
-          <w:rFonts w:ascii="ScaleDegrees Times" w:hAnsi="ScaleDegrees Times"/>
-        </w:rPr>
-        <w:t>・</w:t>
-      </w:r>
-      <w:r>
-        <w:rPr>
-          <w:rFonts w:ascii="ScaleDegrees Times" w:hAnsi="ScaleDegrees Times"/>
-        </w:rPr>
-        <w:t>V</w:t>
-      </w:r>
-      <w:r>
-        <w:rPr/>
+        <w:rPr>
+          <w:rFonts w:ascii="Calibri" w:hAnsi="Calibri"/>
+        </w:rPr>
+        <w:t>サビは</w:t>
+      </w:r>
+      <w:r>
+        <w:rPr>
+          <w:rFonts w:ascii="Calibri" w:hAnsi="Calibri"/>
+        </w:rPr>
+        <w:t>B</w:t>
+      </w:r>
+      <w:r>
+        <w:rPr>
+          <w:rFonts w:ascii="Calibri" w:hAnsi="Calibri"/>
+        </w:rPr>
+        <w:t>メロよりキーが全音下で、この時点で転調が入る。下への転調なので、ポップスをよく聞く人でも気づきづらい転調の種類であるうえ、不釣り合いにならないよう、スムーズに転調を果たしている。具体的にみていくと、転調前最後のコードが</w:t>
+      </w:r>
+      <w:r>
+        <w:rPr>
+          <w:rFonts w:ascii="Calibri" w:hAnsi="Calibri"/>
+        </w:rPr>
+        <w:t>F</w:t>
+      </w:r>
+      <w:r>
+        <w:rPr>
+          <w:rFonts w:ascii="ScaleDegrees Times" w:hAnsi="ScaleDegrees Times"/>
+        </w:rPr>
+        <w:t>#</w:t>
+      </w:r>
+      <w:r>
+        <w:rPr>
+          <w:rFonts w:ascii="Calibri" w:hAnsi="Calibri"/>
+        </w:rPr>
+        <w:t>7/A</w:t>
+      </w:r>
+      <w:r>
+        <w:rPr>
+          <w:rFonts w:ascii="ScaleDegrees Times" w:hAnsi="ScaleDegrees Times"/>
+        </w:rPr>
+        <w:t>#</w:t>
+      </w:r>
+      <w:r>
+        <w:rPr>
+          <w:rFonts w:ascii="ScaleDegrees Times" w:hAnsi="ScaleDegrees Times"/>
+        </w:rPr>
+        <w:t>、転調後最初のコードが</w:t>
+      </w:r>
+      <w:r>
+        <w:rPr>
+          <w:rFonts w:ascii="ScaleDegrees Times" w:hAnsi="ScaleDegrees Times"/>
+        </w:rPr>
+        <w:t>FM</w:t>
+      </w:r>
+      <w:r>
+        <w:rPr>
+          <w:rFonts w:ascii="Calibri" w:hAnsi="Calibri"/>
+        </w:rPr>
         <w:t>7</w:t>
       </w:r>
       <w:r>
-        <w:rPr/>
+        <w:rPr>
+          <w:rFonts w:ascii="ScaleDegrees Times" w:hAnsi="ScaleDegrees Times"/>
+        </w:rPr>
+        <w:t>である。</w:t>
+      </w:r>
+      <w:r>
+        <w:rPr>
+          <w:rFonts w:ascii="Calibri" w:hAnsi="Calibri"/>
+        </w:rPr>
+        <w:t>F</w:t>
+      </w:r>
+      <w:r>
+        <w:rPr>
+          <w:rFonts w:ascii="ScaleDegrees Times" w:hAnsi="ScaleDegrees Times"/>
+        </w:rPr>
+        <w:t>#</w:t>
+      </w:r>
+      <w:r>
+        <w:rPr>
+          <w:rFonts w:ascii="Calibri" w:hAnsi="Calibri"/>
+        </w:rPr>
+        <w:t>7/A</w:t>
+      </w:r>
+      <w:r>
+        <w:rPr>
+          <w:rFonts w:ascii="ScaleDegrees Times" w:hAnsi="ScaleDegrees Times"/>
+        </w:rPr>
+        <w:t>#</w:t>
+      </w:r>
+      <w:r>
+        <w:rPr>
+          <w:rFonts w:ascii="ScaleDegrees Times" w:hAnsi="ScaleDegrees Times"/>
+        </w:rPr>
+        <w:t>の中には</w:t>
+      </w:r>
+      <w:r>
+        <w:rPr>
+          <w:rFonts w:ascii="ScaleDegrees Times" w:hAnsi="ScaleDegrees Times"/>
+        </w:rPr>
+        <w:t>A#</w:t>
+      </w:r>
+      <w:r>
+        <w:rPr>
+          <w:rFonts w:ascii="ScaleDegrees Times" w:hAnsi="ScaleDegrees Times"/>
+        </w:rPr>
+        <w:t>、</w:t>
+      </w:r>
+      <w:r>
+        <w:rPr>
+          <w:rFonts w:ascii="ScaleDegrees Times" w:hAnsi="ScaleDegrees Times"/>
+        </w:rPr>
+        <w:t>E</w:t>
+      </w:r>
+      <w:r>
+        <w:rPr>
+          <w:rFonts w:ascii="ScaleDegrees Times" w:hAnsi="ScaleDegrees Times"/>
+        </w:rPr>
+        <w:t>、</w:t>
+      </w:r>
+      <w:r>
+        <w:rPr>
+          <w:rFonts w:ascii="ScaleDegrees Times" w:hAnsi="ScaleDegrees Times"/>
+        </w:rPr>
+        <w:t>F#</w:t>
+      </w:r>
+      <w:r>
+        <w:rPr>
+          <w:rFonts w:ascii="ScaleDegrees Times" w:hAnsi="ScaleDegrees Times"/>
+        </w:rPr>
+        <w:t>の音が含まれているのが肝で、</w:t>
+      </w:r>
+      <w:r>
+        <w:rPr>
+          <w:rFonts w:ascii="ScaleDegrees Times" w:hAnsi="ScaleDegrees Times"/>
+        </w:rPr>
+        <w:t>E</w:t>
+      </w:r>
+      <w:r>
+        <w:rPr>
+          <w:rFonts w:ascii="ScaleDegrees Times" w:hAnsi="ScaleDegrees Times"/>
+        </w:rPr>
+        <w:t>と</w:t>
+      </w:r>
+      <w:r>
+        <w:rPr>
+          <w:rFonts w:ascii="ScaleDegrees Times" w:hAnsi="ScaleDegrees Times"/>
+        </w:rPr>
+        <w:t>F#</w:t>
+      </w:r>
+      <w:r>
+        <w:rPr>
+          <w:rFonts w:ascii="ScaleDegrees Times" w:hAnsi="ScaleDegrees Times"/>
+        </w:rPr>
+        <w:t>が</w:t>
+      </w:r>
+      <w:r>
+        <w:rPr>
+          <w:rFonts w:ascii="ScaleDegrees Times" w:hAnsi="ScaleDegrees Times"/>
+        </w:rPr>
+        <w:t>Fn</w:t>
+      </w:r>
+      <w:r>
+        <w:rPr>
+          <w:rFonts w:ascii="ScaleDegrees Times" w:hAnsi="ScaleDegrees Times"/>
+        </w:rPr>
+        <w:t>の音を上下半音で囲っていることから、</w:t>
+      </w:r>
+      <w:r>
+        <w:rPr>
+          <w:rFonts w:ascii="ScaleDegrees Times" w:hAnsi="ScaleDegrees Times"/>
+        </w:rPr>
+        <w:t>Fn</w:t>
+      </w:r>
+      <w:r>
+        <w:rPr>
+          <w:rFonts w:ascii="ScaleDegrees Times" w:hAnsi="ScaleDegrees Times"/>
+        </w:rPr>
+        <w:t>を導く引力がつくられる。また、ベースの</w:t>
+      </w:r>
+      <w:r>
+        <w:rPr>
+          <w:rFonts w:ascii="ScaleDegrees Times" w:hAnsi="ScaleDegrees Times"/>
+        </w:rPr>
+        <w:t>A#</w:t>
+      </w:r>
+      <w:r>
+        <w:rPr>
+          <w:rFonts w:ascii="ScaleDegrees Times" w:hAnsi="ScaleDegrees Times"/>
+        </w:rPr>
+        <w:t>の音は読み替えると</w:t>
+      </w:r>
+      <w:r>
+        <w:rPr>
+          <w:rFonts w:ascii="ScaleDegrees Times" w:hAnsi="ScaleDegrees Times"/>
+        </w:rPr>
+        <w:t>Bb</w:t>
+      </w:r>
+      <w:r>
+        <w:rPr>
+          <w:rFonts w:ascii="ScaleDegrees Times" w:hAnsi="ScaleDegrees Times"/>
+        </w:rPr>
+        <w:t>でもあり、ベースが</w:t>
+      </w:r>
+      <w:r>
+        <w:rPr>
+          <w:rFonts w:ascii="ScaleDegrees Times" w:hAnsi="ScaleDegrees Times"/>
+        </w:rPr>
+        <w:t>A#</w:t>
+      </w:r>
+      <w:r>
+        <w:rPr>
+          <w:rFonts w:ascii="ScaleDegrees Times" w:hAnsi="ScaleDegrees Times"/>
+        </w:rPr>
         <w:t>から</w:t>
       </w:r>
       <w:r>
         <w:rPr>
           <w:rFonts w:ascii="ScaleDegrees Times" w:hAnsi="ScaleDegrees Times"/>
         </w:rPr>
-        <w:t>bVI</w:t>
-      </w:r>
-      <w:r>
-        <w:rPr>
-          <w:rFonts w:ascii="ScaleDegrees Times" w:hAnsi="ScaleDegrees Times"/>
-        </w:rPr>
-        <w:t>の動きでもあるので、あまり気にならないとも言えますが。）四週目に入ると、再び</w:t>
-      </w:r>
-      <w:r>
-        <w:rPr>
-          <w:rFonts w:ascii="ScaleDegrees Times" w:hAnsi="ScaleDegrees Times"/>
-        </w:rPr>
-        <w:t>V</w:t>
-      </w:r>
-      <w:r>
-        <w:rPr>
-          <w:rFonts w:ascii="Calibri" w:hAnsi="Calibri"/>
-        </w:rPr>
-        <w:t>7</w:t>
-      </w:r>
-      <w:r>
-        <w:rPr>
-          <w:rFonts w:ascii="Calibri" w:hAnsi="Calibri"/>
-        </w:rPr>
-        <w:t>があらわれるも、</w:t>
-      </w:r>
-      <w:r>
-        <w:rPr>
-          <w:rFonts w:ascii="Calibri" w:hAnsi="Calibri"/>
-        </w:rPr>
-        <w:t>i</w:t>
-      </w:r>
-      <w:r>
-        <w:rPr>
-          <w:rFonts w:ascii="Calibri" w:hAnsi="Calibri"/>
-        </w:rPr>
-        <w:t>の</w:t>
-      </w:r>
-      <w:r>
-        <w:rPr>
-          <w:rFonts w:ascii="Calibri" w:hAnsi="Calibri"/>
-        </w:rPr>
-        <w:t>Bm</w:t>
-      </w:r>
-      <w:r>
-        <w:rPr>
-          <w:rFonts w:ascii="Calibri" w:hAnsi="Calibri"/>
-        </w:rPr>
-        <w:t>に解決せず、ドラムフィルを挟んでサビに突入。</w:t>
+        <w:t>F</w:t>
+      </w:r>
+      <w:r>
+        <w:rPr>
+          <w:rFonts w:ascii="ScaleDegrees Times" w:hAnsi="ScaleDegrees Times"/>
+        </w:rPr>
+        <w:t>へ下がる過程で四度解決を模した</w:t>
+      </w:r>
+      <w:r>
+        <w:rPr>
+          <w:rFonts w:ascii="ScaleDegrees Times" w:hAnsi="ScaleDegrees Times" w:hint="eastAsia"/>
+          <w:lang w:val="en-GB"/>
+        </w:rPr>
+        <w:t>動きが形成される</w:t>
+      </w:r>
+      <w:r>
+        <w:rPr>
+          <w:rFonts w:ascii="ScaleDegrees Times" w:hAnsi="ScaleDegrees Times"/>
+        </w:rPr>
+        <w:t>。</w:t>
       </w:r>
     </w:p>
+    <w:p/>
+    <w:p/>
     <w:p>
       <w:pPr>
-        <w:pStyle w:val="Normal"/>
-        <w:rPr/>
-      </w:pPr>
-      <w:r>
-        <w:rPr>
-          <w:rFonts w:ascii="Calibri" w:hAnsi="Calibri"/>
-        </w:rPr>
-        <w:tab/>
-      </w:r>
-      <w:r>
-        <w:rPr>
-          <w:rFonts w:ascii="Calibri" w:hAnsi="Calibri"/>
-        </w:rPr>
-        <w:t>サビは</w:t>
-      </w:r>
-      <w:r>
-        <w:rPr>
-          <w:rFonts w:ascii="Calibri" w:hAnsi="Calibri"/>
-        </w:rPr>
-        <w:t>B</w:t>
-      </w:r>
-      <w:r>
-        <w:rPr>
-          <w:rFonts w:ascii="Calibri" w:hAnsi="Calibri"/>
-        </w:rPr>
-        <w:t>メロよりキーが全音下で、この時点で転調が入る。下への転調なので、ポップスをよく聞く人でも気づきづらい転調の種類であるうえ、不釣り合いにならないよう、スムーズに転調を果たしている。具体的にみていくと、転調前最後のコードが</w:t>
-      </w:r>
-      <w:r>
-        <w:rPr>
-          <w:rFonts w:ascii="Calibri" w:hAnsi="Calibri"/>
-        </w:rPr>
-        <w:t>F</w:t>
-      </w:r>
-      <w:r>
-        <w:rPr>
-          <w:rFonts w:ascii="ScaleDegrees Times" w:hAnsi="ScaleDegrees Times"/>
-        </w:rPr>
-        <w:t>#</w:t>
-      </w:r>
-      <w:r>
-        <w:rPr>
-          <w:rFonts w:ascii="Calibri" w:hAnsi="Calibri"/>
-        </w:rPr>
-        <w:t>7/A</w:t>
-      </w:r>
-      <w:r>
-        <w:rPr>
-          <w:rFonts w:ascii="ScaleDegrees Times" w:hAnsi="ScaleDegrees Times"/>
-        </w:rPr>
-        <w:t>#</w:t>
-      </w:r>
-      <w:r>
-        <w:rPr>
-          <w:rFonts w:ascii="ScaleDegrees Times" w:hAnsi="ScaleDegrees Times"/>
-        </w:rPr>
-        <w:t>、転調後最初のコードが</w:t>
-      </w:r>
-      <w:r>
-        <w:rPr>
-          <w:rFonts w:ascii="ScaleDegrees Times" w:hAnsi="ScaleDegrees Times"/>
-        </w:rPr>
-        <w:t>FM</w:t>
-      </w:r>
-      <w:r>
-        <w:rPr>
-          <w:rFonts w:ascii="Calibri" w:hAnsi="Calibri"/>
-        </w:rPr>
-        <w:t>7</w:t>
-      </w:r>
-      <w:r>
-        <w:rPr>
-          <w:rFonts w:ascii="ScaleDegrees Times" w:hAnsi="ScaleDegrees Times"/>
-        </w:rPr>
-        <w:t>である。</w:t>
-      </w:r>
-      <w:r>
-        <w:rPr>
-          <w:rFonts w:ascii="Calibri" w:hAnsi="Calibri"/>
-        </w:rPr>
-        <w:t>F</w:t>
-      </w:r>
-      <w:r>
-        <w:rPr>
-          <w:rFonts w:ascii="ScaleDegrees Times" w:hAnsi="ScaleDegrees Times"/>
-        </w:rPr>
-        <w:t>#</w:t>
-      </w:r>
-      <w:r>
-        <w:rPr>
-          <w:rFonts w:ascii="Calibri" w:hAnsi="Calibri"/>
-        </w:rPr>
-        <w:t>7/A</w:t>
-      </w:r>
-      <w:r>
-        <w:rPr>
-          <w:rFonts w:ascii="ScaleDegrees Times" w:hAnsi="ScaleDegrees Times"/>
-        </w:rPr>
-        <w:t>#</w:t>
-      </w:r>
-      <w:r>
-        <w:rPr>
-          <w:rFonts w:ascii="ScaleDegrees Times" w:hAnsi="ScaleDegrees Times"/>
-        </w:rPr>
-        <w:t>の中には</w:t>
-      </w:r>
-      <w:r>
-        <w:rPr>
-          <w:rFonts w:ascii="ScaleDegrees Times" w:hAnsi="ScaleDegrees Times"/>
-        </w:rPr>
-        <w:t>A#</w:t>
-      </w:r>
-      <w:r>
-        <w:rPr>
-          <w:rFonts w:ascii="ScaleDegrees Times" w:hAnsi="ScaleDegrees Times"/>
-        </w:rPr>
-        <w:t>、</w:t>
-      </w:r>
-      <w:r>
-        <w:rPr>
-          <w:rFonts w:ascii="ScaleDegrees Times" w:hAnsi="ScaleDegrees Times"/>
-        </w:rPr>
-        <w:t>E</w:t>
-      </w:r>
-      <w:r>
-        <w:rPr>
-          <w:rFonts w:ascii="ScaleDegrees Times" w:hAnsi="ScaleDegrees Times"/>
-        </w:rPr>
-        <w:t>、</w:t>
-      </w:r>
-      <w:r>
-        <w:rPr>
-          <w:rFonts w:ascii="ScaleDegrees Times" w:hAnsi="ScaleDegrees Times"/>
-        </w:rPr>
-        <w:t>F#</w:t>
-      </w:r>
-      <w:r>
-        <w:rPr>
-          <w:rFonts w:ascii="ScaleDegrees Times" w:hAnsi="ScaleDegrees Times"/>
-        </w:rPr>
-        <w:t>の音が含まれているのが肝で、</w:t>
-      </w:r>
-      <w:r>
-        <w:rPr>
-          <w:rFonts w:ascii="ScaleDegrees Times" w:hAnsi="ScaleDegrees Times"/>
-        </w:rPr>
-        <w:t>E</w:t>
-      </w:r>
-      <w:r>
-        <w:rPr>
-          <w:rFonts w:ascii="ScaleDegrees Times" w:hAnsi="ScaleDegrees Times"/>
-        </w:rPr>
-        <w:t>と</w:t>
-      </w:r>
-      <w:r>
-        <w:rPr>
-          <w:rFonts w:ascii="ScaleDegrees Times" w:hAnsi="ScaleDegrees Times"/>
-        </w:rPr>
-        <w:t>F#</w:t>
-      </w:r>
-      <w:r>
-        <w:rPr>
-          <w:rFonts w:ascii="ScaleDegrees Times" w:hAnsi="ScaleDegrees Times"/>
-        </w:rPr>
-        <w:t>が</w:t>
-      </w:r>
-      <w:r>
-        <w:rPr>
-          <w:rFonts w:ascii="ScaleDegrees Times" w:hAnsi="ScaleDegrees Times"/>
-        </w:rPr>
-        <w:t>Fn</w:t>
-      </w:r>
-      <w:r>
-        <w:rPr>
-          <w:rFonts w:ascii="ScaleDegrees Times" w:hAnsi="ScaleDegrees Times"/>
-        </w:rPr>
-        <w:t>の音を上下半音で囲っていることから、</w:t>
-      </w:r>
-      <w:r>
-        <w:rPr>
-          <w:rFonts w:ascii="ScaleDegrees Times" w:hAnsi="ScaleDegrees Times"/>
-        </w:rPr>
-        <w:t>Fn</w:t>
-      </w:r>
-      <w:r>
-        <w:rPr>
-          <w:rFonts w:ascii="ScaleDegrees Times" w:hAnsi="ScaleDegrees Times"/>
-        </w:rPr>
-        <w:t>を導く引力がつくられる。また、ベースの</w:t>
-      </w:r>
-      <w:r>
-        <w:rPr>
-          <w:rFonts w:ascii="ScaleDegrees Times" w:hAnsi="ScaleDegrees Times"/>
-        </w:rPr>
-        <w:t>A#</w:t>
-      </w:r>
-      <w:r>
-        <w:rPr>
-          <w:rFonts w:ascii="ScaleDegrees Times" w:hAnsi="ScaleDegrees Times"/>
-        </w:rPr>
-        <w:t>の音は読み替えると</w:t>
-      </w:r>
-      <w:r>
-        <w:rPr>
-          <w:rFonts w:ascii="ScaleDegrees Times" w:hAnsi="ScaleDegrees Times"/>
-        </w:rPr>
-        <w:t>Bb</w:t>
-      </w:r>
-      <w:r>
-        <w:rPr>
-          <w:rFonts w:ascii="ScaleDegrees Times" w:hAnsi="ScaleDegrees Times"/>
-        </w:rPr>
-        <w:t>でもあり、ベースが</w:t>
-      </w:r>
-      <w:r>
-        <w:rPr>
-          <w:rFonts w:ascii="ScaleDegrees Times" w:hAnsi="ScaleDegrees Times"/>
-        </w:rPr>
-        <w:t>A#</w:t>
-      </w:r>
-      <w:r>
-        <w:rPr>
-          <w:rFonts w:ascii="ScaleDegrees Times" w:hAnsi="ScaleDegrees Times"/>
-        </w:rPr>
-        <w:t>から</w:t>
-      </w:r>
-      <w:r>
-        <w:rPr>
-          <w:rFonts w:ascii="ScaleDegrees Times" w:hAnsi="ScaleDegrees Times"/>
-        </w:rPr>
-        <w:t>F</w:t>
-      </w:r>
-      <w:r>
-        <w:rPr>
-          <w:rFonts w:ascii="ScaleDegrees Times" w:hAnsi="ScaleDegrees Times"/>
-        </w:rPr>
-        <w:t>へ下がる過程で四度解決を模した。</w:t>
-      </w:r>
-    </w:p>
-    <w:p>
-      <w:pPr>
-        <w:pStyle w:val="Normal"/>
-        <w:rPr/>
-      </w:pPr>
-      <w:r>
-        <w:rPr/>
-      </w:r>
-    </w:p>
-    <w:p>
-      <w:pPr>
-        <w:pStyle w:val="Normal"/>
-        <w:rPr/>
-      </w:pPr>
-      <w:r>
-        <w:rPr/>
-      </w:r>
-    </w:p>
-    <w:p>
-      <w:pPr>
         <w:pStyle w:val="Heading2"/>
         <w:rPr>
-          <w:b/>
           <w:b/>
           <w:bCs/>
         </w:rPr>
@@ -3152,37 +3058,24 @@
         <w:t xml:space="preserve"> </w:t>
       </w:r>
       <w:r>
-        <w:rPr/>
         <w:t>（公式音源</w:t>
       </w:r>
       <w:r>
-        <w:rPr/>
         <w:t>1:13~</w:t>
       </w:r>
       <w:r>
-        <w:rPr/>
         <w:t>）</w:t>
       </w:r>
     </w:p>
+    <w:p/>
     <w:p>
       <w:pPr>
-        <w:pStyle w:val="Normal"/>
-        <w:rPr/>
-      </w:pPr>
-      <w:r>
-        <w:rPr/>
-      </w:r>
-    </w:p>
-    <w:p>
-      <w:pPr>
         <w:pStyle w:val="Heading1"/>
-        <w:rPr/>
       </w:pPr>
       <w:bookmarkStart w:id="25" w:name="__RefHeading___Toc194_3269620353"/>
       <w:bookmarkStart w:id="26" w:name="_Toc184402383"/>
       <w:bookmarkEnd w:id="25"/>
       <w:r>
-        <w:rPr/>
         <w:t>付録</w:t>
       </w:r>
       <w:bookmarkEnd w:id="26"/>
@@ -3190,13 +3083,11 @@
     <w:p>
       <w:pPr>
         <w:pStyle w:val="Heading2"/>
-        <w:rPr/>
       </w:pPr>
       <w:bookmarkStart w:id="27" w:name="__RefHeading___Toc196_3269620353"/>
       <w:bookmarkStart w:id="28" w:name="_Toc184402384"/>
       <w:bookmarkEnd w:id="27"/>
       <w:r>
-        <w:rPr/>
         <w:t>音楽理論基礎</w:t>
       </w:r>
       <w:bookmarkEnd w:id="28"/>
@@ -3204,53 +3095,42 @@
     <w:p>
       <w:pPr>
         <w:pStyle w:val="Heading2"/>
-        <w:rPr/>
       </w:pPr>
       <w:bookmarkStart w:id="29" w:name="__RefHeading___Toc198_3269620353"/>
       <w:bookmarkStart w:id="30" w:name="_Toc184402385"/>
       <w:bookmarkEnd w:id="29"/>
       <w:r>
-        <w:rPr/>
         <w:t>本稿での表記法</w:t>
       </w:r>
       <w:bookmarkEnd w:id="30"/>
     </w:p>
     <w:p>
-      <w:pPr>
-        <w:pStyle w:val="Normal"/>
-        <w:rPr/>
-      </w:pPr>
-      <w:r>
-        <w:rPr/>
+      <w:r>
         <w:t>音楽理論を扱う世のマテリアルでは表記（と流派）がことなることも多いので、本稿で使用する表記とコードの解釈について追記します。特に、東方は短調ベースで書かれることが多く、臨時記号も多用するので、それに適応した表記として、長調としての表記・分析より短調としての表記や分析を行うことが多いと思います。</w:t>
       </w:r>
     </w:p>
     <w:p>
-      <w:pPr>
-        <w:pStyle w:val="Normal"/>
-        <w:rPr/>
-      </w:pPr>
-      <w:r>
-        <w:rPr/>
+      <w:r>
+        <w:lastRenderedPageBreak/>
         <w:tab/>
       </w:r>
       <w:r>
-        <w:rPr/>
         <w:t>具体的に、コードのルートに対する度数とスケールに対する度数を区別するため、後者にはアクセント付きの数字で表記していきます。</w:t>
       </w:r>
       <w:r>
-        <w:rPr/>
         <w:t>(</w:t>
       </w:r>
       <w:r>
-        <w:rPr/>
         <w:t>図</w:t>
       </w:r>
       <w:r>
+        <w:rPr>
+          <w:noProof/>
+        </w:rPr>
         <mc:AlternateContent>
           <mc:Choice Requires="wps">
             <w:drawing>
-              <wp:anchor behindDoc="0" distT="0" distB="0" distL="0" distR="0" simplePos="0" locked="0" layoutInCell="0" allowOverlap="1" relativeHeight="6">
+              <wp:anchor distT="0" distB="0" distL="0" distR="0" simplePos="0" relativeHeight="6" behindDoc="0" locked="0" layoutInCell="0" allowOverlap="1">
                 <wp:simplePos x="0" y="0"/>
                 <wp:positionH relativeFrom="column">
                   <wp:posOffset>3773170</wp:posOffset>
@@ -3262,6 +3142,7 @@
                 <wp:effectExtent l="0" t="0" r="0" b="0"/>
                 <wp:wrapSquare wrapText="largest"/>
                 <wp:docPr id="18" name="Frame5"/>
+                <wp:cNvGraphicFramePr/>
                 <a:graphic xmlns:a="http://schemas.openxmlformats.org/drawingml/2006/main">
                   <a:graphicData uri="http://schemas.microsoft.com/office/word/2010/wordprocessingShape">
                     <wps:wsp>
@@ -3275,16 +3156,22 @@
                           <a:avLst/>
                         </a:prstGeom>
                         <a:solidFill>
-                          <a:srgbClr val="ffffff"/>
+                          <a:srgbClr val="FFFFFF"/>
                         </a:solidFill>
                         <a:ln w="0">
                           <a:noFill/>
                         </a:ln>
                       </wps:spPr>
                       <wps:style>
-                        <a:lnRef idx="0"/>
-                        <a:fillRef idx="0"/>
-                        <a:effectRef idx="0"/>
+                        <a:lnRef idx="0">
+                          <a:scrgbClr r="0" g="0" b="0"/>
+                        </a:lnRef>
+                        <a:fillRef idx="0">
+                          <a:scrgbClr r="0" g="0" b="0"/>
+                        </a:fillRef>
+                        <a:effectRef idx="0">
+                          <a:scrgbClr r="0" g="0" b="0"/>
+                        </a:effectRef>
                         <a:fontRef idx="minor"/>
                       </wps:style>
                       <wps:txbx>
@@ -3292,23 +3179,23 @@
                           <w:p>
                             <w:pPr>
                               <w:pStyle w:val="Figure"/>
-                              <w:spacing w:lineRule="auto" w:line="163" w:before="120" w:after="120"/>
+                              <w:spacing w:line="163" w:lineRule="auto"/>
                               <w:jc w:val="center"/>
                               <w:rPr>
-                                <w:i w:val="false"/>
-                                <w:i w:val="false"/>
-                                <w:iCs w:val="false"/>
+                                <w:i w:val="0"/>
+                                <w:iCs w:val="0"/>
                               </w:rPr>
                             </w:pPr>
                             <w:r>
                               <w:rPr>
+                                <w:noProof/>
                                 <w:color w:val="000000"/>
                               </w:rPr>
                               <w:drawing>
                                 <wp:inline distT="0" distB="0" distL="0" distR="0">
                                   <wp:extent cx="2706370" cy="1259205"/>
                                   <wp:effectExtent l="0" t="0" r="0" b="0"/>
-                                  <wp:docPr id="20" name="Image2" descr=""/>
+                                  <wp:docPr id="20" name="Image2"/>
                                   <wp:cNvGraphicFramePr>
                                     <a:graphicFrameLocks xmlns:a="http://schemas.openxmlformats.org/drawingml/2006/main" noChangeAspect="1"/>
                                   </wp:cNvGraphicFramePr>
@@ -3316,13 +3203,13 @@
                                     <a:graphicData uri="http://schemas.openxmlformats.org/drawingml/2006/picture">
                                       <pic:pic xmlns:pic="http://schemas.openxmlformats.org/drawingml/2006/picture">
                                         <pic:nvPicPr>
-                                          <pic:cNvPr id="20" name="Image2" descr=""/>
+                                          <pic:cNvPr id="20" name="Image2"/>
                                           <pic:cNvPicPr>
                                             <a:picLocks noChangeAspect="1" noChangeArrowheads="1"/>
                                           </pic:cNvPicPr>
                                         </pic:nvPicPr>
                                         <pic:blipFill>
-                                          <a:blip r:embed="rId9"/>
+                                          <a:blip r:embed="rId12"/>
                                           <a:stretch>
                                             <a:fillRect/>
                                           </a:stretch>
@@ -3344,72 +3231,80 @@
                             </w:r>
                             <w:r>
                               <w:rPr>
-                                <w:i w:val="false"/>
-                                <w:iCs w:val="false"/>
-                                <w:color w:val="000000"/>
-                              </w:rPr>
-                              <w:t xml:space="preserve">図 </w:t>
-                            </w:r>
-                            <w:r>
-                              <w:rPr>
-                                <w:i w:val="false"/>
-                                <w:iCs w:val="false"/>
+                                <w:i w:val="0"/>
+                                <w:iCs w:val="0"/>
+                                <w:color w:val="000000"/>
+                              </w:rPr>
+                              <w:t>図</w:t>
+                            </w:r>
+                            <w:r>
+                              <w:rPr>
+                                <w:i w:val="0"/>
+                                <w:iCs w:val="0"/>
+                                <w:color w:val="000000"/>
+                              </w:rPr>
+                              <w:t xml:space="preserve"> </w:t>
+                            </w:r>
+                            <w:r>
+                              <w:rPr>
+                                <w:i w:val="0"/>
+                                <w:iCs w:val="0"/>
                                 <w:color w:val="000000"/>
                               </w:rPr>
                               <w:fldChar w:fldCharType="begin"/>
                             </w:r>
                             <w:r>
                               <w:rPr>
-                                <w:i w:val="false"/>
-                                <w:iCs w:val="false"/>
+                                <w:i w:val="0"/>
+                                <w:iCs w:val="0"/>
                                 <w:color w:val="000000"/>
                               </w:rPr>
                               <w:instrText xml:space="preserve"> SEQ Figure \* ARABIC </w:instrText>
                             </w:r>
                             <w:r>
                               <w:rPr>
-                                <w:i w:val="false"/>
-                                <w:iCs w:val="false"/>
+                                <w:i w:val="0"/>
+                                <w:iCs w:val="0"/>
                                 <w:color w:val="000000"/>
                               </w:rPr>
                               <w:fldChar w:fldCharType="separate"/>
                             </w:r>
                             <w:r>
                               <w:rPr>
-                                <w:i w:val="false"/>
-                                <w:iCs w:val="false"/>
+                                <w:i w:val="0"/>
+                                <w:iCs w:val="0"/>
                                 <w:color w:val="000000"/>
                               </w:rPr>
                               <w:t>4</w:t>
                             </w:r>
                             <w:r>
                               <w:rPr>
-                                <w:i w:val="false"/>
-                                <w:iCs w:val="false"/>
+                                <w:i w:val="0"/>
+                                <w:iCs w:val="0"/>
                                 <w:color w:val="000000"/>
                               </w:rPr>
                               <w:fldChar w:fldCharType="end"/>
                             </w:r>
                             <w:r>
                               <w:rPr>
-                                <w:i w:val="false"/>
-                                <w:iCs w:val="false"/>
+                                <w:i w:val="0"/>
+                                <w:iCs w:val="0"/>
                                 <w:color w:val="000000"/>
                               </w:rPr>
                               <w:t xml:space="preserve">: </w:t>
                             </w:r>
                             <w:r>
                               <w:rPr>
-                                <w:i w:val="false"/>
-                                <w:iCs w:val="false"/>
+                                <w:i w:val="0"/>
+                                <w:iCs w:val="0"/>
                                 <w:color w:val="000000"/>
                               </w:rPr>
                               <w:t>長音階</w:t>
                             </w:r>
                             <w:r>
                               <w:rPr>
-                                <w:i w:val="false"/>
-                                <w:iCs w:val="false"/>
+                                <w:i w:val="0"/>
+                                <w:iCs w:val="0"/>
                                 <w:color w:val="000000"/>
                               </w:rPr>
                               <w:t>(C)</w:t>
@@ -3417,7 +3312,7 @@
                           </w:p>
                         </w:txbxContent>
                       </wps:txbx>
-                      <wps:bodyPr lIns="0" rIns="0" tIns="0" bIns="0" anchor="t">
+                      <wps:bodyPr lIns="0" tIns="0" rIns="0" bIns="0" anchor="t">
                         <a:noAutofit/>
                       </wps:bodyPr>
                     </wps:wsp>
@@ -3428,31 +3323,29 @@
           </mc:Choice>
           <mc:Fallback>
             <w:pict>
-              <v:rect id="shape_0" ID="Frame5" path="m0,0l-2147483645,0l-2147483645,-2147483646l0,-2147483646xe" fillcolor="white" stroked="f" o:allowincell="f" style="position:absolute;margin-left:297.1pt;margin-top:19.75pt;width:213.05pt;height:117.3pt;mso-wrap-style:square;v-text-anchor:top">
-                <v:fill o:detectmouseclick="t" type="solid" color2="black"/>
-                <v:stroke color="#3465a4" joinstyle="round" endcap="flat"/>
-                <v:textbox>
+              <v:rect id="Frame5" o:spid="_x0000_s1031" style="position:absolute;margin-left:297.1pt;margin-top:19.75pt;width:213.1pt;height:117.35pt;z-index:6;visibility:visible;mso-wrap-style:square;mso-wrap-distance-left:0;mso-wrap-distance-top:0;mso-wrap-distance-right:0;mso-wrap-distance-bottom:0;mso-position-horizontal:absolute;mso-position-horizontal-relative:text;mso-position-vertical:absolute;mso-position-vertical-relative:text;v-text-anchor:top" o:gfxdata="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" o:allowincell="f" stroked="f" strokeweight="0">
+                <v:textbox inset="0,0,0,0">
                   <w:txbxContent>
                     <w:p>
                       <w:pPr>
                         <w:pStyle w:val="Figure"/>
-                        <w:spacing w:lineRule="auto" w:line="163" w:before="120" w:after="120"/>
+                        <w:spacing w:line="163" w:lineRule="auto"/>
                         <w:jc w:val="center"/>
                         <w:rPr>
-                          <w:i w:val="false"/>
-                          <w:i w:val="false"/>
-                          <w:iCs w:val="false"/>
+                          <w:i w:val="0"/>
+                          <w:iCs w:val="0"/>
                         </w:rPr>
                       </w:pPr>
                       <w:r>
                         <w:rPr>
+                          <w:noProof/>
                           <w:color w:val="000000"/>
                         </w:rPr>
                         <w:drawing>
                           <wp:inline distT="0" distB="0" distL="0" distR="0">
                             <wp:extent cx="2706370" cy="1259205"/>
                             <wp:effectExtent l="0" t="0" r="0" b="0"/>
-                            <wp:docPr id="21" name="Image2" descr=""/>
+                            <wp:docPr id="20" name="Image2"/>
                             <wp:cNvGraphicFramePr>
                               <a:graphicFrameLocks xmlns:a="http://schemas.openxmlformats.org/drawingml/2006/main" noChangeAspect="1"/>
                             </wp:cNvGraphicFramePr>
@@ -3460,13 +3353,13 @@
                               <a:graphicData uri="http://schemas.openxmlformats.org/drawingml/2006/picture">
                                 <pic:pic xmlns:pic="http://schemas.openxmlformats.org/drawingml/2006/picture">
                                   <pic:nvPicPr>
-                                    <pic:cNvPr id="21" name="Image2" descr=""/>
+                                    <pic:cNvPr id="20" name="Image2"/>
                                     <pic:cNvPicPr>
                                       <a:picLocks noChangeAspect="1" noChangeArrowheads="1"/>
                                     </pic:cNvPicPr>
                                   </pic:nvPicPr>
                                   <pic:blipFill>
-                                    <a:blip r:embed="rId10"/>
+                                    <a:blip r:embed="rId12"/>
                                     <a:stretch>
                                       <a:fillRect/>
                                     </a:stretch>
@@ -3488,72 +3381,80 @@
                       </w:r>
                       <w:r>
                         <w:rPr>
-                          <w:i w:val="false"/>
-                          <w:iCs w:val="false"/>
-                          <w:color w:val="000000"/>
-                        </w:rPr>
-                        <w:t xml:space="preserve">図 </w:t>
-                      </w:r>
-                      <w:r>
-                        <w:rPr>
-                          <w:i w:val="false"/>
-                          <w:iCs w:val="false"/>
+                          <w:i w:val="0"/>
+                          <w:iCs w:val="0"/>
+                          <w:color w:val="000000"/>
+                        </w:rPr>
+                        <w:t>図</w:t>
+                      </w:r>
+                      <w:r>
+                        <w:rPr>
+                          <w:i w:val="0"/>
+                          <w:iCs w:val="0"/>
+                          <w:color w:val="000000"/>
+                        </w:rPr>
+                        <w:t xml:space="preserve"> </w:t>
+                      </w:r>
+                      <w:r>
+                        <w:rPr>
+                          <w:i w:val="0"/>
+                          <w:iCs w:val="0"/>
                           <w:color w:val="000000"/>
                         </w:rPr>
                         <w:fldChar w:fldCharType="begin"/>
                       </w:r>
                       <w:r>
                         <w:rPr>
-                          <w:i w:val="false"/>
-                          <w:iCs w:val="false"/>
+                          <w:i w:val="0"/>
+                          <w:iCs w:val="0"/>
                           <w:color w:val="000000"/>
                         </w:rPr>
                         <w:instrText xml:space="preserve"> SEQ Figure \* ARABIC </w:instrText>
                       </w:r>
                       <w:r>
                         <w:rPr>
-                          <w:i w:val="false"/>
-                          <w:iCs w:val="false"/>
+                          <w:i w:val="0"/>
+                          <w:iCs w:val="0"/>
                           <w:color w:val="000000"/>
                         </w:rPr>
                         <w:fldChar w:fldCharType="separate"/>
                       </w:r>
                       <w:r>
                         <w:rPr>
-                          <w:i w:val="false"/>
-                          <w:iCs w:val="false"/>
+                          <w:i w:val="0"/>
+                          <w:iCs w:val="0"/>
                           <w:color w:val="000000"/>
                         </w:rPr>
                         <w:t>4</w:t>
                       </w:r>
                       <w:r>
                         <w:rPr>
-                          <w:i w:val="false"/>
-                          <w:iCs w:val="false"/>
+                          <w:i w:val="0"/>
+                          <w:iCs w:val="0"/>
                           <w:color w:val="000000"/>
                         </w:rPr>
                         <w:fldChar w:fldCharType="end"/>
                       </w:r>
                       <w:r>
                         <w:rPr>
-                          <w:i w:val="false"/>
-                          <w:iCs w:val="false"/>
+                          <w:i w:val="0"/>
+                          <w:iCs w:val="0"/>
                           <w:color w:val="000000"/>
                         </w:rPr>
                         <w:t xml:space="preserve">: </w:t>
                       </w:r>
                       <w:r>
                         <w:rPr>
-                          <w:i w:val="false"/>
-                          <w:iCs w:val="false"/>
+                          <w:i w:val="0"/>
+                          <w:iCs w:val="0"/>
                           <w:color w:val="000000"/>
                         </w:rPr>
                         <w:t>長音階</w:t>
                       </w:r>
                       <w:r>
                         <w:rPr>
-                          <w:i w:val="false"/>
-                          <w:iCs w:val="false"/>
+                          <w:i w:val="0"/>
+                          <w:iCs w:val="0"/>
                           <w:color w:val="000000"/>
                         </w:rPr>
                         <w:t>(C)</w:t>
@@ -3568,21 +3469,17 @@
         </mc:AlternateContent>
       </w:r>
       <w:r>
-        <w:rPr/>
         <w:t>)</w:t>
       </w:r>
     </w:p>
     <w:p>
       <w:pPr>
-        <w:pStyle w:val="Normal"/>
         <w:numPr>
           <w:ilvl w:val="0"/>
           <w:numId w:val="1"/>
         </w:numPr>
-        <w:rPr/>
-      </w:pPr>
-      <w:r>
-        <w:rPr/>
+      </w:pPr>
+      <w:r>
         <w:t>長音階に関しては</w:t>
       </w:r>
       <w:r>
@@ -3600,12 +3497,10 @@
     </w:p>
     <w:p>
       <w:pPr>
-        <w:pStyle w:val="Normal"/>
         <w:numPr>
           <w:ilvl w:val="0"/>
           <w:numId w:val="1"/>
         </w:numPr>
-        <w:rPr/>
       </w:pPr>
       <w:r>
         <w:rPr>
@@ -3628,12 +3523,10 @@
     </w:p>
     <w:p>
       <w:pPr>
-        <w:pStyle w:val="Normal"/>
         <w:numPr>
           <w:ilvl w:val="0"/>
           <w:numId w:val="1"/>
         </w:numPr>
-        <w:rPr/>
       </w:pPr>
       <w:r>
         <w:rPr>
@@ -3667,15 +3560,14 @@
       </w:r>
     </w:p>
     <w:p>
-      <w:pPr>
-        <w:pStyle w:val="Normal"/>
-        <w:rPr/>
-      </w:pPr>
-      <w:r>
+      <w:r>
+        <w:rPr>
+          <w:noProof/>
+        </w:rPr>
         <mc:AlternateContent>
           <mc:Choice Requires="wps">
             <w:drawing>
-              <wp:anchor behindDoc="0" distT="0" distB="0" distL="0" distR="0" simplePos="0" locked="0" layoutInCell="0" allowOverlap="1" relativeHeight="8">
+              <wp:anchor distT="0" distB="0" distL="0" distR="0" simplePos="0" relativeHeight="8" behindDoc="0" locked="0" layoutInCell="0" allowOverlap="1">
                 <wp:simplePos x="0" y="0"/>
                 <wp:positionH relativeFrom="column">
                   <wp:posOffset>3785870</wp:posOffset>
@@ -3687,6 +3579,7 @@
                 <wp:effectExtent l="0" t="0" r="0" b="0"/>
                 <wp:wrapSquare wrapText="largest"/>
                 <wp:docPr id="22" name="Frame6"/>
+                <wp:cNvGraphicFramePr/>
                 <a:graphic xmlns:a="http://schemas.openxmlformats.org/drawingml/2006/main">
                   <a:graphicData uri="http://schemas.microsoft.com/office/word/2010/wordprocessingShape">
                     <wps:wsp>
@@ -3700,16 +3593,22 @@
                           <a:avLst/>
                         </a:prstGeom>
                         <a:solidFill>
-                          <a:srgbClr val="ffffff"/>
+                          <a:srgbClr val="FFFFFF"/>
                         </a:solidFill>
                         <a:ln w="0">
                           <a:noFill/>
                         </a:ln>
                       </wps:spPr>
                       <wps:style>
-                        <a:lnRef idx="0"/>
-                        <a:fillRef idx="0"/>
-                        <a:effectRef idx="0"/>
+                        <a:lnRef idx="0">
+                          <a:scrgbClr r="0" g="0" b="0"/>
+                        </a:lnRef>
+                        <a:fillRef idx="0">
+                          <a:scrgbClr r="0" g="0" b="0"/>
+                        </a:fillRef>
+                        <a:effectRef idx="0">
+                          <a:scrgbClr r="0" g="0" b="0"/>
+                        </a:effectRef>
                         <a:fontRef idx="minor"/>
                       </wps:style>
                       <wps:txbx>
@@ -3717,23 +3616,23 @@
                           <w:p>
                             <w:pPr>
                               <w:pStyle w:val="Figure"/>
-                              <w:spacing w:lineRule="auto" w:line="163" w:before="120" w:after="120"/>
+                              <w:spacing w:line="163" w:lineRule="auto"/>
                               <w:jc w:val="center"/>
                               <w:rPr>
-                                <w:i w:val="false"/>
-                                <w:i w:val="false"/>
-                                <w:iCs w:val="false"/>
+                                <w:i w:val="0"/>
+                                <w:iCs w:val="0"/>
                               </w:rPr>
                             </w:pPr>
                             <w:r>
                               <w:rPr>
+                                <w:noProof/>
                                 <w:color w:val="000000"/>
                               </w:rPr>
                               <w:drawing>
                                 <wp:inline distT="0" distB="0" distL="0" distR="0">
                                   <wp:extent cx="2693670" cy="1170305"/>
                                   <wp:effectExtent l="0" t="0" r="0" b="0"/>
-                                  <wp:docPr id="24" name="Image4" descr=""/>
+                                  <wp:docPr id="24" name="Image4"/>
                                   <wp:cNvGraphicFramePr>
                                     <a:graphicFrameLocks xmlns:a="http://schemas.openxmlformats.org/drawingml/2006/main" noChangeAspect="1"/>
                                   </wp:cNvGraphicFramePr>
@@ -3741,13 +3640,13 @@
                                     <a:graphicData uri="http://schemas.openxmlformats.org/drawingml/2006/picture">
                                       <pic:pic xmlns:pic="http://schemas.openxmlformats.org/drawingml/2006/picture">
                                         <pic:nvPicPr>
-                                          <pic:cNvPr id="24" name="Image4" descr=""/>
+                                          <pic:cNvPr id="24" name="Image4"/>
                                           <pic:cNvPicPr>
                                             <a:picLocks noChangeAspect="1" noChangeArrowheads="1"/>
                                           </pic:cNvPicPr>
                                         </pic:nvPicPr>
                                         <pic:blipFill>
-                                          <a:blip r:embed="rId11"/>
+                                          <a:blip r:embed="rId13"/>
                                           <a:stretch>
                                             <a:fillRect/>
                                           </a:stretch>
@@ -3769,64 +3668,72 @@
                             </w:r>
                             <w:r>
                               <w:rPr>
-                                <w:i w:val="false"/>
-                                <w:iCs w:val="false"/>
-                                <w:color w:val="000000"/>
-                              </w:rPr>
-                              <w:t xml:space="preserve">図 </w:t>
-                            </w:r>
-                            <w:r>
-                              <w:rPr>
-                                <w:i w:val="false"/>
-                                <w:iCs w:val="false"/>
+                                <w:i w:val="0"/>
+                                <w:iCs w:val="0"/>
+                                <w:color w:val="000000"/>
+                              </w:rPr>
+                              <w:t>図</w:t>
+                            </w:r>
+                            <w:r>
+                              <w:rPr>
+                                <w:i w:val="0"/>
+                                <w:iCs w:val="0"/>
+                                <w:color w:val="000000"/>
+                              </w:rPr>
+                              <w:t xml:space="preserve"> </w:t>
+                            </w:r>
+                            <w:r>
+                              <w:rPr>
+                                <w:i w:val="0"/>
+                                <w:iCs w:val="0"/>
                                 <w:color w:val="000000"/>
                               </w:rPr>
                               <w:fldChar w:fldCharType="begin"/>
                             </w:r>
                             <w:r>
                               <w:rPr>
-                                <w:i w:val="false"/>
-                                <w:iCs w:val="false"/>
+                                <w:i w:val="0"/>
+                                <w:iCs w:val="0"/>
                                 <w:color w:val="000000"/>
                               </w:rPr>
                               <w:instrText xml:space="preserve"> SEQ Figure \* ARABIC </w:instrText>
                             </w:r>
                             <w:r>
                               <w:rPr>
-                                <w:i w:val="false"/>
-                                <w:iCs w:val="false"/>
+                                <w:i w:val="0"/>
+                                <w:iCs w:val="0"/>
                                 <w:color w:val="000000"/>
                               </w:rPr>
                               <w:fldChar w:fldCharType="separate"/>
                             </w:r>
                             <w:r>
                               <w:rPr>
-                                <w:i w:val="false"/>
-                                <w:iCs w:val="false"/>
+                                <w:i w:val="0"/>
+                                <w:iCs w:val="0"/>
                                 <w:color w:val="000000"/>
                               </w:rPr>
                               <w:t>5</w:t>
                             </w:r>
                             <w:r>
                               <w:rPr>
-                                <w:i w:val="false"/>
-                                <w:iCs w:val="false"/>
+                                <w:i w:val="0"/>
+                                <w:iCs w:val="0"/>
                                 <w:color w:val="000000"/>
                               </w:rPr>
                               <w:fldChar w:fldCharType="end"/>
                             </w:r>
                             <w:r>
                               <w:rPr>
-                                <w:i w:val="false"/>
-                                <w:iCs w:val="false"/>
+                                <w:i w:val="0"/>
+                                <w:iCs w:val="0"/>
                                 <w:color w:val="000000"/>
                               </w:rPr>
                               <w:t xml:space="preserve">: </w:t>
                             </w:r>
                             <w:r>
                               <w:rPr>
-                                <w:i w:val="false"/>
-                                <w:iCs w:val="false"/>
+                                <w:i w:val="0"/>
+                                <w:iCs w:val="0"/>
                                 <w:color w:val="000000"/>
                               </w:rPr>
                               <w:t>自然短音階</w:t>
@@ -3834,7 +3741,7 @@
                           </w:p>
                         </w:txbxContent>
                       </wps:txbx>
-                      <wps:bodyPr lIns="0" rIns="0" tIns="0" bIns="0" anchor="t">
+                      <wps:bodyPr lIns="0" tIns="0" rIns="0" bIns="0" anchor="t">
                         <a:noAutofit/>
                       </wps:bodyPr>
                     </wps:wsp>
@@ -3845,31 +3752,29 @@
           </mc:Choice>
           <mc:Fallback>
             <w:pict>
-              <v:rect id="shape_0" ID="Frame6" path="m0,0l-2147483645,0l-2147483645,-2147483646l0,-2147483646xe" fillcolor="white" stroked="f" o:allowincell="f" style="position:absolute;margin-left:298.1pt;margin-top:17.7pt;width:212.05pt;height:101.05pt;mso-wrap-style:square;v-text-anchor:top">
-                <v:fill o:detectmouseclick="t" type="solid" color2="black"/>
-                <v:stroke color="#3465a4" joinstyle="round" endcap="flat"/>
-                <v:textbox>
+              <v:rect id="Frame6" o:spid="_x0000_s1032" style="position:absolute;margin-left:298.1pt;margin-top:17.7pt;width:212.1pt;height:101.1pt;z-index:8;visibility:visible;mso-wrap-style:square;mso-wrap-distance-left:0;mso-wrap-distance-top:0;mso-wrap-distance-right:0;mso-wrap-distance-bottom:0;mso-position-horizontal:absolute;mso-position-horizontal-relative:text;mso-position-vertical:absolute;mso-position-vertical-relative:text;v-text-anchor:top" o:gfxdata="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" o:allowincell="f" stroked="f" strokeweight="0">
+                <v:textbox inset="0,0,0,0">
                   <w:txbxContent>
                     <w:p>
                       <w:pPr>
                         <w:pStyle w:val="Figure"/>
-                        <w:spacing w:lineRule="auto" w:line="163" w:before="120" w:after="120"/>
+                        <w:spacing w:line="163" w:lineRule="auto"/>
                         <w:jc w:val="center"/>
                         <w:rPr>
-                          <w:i w:val="false"/>
-                          <w:i w:val="false"/>
-                          <w:iCs w:val="false"/>
+                          <w:i w:val="0"/>
+                          <w:iCs w:val="0"/>
                         </w:rPr>
                       </w:pPr>
                       <w:r>
                         <w:rPr>
+                          <w:noProof/>
                           <w:color w:val="000000"/>
                         </w:rPr>
                         <w:drawing>
                           <wp:inline distT="0" distB="0" distL="0" distR="0">
                             <wp:extent cx="2693670" cy="1170305"/>
                             <wp:effectExtent l="0" t="0" r="0" b="0"/>
-                            <wp:docPr id="25" name="Image4" descr=""/>
+                            <wp:docPr id="24" name="Image4"/>
                             <wp:cNvGraphicFramePr>
                               <a:graphicFrameLocks xmlns:a="http://schemas.openxmlformats.org/drawingml/2006/main" noChangeAspect="1"/>
                             </wp:cNvGraphicFramePr>
@@ -3877,13 +3782,13 @@
                               <a:graphicData uri="http://schemas.openxmlformats.org/drawingml/2006/picture">
                                 <pic:pic xmlns:pic="http://schemas.openxmlformats.org/drawingml/2006/picture">
                                   <pic:nvPicPr>
-                                    <pic:cNvPr id="25" name="Image4" descr=""/>
+                                    <pic:cNvPr id="24" name="Image4"/>
                                     <pic:cNvPicPr>
                                       <a:picLocks noChangeAspect="1" noChangeArrowheads="1"/>
                                     </pic:cNvPicPr>
                                   </pic:nvPicPr>
                                   <pic:blipFill>
-                                    <a:blip r:embed="rId12"/>
+                                    <a:blip r:embed="rId13"/>
                                     <a:stretch>
                                       <a:fillRect/>
                                     </a:stretch>
@@ -3905,64 +3810,72 @@
                       </w:r>
                       <w:r>
                         <w:rPr>
-                          <w:i w:val="false"/>
-                          <w:iCs w:val="false"/>
-                          <w:color w:val="000000"/>
-                        </w:rPr>
-                        <w:t xml:space="preserve">図 </w:t>
-                      </w:r>
-                      <w:r>
-                        <w:rPr>
-                          <w:i w:val="false"/>
-                          <w:iCs w:val="false"/>
+                          <w:i w:val="0"/>
+                          <w:iCs w:val="0"/>
+                          <w:color w:val="000000"/>
+                        </w:rPr>
+                        <w:t>図</w:t>
+                      </w:r>
+                      <w:r>
+                        <w:rPr>
+                          <w:i w:val="0"/>
+                          <w:iCs w:val="0"/>
+                          <w:color w:val="000000"/>
+                        </w:rPr>
+                        <w:t xml:space="preserve"> </w:t>
+                      </w:r>
+                      <w:r>
+                        <w:rPr>
+                          <w:i w:val="0"/>
+                          <w:iCs w:val="0"/>
                           <w:color w:val="000000"/>
                         </w:rPr>
                         <w:fldChar w:fldCharType="begin"/>
                       </w:r>
                       <w:r>
                         <w:rPr>
-                          <w:i w:val="false"/>
-                          <w:iCs w:val="false"/>
+                          <w:i w:val="0"/>
+                          <w:iCs w:val="0"/>
                           <w:color w:val="000000"/>
                         </w:rPr>
                         <w:instrText xml:space="preserve"> SEQ Figure \* ARABIC </w:instrText>
                       </w:r>
                       <w:r>
                         <w:rPr>
-                          <w:i w:val="false"/>
-                          <w:iCs w:val="false"/>
+                          <w:i w:val="0"/>
+                          <w:iCs w:val="0"/>
                           <w:color w:val="000000"/>
                         </w:rPr>
                         <w:fldChar w:fldCharType="separate"/>
                       </w:r>
                       <w:r>
                         <w:rPr>
-                          <w:i w:val="false"/>
-                          <w:iCs w:val="false"/>
+                          <w:i w:val="0"/>
+                          <w:iCs w:val="0"/>
                           <w:color w:val="000000"/>
                         </w:rPr>
                         <w:t>5</w:t>
                       </w:r>
                       <w:r>
                         <w:rPr>
-                          <w:i w:val="false"/>
-                          <w:iCs w:val="false"/>
+                          <w:i w:val="0"/>
+                          <w:iCs w:val="0"/>
                           <w:color w:val="000000"/>
                         </w:rPr>
                         <w:fldChar w:fldCharType="end"/>
                       </w:r>
                       <w:r>
                         <w:rPr>
-                          <w:i w:val="false"/>
-                          <w:iCs w:val="false"/>
+                          <w:i w:val="0"/>
+                          <w:iCs w:val="0"/>
                           <w:color w:val="000000"/>
                         </w:rPr>
                         <w:t xml:space="preserve">: </w:t>
                       </w:r>
                       <w:r>
                         <w:rPr>
-                          <w:i w:val="false"/>
-                          <w:iCs w:val="false"/>
+                          <w:i w:val="0"/>
+                          <w:iCs w:val="0"/>
                           <w:color w:val="000000"/>
                         </w:rPr>
                         <w:t>自然短音階</w:t>
@@ -3985,12 +3898,10 @@
     </w:p>
     <w:p>
       <w:pPr>
-        <w:pStyle w:val="Normal"/>
         <w:numPr>
           <w:ilvl w:val="0"/>
           <w:numId w:val="1"/>
         </w:numPr>
-        <w:rPr/>
       </w:pPr>
       <w:r>
         <w:rPr>
@@ -4001,12 +3912,10 @@
     </w:p>
     <w:p>
       <w:pPr>
-        <w:pStyle w:val="Normal"/>
         <w:numPr>
           <w:ilvl w:val="0"/>
           <w:numId w:val="1"/>
         </w:numPr>
-        <w:rPr/>
       </w:pPr>
       <w:r>
         <w:rPr>
@@ -4017,12 +3926,10 @@
     </w:p>
     <w:p>
       <w:pPr>
-        <w:pStyle w:val="Normal"/>
         <w:numPr>
           <w:ilvl w:val="0"/>
           <w:numId w:val="1"/>
         </w:numPr>
-        <w:rPr/>
       </w:pPr>
       <w:r>
         <w:rPr>
@@ -4032,15 +3939,14 @@
       </w:r>
     </w:p>
     <w:p>
-      <w:pPr>
-        <w:pStyle w:val="Normal"/>
-        <w:rPr/>
-      </w:pPr>
-      <w:r>
+      <w:r>
+        <w:rPr>
+          <w:noProof/>
+        </w:rPr>
         <mc:AlternateContent>
           <mc:Choice Requires="wps">
             <w:drawing>
-              <wp:anchor behindDoc="0" distT="0" distB="0" distL="0" distR="0" simplePos="0" locked="0" layoutInCell="0" allowOverlap="1" relativeHeight="4">
+              <wp:anchor distT="0" distB="0" distL="0" distR="0" simplePos="0" relativeHeight="4" behindDoc="0" locked="0" layoutInCell="0" allowOverlap="1">
                 <wp:simplePos x="0" y="0"/>
                 <wp:positionH relativeFrom="column">
                   <wp:posOffset>3152140</wp:posOffset>
@@ -4052,6 +3958,7 @@
                 <wp:effectExtent l="0" t="0" r="0" b="0"/>
                 <wp:wrapSquare wrapText="largest"/>
                 <wp:docPr id="26" name="Frame7"/>
+                <wp:cNvGraphicFramePr/>
                 <a:graphic xmlns:a="http://schemas.openxmlformats.org/drawingml/2006/main">
                   <a:graphicData uri="http://schemas.microsoft.com/office/word/2010/wordprocessingShape">
                     <wps:wsp>
@@ -4065,16 +3972,22 @@
                           <a:avLst/>
                         </a:prstGeom>
                         <a:solidFill>
-                          <a:srgbClr val="ffffff"/>
+                          <a:srgbClr val="FFFFFF"/>
                         </a:solidFill>
                         <a:ln w="0">
                           <a:noFill/>
                         </a:ln>
                       </wps:spPr>
                       <wps:style>
-                        <a:lnRef idx="0"/>
-                        <a:fillRef idx="0"/>
-                        <a:effectRef idx="0"/>
+                        <a:lnRef idx="0">
+                          <a:scrgbClr r="0" g="0" b="0"/>
+                        </a:lnRef>
+                        <a:fillRef idx="0">
+                          <a:scrgbClr r="0" g="0" b="0"/>
+                        </a:fillRef>
+                        <a:effectRef idx="0">
+                          <a:scrgbClr r="0" g="0" b="0"/>
+                        </a:effectRef>
                         <a:fontRef idx="minor"/>
                       </wps:style>
                       <wps:txbx>
@@ -4082,23 +3995,23 @@
                           <w:p>
                             <w:pPr>
                               <w:pStyle w:val="Figure"/>
-                              <w:spacing w:lineRule="auto" w:line="163" w:before="120" w:after="120"/>
+                              <w:spacing w:line="163" w:lineRule="auto"/>
                               <w:jc w:val="center"/>
                               <w:rPr>
-                                <w:i w:val="false"/>
-                                <w:i w:val="false"/>
-                                <w:iCs w:val="false"/>
+                                <w:i w:val="0"/>
+                                <w:iCs w:val="0"/>
                               </w:rPr>
                             </w:pPr>
                             <w:r>
                               <w:rPr>
+                                <w:noProof/>
                                 <w:color w:val="000000"/>
                               </w:rPr>
                               <w:drawing>
                                 <wp:inline distT="0" distB="0" distL="0" distR="0">
                                   <wp:extent cx="3435985" cy="1398270"/>
                                   <wp:effectExtent l="0" t="0" r="0" b="0"/>
-                                  <wp:docPr id="28" name="Image1" descr=""/>
+                                  <wp:docPr id="28" name="Image1"/>
                                   <wp:cNvGraphicFramePr>
                                     <a:graphicFrameLocks xmlns:a="http://schemas.openxmlformats.org/drawingml/2006/main" noChangeAspect="1"/>
                                   </wp:cNvGraphicFramePr>
@@ -4106,13 +4019,13 @@
                                     <a:graphicData uri="http://schemas.openxmlformats.org/drawingml/2006/picture">
                                       <pic:pic xmlns:pic="http://schemas.openxmlformats.org/drawingml/2006/picture">
                                         <pic:nvPicPr>
-                                          <pic:cNvPr id="28" name="Image1" descr=""/>
+                                          <pic:cNvPr id="28" name="Image1"/>
                                           <pic:cNvPicPr>
                                             <a:picLocks noChangeAspect="1" noChangeArrowheads="1"/>
                                           </pic:cNvPicPr>
                                         </pic:nvPicPr>
                                         <pic:blipFill>
-                                          <a:blip r:embed="rId13"/>
+                                          <a:blip r:embed="rId14"/>
                                           <a:stretch>
                                             <a:fillRect/>
                                           </a:stretch>
@@ -4134,64 +4047,72 @@
                             </w:r>
                             <w:r>
                               <w:rPr>
-                                <w:i w:val="false"/>
-                                <w:iCs w:val="false"/>
-                                <w:color w:val="000000"/>
-                              </w:rPr>
-                              <w:t xml:space="preserve">図 </w:t>
-                            </w:r>
-                            <w:r>
-                              <w:rPr>
-                                <w:i w:val="false"/>
-                                <w:iCs w:val="false"/>
+                                <w:i w:val="0"/>
+                                <w:iCs w:val="0"/>
+                                <w:color w:val="000000"/>
+                              </w:rPr>
+                              <w:t>図</w:t>
+                            </w:r>
+                            <w:r>
+                              <w:rPr>
+                                <w:i w:val="0"/>
+                                <w:iCs w:val="0"/>
+                                <w:color w:val="000000"/>
+                              </w:rPr>
+                              <w:t xml:space="preserve"> </w:t>
+                            </w:r>
+                            <w:r>
+                              <w:rPr>
+                                <w:i w:val="0"/>
+                                <w:iCs w:val="0"/>
                                 <w:color w:val="000000"/>
                               </w:rPr>
                               <w:fldChar w:fldCharType="begin"/>
                             </w:r>
                             <w:r>
                               <w:rPr>
-                                <w:i w:val="false"/>
-                                <w:iCs w:val="false"/>
+                                <w:i w:val="0"/>
+                                <w:iCs w:val="0"/>
                                 <w:color w:val="000000"/>
                               </w:rPr>
                               <w:instrText xml:space="preserve"> SEQ Figure \* ARABIC </w:instrText>
                             </w:r>
                             <w:r>
                               <w:rPr>
-                                <w:i w:val="false"/>
-                                <w:iCs w:val="false"/>
+                                <w:i w:val="0"/>
+                                <w:iCs w:val="0"/>
                                 <w:color w:val="000000"/>
                               </w:rPr>
                               <w:fldChar w:fldCharType="separate"/>
                             </w:r>
                             <w:r>
                               <w:rPr>
-                                <w:i w:val="false"/>
-                                <w:iCs w:val="false"/>
+                                <w:i w:val="0"/>
+                                <w:iCs w:val="0"/>
                                 <w:color w:val="000000"/>
                               </w:rPr>
                               <w:t>6</w:t>
                             </w:r>
                             <w:r>
                               <w:rPr>
-                                <w:i w:val="false"/>
-                                <w:iCs w:val="false"/>
+                                <w:i w:val="0"/>
+                                <w:iCs w:val="0"/>
                                 <w:color w:val="000000"/>
                               </w:rPr>
                               <w:fldChar w:fldCharType="end"/>
                             </w:r>
                             <w:r>
                               <w:rPr>
-                                <w:i w:val="false"/>
-                                <w:iCs w:val="false"/>
+                                <w:i w:val="0"/>
+                                <w:iCs w:val="0"/>
                                 <w:color w:val="000000"/>
                               </w:rPr>
                               <w:t xml:space="preserve">: </w:t>
                             </w:r>
                             <w:r>
                               <w:rPr>
-                                <w:i w:val="false"/>
-                                <w:iCs w:val="false"/>
+                                <w:i w:val="0"/>
+                                <w:iCs w:val="0"/>
                                 <w:color w:val="000000"/>
                               </w:rPr>
                               <w:t>長音階のダイアトニックコード</w:t>
@@ -4200,20 +4121,18 @@
                           <w:p>
                             <w:pPr>
                               <w:pStyle w:val="Figure"/>
-                              <w:spacing w:before="120" w:after="120"/>
                               <w:jc w:val="center"/>
                               <w:rPr>
-                                <w:i w:val="false"/>
-                                <w:i w:val="false"/>
-                                <w:iCs w:val="false"/>
+                                <w:i w:val="0"/>
+                                <w:iCs w:val="0"/>
                                 <w:sz w:val="20"/>
                                 <w:szCs w:val="20"/>
                               </w:rPr>
                             </w:pPr>
                             <w:r>
                               <w:rPr>
-                                <w:i w:val="false"/>
-                                <w:iCs w:val="false"/>
+                                <w:i w:val="0"/>
+                                <w:iCs w:val="0"/>
                                 <w:color w:val="000000"/>
                                 <w:sz w:val="20"/>
                                 <w:szCs w:val="20"/>
@@ -4223,7 +4142,7 @@
                           </w:p>
                         </w:txbxContent>
                       </wps:txbx>
-                      <wps:bodyPr lIns="0" rIns="0" tIns="0" bIns="0" anchor="t">
+                      <wps:bodyPr lIns="0" tIns="0" rIns="0" bIns="0" anchor="t">
                         <a:noAutofit/>
                       </wps:bodyPr>
                     </wps:wsp>
@@ -4234,31 +4153,29 @@
           </mc:Choice>
           <mc:Fallback>
             <w:pict>
-              <v:rect id="shape_0" ID="Frame7" path="m0,0l-2147483645,0l-2147483645,-2147483646l0,-2147483646xe" fillcolor="white" stroked="f" o:allowincell="f" style="position:absolute;margin-left:248.2pt;margin-top:36.75pt;width:270.5pt;height:164.4pt;mso-wrap-style:square;v-text-anchor:top">
-                <v:fill o:detectmouseclick="t" type="solid" color2="black"/>
-                <v:stroke color="#3465a4" joinstyle="round" endcap="flat"/>
-                <v:textbox>
+              <v:rect id="Frame7" o:spid="_x0000_s1033" style="position:absolute;margin-left:248.2pt;margin-top:36.75pt;width:270.55pt;height:164.45pt;z-index:4;visibility:visible;mso-wrap-style:square;mso-wrap-distance-left:0;mso-wrap-distance-top:0;mso-wrap-distance-right:0;mso-wrap-distance-bottom:0;mso-position-horizontal:absolute;mso-position-horizontal-relative:text;mso-position-vertical:absolute;mso-position-vertical-relative:text;v-text-anchor:top" o:gfxdata="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" o:allowincell="f" stroked="f" strokeweight="0">
+                <v:textbox inset="0,0,0,0">
                   <w:txbxContent>
                     <w:p>
                       <w:pPr>
                         <w:pStyle w:val="Figure"/>
-                        <w:spacing w:lineRule="auto" w:line="163" w:before="120" w:after="120"/>
+                        <w:spacing w:line="163" w:lineRule="auto"/>
                         <w:jc w:val="center"/>
                         <w:rPr>
-                          <w:i w:val="false"/>
-                          <w:i w:val="false"/>
-                          <w:iCs w:val="false"/>
+                          <w:i w:val="0"/>
+                          <w:iCs w:val="0"/>
                         </w:rPr>
                       </w:pPr>
                       <w:r>
                         <w:rPr>
+                          <w:noProof/>
                           <w:color w:val="000000"/>
                         </w:rPr>
                         <w:drawing>
                           <wp:inline distT="0" distB="0" distL="0" distR="0">
                             <wp:extent cx="3435985" cy="1398270"/>
                             <wp:effectExtent l="0" t="0" r="0" b="0"/>
-                            <wp:docPr id="29" name="Image1" descr=""/>
+                            <wp:docPr id="28" name="Image1"/>
                             <wp:cNvGraphicFramePr>
                               <a:graphicFrameLocks xmlns:a="http://schemas.openxmlformats.org/drawingml/2006/main" noChangeAspect="1"/>
                             </wp:cNvGraphicFramePr>
@@ -4266,7 +4183,7 @@
                               <a:graphicData uri="http://schemas.openxmlformats.org/drawingml/2006/picture">
                                 <pic:pic xmlns:pic="http://schemas.openxmlformats.org/drawingml/2006/picture">
                                   <pic:nvPicPr>
-                                    <pic:cNvPr id="29" name="Image1" descr=""/>
+                                    <pic:cNvPr id="28" name="Image1"/>
                                     <pic:cNvPicPr>
                                       <a:picLocks noChangeAspect="1" noChangeArrowheads="1"/>
                                     </pic:cNvPicPr>
@@ -4294,64 +4211,72 @@
                       </w:r>
                       <w:r>
                         <w:rPr>
-                          <w:i w:val="false"/>
-                          <w:iCs w:val="false"/>
-                          <w:color w:val="000000"/>
-                        </w:rPr>
-                        <w:t xml:space="preserve">図 </w:t>
-                      </w:r>
-                      <w:r>
-                        <w:rPr>
-                          <w:i w:val="false"/>
-                          <w:iCs w:val="false"/>
+                          <w:i w:val="0"/>
+                          <w:iCs w:val="0"/>
+                          <w:color w:val="000000"/>
+                        </w:rPr>
+                        <w:t>図</w:t>
+                      </w:r>
+                      <w:r>
+                        <w:rPr>
+                          <w:i w:val="0"/>
+                          <w:iCs w:val="0"/>
+                          <w:color w:val="000000"/>
+                        </w:rPr>
+                        <w:t xml:space="preserve"> </w:t>
+                      </w:r>
+                      <w:r>
+                        <w:rPr>
+                          <w:i w:val="0"/>
+                          <w:iCs w:val="0"/>
                           <w:color w:val="000000"/>
                         </w:rPr>
                         <w:fldChar w:fldCharType="begin"/>
                       </w:r>
                       <w:r>
                         <w:rPr>
-                          <w:i w:val="false"/>
-                          <w:iCs w:val="false"/>
+                          <w:i w:val="0"/>
+                          <w:iCs w:val="0"/>
                           <w:color w:val="000000"/>
                         </w:rPr>
                         <w:instrText xml:space="preserve"> SEQ Figure \* ARABIC </w:instrText>
                       </w:r>
                       <w:r>
                         <w:rPr>
-                          <w:i w:val="false"/>
-                          <w:iCs w:val="false"/>
+                          <w:i w:val="0"/>
+                          <w:iCs w:val="0"/>
                           <w:color w:val="000000"/>
                         </w:rPr>
                         <w:fldChar w:fldCharType="separate"/>
                       </w:r>
                       <w:r>
                         <w:rPr>
-                          <w:i w:val="false"/>
-                          <w:iCs w:val="false"/>
+                          <w:i w:val="0"/>
+                          <w:iCs w:val="0"/>
                           <w:color w:val="000000"/>
                         </w:rPr>
                         <w:t>6</w:t>
                       </w:r>
                       <w:r>
                         <w:rPr>
-                          <w:i w:val="false"/>
-                          <w:iCs w:val="false"/>
+                          <w:i w:val="0"/>
+                          <w:iCs w:val="0"/>
                           <w:color w:val="000000"/>
                         </w:rPr>
                         <w:fldChar w:fldCharType="end"/>
                       </w:r>
                       <w:r>
                         <w:rPr>
-                          <w:i w:val="false"/>
-                          <w:iCs w:val="false"/>
+                          <w:i w:val="0"/>
+                          <w:iCs w:val="0"/>
                           <w:color w:val="000000"/>
                         </w:rPr>
                         <w:t xml:space="preserve">: </w:t>
                       </w:r>
                       <w:r>
                         <w:rPr>
-                          <w:i w:val="false"/>
-                          <w:iCs w:val="false"/>
+                          <w:i w:val="0"/>
+                          <w:iCs w:val="0"/>
                           <w:color w:val="000000"/>
                         </w:rPr>
                         <w:t>長音階のダイアトニックコード</w:t>
@@ -4360,20 +4285,18 @@
                     <w:p>
                       <w:pPr>
                         <w:pStyle w:val="Figure"/>
-                        <w:spacing w:before="120" w:after="120"/>
                         <w:jc w:val="center"/>
                         <w:rPr>
-                          <w:i w:val="false"/>
-                          <w:i w:val="false"/>
-                          <w:iCs w:val="false"/>
+                          <w:i w:val="0"/>
+                          <w:iCs w:val="0"/>
                           <w:sz w:val="20"/>
                           <w:szCs w:val="20"/>
                         </w:rPr>
                       </w:pPr>
                       <w:r>
                         <w:rPr>
-                          <w:i w:val="false"/>
-                          <w:iCs w:val="false"/>
+                          <w:i w:val="0"/>
+                          <w:iCs w:val="0"/>
                           <w:color w:val="000000"/>
                           <w:sz w:val="20"/>
                           <w:szCs w:val="20"/>
@@ -4398,12 +4321,10 @@
     </w:p>
     <w:p>
       <w:pPr>
-        <w:pStyle w:val="Normal"/>
         <w:numPr>
           <w:ilvl w:val="0"/>
           <w:numId w:val="2"/>
         </w:numPr>
-        <w:rPr/>
       </w:pPr>
       <w:r>
         <w:rPr>
@@ -4414,12 +4335,10 @@
     </w:p>
     <w:p>
       <w:pPr>
-        <w:pStyle w:val="Normal"/>
         <w:numPr>
           <w:ilvl w:val="1"/>
           <w:numId w:val="2"/>
         </w:numPr>
-        <w:rPr/>
       </w:pPr>
       <w:r>
         <w:rPr>
@@ -4436,12 +4355,10 @@
     </w:p>
     <w:p>
       <w:pPr>
-        <w:pStyle w:val="Normal"/>
         <w:numPr>
           <w:ilvl w:val="1"/>
           <w:numId w:val="2"/>
         </w:numPr>
-        <w:rPr/>
       </w:pPr>
       <w:r>
         <w:rPr>
@@ -4458,12 +4375,10 @@
     </w:p>
     <w:p>
       <w:pPr>
-        <w:pStyle w:val="Normal"/>
         <w:numPr>
           <w:ilvl w:val="1"/>
           <w:numId w:val="2"/>
         </w:numPr>
-        <w:rPr/>
       </w:pPr>
       <w:r>
         <w:rPr>
@@ -4492,12 +4407,10 @@
     </w:p>
     <w:p>
       <w:pPr>
-        <w:pStyle w:val="Normal"/>
         <w:numPr>
           <w:ilvl w:val="0"/>
           <w:numId w:val="2"/>
         </w:numPr>
-        <w:rPr/>
       </w:pPr>
       <w:r>
         <w:rPr>
@@ -4508,24 +4421,26 @@
     </w:p>
     <w:p>
       <w:pPr>
-        <w:pStyle w:val="Normal"/>
         <w:numPr>
           <w:ilvl w:val="1"/>
           <w:numId w:val="2"/>
         </w:numPr>
-        <w:rPr/>
-      </w:pPr>
-      <w:r>
-        <w:rPr>
-          <w:rFonts w:ascii="ScaleDegrees Times" w:hAnsi="ScaleDegrees Times"/>
-        </w:rPr>
+      </w:pPr>
+      <w:r>
+        <w:rPr>
+          <w:rFonts w:ascii="ScaleDegrees Times" w:hAnsi="ScaleDegrees Times"/>
+        </w:rPr>
+        <w:lastRenderedPageBreak/>
         <w:t>i, bIII</w:t>
       </w:r>
       <w:r>
+        <w:rPr>
+          <w:noProof/>
+        </w:rPr>
         <mc:AlternateContent>
           <mc:Choice Requires="wps">
             <w:drawing>
-              <wp:anchor behindDoc="0" distT="0" distB="0" distL="0" distR="0" simplePos="0" locked="0" layoutInCell="0" allowOverlap="1" relativeHeight="10">
+              <wp:anchor distT="0" distB="0" distL="0" distR="0" simplePos="0" relativeHeight="10" behindDoc="0" locked="0" layoutInCell="0" allowOverlap="1">
                 <wp:simplePos x="0" y="0"/>
                 <wp:positionH relativeFrom="column">
                   <wp:posOffset>3152140</wp:posOffset>
@@ -4537,6 +4452,7 @@
                 <wp:effectExtent l="0" t="0" r="0" b="0"/>
                 <wp:wrapSquare wrapText="largest"/>
                 <wp:docPr id="30" name="Frame8"/>
+                <wp:cNvGraphicFramePr/>
                 <a:graphic xmlns:a="http://schemas.openxmlformats.org/drawingml/2006/main">
                   <a:graphicData uri="http://schemas.microsoft.com/office/word/2010/wordprocessingShape">
                     <wps:wsp>
@@ -4550,16 +4466,22 @@
                           <a:avLst/>
                         </a:prstGeom>
                         <a:solidFill>
-                          <a:srgbClr val="ffffff"/>
+                          <a:srgbClr val="FFFFFF"/>
                         </a:solidFill>
                         <a:ln w="0">
                           <a:noFill/>
                         </a:ln>
                       </wps:spPr>
                       <wps:style>
-                        <a:lnRef idx="0"/>
-                        <a:fillRef idx="0"/>
-                        <a:effectRef idx="0"/>
+                        <a:lnRef idx="0">
+                          <a:scrgbClr r="0" g="0" b="0"/>
+                        </a:lnRef>
+                        <a:fillRef idx="0">
+                          <a:scrgbClr r="0" g="0" b="0"/>
+                        </a:fillRef>
+                        <a:effectRef idx="0">
+                          <a:scrgbClr r="0" g="0" b="0"/>
+                        </a:effectRef>
                         <a:fontRef idx="minor"/>
                       </wps:style>
                       <wps:txbx>
@@ -4567,22 +4489,22 @@
                           <w:p>
                             <w:pPr>
                               <w:pStyle w:val="Figure"/>
-                              <w:spacing w:lineRule="auto" w:line="163" w:before="120" w:after="120"/>
-                              <w:rPr>
-                                <w:i w:val="false"/>
-                                <w:i w:val="false"/>
-                                <w:iCs w:val="false"/>
+                              <w:spacing w:line="163" w:lineRule="auto"/>
+                              <w:rPr>
+                                <w:i w:val="0"/>
+                                <w:iCs w:val="0"/>
                               </w:rPr>
                             </w:pPr>
                             <w:r>
                               <w:rPr>
+                                <w:noProof/>
                                 <w:color w:val="000000"/>
                               </w:rPr>
                               <w:drawing>
                                 <wp:inline distT="0" distB="0" distL="0" distR="0">
                                   <wp:extent cx="3539490" cy="1338580"/>
                                   <wp:effectExtent l="0" t="0" r="0" b="0"/>
-                                  <wp:docPr id="32" name="Image3" descr=""/>
+                                  <wp:docPr id="32" name="Image3"/>
                                   <wp:cNvGraphicFramePr>
                                     <a:graphicFrameLocks xmlns:a="http://schemas.openxmlformats.org/drawingml/2006/main" noChangeAspect="1"/>
                                   </wp:cNvGraphicFramePr>
@@ -4590,7 +4512,7 @@
                                     <a:graphicData uri="http://schemas.openxmlformats.org/drawingml/2006/picture">
                                       <pic:pic xmlns:pic="http://schemas.openxmlformats.org/drawingml/2006/picture">
                                         <pic:nvPicPr>
-                                          <pic:cNvPr id="32" name="Image3" descr=""/>
+                                          <pic:cNvPr id="32" name="Image3"/>
                                           <pic:cNvPicPr>
                                             <a:picLocks noChangeAspect="1" noChangeArrowheads="1"/>
                                           </pic:cNvPicPr>
@@ -4618,64 +4540,72 @@
                             </w:r>
                             <w:r>
                               <w:rPr>
-                                <w:i w:val="false"/>
-                                <w:iCs w:val="false"/>
-                                <w:color w:val="000000"/>
-                              </w:rPr>
-                              <w:t xml:space="preserve">図 </w:t>
-                            </w:r>
-                            <w:r>
-                              <w:rPr>
-                                <w:i w:val="false"/>
-                                <w:iCs w:val="false"/>
+                                <w:i w:val="0"/>
+                                <w:iCs w:val="0"/>
+                                <w:color w:val="000000"/>
+                              </w:rPr>
+                              <w:t>図</w:t>
+                            </w:r>
+                            <w:r>
+                              <w:rPr>
+                                <w:i w:val="0"/>
+                                <w:iCs w:val="0"/>
+                                <w:color w:val="000000"/>
+                              </w:rPr>
+                              <w:t xml:space="preserve"> </w:t>
+                            </w:r>
+                            <w:r>
+                              <w:rPr>
+                                <w:i w:val="0"/>
+                                <w:iCs w:val="0"/>
                                 <w:color w:val="000000"/>
                               </w:rPr>
                               <w:fldChar w:fldCharType="begin"/>
                             </w:r>
                             <w:r>
                               <w:rPr>
-                                <w:i w:val="false"/>
-                                <w:iCs w:val="false"/>
+                                <w:i w:val="0"/>
+                                <w:iCs w:val="0"/>
                                 <w:color w:val="000000"/>
                               </w:rPr>
                               <w:instrText xml:space="preserve"> SEQ Figure \* ARABIC </w:instrText>
                             </w:r>
                             <w:r>
                               <w:rPr>
-                                <w:i w:val="false"/>
-                                <w:iCs w:val="false"/>
+                                <w:i w:val="0"/>
+                                <w:iCs w:val="0"/>
                                 <w:color w:val="000000"/>
                               </w:rPr>
                               <w:fldChar w:fldCharType="separate"/>
                             </w:r>
                             <w:r>
                               <w:rPr>
-                                <w:i w:val="false"/>
-                                <w:iCs w:val="false"/>
+                                <w:i w:val="0"/>
+                                <w:iCs w:val="0"/>
                                 <w:color w:val="000000"/>
                               </w:rPr>
                               <w:t>7</w:t>
                             </w:r>
                             <w:r>
                               <w:rPr>
-                                <w:i w:val="false"/>
-                                <w:iCs w:val="false"/>
+                                <w:i w:val="0"/>
+                                <w:iCs w:val="0"/>
                                 <w:color w:val="000000"/>
                               </w:rPr>
                               <w:fldChar w:fldCharType="end"/>
                             </w:r>
                             <w:r>
                               <w:rPr>
-                                <w:i w:val="false"/>
-                                <w:iCs w:val="false"/>
+                                <w:i w:val="0"/>
+                                <w:iCs w:val="0"/>
                                 <w:color w:val="000000"/>
                               </w:rPr>
                               <w:t xml:space="preserve">: </w:t>
                             </w:r>
                             <w:r>
                               <w:rPr>
-                                <w:i w:val="false"/>
-                                <w:iCs w:val="false"/>
+                                <w:i w:val="0"/>
+                                <w:iCs w:val="0"/>
                                 <w:color w:val="000000"/>
                               </w:rPr>
                               <w:t>自然短音階ダイアトニックコード</w:t>
@@ -4683,7 +4613,7 @@
                           </w:p>
                         </w:txbxContent>
                       </wps:txbx>
-                      <wps:bodyPr lIns="0" rIns="0" tIns="0" bIns="0" anchor="t">
+                      <wps:bodyPr lIns="0" tIns="0" rIns="0" bIns="0" anchor="t">
                         <a:noAutofit/>
                       </wps:bodyPr>
                     </wps:wsp>
@@ -4694,30 +4624,28 @@
           </mc:Choice>
           <mc:Fallback>
             <w:pict>
-              <v:rect id="shape_0" ID="Frame8" path="m0,0l-2147483645,0l-2147483645,-2147483646l0,-2147483646xe" fillcolor="white" stroked="f" o:allowincell="f" style="position:absolute;margin-left:248.2pt;margin-top:15.55pt;width:278.65pt;height:123.55pt;mso-wrap-style:square;v-text-anchor:top">
-                <v:fill o:detectmouseclick="t" type="solid" color2="black"/>
-                <v:stroke color="#3465a4" joinstyle="round" endcap="flat"/>
-                <v:textbox>
+              <v:rect id="Frame8" o:spid="_x0000_s1034" style="position:absolute;left:0;text-align:left;margin-left:248.2pt;margin-top:15.55pt;width:278.7pt;height:123.6pt;z-index:10;visibility:visible;mso-wrap-style:square;mso-wrap-distance-left:0;mso-wrap-distance-top:0;mso-wrap-distance-right:0;mso-wrap-distance-bottom:0;mso-position-horizontal:absolute;mso-position-horizontal-relative:text;mso-position-vertical:absolute;mso-position-vertical-relative:text;v-text-anchor:top" o:gfxdata="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" o:allowincell="f" stroked="f" strokeweight="0">
+                <v:textbox inset="0,0,0,0">
                   <w:txbxContent>
                     <w:p>
                       <w:pPr>
                         <w:pStyle w:val="Figure"/>
-                        <w:spacing w:lineRule="auto" w:line="163" w:before="120" w:after="120"/>
-                        <w:rPr>
-                          <w:i w:val="false"/>
-                          <w:i w:val="false"/>
-                          <w:iCs w:val="false"/>
+                        <w:spacing w:line="163" w:lineRule="auto"/>
+                        <w:rPr>
+                          <w:i w:val="0"/>
+                          <w:iCs w:val="0"/>
                         </w:rPr>
                       </w:pPr>
                       <w:r>
                         <w:rPr>
+                          <w:noProof/>
                           <w:color w:val="000000"/>
                         </w:rPr>
                         <w:drawing>
                           <wp:inline distT="0" distB="0" distL="0" distR="0">
                             <wp:extent cx="3539490" cy="1338580"/>
                             <wp:effectExtent l="0" t="0" r="0" b="0"/>
-                            <wp:docPr id="33" name="Image3" descr=""/>
+                            <wp:docPr id="32" name="Image3"/>
                             <wp:cNvGraphicFramePr>
                               <a:graphicFrameLocks xmlns:a="http://schemas.openxmlformats.org/drawingml/2006/main" noChangeAspect="1"/>
                             </wp:cNvGraphicFramePr>
@@ -4725,13 +4653,13 @@
                               <a:graphicData uri="http://schemas.openxmlformats.org/drawingml/2006/picture">
                                 <pic:pic xmlns:pic="http://schemas.openxmlformats.org/drawingml/2006/picture">
                                   <pic:nvPicPr>
-                                    <pic:cNvPr id="33" name="Image3" descr=""/>
+                                    <pic:cNvPr id="32" name="Image3"/>
                                     <pic:cNvPicPr>
                                       <a:picLocks noChangeAspect="1" noChangeArrowheads="1"/>
                                     </pic:cNvPicPr>
                                   </pic:nvPicPr>
                                   <pic:blipFill>
-                                    <a:blip r:embed="rId16"/>
+                                    <a:blip r:embed="rId15"/>
                                     <a:stretch>
                                       <a:fillRect/>
                                     </a:stretch>
@@ -4753,64 +4681,72 @@
                       </w:r>
                       <w:r>
                         <w:rPr>
-                          <w:i w:val="false"/>
-                          <w:iCs w:val="false"/>
-                          <w:color w:val="000000"/>
-                        </w:rPr>
-                        <w:t xml:space="preserve">図 </w:t>
-                      </w:r>
-                      <w:r>
-                        <w:rPr>
-                          <w:i w:val="false"/>
-                          <w:iCs w:val="false"/>
+                          <w:i w:val="0"/>
+                          <w:iCs w:val="0"/>
+                          <w:color w:val="000000"/>
+                        </w:rPr>
+                        <w:t>図</w:t>
+                      </w:r>
+                      <w:r>
+                        <w:rPr>
+                          <w:i w:val="0"/>
+                          <w:iCs w:val="0"/>
+                          <w:color w:val="000000"/>
+                        </w:rPr>
+                        <w:t xml:space="preserve"> </w:t>
+                      </w:r>
+                      <w:r>
+                        <w:rPr>
+                          <w:i w:val="0"/>
+                          <w:iCs w:val="0"/>
                           <w:color w:val="000000"/>
                         </w:rPr>
                         <w:fldChar w:fldCharType="begin"/>
                       </w:r>
                       <w:r>
                         <w:rPr>
-                          <w:i w:val="false"/>
-                          <w:iCs w:val="false"/>
+                          <w:i w:val="0"/>
+                          <w:iCs w:val="0"/>
                           <w:color w:val="000000"/>
                         </w:rPr>
                         <w:instrText xml:space="preserve"> SEQ Figure \* ARABIC </w:instrText>
                       </w:r>
                       <w:r>
                         <w:rPr>
-                          <w:i w:val="false"/>
-                          <w:iCs w:val="false"/>
+                          <w:i w:val="0"/>
+                          <w:iCs w:val="0"/>
                           <w:color w:val="000000"/>
                         </w:rPr>
                         <w:fldChar w:fldCharType="separate"/>
                       </w:r>
                       <w:r>
                         <w:rPr>
-                          <w:i w:val="false"/>
-                          <w:iCs w:val="false"/>
+                          <w:i w:val="0"/>
+                          <w:iCs w:val="0"/>
                           <w:color w:val="000000"/>
                         </w:rPr>
                         <w:t>7</w:t>
                       </w:r>
                       <w:r>
                         <w:rPr>
-                          <w:i w:val="false"/>
-                          <w:iCs w:val="false"/>
+                          <w:i w:val="0"/>
+                          <w:iCs w:val="0"/>
                           <w:color w:val="000000"/>
                         </w:rPr>
                         <w:fldChar w:fldCharType="end"/>
                       </w:r>
                       <w:r>
                         <w:rPr>
-                          <w:i w:val="false"/>
-                          <w:iCs w:val="false"/>
+                          <w:i w:val="0"/>
+                          <w:iCs w:val="0"/>
                           <w:color w:val="000000"/>
                         </w:rPr>
                         <w:t xml:space="preserve">: </w:t>
                       </w:r>
                       <w:r>
                         <w:rPr>
-                          <w:i w:val="false"/>
-                          <w:iCs w:val="false"/>
+                          <w:i w:val="0"/>
+                          <w:iCs w:val="0"/>
                           <w:color w:val="000000"/>
                         </w:rPr>
                         <w:t>自然短音階ダイアトニックコード</w:t>
@@ -4833,12 +4769,10 @@
     </w:p>
     <w:p>
       <w:pPr>
-        <w:pStyle w:val="Normal"/>
         <w:numPr>
           <w:ilvl w:val="1"/>
           <w:numId w:val="2"/>
         </w:numPr>
-        <w:rPr/>
       </w:pPr>
       <w:r>
         <w:rPr>
@@ -4855,12 +4789,10 @@
     </w:p>
     <w:p>
       <w:pPr>
-        <w:pStyle w:val="Normal"/>
         <w:numPr>
           <w:ilvl w:val="1"/>
           <w:numId w:val="2"/>
         </w:numPr>
-        <w:rPr/>
       </w:pPr>
       <w:r>
         <w:rPr>
@@ -4888,10 +4820,6 @@
       </w:r>
     </w:p>
     <w:p>
-      <w:pPr>
-        <w:pStyle w:val="Normal"/>
-        <w:rPr/>
-      </w:pPr>
       <w:r>
         <w:rPr>
           <w:rFonts w:ascii="ScaleDegrees Times" w:hAnsi="ScaleDegrees Times"/>
@@ -4902,20 +4830,14 @@
     <w:p>
       <w:pPr>
         <w:pStyle w:val="Heading2"/>
-        <w:rPr/>
       </w:pPr>
       <w:bookmarkStart w:id="31" w:name="__RefHeading___Toc433_3269620353"/>
       <w:bookmarkEnd w:id="31"/>
       <w:r>
-        <w:rPr/>
         <w:t>ソース・参考資料</w:t>
       </w:r>
     </w:p>
     <w:p>
-      <w:pPr>
-        <w:pStyle w:val="Normal"/>
-        <w:rPr/>
-      </w:pPr>
       <w:r>
         <w:rPr>
           <w:rFonts w:ascii="ScaleDegrees Times" w:hAnsi="ScaleDegrees Times"/>
@@ -4924,50 +4846,59 @@
       </w:r>
       <w:r>
         <w:rPr>
-          <w:rStyle w:val="InternetLink"/>
+          <w:rStyle w:val="Hyperlink"/>
           <w:color w:val="auto"/>
         </w:rPr>
         <w:t>https://commons.wikimedia.org/wiki/File:Circle_of_fifths_deluxe_4.svg</w:t>
       </w:r>
     </w:p>
     <w:p>
-      <w:pPr>
-        <w:pStyle w:val="Normal"/>
-        <w:widowControl/>
-        <w:suppressAutoHyphens w:val="true"/>
-        <w:bidi w:val="0"/>
-        <w:spacing w:lineRule="auto" w:line="259" w:before="0" w:after="160"/>
-        <w:jc w:val="left"/>
-        <w:rPr/>
-      </w:pPr>
-      <w:r>
-        <w:rPr/>
-        <w:t xml:space="preserve">エンクロージャーについて </w:t>
-      </w:r>
-      <w:r>
-        <w:rPr/>
-        <w:t>https://www.jazzadvice.com/lessons/how-to-effectively-use-enclosure/</w:t>
+      <w:r>
+        <w:t>エンクロージャーについて</w:t>
+      </w:r>
+      <w:r>
+        <w:t xml:space="preserve"> https://www.jazzadvice.com/lessons/how-to-effectively-use-enclosure/</w:t>
       </w:r>
     </w:p>
     <w:sectPr>
-      <w:footnotePr>
-        <w:numFmt w:val="decimal"/>
-      </w:footnotePr>
-      <w:type w:val="nextPage"/>
       <w:pgSz w:w="12240" w:h="15840"/>
-      <w:pgMar w:left="1701" w:right="1701" w:gutter="0" w:header="0" w:top="1985" w:footer="0" w:bottom="1701"/>
-      <w:pgNumType w:fmt="decimal"/>
-      <w:formProt w:val="false"/>
-      <w:textDirection w:val="lrTb"/>
-      <w:docGrid w:type="default" w:linePitch="360" w:charSpace="8192"/>
+      <w:pgMar w:top="1985" w:right="1701" w:bottom="1701" w:left="1701" w:header="0" w:footer="0" w:gutter="0"/>
+      <w:cols w:space="720"/>
+      <w:formProt w:val="0"/>
+      <w:docGrid w:linePitch="360" w:charSpace="8192"/>
     </w:sectPr>
   </w:body>
 </w:document>
 </file>
 
+<file path=word/endnotes.xml><?xml version="1.0" encoding="utf-8"?>
+<w:endnotes xmlns:wpc="http://schemas.microsoft.com/office/word/2010/wordprocessingCanvas" xmlns:cx="http://schemas.microsoft.com/office/drawing/2014/chartex" xmlns:cx1="http://schemas.microsoft.com/office/drawing/2015/9/8/chartex" xmlns:cx2="http://schemas.microsoft.com/office/drawing/2015/10/21/chartex" xmlns:cx3="http://schemas.microsoft.com/office/drawing/2016/5/9/chartex" xmlns:cx4="http://schemas.microsoft.com/office/drawing/2016/5/10/chartex" xmlns:cx5="http://schemas.microsoft.com/office/drawing/2016/5/11/chartex" xmlns:cx6="http://schemas.microsoft.com/office/drawing/2016/5/12/chartex" xmlns:cx7="http://schemas.microsoft.com/office/drawing/2016/5/13/chartex" xmlns:cx8="http://schemas.microsoft.com/office/drawing/2016/5/14/chartex" xmlns:mc="http://schemas.openxmlformats.org/markup-compatibility/2006" xmlns:aink="http://schemas.microsoft.com/office/drawing/2016/ink" xmlns:am3d="http://schemas.microsoft.com/office/drawing/2017/model3d" xmlns:o="urn:schemas-microsoft-com:office:office" xmlns:oel="http://schemas.microsoft.com/office/2019/extlst" xmlns:r="http://schemas.openxmlformats.org/officeDocument/2006/relationships" xmlns:m="http://schemas.openxmlformats.org/officeDocument/2006/math" xmlns:v="urn:schemas-microsoft-com:vml" xmlns:wp14="http://schemas.microsoft.com/office/word/2010/wordprocessingDrawing" xmlns:wp="http://schemas.openxmlformats.org/drawingml/2006/wordprocessingDrawing" xmlns:w10="urn:schemas-microsoft-com:office:word" xmlns:w="http://schemas.openxmlformats.org/wordprocessingml/2006/main" xmlns:w14="http://schemas.microsoft.com/office/word/2010/wordml" xmlns:w15="http://schemas.microsoft.com/office/word/2012/wordml" xmlns:w16cex="http://schemas.microsoft.com/office/word/2018/wordml/cex" xmlns:w16cid="http://schemas.microsoft.com/office/word/2016/wordml/cid" xmlns:w16="http://schemas.microsoft.com/office/word/2018/wordml" xmlns:w16du="http://schemas.microsoft.com/office/word/2023/wordml/word16du" xmlns:w16sdtdh="http://schemas.microsoft.com/office/word/2020/wordml/sdtdatahash" xmlns:w16se="http://schemas.microsoft.com/office/word/2015/wordml/symex" xmlns:wpg="http://schemas.microsoft.com/office/word/2010/wordprocessingGroup" xmlns:wpi="http://schemas.microsoft.com/office/word/2010/wordprocessingInk" xmlns:wne="http://schemas.microsoft.com/office/word/2006/wordml" xmlns:wps="http://schemas.microsoft.com/office/word/2010/wordprocessingShape" mc:Ignorable="w14 w15 w16se w16cid w16 w16cex w16sdtdh w16du wp14">
+  <w:endnote w:type="separator" w:id="-1">
+    <w:p>
+      <w:pPr>
+        <w:spacing w:after="0" w:line="240" w:lineRule="auto"/>
+      </w:pPr>
+      <w:r>
+        <w:separator/>
+      </w:r>
+    </w:p>
+  </w:endnote>
+  <w:endnote w:type="continuationSeparator" w:id="0">
+    <w:p>
+      <w:pPr>
+        <w:spacing w:after="0" w:line="240" w:lineRule="auto"/>
+      </w:pPr>
+      <w:r>
+        <w:continuationSeparator/>
+      </w:r>
+    </w:p>
+  </w:endnote>
+</w:endnotes>
+</file>
+
 <file path=word/footnotes.xml><?xml version="1.0" encoding="utf-8"?>
-<w:footnotes xmlns:o="urn:schemas-microsoft-com:office:office" xmlns:r="http://schemas.openxmlformats.org/officeDocument/2006/relationships" xmlns:v="urn:schemas-microsoft-com:vml" xmlns:w="http://schemas.openxmlformats.org/wordprocessingml/2006/main" xmlns:w10="urn:schemas-microsoft-com:office:word" xmlns:wp="http://schemas.openxmlformats.org/drawingml/2006/wordprocessingDrawing" xmlns:wps="http://schemas.microsoft.com/office/word/2010/wordprocessingShape" xmlns:wpg="http://schemas.microsoft.com/office/word/2010/wordprocessingGroup" xmlns:mc="http://schemas.openxmlformats.org/markup-compatibility/2006" xmlns:wp14="http://schemas.microsoft.com/office/word/2010/wordprocessingDrawing" xmlns:w14="http://schemas.microsoft.com/office/word/2010/wordml" xmlns:w15="http://schemas.microsoft.com/office/word/2012/wordml" mc:Ignorable="w14 wp14 w15">
-  <w:footnote w:id="0" w:type="separator">
+<w:footnotes xmlns:wpc="http://schemas.microsoft.com/office/word/2010/wordprocessingCanvas" xmlns:cx="http://schemas.microsoft.com/office/drawing/2014/chartex" xmlns:cx1="http://schemas.microsoft.com/office/drawing/2015/9/8/chartex" xmlns:cx2="http://schemas.microsoft.com/office/drawing/2015/10/21/chartex" xmlns:cx3="http://schemas.microsoft.com/office/drawing/2016/5/9/chartex" xmlns:cx4="http://schemas.microsoft.com/office/drawing/2016/5/10/chartex" xmlns:cx5="http://schemas.microsoft.com/office/drawing/2016/5/11/chartex" xmlns:cx6="http://schemas.microsoft.com/office/drawing/2016/5/12/chartex" xmlns:cx7="http://schemas.microsoft.com/office/drawing/2016/5/13/chartex" xmlns:cx8="http://schemas.microsoft.com/office/drawing/2016/5/14/chartex" xmlns:mc="http://schemas.openxmlformats.org/markup-compatibility/2006" xmlns:aink="http://schemas.microsoft.com/office/drawing/2016/ink" xmlns:am3d="http://schemas.microsoft.com/office/drawing/2017/model3d" xmlns:o="urn:schemas-microsoft-com:office:office" xmlns:oel="http://schemas.microsoft.com/office/2019/extlst" xmlns:r="http://schemas.openxmlformats.org/officeDocument/2006/relationships" xmlns:m="http://schemas.openxmlformats.org/officeDocument/2006/math" xmlns:v="urn:schemas-microsoft-com:vml" xmlns:wp14="http://schemas.microsoft.com/office/word/2010/wordprocessingDrawing" xmlns:wp="http://schemas.openxmlformats.org/drawingml/2006/wordprocessingDrawing" xmlns:w10="urn:schemas-microsoft-com:office:word" xmlns:w="http://schemas.openxmlformats.org/wordprocessingml/2006/main" xmlns:w14="http://schemas.microsoft.com/office/word/2010/wordml" xmlns:w15="http://schemas.microsoft.com/office/word/2012/wordml" xmlns:w16cex="http://schemas.microsoft.com/office/word/2018/wordml/cex" xmlns:w16cid="http://schemas.microsoft.com/office/word/2016/wordml/cid" xmlns:w16="http://schemas.microsoft.com/office/word/2018/wordml" xmlns:w16du="http://schemas.microsoft.com/office/word/2023/wordml/word16du" xmlns:w16sdtdh="http://schemas.microsoft.com/office/word/2020/wordml/sdtdatahash" xmlns:w16se="http://schemas.microsoft.com/office/word/2015/wordml/symex" xmlns:wpg="http://schemas.microsoft.com/office/word/2010/wordprocessingGroup" xmlns:wpi="http://schemas.microsoft.com/office/word/2010/wordprocessingInk" xmlns:wne="http://schemas.microsoft.com/office/word/2006/wordml" xmlns:wps="http://schemas.microsoft.com/office/word/2010/wordprocessingShape" mc:Ignorable="w14 w15 w16se w16cid w16 w16cex w16sdtdh w16du wp14">
+  <w:footnote w:type="separator" w:id="-1">
     <w:p>
       <w:pPr>
         <w:rPr>
@@ -4979,7 +4910,7 @@
       </w:r>
     </w:p>
   </w:footnote>
-  <w:footnote w:id="1" w:type="continuationSeparator">
+  <w:footnote w:type="continuationSeparator" w:id="0">
     <w:p>
       <w:pPr>
         <w:rPr>
@@ -4988,17 +4919,40 @@
       </w:pPr>
       <w:r>
         <w:continuationSeparator/>
+      </w:r>
+    </w:p>
+  </w:footnote>
+  <w:footnote w:id="1">
+    <w:p>
+      <w:pPr>
+        <w:pStyle w:val="FootnoteText"/>
+      </w:pPr>
+      <w:r>
+        <w:rPr>
+          <w:rStyle w:val="FootnoteCharacters"/>
+        </w:rPr>
+        <w:footnoteRef/>
+      </w:r>
+      <w:r>
+        <w:tab/>
+      </w:r>
+      <w:r>
+        <w:t>咲夜</w:t>
+      </w:r>
+      <w:r>
+        <w:t>A</w:t>
+      </w:r>
+      <w:r>
+        <w:t>で</w:t>
       </w:r>
     </w:p>
   </w:footnote>
   <w:footnote w:id="2">
     <w:p>
       <w:pPr>
-        <w:pStyle w:val="Footnote"/>
-        <w:suppressLineNumbers/>
-        <w:spacing w:before="0" w:after="160"/>
-        <w:ind w:left="340" w:hanging="340"/>
-        <w:rPr/>
+        <w:rPr>
+          <w:lang w:val="en-GB"/>
+        </w:rPr>
       </w:pPr>
       <w:r>
         <w:rPr>
@@ -5007,28 +4961,26 @@
         <w:footnoteRef/>
       </w:r>
       <w:r>
-        <w:rPr/>
-        <w:tab/>
-        <w:t>咲夜</w:t>
-      </w:r>
-      <w:r>
-        <w:rPr/>
+        <w:t xml:space="preserve">　これが</w:t>
+      </w:r>
+      <w:r>
         <w:t>A</w:t>
       </w:r>
       <w:r>
-        <w:rPr/>
-        <w:t>で</w:t>
+        <w:t>メロの役割を持つのかは些か不明ですが、メロディー性が少なく、聴き手の和声感覚を紛らわしてくる性質もあるので、</w:t>
+      </w:r>
+      <w:r>
+        <w:t>A</w:t>
+      </w:r>
+      <w:r>
+        <w:t>メロよりもブリッジとしての役割が強いと判断しました。</w:t>
       </w:r>
     </w:p>
   </w:footnote>
   <w:footnote w:id="3">
     <w:p>
       <w:pPr>
-        <w:pStyle w:val="Normal"/>
-        <w:spacing w:before="0" w:after="160"/>
-        <w:rPr>
-          <w:lang w:val="en-GB"/>
-        </w:rPr>
+        <w:pStyle w:val="FootnoteText"/>
       </w:pPr>
       <w:r>
         <w:rPr>
@@ -5037,35 +4989,29 @@
         <w:footnoteRef/>
       </w:r>
       <w:r>
-        <w:rPr/>
-        <w:t>　これが</w:t>
-      </w:r>
-      <w:r>
-        <w:rPr/>
-        <w:t>A</w:t>
-      </w:r>
-      <w:r>
-        <w:rPr/>
-        <w:t>メロの役割を持つのかは些か不明ですが、メロディー性が少なく、聴き手の和声感覚を紛らわしてくる性質もあるので、</w:t>
-      </w:r>
-      <w:r>
-        <w:rPr/>
-        <w:t>A</w:t>
-      </w:r>
-      <w:r>
-        <w:rPr/>
-        <w:t>メロよりもブリッジとしての役割が強いと判断しました。</w:t>
+        <w:tab/>
+      </w:r>
+      <w:r>
+        <w:t>目当ての音程に辿り着くために、その上・下の音程を踏んでおくメロディーテク。半音で囲う場合</w:t>
+      </w:r>
+      <w:r>
+        <w:t>(chromatic enclosure)</w:t>
+      </w:r>
+      <w:r>
+        <w:t>も、スケールトーンで囲う場合</w:t>
+      </w:r>
+      <w:r>
+        <w:t>(diatonic enclosure)</w:t>
+      </w:r>
+      <w:r>
+        <w:t>もある。</w:t>
       </w:r>
     </w:p>
   </w:footnote>
   <w:footnote w:id="4">
     <w:p>
       <w:pPr>
-        <w:pStyle w:val="Footnote"/>
-        <w:suppressLineNumbers/>
-        <w:spacing w:before="0" w:after="160"/>
-        <w:ind w:left="340" w:hanging="340"/>
-        <w:rPr/>
+        <w:pStyle w:val="FootnoteText"/>
       </w:pPr>
       <w:r>
         <w:rPr>
@@ -5074,66 +5020,22 @@
         <w:footnoteRef/>
       </w:r>
       <w:r>
-        <w:rPr/>
-        <w:tab/>
-        <w:t>目当ての音程に辿り着くために、その上・下の音程を踏んでおくメロディーテク。半音で囲う場合</w:t>
-      </w:r>
-      <w:r>
-        <w:rPr/>
-        <w:t>(chromatic enclosure)</w:t>
-      </w:r>
-      <w:r>
-        <w:rPr/>
-        <w:t>も、スケールトーンで囲う場合</w:t>
-      </w:r>
-      <w:r>
-        <w:rPr/>
-        <w:t>(diatonic enclosure)</w:t>
-      </w:r>
-      <w:r>
-        <w:rPr/>
-        <w:t>もある。</w:t>
-      </w:r>
-    </w:p>
-  </w:footnote>
-  <w:footnote w:id="5">
-    <w:p>
-      <w:pPr>
-        <w:pStyle w:val="Footnote"/>
-        <w:suppressLineNumbers/>
-        <w:spacing w:before="0" w:after="160"/>
-        <w:ind w:left="340" w:hanging="340"/>
-        <w:rPr/>
-      </w:pPr>
-      <w:r>
-        <w:rPr>
-          <w:rStyle w:val="FootnoteCharacters"/>
-        </w:rPr>
-        <w:footnoteRef/>
-      </w:r>
-      <w:r>
-        <w:rPr/>
         <w:tab/>
         <w:t xml:space="preserve"> </w:t>
       </w:r>
       <w:r>
-        <w:rPr/>
-        <w:t>　明るいと云われてピンと来ない人は風神少女のサビ</w:t>
-      </w:r>
-      <w:r>
-        <w:rPr/>
+        <w:t xml:space="preserve">　明るいと云われてピンと来ない人は風神少女のサビ</w:t>
+      </w:r>
+      <w:r>
         <w:t>11</w:t>
       </w:r>
       <w:r>
-        <w:rPr/>
         <w:t>小節目（</w:t>
       </w:r>
       <w:r>
-        <w:rPr/>
         <w:t>~1:01</w:t>
       </w:r>
       <w:r>
-        <w:rPr/>
         <w:t>）をイメージするとわかりやすいと思います。</w:t>
       </w:r>
     </w:p>
@@ -5142,8 +5044,11 @@
 </file>
 
 <file path=word/numbering.xml><?xml version="1.0" encoding="utf-8"?>
-<w:numbering xmlns:w="http://schemas.openxmlformats.org/wordprocessingml/2006/main" xmlns:o="urn:schemas-microsoft-com:office:office" xmlns:r="http://schemas.openxmlformats.org/officeDocument/2006/relationships" xmlns:v="urn:schemas-microsoft-com:vml" xmlns:mc="http://schemas.openxmlformats.org/markup-compatibility/2006" xmlns:w14="http://schemas.microsoft.com/office/word/2010/wordml" mc:Ignorable="w14">
-  <w:abstractNum w:abstractNumId="1">
+<w:numbering xmlns:wpc="http://schemas.microsoft.com/office/word/2010/wordprocessingCanvas" xmlns:cx="http://schemas.microsoft.com/office/drawing/2014/chartex" xmlns:cx1="http://schemas.microsoft.com/office/drawing/2015/9/8/chartex" xmlns:cx2="http://schemas.microsoft.com/office/drawing/2015/10/21/chartex" xmlns:cx3="http://schemas.microsoft.com/office/drawing/2016/5/9/chartex" xmlns:cx4="http://schemas.microsoft.com/office/drawing/2016/5/10/chartex" xmlns:cx5="http://schemas.microsoft.com/office/drawing/2016/5/11/chartex" xmlns:cx6="http://schemas.microsoft.com/office/drawing/2016/5/12/chartex" xmlns:cx7="http://schemas.microsoft.com/office/drawing/2016/5/13/chartex" xmlns:cx8="http://schemas.microsoft.com/office/drawing/2016/5/14/chartex" xmlns:mc="http://schemas.openxmlformats.org/markup-compatibility/2006" xmlns:aink="http://schemas.microsoft.com/office/drawing/2016/ink" xmlns:am3d="http://schemas.microsoft.com/office/drawing/2017/model3d" xmlns:o="urn:schemas-microsoft-com:office:office" xmlns:oel="http://schemas.microsoft.com/office/2019/extlst" xmlns:r="http://schemas.openxmlformats.org/officeDocument/2006/relationships" xmlns:m="http://schemas.openxmlformats.org/officeDocument/2006/math" xmlns:v="urn:schemas-microsoft-com:vml" xmlns:wp14="http://schemas.microsoft.com/office/word/2010/wordprocessingDrawing" xmlns:wp="http://schemas.openxmlformats.org/drawingml/2006/wordprocessingDrawing" xmlns:w10="urn:schemas-microsoft-com:office:word" xmlns:w="http://schemas.openxmlformats.org/wordprocessingml/2006/main" xmlns:w14="http://schemas.microsoft.com/office/word/2010/wordml" xmlns:w15="http://schemas.microsoft.com/office/word/2012/wordml" xmlns:w16cex="http://schemas.microsoft.com/office/word/2018/wordml/cex" xmlns:w16cid="http://schemas.microsoft.com/office/word/2016/wordml/cid" xmlns:w16="http://schemas.microsoft.com/office/word/2018/wordml" xmlns:w16du="http://schemas.microsoft.com/office/word/2023/wordml/word16du" xmlns:w16sdtdh="http://schemas.microsoft.com/office/word/2020/wordml/sdtdatahash" xmlns:w16se="http://schemas.microsoft.com/office/word/2015/wordml/symex" xmlns:wpg="http://schemas.microsoft.com/office/word/2010/wordprocessingGroup" xmlns:wpi="http://schemas.microsoft.com/office/word/2010/wordprocessingInk" xmlns:wne="http://schemas.microsoft.com/office/word/2006/wordml" xmlns:wps="http://schemas.microsoft.com/office/word/2010/wordprocessingShape" mc:Ignorable="w14 w15 w16se w16cid w16 w16cex w16sdtdh w16du wp14">
+  <w:abstractNum w:abstractNumId="0" w15:restartNumberingAfterBreak="0">
+    <w:nsid w:val="0D082282"/>
+    <w:multiLevelType w:val="multilevel"/>
+    <w:tmpl w:val="3932A68C"/>
     <w:lvl w:ilvl="0">
       <w:start w:val="1"/>
       <w:numFmt w:val="bullet"/>
@@ -5280,7 +5185,10 @@
       </w:rPr>
     </w:lvl>
   </w:abstractNum>
-  <w:abstractNum w:abstractNumId="2">
+  <w:abstractNum w:abstractNumId="1" w15:restartNumberingAfterBreak="0">
+    <w:nsid w:val="57830427"/>
+    <w:multiLevelType w:val="multilevel"/>
+    <w:tmpl w:val="19961880"/>
     <w:lvl w:ilvl="0">
       <w:start w:val="1"/>
       <w:numFmt w:val="bullet"/>
@@ -5417,7 +5325,10 @@
       </w:rPr>
     </w:lvl>
   </w:abstractNum>
-  <w:abstractNum w:abstractNumId="3">
+  <w:abstractNum w:abstractNumId="2" w15:restartNumberingAfterBreak="0">
+    <w:nsid w:val="6AA50DF9"/>
+    <w:multiLevelType w:val="multilevel"/>
+    <w:tmpl w:val="7F9E5CD6"/>
     <w:lvl w:ilvl="0">
       <w:start w:val="1"/>
       <w:numFmt w:val="none"/>
@@ -5428,7 +5339,7 @@
         <w:tabs>
           <w:tab w:val="num" w:pos="0"/>
         </w:tabs>
-        <w:ind w:left="0" w:hanging="0"/>
+        <w:ind w:left="0" w:firstLine="0"/>
       </w:pPr>
     </w:lvl>
     <w:lvl w:ilvl="1">
@@ -5441,7 +5352,7 @@
         <w:tabs>
           <w:tab w:val="num" w:pos="0"/>
         </w:tabs>
-        <w:ind w:left="0" w:hanging="0"/>
+        <w:ind w:left="0" w:firstLine="0"/>
       </w:pPr>
     </w:lvl>
     <w:lvl w:ilvl="2">
@@ -5454,7 +5365,7 @@
         <w:tabs>
           <w:tab w:val="num" w:pos="0"/>
         </w:tabs>
-        <w:ind w:left="0" w:hanging="0"/>
+        <w:ind w:left="0" w:firstLine="0"/>
       </w:pPr>
     </w:lvl>
     <w:lvl w:ilvl="3">
@@ -5467,7 +5378,7 @@
         <w:tabs>
           <w:tab w:val="num" w:pos="0"/>
         </w:tabs>
-        <w:ind w:left="0" w:hanging="0"/>
+        <w:ind w:left="0" w:firstLine="0"/>
       </w:pPr>
     </w:lvl>
     <w:lvl w:ilvl="4">
@@ -5480,7 +5391,7 @@
         <w:tabs>
           <w:tab w:val="num" w:pos="0"/>
         </w:tabs>
-        <w:ind w:left="0" w:hanging="0"/>
+        <w:ind w:left="0" w:firstLine="0"/>
       </w:pPr>
     </w:lvl>
     <w:lvl w:ilvl="5">
@@ -5493,7 +5404,7 @@
         <w:tabs>
           <w:tab w:val="num" w:pos="0"/>
         </w:tabs>
-        <w:ind w:left="0" w:hanging="0"/>
+        <w:ind w:left="0" w:firstLine="0"/>
       </w:pPr>
     </w:lvl>
     <w:lvl w:ilvl="6">
@@ -5506,7 +5417,7 @@
         <w:tabs>
           <w:tab w:val="num" w:pos="0"/>
         </w:tabs>
-        <w:ind w:left="0" w:hanging="0"/>
+        <w:ind w:left="0" w:firstLine="0"/>
       </w:pPr>
     </w:lvl>
     <w:lvl w:ilvl="7">
@@ -5519,7 +5430,7 @@
         <w:tabs>
           <w:tab w:val="num" w:pos="0"/>
         </w:tabs>
-        <w:ind w:left="0" w:hanging="0"/>
+        <w:ind w:left="0" w:firstLine="0"/>
       </w:pPr>
     </w:lvl>
     <w:lvl w:ilvl="8">
@@ -5532,28 +5443,28 @@
         <w:tabs>
           <w:tab w:val="num" w:pos="0"/>
         </w:tabs>
-        <w:ind w:left="0" w:hanging="0"/>
+        <w:ind w:left="0" w:firstLine="0"/>
       </w:pPr>
     </w:lvl>
   </w:abstractNum>
-  <w:num w:numId="1">
+  <w:num w:numId="1" w16cid:durableId="1342389133">
+    <w:abstractNumId w:val="0"/>
+  </w:num>
+  <w:num w:numId="2" w16cid:durableId="1433163793">
     <w:abstractNumId w:val="1"/>
   </w:num>
-  <w:num w:numId="2">
+  <w:num w:numId="3" w16cid:durableId="2108309256">
     <w:abstractNumId w:val="2"/>
-  </w:num>
-  <w:num w:numId="3">
-    <w:abstractNumId w:val="3"/>
   </w:num>
 </w:numbering>
 </file>
 
 <file path=word/styles.xml><?xml version="1.0" encoding="utf-8"?>
-<w:styles xmlns:w="http://schemas.openxmlformats.org/wordprocessingml/2006/main" xmlns:w14="http://schemas.microsoft.com/office/word/2010/wordml" xmlns:mc="http://schemas.openxmlformats.org/markup-compatibility/2006" mc:Ignorable="w14">
+<w:styles xmlns:mc="http://schemas.openxmlformats.org/markup-compatibility/2006" xmlns:r="http://schemas.openxmlformats.org/officeDocument/2006/relationships" xmlns:w="http://schemas.openxmlformats.org/wordprocessingml/2006/main" xmlns:w14="http://schemas.microsoft.com/office/word/2010/wordml" xmlns:w15="http://schemas.microsoft.com/office/word/2012/wordml" xmlns:w16cex="http://schemas.microsoft.com/office/word/2018/wordml/cex" xmlns:w16cid="http://schemas.microsoft.com/office/word/2016/wordml/cid" xmlns:w16="http://schemas.microsoft.com/office/word/2018/wordml" xmlns:w16du="http://schemas.microsoft.com/office/word/2023/wordml/word16du" xmlns:w16sdtdh="http://schemas.microsoft.com/office/word/2020/wordml/sdtdatahash" xmlns:w16se="http://schemas.microsoft.com/office/word/2015/wordml/symex" mc:Ignorable="w14 w15 w16se w16cid w16 w16cex w16sdtdh w16du">
   <w:docDefaults>
     <w:rPrDefault>
       <w:rPr>
-        <w:rFonts w:ascii="Calibri" w:hAnsi="Calibri" w:eastAsia="游明朝" w:cs="" w:asciiTheme="minorHAnsi" w:cstheme="minorBidi" w:eastAsiaTheme="minorEastAsia" w:hAnsiTheme="minorHAnsi"/>
+        <w:rFonts w:asciiTheme="minorHAnsi" w:eastAsiaTheme="minorEastAsia" w:hAnsiTheme="minorHAnsi" w:cstheme="minorBidi"/>
         <w:kern w:val="2"/>
         <w:sz w:val="22"/>
         <w:szCs w:val="22"/>
@@ -5563,21 +5474,21 @@
     </w:rPrDefault>
     <w:pPrDefault>
       <w:pPr>
-        <w:suppressAutoHyphens w:val="true"/>
+        <w:suppressAutoHyphens/>
       </w:pPr>
     </w:pPrDefault>
   </w:docDefaults>
   <w:latentStyles w:defLockedState="0" w:defUIPriority="99" w:defSemiHidden="0" w:defUnhideWhenUsed="0" w:defQFormat="0" w:count="376">
     <w:lsdException w:name="Normal" w:uiPriority="0" w:qFormat="1"/>
     <w:lsdException w:name="heading 1" w:uiPriority="9" w:qFormat="1"/>
-    <w:lsdException w:name="heading 2" w:uiPriority="9" w:semiHidden="1" w:unhideWhenUsed="1" w:qFormat="1"/>
-    <w:lsdException w:name="heading 3" w:uiPriority="9" w:semiHidden="1" w:unhideWhenUsed="1" w:qFormat="1"/>
-    <w:lsdException w:name="heading 4" w:uiPriority="9" w:semiHidden="1" w:unhideWhenUsed="1" w:qFormat="1"/>
-    <w:lsdException w:name="heading 5" w:uiPriority="9" w:semiHidden="1" w:unhideWhenUsed="1" w:qFormat="1"/>
-    <w:lsdException w:name="heading 6" w:uiPriority="9" w:semiHidden="1" w:unhideWhenUsed="1" w:qFormat="1"/>
-    <w:lsdException w:name="heading 7" w:uiPriority="9" w:semiHidden="1" w:unhideWhenUsed="1" w:qFormat="1"/>
-    <w:lsdException w:name="heading 8" w:uiPriority="9" w:semiHidden="1" w:unhideWhenUsed="1" w:qFormat="1"/>
-    <w:lsdException w:name="heading 9" w:uiPriority="9" w:semiHidden="1" w:unhideWhenUsed="1" w:qFormat="1"/>
+    <w:lsdException w:name="heading 2" w:semiHidden="1" w:uiPriority="9" w:unhideWhenUsed="1" w:qFormat="1"/>
+    <w:lsdException w:name="heading 3" w:semiHidden="1" w:uiPriority="9" w:unhideWhenUsed="1" w:qFormat="1"/>
+    <w:lsdException w:name="heading 4" w:semiHidden="1" w:uiPriority="9" w:unhideWhenUsed="1" w:qFormat="1"/>
+    <w:lsdException w:name="heading 5" w:semiHidden="1" w:uiPriority="9" w:unhideWhenUsed="1" w:qFormat="1"/>
+    <w:lsdException w:name="heading 6" w:semiHidden="1" w:uiPriority="9" w:unhideWhenUsed="1" w:qFormat="1"/>
+    <w:lsdException w:name="heading 7" w:semiHidden="1" w:uiPriority="9" w:unhideWhenUsed="1" w:qFormat="1"/>
+    <w:lsdException w:name="heading 8" w:semiHidden="1" w:uiPriority="9" w:unhideWhenUsed="1" w:qFormat="1"/>
+    <w:lsdException w:name="heading 9" w:semiHidden="1" w:uiPriority="9" w:unhideWhenUsed="1" w:qFormat="1"/>
     <w:lsdException w:name="index 1" w:semiHidden="1" w:unhideWhenUsed="1"/>
     <w:lsdException w:name="index 2" w:semiHidden="1" w:unhideWhenUsed="1"/>
     <w:lsdException w:name="index 3" w:semiHidden="1" w:unhideWhenUsed="1"/>
@@ -5587,22 +5498,22 @@
     <w:lsdException w:name="index 7" w:semiHidden="1" w:unhideWhenUsed="1"/>
     <w:lsdException w:name="index 8" w:semiHidden="1" w:unhideWhenUsed="1"/>
     <w:lsdException w:name="index 9" w:semiHidden="1" w:unhideWhenUsed="1"/>
-    <w:lsdException w:name="toc 1" w:uiPriority="39" w:semiHidden="1" w:unhideWhenUsed="1"/>
-    <w:lsdException w:name="toc 2" w:uiPriority="39" w:semiHidden="1" w:unhideWhenUsed="1"/>
-    <w:lsdException w:name="toc 3" w:uiPriority="39" w:semiHidden="1" w:unhideWhenUsed="1"/>
-    <w:lsdException w:name="toc 4" w:uiPriority="39" w:semiHidden="1" w:unhideWhenUsed="1"/>
-    <w:lsdException w:name="toc 5" w:uiPriority="39" w:semiHidden="1" w:unhideWhenUsed="1"/>
-    <w:lsdException w:name="toc 6" w:uiPriority="39" w:semiHidden="1" w:unhideWhenUsed="1"/>
-    <w:lsdException w:name="toc 7" w:uiPriority="39" w:semiHidden="1" w:unhideWhenUsed="1"/>
-    <w:lsdException w:name="toc 8" w:uiPriority="39" w:semiHidden="1" w:unhideWhenUsed="1"/>
-    <w:lsdException w:name="toc 9" w:uiPriority="39" w:semiHidden="1" w:unhideWhenUsed="1"/>
+    <w:lsdException w:name="toc 1" w:semiHidden="1" w:uiPriority="39" w:unhideWhenUsed="1"/>
+    <w:lsdException w:name="toc 2" w:semiHidden="1" w:uiPriority="39" w:unhideWhenUsed="1"/>
+    <w:lsdException w:name="toc 3" w:semiHidden="1" w:uiPriority="39" w:unhideWhenUsed="1"/>
+    <w:lsdException w:name="toc 4" w:semiHidden="1" w:uiPriority="39" w:unhideWhenUsed="1"/>
+    <w:lsdException w:name="toc 5" w:semiHidden="1" w:uiPriority="39" w:unhideWhenUsed="1"/>
+    <w:lsdException w:name="toc 6" w:semiHidden="1" w:uiPriority="39" w:unhideWhenUsed="1"/>
+    <w:lsdException w:name="toc 7" w:semiHidden="1" w:uiPriority="39" w:unhideWhenUsed="1"/>
+    <w:lsdException w:name="toc 8" w:semiHidden="1" w:uiPriority="39" w:unhideWhenUsed="1"/>
+    <w:lsdException w:name="toc 9" w:semiHidden="1" w:uiPriority="39" w:unhideWhenUsed="1"/>
     <w:lsdException w:name="Normal Indent" w:semiHidden="1" w:unhideWhenUsed="1"/>
     <w:lsdException w:name="footnote text" w:semiHidden="1" w:unhideWhenUsed="1"/>
     <w:lsdException w:name="annotation text" w:semiHidden="1" w:unhideWhenUsed="1"/>
     <w:lsdException w:name="header" w:semiHidden="1" w:unhideWhenUsed="1"/>
     <w:lsdException w:name="footer" w:semiHidden="1" w:unhideWhenUsed="1"/>
     <w:lsdException w:name="index heading" w:semiHidden="1" w:unhideWhenUsed="1"/>
-    <w:lsdException w:name="caption" w:uiPriority="35" w:semiHidden="1" w:unhideWhenUsed="1" w:qFormat="1"/>
+    <w:lsdException w:name="caption" w:semiHidden="1" w:uiPriority="35" w:unhideWhenUsed="1" w:qFormat="1"/>
     <w:lsdException w:name="table of figures" w:semiHidden="1" w:unhideWhenUsed="1"/>
     <w:lsdException w:name="envelope address" w:semiHidden="1" w:unhideWhenUsed="1"/>
     <w:lsdException w:name="envelope return" w:semiHidden="1" w:unhideWhenUsed="1"/>
@@ -5633,7 +5544,7 @@
     <w:lsdException w:name="Title" w:uiPriority="10" w:qFormat="1"/>
     <w:lsdException w:name="Closing" w:semiHidden="1" w:unhideWhenUsed="1"/>
     <w:lsdException w:name="Signature" w:semiHidden="1" w:unhideWhenUsed="1"/>
-    <w:lsdException w:name="Default Paragraph Font" w:uiPriority="1" w:semiHidden="1" w:unhideWhenUsed="1"/>
+    <w:lsdException w:name="Default Paragraph Font" w:semiHidden="1" w:uiPriority="1" w:unhideWhenUsed="1"/>
     <w:lsdException w:name="Body Text" w:semiHidden="1" w:unhideWhenUsed="1"/>
     <w:lsdException w:name="Body Text Indent" w:semiHidden="1" w:unhideWhenUsed="1"/>
     <w:lsdException w:name="List Continue" w:semiHidden="1" w:unhideWhenUsed="1"/>
@@ -5833,8 +5744,8 @@
     <w:lsdException w:name="Subtle Reference" w:uiPriority="31" w:qFormat="1"/>
     <w:lsdException w:name="Intense Reference" w:uiPriority="32" w:qFormat="1"/>
     <w:lsdException w:name="Book Title" w:uiPriority="33" w:qFormat="1"/>
-    <w:lsdException w:name="Bibliography" w:uiPriority="37" w:semiHidden="1" w:unhideWhenUsed="1"/>
-    <w:lsdException w:name="TOC Heading" w:uiPriority="39" w:semiHidden="1" w:unhideWhenUsed="1" w:qFormat="1"/>
+    <w:lsdException w:name="Bibliography" w:semiHidden="1" w:uiPriority="37" w:unhideWhenUsed="1"/>
+    <w:lsdException w:name="TOC Heading" w:semiHidden="1" w:uiPriority="39" w:unhideWhenUsed="1" w:qFormat="1"/>
     <w:lsdException w:name="Plain Table 1" w:uiPriority="41"/>
     <w:lsdException w:name="Plain Table 2" w:uiPriority="42"/>
     <w:lsdException w:name="Plain Table 3" w:uiPriority="43"/>
@@ -5945,91 +5856,78 @@
     <w:lsdException w:name="Unresolved Mention" w:semiHidden="1" w:unhideWhenUsed="1"/>
     <w:lsdException w:name="Smart Link" w:semiHidden="1" w:unhideWhenUsed="1"/>
   </w:latentStyles>
-  <w:style w:type="paragraph" w:styleId="Normal" w:default="1">
+  <w:style w:type="paragraph" w:default="1" w:styleId="Normal">
     <w:name w:val="Normal"/>
     <w:qFormat/>
     <w:pPr>
-      <w:widowControl/>
-      <w:suppressAutoHyphens w:val="true"/>
-      <w:bidi w:val="0"/>
-      <w:spacing w:lineRule="auto" w:line="259" w:before="0" w:after="160"/>
-      <w:jc w:val="left"/>
+      <w:spacing w:after="160" w:line="259" w:lineRule="auto"/>
     </w:pPr>
-    <w:rPr>
-      <w:rFonts w:ascii="Calibri" w:hAnsi="Calibri" w:eastAsia="游明朝" w:cs="" w:asciiTheme="minorHAnsi" w:cstheme="minorBidi" w:eastAsiaTheme="minorEastAsia" w:hAnsiTheme="minorHAnsi"/>
-      <w:color w:val="auto"/>
-      <w:kern w:val="2"/>
-      <w:sz w:val="22"/>
-      <w:szCs w:val="22"/>
-      <w:lang w:val="en-US" w:eastAsia="ja-JP" w:bidi="ar-SA"/>
-      <w14:ligatures w14:val="standardContextual"/>
-    </w:rPr>
   </w:style>
   <w:style w:type="paragraph" w:styleId="Heading1">
-    <w:name w:val="Heading 1"/>
+    <w:name w:val="heading 1"/>
     <w:basedOn w:val="Normal"/>
     <w:next w:val="Normal"/>
     <w:link w:val="Heading1Char"/>
     <w:uiPriority w:val="9"/>
     <w:qFormat/>
-    <w:rsid w:val="00376a74"/>
+    <w:rsid w:val="00376A74"/>
     <w:pPr>
-      <w:keepNext w:val="true"/>
+      <w:keepNext/>
       <w:outlineLvl w:val="0"/>
     </w:pPr>
     <w:rPr>
-      <w:rFonts w:ascii="Calibri Light" w:hAnsi="Calibri Light" w:eastAsia="游ゴシック Light" w:cs="" w:asciiTheme="majorHAnsi" w:cstheme="majorBidi" w:eastAsiaTheme="majorEastAsia" w:hAnsiTheme="majorHAnsi"/>
+      <w:rFonts w:asciiTheme="majorHAnsi" w:eastAsiaTheme="majorEastAsia" w:hAnsiTheme="majorHAnsi" w:cstheme="majorBidi"/>
       <w:sz w:val="24"/>
       <w:szCs w:val="24"/>
     </w:rPr>
   </w:style>
   <w:style w:type="paragraph" w:styleId="Heading2">
-    <w:name w:val="Heading 2"/>
+    <w:name w:val="heading 2"/>
     <w:basedOn w:val="Normal"/>
     <w:next w:val="Normal"/>
     <w:link w:val="Heading2Char"/>
     <w:uiPriority w:val="9"/>
     <w:unhideWhenUsed/>
     <w:qFormat/>
-    <w:rsid w:val="00376a74"/>
+    <w:rsid w:val="00376A74"/>
     <w:pPr>
-      <w:keepNext w:val="true"/>
+      <w:keepNext/>
       <w:outlineLvl w:val="1"/>
     </w:pPr>
     <w:rPr>
-      <w:rFonts w:ascii="Calibri Light" w:hAnsi="Calibri Light" w:eastAsia="游ゴシック Light" w:cs="" w:asciiTheme="majorHAnsi" w:cstheme="majorBidi" w:eastAsiaTheme="majorEastAsia" w:hAnsiTheme="majorHAnsi"/>
+      <w:rFonts w:asciiTheme="majorHAnsi" w:eastAsiaTheme="majorEastAsia" w:hAnsiTheme="majorHAnsi" w:cstheme="majorBidi"/>
     </w:rPr>
   </w:style>
   <w:style w:type="paragraph" w:styleId="Heading3">
-    <w:name w:val="Heading 3"/>
+    <w:name w:val="heading 3"/>
     <w:basedOn w:val="Normal"/>
     <w:next w:val="Normal"/>
     <w:link w:val="Heading3Char"/>
     <w:uiPriority w:val="9"/>
     <w:unhideWhenUsed/>
     <w:qFormat/>
-    <w:rsid w:val="00376a74"/>
+    <w:rsid w:val="00376A74"/>
     <w:pPr>
-      <w:keepNext w:val="true"/>
-      <w:ind w:left="400" w:hanging="0"/>
+      <w:keepNext/>
+      <w:ind w:left="400"/>
       <w:outlineLvl w:val="2"/>
     </w:pPr>
     <w:rPr>
-      <w:rFonts w:ascii="Calibri Light" w:hAnsi="Calibri Light" w:eastAsia="游ゴシック Light" w:cs="" w:asciiTheme="majorHAnsi" w:cstheme="majorBidi" w:eastAsiaTheme="majorEastAsia" w:hAnsiTheme="majorHAnsi"/>
+      <w:rFonts w:asciiTheme="majorHAnsi" w:eastAsiaTheme="majorEastAsia" w:hAnsiTheme="majorHAnsi" w:cstheme="majorBidi"/>
     </w:rPr>
   </w:style>
   <w:style w:type="paragraph" w:styleId="Heading4">
-    <w:name w:val="Heading 4"/>
+    <w:name w:val="heading 4"/>
     <w:basedOn w:val="Normal"/>
     <w:next w:val="Normal"/>
     <w:link w:val="Heading4Char"/>
     <w:uiPriority w:val="9"/>
     <w:unhideWhenUsed/>
     <w:qFormat/>
-    <w:rsid w:val="00376a74"/>
+    <w:rsid w:val="00376A74"/>
     <w:pPr>
-      <w:keepNext w:val="true"/>
-      <w:ind w:left="400" w:hanging="0"/>
+      <w:keepNext/>
+      <w:ind w:left="400"/>
       <w:outlineLvl w:val="3"/>
     </w:pPr>
     <w:rPr>
@@ -6038,35 +5936,35 @@
     </w:rPr>
   </w:style>
   <w:style w:type="paragraph" w:styleId="Heading5">
-    <w:name w:val="Heading 5"/>
+    <w:name w:val="heading 5"/>
     <w:basedOn w:val="Normal"/>
     <w:next w:val="Normal"/>
     <w:link w:val="Heading5Char"/>
     <w:uiPriority w:val="9"/>
     <w:unhideWhenUsed/>
     <w:qFormat/>
-    <w:rsid w:val="00376a74"/>
+    <w:rsid w:val="00376A74"/>
     <w:pPr>
-      <w:keepNext w:val="true"/>
-      <w:ind w:left="800" w:hanging="0"/>
+      <w:keepNext/>
+      <w:ind w:left="800"/>
       <w:outlineLvl w:val="4"/>
     </w:pPr>
     <w:rPr>
-      <w:rFonts w:ascii="Calibri Light" w:hAnsi="Calibri Light" w:eastAsia="游ゴシック Light" w:cs="" w:asciiTheme="majorHAnsi" w:cstheme="majorBidi" w:eastAsiaTheme="majorEastAsia" w:hAnsiTheme="majorHAnsi"/>
+      <w:rFonts w:asciiTheme="majorHAnsi" w:eastAsiaTheme="majorEastAsia" w:hAnsiTheme="majorHAnsi" w:cstheme="majorBidi"/>
     </w:rPr>
   </w:style>
   <w:style w:type="paragraph" w:styleId="Heading6">
-    <w:name w:val="Heading 6"/>
+    <w:name w:val="heading 6"/>
     <w:basedOn w:val="Normal"/>
     <w:next w:val="Normal"/>
     <w:link w:val="Heading6Char"/>
     <w:uiPriority w:val="9"/>
     <w:unhideWhenUsed/>
     <w:qFormat/>
-    <w:rsid w:val="00376a74"/>
+    <w:rsid w:val="00376A74"/>
     <w:pPr>
-      <w:keepNext w:val="true"/>
-      <w:ind w:left="800" w:hanging="0"/>
+      <w:keepNext/>
+      <w:ind w:left="800"/>
       <w:outlineLvl w:val="5"/>
     </w:pPr>
     <w:rPr>
@@ -6074,249 +5972,235 @@
       <w:bCs/>
     </w:rPr>
   </w:style>
-  <w:style w:type="character" w:styleId="DefaultParagraphFont" w:default="1">
+  <w:style w:type="character" w:default="1" w:styleId="DefaultParagraphFont">
     <w:name w:val="Default Paragraph Font"/>
     <w:uiPriority w:val="1"/>
     <w:semiHidden/>
     <w:unhideWhenUsed/>
-    <w:qFormat/>
-    <w:rPr/>
   </w:style>
-  <w:style w:type="character" w:styleId="TitleChar" w:customStyle="1">
+  <w:style w:type="table" w:default="1" w:styleId="TableNormal">
+    <w:name w:val="Normal Table"/>
+    <w:uiPriority w:val="99"/>
+    <w:semiHidden/>
+    <w:unhideWhenUsed/>
+    <w:tblPr>
+      <w:tblInd w:w="0" w:type="dxa"/>
+      <w:tblCellMar>
+        <w:top w:w="0" w:type="dxa"/>
+        <w:left w:w="108" w:type="dxa"/>
+        <w:bottom w:w="0" w:type="dxa"/>
+        <w:right w:w="108" w:type="dxa"/>
+      </w:tblCellMar>
+    </w:tblPr>
+  </w:style>
+  <w:style w:type="numbering" w:default="1" w:styleId="NoList">
+    <w:name w:val="No List"/>
+    <w:uiPriority w:val="99"/>
+    <w:semiHidden/>
+    <w:unhideWhenUsed/>
+  </w:style>
+  <w:style w:type="character" w:customStyle="1" w:styleId="TitleChar">
     <w:name w:val="Title Char"/>
     <w:basedOn w:val="DefaultParagraphFont"/>
     <w:link w:val="Title"/>
     <w:uiPriority w:val="10"/>
     <w:qFormat/>
-    <w:rsid w:val="00376a74"/>
+    <w:rsid w:val="00376A74"/>
     <w:rPr>
-      <w:rFonts w:ascii="Calibri Light" w:hAnsi="Calibri Light" w:eastAsia="游ゴシック Light" w:cs="" w:asciiTheme="majorHAnsi" w:cstheme="majorBidi" w:eastAsiaTheme="majorEastAsia" w:hAnsiTheme="majorHAnsi"/>
+      <w:rFonts w:asciiTheme="majorHAnsi" w:eastAsiaTheme="majorEastAsia" w:hAnsiTheme="majorHAnsi" w:cstheme="majorBidi"/>
       <w:sz w:val="32"/>
       <w:szCs w:val="32"/>
     </w:rPr>
   </w:style>
-  <w:style w:type="character" w:styleId="Heading1Char" w:customStyle="1">
+  <w:style w:type="character" w:customStyle="1" w:styleId="Heading1Char">
     <w:name w:val="Heading 1 Char"/>
     <w:basedOn w:val="DefaultParagraphFont"/>
     <w:link w:val="Heading1"/>
     <w:uiPriority w:val="9"/>
     <w:qFormat/>
-    <w:rsid w:val="00376a74"/>
+    <w:rsid w:val="00376A74"/>
     <w:rPr>
-      <w:rFonts w:ascii="Calibri Light" w:hAnsi="Calibri Light" w:eastAsia="游ゴシック Light" w:cs="" w:asciiTheme="majorHAnsi" w:cstheme="majorBidi" w:eastAsiaTheme="majorEastAsia" w:hAnsiTheme="majorHAnsi"/>
+      <w:rFonts w:asciiTheme="majorHAnsi" w:eastAsiaTheme="majorEastAsia" w:hAnsiTheme="majorHAnsi" w:cstheme="majorBidi"/>
       <w:sz w:val="24"/>
       <w:szCs w:val="24"/>
     </w:rPr>
   </w:style>
-  <w:style w:type="character" w:styleId="Heading2Char" w:customStyle="1">
+  <w:style w:type="character" w:customStyle="1" w:styleId="Heading2Char">
     <w:name w:val="Heading 2 Char"/>
     <w:basedOn w:val="DefaultParagraphFont"/>
     <w:link w:val="Heading2"/>
     <w:uiPriority w:val="9"/>
     <w:qFormat/>
-    <w:rsid w:val="00376a74"/>
+    <w:rsid w:val="00376A74"/>
     <w:rPr>
-      <w:rFonts w:ascii="Calibri Light" w:hAnsi="Calibri Light" w:eastAsia="游ゴシック Light" w:cs="" w:asciiTheme="majorHAnsi" w:cstheme="majorBidi" w:eastAsiaTheme="majorEastAsia" w:hAnsiTheme="majorHAnsi"/>
+      <w:rFonts w:asciiTheme="majorHAnsi" w:eastAsiaTheme="majorEastAsia" w:hAnsiTheme="majorHAnsi" w:cstheme="majorBidi"/>
     </w:rPr>
   </w:style>
-  <w:style w:type="character" w:styleId="Heading3Char" w:customStyle="1">
+  <w:style w:type="character" w:customStyle="1" w:styleId="Heading3Char">
     <w:name w:val="Heading 3 Char"/>
     <w:basedOn w:val="DefaultParagraphFont"/>
     <w:link w:val="Heading3"/>
     <w:uiPriority w:val="9"/>
     <w:qFormat/>
-    <w:rsid w:val="00376a74"/>
+    <w:rsid w:val="00376A74"/>
     <w:rPr>
-      <w:rFonts w:ascii="Calibri Light" w:hAnsi="Calibri Light" w:eastAsia="游ゴシック Light" w:cs="" w:asciiTheme="majorHAnsi" w:cstheme="majorBidi" w:eastAsiaTheme="majorEastAsia" w:hAnsiTheme="majorHAnsi"/>
+      <w:rFonts w:asciiTheme="majorHAnsi" w:eastAsiaTheme="majorEastAsia" w:hAnsiTheme="majorHAnsi" w:cstheme="majorBidi"/>
     </w:rPr>
   </w:style>
-  <w:style w:type="character" w:styleId="Heading4Char" w:customStyle="1">
+  <w:style w:type="character" w:customStyle="1" w:styleId="Heading4Char">
     <w:name w:val="Heading 4 Char"/>
     <w:basedOn w:val="DefaultParagraphFont"/>
     <w:link w:val="Heading4"/>
     <w:uiPriority w:val="9"/>
     <w:qFormat/>
-    <w:rsid w:val="00376a74"/>
+    <w:rsid w:val="00376A74"/>
     <w:rPr>
       <w:b/>
       <w:bCs/>
     </w:rPr>
   </w:style>
-  <w:style w:type="character" w:styleId="Heading5Char" w:customStyle="1">
+  <w:style w:type="character" w:customStyle="1" w:styleId="Heading5Char">
     <w:name w:val="Heading 5 Char"/>
     <w:basedOn w:val="DefaultParagraphFont"/>
     <w:link w:val="Heading5"/>
     <w:uiPriority w:val="9"/>
     <w:qFormat/>
-    <w:rsid w:val="00376a74"/>
+    <w:rsid w:val="00376A74"/>
     <w:rPr>
-      <w:rFonts w:ascii="Calibri Light" w:hAnsi="Calibri Light" w:eastAsia="游ゴシック Light" w:cs="" w:asciiTheme="majorHAnsi" w:cstheme="majorBidi" w:eastAsiaTheme="majorEastAsia" w:hAnsiTheme="majorHAnsi"/>
+      <w:rFonts w:asciiTheme="majorHAnsi" w:eastAsiaTheme="majorEastAsia" w:hAnsiTheme="majorHAnsi" w:cstheme="majorBidi"/>
     </w:rPr>
   </w:style>
-  <w:style w:type="character" w:styleId="Heading6Char" w:customStyle="1">
+  <w:style w:type="character" w:customStyle="1" w:styleId="Heading6Char">
     <w:name w:val="Heading 6 Char"/>
     <w:basedOn w:val="DefaultParagraphFont"/>
     <w:link w:val="Heading6"/>
     <w:uiPriority w:val="9"/>
     <w:qFormat/>
-    <w:rsid w:val="00376a74"/>
+    <w:rsid w:val="00376A74"/>
     <w:rPr>
       <w:b/>
       <w:bCs/>
     </w:rPr>
   </w:style>
-  <w:style w:type="character" w:styleId="InternetLink">
+  <w:style w:type="character" w:styleId="Hyperlink">
     <w:name w:val="Hyperlink"/>
     <w:basedOn w:val="DefaultParagraphFont"/>
     <w:uiPriority w:val="99"/>
     <w:unhideWhenUsed/>
-    <w:rsid w:val="00376a74"/>
+    <w:rsid w:val="00376A74"/>
     <w:rPr>
       <w:color w:val="0563C1" w:themeColor="hyperlink"/>
       <w:u w:val="single"/>
     </w:rPr>
   </w:style>
-  <w:style w:type="character" w:styleId="VisitedInternetLink">
+  <w:style w:type="character" w:styleId="FollowedHyperlink">
     <w:name w:val="FollowedHyperlink"/>
     <w:basedOn w:val="DefaultParagraphFont"/>
     <w:uiPriority w:val="99"/>
     <w:semiHidden/>
     <w:unhideWhenUsed/>
-    <w:rsid w:val="008e2591"/>
+    <w:rsid w:val="008E2591"/>
     <w:rPr>
       <w:color w:val="954F72" w:themeColor="followedHyperlink"/>
       <w:u w:val="single"/>
     </w:rPr>
   </w:style>
-  <w:style w:type="character" w:styleId="HeaderChar" w:customStyle="1">
+  <w:style w:type="character" w:customStyle="1" w:styleId="HeaderChar">
     <w:name w:val="Header Char"/>
     <w:basedOn w:val="DefaultParagraphFont"/>
     <w:link w:val="Header"/>
     <w:uiPriority w:val="99"/>
     <w:qFormat/>
-    <w:rsid w:val="008a4387"/>
-    <w:rPr/>
+    <w:rsid w:val="008A4387"/>
   </w:style>
-  <w:style w:type="character" w:styleId="FooterChar" w:customStyle="1">
+  <w:style w:type="character" w:customStyle="1" w:styleId="FooterChar">
     <w:name w:val="Footer Char"/>
     <w:basedOn w:val="DefaultParagraphFont"/>
     <w:link w:val="Footer"/>
     <w:uiPriority w:val="99"/>
     <w:qFormat/>
-    <w:rsid w:val="008a4387"/>
-    <w:rPr/>
+    <w:rsid w:val="008A4387"/>
   </w:style>
-  <w:style w:type="character" w:styleId="IndexLink" w:customStyle="1">
+  <w:style w:type="character" w:customStyle="1" w:styleId="IndexLink">
     <w:name w:val="Index Link"/>
     <w:qFormat/>
-    <w:rPr/>
   </w:style>
-  <w:style w:type="character" w:styleId="Bullets" w:customStyle="1">
+  <w:style w:type="character" w:customStyle="1" w:styleId="Bullets">
     <w:name w:val="Bullets"/>
     <w:qFormat/>
     <w:rPr>
-      <w:rFonts w:ascii="OpenSymbol" w:hAnsi="OpenSymbol" w:eastAsia="OpenSymbol" w:cs="OpenSymbol"/>
+      <w:rFonts w:ascii="OpenSymbol" w:eastAsia="OpenSymbol" w:hAnsi="OpenSymbol" w:cs="OpenSymbol"/>
     </w:rPr>
   </w:style>
-  <w:style w:type="character" w:styleId="FootnoteCharacters">
+  <w:style w:type="character" w:customStyle="1" w:styleId="FootnoteCharacters">
     <w:name w:val="Footnote Characters"/>
     <w:basedOn w:val="DefaultParagraphFont"/>
     <w:uiPriority w:val="99"/>
     <w:semiHidden/>
     <w:unhideWhenUsed/>
     <w:qFormat/>
-    <w:rsid w:val="007f060c"/>
+    <w:rsid w:val="007F060C"/>
     <w:rPr>
       <w:vertAlign w:val="superscript"/>
     </w:rPr>
   </w:style>
-  <w:style w:type="character" w:styleId="FootnoteAnchor" w:customStyle="1">
+  <w:style w:type="character" w:customStyle="1" w:styleId="FootnoteAnchor">
     <w:name w:val="Footnote Anchor"/>
     <w:rPr>
       <w:vertAlign w:val="superscript"/>
     </w:rPr>
   </w:style>
-  <w:style w:type="character" w:styleId="EndnoteAnchor" w:customStyle="1">
+  <w:style w:type="character" w:customStyle="1" w:styleId="EndnoteAnchor">
     <w:name w:val="Endnote Anchor"/>
     <w:rPr>
       <w:vertAlign w:val="superscript"/>
     </w:rPr>
   </w:style>
-  <w:style w:type="character" w:styleId="EndnoteCharacters" w:customStyle="1">
+  <w:style w:type="character" w:customStyle="1" w:styleId="EndnoteCharacters">
     <w:name w:val="Endnote Characters"/>
     <w:qFormat/>
-    <w:rPr/>
   </w:style>
-  <w:style w:type="character" w:styleId="FootnoteTextChar" w:customStyle="1">
+  <w:style w:type="character" w:customStyle="1" w:styleId="FootnoteTextChar">
     <w:name w:val="Footnote Text Char"/>
     <w:basedOn w:val="DefaultParagraphFont"/>
-    <w:link w:val="Footnote"/>
+    <w:link w:val="FootnoteText"/>
     <w:qFormat/>
-    <w:rsid w:val="007f060c"/>
+    <w:rsid w:val="007F060C"/>
     <w:rPr>
       <w:sz w:val="20"/>
       <w:szCs w:val="20"/>
     </w:rPr>
   </w:style>
-  <w:style w:type="paragraph" w:styleId="Heading" w:customStyle="1">
+  <w:style w:type="paragraph" w:customStyle="1" w:styleId="Heading">
     <w:name w:val="Heading"/>
     <w:basedOn w:val="Normal"/>
-    <w:next w:val="TextBody"/>
+    <w:next w:val="BodyText"/>
     <w:qFormat/>
     <w:pPr>
-      <w:keepNext w:val="true"/>
+      <w:keepNext/>
       <w:spacing w:before="240" w:after="120"/>
     </w:pPr>
     <w:rPr>
-      <w:rFonts w:ascii="Liberation Sans" w:hAnsi="Liberation Sans" w:eastAsia="Noto Sans CJK SC" w:cs="Noto Sans Devanagari"/>
+      <w:rFonts w:ascii="Liberation Sans" w:eastAsia="Noto Sans CJK SC" w:hAnsi="Liberation Sans" w:cs="Noto Sans Devanagari"/>
       <w:sz w:val="28"/>
       <w:szCs w:val="28"/>
     </w:rPr>
   </w:style>
-  <w:style w:type="paragraph" w:styleId="TextBody">
+  <w:style w:type="paragraph" w:styleId="BodyText">
     <w:name w:val="Body Text"/>
     <w:basedOn w:val="Normal"/>
     <w:pPr>
-      <w:spacing w:lineRule="auto" w:line="276" w:before="0" w:after="140"/>
+      <w:spacing w:after="140" w:line="276" w:lineRule="auto"/>
     </w:pPr>
-    <w:rPr/>
   </w:style>
   <w:style w:type="paragraph" w:styleId="List">
     <w:name w:val="List"/>
-    <w:basedOn w:val="TextBody"/>
-    <w:pPr/>
+    <w:basedOn w:val="BodyText"/>
     <w:rPr>
       <w:rFonts w:cs="Noto Sans Devanagari"/>
     </w:rPr>
   </w:style>
   <w:style w:type="paragraph" w:styleId="Caption">
-    <w:name w:val="Caption"/>
-    <w:basedOn w:val="Normal"/>
-    <w:qFormat/>
-    <w:pPr>
-      <w:suppressLineNumbers/>
-      <w:spacing w:before="120" w:after="120"/>
-    </w:pPr>
-    <w:rPr>
-      <w:rFonts w:cs="Noto Sans Devanagari"/>
-      <w:i/>
-      <w:iCs/>
-      <w:sz w:val="24"/>
-      <w:szCs w:val="24"/>
-    </w:rPr>
-  </w:style>
-  <w:style w:type="paragraph" w:styleId="Index" w:customStyle="1">
-    <w:name w:val="Index"/>
-    <w:basedOn w:val="Normal"/>
-    <w:qFormat/>
-    <w:pPr>
-      <w:suppressLineNumbers/>
-    </w:pPr>
-    <w:rPr>
-      <w:rFonts w:cs="Noto Sans Devanagari"/>
-    </w:rPr>
-  </w:style>
-  <w:style w:type="paragraph" w:styleId="Caption1">
     <w:name w:val="caption"/>
     <w:basedOn w:val="Normal"/>
     <w:qFormat/>
@@ -6332,6 +6216,17 @@
       <w:szCs w:val="24"/>
     </w:rPr>
   </w:style>
+  <w:style w:type="paragraph" w:customStyle="1" w:styleId="Index">
+    <w:name w:val="Index"/>
+    <w:basedOn w:val="Normal"/>
+    <w:qFormat/>
+    <w:pPr>
+      <w:suppressLineNumbers/>
+    </w:pPr>
+    <w:rPr>
+      <w:rFonts w:cs="Noto Sans Devanagari"/>
+    </w:rPr>
+  </w:style>
   <w:style w:type="paragraph" w:styleId="Title">
     <w:name w:val="Title"/>
     <w:basedOn w:val="Normal"/>
@@ -6339,46 +6234,37 @@
     <w:link w:val="TitleChar"/>
     <w:uiPriority w:val="10"/>
     <w:qFormat/>
-    <w:rsid w:val="00376a74"/>
+    <w:rsid w:val="00376A74"/>
     <w:pPr>
       <w:spacing w:before="240" w:after="120"/>
       <w:jc w:val="center"/>
       <w:outlineLvl w:val="0"/>
     </w:pPr>
     <w:rPr>
-      <w:rFonts w:ascii="Calibri Light" w:hAnsi="Calibri Light" w:eastAsia="游ゴシック Light" w:cs="" w:asciiTheme="majorHAnsi" w:cstheme="majorBidi" w:eastAsiaTheme="majorEastAsia" w:hAnsiTheme="majorHAnsi"/>
+      <w:rFonts w:asciiTheme="majorHAnsi" w:eastAsiaTheme="majorEastAsia" w:hAnsiTheme="majorHAnsi" w:cstheme="majorBidi"/>
       <w:sz w:val="32"/>
       <w:szCs w:val="32"/>
     </w:rPr>
   </w:style>
-  <w:style w:type="paragraph" w:styleId="Indexheading">
+  <w:style w:type="paragraph" w:styleId="IndexHeading">
     <w:name w:val="index heading"/>
     <w:basedOn w:val="Heading"/>
-    <w:qFormat/>
-    <w:pPr/>
-    <w:rPr/>
   </w:style>
-  <w:style w:type="paragraph" w:styleId="IndexHeading1">
-    <w:name w:val="Index Heading"/>
-    <w:basedOn w:val="Heading"/>
-    <w:pPr/>
-    <w:rPr/>
-  </w:style>
-  <w:style w:type="paragraph" w:styleId="ContentsHeading">
+  <w:style w:type="paragraph" w:styleId="TOCHeading">
     <w:name w:val="TOC Heading"/>
     <w:basedOn w:val="Heading1"/>
     <w:next w:val="Normal"/>
     <w:uiPriority w:val="39"/>
     <w:unhideWhenUsed/>
     <w:qFormat/>
-    <w:rsid w:val="00376a74"/>
+    <w:rsid w:val="00376A74"/>
     <w:pPr>
       <w:keepLines/>
       <w:spacing w:before="240" w:after="0"/>
       <w:outlineLvl w:val="9"/>
     </w:pPr>
     <w:rPr>
-      <w:color w:val="2F5496" w:themeColor="accent1" w:themeShade="bf"/>
+      <w:color w:val="2F5496" w:themeColor="accent1" w:themeShade="BF"/>
       <w:kern w:val="0"/>
       <w:sz w:val="32"/>
       <w:szCs w:val="32"/>
@@ -6386,86 +6272,76 @@
       <w14:ligatures w14:val="none"/>
     </w:rPr>
   </w:style>
-  <w:style w:type="paragraph" w:styleId="Contents1">
-    <w:name w:val="TOC 1"/>
+  <w:style w:type="paragraph" w:styleId="TOC1">
+    <w:name w:val="toc 1"/>
     <w:basedOn w:val="Normal"/>
     <w:next w:val="Normal"/>
     <w:autoRedefine/>
     <w:uiPriority w:val="39"/>
     <w:unhideWhenUsed/>
-    <w:rsid w:val="00376a74"/>
-    <w:pPr/>
-    <w:rPr/>
+    <w:rsid w:val="00376A74"/>
   </w:style>
-  <w:style w:type="paragraph" w:styleId="Contents2">
-    <w:name w:val="TOC 2"/>
+  <w:style w:type="paragraph" w:styleId="TOC2">
+    <w:name w:val="toc 2"/>
     <w:basedOn w:val="Normal"/>
     <w:next w:val="Normal"/>
     <w:autoRedefine/>
     <w:uiPriority w:val="39"/>
     <w:unhideWhenUsed/>
-    <w:rsid w:val="00376a74"/>
+    <w:rsid w:val="00376A74"/>
     <w:pPr>
-      <w:ind w:left="220" w:hanging="0"/>
+      <w:ind w:left="220"/>
     </w:pPr>
-    <w:rPr/>
   </w:style>
-  <w:style w:type="paragraph" w:styleId="Contents3">
-    <w:name w:val="TOC 3"/>
+  <w:style w:type="paragraph" w:styleId="TOC3">
+    <w:name w:val="toc 3"/>
     <w:basedOn w:val="Normal"/>
     <w:next w:val="Normal"/>
     <w:autoRedefine/>
     <w:uiPriority w:val="39"/>
     <w:unhideWhenUsed/>
-    <w:rsid w:val="00ab7e9e"/>
+    <w:rsid w:val="00AB7E9E"/>
     <w:pPr>
-      <w:ind w:left="440" w:hanging="0"/>
+      <w:ind w:left="440"/>
     </w:pPr>
-    <w:rPr/>
   </w:style>
-  <w:style w:type="paragraph" w:styleId="HeaderandFooter" w:customStyle="1">
+  <w:style w:type="paragraph" w:customStyle="1" w:styleId="HeaderandFooter">
     <w:name w:val="Header and Footer"/>
     <w:basedOn w:val="Normal"/>
     <w:qFormat/>
-    <w:pPr/>
-    <w:rPr/>
   </w:style>
   <w:style w:type="paragraph" w:styleId="Header">
-    <w:name w:val="Header"/>
+    <w:name w:val="header"/>
     <w:basedOn w:val="Normal"/>
     <w:link w:val="HeaderChar"/>
     <w:uiPriority w:val="99"/>
     <w:unhideWhenUsed/>
-    <w:rsid w:val="008a4387"/>
+    <w:rsid w:val="008A4387"/>
     <w:pPr>
       <w:tabs>
-        <w:tab w:val="clear" w:pos="720"/>
-        <w:tab w:val="center" w:pos="4252" w:leader="none"/>
-        <w:tab w:val="right" w:pos="8504" w:leader="none"/>
+        <w:tab w:val="center" w:pos="4252"/>
+        <w:tab w:val="right" w:pos="8504"/>
       </w:tabs>
-      <w:snapToGrid w:val="false"/>
+      <w:snapToGrid w:val="0"/>
     </w:pPr>
-    <w:rPr/>
   </w:style>
   <w:style w:type="paragraph" w:styleId="Footer">
-    <w:name w:val="Footer"/>
+    <w:name w:val="footer"/>
     <w:basedOn w:val="Normal"/>
     <w:link w:val="FooterChar"/>
     <w:uiPriority w:val="99"/>
     <w:unhideWhenUsed/>
-    <w:rsid w:val="008a4387"/>
+    <w:rsid w:val="008A4387"/>
     <w:pPr>
       <w:tabs>
-        <w:tab w:val="clear" w:pos="720"/>
-        <w:tab w:val="center" w:pos="4252" w:leader="none"/>
-        <w:tab w:val="right" w:pos="8504" w:leader="none"/>
+        <w:tab w:val="center" w:pos="4252"/>
+        <w:tab w:val="right" w:pos="8504"/>
       </w:tabs>
-      <w:snapToGrid w:val="false"/>
+      <w:snapToGrid w:val="0"/>
     </w:pPr>
-    <w:rPr/>
   </w:style>
-  <w:style w:type="paragraph" w:styleId="Footnote">
-    <w:name w:val="Footnote Text"/>
+  <w:style w:type="paragraph" w:styleId="FootnoteText">
+    <w:name w:val="footnote text"/>
     <w:basedOn w:val="Normal"/>
     <w:link w:val="FootnoteTextChar"/>
     <w:pPr>
@@ -6477,71 +6353,46 @@
       <w:szCs w:val="20"/>
     </w:rPr>
   </w:style>
-  <w:style w:type="paragraph" w:styleId="Figure" w:customStyle="1">
+  <w:style w:type="paragraph" w:customStyle="1" w:styleId="Figure">
     <w:name w:val="Figure"/>
-    <w:basedOn w:val="Caption1"/>
+    <w:basedOn w:val="Caption"/>
     <w:qFormat/>
-    <w:pPr/>
-    <w:rPr/>
   </w:style>
-  <w:style w:type="paragraph" w:styleId="FrameContents" w:customStyle="1">
+  <w:style w:type="paragraph" w:customStyle="1" w:styleId="FrameContents">
     <w:name w:val="Frame Contents"/>
     <w:basedOn w:val="Normal"/>
     <w:qFormat/>
-    <w:pPr/>
-    <w:rPr/>
   </w:style>
-  <w:style w:type="paragraph" w:styleId="HorizontalLine" w:customStyle="1">
+  <w:style w:type="paragraph" w:customStyle="1" w:styleId="HorizontalLine">
     <w:name w:val="Horizontal Line"/>
     <w:basedOn w:val="Normal"/>
-    <w:next w:val="TextBody"/>
+    <w:next w:val="BodyText"/>
     <w:qFormat/>
     <w:pPr>
       <w:suppressLineNumbers/>
       <w:pBdr>
         <w:bottom w:val="double" w:sz="2" w:space="0" w:color="808080"/>
       </w:pBdr>
-      <w:spacing w:before="0" w:after="283"/>
+      <w:spacing w:after="283"/>
     </w:pPr>
     <w:rPr>
       <w:sz w:val="12"/>
       <w:szCs w:val="12"/>
     </w:rPr>
   </w:style>
-  <w:style w:type="numbering" w:styleId="NoList" w:default="1">
-    <w:name w:val="No List"/>
-    <w:uiPriority w:val="99"/>
-    <w:semiHidden/>
-    <w:unhideWhenUsed/>
-    <w:qFormat/>
-  </w:style>
-  <w:style w:type="table" w:default="1" w:styleId="TableNormal">
-    <w:name w:val="Normal Table"/>
-    <w:uiPriority w:val="99"/>
-    <w:semiHidden/>
-    <w:unhideWhenUsed/>
-    <w:tblPr>
-      <w:tblCellMar>
-        <w:top w:w="0" w:type="dxa"/>
-        <w:left w:w="108" w:type="dxa"/>
-        <w:bottom w:w="0" w:type="dxa"/>
-        <w:right w:w="108" w:type="dxa"/>
-      </w:tblCellMar>
-    </w:tblPr>
-  </w:style>
   <w:style w:type="table" w:styleId="TableGrid">
     <w:name w:val="Table Grid"/>
     <w:basedOn w:val="TableNormal"/>
     <w:uiPriority w:val="39"/>
-    <w:rsid w:val="00dc47f3"/>
+    <w:rsid w:val="00DC47F3"/>
     <w:tblPr>
       <w:tblBorders>
-        <w:top w:val="single" w:color="auto" w:sz="4" w:space="0"/>
-        <w:left w:val="single" w:color="auto" w:sz="4" w:space="0"/>
-        <w:bottom w:val="single" w:color="auto" w:sz="4" w:space="0"/>
-        <w:right w:val="single" w:color="auto" w:sz="4" w:space="0"/>
-        <w:insideH w:val="single" w:color="auto" w:sz="4" w:space="0"/>
-        <w:insideV w:val="single" w:color="auto" w:sz="4" w:space="0"/>
+        <w:top w:val="single" w:sz="4" w:space="0" w:color="auto"/>
+        <w:left w:val="single" w:sz="4" w:space="0" w:color="auto"/>
+        <w:bottom w:val="single" w:sz="4" w:space="0" w:color="auto"/>
+        <w:right w:val="single" w:sz="4" w:space="0" w:color="auto"/>
+        <w:insideH w:val="single" w:sz="4" w:space="0" w:color="auto"/>
+        <w:insideV w:val="single" w:sz="4" w:space="0" w:color="auto"/>
       </w:tblBorders>
     </w:tblPr>
   </w:style>
@@ -6549,17 +6400,17 @@
     <w:name w:val="Grid Table 3 Accent 3"/>
     <w:basedOn w:val="TableNormal"/>
     <w:uiPriority w:val="48"/>
-    <w:rsid w:val="00dc47f3"/>
+    <w:rsid w:val="00DC47F3"/>
     <w:tblPr>
       <w:tblStyleRowBandSize w:val="1"/>
       <w:tblStyleColBandSize w:val="1"/>
       <w:tblBorders>
-        <w:top w:val="single" w:color="C9C9C9" w:themeColor="accent3" w:themeTint="99" w:sz="4" w:space="0"/>
-        <w:left w:val="single" w:color="C9C9C9" w:themeColor="accent3" w:themeTint="99" w:sz="4" w:space="0"/>
-        <w:bottom w:val="single" w:color="C9C9C9" w:themeColor="accent3" w:themeTint="99" w:sz="4" w:space="0"/>
-        <w:right w:val="single" w:color="C9C9C9" w:themeColor="accent3" w:themeTint="99" w:sz="4" w:space="0"/>
-        <w:insideH w:val="single" w:color="C9C9C9" w:themeColor="accent3" w:themeTint="99" w:sz="4" w:space="0"/>
-        <w:insideV w:val="single" w:color="C9C9C9" w:themeColor="accent3" w:themeTint="99" w:sz="4" w:space="0"/>
+        <w:top w:val="single" w:sz="4" w:space="0" w:color="C9C9C9" w:themeColor="accent3" w:themeTint="99"/>
+        <w:left w:val="single" w:sz="4" w:space="0" w:color="C9C9C9" w:themeColor="accent3" w:themeTint="99"/>
+        <w:bottom w:val="single" w:sz="4" w:space="0" w:color="C9C9C9" w:themeColor="accent3" w:themeTint="99"/>
+        <w:right w:val="single" w:sz="4" w:space="0" w:color="C9C9C9" w:themeColor="accent3" w:themeTint="99"/>
+        <w:insideH w:val="single" w:sz="4" w:space="0" w:color="C9C9C9" w:themeColor="accent3" w:themeTint="99"/>
+        <w:insideV w:val="single" w:sz="4" w:space="0" w:color="C9C9C9" w:themeColor="accent3" w:themeTint="99"/>
       </w:tblBorders>
     </w:tblPr>
     <w:tblStylePr w:type="firstRow">
@@ -6647,7 +6498,7 @@
       <w:tblPr/>
       <w:tcPr>
         <w:tcBorders>
-          <w:bottom w:val="single" w:color="A5A5A5" w:themeColor="accent3" w:sz="4" w:space="0"/>
+          <w:bottom w:val="single" w:sz="4" w:space="0" w:color="A5A5A5" w:themeColor="accent3"/>
         </w:tcBorders>
       </w:tcPr>
     </w:tblStylePr>
@@ -6655,7 +6506,7 @@
       <w:tblPr/>
       <w:tcPr>
         <w:tcBorders>
-          <w:bottom w:val="single" w:color="A5A5A5" w:themeColor="accent3" w:sz="4" w:space="0"/>
+          <w:bottom w:val="single" w:sz="4" w:space="0" w:color="A5A5A5" w:themeColor="accent3"/>
         </w:tcBorders>
       </w:tcPr>
     </w:tblStylePr>
@@ -6663,7 +6514,7 @@
       <w:tblPr/>
       <w:tcPr>
         <w:tcBorders>
-          <w:top w:val="single" w:color="A5A5A5" w:themeColor="accent3" w:sz="4" w:space="0"/>
+          <w:top w:val="single" w:sz="4" w:space="0" w:color="A5A5A5" w:themeColor="accent3"/>
         </w:tcBorders>
       </w:tcPr>
     </w:tblStylePr>
@@ -6671,7 +6522,7 @@
       <w:tblPr/>
       <w:tcPr>
         <w:tcBorders>
-          <w:top w:val="single" w:color="A5A5A5" w:themeColor="accent3" w:sz="4" w:space="0"/>
+          <w:top w:val="single" w:sz="4" w:space="0" w:color="A5A5A5" w:themeColor="accent3"/>
         </w:tcBorders>
       </w:tcPr>
     </w:tblStylePr>

--- a/21/Necrofantasia analysis.docx
+++ b/21/Necrofantasia analysis.docx
@@ -1,11 +1,11 @@
 
 <file path=word/document.xml><?xml version="1.0" encoding="utf-8"?>
-<w:document xmlns:wpc="http://schemas.microsoft.com/office/word/2010/wordprocessingCanvas" xmlns:cx="http://schemas.microsoft.com/office/drawing/2014/chartex" xmlns:cx1="http://schemas.microsoft.com/office/drawing/2015/9/8/chartex" xmlns:cx2="http://schemas.microsoft.com/office/drawing/2015/10/21/chartex" xmlns:cx3="http://schemas.microsoft.com/office/drawing/2016/5/9/chartex" xmlns:cx4="http://schemas.microsoft.com/office/drawing/2016/5/10/chartex" xmlns:cx5="http://schemas.microsoft.com/office/drawing/2016/5/11/chartex" xmlns:cx6="http://schemas.microsoft.com/office/drawing/2016/5/12/chartex" xmlns:cx7="http://schemas.microsoft.com/office/drawing/2016/5/13/chartex" xmlns:cx8="http://schemas.microsoft.com/office/drawing/2016/5/14/chartex" xmlns:mc="http://schemas.openxmlformats.org/markup-compatibility/2006" xmlns:aink="http://schemas.microsoft.com/office/drawing/2016/ink" xmlns:am3d="http://schemas.microsoft.com/office/drawing/2017/model3d" xmlns:o="urn:schemas-microsoft-com:office:office" xmlns:oel="http://schemas.microsoft.com/office/2019/extlst" xmlns:r="http://schemas.openxmlformats.org/officeDocument/2006/relationships" xmlns:m="http://schemas.openxmlformats.org/officeDocument/2006/math" xmlns:v="urn:schemas-microsoft-com:vml" xmlns:wp14="http://schemas.microsoft.com/office/word/2010/wordprocessingDrawing" xmlns:wp="http://schemas.openxmlformats.org/drawingml/2006/wordprocessingDrawing" xmlns:w10="urn:schemas-microsoft-com:office:word" xmlns:w="http://schemas.openxmlformats.org/wordprocessingml/2006/main" xmlns:w14="http://schemas.microsoft.com/office/word/2010/wordml" xmlns:w15="http://schemas.microsoft.com/office/word/2012/wordml" xmlns:w16cex="http://schemas.microsoft.com/office/word/2018/wordml/cex" xmlns:w16cid="http://schemas.microsoft.com/office/word/2016/wordml/cid" xmlns:w16="http://schemas.microsoft.com/office/word/2018/wordml" xmlns:w16du="http://schemas.microsoft.com/office/word/2023/wordml/word16du" xmlns:w16sdtdh="http://schemas.microsoft.com/office/word/2020/wordml/sdtdatahash" xmlns:w16se="http://schemas.microsoft.com/office/word/2015/wordml/symex" xmlns:wpg="http://schemas.microsoft.com/office/word/2010/wordprocessingGroup" xmlns:wpi="http://schemas.microsoft.com/office/word/2010/wordprocessingInk" xmlns:wne="http://schemas.microsoft.com/office/word/2006/wordml" xmlns:wps="http://schemas.microsoft.com/office/word/2010/wordprocessingShape" mc:Ignorable="w14 w15 w16se w16cid w16 w16cex w16sdtdh w16du wp14">
+<w:document xmlns:o="urn:schemas-microsoft-com:office:office" xmlns:r="http://schemas.openxmlformats.org/officeDocument/2006/relationships" xmlns:v="urn:schemas-microsoft-com:vml" xmlns:w="http://schemas.openxmlformats.org/wordprocessingml/2006/main" xmlns:w10="urn:schemas-microsoft-com:office:word" xmlns:wp="http://schemas.openxmlformats.org/drawingml/2006/wordprocessingDrawing" xmlns:wps="http://schemas.microsoft.com/office/word/2010/wordprocessingShape" xmlns:wpg="http://schemas.microsoft.com/office/word/2010/wordprocessingGroup" xmlns:mc="http://schemas.openxmlformats.org/markup-compatibility/2006" xmlns:wp14="http://schemas.microsoft.com/office/word/2010/wordprocessingDrawing" xmlns:w14="http://schemas.microsoft.com/office/word/2010/wordml" xmlns:w15="http://schemas.microsoft.com/office/word/2012/wordml" mc:Ignorable="w14 wp14 w15">
   <w:body>
     <w:p>
       <w:pPr>
         <w:pStyle w:val="HorizontalLine"/>
-        <w:spacing w:line="240" w:lineRule="auto"/>
+        <w:spacing w:lineRule="auto" w:line="240"/>
         <w:jc w:val="center"/>
         <w:rPr>
           <w:sz w:val="40"/>
@@ -17,12 +17,13 @@
           <w:sz w:val="40"/>
           <w:szCs w:val="40"/>
         </w:rPr>
-        <w:t xml:space="preserve">コードオタクが語る東方楽曲分析　</w:t>
+        <w:t>コードオタクが語る東方楽曲分析　</w:t>
       </w:r>
     </w:p>
     <w:p>
       <w:pPr>
-        <w:spacing w:before="57" w:after="217" w:line="240" w:lineRule="auto"/>
+        <w:pStyle w:val="Normal"/>
+        <w:spacing w:lineRule="auto" w:line="240" w:before="57" w:after="217"/>
         <w:jc w:val="center"/>
         <w:rPr>
           <w:sz w:val="32"/>
@@ -39,36 +40,30 @@
     </w:p>
     <w:sdt>
       <w:sdtPr>
-        <w:rPr>
-          <w:rFonts w:asciiTheme="minorHAnsi" w:eastAsiaTheme="minorEastAsia" w:hAnsiTheme="minorHAnsi" w:cstheme="minorBidi"/>
-          <w:color w:val="auto"/>
-          <w:kern w:val="2"/>
-          <w:sz w:val="22"/>
-          <w:szCs w:val="22"/>
-          <w:lang w:eastAsia="ja-JP"/>
-          <w14:ligatures w14:val="standardContextual"/>
-        </w:rPr>
-        <w:id w:val="1873185058"/>
         <w:docPartObj>
           <w:docPartGallery w:val="Table of Contents"/>
-          <w:docPartUnique/>
+          <w:docPartUnique w:val="true"/>
         </w:docPartObj>
       </w:sdtPr>
       <w:sdtContent>
         <w:p>
           <w:pPr>
-            <w:pStyle w:val="TOCHeading"/>
+            <w:pStyle w:val="ContentsHeading"/>
+            <w:rPr/>
           </w:pPr>
           <w:r>
+            <w:rPr/>
             <w:t>目次</w:t>
           </w:r>
         </w:p>
         <w:p>
           <w:pPr>
-            <w:pStyle w:val="TOC1"/>
+            <w:pStyle w:val="Contents1"/>
             <w:tabs>
-              <w:tab w:val="right" w:leader="dot" w:pos="8838"/>
+              <w:tab w:val="clear" w:pos="720"/>
+              <w:tab w:val="right" w:pos="8838" w:leader="dot"/>
             </w:tabs>
+            <w:rPr/>
           </w:pPr>
           <w:r>
             <w:fldChar w:fldCharType="begin"/>
@@ -103,10 +98,12 @@
         </w:p>
         <w:p>
           <w:pPr>
-            <w:pStyle w:val="TOC1"/>
+            <w:pStyle w:val="Contents1"/>
             <w:tabs>
-              <w:tab w:val="right" w:leader="dot" w:pos="8838"/>
+              <w:tab w:val="clear" w:pos="720"/>
+              <w:tab w:val="right" w:pos="8838" w:leader="dot"/>
             </w:tabs>
+            <w:rPr/>
           </w:pPr>
           <w:hyperlink w:anchor="__RefHeading___Toc628_3465867211">
             <w:r>
@@ -126,10 +123,12 @@
         </w:p>
         <w:p>
           <w:pPr>
-            <w:pStyle w:val="TOC2"/>
+            <w:pStyle w:val="Contents2"/>
             <w:tabs>
-              <w:tab w:val="right" w:leader="dot" w:pos="8838"/>
+              <w:tab w:val="clear" w:pos="720"/>
+              <w:tab w:val="right" w:pos="8838" w:leader="dot"/>
             </w:tabs>
+            <w:rPr/>
           </w:pPr>
           <w:hyperlink w:anchor="__RefHeading___Toc184_3269620353">
             <w:r>
@@ -149,10 +148,12 @@
         </w:p>
         <w:p>
           <w:pPr>
-            <w:pStyle w:val="TOC2"/>
+            <w:pStyle w:val="Contents2"/>
             <w:tabs>
-              <w:tab w:val="right" w:leader="dot" w:pos="8838"/>
+              <w:tab w:val="clear" w:pos="720"/>
+              <w:tab w:val="right" w:pos="8838" w:leader="dot"/>
             </w:tabs>
+            <w:rPr/>
           </w:pPr>
           <w:hyperlink w:anchor="__RefHeading___Toc186_3269620353">
             <w:r>
@@ -172,10 +173,12 @@
         </w:p>
         <w:p>
           <w:pPr>
-            <w:pStyle w:val="TOC2"/>
+            <w:pStyle w:val="Contents2"/>
             <w:tabs>
-              <w:tab w:val="right" w:leader="dot" w:pos="8838"/>
+              <w:tab w:val="clear" w:pos="720"/>
+              <w:tab w:val="right" w:pos="8838" w:leader="dot"/>
             </w:tabs>
+            <w:rPr/>
           </w:pPr>
           <w:hyperlink w:anchor="__RefHeading___Toc188_3269620353">
             <w:r>
@@ -207,10 +210,12 @@
         </w:p>
         <w:p>
           <w:pPr>
-            <w:pStyle w:val="TOC2"/>
+            <w:pStyle w:val="Contents2"/>
             <w:tabs>
-              <w:tab w:val="right" w:leader="dot" w:pos="8838"/>
+              <w:tab w:val="clear" w:pos="720"/>
+              <w:tab w:val="right" w:pos="8838" w:leader="dot"/>
             </w:tabs>
+            <w:rPr/>
           </w:pPr>
           <w:hyperlink w:anchor="__RefHeading___Toc190_3269620353">
             <w:r>
@@ -236,10 +241,12 @@
         </w:p>
         <w:p>
           <w:pPr>
-            <w:pStyle w:val="TOC2"/>
+            <w:pStyle w:val="Contents2"/>
             <w:tabs>
-              <w:tab w:val="right" w:leader="dot" w:pos="8838"/>
+              <w:tab w:val="clear" w:pos="720"/>
+              <w:tab w:val="right" w:pos="8838" w:leader="dot"/>
             </w:tabs>
+            <w:rPr/>
           </w:pPr>
           <w:hyperlink w:anchor="__RefHeading___Toc192_3269620353">
             <w:r>
@@ -259,10 +266,12 @@
         </w:p>
         <w:p>
           <w:pPr>
-            <w:pStyle w:val="TOC1"/>
+            <w:pStyle w:val="Contents1"/>
             <w:tabs>
-              <w:tab w:val="right" w:leader="dot" w:pos="8838"/>
+              <w:tab w:val="clear" w:pos="720"/>
+              <w:tab w:val="right" w:pos="8838" w:leader="dot"/>
             </w:tabs>
+            <w:rPr/>
           </w:pPr>
           <w:hyperlink w:anchor="__RefHeading___Toc194_3269620353">
             <w:r>
@@ -282,10 +291,12 @@
         </w:p>
         <w:p>
           <w:pPr>
-            <w:pStyle w:val="TOC2"/>
+            <w:pStyle w:val="Contents2"/>
             <w:tabs>
-              <w:tab w:val="right" w:leader="dot" w:pos="8838"/>
+              <w:tab w:val="clear" w:pos="720"/>
+              <w:tab w:val="right" w:pos="8838" w:leader="dot"/>
             </w:tabs>
+            <w:rPr/>
           </w:pPr>
           <w:hyperlink w:anchor="__RefHeading___Toc196_3269620353">
             <w:r>
@@ -305,10 +316,12 @@
         </w:p>
         <w:p>
           <w:pPr>
-            <w:pStyle w:val="TOC2"/>
+            <w:pStyle w:val="Contents2"/>
             <w:tabs>
-              <w:tab w:val="right" w:leader="dot" w:pos="8838"/>
+              <w:tab w:val="clear" w:pos="720"/>
+              <w:tab w:val="right" w:pos="8838" w:leader="dot"/>
             </w:tabs>
+            <w:rPr/>
           </w:pPr>
           <w:hyperlink w:anchor="__RefHeading___Toc198_3269620353">
             <w:r>
@@ -328,10 +341,12 @@
         </w:p>
         <w:p>
           <w:pPr>
-            <w:pStyle w:val="TOC2"/>
+            <w:pStyle w:val="Contents2"/>
             <w:tabs>
-              <w:tab w:val="right" w:leader="dot" w:pos="8838"/>
+              <w:tab w:val="clear" w:pos="720"/>
+              <w:tab w:val="right" w:pos="8838" w:leader="dot"/>
             </w:tabs>
+            <w:rPr/>
           </w:pPr>
           <w:hyperlink w:anchor="__RefHeading___Toc433_3269620353">
             <w:r>
@@ -357,11 +372,20 @@
         </w:p>
       </w:sdtContent>
     </w:sdt>
-    <w:p/>
     <w:p>
       <w:pPr>
+        <w:pStyle w:val="Normal"/>
+        <w:rPr/>
+      </w:pPr>
+      <w:r>
+        <w:rPr/>
+      </w:r>
+    </w:p>
+    <w:p>
+      <w:pPr>
         <w:pStyle w:val="Heading1"/>
         <w:rPr>
+          <w:b/>
           <w:b/>
           <w:bCs/>
         </w:rPr>
@@ -379,73 +403,98 @@
       <w:bookmarkEnd w:id="1"/>
     </w:p>
     <w:p>
-      <w:r>
+      <w:pPr>
+        <w:pStyle w:val="Normal"/>
+        <w:rPr/>
+      </w:pPr>
+      <w:r>
+        <w:rPr/>
         <w:tab/>
       </w:r>
       <w:r>
+        <w:rPr/>
         <w:t>どうも、</w:t>
       </w:r>
       <w:r>
+        <w:rPr/>
         <w:t>Metalloid.</w:t>
       </w:r>
       <w:r>
+        <w:rPr/>
         <w:t>です。僕は普段音楽関連のことをしているのですが、スローシンカーであることもあり、会誌に音楽を載せるのはちょっと大変、、、、という思いで、このような形で参加することにしました。といっても、東方というコンテンツに対してイベントで頒布されるようなものを献上するのも、ちょうど先月</w:t>
       </w:r>
       <w:r>
+        <w:rPr/>
         <w:t>(</w:t>
       </w:r>
       <w:r>
+        <w:rPr/>
         <w:t>執筆時点</w:t>
       </w:r>
       <w:r>
+        <w:rPr/>
         <w:t>)</w:t>
       </w:r>
       <w:r>
+        <w:rPr/>
         <w:t>入った某会の会誌に参加するのも、両方初めてで、今から続く文をよろこんで読んでくださる物好きな読者がいるのかもわからず、少しあわわとしているところですが。</w:t>
       </w:r>
     </w:p>
     <w:p>
       <w:pPr>
+        <w:pStyle w:val="Normal"/>
         <w:ind w:firstLine="720"/>
-      </w:pPr>
-      <w:r>
-        <w:lastRenderedPageBreak/>
+        <w:rPr/>
+      </w:pPr>
+      <w:r>
+        <w:rPr/>
         <w:t>ところでこれは一体どういう文章なのか。手短に言えば、コード理論に少しだけ深入りしすぎて帰ってこられなくなりそうになった僕が東方の楽曲を和声の観点から分析していくコーナーのようなものです。今回は幻想祭で且つ初寄稿なので、慣れ親しんでいる一曲、</w:t>
       </w:r>
       <w:r>
+        <w:rPr/>
         <w:t>PCB PH</w:t>
       </w:r>
       <w:r>
+        <w:rPr/>
         <w:t>紫のネクロファンタジアを分析していこうと思います。</w:t>
       </w:r>
     </w:p>
     <w:p>
       <w:pPr>
+        <w:pStyle w:val="Normal"/>
         <w:ind w:firstLine="720"/>
-      </w:pPr>
-      <w:r>
+        <w:rPr/>
+      </w:pPr>
+      <w:r>
+        <w:rPr/>
         <w:t>付録の方に本稿での表記法をまとめておきましたので、念のために是非一読をば。</w:t>
       </w:r>
     </w:p>
-    <w:p/>
     <w:p>
       <w:pPr>
+        <w:pStyle w:val="Normal"/>
+        <w:rPr/>
+      </w:pPr>
+      <w:r>
+        <w:rPr/>
+      </w:r>
+    </w:p>
+    <w:p>
+      <w:pPr>
         <w:pStyle w:val="Heading1"/>
         <w:rPr>
+          <w:b/>
           <w:b/>
           <w:bCs/>
         </w:rPr>
       </w:pPr>
-      <w:bookmarkStart w:id="2" w:name="__RefHeading___Toc628_3465867211"/>
-      <w:bookmarkEnd w:id="2"/>
-      <w:r>
-        <w:rPr>
-          <w:noProof/>
-        </w:rPr>
+      <w:bookmarkStart w:id="10" w:name="__RefHeading___Toc628_3465867211"/>
+      <w:bookmarkEnd w:id="10"/>
+      <w:r>
         <mc:AlternateContent>
           <mc:Choice Requires="wps">
             <w:drawing>
-              <wp:anchor distT="0" distB="0" distL="111760" distR="114300" simplePos="0" relativeHeight="2" behindDoc="0" locked="0" layoutInCell="0" allowOverlap="1">
+              <wp:anchor behindDoc="0" distT="0" distB="0" distL="111125" distR="114300" simplePos="0" locked="0" layoutInCell="0" allowOverlap="1" relativeHeight="2">
                 <wp:simplePos x="0" y="0"/>
                 <wp:positionH relativeFrom="column">
                   <wp:posOffset>3949065</wp:posOffset>
@@ -457,7 +506,6 @@
                 <wp:effectExtent l="0" t="0" r="0" b="0"/>
                 <wp:wrapSquare wrapText="bothSides"/>
                 <wp:docPr id="1" name="Frame1"/>
-                <wp:cNvGraphicFramePr/>
                 <a:graphic xmlns:a="http://schemas.openxmlformats.org/drawingml/2006/main">
                   <a:graphicData uri="http://schemas.microsoft.com/office/word/2010/wordprocessingShape">
                     <wps:wsp>
@@ -471,22 +519,16 @@
                           <a:avLst/>
                         </a:prstGeom>
                         <a:solidFill>
-                          <a:srgbClr val="FFFFFF"/>
+                          <a:srgbClr val="ffffff"/>
                         </a:solidFill>
                         <a:ln w="0">
                           <a:noFill/>
                         </a:ln>
                       </wps:spPr>
                       <wps:style>
-                        <a:lnRef idx="0">
-                          <a:scrgbClr r="0" g="0" b="0"/>
-                        </a:lnRef>
-                        <a:fillRef idx="0">
-                          <a:scrgbClr r="0" g="0" b="0"/>
-                        </a:fillRef>
-                        <a:effectRef idx="0">
-                          <a:scrgbClr r="0" g="0" b="0"/>
-                        </a:effectRef>
+                        <a:lnRef idx="0"/>
+                        <a:fillRef idx="0"/>
+                        <a:effectRef idx="0"/>
                         <a:fontRef idx="minor"/>
                       </wps:style>
                       <wps:txbx>
@@ -494,27 +536,26 @@
                           <w:p>
                             <w:pPr>
                               <w:pStyle w:val="Figure"/>
+                              <w:spacing w:before="120" w:after="120"/>
                               <w:jc w:val="center"/>
                               <w:rPr>
-                                <w:i w:val="0"/>
-                                <w:iCs w:val="0"/>
+                                <w:i w:val="false"/>
+                                <w:i w:val="false"/>
+                                <w:iCs w:val="false"/>
                               </w:rPr>
                             </w:pPr>
-                            <w:bookmarkStart w:id="3" w:name="__RefHeading___Toc182_3269620353"/>
+                            <w:bookmarkStart w:id="2" w:name="__RefHeading___Toc182_3269620353"/>
+                            <w:bookmarkStart w:id="3" w:name="_Ref184933661"/>
                             <w:bookmarkStart w:id="4" w:name="_Toc184402377"/>
-                            <w:bookmarkStart w:id="5" w:name="_Ref184933661"/>
-                            <w:bookmarkEnd w:id="3"/>
+                            <w:bookmarkEnd w:id="2"/>
                             <w:bookmarkEnd w:id="4"/>
                             <w:r>
-                              <w:rPr>
-                                <w:noProof/>
-                                <w:color w:val="000000"/>
-                              </w:rPr>
+                              <w:rPr/>
                               <w:drawing>
                                 <wp:inline distT="0" distB="0" distL="0" distR="0">
                                   <wp:extent cx="2205355" cy="2205355"/>
                                   <wp:effectExtent l="0" t="0" r="0" b="0"/>
-                                  <wp:docPr id="3" name="Picture 1"/>
+                                  <wp:docPr id="3" name="Picture 1" descr=""/>
                                   <wp:cNvGraphicFramePr>
                                     <a:graphicFrameLocks xmlns:a="http://schemas.openxmlformats.org/drawingml/2006/main" noChangeAspect="1"/>
                                   </wp:cNvGraphicFramePr>
@@ -522,13 +563,13 @@
                                     <a:graphicData uri="http://schemas.openxmlformats.org/drawingml/2006/picture">
                                       <pic:pic xmlns:pic="http://schemas.openxmlformats.org/drawingml/2006/picture">
                                         <pic:nvPicPr>
-                                          <pic:cNvPr id="3" name="Picture 1"/>
+                                          <pic:cNvPr id="3" name="Picture 1" descr=""/>
                                           <pic:cNvPicPr>
                                             <a:picLocks noChangeAspect="1" noChangeArrowheads="1"/>
                                           </pic:cNvPicPr>
                                         </pic:nvPicPr>
                                         <pic:blipFill>
-                                          <a:blip r:embed="rId8"/>
+                                          <a:blip r:embed="rId2"/>
                                           <a:stretch>
                                             <a:fillRect/>
                                           </a:stretch>
@@ -550,75 +591,67 @@
                             </w:r>
                             <w:r>
                               <w:rPr>
-                                <w:i w:val="0"/>
-                                <w:iCs w:val="0"/>
-                                <w:color w:val="000000"/>
-                              </w:rPr>
-                              <w:t>図</w:t>
-                            </w:r>
-                            <w:r>
-                              <w:rPr>
-                                <w:i w:val="0"/>
-                                <w:iCs w:val="0"/>
-                                <w:color w:val="000000"/>
-                              </w:rPr>
-                              <w:t xml:space="preserve"> </w:t>
-                            </w:r>
-                            <w:bookmarkStart w:id="6" w:name="Ref_Figure0_number_only"/>
-                            <w:r>
-                              <w:rPr>
-                                <w:i w:val="0"/>
-                                <w:iCs w:val="0"/>
+                                <w:i w:val="false"/>
+                                <w:iCs w:val="false"/>
+                                <w:color w:val="000000"/>
+                              </w:rPr>
+                              <w:t xml:space="preserve">図 </w:t>
+                            </w:r>
+                            <w:bookmarkStart w:id="5" w:name="Ref_Figure0_number_only"/>
+                            <w:r>
+                              <w:rPr>
+                                <w:i w:val="false"/>
+                                <w:iCs w:val="false"/>
                                 <w:color w:val="000000"/>
                               </w:rPr>
                               <w:fldChar w:fldCharType="begin"/>
                             </w:r>
                             <w:r>
                               <w:rPr>
-                                <w:i w:val="0"/>
-                                <w:iCs w:val="0"/>
+                                <w:i w:val="false"/>
+                                <w:iCs w:val="false"/>
                                 <w:color w:val="000000"/>
                               </w:rPr>
                               <w:instrText xml:space="preserve"> SEQ Figure \* ARABIC </w:instrText>
                             </w:r>
                             <w:r>
                               <w:rPr>
-                                <w:i w:val="0"/>
-                                <w:iCs w:val="0"/>
+                                <w:i w:val="false"/>
+                                <w:iCs w:val="false"/>
                                 <w:color w:val="000000"/>
                               </w:rPr>
                               <w:fldChar w:fldCharType="separate"/>
                             </w:r>
                             <w:r>
                               <w:rPr>
-                                <w:i w:val="0"/>
-                                <w:iCs w:val="0"/>
+                                <w:i w:val="false"/>
+                                <w:iCs w:val="false"/>
                                 <w:color w:val="000000"/>
                               </w:rPr>
                               <w:t>1</w:t>
                             </w:r>
                             <w:r>
                               <w:rPr>
-                                <w:i w:val="0"/>
-                                <w:iCs w:val="0"/>
+                                <w:i w:val="false"/>
+                                <w:iCs w:val="false"/>
                                 <w:color w:val="000000"/>
                               </w:rPr>
                               <w:fldChar w:fldCharType="end"/>
                             </w:r>
+                            <w:bookmarkEnd w:id="3"/>
                             <w:bookmarkEnd w:id="5"/>
-                            <w:bookmarkEnd w:id="6"/>
-                            <w:r>
-                              <w:rPr>
-                                <w:i w:val="0"/>
-                                <w:iCs w:val="0"/>
+                            <w:r>
+                              <w:rPr>
+                                <w:i w:val="false"/>
+                                <w:iCs w:val="false"/>
                                 <w:color w:val="000000"/>
                               </w:rPr>
                               <w:t xml:space="preserve">: </w:t>
                             </w:r>
                             <w:r>
                               <w:rPr>
-                                <w:i w:val="0"/>
-                                <w:iCs w:val="0"/>
+                                <w:i w:val="false"/>
+                                <w:iCs w:val="false"/>
                                 <w:color w:val="000000"/>
                               </w:rPr>
                               <w:t>転調をまとめた五度圏</w:t>
@@ -626,7 +659,7 @@
                           </w:p>
                         </w:txbxContent>
                       </wps:txbx>
-                      <wps:bodyPr lIns="0" tIns="0" rIns="0" bIns="0" anchor="t">
+                      <wps:bodyPr lIns="0" rIns="0" tIns="0" bIns="0" anchor="t">
                         <a:noAutofit/>
                       </wps:bodyPr>
                     </wps:wsp>
@@ -637,33 +670,34 @@
           </mc:Choice>
           <mc:Fallback>
             <w:pict>
-              <v:rect id="Frame1" o:spid="_x0000_s1026" style="position:absolute;margin-left:310.95pt;margin-top:11.75pt;width:173.65pt;height:204.4pt;z-index:2;visibility:visible;mso-wrap-style:square;mso-wrap-distance-left:8.8pt;mso-wrap-distance-top:0;mso-wrap-distance-right:9pt;mso-wrap-distance-bottom:0;mso-position-horizontal:absolute;mso-position-horizontal-relative:text;mso-position-vertical:absolute;mso-position-vertical-relative:text;v-text-anchor:top" o:gfxdata="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" o:allowincell="f" stroked="f" strokeweight="0">
-                <v:textbox inset="0,0,0,0">
+              <v:rect id="shape_0" ID="Frame1" path="m0,0l-2147483645,0l-2147483645,-2147483646l0,-2147483646xe" fillcolor="white" stroked="f" o:allowincell="f" style="position:absolute;margin-left:310.95pt;margin-top:11.75pt;width:173.6pt;height:204.35pt;mso-wrap-style:square;v-text-anchor:top">
+                <v:fill o:detectmouseclick="t" type="solid" color2="black"/>
+                <v:stroke color="#3465a4" joinstyle="round" endcap="flat"/>
+                <v:textbox>
                   <w:txbxContent>
                     <w:p>
                       <w:pPr>
                         <w:pStyle w:val="Figure"/>
+                        <w:spacing w:before="120" w:after="120"/>
                         <w:jc w:val="center"/>
                         <w:rPr>
-                          <w:i w:val="0"/>
-                          <w:iCs w:val="0"/>
+                          <w:i w:val="false"/>
+                          <w:i w:val="false"/>
+                          <w:iCs w:val="false"/>
                         </w:rPr>
                       </w:pPr>
-                      <w:bookmarkStart w:id="7" w:name="__RefHeading___Toc182_3269620353"/>
+                      <w:bookmarkStart w:id="6" w:name="__RefHeading___Toc182_3269620353"/>
+                      <w:bookmarkStart w:id="7" w:name="_Ref184933661"/>
                       <w:bookmarkStart w:id="8" w:name="_Toc184402377"/>
-                      <w:bookmarkStart w:id="9" w:name="_Ref184933661"/>
-                      <w:bookmarkEnd w:id="7"/>
+                      <w:bookmarkEnd w:id="6"/>
                       <w:bookmarkEnd w:id="8"/>
                       <w:r>
-                        <w:rPr>
-                          <w:noProof/>
-                          <w:color w:val="000000"/>
-                        </w:rPr>
+                        <w:rPr/>
                         <w:drawing>
                           <wp:inline distT="0" distB="0" distL="0" distR="0">
                             <wp:extent cx="2205355" cy="2205355"/>
                             <wp:effectExtent l="0" t="0" r="0" b="0"/>
-                            <wp:docPr id="3" name="Picture 1"/>
+                            <wp:docPr id="4" name="Picture 1" descr=""/>
                             <wp:cNvGraphicFramePr>
                               <a:graphicFrameLocks xmlns:a="http://schemas.openxmlformats.org/drawingml/2006/main" noChangeAspect="1"/>
                             </wp:cNvGraphicFramePr>
@@ -671,13 +705,13 @@
                               <a:graphicData uri="http://schemas.openxmlformats.org/drawingml/2006/picture">
                                 <pic:pic xmlns:pic="http://schemas.openxmlformats.org/drawingml/2006/picture">
                                   <pic:nvPicPr>
-                                    <pic:cNvPr id="3" name="Picture 1"/>
+                                    <pic:cNvPr id="4" name="Picture 1" descr=""/>
                                     <pic:cNvPicPr>
                                       <a:picLocks noChangeAspect="1" noChangeArrowheads="1"/>
                                     </pic:cNvPicPr>
                                   </pic:nvPicPr>
                                   <pic:blipFill>
-                                    <a:blip r:embed="rId8"/>
+                                    <a:blip r:embed="rId3"/>
                                     <a:stretch>
                                       <a:fillRect/>
                                     </a:stretch>
@@ -699,75 +733,67 @@
                       </w:r>
                       <w:r>
                         <w:rPr>
-                          <w:i w:val="0"/>
-                          <w:iCs w:val="0"/>
-                          <w:color w:val="000000"/>
-                        </w:rPr>
-                        <w:t>図</w:t>
-                      </w:r>
-                      <w:r>
-                        <w:rPr>
-                          <w:i w:val="0"/>
-                          <w:iCs w:val="0"/>
-                          <w:color w:val="000000"/>
-                        </w:rPr>
-                        <w:t xml:space="preserve"> </w:t>
-                      </w:r>
-                      <w:bookmarkStart w:id="10" w:name="Ref_Figure0_number_only"/>
-                      <w:r>
-                        <w:rPr>
-                          <w:i w:val="0"/>
-                          <w:iCs w:val="0"/>
+                          <w:i w:val="false"/>
+                          <w:iCs w:val="false"/>
+                          <w:color w:val="000000"/>
+                        </w:rPr>
+                        <w:t xml:space="preserve">図 </w:t>
+                      </w:r>
+                      <w:bookmarkStart w:id="9" w:name="Ref_Figure0_number_only"/>
+                      <w:r>
+                        <w:rPr>
+                          <w:i w:val="false"/>
+                          <w:iCs w:val="false"/>
                           <w:color w:val="000000"/>
                         </w:rPr>
                         <w:fldChar w:fldCharType="begin"/>
                       </w:r>
                       <w:r>
                         <w:rPr>
-                          <w:i w:val="0"/>
-                          <w:iCs w:val="0"/>
+                          <w:i w:val="false"/>
+                          <w:iCs w:val="false"/>
                           <w:color w:val="000000"/>
                         </w:rPr>
                         <w:instrText xml:space="preserve"> SEQ Figure \* ARABIC </w:instrText>
                       </w:r>
                       <w:r>
                         <w:rPr>
-                          <w:i w:val="0"/>
-                          <w:iCs w:val="0"/>
+                          <w:i w:val="false"/>
+                          <w:iCs w:val="false"/>
                           <w:color w:val="000000"/>
                         </w:rPr>
                         <w:fldChar w:fldCharType="separate"/>
                       </w:r>
                       <w:r>
                         <w:rPr>
-                          <w:i w:val="0"/>
-                          <w:iCs w:val="0"/>
+                          <w:i w:val="false"/>
+                          <w:iCs w:val="false"/>
                           <w:color w:val="000000"/>
                         </w:rPr>
                         <w:t>1</w:t>
                       </w:r>
                       <w:r>
                         <w:rPr>
-                          <w:i w:val="0"/>
-                          <w:iCs w:val="0"/>
+                          <w:i w:val="false"/>
+                          <w:iCs w:val="false"/>
                           <w:color w:val="000000"/>
                         </w:rPr>
                         <w:fldChar w:fldCharType="end"/>
                       </w:r>
+                      <w:bookmarkEnd w:id="7"/>
                       <w:bookmarkEnd w:id="9"/>
-                      <w:bookmarkEnd w:id="10"/>
-                      <w:r>
-                        <w:rPr>
-                          <w:i w:val="0"/>
-                          <w:iCs w:val="0"/>
+                      <w:r>
+                        <w:rPr>
+                          <w:i w:val="false"/>
+                          <w:iCs w:val="false"/>
                           <w:color w:val="000000"/>
                         </w:rPr>
                         <w:t xml:space="preserve">: </w:t>
                       </w:r>
                       <w:r>
                         <w:rPr>
-                          <w:i w:val="0"/>
-                          <w:iCs w:val="0"/>
+                          <w:i w:val="false"/>
+                          <w:iCs w:val="false"/>
                           <w:color w:val="000000"/>
                         </w:rPr>
                         <w:t>転調をまとめた五度圏</w:t>
@@ -794,6 +820,7 @@
         <w:pStyle w:val="Heading2"/>
         <w:rPr>
           <w:b/>
+          <w:b/>
           <w:bCs/>
         </w:rPr>
       </w:pPr>
@@ -808,35 +835,47 @@
       </w:r>
     </w:p>
     <w:p>
-      <w:r>
+      <w:pPr>
+        <w:pStyle w:val="Normal"/>
+        <w:rPr/>
+      </w:pPr>
+      <w:r>
+        <w:rPr/>
         <w:tab/>
       </w:r>
       <w:r>
+        <w:rPr/>
         <w:t>今回のテーマの曲がどのような曲であるのかは多分本誌を手に取ってくださった方ならほとんどいないと思います。なにかしらテンションが高い曲ですが、テンションが高いだけでなく、</w:t>
       </w:r>
       <w:bookmarkStart w:id="12" w:name="_Toc184402379"/>
       <w:r>
+        <w:rPr/>
         <w:t>曲が登場する場面が大変長いというのも云えて、本稿を執筆するにあたって</w:t>
       </w:r>
       <w:r>
+        <w:rPr/>
         <w:t>thprac</w:t>
       </w:r>
       <w:r>
+        <w:rPr/>
         <w:t>（泣）を使ってフィールドワーク（？）を行った結果、なんと</w:t>
       </w:r>
       <w:r>
+        <w:rPr/>
         <w:t>12</w:t>
       </w:r>
       <w:r>
+        <w:rPr/>
         <w:t>分程度</w:t>
       </w:r>
       <w:r>
         <w:rPr>
           <w:rStyle w:val="FootnoteAnchor"/>
         </w:rPr>
-        <w:footnoteReference w:id="1"/>
-      </w:r>
-      <w:r>
+        <w:footnoteReference w:id="2"/>
+      </w:r>
+      <w:r>
+        <w:rPr/>
         <w:t>のボス戦で、数えてみれば曲が五回もループしておりました。それだけ聞いてても飽きさせない曲・ゲーム作りはなるほど素晴らしい。</w:t>
       </w:r>
       <w:r>
@@ -876,16 +915,24 @@
       </w:r>
     </w:p>
     <w:p>
-      <w:r>
+      <w:pPr>
+        <w:pStyle w:val="Normal"/>
+        <w:rPr/>
+      </w:pPr>
+      <w:r>
+        <w:rPr/>
         <w:tab/>
       </w:r>
       <w:r>
+        <w:rPr/>
         <w:t>なお、</w:t>
       </w:r>
       <w:r>
+        <w:rPr/>
         <w:t>Z</w:t>
       </w:r>
       <w:r>
+        <w:rPr/>
         <w:t>氏は</w:t>
       </w:r>
       <w:r>
@@ -895,52 +942,60 @@
         <w:t>「（藍のテーマと比べて）</w:t>
       </w:r>
       <w:r>
+        <w:rPr/>
         <w:t>こっちの方は、禍々しい感じが少し混じっています。」と述べているようですが、自分は藍氏の方が些かゆゆしいと感じます。最近キツネにヤラレまくりだからなのでしょうか</w:t>
       </w:r>
       <w:r>
+        <w:rPr/>
         <w:t>¯\_(</w:t>
       </w:r>
       <w:r>
+        <w:rPr/>
         <w:t>ツ</w:t>
       </w:r>
       <w:r>
+        <w:rPr/>
         <w:t>)_/¯</w:t>
       </w:r>
       <w:r>
+        <w:rPr/>
         <w:t>。</w:t>
       </w:r>
     </w:p>
     <w:p>
-      <w:r>
+      <w:pPr>
+        <w:pStyle w:val="Normal"/>
+        <w:rPr/>
+      </w:pPr>
+      <w:r>
+        <w:rPr/>
         <w:tab/>
       </w:r>
       <w:r>
+        <w:rPr/>
         <w:t>和声の観点でいうと、驚くべき転調の数を誇り、キーがあちこち動くのが最大の特徴といえましょう。（）数えてみればなんと、</w:t>
       </w:r>
       <w:r>
+        <w:rPr/>
         <w:t>1</w:t>
       </w:r>
       <w:r>
+        <w:rPr/>
         <w:t>ループで</w:t>
       </w:r>
       <w:r>
+        <w:rPr/>
         <w:t>5</w:t>
       </w:r>
       <w:r>
-        <w:t>回も転調してしまうのです。</w:t>
-      </w:r>
-      <w:r>
-        <w:lastRenderedPageBreak/>
-        <w:t>東方原曲の中ではわりかし多い方かと思われます。今回はそんな転調にも光</w:t>
-      </w:r>
-      <w:r>
-        <w:rPr>
-          <w:noProof/>
-        </w:rPr>
+        <w:rPr/>
+        <w:t>回も転調してしまうのです。東方原曲の中ではわりかし多い方かと思われます。今回はそんな転調にも光</w:t>
+      </w:r>
+      <w:r>
         <mc:AlternateContent>
           <mc:Choice Requires="wps">
             <w:drawing>
-              <wp:anchor distT="0" distB="0" distL="0" distR="0" simplePos="0" relativeHeight="14" behindDoc="0" locked="0" layoutInCell="0" allowOverlap="1">
+              <wp:anchor behindDoc="0" distT="0" distB="0" distL="0" distR="0" simplePos="0" locked="0" layoutInCell="0" allowOverlap="1" relativeHeight="14">
                 <wp:simplePos x="0" y="0"/>
                 <wp:positionH relativeFrom="column">
                   <wp:posOffset>2616835</wp:posOffset>
@@ -952,7 +1007,6 @@
                 <wp:effectExtent l="0" t="0" r="0" b="0"/>
                 <wp:wrapSquare wrapText="largest"/>
                 <wp:docPr id="5" name="Frame2"/>
-                <wp:cNvGraphicFramePr/>
                 <a:graphic xmlns:a="http://schemas.openxmlformats.org/drawingml/2006/main">
                   <a:graphicData uri="http://schemas.microsoft.com/office/word/2010/wordprocessingShape">
                     <wps:wsp>
@@ -966,22 +1020,16 @@
                           <a:avLst/>
                         </a:prstGeom>
                         <a:solidFill>
-                          <a:srgbClr val="FFFFFF"/>
+                          <a:srgbClr val="ffffff"/>
                         </a:solidFill>
                         <a:ln w="0">
                           <a:noFill/>
                         </a:ln>
                       </wps:spPr>
                       <wps:style>
-                        <a:lnRef idx="0">
-                          <a:scrgbClr r="0" g="0" b="0"/>
-                        </a:lnRef>
-                        <a:fillRef idx="0">
-                          <a:scrgbClr r="0" g="0" b="0"/>
-                        </a:fillRef>
-                        <a:effectRef idx="0">
-                          <a:scrgbClr r="0" g="0" b="0"/>
-                        </a:effectRef>
+                        <a:lnRef idx="0"/>
+                        <a:fillRef idx="0"/>
+                        <a:effectRef idx="0"/>
                         <a:fontRef idx="minor"/>
                       </wps:style>
                       <wps:txbx>
@@ -989,22 +1037,21 @@
                           <w:p>
                             <w:pPr>
                               <w:pStyle w:val="Figure"/>
+                              <w:spacing w:before="120" w:after="120"/>
                               <w:jc w:val="center"/>
                               <w:rPr>
-                                <w:i w:val="0"/>
-                                <w:iCs w:val="0"/>
+                                <w:i w:val="false"/>
+                                <w:i w:val="false"/>
+                                <w:iCs w:val="false"/>
                               </w:rPr>
                             </w:pPr>
                             <w:r>
-                              <w:rPr>
-                                <w:noProof/>
-                                <w:color w:val="000000"/>
-                              </w:rPr>
+                              <w:rPr/>
                               <w:drawing>
                                 <wp:inline distT="0" distB="0" distL="0" distR="0">
                                   <wp:extent cx="3840480" cy="2480945"/>
-                                  <wp:effectExtent l="0" t="0" r="7620" b="0"/>
-                                  <wp:docPr id="1948513004" name="Picture 10"/>
+                                  <wp:effectExtent l="0" t="0" r="0" b="0"/>
+                                  <wp:docPr id="7" name="Picture 10" descr=""/>
                                   <wp:cNvGraphicFramePr>
                                     <a:graphicFrameLocks xmlns:a="http://schemas.openxmlformats.org/drawingml/2006/main" noChangeAspect="1"/>
                                   </wp:cNvGraphicFramePr>
@@ -1012,20 +1059,13 @@
                                     <a:graphicData uri="http://schemas.openxmlformats.org/drawingml/2006/picture">
                                       <pic:pic xmlns:pic="http://schemas.openxmlformats.org/drawingml/2006/picture">
                                         <pic:nvPicPr>
-                                          <pic:cNvPr id="0" name="Picture 1"/>
+                                          <pic:cNvPr id="7" name="Picture 10" descr=""/>
                                           <pic:cNvPicPr>
                                             <a:picLocks noChangeAspect="1" noChangeArrowheads="1"/>
                                           </pic:cNvPicPr>
                                         </pic:nvPicPr>
                                         <pic:blipFill>
-                                          <a:blip r:embed="rId9">
-                                            <a:extLst>
-                                              <a:ext uri="{28A0092B-C50C-407E-A947-70E740481C1C}">
-                                                <a14:useLocalDpi xmlns:a14="http://schemas.microsoft.com/office/drawing/2010/main" val="0"/>
-                                              </a:ext>
-                                            </a:extLst>
-                                          </a:blip>
-                                          <a:srcRect/>
+                                          <a:blip r:embed="rId4"/>
                                           <a:stretch>
                                             <a:fillRect/>
                                           </a:stretch>
@@ -1038,10 +1078,6 @@
                                           <a:prstGeom prst="rect">
                                             <a:avLst/>
                                           </a:prstGeom>
-                                          <a:noFill/>
-                                          <a:ln>
-                                            <a:noFill/>
-                                          </a:ln>
                                         </pic:spPr>
                                       </pic:pic>
                                     </a:graphicData>
@@ -1051,57 +1087,49 @@
                             </w:r>
                             <w:r>
                               <w:rPr>
-                                <w:i w:val="0"/>
-                                <w:iCs w:val="0"/>
-                                <w:color w:val="000000"/>
-                              </w:rPr>
-                              <w:t>図</w:t>
-                            </w:r>
-                            <w:r>
-                              <w:rPr>
-                                <w:i w:val="0"/>
-                                <w:iCs w:val="0"/>
-                                <w:color w:val="000000"/>
-                              </w:rPr>
-                              <w:t xml:space="preserve"> </w:t>
+                                <w:i w:val="false"/>
+                                <w:iCs w:val="false"/>
+                                <w:color w:val="000000"/>
+                              </w:rPr>
+                              <w:t xml:space="preserve">図 </w:t>
                             </w:r>
                             <w:bookmarkStart w:id="13" w:name="Ref_Figure1_number_only"/>
                             <w:r>
                               <w:rPr>
-                                <w:i w:val="0"/>
-                                <w:iCs w:val="0"/>
+                                <w:i w:val="false"/>
+                                <w:iCs w:val="false"/>
                                 <w:color w:val="000000"/>
                               </w:rPr>
                               <w:fldChar w:fldCharType="begin"/>
                             </w:r>
                             <w:r>
                               <w:rPr>
-                                <w:i w:val="0"/>
-                                <w:iCs w:val="0"/>
+                                <w:i w:val="false"/>
+                                <w:iCs w:val="false"/>
                                 <w:color w:val="000000"/>
                               </w:rPr>
                               <w:instrText xml:space="preserve"> SEQ Figure \* ARABIC </w:instrText>
                             </w:r>
                             <w:r>
                               <w:rPr>
-                                <w:i w:val="0"/>
-                                <w:iCs w:val="0"/>
+                                <w:i w:val="false"/>
+                                <w:iCs w:val="false"/>
                                 <w:color w:val="000000"/>
                               </w:rPr>
                               <w:fldChar w:fldCharType="separate"/>
                             </w:r>
                             <w:r>
                               <w:rPr>
-                                <w:i w:val="0"/>
-                                <w:iCs w:val="0"/>
+                                <w:i w:val="false"/>
+                                <w:iCs w:val="false"/>
                                 <w:color w:val="000000"/>
                               </w:rPr>
                               <w:t>2</w:t>
                             </w:r>
                             <w:r>
                               <w:rPr>
-                                <w:i w:val="0"/>
-                                <w:iCs w:val="0"/>
+                                <w:i w:val="false"/>
+                                <w:iCs w:val="false"/>
                                 <w:color w:val="000000"/>
                               </w:rPr>
                               <w:fldChar w:fldCharType="end"/>
@@ -1109,16 +1137,16 @@
                             <w:bookmarkEnd w:id="13"/>
                             <w:r>
                               <w:rPr>
-                                <w:i w:val="0"/>
-                                <w:iCs w:val="0"/>
+                                <w:i w:val="false"/>
+                                <w:iCs w:val="false"/>
                                 <w:color w:val="000000"/>
                               </w:rPr>
                               <w:t xml:space="preserve">: </w:t>
                             </w:r>
                             <w:r>
                               <w:rPr>
-                                <w:i w:val="0"/>
-                                <w:iCs w:val="0"/>
+                                <w:i w:val="false"/>
+                                <w:iCs w:val="false"/>
                                 <w:color w:val="000000"/>
                               </w:rPr>
                               <w:t>イントロ譜</w:t>
@@ -1126,7 +1154,7 @@
                           </w:p>
                         </w:txbxContent>
                       </wps:txbx>
-                      <wps:bodyPr lIns="0" tIns="0" rIns="0" bIns="0" anchor="t">
+                      <wps:bodyPr lIns="0" rIns="0" tIns="0" bIns="0" anchor="t">
                         <a:noAutofit/>
                       </wps:bodyPr>
                     </wps:wsp>
@@ -1137,28 +1165,29 @@
           </mc:Choice>
           <mc:Fallback>
             <w:pict>
-              <v:rect id="Frame2" o:spid="_x0000_s1027" style="position:absolute;margin-left:206.05pt;margin-top:55.1pt;width:302.8pt;height:221.1pt;z-index:14;visibility:visible;mso-wrap-style:square;mso-wrap-distance-left:0;mso-wrap-distance-top:0;mso-wrap-distance-right:0;mso-wrap-distance-bottom:0;mso-position-horizontal:absolute;mso-position-horizontal-relative:text;mso-position-vertical:absolute;mso-position-vertical-relative:text;v-text-anchor:top" o:gfxdata="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" o:allowincell="f" stroked="f" strokeweight="0">
-                <v:textbox inset="0,0,0,0">
+              <v:rect id="shape_0" ID="Frame2" path="m0,0l-2147483645,0l-2147483645,-2147483646l0,-2147483646xe" fillcolor="white" stroked="f" o:allowincell="f" style="position:absolute;margin-left:206.05pt;margin-top:55.1pt;width:302.75pt;height:221.05pt;mso-wrap-style:square;v-text-anchor:top">
+                <v:fill o:detectmouseclick="t" type="solid" color2="black"/>
+                <v:stroke color="#3465a4" joinstyle="round" endcap="flat"/>
+                <v:textbox>
                   <w:txbxContent>
                     <w:p>
                       <w:pPr>
                         <w:pStyle w:val="Figure"/>
+                        <w:spacing w:before="120" w:after="120"/>
                         <w:jc w:val="center"/>
                         <w:rPr>
-                          <w:i w:val="0"/>
-                          <w:iCs w:val="0"/>
+                          <w:i w:val="false"/>
+                          <w:i w:val="false"/>
+                          <w:iCs w:val="false"/>
                         </w:rPr>
                       </w:pPr>
                       <w:r>
-                        <w:rPr>
-                          <w:noProof/>
-                          <w:color w:val="000000"/>
-                        </w:rPr>
+                        <w:rPr/>
                         <w:drawing>
                           <wp:inline distT="0" distB="0" distL="0" distR="0">
                             <wp:extent cx="3840480" cy="2480945"/>
-                            <wp:effectExtent l="0" t="0" r="7620" b="0"/>
-                            <wp:docPr id="1948513004" name="Picture 10"/>
+                            <wp:effectExtent l="0" t="0" r="0" b="0"/>
+                            <wp:docPr id="8" name="Picture 10" descr=""/>
                             <wp:cNvGraphicFramePr>
                               <a:graphicFrameLocks xmlns:a="http://schemas.openxmlformats.org/drawingml/2006/main" noChangeAspect="1"/>
                             </wp:cNvGraphicFramePr>
@@ -1166,20 +1195,13 @@
                               <a:graphicData uri="http://schemas.openxmlformats.org/drawingml/2006/picture">
                                 <pic:pic xmlns:pic="http://schemas.openxmlformats.org/drawingml/2006/picture">
                                   <pic:nvPicPr>
-                                    <pic:cNvPr id="0" name="Picture 1"/>
+                                    <pic:cNvPr id="8" name="Picture 10" descr=""/>
                                     <pic:cNvPicPr>
                                       <a:picLocks noChangeAspect="1" noChangeArrowheads="1"/>
                                     </pic:cNvPicPr>
                                   </pic:nvPicPr>
                                   <pic:blipFill>
-                                    <a:blip r:embed="rId9">
-                                      <a:extLst>
-                                        <a:ext uri="{28A0092B-C50C-407E-A947-70E740481C1C}">
-                                          <a14:useLocalDpi xmlns:a14="http://schemas.microsoft.com/office/drawing/2010/main" val="0"/>
-                                        </a:ext>
-                                      </a:extLst>
-                                    </a:blip>
-                                    <a:srcRect/>
+                                    <a:blip r:embed="rId5"/>
                                     <a:stretch>
                                       <a:fillRect/>
                                     </a:stretch>
@@ -1192,10 +1214,6 @@
                                     <a:prstGeom prst="rect">
                                       <a:avLst/>
                                     </a:prstGeom>
-                                    <a:noFill/>
-                                    <a:ln>
-                                      <a:noFill/>
-                                    </a:ln>
                                   </pic:spPr>
                                 </pic:pic>
                               </a:graphicData>
@@ -1205,57 +1223,49 @@
                       </w:r>
                       <w:r>
                         <w:rPr>
-                          <w:i w:val="0"/>
-                          <w:iCs w:val="0"/>
-                          <w:color w:val="000000"/>
-                        </w:rPr>
-                        <w:t>図</w:t>
-                      </w:r>
-                      <w:r>
-                        <w:rPr>
-                          <w:i w:val="0"/>
-                          <w:iCs w:val="0"/>
-                          <w:color w:val="000000"/>
-                        </w:rPr>
-                        <w:t xml:space="preserve"> </w:t>
+                          <w:i w:val="false"/>
+                          <w:iCs w:val="false"/>
+                          <w:color w:val="000000"/>
+                        </w:rPr>
+                        <w:t xml:space="preserve">図 </w:t>
                       </w:r>
                       <w:bookmarkStart w:id="14" w:name="Ref_Figure1_number_only"/>
                       <w:r>
                         <w:rPr>
-                          <w:i w:val="0"/>
-                          <w:iCs w:val="0"/>
+                          <w:i w:val="false"/>
+                          <w:iCs w:val="false"/>
                           <w:color w:val="000000"/>
                         </w:rPr>
                         <w:fldChar w:fldCharType="begin"/>
                       </w:r>
                       <w:r>
                         <w:rPr>
-                          <w:i w:val="0"/>
-                          <w:iCs w:val="0"/>
+                          <w:i w:val="false"/>
+                          <w:iCs w:val="false"/>
                           <w:color w:val="000000"/>
                         </w:rPr>
                         <w:instrText xml:space="preserve"> SEQ Figure \* ARABIC </w:instrText>
                       </w:r>
                       <w:r>
                         <w:rPr>
-                          <w:i w:val="0"/>
-                          <w:iCs w:val="0"/>
+                          <w:i w:val="false"/>
+                          <w:iCs w:val="false"/>
                           <w:color w:val="000000"/>
                         </w:rPr>
                         <w:fldChar w:fldCharType="separate"/>
                       </w:r>
                       <w:r>
                         <w:rPr>
-                          <w:i w:val="0"/>
-                          <w:iCs w:val="0"/>
+                          <w:i w:val="false"/>
+                          <w:iCs w:val="false"/>
                           <w:color w:val="000000"/>
                         </w:rPr>
                         <w:t>2</w:t>
                       </w:r>
                       <w:r>
                         <w:rPr>
-                          <w:i w:val="0"/>
-                          <w:iCs w:val="0"/>
+                          <w:i w:val="false"/>
+                          <w:iCs w:val="false"/>
                           <w:color w:val="000000"/>
                         </w:rPr>
                         <w:fldChar w:fldCharType="end"/>
@@ -1263,16 +1273,16 @@
                       <w:bookmarkEnd w:id="14"/>
                       <w:r>
                         <w:rPr>
-                          <w:i w:val="0"/>
-                          <w:iCs w:val="0"/>
+                          <w:i w:val="false"/>
+                          <w:iCs w:val="false"/>
                           <w:color w:val="000000"/>
                         </w:rPr>
                         <w:t xml:space="preserve">: </w:t>
                       </w:r>
                       <w:r>
                         <w:rPr>
-                          <w:i w:val="0"/>
-                          <w:iCs w:val="0"/>
+                          <w:i w:val="false"/>
+                          <w:iCs w:val="false"/>
                           <w:color w:val="000000"/>
                         </w:rPr>
                         <w:t>イントロ譜</w:t>
@@ -1287,6 +1297,7 @@
         </mc:AlternateContent>
       </w:r>
       <w:r>
+        <w:rPr/>
         <w:t>を当てながら分析を進めていきたいと思います。</w:t>
       </w:r>
     </w:p>
@@ -1294,6 +1305,7 @@
       <w:pPr>
         <w:pStyle w:val="Heading2"/>
         <w:rPr>
+          <w:b/>
           <w:b/>
           <w:bCs/>
         </w:rPr>
@@ -1310,19 +1322,28 @@
       <w:bookmarkEnd w:id="12"/>
     </w:p>
     <w:p>
-      <w:r>
+      <w:pPr>
+        <w:pStyle w:val="Normal"/>
+        <w:rPr/>
+      </w:pPr>
+      <w:r>
+        <w:rPr/>
         <w:tab/>
       </w:r>
       <w:r>
+        <w:rPr/>
         <w:t>曲が始まると思いきや、いきなりハイパワーなフレーズで叩いきて、プレイヤー・リスナーの注意を引きつける。メロディーのリズムが八分音符主体で、音程も素早く上下するので、（初手が</w:t>
       </w:r>
       <w:r>
+        <w:rPr/>
         <w:t>C#m</w:t>
       </w:r>
       <w:r>
+        <w:rPr/>
         <w:t>アルペジオであったり）あまりなめらかなメロディーではなく、耳で追いづらいのが特徴です。その後ろにあるコードは音階を素早く下がり下がりしたり上がり上がりしたりする。（図</w:t>
       </w:r>
       <w:r>
+        <w:rPr/>
         <w:fldChar w:fldCharType="begin"/>
       </w:r>
       <w:r>
@@ -1350,32 +1371,45 @@
         <w:fldChar w:fldCharType="end"/>
       </w:r>
       <w:r>
+        <w:rPr/>
         <w:t>）混沌とした感じや、あるいは今から何かが始まりそうな予感を植え付けるために効果的な、東方原曲でよくあるパターンですね。</w:t>
       </w:r>
     </w:p>
     <w:p>
-      <w:r>
+      <w:pPr>
+        <w:pStyle w:val="Normal"/>
+        <w:rPr/>
+      </w:pPr>
+      <w:r>
+        <w:rPr/>
         <w:tab/>
       </w:r>
       <w:r>
+        <w:rPr/>
         <w:t>でも、こんな印象強いイントロから、どのようにして綺麗なピアノが鳴り響く</w:t>
       </w:r>
       <w:r>
+        <w:rPr/>
         <w:t>B</w:t>
       </w:r>
       <w:r>
+        <w:rPr/>
         <w:t>メロまで移動するのでしょうか。このままではつながりませんね。そのために、</w:t>
       </w:r>
       <w:r>
+        <w:rPr/>
         <w:t>Z</w:t>
       </w:r>
       <w:r>
+        <w:rPr/>
         <w:t>氏はイントロと</w:t>
       </w:r>
       <w:r>
+        <w:rPr/>
         <w:t>B</w:t>
       </w:r>
       <w:r>
+        <w:rPr/>
         <w:t>メロの間に一つセクションを置いているようです。続けてみてみましょう。</w:t>
       </w:r>
     </w:p>
@@ -1399,73 +1433,82 @@
         <w:rPr>
           <w:rStyle w:val="FootnoteAnchor"/>
         </w:rPr>
-        <w:footnoteReference w:id="2"/>
-      </w:r>
-      <w:r>
-        <w:t xml:space="preserve">　（公式音源</w:t>
-      </w:r>
-      <w:r>
+        <w:footnoteReference w:id="3"/>
+      </w:r>
+      <w:r>
+        <w:rPr/>
+        <w:t>　（公式音源</w:t>
+      </w:r>
+      <w:r>
+        <w:rPr/>
         <w:t>0:25~</w:t>
       </w:r>
       <w:r>
+        <w:rPr/>
         <w:t>）</w:t>
       </w:r>
     </w:p>
     <w:p>
       <w:pPr>
+        <w:pStyle w:val="Normal"/>
         <w:rPr>
           <w:lang w:val="en-GB"/>
         </w:rPr>
       </w:pPr>
       <w:r>
+        <w:rPr/>
         <w:tab/>
       </w:r>
       <w:r>
+        <w:rPr/>
         <w:t>混沌としたイントロと明瞭な</w:t>
       </w:r>
       <w:r>
+        <w:rPr/>
         <w:t>B</w:t>
       </w:r>
       <w:r>
+        <w:rPr/>
         <w:t>メロをつなぐために、</w:t>
       </w:r>
       <w:r>
+        <w:rPr/>
         <w:t>Z</w:t>
       </w:r>
       <w:r>
+        <w:rPr/>
         <w:t>氏はここでブリッジ、つまり間奏のような、過渡的なセクションを配置したように思われます。具体的にどういうことかというと、</w:t>
       </w:r>
       <w:r>
+        <w:rPr/>
         <w:t>1.</w:t>
       </w:r>
       <w:r>
+        <w:rPr/>
         <w:t>メロディー性を希薄にする、</w:t>
       </w:r>
       <w:r>
+        <w:rPr/>
         <w:t xml:space="preserve">2. </w:t>
       </w:r>
       <w:r>
-        <w:t>リスナーの調性感覚を不安定化することによって、セクションを繋げやすくするということです。例えると、ラーメンを食べた</w:t>
-      </w:r>
-      <w:r>
-        <w:lastRenderedPageBreak/>
-        <w:t>後、アイスを食べる前に一回水を飲んでラーメンの後味を中和しておくようなイメージです。</w:t>
+        <w:rPr/>
+        <w:t>リスナーの調性感覚を不安定化することによって、セクションを繋げやすくするということです。例えると、ラーメンを食べた後、アイスを食べる前に一回水を飲んでラーメンの後味を中和しておくようなイメージです。</w:t>
       </w:r>
     </w:p>
     <w:p>
       <w:pPr>
+        <w:pStyle w:val="Normal"/>
         <w:rPr>
           <w:lang w:val="en-GB"/>
         </w:rPr>
       </w:pPr>
       <w:r>
-        <w:rPr>
-          <w:noProof/>
-        </w:rPr>
+        <w:rPr/>
         <mc:AlternateContent>
           <mc:Choice Requires="wps">
             <w:drawing>
-              <wp:anchor distT="635" distB="3810" distL="0" distR="3810" simplePos="0" relativeHeight="12" behindDoc="0" locked="0" layoutInCell="0" allowOverlap="1">
+              <wp:anchor behindDoc="0" distT="635" distB="3810" distL="0" distR="3810" simplePos="0" locked="0" layoutInCell="0" allowOverlap="1" relativeHeight="12">
                 <wp:simplePos x="0" y="0"/>
                 <wp:positionH relativeFrom="column">
                   <wp:posOffset>4358005</wp:posOffset>
@@ -1485,7 +1528,6 @@
                   </wp:wrapPolygon>
                 </wp:wrapThrough>
                 <wp:docPr id="9" name="Text Frame 1"/>
-                <wp:cNvGraphicFramePr/>
                 <a:graphic xmlns:a="http://schemas.openxmlformats.org/drawingml/2006/main">
                   <a:graphicData uri="http://schemas.microsoft.com/office/word/2010/wordprocessingShape">
                     <wps:wsp>
@@ -1499,7 +1541,7 @@
                           <a:avLst/>
                         </a:prstGeom>
                         <a:solidFill>
-                          <a:srgbClr val="FFF5CE"/>
+                          <a:srgbClr val="fff5ce"/>
                         </a:solidFill>
                         <a:ln w="0">
                           <a:solidFill>
@@ -1511,15 +1553,9 @@
                         </a:ln>
                       </wps:spPr>
                       <wps:style>
-                        <a:lnRef idx="0">
-                          <a:scrgbClr r="0" g="0" b="0"/>
-                        </a:lnRef>
-                        <a:fillRef idx="0">
-                          <a:scrgbClr r="0" g="0" b="0"/>
-                        </a:fillRef>
-                        <a:effectRef idx="0">
-                          <a:scrgbClr r="0" g="0" b="0"/>
-                        </a:effectRef>
+                        <a:lnRef idx="0"/>
+                        <a:fillRef idx="0"/>
+                        <a:effectRef idx="0"/>
                         <a:fontRef idx="minor"/>
                       </wps:style>
                       <wps:txbx>
@@ -1527,7 +1563,7 @@
                           <w:p>
                             <w:pPr>
                               <w:pStyle w:val="FrameContents"/>
-                              <w:spacing w:after="0" w:line="240" w:lineRule="auto"/>
+                              <w:spacing w:lineRule="auto" w:line="240" w:before="0" w:after="0"/>
                               <w:rPr>
                                 <w:color w:val="000000"/>
                               </w:rPr>
@@ -1543,7 +1579,7 @@
                           <w:p>
                             <w:pPr>
                               <w:pStyle w:val="FrameContents"/>
-                              <w:spacing w:after="0" w:line="240" w:lineRule="auto"/>
+                              <w:spacing w:lineRule="auto" w:line="240" w:before="0" w:after="0"/>
                               <w:rPr>
                                 <w:color w:val="000000"/>
                               </w:rPr>
@@ -1558,7 +1594,7 @@
                           <w:p>
                             <w:pPr>
                               <w:pStyle w:val="FrameContents"/>
-                              <w:spacing w:after="0" w:line="240" w:lineRule="auto"/>
+                              <w:spacing w:lineRule="auto" w:line="240" w:before="0" w:after="0"/>
                               <w:rPr>
                                 <w:color w:val="000000"/>
                               </w:rPr>
@@ -1572,7 +1608,7 @@
                           </w:p>
                         </w:txbxContent>
                       </wps:txbx>
-                      <wps:bodyPr lIns="109800" tIns="54720" rIns="109800" bIns="109800" anchor="t">
+                      <wps:bodyPr lIns="109800" rIns="109800" tIns="54720" bIns="109800" anchor="t">
                         <a:noAutofit/>
                       </wps:bodyPr>
                     </wps:wsp>
@@ -1583,13 +1619,15 @@
           </mc:Choice>
           <mc:Fallback>
             <w:pict>
-              <v:rect id="Text Frame 1" o:spid="_x0000_s1028" style="position:absolute;margin-left:343.15pt;margin-top:306.3pt;width:177.3pt;height:100.8pt;z-index:12;visibility:visible;mso-wrap-style:square;mso-wrap-distance-left:0;mso-wrap-distance-top:.05pt;mso-wrap-distance-right:.3pt;mso-wrap-distance-bottom:.3pt;mso-position-horizontal:absolute;mso-position-horizontal-relative:text;mso-position-vertical:absolute;mso-position-vertical-relative:text;v-text-anchor:top" o:gfxdata="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" o:allowincell="f" fillcolor="#fff5ce" strokeweight="0">
-                <v:textbox inset="3.05mm,1.52mm,3.05mm,3.05mm">
+              <v:rect id="shape_0" ID="Text Frame 1" path="m0,0l-2147483645,0l-2147483645,-2147483646l0,-2147483646xe" fillcolor="#fff5ce" stroked="t" o:allowincell="f" style="position:absolute;margin-left:343.15pt;margin-top:306.3pt;width:177.25pt;height:100.75pt;mso-wrap-style:square;v-text-anchor:top">
+                <v:fill o:detectmouseclick="t" type="solid" color2="#000a31"/>
+                <v:stroke color="black" dashstyle="longdash" joinstyle="round" endcap="flat"/>
+                <v:textbox>
                   <w:txbxContent>
                     <w:p>
                       <w:pPr>
                         <w:pStyle w:val="FrameContents"/>
-                        <w:spacing w:after="0" w:line="240" w:lineRule="auto"/>
+                        <w:spacing w:lineRule="auto" w:line="240" w:before="0" w:after="0"/>
                         <w:rPr>
                           <w:color w:val="000000"/>
                         </w:rPr>
@@ -1605,7 +1643,7 @@
                     <w:p>
                       <w:pPr>
                         <w:pStyle w:val="FrameContents"/>
-                        <w:spacing w:after="0" w:line="240" w:lineRule="auto"/>
+                        <w:spacing w:lineRule="auto" w:line="240" w:before="0" w:after="0"/>
                         <w:rPr>
                           <w:color w:val="000000"/>
                         </w:rPr>
@@ -1620,7 +1658,7 @@
                     <w:p>
                       <w:pPr>
                         <w:pStyle w:val="FrameContents"/>
-                        <w:spacing w:after="0" w:line="240" w:lineRule="auto"/>
+                        <w:spacing w:lineRule="auto" w:line="240" w:before="0" w:after="0"/>
                         <w:rPr>
                           <w:color w:val="000000"/>
                         </w:rPr>
@@ -1634,29 +1672,26 @@
                     </w:p>
                   </w:txbxContent>
                 </v:textbox>
-                <w10:wrap type="through" side="largest"/>
+                <w10:wrap type="square" side="largest"/>
               </v:rect>
             </w:pict>
           </mc:Fallback>
         </mc:AlternateContent>
-      </w:r>
-      <w:r>
         <w:tab/>
       </w:r>
       <w:r>
+        <w:rPr/>
         <w:t>メロディー性を下げるといっても、どういうことなのか。具体的にみていくと（）、まず、音数が圧倒的に少なくなっております。八分音符を極めていたイントロと違い、ここでは音の長さがたっぷりとってあり、特に</w:t>
       </w:r>
       <w:r>
+        <w:rPr/>
         <w:t>1</w:t>
       </w:r>
       <w:r>
-        <w:rPr>
-          <w:noProof/>
-        </w:rPr>
         <mc:AlternateContent>
           <mc:Choice Requires="wps">
             <w:drawing>
-              <wp:anchor distT="0" distB="0" distL="0" distR="0" simplePos="0" relativeHeight="17" behindDoc="0" locked="0" layoutInCell="0" allowOverlap="1">
+              <wp:anchor behindDoc="0" distT="0" distB="0" distL="0" distR="0" simplePos="0" locked="0" layoutInCell="0" allowOverlap="1" relativeHeight="17">
                 <wp:simplePos x="0" y="0"/>
                 <wp:positionH relativeFrom="column">
                   <wp:posOffset>36830</wp:posOffset>
@@ -1668,7 +1703,6 @@
                 <wp:effectExtent l="0" t="0" r="0" b="0"/>
                 <wp:wrapSquare wrapText="largest"/>
                 <wp:docPr id="11" name="Frame3"/>
-                <wp:cNvGraphicFramePr/>
                 <a:graphic xmlns:a="http://schemas.openxmlformats.org/drawingml/2006/main">
                   <a:graphicData uri="http://schemas.microsoft.com/office/word/2010/wordprocessingShape">
                     <wps:wsp>
@@ -1682,22 +1716,16 @@
                           <a:avLst/>
                         </a:prstGeom>
                         <a:solidFill>
-                          <a:srgbClr val="FFFFFF"/>
+                          <a:srgbClr val="ffffff"/>
                         </a:solidFill>
                         <a:ln w="0">
                           <a:noFill/>
                         </a:ln>
                       </wps:spPr>
                       <wps:style>
-                        <a:lnRef idx="0">
-                          <a:scrgbClr r="0" g="0" b="0"/>
-                        </a:lnRef>
-                        <a:fillRef idx="0">
-                          <a:scrgbClr r="0" g="0" b="0"/>
-                        </a:fillRef>
-                        <a:effectRef idx="0">
-                          <a:scrgbClr r="0" g="0" b="0"/>
-                        </a:effectRef>
+                        <a:lnRef idx="0"/>
+                        <a:fillRef idx="0"/>
+                        <a:effectRef idx="0"/>
                         <a:fontRef idx="minor"/>
                       </wps:style>
                       <wps:txbx>
@@ -1705,23 +1733,22 @@
                           <w:p>
                             <w:pPr>
                               <w:pStyle w:val="Figure"/>
+                              <w:spacing w:before="120" w:after="120"/>
                               <w:jc w:val="center"/>
                               <w:rPr>
-                                <w:i w:val="0"/>
-                                <w:iCs w:val="0"/>
+                                <w:i w:val="false"/>
+                                <w:i w:val="false"/>
+                                <w:iCs w:val="false"/>
                               </w:rPr>
                             </w:pPr>
                             <w:bookmarkStart w:id="17" w:name="_Ref184933719"/>
                             <w:r>
-                              <w:rPr>
-                                <w:noProof/>
-                                <w:color w:val="000000"/>
-                              </w:rPr>
+                              <w:rPr/>
                               <w:drawing>
                                 <wp:inline distT="0" distB="0" distL="0" distR="0">
                                   <wp:extent cx="5612130" cy="1713865"/>
                                   <wp:effectExtent l="0" t="0" r="0" b="0"/>
-                                  <wp:docPr id="13" name="Image6"/>
+                                  <wp:docPr id="13" name="Image6" descr=""/>
                                   <wp:cNvGraphicFramePr>
                                     <a:graphicFrameLocks xmlns:a="http://schemas.openxmlformats.org/drawingml/2006/main" noChangeAspect="1"/>
                                   </wp:cNvGraphicFramePr>
@@ -1729,13 +1756,13 @@
                                     <a:graphicData uri="http://schemas.openxmlformats.org/drawingml/2006/picture">
                                       <pic:pic xmlns:pic="http://schemas.openxmlformats.org/drawingml/2006/picture">
                                         <pic:nvPicPr>
-                                          <pic:cNvPr id="13" name="Image6"/>
+                                          <pic:cNvPr id="13" name="Image6" descr=""/>
                                           <pic:cNvPicPr>
                                             <a:picLocks noChangeAspect="1" noChangeArrowheads="1"/>
                                           </pic:cNvPicPr>
                                         </pic:nvPicPr>
                                         <pic:blipFill>
-                                          <a:blip r:embed="rId10"/>
+                                          <a:blip r:embed="rId6"/>
                                           <a:stretch>
                                             <a:fillRect/>
                                           </a:stretch>
@@ -1757,57 +1784,49 @@
                             </w:r>
                             <w:r>
                               <w:rPr>
-                                <w:i w:val="0"/>
-                                <w:iCs w:val="0"/>
-                                <w:color w:val="000000"/>
-                              </w:rPr>
-                              <w:t>図</w:t>
-                            </w:r>
-                            <w:r>
-                              <w:rPr>
-                                <w:i w:val="0"/>
-                                <w:iCs w:val="0"/>
-                                <w:color w:val="000000"/>
-                              </w:rPr>
-                              <w:t xml:space="preserve"> </w:t>
+                                <w:i w:val="false"/>
+                                <w:iCs w:val="false"/>
+                                <w:color w:val="000000"/>
+                              </w:rPr>
+                              <w:t xml:space="preserve">図 </w:t>
                             </w:r>
                             <w:bookmarkStart w:id="18" w:name="Ref_Figure2_number_only"/>
                             <w:r>
                               <w:rPr>
-                                <w:i w:val="0"/>
-                                <w:iCs w:val="0"/>
+                                <w:i w:val="false"/>
+                                <w:iCs w:val="false"/>
                                 <w:color w:val="000000"/>
                               </w:rPr>
                               <w:fldChar w:fldCharType="begin"/>
                             </w:r>
                             <w:r>
                               <w:rPr>
-                                <w:i w:val="0"/>
-                                <w:iCs w:val="0"/>
+                                <w:i w:val="false"/>
+                                <w:iCs w:val="false"/>
                                 <w:color w:val="000000"/>
                               </w:rPr>
                               <w:instrText xml:space="preserve"> SEQ Figure \* ARABIC </w:instrText>
                             </w:r>
                             <w:r>
                               <w:rPr>
-                                <w:i w:val="0"/>
-                                <w:iCs w:val="0"/>
+                                <w:i w:val="false"/>
+                                <w:iCs w:val="false"/>
                                 <w:color w:val="000000"/>
                               </w:rPr>
                               <w:fldChar w:fldCharType="separate"/>
                             </w:r>
                             <w:r>
                               <w:rPr>
-                                <w:i w:val="0"/>
-                                <w:iCs w:val="0"/>
+                                <w:i w:val="false"/>
+                                <w:iCs w:val="false"/>
                                 <w:color w:val="000000"/>
                               </w:rPr>
                               <w:t>3</w:t>
                             </w:r>
                             <w:r>
                               <w:rPr>
-                                <w:i w:val="0"/>
-                                <w:iCs w:val="0"/>
+                                <w:i w:val="false"/>
+                                <w:iCs w:val="false"/>
                                 <w:color w:val="000000"/>
                               </w:rPr>
                               <w:fldChar w:fldCharType="end"/>
@@ -1816,16 +1835,16 @@
                             <w:bookmarkEnd w:id="18"/>
                             <w:r>
                               <w:rPr>
-                                <w:i w:val="0"/>
-                                <w:iCs w:val="0"/>
+                                <w:i w:val="false"/>
+                                <w:iCs w:val="false"/>
                                 <w:color w:val="000000"/>
                               </w:rPr>
                               <w:t xml:space="preserve">: </w:t>
                             </w:r>
                             <w:r>
                               <w:rPr>
-                                <w:i w:val="0"/>
-                                <w:iCs w:val="0"/>
+                                <w:i w:val="false"/>
+                                <w:iCs w:val="false"/>
                                 <w:color w:val="000000"/>
                               </w:rPr>
                               <w:t>ブリッジ譜</w:t>
@@ -1833,7 +1852,7 @@
                           </w:p>
                         </w:txbxContent>
                       </wps:txbx>
-                      <wps:bodyPr lIns="0" tIns="0" rIns="0" bIns="0" anchor="t">
+                      <wps:bodyPr lIns="0" rIns="0" tIns="0" bIns="0" anchor="t">
                         <a:noAutofit/>
                       </wps:bodyPr>
                     </wps:wsp>
@@ -1844,29 +1863,30 @@
           </mc:Choice>
           <mc:Fallback>
             <w:pict>
-              <v:rect id="Frame3" o:spid="_x0000_s1029" style="position:absolute;margin-left:2.9pt;margin-top:-5.9pt;width:441.9pt;height:165.7pt;z-index:17;visibility:visible;mso-wrap-style:square;mso-wrap-distance-left:0;mso-wrap-distance-top:0;mso-wrap-distance-right:0;mso-wrap-distance-bottom:0;mso-position-horizontal:absolute;mso-position-horizontal-relative:text;mso-position-vertical:absolute;mso-position-vertical-relative:text;v-text-anchor:top" o:gfxdata="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" o:allowincell="f" stroked="f" strokeweight="0">
-                <v:textbox inset="0,0,0,0">
+              <v:rect id="shape_0" ID="Frame3" path="m0,0l-2147483645,0l-2147483645,-2147483646l0,-2147483646xe" fillcolor="white" stroked="f" o:allowincell="f" style="position:absolute;margin-left:2.9pt;margin-top:-5.9pt;width:441.85pt;height:165.65pt;mso-wrap-style:square;v-text-anchor:top">
+                <v:fill o:detectmouseclick="t" type="solid" color2="black"/>
+                <v:stroke color="#3465a4" joinstyle="round" endcap="flat"/>
+                <v:textbox>
                   <w:txbxContent>
                     <w:p>
                       <w:pPr>
                         <w:pStyle w:val="Figure"/>
+                        <w:spacing w:before="120" w:after="120"/>
                         <w:jc w:val="center"/>
                         <w:rPr>
-                          <w:i w:val="0"/>
-                          <w:iCs w:val="0"/>
+                          <w:i w:val="false"/>
+                          <w:i w:val="false"/>
+                          <w:iCs w:val="false"/>
                         </w:rPr>
                       </w:pPr>
                       <w:bookmarkStart w:id="19" w:name="_Ref184933719"/>
                       <w:r>
-                        <w:rPr>
-                          <w:noProof/>
-                          <w:color w:val="000000"/>
-                        </w:rPr>
+                        <w:rPr/>
                         <w:drawing>
                           <wp:inline distT="0" distB="0" distL="0" distR="0">
                             <wp:extent cx="5612130" cy="1713865"/>
                             <wp:effectExtent l="0" t="0" r="0" b="0"/>
-                            <wp:docPr id="13" name="Image6"/>
+                            <wp:docPr id="14" name="Image6" descr=""/>
                             <wp:cNvGraphicFramePr>
                               <a:graphicFrameLocks xmlns:a="http://schemas.openxmlformats.org/drawingml/2006/main" noChangeAspect="1"/>
                             </wp:cNvGraphicFramePr>
@@ -1874,13 +1894,13 @@
                               <a:graphicData uri="http://schemas.openxmlformats.org/drawingml/2006/picture">
                                 <pic:pic xmlns:pic="http://schemas.openxmlformats.org/drawingml/2006/picture">
                                   <pic:nvPicPr>
-                                    <pic:cNvPr id="13" name="Image6"/>
+                                    <pic:cNvPr id="14" name="Image6" descr=""/>
                                     <pic:cNvPicPr>
                                       <a:picLocks noChangeAspect="1" noChangeArrowheads="1"/>
                                     </pic:cNvPicPr>
                                   </pic:nvPicPr>
                                   <pic:blipFill>
-                                    <a:blip r:embed="rId10"/>
+                                    <a:blip r:embed="rId7"/>
                                     <a:stretch>
                                       <a:fillRect/>
                                     </a:stretch>
@@ -1902,57 +1922,49 @@
                       </w:r>
                       <w:r>
                         <w:rPr>
-                          <w:i w:val="0"/>
-                          <w:iCs w:val="0"/>
-                          <w:color w:val="000000"/>
-                        </w:rPr>
-                        <w:t>図</w:t>
-                      </w:r>
-                      <w:r>
-                        <w:rPr>
-                          <w:i w:val="0"/>
-                          <w:iCs w:val="0"/>
-                          <w:color w:val="000000"/>
-                        </w:rPr>
-                        <w:t xml:space="preserve"> </w:t>
+                          <w:i w:val="false"/>
+                          <w:iCs w:val="false"/>
+                          <w:color w:val="000000"/>
+                        </w:rPr>
+                        <w:t xml:space="preserve">図 </w:t>
                       </w:r>
                       <w:bookmarkStart w:id="20" w:name="Ref_Figure2_number_only"/>
                       <w:r>
                         <w:rPr>
-                          <w:i w:val="0"/>
-                          <w:iCs w:val="0"/>
+                          <w:i w:val="false"/>
+                          <w:iCs w:val="false"/>
                           <w:color w:val="000000"/>
                         </w:rPr>
                         <w:fldChar w:fldCharType="begin"/>
                       </w:r>
                       <w:r>
                         <w:rPr>
-                          <w:i w:val="0"/>
-                          <w:iCs w:val="0"/>
+                          <w:i w:val="false"/>
+                          <w:iCs w:val="false"/>
                           <w:color w:val="000000"/>
                         </w:rPr>
                         <w:instrText xml:space="preserve"> SEQ Figure \* ARABIC </w:instrText>
                       </w:r>
                       <w:r>
                         <w:rPr>
-                          <w:i w:val="0"/>
-                          <w:iCs w:val="0"/>
+                          <w:i w:val="false"/>
+                          <w:iCs w:val="false"/>
                           <w:color w:val="000000"/>
                         </w:rPr>
                         <w:fldChar w:fldCharType="separate"/>
                       </w:r>
                       <w:r>
                         <w:rPr>
-                          <w:i w:val="0"/>
-                          <w:iCs w:val="0"/>
+                          <w:i w:val="false"/>
+                          <w:iCs w:val="false"/>
                           <w:color w:val="000000"/>
                         </w:rPr>
                         <w:t>3</w:t>
                       </w:r>
                       <w:r>
                         <w:rPr>
-                          <w:i w:val="0"/>
-                          <w:iCs w:val="0"/>
+                          <w:i w:val="false"/>
+                          <w:iCs w:val="false"/>
                           <w:color w:val="000000"/>
                         </w:rPr>
                         <w:fldChar w:fldCharType="end"/>
@@ -1961,16 +1973,16 @@
                       <w:bookmarkEnd w:id="20"/>
                       <w:r>
                         <w:rPr>
-                          <w:i w:val="0"/>
-                          <w:iCs w:val="0"/>
+                          <w:i w:val="false"/>
+                          <w:iCs w:val="false"/>
                           <w:color w:val="000000"/>
                         </w:rPr>
                         <w:t xml:space="preserve">: </w:t>
                       </w:r>
                       <w:r>
                         <w:rPr>
-                          <w:i w:val="0"/>
-                          <w:iCs w:val="0"/>
+                          <w:i w:val="false"/>
+                          <w:iCs w:val="false"/>
                           <w:color w:val="000000"/>
                         </w:rPr>
                         <w:t>ブリッジ譜</w:t>
@@ -1985,22 +1997,27 @@
         </mc:AlternateContent>
       </w:r>
       <w:r>
+        <w:rPr/>
         <w:t>つ目の音は７拍分もある；もはやメロディーと呼んでいいのかわからなくなりますね。そして次に重要なことには、メロディーに方向性がないことです。メロディーだけをとってきて適当な箇所でちょんぎっても、大衆音楽の歌の旋律みたいに、なにかを成し遂げるようなフレーズにはなりません。</w:t>
       </w:r>
     </w:p>
     <w:p>
       <w:pPr>
+        <w:pStyle w:val="Normal"/>
         <w:rPr>
           <w:lang w:val="en-GB"/>
         </w:rPr>
       </w:pPr>
       <w:r>
+        <w:rPr/>
         <w:tab/>
       </w:r>
       <w:r>
+        <w:rPr/>
         <w:t>コードを取ってみると、一回目では</w:t>
       </w:r>
       <w:r>
+        <w:rPr/>
         <w:t>i</w:t>
       </w:r>
       <w:r>
@@ -2046,9 +2063,11 @@
         <w:t>5</w:t>
       </w:r>
       <w:r>
+        <w:rPr/>
         <w:t>と、パワーコードが連続しており、調性が曖昧になっています。特に</w:t>
       </w:r>
       <w:r>
+        <w:rPr/>
         <w:t>i</w:t>
       </w:r>
       <w:r>
@@ -2076,6 +2095,7 @@
         <w:t>Eb</w:t>
       </w:r>
       <w:r>
+        <w:rPr/>
         <w:t xml:space="preserve">m (iv) </w:t>
       </w:r>
       <w:r>
@@ -2091,6 +2111,7 @@
         <w:t>Bbm</w:t>
       </w:r>
       <w:r>
+        <w:rPr/>
         <w:t xml:space="preserve"> (i) </w:t>
       </w:r>
       <w:r>
@@ -2112,6 +2133,7 @@
         <w:t xml:space="preserve">5 </w:t>
       </w:r>
       <w:r>
+        <w:rPr/>
         <w:t>(iv</w:t>
       </w:r>
       <w:r>
@@ -2121,37 +2143,47 @@
         <w:t>5</w:t>
       </w:r>
       <w:r>
+        <w:rPr/>
         <w:t xml:space="preserve">) </w:t>
       </w:r>
       <w:r>
+        <w:rPr/>
         <w:t>となっている）コードの移り変わりが速いので、コードをプロセスする時間が与えられないまま次から次のコードへと曲が進んでしまう。減速するメロディーとは逆に、リスナーを置いてけぼりにするかのような進行構成ですね。</w:t>
       </w:r>
     </w:p>
     <w:p>
       <w:pPr>
+        <w:pStyle w:val="Normal"/>
         <w:rPr>
           <w:lang w:val="en-GB"/>
         </w:rPr>
       </w:pPr>
       <w:r>
+        <w:rPr/>
         <w:tab/>
       </w:r>
       <w:r>
+        <w:rPr/>
         <w:t>そして、日頃聞いている分にはあんまり気づかないかもしれないのですが、イントロとブリッジの間で転調を一回挟んでおります。イントロの最後の小節で</w:t>
       </w:r>
       <w:r>
+        <w:rPr/>
         <w:t>A</w:t>
       </w:r>
       <w:r>
+        <w:rPr/>
         <w:t>と</w:t>
       </w:r>
       <w:r>
+        <w:rPr/>
         <w:t>B</w:t>
       </w:r>
       <w:r>
+        <w:rPr/>
         <w:t>がふまれ、ブリッジの最初のコードが</w:t>
       </w:r>
       <w:r>
+        <w:rPr/>
         <w:t>B</w:t>
       </w:r>
       <w:r>
@@ -2161,24 +2193,31 @@
         <w:t>b</w:t>
       </w:r>
       <w:r>
+        <w:rPr/>
         <w:t>m</w:t>
       </w:r>
       <w:r>
+        <w:rPr/>
         <w:t>ととれます。この</w:t>
       </w:r>
       <w:r>
+        <w:rPr/>
         <w:t>A</w:t>
       </w:r>
       <w:r>
+        <w:rPr/>
         <w:t>と</w:t>
       </w:r>
       <w:r>
+        <w:rPr/>
         <w:t>B</w:t>
       </w:r>
       <w:r>
+        <w:rPr/>
         <w:t>ですが、あとの</w:t>
       </w:r>
       <w:r>
+        <w:rPr/>
         <w:t>B</w:t>
       </w:r>
       <w:r>
@@ -2188,31 +2227,33 @@
         <w:t>b</w:t>
       </w:r>
       <w:r>
+        <w:rPr/>
         <w:t>m</w:t>
       </w:r>
       <w:r>
-        <w:t>をそれ</w:t>
-      </w:r>
-      <w:r>
-        <w:lastRenderedPageBreak/>
-        <w:t>ぞれ下上半音で囲っているようです。メロディー開発でよく使うエンクロージャー</w:t>
+        <w:rPr/>
+        <w:t>をそれぞれ下上半音で囲っているようです。メロディー開発でよく使うエンクロージャー</w:t>
       </w:r>
       <w:r>
         <w:rPr>
           <w:rStyle w:val="FootnoteAnchor"/>
         </w:rPr>
-        <w:footnoteReference w:id="3"/>
-      </w:r>
-      <w:r>
+        <w:footnoteReference w:id="4"/>
+      </w:r>
+      <w:r>
+        <w:rPr/>
         <w:t>のコード版みたいなものですね。他の曲の中でもちょくちょくみる、</w:t>
       </w:r>
       <w:r>
+        <w:rPr/>
         <w:t>Z</w:t>
       </w:r>
       <w:r>
+        <w:rPr/>
         <w:t>氏がそれなりに使う転調の方法とも見えます。また、あくまで推測ですが、イントロでよくでてくる</w:t>
       </w:r>
       <w:r>
+        <w:rPr/>
         <w:t>A</w:t>
       </w:r>
       <w:r>
@@ -2222,9 +2263,11 @@
         <w:t>#</w:t>
       </w:r>
       <w:r>
+        <w:rPr/>
         <w:t>の音はリスナーに</w:t>
       </w:r>
       <w:r>
+        <w:rPr/>
         <w:t>B</w:t>
       </w:r>
       <w:r>
@@ -2234,9 +2277,11 @@
         <w:t>b</w:t>
       </w:r>
       <w:r>
+        <w:rPr/>
         <w:t>の音に慣れてもらうという狙いがあるのではないかとも仮設できます。個人的には、そんなことをするよりも、両調でドミナントコードとしてはたらく</w:t>
       </w:r>
       <w:r>
+        <w:rPr/>
         <w:t>G</w:t>
       </w:r>
       <w:r>
@@ -2246,6 +2291,7 @@
         <w:t>#</w:t>
       </w:r>
       <w:r>
+        <w:rPr/>
         <w:t>7(=A</w:t>
       </w:r>
       <w:r>
@@ -2255,12 +2301,15 @@
         <w:t>b</w:t>
       </w:r>
       <w:r>
+        <w:rPr/>
         <w:t>7)</w:t>
       </w:r>
       <w:r>
+        <w:rPr/>
         <w:t>を転調前に打ったほうが手っ取り早いんじゃないかとは思いますが。さてメロディーの方はどうか。転調前最後の音は</w:t>
       </w:r>
       <w:r>
+        <w:rPr/>
         <w:t>G</w:t>
       </w:r>
       <w:r>
@@ -2270,6 +2319,7 @@
         <w:t>#</w:t>
       </w:r>
       <w:r>
+        <w:rPr/>
         <w:t>で、これは転調前では</w:t>
       </w:r>
       <w:r>
@@ -2306,13 +2356,13 @@
         <w:rPr>
           <w:rFonts w:ascii="ScaleDegrees Times" w:hAnsi="ScaleDegrees Times"/>
         </w:rPr>
-        <w:t>で、転調前では</w:t>
-      </w:r>
-      <w:r>
-        <w:rPr>
-          <w:rFonts w:ascii="ScaleDegrees Times" w:hAnsi="ScaleDegrees Times"/>
-        </w:rPr>
-        <w:t xml:space="preserve"> n3</w:t>
+        <w:t xml:space="preserve">で、転調前では </w:t>
+      </w:r>
+      <w:r>
+        <w:rPr>
+          <w:rFonts w:ascii="ScaleDegrees Times" w:hAnsi="ScaleDegrees Times"/>
+        </w:rPr>
+        <w:t>n3</w:t>
       </w:r>
       <w:r>
         <w:rPr>
@@ -2347,14 +2397,21 @@
     </w:p>
     <w:p>
       <w:pPr>
+        <w:pStyle w:val="Normal"/>
         <w:rPr>
           <w:lang w:val="en-GB"/>
         </w:rPr>
       </w:pPr>
+      <w:r>
+        <w:rPr>
+          <w:lang w:val="en-GB"/>
+        </w:rPr>
+      </w:r>
     </w:p>
     <w:p>
       <w:pPr>
         <w:pStyle w:val="Heading2"/>
+        <w:rPr/>
       </w:pPr>
       <w:bookmarkStart w:id="21" w:name="__RefHeading___Toc190_3269620353"/>
       <w:bookmarkStart w:id="22" w:name="_Toc184402381"/>
@@ -2382,25 +2439,27 @@
         <w:t xml:space="preserve"> </w:t>
       </w:r>
       <w:r>
+        <w:rPr/>
         <w:t>（公式音源</w:t>
       </w:r>
       <w:r>
+        <w:rPr/>
         <w:t>0:48~</w:t>
       </w:r>
       <w:r>
+        <w:rPr/>
         <w:t>）</w:t>
       </w:r>
     </w:p>
     <w:p>
       <w:pPr>
+        <w:pStyle w:val="Normal"/>
         <w:ind w:firstLine="720"/>
-      </w:pPr>
-      <w:r>
-        <w:rPr>
-          <w:noProof/>
-        </w:rPr>
+        <w:rPr/>
+      </w:pPr>
+      <w:r>
         <w:drawing>
-          <wp:anchor distT="0" distB="0" distL="114300" distR="114300" simplePos="0" relativeHeight="19" behindDoc="0" locked="0" layoutInCell="0" allowOverlap="1">
+          <wp:anchor behindDoc="0" distT="0" distB="0" distL="114300" distR="114300" simplePos="0" locked="0" layoutInCell="0" allowOverlap="1" relativeHeight="19">
             <wp:simplePos x="0" y="0"/>
             <wp:positionH relativeFrom="column">
               <wp:posOffset>3148965</wp:posOffset>
@@ -2411,7 +2470,7 @@
             <wp:extent cx="3482340" cy="2257425"/>
             <wp:effectExtent l="0" t="0" r="0" b="0"/>
             <wp:wrapSquare wrapText="bothSides"/>
-            <wp:docPr id="15" name="Picture 9"/>
+            <wp:docPr id="15" name="Picture 9" descr=""/>
             <wp:cNvGraphicFramePr>
               <a:graphicFrameLocks xmlns:a="http://schemas.openxmlformats.org/drawingml/2006/main" noChangeAspect="1"/>
             </wp:cNvGraphicFramePr>
@@ -2419,13 +2478,13 @@
               <a:graphicData uri="http://schemas.openxmlformats.org/drawingml/2006/picture">
                 <pic:pic xmlns:pic="http://schemas.openxmlformats.org/drawingml/2006/picture">
                   <pic:nvPicPr>
-                    <pic:cNvPr id="15" name="Picture 9"/>
+                    <pic:cNvPr id="15" name="Picture 9" descr=""/>
                     <pic:cNvPicPr>
                       <a:picLocks noChangeAspect="1" noChangeArrowheads="1"/>
                     </pic:cNvPicPr>
                   </pic:nvPicPr>
                   <pic:blipFill>
-                    <a:blip r:embed="rId11"/>
+                    <a:blip r:embed="rId8"/>
                     <a:stretch>
                       <a:fillRect/>
                     </a:stretch>
@@ -2446,36 +2505,94 @@
         </w:drawing>
       </w:r>
       <w:r>
+        <w:rPr/>
         <w:t>曲の中の唯一の休憩地帯ともいえるところ。透き通ったピアノが奏でる音はそれまでのシンセと対比を成し、その裏のコードも速度を落とし、全体として落ち着いたような印象を与える。自分が</w:t>
       </w:r>
       <w:r>
+        <w:rPr/>
         <w:t>Y</w:t>
       </w:r>
       <w:r>
+        <w:rPr/>
         <w:t>氏と戦ってみたときはちょうど、スペカが終わってエクステが降ってきた頃合ですね。</w:t>
       </w:r>
     </w:p>
     <w:p>
-      <w:r>
-        <w:rPr>
-          <w:noProof/>
-        </w:rPr>
+      <w:pPr>
+        <w:pStyle w:val="Normal"/>
+        <w:ind w:firstLine="720"/>
+        <w:rPr/>
+      </w:pPr>
+      <w:r>
+        <w:rPr/>
+        <w:t>B</w:t>
+      </w:r>
+      <w:r>
+        <w:rPr/>
+        <w:t>メロに入る時点でブリッジから二度目の転調が挟まっており、ブリッジの入り際のように、半音エンクロージャーのような動きで</w:t>
+      </w:r>
+      <w:r>
+        <w:rPr>
+          <w:rFonts w:eastAsia="ScaleDegrees Times" w:ascii="ScaleDegrees Times" w:hAnsi="ScaleDegrees Times"/>
+        </w:rPr>
+        <w:t>Gb</w:t>
+      </w:r>
+      <w:r>
+        <w:rPr>
+          <w:rFonts w:ascii="ScaleDegrees Times" w:hAnsi="ScaleDegrees Times" w:eastAsia="ScaleDegrees Times"/>
+        </w:rPr>
+        <w:t>、</w:t>
+      </w:r>
+      <w:r>
+        <w:rPr>
+          <w:rFonts w:eastAsia="ScaleDegrees Times" w:ascii="ScaleDegrees Times" w:hAnsi="ScaleDegrees Times"/>
+        </w:rPr>
+        <w:t>Ab</w:t>
+      </w:r>
+      <w:r>
+        <w:rPr/>
+        <w:t>を経由して</w:t>
+      </w:r>
+      <w:r>
+        <w:rPr/>
+        <w:t>G</w:t>
+      </w:r>
+      <w:r>
+        <w:rPr/>
+        <w:t>に着地。しかし、さっきの転調との差異が、着地したコードがトニックとして働くのではなく、今回は</w:t>
+      </w:r>
+      <w:r>
+        <w:rPr>
+          <w:rFonts w:ascii="ScaleDegrees Times" w:hAnsi="ScaleDegrees Times"/>
+        </w:rPr>
+        <w:t>bVI</w:t>
+      </w:r>
+      <w:r>
+        <w:rPr/>
+        <w:t>として働くという点です。その分、着地する調が異なり、結果として半音上昇転調が形成されます。</w:t>
+      </w:r>
+    </w:p>
+    <w:p>
+      <w:pPr>
+        <w:pStyle w:val="Normal"/>
+        <w:rPr/>
+      </w:pPr>
+      <w:r>
         <mc:AlternateContent>
           <mc:Choice Requires="wps">
             <w:drawing>
-              <wp:anchor distT="0" distB="635" distL="114300" distR="114300" simplePos="0" relativeHeight="20" behindDoc="0" locked="0" layoutInCell="0" allowOverlap="1" wp14:anchorId="0D2F5522">
+              <wp:anchor behindDoc="0" distT="0" distB="6350" distL="113665" distR="118110" simplePos="0" locked="0" layoutInCell="0" allowOverlap="1" relativeHeight="20" wp14:anchorId="0D2F5522">
                 <wp:simplePos x="0" y="0"/>
                 <wp:positionH relativeFrom="column">
-                  <wp:posOffset>3149959</wp:posOffset>
+                  <wp:posOffset>3150235</wp:posOffset>
                 </wp:positionH>
                 <wp:positionV relativeFrom="paragraph">
-                  <wp:posOffset>1417210</wp:posOffset>
+                  <wp:posOffset>1417320</wp:posOffset>
                 </wp:positionV>
-                <wp:extent cx="3481705" cy="261123"/>
-                <wp:effectExtent l="0" t="0" r="4445" b="5715"/>
+                <wp:extent cx="3481705" cy="260985"/>
+                <wp:effectExtent l="635" t="635" r="0" b="0"/>
                 <wp:wrapSquare wrapText="bothSides"/>
                 <wp:docPr id="16" name="Text Box 1"/>
-                <wp:cNvGraphicFramePr/>
                 <a:graphic xmlns:a="http://schemas.openxmlformats.org/drawingml/2006/main">
                   <a:graphicData uri="http://schemas.microsoft.com/office/word/2010/wordprocessingShape">
                     <wps:wsp>
@@ -2483,114 +2600,115 @@
                       <wps:spPr>
                         <a:xfrm>
                           <a:off x="0" y="0"/>
-                          <a:ext cx="3481705" cy="261123"/>
+                          <a:ext cx="3481560" cy="261000"/>
                         </a:xfrm>
                         <a:prstGeom prst="rect">
                           <a:avLst/>
                         </a:prstGeom>
                         <a:solidFill>
-                          <a:srgbClr val="FFFFFF"/>
+                          <a:srgbClr val="ffffff"/>
                         </a:solidFill>
                         <a:ln w="0">
                           <a:noFill/>
                         </a:ln>
                       </wps:spPr>
                       <wps:style>
-                        <a:lnRef idx="0">
-                          <a:scrgbClr r="0" g="0" b="0"/>
-                        </a:lnRef>
-                        <a:fillRef idx="0">
-                          <a:scrgbClr r="0" g="0" b="0"/>
-                        </a:fillRef>
-                        <a:effectRef idx="0">
-                          <a:scrgbClr r="0" g="0" b="0"/>
-                        </a:effectRef>
+                        <a:lnRef idx="0"/>
+                        <a:fillRef idx="0"/>
+                        <a:effectRef idx="0"/>
                         <a:fontRef idx="minor"/>
                       </wps:style>
                       <wps:txbx>
                         <w:txbxContent>
                           <w:p>
                             <w:pPr>
-                              <w:pStyle w:val="Caption"/>
+                              <w:pStyle w:val="Caption1"/>
+                              <w:spacing w:before="120" w:after="120"/>
                               <w:jc w:val="center"/>
                               <w:rPr>
-                                <w:i w:val="0"/>
-                                <w:iCs w:val="0"/>
+                                <w:i w:val="false"/>
+                                <w:i w:val="false"/>
+                                <w:iCs w:val="false"/>
                                 <w:sz w:val="22"/>
                               </w:rPr>
                             </w:pPr>
                             <w:r>
                               <w:rPr>
-                                <w:i w:val="0"/>
-                                <w:iCs w:val="0"/>
+                                <w:i w:val="false"/>
+                                <w:iCs w:val="false"/>
+                                <w:color w:val="000000"/>
                               </w:rPr>
                               <w:t>図</w:t>
                             </w:r>
                             <w:r>
                               <w:rPr>
-                                <w:i w:val="0"/>
-                                <w:iCs w:val="0"/>
+                                <w:i w:val="false"/>
+                                <w:iCs w:val="false"/>
+                                <w:color w:val="000000"/>
                               </w:rPr>
                               <w:t>4: B</w:t>
                             </w:r>
                             <w:r>
                               <w:rPr>
-                                <w:i w:val="0"/>
-                                <w:iCs w:val="0"/>
+                                <w:i w:val="false"/>
+                                <w:iCs w:val="false"/>
+                                <w:color w:val="000000"/>
                               </w:rPr>
                               <w:t>メロ譜</w:t>
                             </w:r>
                           </w:p>
                         </w:txbxContent>
                       </wps:txbx>
-                      <wps:bodyPr wrap="square" lIns="0" tIns="0" rIns="0" bIns="0" anchor="t">
-                        <a:prstTxWarp prst="textNoShape">
-                          <a:avLst/>
-                        </a:prstTxWarp>
+                      <wps:bodyPr lIns="0" rIns="0" tIns="0" bIns="0" anchor="t">
+                        <a:prstTxWarp prst="textNoShape"/>
                         <a:noAutofit/>
                       </wps:bodyPr>
                     </wps:wsp>
                   </a:graphicData>
                 </a:graphic>
-                <wp14:sizeRelV relativeFrom="margin">
-                  <wp14:pctHeight>0</wp14:pctHeight>
-                </wp14:sizeRelV>
               </wp:anchor>
             </w:drawing>
           </mc:Choice>
           <mc:Fallback>
             <w:pict>
-              <v:rect w14:anchorId="0D2F5522" id="Text Box 1" o:spid="_x0000_s1030" style="position:absolute;margin-left:248.05pt;margin-top:111.6pt;width:274.15pt;height:20.55pt;z-index:20;visibility:visible;mso-wrap-style:square;mso-height-percent:0;mso-wrap-distance-left:9pt;mso-wrap-distance-top:0;mso-wrap-distance-right:9pt;mso-wrap-distance-bottom:.05pt;mso-position-horizontal:absolute;mso-position-horizontal-relative:text;mso-position-vertical:absolute;mso-position-vertical-relative:text;mso-height-percent:0;mso-height-relative:margin;v-text-anchor:top" o:gfxdata="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" o:allowincell="f" stroked="f" strokeweight="0">
-                <v:textbox inset="0,0,0,0">
+              <v:rect id="shape_0" ID="Text Box 1" path="m0,0l-2147483645,0l-2147483645,-2147483646l0,-2147483646xe" fillcolor="white" stroked="f" o:allowincell="f" style="position:absolute;margin-left:248.05pt;margin-top:111.6pt;width:274.1pt;height:20.5pt;mso-wrap-style:square;v-text-anchor:top" wp14:anchorId="0D2F5522">
+                <v:fill o:detectmouseclick="t" type="solid" color2="black"/>
+                <v:stroke color="#3465a4" joinstyle="round" endcap="flat"/>
+                <v:textbox>
                   <w:txbxContent>
                     <w:p>
                       <w:pPr>
-                        <w:pStyle w:val="Caption"/>
+                        <w:pStyle w:val="Caption1"/>
+                        <w:spacing w:before="120" w:after="120"/>
                         <w:jc w:val="center"/>
                         <w:rPr>
-                          <w:i w:val="0"/>
-                          <w:iCs w:val="0"/>
+                          <w:i w:val="false"/>
+                          <w:i w:val="false"/>
+                          <w:iCs w:val="false"/>
                           <w:sz w:val="22"/>
                         </w:rPr>
                       </w:pPr>
                       <w:r>
                         <w:rPr>
-                          <w:i w:val="0"/>
-                          <w:iCs w:val="0"/>
+                          <w:i w:val="false"/>
+                          <w:iCs w:val="false"/>
+                          <w:color w:val="000000"/>
                         </w:rPr>
                         <w:t>図</w:t>
                       </w:r>
                       <w:r>
                         <w:rPr>
-                          <w:i w:val="0"/>
-                          <w:iCs w:val="0"/>
+                          <w:i w:val="false"/>
+                          <w:iCs w:val="false"/>
+                          <w:color w:val="000000"/>
                         </w:rPr>
                         <w:t>4: B</w:t>
                       </w:r>
                       <w:r>
                         <w:rPr>
-                          <w:i w:val="0"/>
-                          <w:iCs w:val="0"/>
+                          <w:i w:val="false"/>
+                          <w:iCs w:val="false"/>
+                          <w:color w:val="000000"/>
                         </w:rPr>
                         <w:t>メロ譜</w:t>
                       </w:r>
@@ -2604,10 +2722,12 @@
         </mc:AlternateContent>
       </w:r>
       <w:r>
+        <w:rPr/>
         <w:tab/>
       </w:r>
       <w:r>
-        <w:t>ここでのコード進行は至って単純で、東方だけではなく、ポップスやアニソンでもよくみられる、全音あがりの</w:t>
+        <w:rPr/>
+        <w:t>さて、中身に戻りまして、ここでのコード進行は至って単純で、東方だけではなく、ポップスやアニソンでもよくみられる、全音あがりの</w:t>
       </w:r>
       <w:r>
         <w:rPr>
@@ -2636,9 +2756,9 @@
       <w:r>
         <w:rPr>
           <w:rStyle w:val="FootnoteAnchor"/>
-          <w:rFonts w:cstheme="minorHAnsi"/>
-        </w:rPr>
-        <w:footnoteReference w:id="4"/>
+          <w:rFonts w:cs="Calibri" w:cstheme="minorHAnsi"/>
+        </w:rPr>
+        <w:footnoteReference w:id="5"/>
       </w:r>
       <w:r>
         <w:rPr>
@@ -2656,14 +2776,7 @@
         <w:rPr>
           <w:rFonts w:ascii="ScaleDegrees Times" w:hAnsi="ScaleDegrees Times"/>
         </w:rPr>
-        <w:t>に続くと</w:t>
-      </w:r>
-      <w:r>
-        <w:rPr>
-          <w:rFonts w:ascii="ScaleDegrees Times" w:hAnsi="ScaleDegrees Times"/>
-        </w:rPr>
-        <w:lastRenderedPageBreak/>
-        <w:t>思われた</w:t>
+        <w:t>に続くと思われた</w:t>
       </w:r>
       <w:r>
         <w:rPr>
@@ -2720,9 +2833,11 @@
         <w:t>V</w:t>
       </w:r>
       <w:r>
+        <w:rPr/>
         <w:t>7</w:t>
       </w:r>
       <w:r>
+        <w:rPr/>
         <w:t>から</w:t>
       </w:r>
       <w:r>
@@ -2744,33 +2859,27 @@
         <w:t>V</w:t>
       </w:r>
       <w:r>
+        <w:rPr/>
+        <w:t>7</w:t>
+      </w:r>
+      <w:r>
         <w:rPr>
           <w:rFonts w:ascii="Calibri" w:hAnsi="Calibri"/>
         </w:rPr>
-        <w:t>7</w:t>
+        <w:t>があらわれるも、</w:t>
+      </w:r>
+      <w:r>
+        <w:rPr/>
+        <w:t>i</w:t>
       </w:r>
       <w:r>
         <w:rPr>
           <w:rFonts w:ascii="Calibri" w:hAnsi="Calibri"/>
         </w:rPr>
-        <w:t>があらわれるも、</w:t>
-      </w:r>
-      <w:r>
-        <w:rPr>
-          <w:rFonts w:ascii="Calibri" w:hAnsi="Calibri"/>
-        </w:rPr>
-        <w:t>i</w:t>
-      </w:r>
-      <w:r>
-        <w:rPr>
-          <w:rFonts w:ascii="Calibri" w:hAnsi="Calibri"/>
-        </w:rPr>
         <w:t>の</w:t>
       </w:r>
       <w:r>
-        <w:rPr>
-          <w:rFonts w:ascii="Calibri" w:hAnsi="Calibri"/>
-        </w:rPr>
+        <w:rPr/>
         <w:t>Bm</w:t>
       </w:r>
       <w:r>
@@ -2781,260 +2890,861 @@
       </w:r>
     </w:p>
     <w:p>
+      <w:pPr>
+        <w:pStyle w:val="Normal"/>
+        <w:rPr/>
+      </w:pPr>
+      <w:r>
+        <w:rPr/>
+        <w:tab/>
+      </w:r>
       <w:r>
         <w:rPr>
           <w:rFonts w:ascii="Calibri" w:hAnsi="Calibri"/>
         </w:rPr>
+        <w:t>サビは</w:t>
+      </w:r>
+      <w:r>
+        <w:rPr/>
+        <w:t>B</w:t>
+      </w:r>
+      <w:r>
+        <w:rPr>
+          <w:rFonts w:ascii="Calibri" w:hAnsi="Calibri"/>
+        </w:rPr>
+        <w:t>メロよりキーが全音下で、この時点で転調が入る。下への転調なので、ポップスをよく聞く人でも気づきづらい転調の種類であるうえ、不釣り合いにならないよう、スムーズに転調を果たしている。具体的にみていくと、転調前最後のコードが</w:t>
+      </w:r>
+      <w:r>
+        <w:rPr/>
+        <w:t>F</w:t>
+      </w:r>
+      <w:r>
+        <w:rPr>
+          <w:rFonts w:ascii="ScaleDegrees Times" w:hAnsi="ScaleDegrees Times"/>
+        </w:rPr>
+        <w:t>#</w:t>
+      </w:r>
+      <w:r>
+        <w:rPr/>
+        <w:t>7/A</w:t>
+      </w:r>
+      <w:r>
+        <w:rPr>
+          <w:rFonts w:ascii="ScaleDegrees Times" w:hAnsi="ScaleDegrees Times"/>
+        </w:rPr>
+        <w:t>#</w:t>
+      </w:r>
+      <w:r>
+        <w:rPr>
+          <w:rFonts w:ascii="ScaleDegrees Times" w:hAnsi="ScaleDegrees Times"/>
+        </w:rPr>
+        <w:t>、転調後最初のコードが</w:t>
+      </w:r>
+      <w:r>
+        <w:rPr>
+          <w:rFonts w:ascii="ScaleDegrees Times" w:hAnsi="ScaleDegrees Times"/>
+        </w:rPr>
+        <w:t>FM</w:t>
+      </w:r>
+      <w:r>
+        <w:rPr/>
+        <w:t>7</w:t>
+      </w:r>
+      <w:r>
+        <w:rPr>
+          <w:rFonts w:ascii="ScaleDegrees Times" w:hAnsi="ScaleDegrees Times"/>
+        </w:rPr>
+        <w:t>である。</w:t>
+      </w:r>
+      <w:r>
+        <w:rPr/>
+        <w:t>F</w:t>
+      </w:r>
+      <w:r>
+        <w:rPr>
+          <w:rFonts w:ascii="ScaleDegrees Times" w:hAnsi="ScaleDegrees Times"/>
+        </w:rPr>
+        <w:t>#</w:t>
+      </w:r>
+      <w:r>
+        <w:rPr/>
+        <w:t>7/A</w:t>
+      </w:r>
+      <w:r>
+        <w:rPr>
+          <w:rFonts w:ascii="ScaleDegrees Times" w:hAnsi="ScaleDegrees Times"/>
+        </w:rPr>
+        <w:t>#</w:t>
+      </w:r>
+      <w:r>
+        <w:rPr>
+          <w:rFonts w:ascii="ScaleDegrees Times" w:hAnsi="ScaleDegrees Times"/>
+        </w:rPr>
+        <w:t>の中には</w:t>
+      </w:r>
+      <w:r>
+        <w:rPr>
+          <w:rFonts w:ascii="ScaleDegrees Times" w:hAnsi="ScaleDegrees Times"/>
+        </w:rPr>
+        <w:t>A#</w:t>
+      </w:r>
+      <w:r>
+        <w:rPr>
+          <w:rFonts w:ascii="ScaleDegrees Times" w:hAnsi="ScaleDegrees Times"/>
+        </w:rPr>
+        <w:t>、</w:t>
+      </w:r>
+      <w:r>
+        <w:rPr>
+          <w:rFonts w:ascii="ScaleDegrees Times" w:hAnsi="ScaleDegrees Times"/>
+        </w:rPr>
+        <w:t>E</w:t>
+      </w:r>
+      <w:r>
+        <w:rPr>
+          <w:rFonts w:ascii="ScaleDegrees Times" w:hAnsi="ScaleDegrees Times"/>
+        </w:rPr>
+        <w:t>、</w:t>
+      </w:r>
+      <w:r>
+        <w:rPr>
+          <w:rFonts w:ascii="ScaleDegrees Times" w:hAnsi="ScaleDegrees Times"/>
+        </w:rPr>
+        <w:t>F#</w:t>
+      </w:r>
+      <w:r>
+        <w:rPr>
+          <w:rFonts w:ascii="ScaleDegrees Times" w:hAnsi="ScaleDegrees Times"/>
+        </w:rPr>
+        <w:t>の音が含まれているのが肝で、</w:t>
+      </w:r>
+      <w:r>
+        <w:rPr>
+          <w:rFonts w:ascii="ScaleDegrees Times" w:hAnsi="ScaleDegrees Times"/>
+        </w:rPr>
+        <w:t>E</w:t>
+      </w:r>
+      <w:r>
+        <w:rPr>
+          <w:rFonts w:ascii="ScaleDegrees Times" w:hAnsi="ScaleDegrees Times"/>
+        </w:rPr>
+        <w:t>と</w:t>
+      </w:r>
+      <w:r>
+        <w:rPr>
+          <w:rFonts w:ascii="ScaleDegrees Times" w:hAnsi="ScaleDegrees Times"/>
+        </w:rPr>
+        <w:t>F#</w:t>
+      </w:r>
+      <w:r>
+        <w:rPr>
+          <w:rFonts w:ascii="ScaleDegrees Times" w:hAnsi="ScaleDegrees Times"/>
+        </w:rPr>
+        <w:t>が</w:t>
+      </w:r>
+      <w:r>
+        <w:rPr>
+          <w:rFonts w:ascii="ScaleDegrees Times" w:hAnsi="ScaleDegrees Times"/>
+        </w:rPr>
+        <w:t>Fn</w:t>
+      </w:r>
+      <w:r>
+        <w:rPr>
+          <w:rFonts w:ascii="ScaleDegrees Times" w:hAnsi="ScaleDegrees Times"/>
+        </w:rPr>
+        <w:t>の音を上下半音で囲っていることから、</w:t>
+      </w:r>
+      <w:r>
+        <w:rPr>
+          <w:rFonts w:ascii="ScaleDegrees Times" w:hAnsi="ScaleDegrees Times"/>
+        </w:rPr>
+        <w:t>Fn</w:t>
+      </w:r>
+      <w:r>
+        <w:rPr>
+          <w:rFonts w:ascii="ScaleDegrees Times" w:hAnsi="ScaleDegrees Times"/>
+        </w:rPr>
+        <w:t>を導く引力がつくられる。また、ベースの</w:t>
+      </w:r>
+      <w:r>
+        <w:rPr>
+          <w:rFonts w:ascii="ScaleDegrees Times" w:hAnsi="ScaleDegrees Times"/>
+        </w:rPr>
+        <w:t>A#</w:t>
+      </w:r>
+      <w:r>
+        <w:rPr>
+          <w:rFonts w:ascii="ScaleDegrees Times" w:hAnsi="ScaleDegrees Times"/>
+        </w:rPr>
+        <w:t>の音は読み替えると</w:t>
+      </w:r>
+      <w:r>
+        <w:rPr>
+          <w:rFonts w:ascii="ScaleDegrees Times" w:hAnsi="ScaleDegrees Times"/>
+        </w:rPr>
+        <w:t>Bb</w:t>
+      </w:r>
+      <w:r>
+        <w:rPr>
+          <w:rFonts w:ascii="ScaleDegrees Times" w:hAnsi="ScaleDegrees Times"/>
+        </w:rPr>
+        <w:t>でもあり、ベースが</w:t>
+      </w:r>
+      <w:r>
+        <w:rPr>
+          <w:rFonts w:ascii="ScaleDegrees Times" w:hAnsi="ScaleDegrees Times"/>
+        </w:rPr>
+        <w:t>A#</w:t>
+      </w:r>
+      <w:r>
+        <w:rPr>
+          <w:rFonts w:ascii="ScaleDegrees Times" w:hAnsi="ScaleDegrees Times"/>
+        </w:rPr>
+        <w:t>から</w:t>
+      </w:r>
+      <w:r>
+        <w:rPr>
+          <w:rFonts w:ascii="ScaleDegrees Times" w:hAnsi="ScaleDegrees Times"/>
+        </w:rPr>
+        <w:t>F</w:t>
+      </w:r>
+      <w:r>
+        <w:rPr>
+          <w:rFonts w:ascii="ScaleDegrees Times" w:hAnsi="ScaleDegrees Times"/>
+        </w:rPr>
+        <w:t>へ完四度下がる過程で、スムーズな四度解決を模した</w:t>
+      </w:r>
+      <w:r>
+        <w:rPr>
+          <w:rFonts w:ascii="ScaleDegrees Times" w:hAnsi="ScaleDegrees Times"/>
+          <w:lang w:val="en-GB"/>
+        </w:rPr>
+        <w:t>動きが形成される</w:t>
+      </w:r>
+      <w:r>
+        <w:rPr>
+          <w:rFonts w:ascii="ScaleDegrees Times" w:hAnsi="ScaleDegrees Times"/>
+        </w:rPr>
+        <w:t>。あるいは、</w:t>
+      </w:r>
+      <w:r>
+        <w:rPr>
+          <w:rFonts w:ascii="ScaleDegrees Times" w:hAnsi="ScaleDegrees Times"/>
+        </w:rPr>
+        <w:t>F#</w:t>
+      </w:r>
+      <w:r>
+        <w:rPr>
+          <w:rFonts w:ascii="Calibri" w:hAnsi="Calibri"/>
+        </w:rPr>
+        <w:t>7</w:t>
+      </w:r>
+      <w:r>
+        <w:rPr>
+          <w:rFonts w:ascii="ScaleDegrees Times" w:hAnsi="ScaleDegrees Times"/>
+        </w:rPr>
+        <w:t>を、</w:t>
+      </w:r>
+      <w:r>
+        <w:rPr>
+          <w:rFonts w:ascii="ScaleDegrees Times" w:hAnsi="ScaleDegrees Times"/>
+        </w:rPr>
+        <w:t>F</w:t>
+      </w:r>
+      <w:r>
+        <w:rPr>
+          <w:rFonts w:ascii="ScaleDegrees Times" w:hAnsi="ScaleDegrees Times"/>
+        </w:rPr>
+        <w:drawing>
+          <wp:anchor behindDoc="0" distT="0" distB="0" distL="0" distR="0" simplePos="0" locked="0" layoutInCell="0" allowOverlap="1" relativeHeight="30">
+            <wp:simplePos x="0" y="0"/>
+            <wp:positionH relativeFrom="column">
+              <wp:align>center</wp:align>
+            </wp:positionH>
+            <wp:positionV relativeFrom="paragraph">
+              <wp:posOffset>635</wp:posOffset>
+            </wp:positionV>
+            <wp:extent cx="5612130" cy="1782445"/>
+            <wp:effectExtent l="0" t="0" r="0" b="0"/>
+            <wp:wrapSquare wrapText="largest"/>
+            <wp:docPr id="18" name="Image5" descr=""/>
+            <wp:cNvGraphicFramePr>
+              <a:graphicFrameLocks xmlns:a="http://schemas.openxmlformats.org/drawingml/2006/main" noChangeAspect="1"/>
+            </wp:cNvGraphicFramePr>
+            <a:graphic xmlns:a="http://schemas.openxmlformats.org/drawingml/2006/main">
+              <a:graphicData uri="http://schemas.openxmlformats.org/drawingml/2006/picture">
+                <pic:pic xmlns:pic="http://schemas.openxmlformats.org/drawingml/2006/picture">
+                  <pic:nvPicPr>
+                    <pic:cNvPr id="18" name="Image5" descr=""/>
+                    <pic:cNvPicPr>
+                      <a:picLocks noChangeAspect="1" noChangeArrowheads="1"/>
+                    </pic:cNvPicPr>
+                  </pic:nvPicPr>
+                  <pic:blipFill>
+                    <a:blip r:embed="rId9"/>
+                    <a:stretch>
+                      <a:fillRect/>
+                    </a:stretch>
+                  </pic:blipFill>
+                  <pic:spPr bwMode="auto">
+                    <a:xfrm>
+                      <a:off x="0" y="0"/>
+                      <a:ext cx="5612130" cy="1782445"/>
+                    </a:xfrm>
+                    <a:prstGeom prst="rect">
+                      <a:avLst/>
+                    </a:prstGeom>
+                  </pic:spPr>
+                </pic:pic>
+              </a:graphicData>
+            </a:graphic>
+          </wp:anchor>
+        </w:drawing>
+      </w:r>
+      <w:r>
+        <w:rPr>
+          <w:rFonts w:ascii="ScaleDegrees Times" w:hAnsi="ScaleDegrees Times"/>
+        </w:rPr>
+        <w:t>を導くためのトライトーン代理と読むこともできる。こう考えると、あるコードが半音下のコードへと解決していくという理由付けです。この曲は転調の際に半音隣の動きを行うのが好きなのでしょうかね。</w:t>
+      </w:r>
+    </w:p>
+    <w:p>
+      <w:pPr>
+        <w:pStyle w:val="Normal"/>
+        <w:rPr/>
+      </w:pPr>
+      <w:r>
+        <mc:AlternateContent>
+          <mc:Choice Requires="wps">
+            <w:drawing>
+              <wp:anchor behindDoc="0" distT="635" distB="3810" distL="0" distR="3810" simplePos="0" locked="0" layoutInCell="0" allowOverlap="1" relativeHeight="28">
+                <wp:simplePos x="0" y="0"/>
+                <wp:positionH relativeFrom="column">
+                  <wp:posOffset>-52070</wp:posOffset>
+                </wp:positionH>
+                <wp:positionV relativeFrom="paragraph">
+                  <wp:posOffset>-86360</wp:posOffset>
+                </wp:positionV>
+                <wp:extent cx="5707380" cy="1446530"/>
+                <wp:effectExtent l="635" t="635" r="635" b="635"/>
+                <wp:wrapThrough wrapText="largest">
+                  <wp:wrapPolygon edited="0">
+                    <wp:start x="0" y="0"/>
+                    <wp:lineTo x="0" y="21536"/>
+                    <wp:lineTo x="21563" y="21536"/>
+                    <wp:lineTo x="21563" y="0"/>
+                    <wp:lineTo x="0" y="0"/>
+                  </wp:wrapPolygon>
+                </wp:wrapThrough>
+                <wp:docPr id="19" name="Text Frame 3"/>
+                <a:graphic xmlns:a="http://schemas.openxmlformats.org/drawingml/2006/main">
+                  <a:graphicData uri="http://schemas.microsoft.com/office/word/2010/wordprocessingShape">
+                    <wps:wsp>
+                      <wps:cNvSpPr/>
+                      <wps:spPr>
+                        <a:xfrm>
+                          <a:off x="0" y="0"/>
+                          <a:ext cx="5707440" cy="1446480"/>
+                        </a:xfrm>
+                        <a:prstGeom prst="rect">
+                          <a:avLst/>
+                        </a:prstGeom>
+                        <a:solidFill>
+                          <a:srgbClr val="fff5ce"/>
+                        </a:solidFill>
+                        <a:ln w="0">
+                          <a:solidFill>
+                            <a:srgbClr val="000000"/>
+                          </a:solidFill>
+                          <a:custDash>
+                            <a:ds d="57000" sp="57000"/>
+                          </a:custDash>
+                        </a:ln>
+                      </wps:spPr>
+                      <wps:style>
+                        <a:lnRef idx="0"/>
+                        <a:fillRef idx="0"/>
+                        <a:effectRef idx="0"/>
+                        <a:fontRef idx="minor"/>
+                      </wps:style>
+                      <wps:txbx>
+                        <w:txbxContent>
+                          <w:p>
+                            <w:pPr>
+                              <w:pStyle w:val="FrameContents"/>
+                              <w:spacing w:lineRule="auto" w:line="240" w:before="0" w:after="0"/>
+                              <w:rPr>
+                                <w:color w:val="000000"/>
+                              </w:rPr>
+                            </w:pPr>
+                            <w:r>
+                              <w:rPr>
+                                <w:color w:val="000000"/>
+                                <w:u w:val="single"/>
+                              </w:rPr>
+                              <w:t xml:space="preserve">トライトーン代理 </w:t>
+                            </w:r>
+                            <w:r>
+                              <w:rPr>
+                                <w:color w:val="000000"/>
+                                <w:u w:val="single"/>
+                              </w:rPr>
+                              <w:t>(Tritone Substitution, TTS)</w:t>
+                            </w:r>
+                          </w:p>
+                          <w:p>
+                            <w:pPr>
+                              <w:pStyle w:val="FrameContents"/>
+                              <w:spacing w:lineRule="auto" w:line="240" w:before="0" w:after="0"/>
+                              <w:rPr>
+                                <w:color w:val="000000"/>
+                              </w:rPr>
+                            </w:pPr>
+                            <w:r>
+                              <w:rPr>
+                                <w:color w:val="000000"/>
+                              </w:rPr>
+                              <w:t>裏コードとも。基本的には、ジャズでよくみられる、ある</w:t>
+                            </w:r>
+                            <w:r>
+                              <w:rPr>
+                                <w:color w:val="000000"/>
+                              </w:rPr>
+                              <w:t>dom7</w:t>
+                            </w:r>
+                            <w:r>
+                              <w:rPr>
+                                <w:color w:val="000000"/>
+                              </w:rPr>
+                              <w:t>を、そのトライトーン離れた</w:t>
+                            </w:r>
+                            <w:r>
+                              <w:rPr>
+                                <w:color w:val="000000"/>
+                              </w:rPr>
+                              <w:t>dom7</w:t>
+                            </w:r>
+                            <w:r>
+                              <w:rPr>
+                                <w:color w:val="000000"/>
+                              </w:rPr>
+                              <w:t>で代理する行為。元の</w:t>
+                            </w:r>
+                            <w:r>
+                              <w:rPr>
+                                <w:color w:val="000000"/>
+                              </w:rPr>
+                              <w:t>dom7</w:t>
+                            </w:r>
+                            <w:r>
+                              <w:rPr>
+                                <w:color w:val="000000"/>
+                              </w:rPr>
+                              <w:t>の中に含まれる</w:t>
+                            </w:r>
+                            <w:r>
+                              <w:rPr>
+                                <w:color w:val="000000"/>
+                              </w:rPr>
+                              <w:t>3</w:t>
+                            </w:r>
+                            <w:r>
+                              <w:rPr>
+                                <w:color w:val="000000"/>
+                              </w:rPr>
+                              <w:t>と</w:t>
+                            </w:r>
+                            <w:r>
+                              <w:rPr>
+                                <w:rFonts w:ascii="ScaleDegrees Times" w:hAnsi="ScaleDegrees Times"/>
+                                <w:color w:val="000000"/>
+                              </w:rPr>
+                              <w:t>b</w:t>
+                            </w:r>
+                            <w:r>
+                              <w:rPr>
+                                <w:color w:val="000000"/>
+                              </w:rPr>
+                              <w:t>7</w:t>
+                            </w:r>
+                            <w:r>
+                              <w:rPr>
+                                <w:color w:val="000000"/>
+                              </w:rPr>
+                              <w:t>のトライトーンを保持したまま、それ以外のコードトーンをすべて変更しようとしたときに結果として発生するのが由来と考えられる。今回の例だと、</w:t>
+                            </w:r>
+                            <w:r>
+                              <w:rPr>
+                                <w:color w:val="000000"/>
+                              </w:rPr>
+                              <w:t>F#7</w:t>
+                            </w:r>
+                            <w:r>
+                              <w:rPr>
+                                <w:color w:val="000000"/>
+                              </w:rPr>
+                              <w:t>は</w:t>
+                            </w:r>
+                            <w:r>
+                              <w:rPr>
+                                <w:color w:val="000000"/>
+                              </w:rPr>
+                              <w:t>C7</w:t>
+                            </w:r>
+                            <w:r>
+                              <w:rPr>
+                                <w:color w:val="000000"/>
+                              </w:rPr>
+                              <w:t>の</w:t>
+                            </w:r>
+                            <w:r>
+                              <w:rPr>
+                                <w:color w:val="000000"/>
+                              </w:rPr>
+                              <w:t>TTS</w:t>
+                            </w:r>
+                            <w:r>
+                              <w:rPr>
+                                <w:color w:val="000000"/>
+                              </w:rPr>
+                              <w:t>とも捉えることができ、両方</w:t>
+                            </w:r>
+                            <w:r>
+                              <w:rPr>
+                                <w:color w:val="000000"/>
+                              </w:rPr>
+                              <w:t>E</w:t>
+                            </w:r>
+                            <w:r>
+                              <w:rPr>
+                                <w:color w:val="000000"/>
+                              </w:rPr>
+                              <w:t>と</w:t>
+                            </w:r>
+                            <w:r>
+                              <w:rPr>
+                                <w:color w:val="000000"/>
+                              </w:rPr>
+                              <w:t>A</w:t>
+                            </w:r>
+                            <w:r>
+                              <w:rPr>
+                                <w:rFonts w:ascii="ScaleDegrees Times" w:hAnsi="ScaleDegrees Times"/>
+                                <w:color w:val="000000"/>
+                              </w:rPr>
+                              <w:t xml:space="preserve"># </w:t>
+                            </w:r>
+                            <w:r>
+                              <w:rPr>
+                                <w:color w:val="000000"/>
+                              </w:rPr>
+                              <w:t>(B</w:t>
+                            </w:r>
+                            <w:r>
+                              <w:rPr>
+                                <w:rFonts w:ascii="ScaleDegrees Times" w:hAnsi="ScaleDegrees Times"/>
+                                <w:color w:val="000000"/>
+                              </w:rPr>
+                              <w:t>b</w:t>
+                            </w:r>
+                            <w:r>
+                              <w:rPr>
+                                <w:color w:val="000000"/>
+                              </w:rPr>
+                              <w:t>)</w:t>
+                            </w:r>
+                            <w:r>
+                              <w:rPr>
+                                <w:color w:val="000000"/>
+                              </w:rPr>
+                              <w:t>の音を共通して持っている。</w:t>
+                            </w:r>
+                          </w:p>
+                        </w:txbxContent>
+                      </wps:txbx>
+                      <wps:bodyPr lIns="109800" rIns="109800" tIns="54720" bIns="109800" anchor="t">
+                        <a:noAutofit/>
+                      </wps:bodyPr>
+                    </wps:wsp>
+                  </a:graphicData>
+                </a:graphic>
+              </wp:anchor>
+            </w:drawing>
+          </mc:Choice>
+          <mc:Fallback>
+            <w:pict>
+              <v:rect id="shape_0" ID="Text Frame 3" path="m0,0l-2147483645,0l-2147483645,-2147483646l0,-2147483646xe" fillcolor="#fff5ce" stroked="t" o:allowincell="f" style="position:absolute;margin-left:-4.1pt;margin-top:-6.8pt;width:449.35pt;height:113.85pt;mso-wrap-style:square;v-text-anchor:top">
+                <v:fill o:detectmouseclick="t" type="solid" color2="#000a31"/>
+                <v:stroke color="black" dashstyle="longdash" joinstyle="round" endcap="flat"/>
+                <v:textbox>
+                  <w:txbxContent>
+                    <w:p>
+                      <w:pPr>
+                        <w:pStyle w:val="FrameContents"/>
+                        <w:spacing w:lineRule="auto" w:line="240" w:before="0" w:after="0"/>
+                        <w:rPr>
+                          <w:color w:val="000000"/>
+                        </w:rPr>
+                      </w:pPr>
+                      <w:r>
+                        <w:rPr>
+                          <w:color w:val="000000"/>
+                          <w:u w:val="single"/>
+                        </w:rPr>
+                        <w:t xml:space="preserve">トライトーン代理 </w:t>
+                      </w:r>
+                      <w:r>
+                        <w:rPr>
+                          <w:color w:val="000000"/>
+                          <w:u w:val="single"/>
+                        </w:rPr>
+                        <w:t>(Tritone Substitution, TTS)</w:t>
+                      </w:r>
+                    </w:p>
+                    <w:p>
+                      <w:pPr>
+                        <w:pStyle w:val="FrameContents"/>
+                        <w:spacing w:lineRule="auto" w:line="240" w:before="0" w:after="0"/>
+                        <w:rPr>
+                          <w:color w:val="000000"/>
+                        </w:rPr>
+                      </w:pPr>
+                      <w:r>
+                        <w:rPr>
+                          <w:color w:val="000000"/>
+                        </w:rPr>
+                        <w:t>裏コードとも。基本的には、ジャズでよくみられる、ある</w:t>
+                      </w:r>
+                      <w:r>
+                        <w:rPr>
+                          <w:color w:val="000000"/>
+                        </w:rPr>
+                        <w:t>dom7</w:t>
+                      </w:r>
+                      <w:r>
+                        <w:rPr>
+                          <w:color w:val="000000"/>
+                        </w:rPr>
+                        <w:t>を、そのトライトーン離れた</w:t>
+                      </w:r>
+                      <w:r>
+                        <w:rPr>
+                          <w:color w:val="000000"/>
+                        </w:rPr>
+                        <w:t>dom7</w:t>
+                      </w:r>
+                      <w:r>
+                        <w:rPr>
+                          <w:color w:val="000000"/>
+                        </w:rPr>
+                        <w:t>で代理する行為。元の</w:t>
+                      </w:r>
+                      <w:r>
+                        <w:rPr>
+                          <w:color w:val="000000"/>
+                        </w:rPr>
+                        <w:t>dom7</w:t>
+                      </w:r>
+                      <w:r>
+                        <w:rPr>
+                          <w:color w:val="000000"/>
+                        </w:rPr>
+                        <w:t>の中に含まれる</w:t>
+                      </w:r>
+                      <w:r>
+                        <w:rPr>
+                          <w:color w:val="000000"/>
+                        </w:rPr>
+                        <w:t>3</w:t>
+                      </w:r>
+                      <w:r>
+                        <w:rPr>
+                          <w:color w:val="000000"/>
+                        </w:rPr>
+                        <w:t>と</w:t>
+                      </w:r>
+                      <w:r>
+                        <w:rPr>
+                          <w:rFonts w:ascii="ScaleDegrees Times" w:hAnsi="ScaleDegrees Times"/>
+                          <w:color w:val="000000"/>
+                        </w:rPr>
+                        <w:t>b</w:t>
+                      </w:r>
+                      <w:r>
+                        <w:rPr>
+                          <w:color w:val="000000"/>
+                        </w:rPr>
+                        <w:t>7</w:t>
+                      </w:r>
+                      <w:r>
+                        <w:rPr>
+                          <w:color w:val="000000"/>
+                        </w:rPr>
+                        <w:t>のトライトーンを保持したまま、それ以外のコードトーンをすべて変更しようとしたときに結果として発生するのが由来と考えられる。今回の例だと、</w:t>
+                      </w:r>
+                      <w:r>
+                        <w:rPr>
+                          <w:color w:val="000000"/>
+                        </w:rPr>
+                        <w:t>F#7</w:t>
+                      </w:r>
+                      <w:r>
+                        <w:rPr>
+                          <w:color w:val="000000"/>
+                        </w:rPr>
+                        <w:t>は</w:t>
+                      </w:r>
+                      <w:r>
+                        <w:rPr>
+                          <w:color w:val="000000"/>
+                        </w:rPr>
+                        <w:t>C7</w:t>
+                      </w:r>
+                      <w:r>
+                        <w:rPr>
+                          <w:color w:val="000000"/>
+                        </w:rPr>
+                        <w:t>の</w:t>
+                      </w:r>
+                      <w:r>
+                        <w:rPr>
+                          <w:color w:val="000000"/>
+                        </w:rPr>
+                        <w:t>TTS</w:t>
+                      </w:r>
+                      <w:r>
+                        <w:rPr>
+                          <w:color w:val="000000"/>
+                        </w:rPr>
+                        <w:t>とも捉えることができ、両方</w:t>
+                      </w:r>
+                      <w:r>
+                        <w:rPr>
+                          <w:color w:val="000000"/>
+                        </w:rPr>
+                        <w:t>E</w:t>
+                      </w:r>
+                      <w:r>
+                        <w:rPr>
+                          <w:color w:val="000000"/>
+                        </w:rPr>
+                        <w:t>と</w:t>
+                      </w:r>
+                      <w:r>
+                        <w:rPr>
+                          <w:color w:val="000000"/>
+                        </w:rPr>
+                        <w:t>A</w:t>
+                      </w:r>
+                      <w:r>
+                        <w:rPr>
+                          <w:rFonts w:ascii="ScaleDegrees Times" w:hAnsi="ScaleDegrees Times"/>
+                          <w:color w:val="000000"/>
+                        </w:rPr>
+                        <w:t xml:space="preserve"># </w:t>
+                      </w:r>
+                      <w:r>
+                        <w:rPr>
+                          <w:color w:val="000000"/>
+                        </w:rPr>
+                        <w:t>(B</w:t>
+                      </w:r>
+                      <w:r>
+                        <w:rPr>
+                          <w:rFonts w:ascii="ScaleDegrees Times" w:hAnsi="ScaleDegrees Times"/>
+                          <w:color w:val="000000"/>
+                        </w:rPr>
+                        <w:t>b</w:t>
+                      </w:r>
+                      <w:r>
+                        <w:rPr>
+                          <w:color w:val="000000"/>
+                        </w:rPr>
+                        <w:t>)</w:t>
+                      </w:r>
+                      <w:r>
+                        <w:rPr>
+                          <w:color w:val="000000"/>
+                        </w:rPr>
+                        <w:t>の音を共通して持っている。</w:t>
+                      </w:r>
+                    </w:p>
+                  </w:txbxContent>
+                </v:textbox>
+                <w10:wrap type="square" side="largest"/>
+              </v:rect>
+            </w:pict>
+          </mc:Fallback>
+        </mc:AlternateContent>
+      </w:r>
+      <w:r>
+        <w:rPr/>
         <w:tab/>
       </w:r>
       <w:r>
-        <w:rPr>
-          <w:rFonts w:ascii="Calibri" w:hAnsi="Calibri"/>
-        </w:rPr>
-        <w:t>サビは</w:t>
-      </w:r>
-      <w:r>
-        <w:rPr>
-          <w:rFonts w:ascii="Calibri" w:hAnsi="Calibri"/>
-        </w:rPr>
-        <w:t>B</w:t>
-      </w:r>
-      <w:r>
-        <w:rPr>
-          <w:rFonts w:ascii="Calibri" w:hAnsi="Calibri"/>
-        </w:rPr>
-        <w:t>メロよりキーが全音下で、この時点で転調が入る。下への転調なので、ポップスをよく聞く人でも気づきづらい転調の種類であるうえ、不釣り合いにならないよう、スムーズに転調を果たしている。具体的にみていくと、転調前最後のコードが</w:t>
-      </w:r>
-      <w:r>
-        <w:rPr>
-          <w:rFonts w:ascii="Calibri" w:hAnsi="Calibri"/>
-        </w:rPr>
-        <w:t>F</w:t>
-      </w:r>
-      <w:r>
-        <w:rPr>
-          <w:rFonts w:ascii="ScaleDegrees Times" w:hAnsi="ScaleDegrees Times"/>
-        </w:rPr>
-        <w:t>#</w:t>
-      </w:r>
-      <w:r>
-        <w:rPr>
-          <w:rFonts w:ascii="Calibri" w:hAnsi="Calibri"/>
-        </w:rPr>
-        <w:t>7/A</w:t>
-      </w:r>
-      <w:r>
-        <w:rPr>
-          <w:rFonts w:ascii="ScaleDegrees Times" w:hAnsi="ScaleDegrees Times"/>
-        </w:rPr>
-        <w:t>#</w:t>
-      </w:r>
-      <w:r>
-        <w:rPr>
-          <w:rFonts w:ascii="ScaleDegrees Times" w:hAnsi="ScaleDegrees Times"/>
-        </w:rPr>
-        <w:t>、転調後最初のコードが</w:t>
-      </w:r>
-      <w:r>
-        <w:rPr>
-          <w:rFonts w:ascii="ScaleDegrees Times" w:hAnsi="ScaleDegrees Times"/>
-        </w:rPr>
-        <w:t>FM</w:t>
-      </w:r>
-      <w:r>
-        <w:rPr>
-          <w:rFonts w:ascii="Calibri" w:hAnsi="Calibri"/>
-        </w:rPr>
-        <w:t>7</w:t>
-      </w:r>
-      <w:r>
-        <w:rPr>
-          <w:rFonts w:ascii="ScaleDegrees Times" w:hAnsi="ScaleDegrees Times"/>
-        </w:rPr>
-        <w:t>である。</w:t>
-      </w:r>
-      <w:r>
-        <w:rPr>
-          <w:rFonts w:ascii="Calibri" w:hAnsi="Calibri"/>
-        </w:rPr>
-        <w:t>F</w:t>
-      </w:r>
-      <w:r>
-        <w:rPr>
-          <w:rFonts w:ascii="ScaleDegrees Times" w:hAnsi="ScaleDegrees Times"/>
-        </w:rPr>
-        <w:t>#</w:t>
-      </w:r>
-      <w:r>
-        <w:rPr>
-          <w:rFonts w:ascii="Calibri" w:hAnsi="Calibri"/>
-        </w:rPr>
-        <w:t>7/A</w:t>
-      </w:r>
-      <w:r>
-        <w:rPr>
-          <w:rFonts w:ascii="ScaleDegrees Times" w:hAnsi="ScaleDegrees Times"/>
-        </w:rPr>
-        <w:t>#</w:t>
-      </w:r>
-      <w:r>
-        <w:rPr>
-          <w:rFonts w:ascii="ScaleDegrees Times" w:hAnsi="ScaleDegrees Times"/>
-        </w:rPr>
-        <w:t>の中には</w:t>
-      </w:r>
-      <w:r>
-        <w:rPr>
-          <w:rFonts w:ascii="ScaleDegrees Times" w:hAnsi="ScaleDegrees Times"/>
-        </w:rPr>
-        <w:t>A#</w:t>
-      </w:r>
-      <w:r>
-        <w:rPr>
-          <w:rFonts w:ascii="ScaleDegrees Times" w:hAnsi="ScaleDegrees Times"/>
-        </w:rPr>
-        <w:t>、</w:t>
-      </w:r>
-      <w:r>
-        <w:rPr>
-          <w:rFonts w:ascii="ScaleDegrees Times" w:hAnsi="ScaleDegrees Times"/>
-        </w:rPr>
-        <w:t>E</w:t>
-      </w:r>
-      <w:r>
-        <w:rPr>
-          <w:rFonts w:ascii="ScaleDegrees Times" w:hAnsi="ScaleDegrees Times"/>
-        </w:rPr>
-        <w:t>、</w:t>
-      </w:r>
-      <w:r>
-        <w:rPr>
-          <w:rFonts w:ascii="ScaleDegrees Times" w:hAnsi="ScaleDegrees Times"/>
-        </w:rPr>
-        <w:t>F#</w:t>
-      </w:r>
-      <w:r>
-        <w:rPr>
-          <w:rFonts w:ascii="ScaleDegrees Times" w:hAnsi="ScaleDegrees Times"/>
-        </w:rPr>
-        <w:t>の音が含まれているのが肝で、</w:t>
-      </w:r>
-      <w:r>
-        <w:rPr>
-          <w:rFonts w:ascii="ScaleDegrees Times" w:hAnsi="ScaleDegrees Times"/>
-        </w:rPr>
-        <w:t>E</w:t>
-      </w:r>
-      <w:r>
-        <w:rPr>
-          <w:rFonts w:ascii="ScaleDegrees Times" w:hAnsi="ScaleDegrees Times"/>
-        </w:rPr>
-        <w:t>と</w:t>
-      </w:r>
-      <w:r>
-        <w:rPr>
-          <w:rFonts w:ascii="ScaleDegrees Times" w:hAnsi="ScaleDegrees Times"/>
-        </w:rPr>
-        <w:t>F#</w:t>
-      </w:r>
-      <w:r>
-        <w:rPr>
-          <w:rFonts w:ascii="ScaleDegrees Times" w:hAnsi="ScaleDegrees Times"/>
-        </w:rPr>
-        <w:t>が</w:t>
-      </w:r>
-      <w:r>
-        <w:rPr>
-          <w:rFonts w:ascii="ScaleDegrees Times" w:hAnsi="ScaleDegrees Times"/>
-        </w:rPr>
-        <w:t>Fn</w:t>
-      </w:r>
-      <w:r>
-        <w:rPr>
-          <w:rFonts w:ascii="ScaleDegrees Times" w:hAnsi="ScaleDegrees Times"/>
-        </w:rPr>
-        <w:t>の音を上下半音で囲っていることから、</w:t>
-      </w:r>
-      <w:r>
-        <w:rPr>
-          <w:rFonts w:ascii="ScaleDegrees Times" w:hAnsi="ScaleDegrees Times"/>
-        </w:rPr>
-        <w:t>Fn</w:t>
-      </w:r>
-      <w:r>
-        <w:rPr>
-          <w:rFonts w:ascii="ScaleDegrees Times" w:hAnsi="ScaleDegrees Times"/>
-        </w:rPr>
-        <w:t>を導く引力がつくられる。また、ベースの</w:t>
-      </w:r>
-      <w:r>
-        <w:rPr>
-          <w:rFonts w:ascii="ScaleDegrees Times" w:hAnsi="ScaleDegrees Times"/>
-        </w:rPr>
-        <w:t>A#</w:t>
-      </w:r>
-      <w:r>
-        <w:rPr>
-          <w:rFonts w:ascii="ScaleDegrees Times" w:hAnsi="ScaleDegrees Times"/>
-        </w:rPr>
-        <w:t>の音は読み替えると</w:t>
-      </w:r>
-      <w:r>
-        <w:rPr>
-          <w:rFonts w:ascii="ScaleDegrees Times" w:hAnsi="ScaleDegrees Times"/>
-        </w:rPr>
-        <w:t>Bb</w:t>
-      </w:r>
-      <w:r>
-        <w:rPr>
-          <w:rFonts w:ascii="ScaleDegrees Times" w:hAnsi="ScaleDegrees Times"/>
-        </w:rPr>
-        <w:t>でもあり、ベースが</w:t>
-      </w:r>
-      <w:r>
-        <w:rPr>
-          <w:rFonts w:ascii="ScaleDegrees Times" w:hAnsi="ScaleDegrees Times"/>
-        </w:rPr>
-        <w:t>A#</w:t>
-      </w:r>
-      <w:r>
-        <w:rPr>
-          <w:rFonts w:ascii="ScaleDegrees Times" w:hAnsi="ScaleDegrees Times"/>
-        </w:rPr>
-        <w:t>から</w:t>
-      </w:r>
-      <w:r>
-        <w:rPr>
-          <w:rFonts w:ascii="ScaleDegrees Times" w:hAnsi="ScaleDegrees Times"/>
-        </w:rPr>
-        <w:t>F</w:t>
-      </w:r>
-      <w:r>
-        <w:rPr>
-          <w:rFonts w:ascii="ScaleDegrees Times" w:hAnsi="ScaleDegrees Times"/>
-        </w:rPr>
-        <w:t>へ下がる過程で四度解決を模した</w:t>
-      </w:r>
-      <w:r>
-        <w:rPr>
-          <w:rFonts w:ascii="ScaleDegrees Times" w:hAnsi="ScaleDegrees Times" w:hint="eastAsia"/>
-          <w:lang w:val="en-GB"/>
-        </w:rPr>
-        <w:t>動きが形成される</w:t>
-      </w:r>
-      <w:r>
-        <w:rPr>
-          <w:rFonts w:ascii="ScaleDegrees Times" w:hAnsi="ScaleDegrees Times"/>
-        </w:rPr>
-        <w:t>。</w:t>
+        <w:rPr/>
+        <w:t>ドラムフィルが一小節分とられているのも重要で、その間は音程を持つ音は存在せず、その間にリスナーは前セクションの調整を忘れていき、次の調へ頭をより簡単に切り替えることができる。自らの創作でイカした転調を書いてみたい方、参考にしていきましょう。</w:t>
       </w:r>
     </w:p>
-    <w:p/>
-    <w:p/>
     <w:p>
       <w:pPr>
+        <w:pStyle w:val="Normal"/>
+        <w:rPr/>
+      </w:pPr>
+      <w:r>
+        <w:rPr/>
+        <w:drawing>
+          <wp:anchor behindDoc="0" distT="0" distB="0" distL="0" distR="0" simplePos="0" locked="0" layoutInCell="0" allowOverlap="1" relativeHeight="31">
+            <wp:simplePos x="0" y="0"/>
+            <wp:positionH relativeFrom="column">
+              <wp:posOffset>2503170</wp:posOffset>
+            </wp:positionH>
+            <wp:positionV relativeFrom="paragraph">
+              <wp:posOffset>154305</wp:posOffset>
+            </wp:positionV>
+            <wp:extent cx="3920490" cy="2785110"/>
+            <wp:effectExtent l="0" t="0" r="0" b="0"/>
+            <wp:wrapSquare wrapText="largest"/>
+            <wp:docPr id="21" name="Image7" descr=""/>
+            <wp:cNvGraphicFramePr>
+              <a:graphicFrameLocks xmlns:a="http://schemas.openxmlformats.org/drawingml/2006/main" noChangeAspect="1"/>
+            </wp:cNvGraphicFramePr>
+            <a:graphic xmlns:a="http://schemas.openxmlformats.org/drawingml/2006/main">
+              <a:graphicData uri="http://schemas.openxmlformats.org/drawingml/2006/picture">
+                <pic:pic xmlns:pic="http://schemas.openxmlformats.org/drawingml/2006/picture">
+                  <pic:nvPicPr>
+                    <pic:cNvPr id="21" name="Image7" descr=""/>
+                    <pic:cNvPicPr>
+                      <a:picLocks noChangeAspect="1" noChangeArrowheads="1"/>
+                    </pic:cNvPicPr>
+                  </pic:nvPicPr>
+                  <pic:blipFill>
+                    <a:blip r:embed="rId10"/>
+                    <a:stretch>
+                      <a:fillRect/>
+                    </a:stretch>
+                  </pic:blipFill>
+                  <pic:spPr bwMode="auto">
+                    <a:xfrm>
+                      <a:off x="0" y="0"/>
+                      <a:ext cx="3920490" cy="2785110"/>
+                    </a:xfrm>
+                    <a:prstGeom prst="rect">
+                      <a:avLst/>
+                    </a:prstGeom>
+                  </pic:spPr>
+                </pic:pic>
+              </a:graphicData>
+            </a:graphic>
+          </wp:anchor>
+        </w:drawing>
+      </w:r>
+    </w:p>
+    <w:p>
+      <w:pPr>
         <w:pStyle w:val="Heading2"/>
         <w:rPr>
+          <w:b/>
           <w:b/>
           <w:bCs/>
         </w:rPr>
@@ -3058,24 +3768,275 @@
         <w:t xml:space="preserve"> </w:t>
       </w:r>
       <w:r>
+        <w:rPr/>
         <w:t>（公式音源</w:t>
       </w:r>
       <w:r>
+        <w:rPr/>
         <w:t>1:13~</w:t>
       </w:r>
       <w:r>
+        <w:rPr/>
         <w:t>）</w:t>
       </w:r>
     </w:p>
-    <w:p/>
     <w:p>
       <w:pPr>
+        <w:pStyle w:val="Normal"/>
+        <w:rPr/>
+      </w:pPr>
+      <w:r>
+        <w:rPr/>
+        <w:t>いよいよ曲の目玉となりました。綺麗な六度・三度ハモリや透き通った五度ハモリを有したメロディーが、</w:t>
+      </w:r>
+      <w:r>
+        <w:rPr/>
+        <w:t>B</w:t>
+      </w:r>
+      <w:r>
+        <w:rPr/>
+        <w:t>メロと同様に</w:t>
+      </w:r>
+      <w:r>
+        <w:rPr>
+          <w:rFonts w:ascii="ScaleDegrees Times" w:hAnsi="ScaleDegrees Times"/>
+        </w:rPr>
+        <w:t>bVI bVII i</w:t>
+      </w:r>
+      <w:r>
+        <w:rPr>
+          <w:rFonts w:ascii="ScaleDegrees Times" w:hAnsi="ScaleDegrees Times"/>
+        </w:rPr>
+        <w:t>の上で鳴っていうくのが基本パターンです。特に音を取ってい</w:t>
+      </w:r>
+      <w:r>
+        <w:rPr>
+          <w:rFonts w:ascii="ScaleDegrees Times" w:hAnsi="ScaleDegrees Times"/>
+        </w:rPr>
+        <w:t>く</w:t>
+      </w:r>
+      <w:r>
+        <w:rPr>
+          <w:rFonts w:ascii="ScaleDegrees Times" w:hAnsi="ScaleDegrees Times"/>
+        </w:rPr>
+        <w:t>間におもしろかったのが、</w:t>
+      </w:r>
+      <w:r>
+        <w:rPr>
+          <w:rFonts w:ascii="Cal" w:hAnsi="Cal"/>
+        </w:rPr>
+        <w:t>7~8</w:t>
+      </w:r>
+      <w:r>
+        <w:rPr>
+          <w:rFonts w:ascii="ScaleDegrees Times" w:hAnsi="ScaleDegrees Times"/>
+        </w:rPr>
+        <w:t>小節目のコードで、ベースは</w:t>
+      </w:r>
+      <w:r>
+        <w:rPr>
+          <w:rFonts w:ascii="ScaleDegrees Times" w:hAnsi="ScaleDegrees Times"/>
+        </w:rPr>
+        <w:t>5</w:t>
+      </w:r>
+      <w:r>
+        <w:rPr>
+          <w:rFonts w:ascii="ScaleDegrees Times" w:hAnsi="ScaleDegrees Times"/>
+        </w:rPr>
+        <w:t>を鳴らしているのに、コードアルペジオ中に</w:t>
+      </w:r>
+      <w:r>
+        <w:rPr>
+          <w:rFonts w:ascii="ScaleDegrees Times" w:hAnsi="ScaleDegrees Times"/>
+        </w:rPr>
+        <w:t>E, C, A</w:t>
+      </w:r>
+      <w:r>
+        <w:rPr>
+          <w:rFonts w:ascii="ScaleDegrees Times" w:hAnsi="ScaleDegrees Times"/>
+        </w:rPr>
+        <w:t>が聞こえて来たので、</w:t>
+      </w:r>
+      <w:r>
+        <w:rPr>
+          <w:rFonts w:ascii="ScaleDegrees Times" w:hAnsi="ScaleDegrees Times"/>
+        </w:rPr>
+        <w:t>Am/E</w:t>
+      </w:r>
+      <w:r>
+        <w:rPr>
+          <w:rFonts w:ascii="ScaleDegrees Times" w:hAnsi="ScaleDegrees Times"/>
+        </w:rPr>
+        <w:t>であると判断しました。メロディーとコード進行だけをとっていると、ドミナント役の</w:t>
+      </w:r>
+      <w:r>
+        <w:rPr>
+          <w:rFonts w:ascii="ScaleDegrees Times" w:hAnsi="ScaleDegrees Times"/>
+        </w:rPr>
+        <w:t>Em</w:t>
+      </w:r>
+      <w:r>
+        <w:rPr>
+          <w:rFonts w:ascii="ScaleDegrees Times" w:hAnsi="ScaleDegrees Times"/>
+        </w:rPr>
+        <w:t>を打ちたくなるところですが（手元に楽器がある人はどうぞ試してみてください）、</w:t>
+      </w:r>
+      <w:r>
+        <w:rPr>
+          <w:rFonts w:ascii="ScaleDegrees Times" w:hAnsi="ScaleDegrees Times"/>
+        </w:rPr>
+        <w:t>Z</w:t>
+      </w:r>
+      <w:r>
+        <w:rPr>
+          <w:rFonts w:ascii="ScaleDegrees Times" w:hAnsi="ScaleDegrees Times"/>
+        </w:rPr>
+        <w:t>氏はここで代わりに一周目と同じ</w:t>
+      </w:r>
+      <w:r>
+        <w:rPr>
+          <w:rFonts w:ascii="ScaleDegrees Times" w:hAnsi="ScaleDegrees Times"/>
+        </w:rPr>
+        <w:t>Am</w:t>
+      </w:r>
+      <w:r>
+        <w:rPr>
+          <w:rFonts w:ascii="ScaleDegrees Times" w:hAnsi="ScaleDegrees Times"/>
+        </w:rPr>
+        <w:drawing>
+          <wp:anchor behindDoc="0" distT="0" distB="0" distL="0" distR="0" simplePos="0" locked="0" layoutInCell="0" allowOverlap="1" relativeHeight="32">
+            <wp:simplePos x="0" y="0"/>
+            <wp:positionH relativeFrom="column">
+              <wp:posOffset>-12700</wp:posOffset>
+            </wp:positionH>
+            <wp:positionV relativeFrom="paragraph">
+              <wp:posOffset>2489200</wp:posOffset>
+            </wp:positionV>
+            <wp:extent cx="5612130" cy="1896110"/>
+            <wp:effectExtent l="0" t="0" r="0" b="0"/>
+            <wp:wrapSquare wrapText="largest"/>
+            <wp:docPr id="22" name="Image8" descr=""/>
+            <wp:cNvGraphicFramePr>
+              <a:graphicFrameLocks xmlns:a="http://schemas.openxmlformats.org/drawingml/2006/main" noChangeAspect="1"/>
+            </wp:cNvGraphicFramePr>
+            <a:graphic xmlns:a="http://schemas.openxmlformats.org/drawingml/2006/main">
+              <a:graphicData uri="http://schemas.openxmlformats.org/drawingml/2006/picture">
+                <pic:pic xmlns:pic="http://schemas.openxmlformats.org/drawingml/2006/picture">
+                  <pic:nvPicPr>
+                    <pic:cNvPr id="22" name="Image8" descr=""/>
+                    <pic:cNvPicPr>
+                      <a:picLocks noChangeAspect="1" noChangeArrowheads="1"/>
+                    </pic:cNvPicPr>
+                  </pic:nvPicPr>
+                  <pic:blipFill>
+                    <a:blip r:embed="rId11"/>
+                    <a:stretch>
+                      <a:fillRect/>
+                    </a:stretch>
+                  </pic:blipFill>
+                  <pic:spPr bwMode="auto">
+                    <a:xfrm>
+                      <a:off x="0" y="0"/>
+                      <a:ext cx="5612130" cy="1896110"/>
+                    </a:xfrm>
+                    <a:prstGeom prst="rect">
+                      <a:avLst/>
+                    </a:prstGeom>
+                  </pic:spPr>
+                </pic:pic>
+              </a:graphicData>
+            </a:graphic>
+          </wp:anchor>
+        </w:drawing>
+      </w:r>
+      <w:r>
+        <w:rPr>
+          <w:rFonts w:ascii="ScaleDegrees Times" w:hAnsi="ScaleDegrees Times"/>
+        </w:rPr>
+        <w:t>を打つことにし、下のハモリもそれに合わせているようです。その結果として、ベースとメロディーを聞くのか、ハモリとアルペジオを聞くのかによって、サビの中で最も不安定な・緊張した箇所になったり、逆に安定した箇所にも聞こえたりします。意図は全くもってわかりませんが、目に留まりました。</w:t>
+      </w:r>
+    </w:p>
+    <w:p>
+      <w:pPr>
+        <w:pStyle w:val="Normal"/>
+        <w:rPr/>
+      </w:pPr>
+      <w:r>
+        <w:rPr/>
+        <w:tab/>
+      </w:r>
+      <w:r>
+        <w:rPr/>
+        <w:t>続けて基本的なメロディックパターンが変化発展しながら繰り返されていきますが、その過程で</w:t>
+      </w:r>
+      <w:r>
+        <w:rPr/>
+        <w:t>15~16</w:t>
+      </w:r>
+      <w:r>
+        <w:rPr/>
+        <w:t>小節目でハモリが中で</w:t>
+      </w:r>
+      <w:r>
+        <w:rPr/>
+        <w:t>C#</w:t>
+      </w:r>
+      <w:r>
+        <w:rPr/>
+        <w:t>の音が鳴り、マイナーコードの</w:t>
+      </w:r>
+      <w:r>
+        <w:rPr/>
+        <w:t>Am</w:t>
+      </w:r>
+      <w:r>
+        <w:rPr/>
+        <w:t>であったはずのものがメジャーコードの</w:t>
+      </w:r>
+      <w:r>
+        <w:rPr/>
+        <w:t>A</w:t>
+      </w:r>
+      <w:r>
+        <w:rPr/>
+        <w:t>に変化し、終止が一気に明るくなります。短調音楽において、</w:t>
+      </w:r>
+      <w:r>
+        <w:rPr/>
+        <w:t>i</w:t>
+      </w:r>
+      <w:r>
+        <w:rPr/>
+        <w:t>コードではなく</w:t>
+      </w:r>
+      <w:r>
+        <w:rPr/>
+        <w:t>I</w:t>
+      </w:r>
+      <w:r>
+        <w:rPr/>
+        <w:t>コードで終止するのは昔から存在するテクニックで、ピカルディーの三度と呼ばれたりします。このピカルディーの三度ですが、実はこの曲の中でかなり素晴らしい働きぶりをみせてくれます。</w:t>
+      </w:r>
+    </w:p>
+    <w:p>
+      <w:pPr>
+        <w:pStyle w:val="Normal"/>
+        <w:rPr/>
+      </w:pPr>
+      <w:r>
+        <w:rPr/>
+      </w:r>
+    </w:p>
+    <w:p>
+      <w:pPr>
         <w:pStyle w:val="Heading1"/>
+        <w:rPr/>
       </w:pPr>
       <w:bookmarkStart w:id="25" w:name="__RefHeading___Toc194_3269620353"/>
       <w:bookmarkStart w:id="26" w:name="_Toc184402383"/>
       <w:bookmarkEnd w:id="25"/>
       <w:r>
+        <w:rPr/>
         <w:t>付録</w:t>
       </w:r>
       <w:bookmarkEnd w:id="26"/>
@@ -3083,11 +4044,13 @@
     <w:p>
       <w:pPr>
         <w:pStyle w:val="Heading2"/>
+        <w:rPr/>
       </w:pPr>
       <w:bookmarkStart w:id="27" w:name="__RefHeading___Toc196_3269620353"/>
       <w:bookmarkStart w:id="28" w:name="_Toc184402384"/>
       <w:bookmarkEnd w:id="27"/>
       <w:r>
+        <w:rPr/>
         <w:t>音楽理論基礎</w:t>
       </w:r>
       <w:bookmarkEnd w:id="28"/>
@@ -3095,42 +4058,53 @@
     <w:p>
       <w:pPr>
         <w:pStyle w:val="Heading2"/>
+        <w:rPr/>
       </w:pPr>
       <w:bookmarkStart w:id="29" w:name="__RefHeading___Toc198_3269620353"/>
       <w:bookmarkStart w:id="30" w:name="_Toc184402385"/>
       <w:bookmarkEnd w:id="29"/>
       <w:r>
+        <w:rPr/>
         <w:t>本稿での表記法</w:t>
       </w:r>
       <w:bookmarkEnd w:id="30"/>
     </w:p>
     <w:p>
-      <w:r>
+      <w:pPr>
+        <w:pStyle w:val="Normal"/>
+        <w:rPr/>
+      </w:pPr>
+      <w:r>
+        <w:rPr/>
         <w:t>音楽理論を扱う世のマテリアルでは表記（と流派）がことなることも多いので、本稿で使用する表記とコードの解釈について追記します。特に、東方は短調ベースで書かれることが多く、臨時記号も多用するので、それに適応した表記として、長調としての表記・分析より短調としての表記や分析を行うことが多いと思います。</w:t>
       </w:r>
     </w:p>
     <w:p>
-      <w:r>
-        <w:lastRenderedPageBreak/>
+      <w:pPr>
+        <w:pStyle w:val="Normal"/>
+        <w:rPr/>
+      </w:pPr>
+      <w:r>
+        <w:rPr/>
         <w:tab/>
       </w:r>
       <w:r>
-        <w:t>具体的に、コードのルートに対する度数とスケールに対する度数を区別するため、後者にはアクセント付きの数字で表記していきます。</w:t>
-      </w:r>
-      <w:r>
+        <w:rPr/>
+        <w:t>具体的に、コードのルートに対する度数とスケールに対する度数を区別するため、後者をアクセント付きの数字で表記していきます。</w:t>
+      </w:r>
+      <w:r>
+        <w:rPr/>
         <w:t>(</w:t>
       </w:r>
       <w:r>
+        <w:rPr/>
         <w:t>図</w:t>
       </w:r>
       <w:r>
-        <w:rPr>
-          <w:noProof/>
-        </w:rPr>
         <mc:AlternateContent>
           <mc:Choice Requires="wps">
             <w:drawing>
-              <wp:anchor distT="0" distB="0" distL="0" distR="0" simplePos="0" relativeHeight="6" behindDoc="0" locked="0" layoutInCell="0" allowOverlap="1">
+              <wp:anchor behindDoc="0" distT="0" distB="0" distL="0" distR="0" simplePos="0" locked="0" layoutInCell="0" allowOverlap="1" relativeHeight="6">
                 <wp:simplePos x="0" y="0"/>
                 <wp:positionH relativeFrom="column">
                   <wp:posOffset>3773170</wp:posOffset>
@@ -3141,8 +4115,7 @@
                 <wp:extent cx="2706370" cy="1490345"/>
                 <wp:effectExtent l="0" t="0" r="0" b="0"/>
                 <wp:wrapSquare wrapText="largest"/>
-                <wp:docPr id="18" name="Frame5"/>
-                <wp:cNvGraphicFramePr/>
+                <wp:docPr id="23" name="Frame5"/>
                 <a:graphic xmlns:a="http://schemas.openxmlformats.org/drawingml/2006/main">
                   <a:graphicData uri="http://schemas.microsoft.com/office/word/2010/wordprocessingShape">
                     <wps:wsp>
@@ -3156,22 +4129,16 @@
                           <a:avLst/>
                         </a:prstGeom>
                         <a:solidFill>
-                          <a:srgbClr val="FFFFFF"/>
+                          <a:srgbClr val="ffffff"/>
                         </a:solidFill>
                         <a:ln w="0">
                           <a:noFill/>
                         </a:ln>
                       </wps:spPr>
                       <wps:style>
-                        <a:lnRef idx="0">
-                          <a:scrgbClr r="0" g="0" b="0"/>
-                        </a:lnRef>
-                        <a:fillRef idx="0">
-                          <a:scrgbClr r="0" g="0" b="0"/>
-                        </a:fillRef>
-                        <a:effectRef idx="0">
-                          <a:scrgbClr r="0" g="0" b="0"/>
-                        </a:effectRef>
+                        <a:lnRef idx="0"/>
+                        <a:fillRef idx="0"/>
+                        <a:effectRef idx="0"/>
                         <a:fontRef idx="minor"/>
                       </wps:style>
                       <wps:txbx>
@@ -3179,23 +4146,21 @@
                           <w:p>
                             <w:pPr>
                               <w:pStyle w:val="Figure"/>
-                              <w:spacing w:line="163" w:lineRule="auto"/>
+                              <w:spacing w:lineRule="auto" w:line="163" w:before="120" w:after="120"/>
                               <w:jc w:val="center"/>
                               <w:rPr>
-                                <w:i w:val="0"/>
-                                <w:iCs w:val="0"/>
+                                <w:i w:val="false"/>
+                                <w:i w:val="false"/>
+                                <w:iCs w:val="false"/>
                               </w:rPr>
                             </w:pPr>
                             <w:r>
-                              <w:rPr>
-                                <w:noProof/>
-                                <w:color w:val="000000"/>
-                              </w:rPr>
+                              <w:rPr/>
                               <w:drawing>
                                 <wp:inline distT="0" distB="0" distL="0" distR="0">
                                   <wp:extent cx="2706370" cy="1259205"/>
                                   <wp:effectExtent l="0" t="0" r="0" b="0"/>
-                                  <wp:docPr id="20" name="Image2"/>
+                                  <wp:docPr id="25" name="Image2" descr=""/>
                                   <wp:cNvGraphicFramePr>
                                     <a:graphicFrameLocks xmlns:a="http://schemas.openxmlformats.org/drawingml/2006/main" noChangeAspect="1"/>
                                   </wp:cNvGraphicFramePr>
@@ -3203,7 +4168,7 @@
                                     <a:graphicData uri="http://schemas.openxmlformats.org/drawingml/2006/picture">
                                       <pic:pic xmlns:pic="http://schemas.openxmlformats.org/drawingml/2006/picture">
                                         <pic:nvPicPr>
-                                          <pic:cNvPr id="20" name="Image2"/>
+                                          <pic:cNvPr id="25" name="Image2" descr=""/>
                                           <pic:cNvPicPr>
                                             <a:picLocks noChangeAspect="1" noChangeArrowheads="1"/>
                                           </pic:cNvPicPr>
@@ -3231,80 +4196,72 @@
                             </w:r>
                             <w:r>
                               <w:rPr>
-                                <w:i w:val="0"/>
-                                <w:iCs w:val="0"/>
-                                <w:color w:val="000000"/>
-                              </w:rPr>
-                              <w:t>図</w:t>
-                            </w:r>
-                            <w:r>
-                              <w:rPr>
-                                <w:i w:val="0"/>
-                                <w:iCs w:val="0"/>
-                                <w:color w:val="000000"/>
-                              </w:rPr>
-                              <w:t xml:space="preserve"> </w:t>
-                            </w:r>
-                            <w:r>
-                              <w:rPr>
-                                <w:i w:val="0"/>
-                                <w:iCs w:val="0"/>
+                                <w:i w:val="false"/>
+                                <w:iCs w:val="false"/>
+                                <w:color w:val="000000"/>
+                              </w:rPr>
+                              <w:t xml:space="preserve">図 </w:t>
+                            </w:r>
+                            <w:r>
+                              <w:rPr>
+                                <w:i w:val="false"/>
+                                <w:iCs w:val="false"/>
                                 <w:color w:val="000000"/>
                               </w:rPr>
                               <w:fldChar w:fldCharType="begin"/>
                             </w:r>
                             <w:r>
                               <w:rPr>
-                                <w:i w:val="0"/>
-                                <w:iCs w:val="0"/>
+                                <w:i w:val="false"/>
+                                <w:iCs w:val="false"/>
                                 <w:color w:val="000000"/>
                               </w:rPr>
                               <w:instrText xml:space="preserve"> SEQ Figure \* ARABIC </w:instrText>
                             </w:r>
                             <w:r>
                               <w:rPr>
-                                <w:i w:val="0"/>
-                                <w:iCs w:val="0"/>
+                                <w:i w:val="false"/>
+                                <w:iCs w:val="false"/>
                                 <w:color w:val="000000"/>
                               </w:rPr>
                               <w:fldChar w:fldCharType="separate"/>
                             </w:r>
                             <w:r>
                               <w:rPr>
-                                <w:i w:val="0"/>
-                                <w:iCs w:val="0"/>
+                                <w:i w:val="false"/>
+                                <w:iCs w:val="false"/>
                                 <w:color w:val="000000"/>
                               </w:rPr>
                               <w:t>4</w:t>
                             </w:r>
                             <w:r>
                               <w:rPr>
-                                <w:i w:val="0"/>
-                                <w:iCs w:val="0"/>
+                                <w:i w:val="false"/>
+                                <w:iCs w:val="false"/>
                                 <w:color w:val="000000"/>
                               </w:rPr>
                               <w:fldChar w:fldCharType="end"/>
                             </w:r>
                             <w:r>
                               <w:rPr>
-                                <w:i w:val="0"/>
-                                <w:iCs w:val="0"/>
+                                <w:i w:val="false"/>
+                                <w:iCs w:val="false"/>
                                 <w:color w:val="000000"/>
                               </w:rPr>
                               <w:t xml:space="preserve">: </w:t>
                             </w:r>
                             <w:r>
                               <w:rPr>
-                                <w:i w:val="0"/>
-                                <w:iCs w:val="0"/>
+                                <w:i w:val="false"/>
+                                <w:iCs w:val="false"/>
                                 <w:color w:val="000000"/>
                               </w:rPr>
                               <w:t>長音階</w:t>
                             </w:r>
                             <w:r>
                               <w:rPr>
-                                <w:i w:val="0"/>
-                                <w:iCs w:val="0"/>
+                                <w:i w:val="false"/>
+                                <w:iCs w:val="false"/>
                                 <w:color w:val="000000"/>
                               </w:rPr>
                               <w:t>(C)</w:t>
@@ -3312,7 +4269,7 @@
                           </w:p>
                         </w:txbxContent>
                       </wps:txbx>
-                      <wps:bodyPr lIns="0" tIns="0" rIns="0" bIns="0" anchor="t">
+                      <wps:bodyPr lIns="0" rIns="0" tIns="0" bIns="0" anchor="t">
                         <a:noAutofit/>
                       </wps:bodyPr>
                     </wps:wsp>
@@ -3323,29 +4280,29 @@
           </mc:Choice>
           <mc:Fallback>
             <w:pict>
-              <v:rect id="Frame5" o:spid="_x0000_s1031" style="position:absolute;margin-left:297.1pt;margin-top:19.75pt;width:213.1pt;height:117.35pt;z-index:6;visibility:visible;mso-wrap-style:square;mso-wrap-distance-left:0;mso-wrap-distance-top:0;mso-wrap-distance-right:0;mso-wrap-distance-bottom:0;mso-position-horizontal:absolute;mso-position-horizontal-relative:text;mso-position-vertical:absolute;mso-position-vertical-relative:text;v-text-anchor:top" o:gfxdata="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" o:allowincell="f" stroked="f" strokeweight="0">
-                <v:textbox inset="0,0,0,0">
+              <v:rect id="shape_0" ID="Frame5" path="m0,0l-2147483645,0l-2147483645,-2147483646l0,-2147483646xe" fillcolor="white" stroked="f" o:allowincell="f" style="position:absolute;margin-left:297.1pt;margin-top:19.75pt;width:213.05pt;height:117.3pt;mso-wrap-style:square;v-text-anchor:top">
+                <v:fill o:detectmouseclick="t" type="solid" color2="black"/>
+                <v:stroke color="#3465a4" joinstyle="round" endcap="flat"/>
+                <v:textbox>
                   <w:txbxContent>
                     <w:p>
                       <w:pPr>
                         <w:pStyle w:val="Figure"/>
-                        <w:spacing w:line="163" w:lineRule="auto"/>
+                        <w:spacing w:lineRule="auto" w:line="163" w:before="120" w:after="120"/>
                         <w:jc w:val="center"/>
                         <w:rPr>
-                          <w:i w:val="0"/>
-                          <w:iCs w:val="0"/>
+                          <w:i w:val="false"/>
+                          <w:i w:val="false"/>
+                          <w:iCs w:val="false"/>
                         </w:rPr>
                       </w:pPr>
                       <w:r>
-                        <w:rPr>
-                          <w:noProof/>
-                          <w:color w:val="000000"/>
-                        </w:rPr>
+                        <w:rPr/>
                         <w:drawing>
                           <wp:inline distT="0" distB="0" distL="0" distR="0">
                             <wp:extent cx="2706370" cy="1259205"/>
                             <wp:effectExtent l="0" t="0" r="0" b="0"/>
-                            <wp:docPr id="20" name="Image2"/>
+                            <wp:docPr id="26" name="Image2" descr=""/>
                             <wp:cNvGraphicFramePr>
                               <a:graphicFrameLocks xmlns:a="http://schemas.openxmlformats.org/drawingml/2006/main" noChangeAspect="1"/>
                             </wp:cNvGraphicFramePr>
@@ -3353,13 +4310,13 @@
                               <a:graphicData uri="http://schemas.openxmlformats.org/drawingml/2006/picture">
                                 <pic:pic xmlns:pic="http://schemas.openxmlformats.org/drawingml/2006/picture">
                                   <pic:nvPicPr>
-                                    <pic:cNvPr id="20" name="Image2"/>
+                                    <pic:cNvPr id="26" name="Image2" descr=""/>
                                     <pic:cNvPicPr>
                                       <a:picLocks noChangeAspect="1" noChangeArrowheads="1"/>
                                     </pic:cNvPicPr>
                                   </pic:nvPicPr>
                                   <pic:blipFill>
-                                    <a:blip r:embed="rId12"/>
+                                    <a:blip r:embed="rId13"/>
                                     <a:stretch>
                                       <a:fillRect/>
                                     </a:stretch>
@@ -3381,80 +4338,72 @@
                       </w:r>
                       <w:r>
                         <w:rPr>
-                          <w:i w:val="0"/>
-                          <w:iCs w:val="0"/>
-                          <w:color w:val="000000"/>
-                        </w:rPr>
-                        <w:t>図</w:t>
-                      </w:r>
-                      <w:r>
-                        <w:rPr>
-                          <w:i w:val="0"/>
-                          <w:iCs w:val="0"/>
-                          <w:color w:val="000000"/>
-                        </w:rPr>
-                        <w:t xml:space="preserve"> </w:t>
-                      </w:r>
-                      <w:r>
-                        <w:rPr>
-                          <w:i w:val="0"/>
-                          <w:iCs w:val="0"/>
+                          <w:i w:val="false"/>
+                          <w:iCs w:val="false"/>
+                          <w:color w:val="000000"/>
+                        </w:rPr>
+                        <w:t xml:space="preserve">図 </w:t>
+                      </w:r>
+                      <w:r>
+                        <w:rPr>
+                          <w:i w:val="false"/>
+                          <w:iCs w:val="false"/>
                           <w:color w:val="000000"/>
                         </w:rPr>
                         <w:fldChar w:fldCharType="begin"/>
                       </w:r>
                       <w:r>
                         <w:rPr>
-                          <w:i w:val="0"/>
-                          <w:iCs w:val="0"/>
+                          <w:i w:val="false"/>
+                          <w:iCs w:val="false"/>
                           <w:color w:val="000000"/>
                         </w:rPr>
                         <w:instrText xml:space="preserve"> SEQ Figure \* ARABIC </w:instrText>
                       </w:r>
                       <w:r>
                         <w:rPr>
-                          <w:i w:val="0"/>
-                          <w:iCs w:val="0"/>
+                          <w:i w:val="false"/>
+                          <w:iCs w:val="false"/>
                           <w:color w:val="000000"/>
                         </w:rPr>
                         <w:fldChar w:fldCharType="separate"/>
                       </w:r>
                       <w:r>
                         <w:rPr>
-                          <w:i w:val="0"/>
-                          <w:iCs w:val="0"/>
+                          <w:i w:val="false"/>
+                          <w:iCs w:val="false"/>
                           <w:color w:val="000000"/>
                         </w:rPr>
                         <w:t>4</w:t>
                       </w:r>
                       <w:r>
                         <w:rPr>
-                          <w:i w:val="0"/>
-                          <w:iCs w:val="0"/>
+                          <w:i w:val="false"/>
+                          <w:iCs w:val="false"/>
                           <w:color w:val="000000"/>
                         </w:rPr>
                         <w:fldChar w:fldCharType="end"/>
                       </w:r>
                       <w:r>
                         <w:rPr>
-                          <w:i w:val="0"/>
-                          <w:iCs w:val="0"/>
+                          <w:i w:val="false"/>
+                          <w:iCs w:val="false"/>
                           <w:color w:val="000000"/>
                         </w:rPr>
                         <w:t xml:space="preserve">: </w:t>
                       </w:r>
                       <w:r>
                         <w:rPr>
-                          <w:i w:val="0"/>
-                          <w:iCs w:val="0"/>
+                          <w:i w:val="false"/>
+                          <w:iCs w:val="false"/>
                           <w:color w:val="000000"/>
                         </w:rPr>
                         <w:t>長音階</w:t>
                       </w:r>
                       <w:r>
                         <w:rPr>
-                          <w:i w:val="0"/>
-                          <w:iCs w:val="0"/>
+                          <w:i w:val="false"/>
+                          <w:iCs w:val="false"/>
                           <w:color w:val="000000"/>
                         </w:rPr>
                         <w:t>(C)</w:t>
@@ -3469,17 +4418,21 @@
         </mc:AlternateContent>
       </w:r>
       <w:r>
+        <w:rPr/>
         <w:t>)</w:t>
       </w:r>
     </w:p>
     <w:p>
       <w:pPr>
+        <w:pStyle w:val="Normal"/>
         <w:numPr>
           <w:ilvl w:val="0"/>
           <w:numId w:val="1"/>
         </w:numPr>
-      </w:pPr>
-      <w:r>
+        <w:rPr/>
+      </w:pPr>
+      <w:r>
+        <w:rPr/>
         <w:t>長音階に関しては</w:t>
       </w:r>
       <w:r>
@@ -3497,10 +4450,12 @@
     </w:p>
     <w:p>
       <w:pPr>
+        <w:pStyle w:val="Normal"/>
         <w:numPr>
           <w:ilvl w:val="0"/>
           <w:numId w:val="1"/>
         </w:numPr>
+        <w:rPr/>
       </w:pPr>
       <w:r>
         <w:rPr>
@@ -3523,10 +4478,12 @@
     </w:p>
     <w:p>
       <w:pPr>
+        <w:pStyle w:val="Normal"/>
         <w:numPr>
           <w:ilvl w:val="0"/>
           <w:numId w:val="1"/>
         </w:numPr>
+        <w:rPr/>
       </w:pPr>
       <w:r>
         <w:rPr>
@@ -3560,14 +4517,15 @@
       </w:r>
     </w:p>
     <w:p>
-      <w:r>
-        <w:rPr>
-          <w:noProof/>
-        </w:rPr>
+      <w:pPr>
+        <w:pStyle w:val="Normal"/>
+        <w:rPr/>
+      </w:pPr>
+      <w:r>
         <mc:AlternateContent>
           <mc:Choice Requires="wps">
             <w:drawing>
-              <wp:anchor distT="0" distB="0" distL="0" distR="0" simplePos="0" relativeHeight="8" behindDoc="0" locked="0" layoutInCell="0" allowOverlap="1">
+              <wp:anchor behindDoc="0" distT="0" distB="0" distL="0" distR="0" simplePos="0" locked="0" layoutInCell="0" allowOverlap="1" relativeHeight="8">
                 <wp:simplePos x="0" y="0"/>
                 <wp:positionH relativeFrom="column">
                   <wp:posOffset>3785870</wp:posOffset>
@@ -3578,8 +4536,7 @@
                 <wp:extent cx="2693670" cy="1283970"/>
                 <wp:effectExtent l="0" t="0" r="0" b="0"/>
                 <wp:wrapSquare wrapText="largest"/>
-                <wp:docPr id="22" name="Frame6"/>
-                <wp:cNvGraphicFramePr/>
+                <wp:docPr id="27" name="Frame6"/>
                 <a:graphic xmlns:a="http://schemas.openxmlformats.org/drawingml/2006/main">
                   <a:graphicData uri="http://schemas.microsoft.com/office/word/2010/wordprocessingShape">
                     <wps:wsp>
@@ -3593,22 +4550,16 @@
                           <a:avLst/>
                         </a:prstGeom>
                         <a:solidFill>
-                          <a:srgbClr val="FFFFFF"/>
+                          <a:srgbClr val="ffffff"/>
                         </a:solidFill>
                         <a:ln w="0">
                           <a:noFill/>
                         </a:ln>
                       </wps:spPr>
                       <wps:style>
-                        <a:lnRef idx="0">
-                          <a:scrgbClr r="0" g="0" b="0"/>
-                        </a:lnRef>
-                        <a:fillRef idx="0">
-                          <a:scrgbClr r="0" g="0" b="0"/>
-                        </a:fillRef>
-                        <a:effectRef idx="0">
-                          <a:scrgbClr r="0" g="0" b="0"/>
-                        </a:effectRef>
+                        <a:lnRef idx="0"/>
+                        <a:fillRef idx="0"/>
+                        <a:effectRef idx="0"/>
                         <a:fontRef idx="minor"/>
                       </wps:style>
                       <wps:txbx>
@@ -3616,23 +4567,21 @@
                           <w:p>
                             <w:pPr>
                               <w:pStyle w:val="Figure"/>
-                              <w:spacing w:line="163" w:lineRule="auto"/>
+                              <w:spacing w:lineRule="auto" w:line="163" w:before="120" w:after="120"/>
                               <w:jc w:val="center"/>
                               <w:rPr>
-                                <w:i w:val="0"/>
-                                <w:iCs w:val="0"/>
+                                <w:i w:val="false"/>
+                                <w:i w:val="false"/>
+                                <w:iCs w:val="false"/>
                               </w:rPr>
                             </w:pPr>
                             <w:r>
-                              <w:rPr>
-                                <w:noProof/>
-                                <w:color w:val="000000"/>
-                              </w:rPr>
+                              <w:rPr/>
                               <w:drawing>
                                 <wp:inline distT="0" distB="0" distL="0" distR="0">
                                   <wp:extent cx="2693670" cy="1170305"/>
                                   <wp:effectExtent l="0" t="0" r="0" b="0"/>
-                                  <wp:docPr id="24" name="Image4"/>
+                                  <wp:docPr id="29" name="Image4" descr=""/>
                                   <wp:cNvGraphicFramePr>
                                     <a:graphicFrameLocks xmlns:a="http://schemas.openxmlformats.org/drawingml/2006/main" noChangeAspect="1"/>
                                   </wp:cNvGraphicFramePr>
@@ -3640,13 +4589,13 @@
                                     <a:graphicData uri="http://schemas.openxmlformats.org/drawingml/2006/picture">
                                       <pic:pic xmlns:pic="http://schemas.openxmlformats.org/drawingml/2006/picture">
                                         <pic:nvPicPr>
-                                          <pic:cNvPr id="24" name="Image4"/>
+                                          <pic:cNvPr id="29" name="Image4" descr=""/>
                                           <pic:cNvPicPr>
                                             <a:picLocks noChangeAspect="1" noChangeArrowheads="1"/>
                                           </pic:cNvPicPr>
                                         </pic:nvPicPr>
                                         <pic:blipFill>
-                                          <a:blip r:embed="rId13"/>
+                                          <a:blip r:embed="rId14"/>
                                           <a:stretch>
                                             <a:fillRect/>
                                           </a:stretch>
@@ -3668,72 +4617,64 @@
                             </w:r>
                             <w:r>
                               <w:rPr>
-                                <w:i w:val="0"/>
-                                <w:iCs w:val="0"/>
-                                <w:color w:val="000000"/>
-                              </w:rPr>
-                              <w:t>図</w:t>
-                            </w:r>
-                            <w:r>
-                              <w:rPr>
-                                <w:i w:val="0"/>
-                                <w:iCs w:val="0"/>
-                                <w:color w:val="000000"/>
-                              </w:rPr>
-                              <w:t xml:space="preserve"> </w:t>
-                            </w:r>
-                            <w:r>
-                              <w:rPr>
-                                <w:i w:val="0"/>
-                                <w:iCs w:val="0"/>
+                                <w:i w:val="false"/>
+                                <w:iCs w:val="false"/>
+                                <w:color w:val="000000"/>
+                              </w:rPr>
+                              <w:t xml:space="preserve">図 </w:t>
+                            </w:r>
+                            <w:r>
+                              <w:rPr>
+                                <w:i w:val="false"/>
+                                <w:iCs w:val="false"/>
                                 <w:color w:val="000000"/>
                               </w:rPr>
                               <w:fldChar w:fldCharType="begin"/>
                             </w:r>
                             <w:r>
                               <w:rPr>
-                                <w:i w:val="0"/>
-                                <w:iCs w:val="0"/>
+                                <w:i w:val="false"/>
+                                <w:iCs w:val="false"/>
                                 <w:color w:val="000000"/>
                               </w:rPr>
                               <w:instrText xml:space="preserve"> SEQ Figure \* ARABIC </w:instrText>
                             </w:r>
                             <w:r>
                               <w:rPr>
-                                <w:i w:val="0"/>
-                                <w:iCs w:val="0"/>
+                                <w:i w:val="false"/>
+                                <w:iCs w:val="false"/>
                                 <w:color w:val="000000"/>
                               </w:rPr>
                               <w:fldChar w:fldCharType="separate"/>
                             </w:r>
                             <w:r>
                               <w:rPr>
-                                <w:i w:val="0"/>
-                                <w:iCs w:val="0"/>
+                                <w:i w:val="false"/>
+                                <w:iCs w:val="false"/>
                                 <w:color w:val="000000"/>
                               </w:rPr>
                               <w:t>5</w:t>
                             </w:r>
                             <w:r>
                               <w:rPr>
-                                <w:i w:val="0"/>
-                                <w:iCs w:val="0"/>
+                                <w:i w:val="false"/>
+                                <w:iCs w:val="false"/>
                                 <w:color w:val="000000"/>
                               </w:rPr>
                               <w:fldChar w:fldCharType="end"/>
                             </w:r>
                             <w:r>
                               <w:rPr>
-                                <w:i w:val="0"/>
-                                <w:iCs w:val="0"/>
+                                <w:i w:val="false"/>
+                                <w:iCs w:val="false"/>
                                 <w:color w:val="000000"/>
                               </w:rPr>
                               <w:t xml:space="preserve">: </w:t>
                             </w:r>
                             <w:r>
                               <w:rPr>
-                                <w:i w:val="0"/>
-                                <w:iCs w:val="0"/>
+                                <w:i w:val="false"/>
+                                <w:iCs w:val="false"/>
                                 <w:color w:val="000000"/>
                               </w:rPr>
                               <w:t>自然短音階</w:t>
@@ -3741,7 +4682,7 @@
                           </w:p>
                         </w:txbxContent>
                       </wps:txbx>
-                      <wps:bodyPr lIns="0" tIns="0" rIns="0" bIns="0" anchor="t">
+                      <wps:bodyPr lIns="0" rIns="0" tIns="0" bIns="0" anchor="t">
                         <a:noAutofit/>
                       </wps:bodyPr>
                     </wps:wsp>
@@ -3752,29 +4693,29 @@
           </mc:Choice>
           <mc:Fallback>
             <w:pict>
-              <v:rect id="Frame6" o:spid="_x0000_s1032" style="position:absolute;margin-left:298.1pt;margin-top:17.7pt;width:212.1pt;height:101.1pt;z-index:8;visibility:visible;mso-wrap-style:square;mso-wrap-distance-left:0;mso-wrap-distance-top:0;mso-wrap-distance-right:0;mso-wrap-distance-bottom:0;mso-position-horizontal:absolute;mso-position-horizontal-relative:text;mso-position-vertical:absolute;mso-position-vertical-relative:text;v-text-anchor:top" o:gfxdata="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" o:allowincell="f" stroked="f" strokeweight="0">
-                <v:textbox inset="0,0,0,0">
+              <v:rect id="shape_0" ID="Frame6" path="m0,0l-2147483645,0l-2147483645,-2147483646l0,-2147483646xe" fillcolor="white" stroked="f" o:allowincell="f" style="position:absolute;margin-left:298.1pt;margin-top:17.7pt;width:212.05pt;height:101.05pt;mso-wrap-style:square;v-text-anchor:top">
+                <v:fill o:detectmouseclick="t" type="solid" color2="black"/>
+                <v:stroke color="#3465a4" joinstyle="round" endcap="flat"/>
+                <v:textbox>
                   <w:txbxContent>
                     <w:p>
                       <w:pPr>
                         <w:pStyle w:val="Figure"/>
-                        <w:spacing w:line="163" w:lineRule="auto"/>
+                        <w:spacing w:lineRule="auto" w:line="163" w:before="120" w:after="120"/>
                         <w:jc w:val="center"/>
                         <w:rPr>
-                          <w:i w:val="0"/>
-                          <w:iCs w:val="0"/>
+                          <w:i w:val="false"/>
+                          <w:i w:val="false"/>
+                          <w:iCs w:val="false"/>
                         </w:rPr>
                       </w:pPr>
                       <w:r>
-                        <w:rPr>
-                          <w:noProof/>
-                          <w:color w:val="000000"/>
-                        </w:rPr>
+                        <w:rPr/>
                         <w:drawing>
                           <wp:inline distT="0" distB="0" distL="0" distR="0">
                             <wp:extent cx="2693670" cy="1170305"/>
                             <wp:effectExtent l="0" t="0" r="0" b="0"/>
-                            <wp:docPr id="24" name="Image4"/>
+                            <wp:docPr id="30" name="Image4" descr=""/>
                             <wp:cNvGraphicFramePr>
                               <a:graphicFrameLocks xmlns:a="http://schemas.openxmlformats.org/drawingml/2006/main" noChangeAspect="1"/>
                             </wp:cNvGraphicFramePr>
@@ -3782,13 +4723,13 @@
                               <a:graphicData uri="http://schemas.openxmlformats.org/drawingml/2006/picture">
                                 <pic:pic xmlns:pic="http://schemas.openxmlformats.org/drawingml/2006/picture">
                                   <pic:nvPicPr>
-                                    <pic:cNvPr id="24" name="Image4"/>
+                                    <pic:cNvPr id="30" name="Image4" descr=""/>
                                     <pic:cNvPicPr>
                                       <a:picLocks noChangeAspect="1" noChangeArrowheads="1"/>
                                     </pic:cNvPicPr>
                                   </pic:nvPicPr>
                                   <pic:blipFill>
-                                    <a:blip r:embed="rId13"/>
+                                    <a:blip r:embed="rId15"/>
                                     <a:stretch>
                                       <a:fillRect/>
                                     </a:stretch>
@@ -3810,72 +4751,64 @@
                       </w:r>
                       <w:r>
                         <w:rPr>
-                          <w:i w:val="0"/>
-                          <w:iCs w:val="0"/>
-                          <w:color w:val="000000"/>
-                        </w:rPr>
-                        <w:t>図</w:t>
-                      </w:r>
-                      <w:r>
-                        <w:rPr>
-                          <w:i w:val="0"/>
-                          <w:iCs w:val="0"/>
-                          <w:color w:val="000000"/>
-                        </w:rPr>
-                        <w:t xml:space="preserve"> </w:t>
-                      </w:r>
-                      <w:r>
-                        <w:rPr>
-                          <w:i w:val="0"/>
-                          <w:iCs w:val="0"/>
+                          <w:i w:val="false"/>
+                          <w:iCs w:val="false"/>
+                          <w:color w:val="000000"/>
+                        </w:rPr>
+                        <w:t xml:space="preserve">図 </w:t>
+                      </w:r>
+                      <w:r>
+                        <w:rPr>
+                          <w:i w:val="false"/>
+                          <w:iCs w:val="false"/>
                           <w:color w:val="000000"/>
                         </w:rPr>
                         <w:fldChar w:fldCharType="begin"/>
                       </w:r>
                       <w:r>
                         <w:rPr>
-                          <w:i w:val="0"/>
-                          <w:iCs w:val="0"/>
+                          <w:i w:val="false"/>
+                          <w:iCs w:val="false"/>
                           <w:color w:val="000000"/>
                         </w:rPr>
                         <w:instrText xml:space="preserve"> SEQ Figure \* ARABIC </w:instrText>
                       </w:r>
                       <w:r>
                         <w:rPr>
-                          <w:i w:val="0"/>
-                          <w:iCs w:val="0"/>
+                          <w:i w:val="false"/>
+                          <w:iCs w:val="false"/>
                           <w:color w:val="000000"/>
                         </w:rPr>
                         <w:fldChar w:fldCharType="separate"/>
                       </w:r>
                       <w:r>
                         <w:rPr>
-                          <w:i w:val="0"/>
-                          <w:iCs w:val="0"/>
+                          <w:i w:val="false"/>
+                          <w:iCs w:val="false"/>
                           <w:color w:val="000000"/>
                         </w:rPr>
                         <w:t>5</w:t>
                       </w:r>
                       <w:r>
                         <w:rPr>
-                          <w:i w:val="0"/>
-                          <w:iCs w:val="0"/>
+                          <w:i w:val="false"/>
+                          <w:iCs w:val="false"/>
                           <w:color w:val="000000"/>
                         </w:rPr>
                         <w:fldChar w:fldCharType="end"/>
                       </w:r>
                       <w:r>
                         <w:rPr>
-                          <w:i w:val="0"/>
-                          <w:iCs w:val="0"/>
+                          <w:i w:val="false"/>
+                          <w:iCs w:val="false"/>
                           <w:color w:val="000000"/>
                         </w:rPr>
                         <w:t xml:space="preserve">: </w:t>
                       </w:r>
                       <w:r>
                         <w:rPr>
-                          <w:i w:val="0"/>
-                          <w:iCs w:val="0"/>
+                          <w:i w:val="false"/>
+                          <w:iCs w:val="false"/>
                           <w:color w:val="000000"/>
                         </w:rPr>
                         <w:t>自然短音階</w:t>
@@ -3898,10 +4831,12 @@
     </w:p>
     <w:p>
       <w:pPr>
+        <w:pStyle w:val="Normal"/>
         <w:numPr>
           <w:ilvl w:val="0"/>
           <w:numId w:val="1"/>
         </w:numPr>
+        <w:rPr/>
       </w:pPr>
       <w:r>
         <w:rPr>
@@ -3912,10 +4847,12 @@
     </w:p>
     <w:p>
       <w:pPr>
+        <w:pStyle w:val="Normal"/>
         <w:numPr>
           <w:ilvl w:val="0"/>
           <w:numId w:val="1"/>
         </w:numPr>
+        <w:rPr/>
       </w:pPr>
       <w:r>
         <w:rPr>
@@ -3926,10 +4863,12 @@
     </w:p>
     <w:p>
       <w:pPr>
+        <w:pStyle w:val="Normal"/>
         <w:numPr>
           <w:ilvl w:val="0"/>
           <w:numId w:val="1"/>
         </w:numPr>
+        <w:rPr/>
       </w:pPr>
       <w:r>
         <w:rPr>
@@ -3939,14 +4878,15 @@
       </w:r>
     </w:p>
     <w:p>
-      <w:r>
-        <w:rPr>
-          <w:noProof/>
-        </w:rPr>
+      <w:pPr>
+        <w:pStyle w:val="Normal"/>
+        <w:rPr/>
+      </w:pPr>
+      <w:r>
         <mc:AlternateContent>
           <mc:Choice Requires="wps">
             <w:drawing>
-              <wp:anchor distT="0" distB="0" distL="0" distR="0" simplePos="0" relativeHeight="4" behindDoc="0" locked="0" layoutInCell="0" allowOverlap="1">
+              <wp:anchor behindDoc="0" distT="0" distB="0" distL="0" distR="0" simplePos="0" locked="0" layoutInCell="0" allowOverlap="1" relativeHeight="4">
                 <wp:simplePos x="0" y="0"/>
                 <wp:positionH relativeFrom="column">
                   <wp:posOffset>3152140</wp:posOffset>
@@ -3957,8 +4897,7 @@
                 <wp:extent cx="3435985" cy="2088515"/>
                 <wp:effectExtent l="0" t="0" r="0" b="0"/>
                 <wp:wrapSquare wrapText="largest"/>
-                <wp:docPr id="26" name="Frame7"/>
-                <wp:cNvGraphicFramePr/>
+                <wp:docPr id="31" name="Frame7"/>
                 <a:graphic xmlns:a="http://schemas.openxmlformats.org/drawingml/2006/main">
                   <a:graphicData uri="http://schemas.microsoft.com/office/word/2010/wordprocessingShape">
                     <wps:wsp>
@@ -3972,22 +4911,16 @@
                           <a:avLst/>
                         </a:prstGeom>
                         <a:solidFill>
-                          <a:srgbClr val="FFFFFF"/>
+                          <a:srgbClr val="ffffff"/>
                         </a:solidFill>
                         <a:ln w="0">
                           <a:noFill/>
                         </a:ln>
                       </wps:spPr>
                       <wps:style>
-                        <a:lnRef idx="0">
-                          <a:scrgbClr r="0" g="0" b="0"/>
-                        </a:lnRef>
-                        <a:fillRef idx="0">
-                          <a:scrgbClr r="0" g="0" b="0"/>
-                        </a:fillRef>
-                        <a:effectRef idx="0">
-                          <a:scrgbClr r="0" g="0" b="0"/>
-                        </a:effectRef>
+                        <a:lnRef idx="0"/>
+                        <a:fillRef idx="0"/>
+                        <a:effectRef idx="0"/>
                         <a:fontRef idx="minor"/>
                       </wps:style>
                       <wps:txbx>
@@ -3995,23 +4928,21 @@
                           <w:p>
                             <w:pPr>
                               <w:pStyle w:val="Figure"/>
-                              <w:spacing w:line="163" w:lineRule="auto"/>
+                              <w:spacing w:lineRule="auto" w:line="163" w:before="120" w:after="120"/>
                               <w:jc w:val="center"/>
                               <w:rPr>
-                                <w:i w:val="0"/>
-                                <w:iCs w:val="0"/>
+                                <w:i w:val="false"/>
+                                <w:i w:val="false"/>
+                                <w:iCs w:val="false"/>
                               </w:rPr>
                             </w:pPr>
                             <w:r>
-                              <w:rPr>
-                                <w:noProof/>
-                                <w:color w:val="000000"/>
-                              </w:rPr>
+                              <w:rPr/>
                               <w:drawing>
                                 <wp:inline distT="0" distB="0" distL="0" distR="0">
                                   <wp:extent cx="3435985" cy="1398270"/>
                                   <wp:effectExtent l="0" t="0" r="0" b="0"/>
-                                  <wp:docPr id="28" name="Image1"/>
+                                  <wp:docPr id="33" name="Image1" descr=""/>
                                   <wp:cNvGraphicFramePr>
                                     <a:graphicFrameLocks xmlns:a="http://schemas.openxmlformats.org/drawingml/2006/main" noChangeAspect="1"/>
                                   </wp:cNvGraphicFramePr>
@@ -4019,13 +4950,13 @@
                                     <a:graphicData uri="http://schemas.openxmlformats.org/drawingml/2006/picture">
                                       <pic:pic xmlns:pic="http://schemas.openxmlformats.org/drawingml/2006/picture">
                                         <pic:nvPicPr>
-                                          <pic:cNvPr id="28" name="Image1"/>
+                                          <pic:cNvPr id="33" name="Image1" descr=""/>
                                           <pic:cNvPicPr>
                                             <a:picLocks noChangeAspect="1" noChangeArrowheads="1"/>
                                           </pic:cNvPicPr>
                                         </pic:nvPicPr>
                                         <pic:blipFill>
-                                          <a:blip r:embed="rId14"/>
+                                          <a:blip r:embed="rId16"/>
                                           <a:stretch>
                                             <a:fillRect/>
                                           </a:stretch>
@@ -4047,72 +4978,64 @@
                             </w:r>
                             <w:r>
                               <w:rPr>
-                                <w:i w:val="0"/>
-                                <w:iCs w:val="0"/>
-                                <w:color w:val="000000"/>
-                              </w:rPr>
-                              <w:t>図</w:t>
-                            </w:r>
-                            <w:r>
-                              <w:rPr>
-                                <w:i w:val="0"/>
-                                <w:iCs w:val="0"/>
-                                <w:color w:val="000000"/>
-                              </w:rPr>
-                              <w:t xml:space="preserve"> </w:t>
-                            </w:r>
-                            <w:r>
-                              <w:rPr>
-                                <w:i w:val="0"/>
-                                <w:iCs w:val="0"/>
+                                <w:i w:val="false"/>
+                                <w:iCs w:val="false"/>
+                                <w:color w:val="000000"/>
+                              </w:rPr>
+                              <w:t xml:space="preserve">図 </w:t>
+                            </w:r>
+                            <w:r>
+                              <w:rPr>
+                                <w:i w:val="false"/>
+                                <w:iCs w:val="false"/>
                                 <w:color w:val="000000"/>
                               </w:rPr>
                               <w:fldChar w:fldCharType="begin"/>
                             </w:r>
                             <w:r>
                               <w:rPr>
-                                <w:i w:val="0"/>
-                                <w:iCs w:val="0"/>
+                                <w:i w:val="false"/>
+                                <w:iCs w:val="false"/>
                                 <w:color w:val="000000"/>
                               </w:rPr>
                               <w:instrText xml:space="preserve"> SEQ Figure \* ARABIC </w:instrText>
                             </w:r>
                             <w:r>
                               <w:rPr>
-                                <w:i w:val="0"/>
-                                <w:iCs w:val="0"/>
+                                <w:i w:val="false"/>
+                                <w:iCs w:val="false"/>
                                 <w:color w:val="000000"/>
                               </w:rPr>
                               <w:fldChar w:fldCharType="separate"/>
                             </w:r>
                             <w:r>
                               <w:rPr>
-                                <w:i w:val="0"/>
-                                <w:iCs w:val="0"/>
+                                <w:i w:val="false"/>
+                                <w:iCs w:val="false"/>
                                 <w:color w:val="000000"/>
                               </w:rPr>
                               <w:t>6</w:t>
                             </w:r>
                             <w:r>
                               <w:rPr>
-                                <w:i w:val="0"/>
-                                <w:iCs w:val="0"/>
+                                <w:i w:val="false"/>
+                                <w:iCs w:val="false"/>
                                 <w:color w:val="000000"/>
                               </w:rPr>
                               <w:fldChar w:fldCharType="end"/>
                             </w:r>
                             <w:r>
                               <w:rPr>
-                                <w:i w:val="0"/>
-                                <w:iCs w:val="0"/>
+                                <w:i w:val="false"/>
+                                <w:iCs w:val="false"/>
                                 <w:color w:val="000000"/>
                               </w:rPr>
                               <w:t xml:space="preserve">: </w:t>
                             </w:r>
                             <w:r>
                               <w:rPr>
-                                <w:i w:val="0"/>
-                                <w:iCs w:val="0"/>
+                                <w:i w:val="false"/>
+                                <w:iCs w:val="false"/>
                                 <w:color w:val="000000"/>
                               </w:rPr>
                               <w:t>長音階のダイアトニックコード</w:t>
@@ -4121,18 +5044,20 @@
                           <w:p>
                             <w:pPr>
                               <w:pStyle w:val="Figure"/>
+                              <w:spacing w:before="120" w:after="120"/>
                               <w:jc w:val="center"/>
                               <w:rPr>
-                                <w:i w:val="0"/>
-                                <w:iCs w:val="0"/>
+                                <w:i w:val="false"/>
+                                <w:i w:val="false"/>
+                                <w:iCs w:val="false"/>
                                 <w:sz w:val="20"/>
                                 <w:szCs w:val="20"/>
                               </w:rPr>
                             </w:pPr>
                             <w:r>
                               <w:rPr>
-                                <w:i w:val="0"/>
-                                <w:iCs w:val="0"/>
+                                <w:i w:val="false"/>
+                                <w:iCs w:val="false"/>
                                 <w:color w:val="000000"/>
                                 <w:sz w:val="20"/>
                                 <w:szCs w:val="20"/>
@@ -4142,7 +5067,7 @@
                           </w:p>
                         </w:txbxContent>
                       </wps:txbx>
-                      <wps:bodyPr lIns="0" tIns="0" rIns="0" bIns="0" anchor="t">
+                      <wps:bodyPr lIns="0" rIns="0" tIns="0" bIns="0" anchor="t">
                         <a:noAutofit/>
                       </wps:bodyPr>
                     </wps:wsp>
@@ -4153,29 +5078,29 @@
           </mc:Choice>
           <mc:Fallback>
             <w:pict>
-              <v:rect id="Frame7" o:spid="_x0000_s1033" style="position:absolute;margin-left:248.2pt;margin-top:36.75pt;width:270.55pt;height:164.45pt;z-index:4;visibility:visible;mso-wrap-style:square;mso-wrap-distance-left:0;mso-wrap-distance-top:0;mso-wrap-distance-right:0;mso-wrap-distance-bottom:0;mso-position-horizontal:absolute;mso-position-horizontal-relative:text;mso-position-vertical:absolute;mso-position-vertical-relative:text;v-text-anchor:top" o:gfxdata="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" o:allowincell="f" stroked="f" strokeweight="0">
-                <v:textbox inset="0,0,0,0">
+              <v:rect id="shape_0" ID="Frame7" path="m0,0l-2147483645,0l-2147483645,-2147483646l0,-2147483646xe" fillcolor="white" stroked="f" o:allowincell="f" style="position:absolute;margin-left:248.2pt;margin-top:36.75pt;width:270.5pt;height:164.4pt;mso-wrap-style:square;v-text-anchor:top">
+                <v:fill o:detectmouseclick="t" type="solid" color2="black"/>
+                <v:stroke color="#3465a4" joinstyle="round" endcap="flat"/>
+                <v:textbox>
                   <w:txbxContent>
                     <w:p>
                       <w:pPr>
                         <w:pStyle w:val="Figure"/>
-                        <w:spacing w:line="163" w:lineRule="auto"/>
+                        <w:spacing w:lineRule="auto" w:line="163" w:before="120" w:after="120"/>
                         <w:jc w:val="center"/>
                         <w:rPr>
-                          <w:i w:val="0"/>
-                          <w:iCs w:val="0"/>
+                          <w:i w:val="false"/>
+                          <w:i w:val="false"/>
+                          <w:iCs w:val="false"/>
                         </w:rPr>
                       </w:pPr>
                       <w:r>
-                        <w:rPr>
-                          <w:noProof/>
-                          <w:color w:val="000000"/>
-                        </w:rPr>
+                        <w:rPr/>
                         <w:drawing>
                           <wp:inline distT="0" distB="0" distL="0" distR="0">
                             <wp:extent cx="3435985" cy="1398270"/>
                             <wp:effectExtent l="0" t="0" r="0" b="0"/>
-                            <wp:docPr id="28" name="Image1"/>
+                            <wp:docPr id="34" name="Image1" descr=""/>
                             <wp:cNvGraphicFramePr>
                               <a:graphicFrameLocks xmlns:a="http://schemas.openxmlformats.org/drawingml/2006/main" noChangeAspect="1"/>
                             </wp:cNvGraphicFramePr>
@@ -4183,13 +5108,13 @@
                               <a:graphicData uri="http://schemas.openxmlformats.org/drawingml/2006/picture">
                                 <pic:pic xmlns:pic="http://schemas.openxmlformats.org/drawingml/2006/picture">
                                   <pic:nvPicPr>
-                                    <pic:cNvPr id="28" name="Image1"/>
+                                    <pic:cNvPr id="34" name="Image1" descr=""/>
                                     <pic:cNvPicPr>
                                       <a:picLocks noChangeAspect="1" noChangeArrowheads="1"/>
                                     </pic:cNvPicPr>
                                   </pic:nvPicPr>
                                   <pic:blipFill>
-                                    <a:blip r:embed="rId14"/>
+                                    <a:blip r:embed="rId17"/>
                                     <a:stretch>
                                       <a:fillRect/>
                                     </a:stretch>
@@ -4211,72 +5136,64 @@
                       </w:r>
                       <w:r>
                         <w:rPr>
-                          <w:i w:val="0"/>
-                          <w:iCs w:val="0"/>
-                          <w:color w:val="000000"/>
-                        </w:rPr>
-                        <w:t>図</w:t>
-                      </w:r>
-                      <w:r>
-                        <w:rPr>
-                          <w:i w:val="0"/>
-                          <w:iCs w:val="0"/>
-                          <w:color w:val="000000"/>
-                        </w:rPr>
-                        <w:t xml:space="preserve"> </w:t>
-                      </w:r>
-                      <w:r>
-                        <w:rPr>
-                          <w:i w:val="0"/>
-                          <w:iCs w:val="0"/>
+                          <w:i w:val="false"/>
+                          <w:iCs w:val="false"/>
+                          <w:color w:val="000000"/>
+                        </w:rPr>
+                        <w:t xml:space="preserve">図 </w:t>
+                      </w:r>
+                      <w:r>
+                        <w:rPr>
+                          <w:i w:val="false"/>
+                          <w:iCs w:val="false"/>
                           <w:color w:val="000000"/>
                         </w:rPr>
                         <w:fldChar w:fldCharType="begin"/>
                       </w:r>
                       <w:r>
                         <w:rPr>
-                          <w:i w:val="0"/>
-                          <w:iCs w:val="0"/>
+                          <w:i w:val="false"/>
+                          <w:iCs w:val="false"/>
                           <w:color w:val="000000"/>
                         </w:rPr>
                         <w:instrText xml:space="preserve"> SEQ Figure \* ARABIC </w:instrText>
                       </w:r>
                       <w:r>
                         <w:rPr>
-                          <w:i w:val="0"/>
-                          <w:iCs w:val="0"/>
+                          <w:i w:val="false"/>
+                          <w:iCs w:val="false"/>
                           <w:color w:val="000000"/>
                         </w:rPr>
                         <w:fldChar w:fldCharType="separate"/>
                       </w:r>
                       <w:r>
                         <w:rPr>
-                          <w:i w:val="0"/>
-                          <w:iCs w:val="0"/>
+                          <w:i w:val="false"/>
+                          <w:iCs w:val="false"/>
                           <w:color w:val="000000"/>
                         </w:rPr>
                         <w:t>6</w:t>
                       </w:r>
                       <w:r>
                         <w:rPr>
-                          <w:i w:val="0"/>
-                          <w:iCs w:val="0"/>
+                          <w:i w:val="false"/>
+                          <w:iCs w:val="false"/>
                           <w:color w:val="000000"/>
                         </w:rPr>
                         <w:fldChar w:fldCharType="end"/>
                       </w:r>
                       <w:r>
                         <w:rPr>
-                          <w:i w:val="0"/>
-                          <w:iCs w:val="0"/>
+                          <w:i w:val="false"/>
+                          <w:iCs w:val="false"/>
                           <w:color w:val="000000"/>
                         </w:rPr>
                         <w:t xml:space="preserve">: </w:t>
                       </w:r>
                       <w:r>
                         <w:rPr>
-                          <w:i w:val="0"/>
-                          <w:iCs w:val="0"/>
+                          <w:i w:val="false"/>
+                          <w:iCs w:val="false"/>
                           <w:color w:val="000000"/>
                         </w:rPr>
                         <w:t>長音階のダイアトニックコード</w:t>
@@ -4285,18 +5202,20 @@
                     <w:p>
                       <w:pPr>
                         <w:pStyle w:val="Figure"/>
+                        <w:spacing w:before="120" w:after="120"/>
                         <w:jc w:val="center"/>
                         <w:rPr>
-                          <w:i w:val="0"/>
-                          <w:iCs w:val="0"/>
+                          <w:i w:val="false"/>
+                          <w:i w:val="false"/>
+                          <w:iCs w:val="false"/>
                           <w:sz w:val="20"/>
                           <w:szCs w:val="20"/>
                         </w:rPr>
                       </w:pPr>
                       <w:r>
                         <w:rPr>
-                          <w:i w:val="0"/>
-                          <w:iCs w:val="0"/>
+                          <w:i w:val="false"/>
+                          <w:iCs w:val="false"/>
                           <w:color w:val="000000"/>
                           <w:sz w:val="20"/>
                           <w:szCs w:val="20"/>
@@ -4321,10 +5240,12 @@
     </w:p>
     <w:p>
       <w:pPr>
+        <w:pStyle w:val="Normal"/>
         <w:numPr>
           <w:ilvl w:val="0"/>
           <w:numId w:val="2"/>
         </w:numPr>
+        <w:rPr/>
       </w:pPr>
       <w:r>
         <w:rPr>
@@ -4335,10 +5256,12 @@
     </w:p>
     <w:p>
       <w:pPr>
+        <w:pStyle w:val="Normal"/>
         <w:numPr>
           <w:ilvl w:val="1"/>
           <w:numId w:val="2"/>
         </w:numPr>
+        <w:rPr/>
       </w:pPr>
       <w:r>
         <w:rPr>
@@ -4355,10 +5278,12 @@
     </w:p>
     <w:p>
       <w:pPr>
+        <w:pStyle w:val="Normal"/>
         <w:numPr>
           <w:ilvl w:val="1"/>
           <w:numId w:val="2"/>
         </w:numPr>
+        <w:rPr/>
       </w:pPr>
       <w:r>
         <w:rPr>
@@ -4375,10 +5300,12 @@
     </w:p>
     <w:p>
       <w:pPr>
+        <w:pStyle w:val="Normal"/>
         <w:numPr>
           <w:ilvl w:val="1"/>
           <w:numId w:val="2"/>
         </w:numPr>
+        <w:rPr/>
       </w:pPr>
       <w:r>
         <w:rPr>
@@ -4407,10 +5334,12 @@
     </w:p>
     <w:p>
       <w:pPr>
+        <w:pStyle w:val="Normal"/>
         <w:numPr>
           <w:ilvl w:val="0"/>
           <w:numId w:val="2"/>
         </w:numPr>
+        <w:rPr/>
       </w:pPr>
       <w:r>
         <w:rPr>
@@ -4421,26 +5350,24 @@
     </w:p>
     <w:p>
       <w:pPr>
+        <w:pStyle w:val="Normal"/>
         <w:numPr>
           <w:ilvl w:val="1"/>
           <w:numId w:val="2"/>
         </w:numPr>
-      </w:pPr>
-      <w:r>
-        <w:rPr>
-          <w:rFonts w:ascii="ScaleDegrees Times" w:hAnsi="ScaleDegrees Times"/>
-        </w:rPr>
-        <w:lastRenderedPageBreak/>
+        <w:rPr/>
+      </w:pPr>
+      <w:r>
+        <w:rPr>
+          <w:rFonts w:ascii="ScaleDegrees Times" w:hAnsi="ScaleDegrees Times"/>
+        </w:rPr>
         <w:t>i, bIII</w:t>
       </w:r>
       <w:r>
-        <w:rPr>
-          <w:noProof/>
-        </w:rPr>
         <mc:AlternateContent>
           <mc:Choice Requires="wps">
             <w:drawing>
-              <wp:anchor distT="0" distB="0" distL="0" distR="0" simplePos="0" relativeHeight="10" behindDoc="0" locked="0" layoutInCell="0" allowOverlap="1">
+              <wp:anchor behindDoc="0" distT="0" distB="0" distL="0" distR="0" simplePos="0" locked="0" layoutInCell="0" allowOverlap="1" relativeHeight="10">
                 <wp:simplePos x="0" y="0"/>
                 <wp:positionH relativeFrom="column">
                   <wp:posOffset>3152140</wp:posOffset>
@@ -4451,8 +5378,7 @@
                 <wp:extent cx="3539490" cy="1569720"/>
                 <wp:effectExtent l="0" t="0" r="0" b="0"/>
                 <wp:wrapSquare wrapText="largest"/>
-                <wp:docPr id="30" name="Frame8"/>
-                <wp:cNvGraphicFramePr/>
+                <wp:docPr id="35" name="Frame8"/>
                 <a:graphic xmlns:a="http://schemas.openxmlformats.org/drawingml/2006/main">
                   <a:graphicData uri="http://schemas.microsoft.com/office/word/2010/wordprocessingShape">
                     <wps:wsp>
@@ -4466,22 +5392,16 @@
                           <a:avLst/>
                         </a:prstGeom>
                         <a:solidFill>
-                          <a:srgbClr val="FFFFFF"/>
+                          <a:srgbClr val="ffffff"/>
                         </a:solidFill>
                         <a:ln w="0">
                           <a:noFill/>
                         </a:ln>
                       </wps:spPr>
                       <wps:style>
-                        <a:lnRef idx="0">
-                          <a:scrgbClr r="0" g="0" b="0"/>
-                        </a:lnRef>
-                        <a:fillRef idx="0">
-                          <a:scrgbClr r="0" g="0" b="0"/>
-                        </a:fillRef>
-                        <a:effectRef idx="0">
-                          <a:scrgbClr r="0" g="0" b="0"/>
-                        </a:effectRef>
+                        <a:lnRef idx="0"/>
+                        <a:fillRef idx="0"/>
+                        <a:effectRef idx="0"/>
                         <a:fontRef idx="minor"/>
                       </wps:style>
                       <wps:txbx>
@@ -4489,22 +5409,20 @@
                           <w:p>
                             <w:pPr>
                               <w:pStyle w:val="Figure"/>
-                              <w:spacing w:line="163" w:lineRule="auto"/>
-                              <w:rPr>
-                                <w:i w:val="0"/>
-                                <w:iCs w:val="0"/>
+                              <w:spacing w:lineRule="auto" w:line="163" w:before="120" w:after="120"/>
+                              <w:rPr>
+                                <w:i w:val="false"/>
+                                <w:i w:val="false"/>
+                                <w:iCs w:val="false"/>
                               </w:rPr>
                             </w:pPr>
                             <w:r>
-                              <w:rPr>
-                                <w:noProof/>
-                                <w:color w:val="000000"/>
-                              </w:rPr>
+                              <w:rPr/>
                               <w:drawing>
                                 <wp:inline distT="0" distB="0" distL="0" distR="0">
                                   <wp:extent cx="3539490" cy="1338580"/>
                                   <wp:effectExtent l="0" t="0" r="0" b="0"/>
-                                  <wp:docPr id="32" name="Image3"/>
+                                  <wp:docPr id="37" name="Image3" descr=""/>
                                   <wp:cNvGraphicFramePr>
                                     <a:graphicFrameLocks xmlns:a="http://schemas.openxmlformats.org/drawingml/2006/main" noChangeAspect="1"/>
                                   </wp:cNvGraphicFramePr>
@@ -4512,13 +5430,13 @@
                                     <a:graphicData uri="http://schemas.openxmlformats.org/drawingml/2006/picture">
                                       <pic:pic xmlns:pic="http://schemas.openxmlformats.org/drawingml/2006/picture">
                                         <pic:nvPicPr>
-                                          <pic:cNvPr id="32" name="Image3"/>
+                                          <pic:cNvPr id="37" name="Image3" descr=""/>
                                           <pic:cNvPicPr>
                                             <a:picLocks noChangeAspect="1" noChangeArrowheads="1"/>
                                           </pic:cNvPicPr>
                                         </pic:nvPicPr>
                                         <pic:blipFill>
-                                          <a:blip r:embed="rId15"/>
+                                          <a:blip r:embed="rId18"/>
                                           <a:stretch>
                                             <a:fillRect/>
                                           </a:stretch>
@@ -4540,72 +5458,64 @@
                             </w:r>
                             <w:r>
                               <w:rPr>
-                                <w:i w:val="0"/>
-                                <w:iCs w:val="0"/>
-                                <w:color w:val="000000"/>
-                              </w:rPr>
-                              <w:t>図</w:t>
-                            </w:r>
-                            <w:r>
-                              <w:rPr>
-                                <w:i w:val="0"/>
-                                <w:iCs w:val="0"/>
-                                <w:color w:val="000000"/>
-                              </w:rPr>
-                              <w:t xml:space="preserve"> </w:t>
-                            </w:r>
-                            <w:r>
-                              <w:rPr>
-                                <w:i w:val="0"/>
-                                <w:iCs w:val="0"/>
+                                <w:i w:val="false"/>
+                                <w:iCs w:val="false"/>
+                                <w:color w:val="000000"/>
+                              </w:rPr>
+                              <w:t xml:space="preserve">図 </w:t>
+                            </w:r>
+                            <w:r>
+                              <w:rPr>
+                                <w:i w:val="false"/>
+                                <w:iCs w:val="false"/>
                                 <w:color w:val="000000"/>
                               </w:rPr>
                               <w:fldChar w:fldCharType="begin"/>
                             </w:r>
                             <w:r>
                               <w:rPr>
-                                <w:i w:val="0"/>
-                                <w:iCs w:val="0"/>
+                                <w:i w:val="false"/>
+                                <w:iCs w:val="false"/>
                                 <w:color w:val="000000"/>
                               </w:rPr>
                               <w:instrText xml:space="preserve"> SEQ Figure \* ARABIC </w:instrText>
                             </w:r>
                             <w:r>
                               <w:rPr>
-                                <w:i w:val="0"/>
-                                <w:iCs w:val="0"/>
+                                <w:i w:val="false"/>
+                                <w:iCs w:val="false"/>
                                 <w:color w:val="000000"/>
                               </w:rPr>
                               <w:fldChar w:fldCharType="separate"/>
                             </w:r>
                             <w:r>
                               <w:rPr>
-                                <w:i w:val="0"/>
-                                <w:iCs w:val="0"/>
+                                <w:i w:val="false"/>
+                                <w:iCs w:val="false"/>
                                 <w:color w:val="000000"/>
                               </w:rPr>
                               <w:t>7</w:t>
                             </w:r>
                             <w:r>
                               <w:rPr>
-                                <w:i w:val="0"/>
-                                <w:iCs w:val="0"/>
+                                <w:i w:val="false"/>
+                                <w:iCs w:val="false"/>
                                 <w:color w:val="000000"/>
                               </w:rPr>
                               <w:fldChar w:fldCharType="end"/>
                             </w:r>
                             <w:r>
                               <w:rPr>
-                                <w:i w:val="0"/>
-                                <w:iCs w:val="0"/>
+                                <w:i w:val="false"/>
+                                <w:iCs w:val="false"/>
                                 <w:color w:val="000000"/>
                               </w:rPr>
                               <w:t xml:space="preserve">: </w:t>
                             </w:r>
                             <w:r>
                               <w:rPr>
-                                <w:i w:val="0"/>
-                                <w:iCs w:val="0"/>
+                                <w:i w:val="false"/>
+                                <w:iCs w:val="false"/>
                                 <w:color w:val="000000"/>
                               </w:rPr>
                               <w:t>自然短音階ダイアトニックコード</w:t>
@@ -4613,7 +5523,7 @@
                           </w:p>
                         </w:txbxContent>
                       </wps:txbx>
-                      <wps:bodyPr lIns="0" tIns="0" rIns="0" bIns="0" anchor="t">
+                      <wps:bodyPr lIns="0" rIns="0" tIns="0" bIns="0" anchor="t">
                         <a:noAutofit/>
                       </wps:bodyPr>
                     </wps:wsp>
@@ -4624,28 +5534,28 @@
           </mc:Choice>
           <mc:Fallback>
             <w:pict>
-              <v:rect id="Frame8" o:spid="_x0000_s1034" style="position:absolute;left:0;text-align:left;margin-left:248.2pt;margin-top:15.55pt;width:278.7pt;height:123.6pt;z-index:10;visibility:visible;mso-wrap-style:square;mso-wrap-distance-left:0;mso-wrap-distance-top:0;mso-wrap-distance-right:0;mso-wrap-distance-bottom:0;mso-position-horizontal:absolute;mso-position-horizontal-relative:text;mso-position-vertical:absolute;mso-position-vertical-relative:text;v-text-anchor:top" o:gfxdata="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" o:allowincell="f" stroked="f" strokeweight="0">
-                <v:textbox inset="0,0,0,0">
+              <v:rect id="shape_0" ID="Frame8" path="m0,0l-2147483645,0l-2147483645,-2147483646l0,-2147483646xe" fillcolor="white" stroked="f" o:allowincell="f" style="position:absolute;margin-left:248.2pt;margin-top:15.55pt;width:278.65pt;height:123.55pt;mso-wrap-style:square;v-text-anchor:top">
+                <v:fill o:detectmouseclick="t" type="solid" color2="black"/>
+                <v:stroke color="#3465a4" joinstyle="round" endcap="flat"/>
+                <v:textbox>
                   <w:txbxContent>
                     <w:p>
                       <w:pPr>
                         <w:pStyle w:val="Figure"/>
-                        <w:spacing w:line="163" w:lineRule="auto"/>
-                        <w:rPr>
-                          <w:i w:val="0"/>
-                          <w:iCs w:val="0"/>
+                        <w:spacing w:lineRule="auto" w:line="163" w:before="120" w:after="120"/>
+                        <w:rPr>
+                          <w:i w:val="false"/>
+                          <w:i w:val="false"/>
+                          <w:iCs w:val="false"/>
                         </w:rPr>
                       </w:pPr>
                       <w:r>
-                        <w:rPr>
-                          <w:noProof/>
-                          <w:color w:val="000000"/>
-                        </w:rPr>
+                        <w:rPr/>
                         <w:drawing>
                           <wp:inline distT="0" distB="0" distL="0" distR="0">
                             <wp:extent cx="3539490" cy="1338580"/>
                             <wp:effectExtent l="0" t="0" r="0" b="0"/>
-                            <wp:docPr id="32" name="Image3"/>
+                            <wp:docPr id="38" name="Image3" descr=""/>
                             <wp:cNvGraphicFramePr>
                               <a:graphicFrameLocks xmlns:a="http://schemas.openxmlformats.org/drawingml/2006/main" noChangeAspect="1"/>
                             </wp:cNvGraphicFramePr>
@@ -4653,13 +5563,13 @@
                               <a:graphicData uri="http://schemas.openxmlformats.org/drawingml/2006/picture">
                                 <pic:pic xmlns:pic="http://schemas.openxmlformats.org/drawingml/2006/picture">
                                   <pic:nvPicPr>
-                                    <pic:cNvPr id="32" name="Image3"/>
+                                    <pic:cNvPr id="38" name="Image3" descr=""/>
                                     <pic:cNvPicPr>
                                       <a:picLocks noChangeAspect="1" noChangeArrowheads="1"/>
                                     </pic:cNvPicPr>
                                   </pic:nvPicPr>
                                   <pic:blipFill>
-                                    <a:blip r:embed="rId15"/>
+                                    <a:blip r:embed="rId19"/>
                                     <a:stretch>
                                       <a:fillRect/>
                                     </a:stretch>
@@ -4681,72 +5591,64 @@
                       </w:r>
                       <w:r>
                         <w:rPr>
-                          <w:i w:val="0"/>
-                          <w:iCs w:val="0"/>
-                          <w:color w:val="000000"/>
-                        </w:rPr>
-                        <w:t>図</w:t>
-                      </w:r>
-                      <w:r>
-                        <w:rPr>
-                          <w:i w:val="0"/>
-                          <w:iCs w:val="0"/>
-                          <w:color w:val="000000"/>
-                        </w:rPr>
-                        <w:t xml:space="preserve"> </w:t>
-                      </w:r>
-                      <w:r>
-                        <w:rPr>
-                          <w:i w:val="0"/>
-                          <w:iCs w:val="0"/>
+                          <w:i w:val="false"/>
+                          <w:iCs w:val="false"/>
+                          <w:color w:val="000000"/>
+                        </w:rPr>
+                        <w:t xml:space="preserve">図 </w:t>
+                      </w:r>
+                      <w:r>
+                        <w:rPr>
+                          <w:i w:val="false"/>
+                          <w:iCs w:val="false"/>
                           <w:color w:val="000000"/>
                         </w:rPr>
                         <w:fldChar w:fldCharType="begin"/>
                       </w:r>
                       <w:r>
                         <w:rPr>
-                          <w:i w:val="0"/>
-                          <w:iCs w:val="0"/>
+                          <w:i w:val="false"/>
+                          <w:iCs w:val="false"/>
                           <w:color w:val="000000"/>
                         </w:rPr>
                         <w:instrText xml:space="preserve"> SEQ Figure \* ARABIC </w:instrText>
                       </w:r>
                       <w:r>
                         <w:rPr>
-                          <w:i w:val="0"/>
-                          <w:iCs w:val="0"/>
+                          <w:i w:val="false"/>
+                          <w:iCs w:val="false"/>
                           <w:color w:val="000000"/>
                         </w:rPr>
                         <w:fldChar w:fldCharType="separate"/>
                       </w:r>
                       <w:r>
                         <w:rPr>
-                          <w:i w:val="0"/>
-                          <w:iCs w:val="0"/>
+                          <w:i w:val="false"/>
+                          <w:iCs w:val="false"/>
                           <w:color w:val="000000"/>
                         </w:rPr>
                         <w:t>7</w:t>
                       </w:r>
                       <w:r>
                         <w:rPr>
-                          <w:i w:val="0"/>
-                          <w:iCs w:val="0"/>
+                          <w:i w:val="false"/>
+                          <w:iCs w:val="false"/>
                           <w:color w:val="000000"/>
                         </w:rPr>
                         <w:fldChar w:fldCharType="end"/>
                       </w:r>
                       <w:r>
                         <w:rPr>
-                          <w:i w:val="0"/>
-                          <w:iCs w:val="0"/>
+                          <w:i w:val="false"/>
+                          <w:iCs w:val="false"/>
                           <w:color w:val="000000"/>
                         </w:rPr>
                         <w:t xml:space="preserve">: </w:t>
                       </w:r>
                       <w:r>
                         <w:rPr>
-                          <w:i w:val="0"/>
-                          <w:iCs w:val="0"/>
+                          <w:i w:val="false"/>
+                          <w:iCs w:val="false"/>
                           <w:color w:val="000000"/>
                         </w:rPr>
                         <w:t>自然短音階ダイアトニックコード</w:t>
@@ -4769,10 +5671,12 @@
     </w:p>
     <w:p>
       <w:pPr>
+        <w:pStyle w:val="Normal"/>
         <w:numPr>
           <w:ilvl w:val="1"/>
           <w:numId w:val="2"/>
         </w:numPr>
+        <w:rPr/>
       </w:pPr>
       <w:r>
         <w:rPr>
@@ -4789,10 +5693,12 @@
     </w:p>
     <w:p>
       <w:pPr>
+        <w:pStyle w:val="Normal"/>
         <w:numPr>
           <w:ilvl w:val="1"/>
           <w:numId w:val="2"/>
         </w:numPr>
+        <w:rPr/>
       </w:pPr>
       <w:r>
         <w:rPr>
@@ -4820,6 +5726,10 @@
       </w:r>
     </w:p>
     <w:p>
+      <w:pPr>
+        <w:pStyle w:val="Normal"/>
+        <w:rPr/>
+      </w:pPr>
       <w:r>
         <w:rPr>
           <w:rFonts w:ascii="ScaleDegrees Times" w:hAnsi="ScaleDegrees Times"/>
@@ -4830,14 +5740,20 @@
     <w:p>
       <w:pPr>
         <w:pStyle w:val="Heading2"/>
+        <w:rPr/>
       </w:pPr>
       <w:bookmarkStart w:id="31" w:name="__RefHeading___Toc433_3269620353"/>
       <w:bookmarkEnd w:id="31"/>
       <w:r>
+        <w:rPr/>
         <w:t>ソース・参考資料</w:t>
       </w:r>
     </w:p>
     <w:p>
+      <w:pPr>
+        <w:pStyle w:val="Normal"/>
+        <w:rPr/>
+      </w:pPr>
       <w:r>
         <w:rPr>
           <w:rFonts w:ascii="ScaleDegrees Times" w:hAnsi="ScaleDegrees Times"/>
@@ -4846,59 +5762,50 @@
       </w:r>
       <w:r>
         <w:rPr>
-          <w:rStyle w:val="Hyperlink"/>
+          <w:rStyle w:val="InternetLink"/>
           <w:color w:val="auto"/>
         </w:rPr>
         <w:t>https://commons.wikimedia.org/wiki/File:Circle_of_fifths_deluxe_4.svg</w:t>
       </w:r>
     </w:p>
     <w:p>
-      <w:r>
-        <w:t>エンクロージャーについて</w:t>
-      </w:r>
-      <w:r>
-        <w:t xml:space="preserve"> https://www.jazzadvice.com/lessons/how-to-effectively-use-enclosure/</w:t>
+      <w:pPr>
+        <w:pStyle w:val="Normal"/>
+        <w:widowControl/>
+        <w:suppressAutoHyphens w:val="true"/>
+        <w:bidi w:val="0"/>
+        <w:spacing w:lineRule="auto" w:line="259" w:before="0" w:after="160"/>
+        <w:jc w:val="left"/>
+        <w:rPr/>
+      </w:pPr>
+      <w:r>
+        <w:rPr/>
+        <w:t xml:space="preserve">エンクロージャーについて </w:t>
+      </w:r>
+      <w:r>
+        <w:rPr/>
+        <w:t>https://www.jazzadvice.com/lessons/how-to-effectively-use-enclosure/</w:t>
       </w:r>
     </w:p>
     <w:sectPr>
+      <w:footnotePr>
+        <w:numFmt w:val="decimal"/>
+      </w:footnotePr>
+      <w:type w:val="nextPage"/>
       <w:pgSz w:w="12240" w:h="15840"/>
-      <w:pgMar w:top="1985" w:right="1701" w:bottom="1701" w:left="1701" w:header="0" w:footer="0" w:gutter="0"/>
-      <w:cols w:space="720"/>
-      <w:formProt w:val="0"/>
-      <w:docGrid w:linePitch="360" w:charSpace="8192"/>
+      <w:pgMar w:left="1701" w:right="1701" w:gutter="0" w:header="0" w:top="1985" w:footer="0" w:bottom="1701"/>
+      <w:pgNumType w:fmt="decimal"/>
+      <w:formProt w:val="false"/>
+      <w:textDirection w:val="lrTb"/>
+      <w:docGrid w:type="default" w:linePitch="360" w:charSpace="12288"/>
     </w:sectPr>
   </w:body>
 </w:document>
 </file>
 
-<file path=word/endnotes.xml><?xml version="1.0" encoding="utf-8"?>
-<w:endnotes xmlns:wpc="http://schemas.microsoft.com/office/word/2010/wordprocessingCanvas" xmlns:cx="http://schemas.microsoft.com/office/drawing/2014/chartex" xmlns:cx1="http://schemas.microsoft.com/office/drawing/2015/9/8/chartex" xmlns:cx2="http://schemas.microsoft.com/office/drawing/2015/10/21/chartex" xmlns:cx3="http://schemas.microsoft.com/office/drawing/2016/5/9/chartex" xmlns:cx4="http://schemas.microsoft.com/office/drawing/2016/5/10/chartex" xmlns:cx5="http://schemas.microsoft.com/office/drawing/2016/5/11/chartex" xmlns:cx6="http://schemas.microsoft.com/office/drawing/2016/5/12/chartex" xmlns:cx7="http://schemas.microsoft.com/office/drawing/2016/5/13/chartex" xmlns:cx8="http://schemas.microsoft.com/office/drawing/2016/5/14/chartex" xmlns:mc="http://schemas.openxmlformats.org/markup-compatibility/2006" xmlns:aink="http://schemas.microsoft.com/office/drawing/2016/ink" xmlns:am3d="http://schemas.microsoft.com/office/drawing/2017/model3d" xmlns:o="urn:schemas-microsoft-com:office:office" xmlns:oel="http://schemas.microsoft.com/office/2019/extlst" xmlns:r="http://schemas.openxmlformats.org/officeDocument/2006/relationships" xmlns:m="http://schemas.openxmlformats.org/officeDocument/2006/math" xmlns:v="urn:schemas-microsoft-com:vml" xmlns:wp14="http://schemas.microsoft.com/office/word/2010/wordprocessingDrawing" xmlns:wp="http://schemas.openxmlformats.org/drawingml/2006/wordprocessingDrawing" xmlns:w10="urn:schemas-microsoft-com:office:word" xmlns:w="http://schemas.openxmlformats.org/wordprocessingml/2006/main" xmlns:w14="http://schemas.microsoft.com/office/word/2010/wordml" xmlns:w15="http://schemas.microsoft.com/office/word/2012/wordml" xmlns:w16cex="http://schemas.microsoft.com/office/word/2018/wordml/cex" xmlns:w16cid="http://schemas.microsoft.com/office/word/2016/wordml/cid" xmlns:w16="http://schemas.microsoft.com/office/word/2018/wordml" xmlns:w16du="http://schemas.microsoft.com/office/word/2023/wordml/word16du" xmlns:w16sdtdh="http://schemas.microsoft.com/office/word/2020/wordml/sdtdatahash" xmlns:w16se="http://schemas.microsoft.com/office/word/2015/wordml/symex" xmlns:wpg="http://schemas.microsoft.com/office/word/2010/wordprocessingGroup" xmlns:wpi="http://schemas.microsoft.com/office/word/2010/wordprocessingInk" xmlns:wne="http://schemas.microsoft.com/office/word/2006/wordml" xmlns:wps="http://schemas.microsoft.com/office/word/2010/wordprocessingShape" mc:Ignorable="w14 w15 w16se w16cid w16 w16cex w16sdtdh w16du wp14">
-  <w:endnote w:type="separator" w:id="-1">
-    <w:p>
-      <w:pPr>
-        <w:spacing w:after="0" w:line="240" w:lineRule="auto"/>
-      </w:pPr>
-      <w:r>
-        <w:separator/>
-      </w:r>
-    </w:p>
-  </w:endnote>
-  <w:endnote w:type="continuationSeparator" w:id="0">
-    <w:p>
-      <w:pPr>
-        <w:spacing w:after="0" w:line="240" w:lineRule="auto"/>
-      </w:pPr>
-      <w:r>
-        <w:continuationSeparator/>
-      </w:r>
-    </w:p>
-  </w:endnote>
-</w:endnotes>
-</file>
-
 <file path=word/footnotes.xml><?xml version="1.0" encoding="utf-8"?>
-<w:footnotes xmlns:wpc="http://schemas.microsoft.com/office/word/2010/wordprocessingCanvas" xmlns:cx="http://schemas.microsoft.com/office/drawing/2014/chartex" xmlns:cx1="http://schemas.microsoft.com/office/drawing/2015/9/8/chartex" xmlns:cx2="http://schemas.microsoft.com/office/drawing/2015/10/21/chartex" xmlns:cx3="http://schemas.microsoft.com/office/drawing/2016/5/9/chartex" xmlns:cx4="http://schemas.microsoft.com/office/drawing/2016/5/10/chartex" xmlns:cx5="http://schemas.microsoft.com/office/drawing/2016/5/11/chartex" xmlns:cx6="http://schemas.microsoft.com/office/drawing/2016/5/12/chartex" xmlns:cx7="http://schemas.microsoft.com/office/drawing/2016/5/13/chartex" xmlns:cx8="http://schemas.microsoft.com/office/drawing/2016/5/14/chartex" xmlns:mc="http://schemas.openxmlformats.org/markup-compatibility/2006" xmlns:aink="http://schemas.microsoft.com/office/drawing/2016/ink" xmlns:am3d="http://schemas.microsoft.com/office/drawing/2017/model3d" xmlns:o="urn:schemas-microsoft-com:office:office" xmlns:oel="http://schemas.microsoft.com/office/2019/extlst" xmlns:r="http://schemas.openxmlformats.org/officeDocument/2006/relationships" xmlns:m="http://schemas.openxmlformats.org/officeDocument/2006/math" xmlns:v="urn:schemas-microsoft-com:vml" xmlns:wp14="http://schemas.microsoft.com/office/word/2010/wordprocessingDrawing" xmlns:wp="http://schemas.openxmlformats.org/drawingml/2006/wordprocessingDrawing" xmlns:w10="urn:schemas-microsoft-com:office:word" xmlns:w="http://schemas.openxmlformats.org/wordprocessingml/2006/main" xmlns:w14="http://schemas.microsoft.com/office/word/2010/wordml" xmlns:w15="http://schemas.microsoft.com/office/word/2012/wordml" xmlns:w16cex="http://schemas.microsoft.com/office/word/2018/wordml/cex" xmlns:w16cid="http://schemas.microsoft.com/office/word/2016/wordml/cid" xmlns:w16="http://schemas.microsoft.com/office/word/2018/wordml" xmlns:w16du="http://schemas.microsoft.com/office/word/2023/wordml/word16du" xmlns:w16sdtdh="http://schemas.microsoft.com/office/word/2020/wordml/sdtdatahash" xmlns:w16se="http://schemas.microsoft.com/office/word/2015/wordml/symex" xmlns:wpg="http://schemas.microsoft.com/office/word/2010/wordprocessingGroup" xmlns:wpi="http://schemas.microsoft.com/office/word/2010/wordprocessingInk" xmlns:wne="http://schemas.microsoft.com/office/word/2006/wordml" xmlns:wps="http://schemas.microsoft.com/office/word/2010/wordprocessingShape" mc:Ignorable="w14 w15 w16se w16cid w16 w16cex w16sdtdh w16du wp14">
-  <w:footnote w:type="separator" w:id="-1">
+<w:footnotes xmlns:o="urn:schemas-microsoft-com:office:office" xmlns:r="http://schemas.openxmlformats.org/officeDocument/2006/relationships" xmlns:v="urn:schemas-microsoft-com:vml" xmlns:w="http://schemas.openxmlformats.org/wordprocessingml/2006/main" xmlns:w10="urn:schemas-microsoft-com:office:word" xmlns:wp="http://schemas.openxmlformats.org/drawingml/2006/wordprocessingDrawing" xmlns:wps="http://schemas.microsoft.com/office/word/2010/wordprocessingShape" xmlns:wpg="http://schemas.microsoft.com/office/word/2010/wordprocessingGroup" xmlns:mc="http://schemas.openxmlformats.org/markup-compatibility/2006" xmlns:wp14="http://schemas.microsoft.com/office/word/2010/wordprocessingDrawing" xmlns:w14="http://schemas.microsoft.com/office/word/2010/wordml" xmlns:w15="http://schemas.microsoft.com/office/word/2012/wordml" mc:Ignorable="w14 wp14 w15">
+  <w:footnote w:id="0" w:type="separator">
     <w:p>
       <w:pPr>
         <w:rPr>
@@ -4910,7 +5817,7 @@
       </w:r>
     </w:p>
   </w:footnote>
-  <w:footnote w:type="continuationSeparator" w:id="0">
+  <w:footnote w:id="1" w:type="continuationSeparator">
     <w:p>
       <w:pPr>
         <w:rPr>
@@ -4919,40 +5826,17 @@
       </w:pPr>
       <w:r>
         <w:continuationSeparator/>
-      </w:r>
-    </w:p>
-  </w:footnote>
-  <w:footnote w:id="1">
-    <w:p>
-      <w:pPr>
-        <w:pStyle w:val="FootnoteText"/>
-      </w:pPr>
-      <w:r>
-        <w:rPr>
-          <w:rStyle w:val="FootnoteCharacters"/>
-        </w:rPr>
-        <w:footnoteRef/>
-      </w:r>
-      <w:r>
-        <w:tab/>
-      </w:r>
-      <w:r>
-        <w:t>咲夜</w:t>
-      </w:r>
-      <w:r>
-        <w:t>A</w:t>
-      </w:r>
-      <w:r>
-        <w:t>で</w:t>
       </w:r>
     </w:p>
   </w:footnote>
   <w:footnote w:id="2">
     <w:p>
       <w:pPr>
-        <w:rPr>
-          <w:lang w:val="en-GB"/>
-        </w:rPr>
+        <w:pStyle w:val="Footnote"/>
+        <w:suppressLineNumbers/>
+        <w:spacing w:before="0" w:after="160"/>
+        <w:ind w:left="340" w:hanging="340"/>
+        <w:rPr/>
       </w:pPr>
       <w:r>
         <w:rPr>
@@ -4961,26 +5845,28 @@
         <w:footnoteRef/>
       </w:r>
       <w:r>
-        <w:t xml:space="preserve">　これが</w:t>
-      </w:r>
-      <w:r>
+        <w:rPr/>
+        <w:tab/>
+        <w:t>咲夜</w:t>
+      </w:r>
+      <w:r>
+        <w:rPr/>
         <w:t>A</w:t>
       </w:r>
       <w:r>
-        <w:t>メロの役割を持つのかは些か不明ですが、メロディー性が少なく、聴き手の和声感覚を紛らわしてくる性質もあるので、</w:t>
-      </w:r>
-      <w:r>
-        <w:t>A</w:t>
-      </w:r>
-      <w:r>
-        <w:t>メロよりもブリッジとしての役割が強いと判断しました。</w:t>
+        <w:rPr/>
+        <w:t>で</w:t>
       </w:r>
     </w:p>
   </w:footnote>
   <w:footnote w:id="3">
     <w:p>
       <w:pPr>
-        <w:pStyle w:val="FootnoteText"/>
+        <w:pStyle w:val="Normal"/>
+        <w:spacing w:before="0" w:after="160"/>
+        <w:rPr>
+          <w:lang w:val="en-GB"/>
+        </w:rPr>
       </w:pPr>
       <w:r>
         <w:rPr>
@@ -4989,29 +5875,35 @@
         <w:footnoteRef/>
       </w:r>
       <w:r>
-        <w:tab/>
-      </w:r>
-      <w:r>
-        <w:t>目当ての音程に辿り着くために、その上・下の音程を踏んでおくメロディーテク。半音で囲う場合</w:t>
-      </w:r>
-      <w:r>
-        <w:t>(chromatic enclosure)</w:t>
-      </w:r>
-      <w:r>
-        <w:t>も、スケールトーンで囲う場合</w:t>
-      </w:r>
-      <w:r>
-        <w:t>(diatonic enclosure)</w:t>
-      </w:r>
-      <w:r>
-        <w:t>もある。</w:t>
+        <w:rPr/>
+        <w:t>　これが</w:t>
+      </w:r>
+      <w:r>
+        <w:rPr/>
+        <w:t>A</w:t>
+      </w:r>
+      <w:r>
+        <w:rPr/>
+        <w:t>メロの役割を持つのかは些か不明ですが、メロディー性が少なく、聴き手の和声感覚を紛らわしてくる性質もあるので、</w:t>
+      </w:r>
+      <w:r>
+        <w:rPr/>
+        <w:t>A</w:t>
+      </w:r>
+      <w:r>
+        <w:rPr/>
+        <w:t>メロよりもブリッジとしての役割が強いと判断しました。</w:t>
       </w:r>
     </w:p>
   </w:footnote>
   <w:footnote w:id="4">
     <w:p>
       <w:pPr>
-        <w:pStyle w:val="FootnoteText"/>
+        <w:pStyle w:val="Footnote"/>
+        <w:suppressLineNumbers/>
+        <w:spacing w:before="0" w:after="160"/>
+        <w:ind w:left="340" w:hanging="340"/>
+        <w:rPr/>
       </w:pPr>
       <w:r>
         <w:rPr>
@@ -5020,22 +5912,66 @@
         <w:footnoteRef/>
       </w:r>
       <w:r>
+        <w:rPr/>
+        <w:tab/>
+        <w:t>目当ての音程に辿り着くために、その上・下の音程を踏んでおくメロディーテク。半音で囲う場合</w:t>
+      </w:r>
+      <w:r>
+        <w:rPr/>
+        <w:t>(chromatic enclosure)</w:t>
+      </w:r>
+      <w:r>
+        <w:rPr/>
+        <w:t>も、スケールトーンで囲う場合</w:t>
+      </w:r>
+      <w:r>
+        <w:rPr/>
+        <w:t>(diatonic enclosure)</w:t>
+      </w:r>
+      <w:r>
+        <w:rPr/>
+        <w:t>もある。</w:t>
+      </w:r>
+    </w:p>
+  </w:footnote>
+  <w:footnote w:id="5">
+    <w:p>
+      <w:pPr>
+        <w:pStyle w:val="Footnote"/>
+        <w:suppressLineNumbers/>
+        <w:spacing w:before="0" w:after="160"/>
+        <w:ind w:left="340" w:hanging="340"/>
+        <w:rPr/>
+      </w:pPr>
+      <w:r>
+        <w:rPr>
+          <w:rStyle w:val="FootnoteCharacters"/>
+        </w:rPr>
+        <w:footnoteRef/>
+      </w:r>
+      <w:r>
+        <w:rPr/>
         <w:tab/>
         <w:t xml:space="preserve"> </w:t>
       </w:r>
       <w:r>
-        <w:t xml:space="preserve">　明るいと云われてピンと来ない人は風神少女のサビ</w:t>
-      </w:r>
-      <w:r>
+        <w:rPr/>
+        <w:t>　明るいと云われてピンと来ない人は風神少女のサビ</w:t>
+      </w:r>
+      <w:r>
+        <w:rPr/>
         <w:t>11</w:t>
       </w:r>
       <w:r>
+        <w:rPr/>
         <w:t>小節目（</w:t>
       </w:r>
       <w:r>
+        <w:rPr/>
         <w:t>~1:01</w:t>
       </w:r>
       <w:r>
+        <w:rPr/>
         <w:t>）をイメージするとわかりやすいと思います。</w:t>
       </w:r>
     </w:p>
@@ -5044,11 +5980,8 @@
 </file>
 
 <file path=word/numbering.xml><?xml version="1.0" encoding="utf-8"?>
-<w:numbering xmlns:wpc="http://schemas.microsoft.com/office/word/2010/wordprocessingCanvas" xmlns:cx="http://schemas.microsoft.com/office/drawing/2014/chartex" xmlns:cx1="http://schemas.microsoft.com/office/drawing/2015/9/8/chartex" xmlns:cx2="http://schemas.microsoft.com/office/drawing/2015/10/21/chartex" xmlns:cx3="http://schemas.microsoft.com/office/drawing/2016/5/9/chartex" xmlns:cx4="http://schemas.microsoft.com/office/drawing/2016/5/10/chartex" xmlns:cx5="http://schemas.microsoft.com/office/drawing/2016/5/11/chartex" xmlns:cx6="http://schemas.microsoft.com/office/drawing/2016/5/12/chartex" xmlns:cx7="http://schemas.microsoft.com/office/drawing/2016/5/13/chartex" xmlns:cx8="http://schemas.microsoft.com/office/drawing/2016/5/14/chartex" xmlns:mc="http://schemas.openxmlformats.org/markup-compatibility/2006" xmlns:aink="http://schemas.microsoft.com/office/drawing/2016/ink" xmlns:am3d="http://schemas.microsoft.com/office/drawing/2017/model3d" xmlns:o="urn:schemas-microsoft-com:office:office" xmlns:oel="http://schemas.microsoft.com/office/2019/extlst" xmlns:r="http://schemas.openxmlformats.org/officeDocument/2006/relationships" xmlns:m="http://schemas.openxmlformats.org/officeDocument/2006/math" xmlns:v="urn:schemas-microsoft-com:vml" xmlns:wp14="http://schemas.microsoft.com/office/word/2010/wordprocessingDrawing" xmlns:wp="http://schemas.openxmlformats.org/drawingml/2006/wordprocessingDrawing" xmlns:w10="urn:schemas-microsoft-com:office:word" xmlns:w="http://schemas.openxmlformats.org/wordprocessingml/2006/main" xmlns:w14="http://schemas.microsoft.com/office/word/2010/wordml" xmlns:w15="http://schemas.microsoft.com/office/word/2012/wordml" xmlns:w16cex="http://schemas.microsoft.com/office/word/2018/wordml/cex" xmlns:w16cid="http://schemas.microsoft.com/office/word/2016/wordml/cid" xmlns:w16="http://schemas.microsoft.com/office/word/2018/wordml" xmlns:w16du="http://schemas.microsoft.com/office/word/2023/wordml/word16du" xmlns:w16sdtdh="http://schemas.microsoft.com/office/word/2020/wordml/sdtdatahash" xmlns:w16se="http://schemas.microsoft.com/office/word/2015/wordml/symex" xmlns:wpg="http://schemas.microsoft.com/office/word/2010/wordprocessingGroup" xmlns:wpi="http://schemas.microsoft.com/office/word/2010/wordprocessingInk" xmlns:wne="http://schemas.microsoft.com/office/word/2006/wordml" xmlns:wps="http://schemas.microsoft.com/office/word/2010/wordprocessingShape" mc:Ignorable="w14 w15 w16se w16cid w16 w16cex w16sdtdh w16du wp14">
-  <w:abstractNum w:abstractNumId="0" w15:restartNumberingAfterBreak="0">
-    <w:nsid w:val="0D082282"/>
-    <w:multiLevelType w:val="multilevel"/>
-    <w:tmpl w:val="3932A68C"/>
+<w:numbering xmlns:w="http://schemas.openxmlformats.org/wordprocessingml/2006/main" xmlns:o="urn:schemas-microsoft-com:office:office" xmlns:r="http://schemas.openxmlformats.org/officeDocument/2006/relationships" xmlns:v="urn:schemas-microsoft-com:vml" xmlns:mc="http://schemas.openxmlformats.org/markup-compatibility/2006" xmlns:w14="http://schemas.microsoft.com/office/word/2010/wordml" mc:Ignorable="w14">
+  <w:abstractNum w:abstractNumId="1">
     <w:lvl w:ilvl="0">
       <w:start w:val="1"/>
       <w:numFmt w:val="bullet"/>
@@ -5185,10 +6118,7 @@
       </w:rPr>
     </w:lvl>
   </w:abstractNum>
-  <w:abstractNum w:abstractNumId="1" w15:restartNumberingAfterBreak="0">
-    <w:nsid w:val="57830427"/>
-    <w:multiLevelType w:val="multilevel"/>
-    <w:tmpl w:val="19961880"/>
+  <w:abstractNum w:abstractNumId="2">
     <w:lvl w:ilvl="0">
       <w:start w:val="1"/>
       <w:numFmt w:val="bullet"/>
@@ -5325,10 +6255,7 @@
       </w:rPr>
     </w:lvl>
   </w:abstractNum>
-  <w:abstractNum w:abstractNumId="2" w15:restartNumberingAfterBreak="0">
-    <w:nsid w:val="6AA50DF9"/>
-    <w:multiLevelType w:val="multilevel"/>
-    <w:tmpl w:val="7F9E5CD6"/>
+  <w:abstractNum w:abstractNumId="3">
     <w:lvl w:ilvl="0">
       <w:start w:val="1"/>
       <w:numFmt w:val="none"/>
@@ -5339,7 +6266,7 @@
         <w:tabs>
           <w:tab w:val="num" w:pos="0"/>
         </w:tabs>
-        <w:ind w:left="0" w:firstLine="0"/>
+        <w:ind w:left="0" w:hanging="0"/>
       </w:pPr>
     </w:lvl>
     <w:lvl w:ilvl="1">
@@ -5352,7 +6279,7 @@
         <w:tabs>
           <w:tab w:val="num" w:pos="0"/>
         </w:tabs>
-        <w:ind w:left="0" w:firstLine="0"/>
+        <w:ind w:left="0" w:hanging="0"/>
       </w:pPr>
     </w:lvl>
     <w:lvl w:ilvl="2">
@@ -5365,7 +6292,7 @@
         <w:tabs>
           <w:tab w:val="num" w:pos="0"/>
         </w:tabs>
-        <w:ind w:left="0" w:firstLine="0"/>
+        <w:ind w:left="0" w:hanging="0"/>
       </w:pPr>
     </w:lvl>
     <w:lvl w:ilvl="3">
@@ -5378,7 +6305,7 @@
         <w:tabs>
           <w:tab w:val="num" w:pos="0"/>
         </w:tabs>
-        <w:ind w:left="0" w:firstLine="0"/>
+        <w:ind w:left="0" w:hanging="0"/>
       </w:pPr>
     </w:lvl>
     <w:lvl w:ilvl="4">
@@ -5391,7 +6318,7 @@
         <w:tabs>
           <w:tab w:val="num" w:pos="0"/>
         </w:tabs>
-        <w:ind w:left="0" w:firstLine="0"/>
+        <w:ind w:left="0" w:hanging="0"/>
       </w:pPr>
     </w:lvl>
     <w:lvl w:ilvl="5">
@@ -5404,7 +6331,7 @@
         <w:tabs>
           <w:tab w:val="num" w:pos="0"/>
         </w:tabs>
-        <w:ind w:left="0" w:firstLine="0"/>
+        <w:ind w:left="0" w:hanging="0"/>
       </w:pPr>
     </w:lvl>
     <w:lvl w:ilvl="6">
@@ -5417,7 +6344,7 @@
         <w:tabs>
           <w:tab w:val="num" w:pos="0"/>
         </w:tabs>
-        <w:ind w:left="0" w:firstLine="0"/>
+        <w:ind w:left="0" w:hanging="0"/>
       </w:pPr>
     </w:lvl>
     <w:lvl w:ilvl="7">
@@ -5430,7 +6357,7 @@
         <w:tabs>
           <w:tab w:val="num" w:pos="0"/>
         </w:tabs>
-        <w:ind w:left="0" w:firstLine="0"/>
+        <w:ind w:left="0" w:hanging="0"/>
       </w:pPr>
     </w:lvl>
     <w:lvl w:ilvl="8">
@@ -5443,28 +6370,28 @@
         <w:tabs>
           <w:tab w:val="num" w:pos="0"/>
         </w:tabs>
-        <w:ind w:left="0" w:firstLine="0"/>
+        <w:ind w:left="0" w:hanging="0"/>
       </w:pPr>
     </w:lvl>
   </w:abstractNum>
-  <w:num w:numId="1" w16cid:durableId="1342389133">
-    <w:abstractNumId w:val="0"/>
-  </w:num>
-  <w:num w:numId="2" w16cid:durableId="1433163793">
+  <w:num w:numId="1">
     <w:abstractNumId w:val="1"/>
   </w:num>
-  <w:num w:numId="3" w16cid:durableId="2108309256">
+  <w:num w:numId="2">
     <w:abstractNumId w:val="2"/>
+  </w:num>
+  <w:num w:numId="3">
+    <w:abstractNumId w:val="3"/>
   </w:num>
 </w:numbering>
 </file>
 
 <file path=word/styles.xml><?xml version="1.0" encoding="utf-8"?>
-<w:styles xmlns:mc="http://schemas.openxmlformats.org/markup-compatibility/2006" xmlns:r="http://schemas.openxmlformats.org/officeDocument/2006/relationships" xmlns:w="http://schemas.openxmlformats.org/wordprocessingml/2006/main" xmlns:w14="http://schemas.microsoft.com/office/word/2010/wordml" xmlns:w15="http://schemas.microsoft.com/office/word/2012/wordml" xmlns:w16cex="http://schemas.microsoft.com/office/word/2018/wordml/cex" xmlns:w16cid="http://schemas.microsoft.com/office/word/2016/wordml/cid" xmlns:w16="http://schemas.microsoft.com/office/word/2018/wordml" xmlns:w16du="http://schemas.microsoft.com/office/word/2023/wordml/word16du" xmlns:w16sdtdh="http://schemas.microsoft.com/office/word/2020/wordml/sdtdatahash" xmlns:w16se="http://schemas.microsoft.com/office/word/2015/wordml/symex" mc:Ignorable="w14 w15 w16se w16cid w16 w16cex w16sdtdh w16du">
+<w:styles xmlns:w="http://schemas.openxmlformats.org/wordprocessingml/2006/main" xmlns:w14="http://schemas.microsoft.com/office/word/2010/wordml" xmlns:mc="http://schemas.openxmlformats.org/markup-compatibility/2006" mc:Ignorable="w14">
   <w:docDefaults>
     <w:rPrDefault>
       <w:rPr>
-        <w:rFonts w:asciiTheme="minorHAnsi" w:eastAsiaTheme="minorEastAsia" w:hAnsiTheme="minorHAnsi" w:cstheme="minorBidi"/>
+        <w:rFonts w:ascii="Calibri" w:hAnsi="Calibri" w:eastAsia="游明朝" w:cs="" w:asciiTheme="minorHAnsi" w:cstheme="minorBidi" w:eastAsiaTheme="minorEastAsia" w:hAnsiTheme="minorHAnsi"/>
         <w:kern w:val="2"/>
         <w:sz w:val="22"/>
         <w:szCs w:val="22"/>
@@ -5474,21 +6401,21 @@
     </w:rPrDefault>
     <w:pPrDefault>
       <w:pPr>
-        <w:suppressAutoHyphens/>
+        <w:suppressAutoHyphens w:val="true"/>
       </w:pPr>
     </w:pPrDefault>
   </w:docDefaults>
   <w:latentStyles w:defLockedState="0" w:defUIPriority="99" w:defSemiHidden="0" w:defUnhideWhenUsed="0" w:defQFormat="0" w:count="376">
     <w:lsdException w:name="Normal" w:uiPriority="0" w:qFormat="1"/>
     <w:lsdException w:name="heading 1" w:uiPriority="9" w:qFormat="1"/>
-    <w:lsdException w:name="heading 2" w:semiHidden="1" w:uiPriority="9" w:unhideWhenUsed="1" w:qFormat="1"/>
-    <w:lsdException w:name="heading 3" w:semiHidden="1" w:uiPriority="9" w:unhideWhenUsed="1" w:qFormat="1"/>
-    <w:lsdException w:name="heading 4" w:semiHidden="1" w:uiPriority="9" w:unhideWhenUsed="1" w:qFormat="1"/>
-    <w:lsdException w:name="heading 5" w:semiHidden="1" w:uiPriority="9" w:unhideWhenUsed="1" w:qFormat="1"/>
-    <w:lsdException w:name="heading 6" w:semiHidden="1" w:uiPriority="9" w:unhideWhenUsed="1" w:qFormat="1"/>
-    <w:lsdException w:name="heading 7" w:semiHidden="1" w:uiPriority="9" w:unhideWhenUsed="1" w:qFormat="1"/>
-    <w:lsdException w:name="heading 8" w:semiHidden="1" w:uiPriority="9" w:unhideWhenUsed="1" w:qFormat="1"/>
-    <w:lsdException w:name="heading 9" w:semiHidden="1" w:uiPriority="9" w:unhideWhenUsed="1" w:qFormat="1"/>
+    <w:lsdException w:name="heading 2" w:uiPriority="9" w:semiHidden="1" w:unhideWhenUsed="1" w:qFormat="1"/>
+    <w:lsdException w:name="heading 3" w:uiPriority="9" w:semiHidden="1" w:unhideWhenUsed="1" w:qFormat="1"/>
+    <w:lsdException w:name="heading 4" w:uiPriority="9" w:semiHidden="1" w:unhideWhenUsed="1" w:qFormat="1"/>
+    <w:lsdException w:name="heading 5" w:uiPriority="9" w:semiHidden="1" w:unhideWhenUsed="1" w:qFormat="1"/>
+    <w:lsdException w:name="heading 6" w:uiPriority="9" w:semiHidden="1" w:unhideWhenUsed="1" w:qFormat="1"/>
+    <w:lsdException w:name="heading 7" w:uiPriority="9" w:semiHidden="1" w:unhideWhenUsed="1" w:qFormat="1"/>
+    <w:lsdException w:name="heading 8" w:uiPriority="9" w:semiHidden="1" w:unhideWhenUsed="1" w:qFormat="1"/>
+    <w:lsdException w:name="heading 9" w:uiPriority="9" w:semiHidden="1" w:unhideWhenUsed="1" w:qFormat="1"/>
     <w:lsdException w:name="index 1" w:semiHidden="1" w:unhideWhenUsed="1"/>
     <w:lsdException w:name="index 2" w:semiHidden="1" w:unhideWhenUsed="1"/>
     <w:lsdException w:name="index 3" w:semiHidden="1" w:unhideWhenUsed="1"/>
@@ -5498,22 +6425,22 @@
     <w:lsdException w:name="index 7" w:semiHidden="1" w:unhideWhenUsed="1"/>
     <w:lsdException w:name="index 8" w:semiHidden="1" w:unhideWhenUsed="1"/>
     <w:lsdException w:name="index 9" w:semiHidden="1" w:unhideWhenUsed="1"/>
-    <w:lsdException w:name="toc 1" w:semiHidden="1" w:uiPriority="39" w:unhideWhenUsed="1"/>
-    <w:lsdException w:name="toc 2" w:semiHidden="1" w:uiPriority="39" w:unhideWhenUsed="1"/>
-    <w:lsdException w:name="toc 3" w:semiHidden="1" w:uiPriority="39" w:unhideWhenUsed="1"/>
-    <w:lsdException w:name="toc 4" w:semiHidden="1" w:uiPriority="39" w:unhideWhenUsed="1"/>
-    <w:lsdException w:name="toc 5" w:semiHidden="1" w:uiPriority="39" w:unhideWhenUsed="1"/>
-    <w:lsdException w:name="toc 6" w:semiHidden="1" w:uiPriority="39" w:unhideWhenUsed="1"/>
-    <w:lsdException w:name="toc 7" w:semiHidden="1" w:uiPriority="39" w:unhideWhenUsed="1"/>
-    <w:lsdException w:name="toc 8" w:semiHidden="1" w:uiPriority="39" w:unhideWhenUsed="1"/>
-    <w:lsdException w:name="toc 9" w:semiHidden="1" w:uiPriority="39" w:unhideWhenUsed="1"/>
+    <w:lsdException w:name="toc 1" w:uiPriority="39" w:semiHidden="1" w:unhideWhenUsed="1"/>
+    <w:lsdException w:name="toc 2" w:uiPriority="39" w:semiHidden="1" w:unhideWhenUsed="1"/>
+    <w:lsdException w:name="toc 3" w:uiPriority="39" w:semiHidden="1" w:unhideWhenUsed="1"/>
+    <w:lsdException w:name="toc 4" w:uiPriority="39" w:semiHidden="1" w:unhideWhenUsed="1"/>
+    <w:lsdException w:name="toc 5" w:uiPriority="39" w:semiHidden="1" w:unhideWhenUsed="1"/>
+    <w:lsdException w:name="toc 6" w:uiPriority="39" w:semiHidden="1" w:unhideWhenUsed="1"/>
+    <w:lsdException w:name="toc 7" w:uiPriority="39" w:semiHidden="1" w:unhideWhenUsed="1"/>
+    <w:lsdException w:name="toc 8" w:uiPriority="39" w:semiHidden="1" w:unhideWhenUsed="1"/>
+    <w:lsdException w:name="toc 9" w:uiPriority="39" w:semiHidden="1" w:unhideWhenUsed="1"/>
     <w:lsdException w:name="Normal Indent" w:semiHidden="1" w:unhideWhenUsed="1"/>
     <w:lsdException w:name="footnote text" w:semiHidden="1" w:unhideWhenUsed="1"/>
     <w:lsdException w:name="annotation text" w:semiHidden="1" w:unhideWhenUsed="1"/>
     <w:lsdException w:name="header" w:semiHidden="1" w:unhideWhenUsed="1"/>
     <w:lsdException w:name="footer" w:semiHidden="1" w:unhideWhenUsed="1"/>
     <w:lsdException w:name="index heading" w:semiHidden="1" w:unhideWhenUsed="1"/>
-    <w:lsdException w:name="caption" w:semiHidden="1" w:uiPriority="35" w:unhideWhenUsed="1" w:qFormat="1"/>
+    <w:lsdException w:name="caption" w:uiPriority="35" w:semiHidden="1" w:unhideWhenUsed="1" w:qFormat="1"/>
     <w:lsdException w:name="table of figures" w:semiHidden="1" w:unhideWhenUsed="1"/>
     <w:lsdException w:name="envelope address" w:semiHidden="1" w:unhideWhenUsed="1"/>
     <w:lsdException w:name="envelope return" w:semiHidden="1" w:unhideWhenUsed="1"/>
@@ -5544,7 +6471,7 @@
     <w:lsdException w:name="Title" w:uiPriority="10" w:qFormat="1"/>
     <w:lsdException w:name="Closing" w:semiHidden="1" w:unhideWhenUsed="1"/>
     <w:lsdException w:name="Signature" w:semiHidden="1" w:unhideWhenUsed="1"/>
-    <w:lsdException w:name="Default Paragraph Font" w:semiHidden="1" w:uiPriority="1" w:unhideWhenUsed="1"/>
+    <w:lsdException w:name="Default Paragraph Font" w:uiPriority="1" w:semiHidden="1" w:unhideWhenUsed="1"/>
     <w:lsdException w:name="Body Text" w:semiHidden="1" w:unhideWhenUsed="1"/>
     <w:lsdException w:name="Body Text Indent" w:semiHidden="1" w:unhideWhenUsed="1"/>
     <w:lsdException w:name="List Continue" w:semiHidden="1" w:unhideWhenUsed="1"/>
@@ -5744,8 +6671,8 @@
     <w:lsdException w:name="Subtle Reference" w:uiPriority="31" w:qFormat="1"/>
     <w:lsdException w:name="Intense Reference" w:uiPriority="32" w:qFormat="1"/>
     <w:lsdException w:name="Book Title" w:uiPriority="33" w:qFormat="1"/>
-    <w:lsdException w:name="Bibliography" w:semiHidden="1" w:uiPriority="37" w:unhideWhenUsed="1"/>
-    <w:lsdException w:name="TOC Heading" w:semiHidden="1" w:uiPriority="39" w:unhideWhenUsed="1" w:qFormat="1"/>
+    <w:lsdException w:name="Bibliography" w:uiPriority="37" w:semiHidden="1" w:unhideWhenUsed="1"/>
+    <w:lsdException w:name="TOC Heading" w:uiPriority="39" w:semiHidden="1" w:unhideWhenUsed="1" w:qFormat="1"/>
     <w:lsdException w:name="Plain Table 1" w:uiPriority="41"/>
     <w:lsdException w:name="Plain Table 2" w:uiPriority="42"/>
     <w:lsdException w:name="Plain Table 3" w:uiPriority="43"/>
@@ -5856,78 +6783,91 @@
     <w:lsdException w:name="Unresolved Mention" w:semiHidden="1" w:unhideWhenUsed="1"/>
     <w:lsdException w:name="Smart Link" w:semiHidden="1" w:unhideWhenUsed="1"/>
   </w:latentStyles>
-  <w:style w:type="paragraph" w:default="1" w:styleId="Normal">
+  <w:style w:type="paragraph" w:styleId="Normal" w:default="1">
     <w:name w:val="Normal"/>
     <w:qFormat/>
     <w:pPr>
-      <w:spacing w:after="160" w:line="259" w:lineRule="auto"/>
+      <w:widowControl/>
+      <w:suppressAutoHyphens w:val="true"/>
+      <w:bidi w:val="0"/>
+      <w:spacing w:lineRule="auto" w:line="259" w:before="0" w:after="160"/>
+      <w:jc w:val="left"/>
     </w:pPr>
+    <w:rPr>
+      <w:rFonts w:ascii="Calibri" w:hAnsi="Calibri" w:eastAsia="游明朝" w:cs="" w:asciiTheme="minorHAnsi" w:cstheme="minorBidi" w:eastAsiaTheme="minorEastAsia" w:hAnsiTheme="minorHAnsi"/>
+      <w:color w:val="auto"/>
+      <w:kern w:val="2"/>
+      <w:sz w:val="22"/>
+      <w:szCs w:val="22"/>
+      <w:lang w:val="en-US" w:eastAsia="ja-JP" w:bidi="ar-SA"/>
+      <w14:ligatures w14:val="standardContextual"/>
+    </w:rPr>
   </w:style>
   <w:style w:type="paragraph" w:styleId="Heading1">
-    <w:name w:val="heading 1"/>
+    <w:name w:val="Heading 1"/>
     <w:basedOn w:val="Normal"/>
     <w:next w:val="Normal"/>
     <w:link w:val="Heading1Char"/>
     <w:uiPriority w:val="9"/>
     <w:qFormat/>
-    <w:rsid w:val="00376A74"/>
+    <w:rsid w:val="00376a74"/>
     <w:pPr>
-      <w:keepNext/>
+      <w:keepNext w:val="true"/>
       <w:outlineLvl w:val="0"/>
     </w:pPr>
     <w:rPr>
-      <w:rFonts w:asciiTheme="majorHAnsi" w:eastAsiaTheme="majorEastAsia" w:hAnsiTheme="majorHAnsi" w:cstheme="majorBidi"/>
+      <w:rFonts w:ascii="Calibri Light" w:hAnsi="Calibri Light" w:eastAsia="游ゴシック Light" w:cs="" w:asciiTheme="majorHAnsi" w:cstheme="majorBidi" w:eastAsiaTheme="majorEastAsia" w:hAnsiTheme="majorHAnsi"/>
       <w:sz w:val="24"/>
       <w:szCs w:val="24"/>
     </w:rPr>
   </w:style>
   <w:style w:type="paragraph" w:styleId="Heading2">
-    <w:name w:val="heading 2"/>
+    <w:name w:val="Heading 2"/>
     <w:basedOn w:val="Normal"/>
     <w:next w:val="Normal"/>
     <w:link w:val="Heading2Char"/>
     <w:uiPriority w:val="9"/>
     <w:unhideWhenUsed/>
     <w:qFormat/>
-    <w:rsid w:val="00376A74"/>
+    <w:rsid w:val="00376a74"/>
     <w:pPr>
-      <w:keepNext/>
+      <w:keepNext w:val="true"/>
       <w:outlineLvl w:val="1"/>
     </w:pPr>
     <w:rPr>
-      <w:rFonts w:asciiTheme="majorHAnsi" w:eastAsiaTheme="majorEastAsia" w:hAnsiTheme="majorHAnsi" w:cstheme="majorBidi"/>
+      <w:rFonts w:ascii="Calibri Light" w:hAnsi="Calibri Light" w:eastAsia="游ゴシック Light" w:cs="" w:asciiTheme="majorHAnsi" w:cstheme="majorBidi" w:eastAsiaTheme="majorEastAsia" w:hAnsiTheme="majorHAnsi"/>
     </w:rPr>
   </w:style>
   <w:style w:type="paragraph" w:styleId="Heading3">
-    <w:name w:val="heading 3"/>
+    <w:name w:val="Heading 3"/>
     <w:basedOn w:val="Normal"/>
     <w:next w:val="Normal"/>
     <w:link w:val="Heading3Char"/>
     <w:uiPriority w:val="9"/>
     <w:unhideWhenUsed/>
     <w:qFormat/>
-    <w:rsid w:val="00376A74"/>
+    <w:rsid w:val="00376a74"/>
     <w:pPr>
-      <w:keepNext/>
-      <w:ind w:left="400"/>
+      <w:keepNext w:val="true"/>
+      <w:ind w:left="400" w:hanging="0"/>
       <w:outlineLvl w:val="2"/>
     </w:pPr>
     <w:rPr>
-      <w:rFonts w:asciiTheme="majorHAnsi" w:eastAsiaTheme="majorEastAsia" w:hAnsiTheme="majorHAnsi" w:cstheme="majorBidi"/>
+      <w:rFonts w:ascii="Calibri Light" w:hAnsi="Calibri Light" w:eastAsia="游ゴシック Light" w:cs="" w:asciiTheme="majorHAnsi" w:cstheme="majorBidi" w:eastAsiaTheme="majorEastAsia" w:hAnsiTheme="majorHAnsi"/>
     </w:rPr>
   </w:style>
   <w:style w:type="paragraph" w:styleId="Heading4">
-    <w:name w:val="heading 4"/>
+    <w:name w:val="Heading 4"/>
     <w:basedOn w:val="Normal"/>
     <w:next w:val="Normal"/>
     <w:link w:val="Heading4Char"/>
     <w:uiPriority w:val="9"/>
     <w:unhideWhenUsed/>
     <w:qFormat/>
-    <w:rsid w:val="00376A74"/>
+    <w:rsid w:val="00376a74"/>
     <w:pPr>
-      <w:keepNext/>
-      <w:ind w:left="400"/>
+      <w:keepNext w:val="true"/>
+      <w:ind w:left="400" w:hanging="0"/>
       <w:outlineLvl w:val="3"/>
     </w:pPr>
     <w:rPr>
@@ -5936,35 +6876,35 @@
     </w:rPr>
   </w:style>
   <w:style w:type="paragraph" w:styleId="Heading5">
-    <w:name w:val="heading 5"/>
+    <w:name w:val="Heading 5"/>
     <w:basedOn w:val="Normal"/>
     <w:next w:val="Normal"/>
     <w:link w:val="Heading5Char"/>
     <w:uiPriority w:val="9"/>
     <w:unhideWhenUsed/>
     <w:qFormat/>
-    <w:rsid w:val="00376A74"/>
+    <w:rsid w:val="00376a74"/>
     <w:pPr>
-      <w:keepNext/>
-      <w:ind w:left="800"/>
+      <w:keepNext w:val="true"/>
+      <w:ind w:left="800" w:hanging="0"/>
       <w:outlineLvl w:val="4"/>
     </w:pPr>
     <w:rPr>
-      <w:rFonts w:asciiTheme="majorHAnsi" w:eastAsiaTheme="majorEastAsia" w:hAnsiTheme="majorHAnsi" w:cstheme="majorBidi"/>
+      <w:rFonts w:ascii="Calibri Light" w:hAnsi="Calibri Light" w:eastAsia="游ゴシック Light" w:cs="" w:asciiTheme="majorHAnsi" w:cstheme="majorBidi" w:eastAsiaTheme="majorEastAsia" w:hAnsiTheme="majorHAnsi"/>
     </w:rPr>
   </w:style>
   <w:style w:type="paragraph" w:styleId="Heading6">
-    <w:name w:val="heading 6"/>
+    <w:name w:val="Heading 6"/>
     <w:basedOn w:val="Normal"/>
     <w:next w:val="Normal"/>
     <w:link w:val="Heading6Char"/>
     <w:uiPriority w:val="9"/>
     <w:unhideWhenUsed/>
     <w:qFormat/>
-    <w:rsid w:val="00376A74"/>
+    <w:rsid w:val="00376a74"/>
     <w:pPr>
-      <w:keepNext/>
-      <w:ind w:left="800"/>
+      <w:keepNext w:val="true"/>
+      <w:ind w:left="800" w:hanging="0"/>
       <w:outlineLvl w:val="5"/>
     </w:pPr>
     <w:rPr>
@@ -5972,235 +6912,249 @@
       <w:bCs/>
     </w:rPr>
   </w:style>
-  <w:style w:type="character" w:default="1" w:styleId="DefaultParagraphFont">
+  <w:style w:type="character" w:styleId="DefaultParagraphFont" w:default="1">
     <w:name w:val="Default Paragraph Font"/>
     <w:uiPriority w:val="1"/>
     <w:semiHidden/>
     <w:unhideWhenUsed/>
+    <w:qFormat/>
+    <w:rPr/>
   </w:style>
-  <w:style w:type="table" w:default="1" w:styleId="TableNormal">
-    <w:name w:val="Normal Table"/>
-    <w:uiPriority w:val="99"/>
-    <w:semiHidden/>
-    <w:unhideWhenUsed/>
-    <w:tblPr>
-      <w:tblInd w:w="0" w:type="dxa"/>
-      <w:tblCellMar>
-        <w:top w:w="0" w:type="dxa"/>
-        <w:left w:w="108" w:type="dxa"/>
-        <w:bottom w:w="0" w:type="dxa"/>
-        <w:right w:w="108" w:type="dxa"/>
-      </w:tblCellMar>
-    </w:tblPr>
-  </w:style>
-  <w:style w:type="numbering" w:default="1" w:styleId="NoList">
-    <w:name w:val="No List"/>
-    <w:uiPriority w:val="99"/>
-    <w:semiHidden/>
-    <w:unhideWhenUsed/>
-  </w:style>
-  <w:style w:type="character" w:customStyle="1" w:styleId="TitleChar">
+  <w:style w:type="character" w:styleId="TitleChar" w:customStyle="1">
     <w:name w:val="Title Char"/>
     <w:basedOn w:val="DefaultParagraphFont"/>
     <w:link w:val="Title"/>
     <w:uiPriority w:val="10"/>
     <w:qFormat/>
-    <w:rsid w:val="00376A74"/>
+    <w:rsid w:val="00376a74"/>
     <w:rPr>
-      <w:rFonts w:asciiTheme="majorHAnsi" w:eastAsiaTheme="majorEastAsia" w:hAnsiTheme="majorHAnsi" w:cstheme="majorBidi"/>
+      <w:rFonts w:ascii="Calibri Light" w:hAnsi="Calibri Light" w:eastAsia="游ゴシック Light" w:cs="" w:asciiTheme="majorHAnsi" w:cstheme="majorBidi" w:eastAsiaTheme="majorEastAsia" w:hAnsiTheme="majorHAnsi"/>
       <w:sz w:val="32"/>
       <w:szCs w:val="32"/>
     </w:rPr>
   </w:style>
-  <w:style w:type="character" w:customStyle="1" w:styleId="Heading1Char">
+  <w:style w:type="character" w:styleId="Heading1Char" w:customStyle="1">
     <w:name w:val="Heading 1 Char"/>
     <w:basedOn w:val="DefaultParagraphFont"/>
     <w:link w:val="Heading1"/>
     <w:uiPriority w:val="9"/>
     <w:qFormat/>
-    <w:rsid w:val="00376A74"/>
+    <w:rsid w:val="00376a74"/>
     <w:rPr>
-      <w:rFonts w:asciiTheme="majorHAnsi" w:eastAsiaTheme="majorEastAsia" w:hAnsiTheme="majorHAnsi" w:cstheme="majorBidi"/>
+      <w:rFonts w:ascii="Calibri Light" w:hAnsi="Calibri Light" w:eastAsia="游ゴシック Light" w:cs="" w:asciiTheme="majorHAnsi" w:cstheme="majorBidi" w:eastAsiaTheme="majorEastAsia" w:hAnsiTheme="majorHAnsi"/>
       <w:sz w:val="24"/>
       <w:szCs w:val="24"/>
     </w:rPr>
   </w:style>
-  <w:style w:type="character" w:customStyle="1" w:styleId="Heading2Char">
+  <w:style w:type="character" w:styleId="Heading2Char" w:customStyle="1">
     <w:name w:val="Heading 2 Char"/>
     <w:basedOn w:val="DefaultParagraphFont"/>
     <w:link w:val="Heading2"/>
     <w:uiPriority w:val="9"/>
     <w:qFormat/>
-    <w:rsid w:val="00376A74"/>
+    <w:rsid w:val="00376a74"/>
     <w:rPr>
-      <w:rFonts w:asciiTheme="majorHAnsi" w:eastAsiaTheme="majorEastAsia" w:hAnsiTheme="majorHAnsi" w:cstheme="majorBidi"/>
+      <w:rFonts w:ascii="Calibri Light" w:hAnsi="Calibri Light" w:eastAsia="游ゴシック Light" w:cs="" w:asciiTheme="majorHAnsi" w:cstheme="majorBidi" w:eastAsiaTheme="majorEastAsia" w:hAnsiTheme="majorHAnsi"/>
     </w:rPr>
   </w:style>
-  <w:style w:type="character" w:customStyle="1" w:styleId="Heading3Char">
+  <w:style w:type="character" w:styleId="Heading3Char" w:customStyle="1">
     <w:name w:val="Heading 3 Char"/>
     <w:basedOn w:val="DefaultParagraphFont"/>
     <w:link w:val="Heading3"/>
     <w:uiPriority w:val="9"/>
     <w:qFormat/>
-    <w:rsid w:val="00376A74"/>
+    <w:rsid w:val="00376a74"/>
     <w:rPr>
-      <w:rFonts w:asciiTheme="majorHAnsi" w:eastAsiaTheme="majorEastAsia" w:hAnsiTheme="majorHAnsi" w:cstheme="majorBidi"/>
+      <w:rFonts w:ascii="Calibri Light" w:hAnsi="Calibri Light" w:eastAsia="游ゴシック Light" w:cs="" w:asciiTheme="majorHAnsi" w:cstheme="majorBidi" w:eastAsiaTheme="majorEastAsia" w:hAnsiTheme="majorHAnsi"/>
     </w:rPr>
   </w:style>
-  <w:style w:type="character" w:customStyle="1" w:styleId="Heading4Char">
+  <w:style w:type="character" w:styleId="Heading4Char" w:customStyle="1">
     <w:name w:val="Heading 4 Char"/>
     <w:basedOn w:val="DefaultParagraphFont"/>
     <w:link w:val="Heading4"/>
     <w:uiPriority w:val="9"/>
     <w:qFormat/>
-    <w:rsid w:val="00376A74"/>
+    <w:rsid w:val="00376a74"/>
     <w:rPr>
       <w:b/>
       <w:bCs/>
     </w:rPr>
   </w:style>
-  <w:style w:type="character" w:customStyle="1" w:styleId="Heading5Char">
+  <w:style w:type="character" w:styleId="Heading5Char" w:customStyle="1">
     <w:name w:val="Heading 5 Char"/>
     <w:basedOn w:val="DefaultParagraphFont"/>
     <w:link w:val="Heading5"/>
     <w:uiPriority w:val="9"/>
     <w:qFormat/>
-    <w:rsid w:val="00376A74"/>
+    <w:rsid w:val="00376a74"/>
     <w:rPr>
-      <w:rFonts w:asciiTheme="majorHAnsi" w:eastAsiaTheme="majorEastAsia" w:hAnsiTheme="majorHAnsi" w:cstheme="majorBidi"/>
+      <w:rFonts w:ascii="Calibri Light" w:hAnsi="Calibri Light" w:eastAsia="游ゴシック Light" w:cs="" w:asciiTheme="majorHAnsi" w:cstheme="majorBidi" w:eastAsiaTheme="majorEastAsia" w:hAnsiTheme="majorHAnsi"/>
     </w:rPr>
   </w:style>
-  <w:style w:type="character" w:customStyle="1" w:styleId="Heading6Char">
+  <w:style w:type="character" w:styleId="Heading6Char" w:customStyle="1">
     <w:name w:val="Heading 6 Char"/>
     <w:basedOn w:val="DefaultParagraphFont"/>
     <w:link w:val="Heading6"/>
     <w:uiPriority w:val="9"/>
     <w:qFormat/>
-    <w:rsid w:val="00376A74"/>
+    <w:rsid w:val="00376a74"/>
     <w:rPr>
       <w:b/>
       <w:bCs/>
     </w:rPr>
   </w:style>
-  <w:style w:type="character" w:styleId="Hyperlink">
+  <w:style w:type="character" w:styleId="InternetLink">
     <w:name w:val="Hyperlink"/>
     <w:basedOn w:val="DefaultParagraphFont"/>
     <w:uiPriority w:val="99"/>
     <w:unhideWhenUsed/>
-    <w:rsid w:val="00376A74"/>
+    <w:rsid w:val="00376a74"/>
     <w:rPr>
       <w:color w:val="0563C1" w:themeColor="hyperlink"/>
       <w:u w:val="single"/>
     </w:rPr>
   </w:style>
-  <w:style w:type="character" w:styleId="FollowedHyperlink">
+  <w:style w:type="character" w:styleId="VisitedInternetLink">
     <w:name w:val="FollowedHyperlink"/>
     <w:basedOn w:val="DefaultParagraphFont"/>
     <w:uiPriority w:val="99"/>
     <w:semiHidden/>
     <w:unhideWhenUsed/>
-    <w:rsid w:val="008E2591"/>
+    <w:rsid w:val="008e2591"/>
     <w:rPr>
       <w:color w:val="954F72" w:themeColor="followedHyperlink"/>
       <w:u w:val="single"/>
     </w:rPr>
   </w:style>
-  <w:style w:type="character" w:customStyle="1" w:styleId="HeaderChar">
+  <w:style w:type="character" w:styleId="HeaderChar" w:customStyle="1">
     <w:name w:val="Header Char"/>
     <w:basedOn w:val="DefaultParagraphFont"/>
     <w:link w:val="Header"/>
     <w:uiPriority w:val="99"/>
     <w:qFormat/>
-    <w:rsid w:val="008A4387"/>
+    <w:rsid w:val="008a4387"/>
+    <w:rPr/>
   </w:style>
-  <w:style w:type="character" w:customStyle="1" w:styleId="FooterChar">
+  <w:style w:type="character" w:styleId="FooterChar" w:customStyle="1">
     <w:name w:val="Footer Char"/>
     <w:basedOn w:val="DefaultParagraphFont"/>
     <w:link w:val="Footer"/>
     <w:uiPriority w:val="99"/>
     <w:qFormat/>
-    <w:rsid w:val="008A4387"/>
+    <w:rsid w:val="008a4387"/>
+    <w:rPr/>
   </w:style>
-  <w:style w:type="character" w:customStyle="1" w:styleId="IndexLink">
+  <w:style w:type="character" w:styleId="IndexLink" w:customStyle="1">
     <w:name w:val="Index Link"/>
     <w:qFormat/>
+    <w:rPr/>
   </w:style>
-  <w:style w:type="character" w:customStyle="1" w:styleId="Bullets">
+  <w:style w:type="character" w:styleId="Bullets" w:customStyle="1">
     <w:name w:val="Bullets"/>
     <w:qFormat/>
     <w:rPr>
-      <w:rFonts w:ascii="OpenSymbol" w:eastAsia="OpenSymbol" w:hAnsi="OpenSymbol" w:cs="OpenSymbol"/>
+      <w:rFonts w:ascii="OpenSymbol" w:hAnsi="OpenSymbol" w:eastAsia="OpenSymbol" w:cs="OpenSymbol"/>
     </w:rPr>
   </w:style>
-  <w:style w:type="character" w:customStyle="1" w:styleId="FootnoteCharacters">
+  <w:style w:type="character" w:styleId="FootnoteCharacters" w:customStyle="1">
     <w:name w:val="Footnote Characters"/>
     <w:basedOn w:val="DefaultParagraphFont"/>
     <w:uiPriority w:val="99"/>
     <w:semiHidden/>
     <w:unhideWhenUsed/>
     <w:qFormat/>
-    <w:rsid w:val="007F060C"/>
+    <w:rsid w:val="007f060c"/>
     <w:rPr>
       <w:vertAlign w:val="superscript"/>
     </w:rPr>
   </w:style>
-  <w:style w:type="character" w:customStyle="1" w:styleId="FootnoteAnchor">
+  <w:style w:type="character" w:styleId="FootnoteAnchor" w:customStyle="1">
     <w:name w:val="Footnote Anchor"/>
     <w:rPr>
       <w:vertAlign w:val="superscript"/>
     </w:rPr>
   </w:style>
-  <w:style w:type="character" w:customStyle="1" w:styleId="EndnoteAnchor">
+  <w:style w:type="character" w:styleId="EndnoteAnchor" w:customStyle="1">
     <w:name w:val="Endnote Anchor"/>
     <w:rPr>
       <w:vertAlign w:val="superscript"/>
     </w:rPr>
   </w:style>
-  <w:style w:type="character" w:customStyle="1" w:styleId="EndnoteCharacters">
+  <w:style w:type="character" w:styleId="EndnoteCharacters" w:customStyle="1">
     <w:name w:val="Endnote Characters"/>
     <w:qFormat/>
+    <w:rPr/>
   </w:style>
-  <w:style w:type="character" w:customStyle="1" w:styleId="FootnoteTextChar">
+  <w:style w:type="character" w:styleId="FootnoteTextChar" w:customStyle="1">
     <w:name w:val="Footnote Text Char"/>
     <w:basedOn w:val="DefaultParagraphFont"/>
-    <w:link w:val="FootnoteText"/>
+    <w:link w:val="Footnote"/>
     <w:qFormat/>
-    <w:rsid w:val="007F060C"/>
+    <w:rsid w:val="007f060c"/>
     <w:rPr>
       <w:sz w:val="20"/>
       <w:szCs w:val="20"/>
     </w:rPr>
   </w:style>
-  <w:style w:type="paragraph" w:customStyle="1" w:styleId="Heading">
+  <w:style w:type="paragraph" w:styleId="Heading" w:customStyle="1">
     <w:name w:val="Heading"/>
     <w:basedOn w:val="Normal"/>
-    <w:next w:val="BodyText"/>
+    <w:next w:val="TextBody"/>
     <w:qFormat/>
     <w:pPr>
-      <w:keepNext/>
+      <w:keepNext w:val="true"/>
       <w:spacing w:before="240" w:after="120"/>
     </w:pPr>
     <w:rPr>
-      <w:rFonts w:ascii="Liberation Sans" w:eastAsia="Noto Sans CJK SC" w:hAnsi="Liberation Sans" w:cs="Noto Sans Devanagari"/>
+      <w:rFonts w:ascii="Liberation Sans" w:hAnsi="Liberation Sans" w:eastAsia="Noto Sans CJK SC" w:cs="Noto Sans Devanagari"/>
       <w:sz w:val="28"/>
       <w:szCs w:val="28"/>
     </w:rPr>
   </w:style>
-  <w:style w:type="paragraph" w:styleId="BodyText">
+  <w:style w:type="paragraph" w:styleId="TextBody">
     <w:name w:val="Body Text"/>
     <w:basedOn w:val="Normal"/>
     <w:pPr>
-      <w:spacing w:after="140" w:line="276" w:lineRule="auto"/>
+      <w:spacing w:lineRule="auto" w:line="276" w:before="0" w:after="140"/>
     </w:pPr>
+    <w:rPr/>
   </w:style>
   <w:style w:type="paragraph" w:styleId="List">
     <w:name w:val="List"/>
-    <w:basedOn w:val="BodyText"/>
+    <w:basedOn w:val="TextBody"/>
+    <w:pPr/>
     <w:rPr>
       <w:rFonts w:cs="Noto Sans Devanagari"/>
     </w:rPr>
   </w:style>
   <w:style w:type="paragraph" w:styleId="Caption">
+    <w:name w:val="Caption"/>
+    <w:basedOn w:val="Normal"/>
+    <w:qFormat/>
+    <w:pPr>
+      <w:suppressLineNumbers/>
+      <w:spacing w:before="120" w:after="120"/>
+    </w:pPr>
+    <w:rPr>
+      <w:rFonts w:cs="Noto Sans Devanagari"/>
+      <w:i/>
+      <w:iCs/>
+      <w:sz w:val="24"/>
+      <w:szCs w:val="24"/>
+    </w:rPr>
+  </w:style>
+  <w:style w:type="paragraph" w:styleId="Index" w:customStyle="1">
+    <w:name w:val="Index"/>
+    <w:basedOn w:val="Normal"/>
+    <w:qFormat/>
+    <w:pPr>
+      <w:suppressLineNumbers/>
+    </w:pPr>
+    <w:rPr>
+      <w:rFonts w:cs="Noto Sans Devanagari"/>
+    </w:rPr>
+  </w:style>
+  <w:style w:type="paragraph" w:styleId="Caption1">
     <w:name w:val="caption"/>
     <w:basedOn w:val="Normal"/>
     <w:qFormat/>
@@ -6216,17 +7170,6 @@
       <w:szCs w:val="24"/>
     </w:rPr>
   </w:style>
-  <w:style w:type="paragraph" w:customStyle="1" w:styleId="Index">
-    <w:name w:val="Index"/>
-    <w:basedOn w:val="Normal"/>
-    <w:qFormat/>
-    <w:pPr>
-      <w:suppressLineNumbers/>
-    </w:pPr>
-    <w:rPr>
-      <w:rFonts w:cs="Noto Sans Devanagari"/>
-    </w:rPr>
-  </w:style>
   <w:style w:type="paragraph" w:styleId="Title">
     <w:name w:val="Title"/>
     <w:basedOn w:val="Normal"/>
@@ -6234,37 +7177,46 @@
     <w:link w:val="TitleChar"/>
     <w:uiPriority w:val="10"/>
     <w:qFormat/>
-    <w:rsid w:val="00376A74"/>
+    <w:rsid w:val="00376a74"/>
     <w:pPr>
       <w:spacing w:before="240" w:after="120"/>
       <w:jc w:val="center"/>
       <w:outlineLvl w:val="0"/>
     </w:pPr>
     <w:rPr>
-      <w:rFonts w:asciiTheme="majorHAnsi" w:eastAsiaTheme="majorEastAsia" w:hAnsiTheme="majorHAnsi" w:cstheme="majorBidi"/>
+      <w:rFonts w:ascii="Calibri Light" w:hAnsi="Calibri Light" w:eastAsia="游ゴシック Light" w:cs="" w:asciiTheme="majorHAnsi" w:cstheme="majorBidi" w:eastAsiaTheme="majorEastAsia" w:hAnsiTheme="majorHAnsi"/>
       <w:sz w:val="32"/>
       <w:szCs w:val="32"/>
     </w:rPr>
   </w:style>
-  <w:style w:type="paragraph" w:styleId="IndexHeading">
+  <w:style w:type="paragraph" w:styleId="Indexheading">
     <w:name w:val="index heading"/>
     <w:basedOn w:val="Heading"/>
+    <w:qFormat/>
+    <w:pPr/>
+    <w:rPr/>
   </w:style>
-  <w:style w:type="paragraph" w:styleId="TOCHeading">
+  <w:style w:type="paragraph" w:styleId="IndexHeading1">
+    <w:name w:val="Index Heading"/>
+    <w:basedOn w:val="Heading"/>
+    <w:pPr/>
+    <w:rPr/>
+  </w:style>
+  <w:style w:type="paragraph" w:styleId="ContentsHeading">
     <w:name w:val="TOC Heading"/>
     <w:basedOn w:val="Heading1"/>
     <w:next w:val="Normal"/>
     <w:uiPriority w:val="39"/>
     <w:unhideWhenUsed/>
     <w:qFormat/>
-    <w:rsid w:val="00376A74"/>
+    <w:rsid w:val="00376a74"/>
     <w:pPr>
       <w:keepLines/>
       <w:spacing w:before="240" w:after="0"/>
       <w:outlineLvl w:val="9"/>
     </w:pPr>
     <w:rPr>
-      <w:color w:val="2F5496" w:themeColor="accent1" w:themeShade="BF"/>
+      <w:color w:val="2F5496" w:themeColor="accent1" w:themeShade="bf"/>
       <w:kern w:val="0"/>
       <w:sz w:val="32"/>
       <w:szCs w:val="32"/>
@@ -6272,76 +7224,86 @@
       <w14:ligatures w14:val="none"/>
     </w:rPr>
   </w:style>
-  <w:style w:type="paragraph" w:styleId="TOC1">
-    <w:name w:val="toc 1"/>
+  <w:style w:type="paragraph" w:styleId="Contents1">
+    <w:name w:val="TOC 1"/>
     <w:basedOn w:val="Normal"/>
     <w:next w:val="Normal"/>
     <w:autoRedefine/>
     <w:uiPriority w:val="39"/>
     <w:unhideWhenUsed/>
-    <w:rsid w:val="00376A74"/>
+    <w:rsid w:val="00376a74"/>
+    <w:pPr/>
+    <w:rPr/>
   </w:style>
-  <w:style w:type="paragraph" w:styleId="TOC2">
-    <w:name w:val="toc 2"/>
+  <w:style w:type="paragraph" w:styleId="Contents2">
+    <w:name w:val="TOC 2"/>
     <w:basedOn w:val="Normal"/>
     <w:next w:val="Normal"/>
     <w:autoRedefine/>
     <w:uiPriority w:val="39"/>
     <w:unhideWhenUsed/>
-    <w:rsid w:val="00376A74"/>
+    <w:rsid w:val="00376a74"/>
     <w:pPr>
-      <w:ind w:left="220"/>
+      <w:ind w:left="220" w:hanging="0"/>
     </w:pPr>
+    <w:rPr/>
   </w:style>
-  <w:style w:type="paragraph" w:styleId="TOC3">
-    <w:name w:val="toc 3"/>
+  <w:style w:type="paragraph" w:styleId="Contents3">
+    <w:name w:val="TOC 3"/>
     <w:basedOn w:val="Normal"/>
     <w:next w:val="Normal"/>
     <w:autoRedefine/>
     <w:uiPriority w:val="39"/>
     <w:unhideWhenUsed/>
-    <w:rsid w:val="00AB7E9E"/>
+    <w:rsid w:val="00ab7e9e"/>
     <w:pPr>
-      <w:ind w:left="440"/>
+      <w:ind w:left="440" w:hanging="0"/>
     </w:pPr>
+    <w:rPr/>
   </w:style>
-  <w:style w:type="paragraph" w:customStyle="1" w:styleId="HeaderandFooter">
+  <w:style w:type="paragraph" w:styleId="HeaderandFooter" w:customStyle="1">
     <w:name w:val="Header and Footer"/>
     <w:basedOn w:val="Normal"/>
     <w:qFormat/>
+    <w:pPr/>
+    <w:rPr/>
   </w:style>
   <w:style w:type="paragraph" w:styleId="Header">
-    <w:name w:val="header"/>
+    <w:name w:val="Header"/>
     <w:basedOn w:val="Normal"/>
     <w:link w:val="HeaderChar"/>
     <w:uiPriority w:val="99"/>
     <w:unhideWhenUsed/>
-    <w:rsid w:val="008A4387"/>
+    <w:rsid w:val="008a4387"/>
     <w:pPr>
       <w:tabs>
-        <w:tab w:val="center" w:pos="4252"/>
-        <w:tab w:val="right" w:pos="8504"/>
+        <w:tab w:val="clear" w:pos="720"/>
+        <w:tab w:val="center" w:pos="4252" w:leader="none"/>
+        <w:tab w:val="right" w:pos="8504" w:leader="none"/>
       </w:tabs>
-      <w:snapToGrid w:val="0"/>
+      <w:snapToGrid w:val="false"/>
     </w:pPr>
+    <w:rPr/>
   </w:style>
   <w:style w:type="paragraph" w:styleId="Footer">
-    <w:name w:val="footer"/>
+    <w:name w:val="Footer"/>
     <w:basedOn w:val="Normal"/>
     <w:link w:val="FooterChar"/>
     <w:uiPriority w:val="99"/>
     <w:unhideWhenUsed/>
-    <w:rsid w:val="008A4387"/>
+    <w:rsid w:val="008a4387"/>
     <w:pPr>
       <w:tabs>
-        <w:tab w:val="center" w:pos="4252"/>
-        <w:tab w:val="right" w:pos="8504"/>
+        <w:tab w:val="clear" w:pos="720"/>
+        <w:tab w:val="center" w:pos="4252" w:leader="none"/>
+        <w:tab w:val="right" w:pos="8504" w:leader="none"/>
       </w:tabs>
-      <w:snapToGrid w:val="0"/>
+      <w:snapToGrid w:val="false"/>
     </w:pPr>
+    <w:rPr/>
   </w:style>
-  <w:style w:type="paragraph" w:styleId="FootnoteText">
-    <w:name w:val="footnote text"/>
+  <w:style w:type="paragraph" w:styleId="Footnote">
+    <w:name w:val="Footnote Text"/>
     <w:basedOn w:val="Normal"/>
     <w:link w:val="FootnoteTextChar"/>
     <w:pPr>
@@ -6353,46 +7315,71 @@
       <w:szCs w:val="20"/>
     </w:rPr>
   </w:style>
-  <w:style w:type="paragraph" w:customStyle="1" w:styleId="Figure">
+  <w:style w:type="paragraph" w:styleId="Figure" w:customStyle="1">
     <w:name w:val="Figure"/>
-    <w:basedOn w:val="Caption"/>
+    <w:basedOn w:val="Caption1"/>
     <w:qFormat/>
+    <w:pPr/>
+    <w:rPr/>
   </w:style>
-  <w:style w:type="paragraph" w:customStyle="1" w:styleId="FrameContents">
+  <w:style w:type="paragraph" w:styleId="FrameContents" w:customStyle="1">
     <w:name w:val="Frame Contents"/>
     <w:basedOn w:val="Normal"/>
     <w:qFormat/>
+    <w:pPr/>
+    <w:rPr/>
   </w:style>
-  <w:style w:type="paragraph" w:customStyle="1" w:styleId="HorizontalLine">
+  <w:style w:type="paragraph" w:styleId="HorizontalLine" w:customStyle="1">
     <w:name w:val="Horizontal Line"/>
     <w:basedOn w:val="Normal"/>
-    <w:next w:val="BodyText"/>
+    <w:next w:val="TextBody"/>
     <w:qFormat/>
     <w:pPr>
       <w:suppressLineNumbers/>
       <w:pBdr>
         <w:bottom w:val="double" w:sz="2" w:space="0" w:color="808080"/>
       </w:pBdr>
-      <w:spacing w:after="283"/>
+      <w:spacing w:before="0" w:after="283"/>
     </w:pPr>
     <w:rPr>
       <w:sz w:val="12"/>
       <w:szCs w:val="12"/>
     </w:rPr>
   </w:style>
+  <w:style w:type="numbering" w:styleId="NoList" w:default="1">
+    <w:name w:val="No List"/>
+    <w:uiPriority w:val="99"/>
+    <w:semiHidden/>
+    <w:unhideWhenUsed/>
+    <w:qFormat/>
+  </w:style>
+  <w:style w:type="table" w:default="1" w:styleId="TableNormal">
+    <w:name w:val="Normal Table"/>
+    <w:uiPriority w:val="99"/>
+    <w:semiHidden/>
+    <w:unhideWhenUsed/>
+    <w:tblPr>
+      <w:tblCellMar>
+        <w:top w:w="0" w:type="dxa"/>
+        <w:left w:w="108" w:type="dxa"/>
+        <w:bottom w:w="0" w:type="dxa"/>
+        <w:right w:w="108" w:type="dxa"/>
+      </w:tblCellMar>
+    </w:tblPr>
+  </w:style>
   <w:style w:type="table" w:styleId="TableGrid">
     <w:name w:val="Table Grid"/>
     <w:basedOn w:val="TableNormal"/>
     <w:uiPriority w:val="39"/>
-    <w:rsid w:val="00DC47F3"/>
+    <w:rsid w:val="00dc47f3"/>
     <w:tblPr>
       <w:tblBorders>
-        <w:top w:val="single" w:sz="4" w:space="0" w:color="auto"/>
-        <w:left w:val="single" w:sz="4" w:space="0" w:color="auto"/>
-        <w:bottom w:val="single" w:sz="4" w:space="0" w:color="auto"/>
-        <w:right w:val="single" w:sz="4" w:space="0" w:color="auto"/>
-        <w:insideH w:val="single" w:sz="4" w:space="0" w:color="auto"/>
-        <w:insideV w:val="single" w:sz="4" w:space="0" w:color="auto"/>
+        <w:top w:val="single" w:color="auto" w:sz="4" w:space="0"/>
+        <w:left w:val="single" w:color="auto" w:sz="4" w:space="0"/>
+        <w:bottom w:val="single" w:color="auto" w:sz="4" w:space="0"/>
+        <w:right w:val="single" w:color="auto" w:sz="4" w:space="0"/>
+        <w:insideH w:val="single" w:color="auto" w:sz="4" w:space="0"/>
+        <w:insideV w:val="single" w:color="auto" w:sz="4" w:space="0"/>
       </w:tblBorders>
     </w:tblPr>
   </w:style>
@@ -6400,17 +7387,17 @@
     <w:name w:val="Grid Table 3 Accent 3"/>
     <w:basedOn w:val="TableNormal"/>
     <w:uiPriority w:val="48"/>
-    <w:rsid w:val="00DC47F3"/>
+    <w:rsid w:val="00dc47f3"/>
     <w:tblPr>
       <w:tblStyleRowBandSize w:val="1"/>
       <w:tblStyleColBandSize w:val="1"/>
       <w:tblBorders>
-        <w:top w:val="single" w:sz="4" w:space="0" w:color="C9C9C9" w:themeColor="accent3" w:themeTint="99"/>
-        <w:left w:val="single" w:sz="4" w:space="0" w:color="C9C9C9" w:themeColor="accent3" w:themeTint="99"/>
-        <w:bottom w:val="single" w:sz="4" w:space="0" w:color="C9C9C9" w:themeColor="accent3" w:themeTint="99"/>
-        <w:right w:val="single" w:sz="4" w:space="0" w:color="C9C9C9" w:themeColor="accent3" w:themeTint="99"/>
-        <w:insideH w:val="single" w:sz="4" w:space="0" w:color="C9C9C9" w:themeColor="accent3" w:themeTint="99"/>
-        <w:insideV w:val="single" w:sz="4" w:space="0" w:color="C9C9C9" w:themeColor="accent3" w:themeTint="99"/>
+        <w:top w:val="single" w:color="C9C9C9" w:themeColor="accent3" w:themeTint="99" w:sz="4" w:space="0"/>
+        <w:left w:val="single" w:color="C9C9C9" w:themeColor="accent3" w:themeTint="99" w:sz="4" w:space="0"/>
+        <w:bottom w:val="single" w:color="C9C9C9" w:themeColor="accent3" w:themeTint="99" w:sz="4" w:space="0"/>
+        <w:right w:val="single" w:color="C9C9C9" w:themeColor="accent3" w:themeTint="99" w:sz="4" w:space="0"/>
+        <w:insideH w:val="single" w:color="C9C9C9" w:themeColor="accent3" w:themeTint="99" w:sz="4" w:space="0"/>
+        <w:insideV w:val="single" w:color="C9C9C9" w:themeColor="accent3" w:themeTint="99" w:sz="4" w:space="0"/>
       </w:tblBorders>
     </w:tblPr>
     <w:tblStylePr w:type="firstRow">
@@ -6498,7 +7485,7 @@
       <w:tblPr/>
       <w:tcPr>
         <w:tcBorders>
-          <w:bottom w:val="single" w:sz="4" w:space="0" w:color="A5A5A5" w:themeColor="accent3"/>
+          <w:bottom w:val="single" w:color="A5A5A5" w:themeColor="accent3" w:sz="4" w:space="0"/>
         </w:tcBorders>
       </w:tcPr>
     </w:tblStylePr>
@@ -6506,7 +7493,7 @@
       <w:tblPr/>
       <w:tcPr>
         <w:tcBorders>
-          <w:bottom w:val="single" w:sz="4" w:space="0" w:color="A5A5A5" w:themeColor="accent3"/>
+          <w:bottom w:val="single" w:color="A5A5A5" w:themeColor="accent3" w:sz="4" w:space="0"/>
         </w:tcBorders>
       </w:tcPr>
     </w:tblStylePr>
@@ -6514,7 +7501,7 @@
       <w:tblPr/>
       <w:tcPr>
         <w:tcBorders>
-          <w:top w:val="single" w:sz="4" w:space="0" w:color="A5A5A5" w:themeColor="accent3"/>
+          <w:top w:val="single" w:color="A5A5A5" w:themeColor="accent3" w:sz="4" w:space="0"/>
         </w:tcBorders>
       </w:tcPr>
     </w:tblStylePr>
@@ -6522,7 +7509,7 @@
       <w:tblPr/>
       <w:tcPr>
         <w:tcBorders>
-          <w:top w:val="single" w:sz="4" w:space="0" w:color="A5A5A5" w:themeColor="accent3"/>
+          <w:top w:val="single" w:color="A5A5A5" w:themeColor="accent3" w:sz="4" w:space="0"/>
         </w:tcBorders>
       </w:tcPr>
     </w:tblStylePr>

--- a/21/Necrofantasia analysis.docx
+++ b/21/Necrofantasia analysis.docx
@@ -49,10 +49,24 @@
         <w:p>
           <w:pPr>
             <w:pStyle w:val="ContentsHeading"/>
-            <w:rPr/>
+            <w:keepLines/>
+            <w:spacing w:before="240" w:after="0"/>
+            <w:rPr>
+              <w:color w:val="2F5496"/>
+              <w:kern w:val="0"/>
+              <w:sz w:val="32"/>
+              <w:szCs w:val="32"/>
+              <w:lang w:eastAsia="en-US"/>
+            </w:rPr>
           </w:pPr>
           <w:r>
-            <w:rPr/>
+            <w:rPr>
+              <w:color w:val="2F5496"/>
+              <w:kern w:val="0"/>
+              <w:sz w:val="32"/>
+              <w:szCs w:val="32"/>
+              <w:lang w:eastAsia="en-US"/>
+            </w:rPr>
             <w:t>目次</w:t>
           </w:r>
         </w:p>
@@ -375,10 +389,29 @@
     <w:p>
       <w:pPr>
         <w:pStyle w:val="Normal"/>
-        <w:rPr/>
-      </w:pPr>
-      <w:r>
-        <w:rPr/>
+        <w:widowControl/>
+        <w:suppressAutoHyphens w:val="true"/>
+        <w:bidi w:val="0"/>
+        <w:spacing w:lineRule="auto" w:line="259" w:before="0" w:after="160"/>
+        <w:jc w:val="left"/>
+        <w:rPr>
+          <w:rFonts w:ascii="Calibri" w:hAnsi="Calibri" w:eastAsia="游明朝" w:cs="Noto Sans Arabic"/>
+          <w:color w:val="auto"/>
+          <w:kern w:val="2"/>
+          <w:sz w:val="22"/>
+          <w:szCs w:val="22"/>
+          <w:lang w:val="en-US" w:eastAsia="ja-JP" w:bidi="ar-SA"/>
+        </w:rPr>
+      </w:pPr>
+      <w:r>
+        <w:rPr>
+          <w:rFonts w:eastAsia="游明朝" w:cs="Noto Sans Arabic"/>
+          <w:color w:val="auto"/>
+          <w:kern w:val="2"/>
+          <w:sz w:val="22"/>
+          <w:szCs w:val="22"/>
+          <w:lang w:val="en-US" w:eastAsia="ja-JP" w:bidi="ar-SA"/>
+        </w:rPr>
       </w:r>
     </w:p>
     <w:p>
@@ -443,7 +476,7 @@
     <w:p>
       <w:pPr>
         <w:pStyle w:val="Normal"/>
-        <w:ind w:firstLine="720"/>
+        <w:ind w:left="0" w:right="0" w:firstLine="720"/>
         <w:rPr/>
       </w:pPr>
       <w:r>
@@ -462,7 +495,7 @@
     <w:p>
       <w:pPr>
         <w:pStyle w:val="Normal"/>
-        <w:ind w:firstLine="720"/>
+        <w:ind w:left="0" w:right="0" w:firstLine="720"/>
         <w:rPr/>
       </w:pPr>
       <w:r>
@@ -494,7 +527,7 @@
         <mc:AlternateContent>
           <mc:Choice Requires="wps">
             <w:drawing>
-              <wp:anchor behindDoc="0" distT="0" distB="0" distL="111125" distR="114300" simplePos="0" locked="0" layoutInCell="0" allowOverlap="1" relativeHeight="2">
+              <wp:anchor behindDoc="0" distT="0" distB="0" distL="109855" distR="114300" simplePos="0" locked="0" layoutInCell="0" allowOverlap="1" relativeHeight="9">
                 <wp:simplePos x="0" y="0"/>
                 <wp:positionH relativeFrom="column">
                   <wp:posOffset>3949065</wp:posOffset>
@@ -503,7 +536,7 @@
                   <wp:posOffset>149225</wp:posOffset>
                 </wp:positionV>
                 <wp:extent cx="2205355" cy="2595880"/>
-                <wp:effectExtent l="0" t="0" r="0" b="0"/>
+                <wp:effectExtent l="635" t="0" r="0" b="0"/>
                 <wp:wrapSquare wrapText="bothSides"/>
                 <wp:docPr id="1" name="Frame1"/>
                 <a:graphic xmlns:a="http://schemas.openxmlformats.org/drawingml/2006/main">
@@ -538,11 +571,7 @@
                               <w:pStyle w:val="Figure"/>
                               <w:spacing w:before="120" w:after="120"/>
                               <w:jc w:val="center"/>
-                              <w:rPr>
-                                <w:i w:val="false"/>
-                                <w:i w:val="false"/>
-                                <w:iCs w:val="false"/>
-                              </w:rPr>
+                              <w:rPr/>
                             </w:pPr>
                             <w:bookmarkStart w:id="2" w:name="__RefHeading___Toc182_3269620353"/>
                             <w:bookmarkStart w:id="3" w:name="_Ref184933661"/>
@@ -680,11 +709,7 @@
                         <w:pStyle w:val="Figure"/>
                         <w:spacing w:before="120" w:after="120"/>
                         <w:jc w:val="center"/>
-                        <w:rPr>
-                          <w:i w:val="false"/>
-                          <w:i w:val="false"/>
-                          <w:iCs w:val="false"/>
-                        </w:rPr>
+                        <w:rPr/>
                       </w:pPr>
                       <w:bookmarkStart w:id="6" w:name="__RefHeading___Toc182_3269620353"/>
                       <w:bookmarkStart w:id="7" w:name="_Ref184933661"/>
@@ -995,7 +1020,7 @@
         <mc:AlternateContent>
           <mc:Choice Requires="wps">
             <w:drawing>
-              <wp:anchor behindDoc="0" distT="0" distB="0" distL="0" distR="0" simplePos="0" locked="0" layoutInCell="0" allowOverlap="1" relativeHeight="14">
+              <wp:anchor behindDoc="0" distT="0" distB="0" distL="0" distR="0" simplePos="0" locked="0" layoutInCell="0" allowOverlap="1" relativeHeight="15">
                 <wp:simplePos x="0" y="0"/>
                 <wp:positionH relativeFrom="column">
                   <wp:posOffset>2616835</wp:posOffset>
@@ -1039,11 +1064,7 @@
                               <w:pStyle w:val="Figure"/>
                               <w:spacing w:before="120" w:after="120"/>
                               <w:jc w:val="center"/>
-                              <w:rPr>
-                                <w:i w:val="false"/>
-                                <w:i w:val="false"/>
-                                <w:iCs w:val="false"/>
-                              </w:rPr>
+                              <w:rPr/>
                             </w:pPr>
                             <w:r>
                               <w:rPr/>
@@ -1175,11 +1196,7 @@
                         <w:pStyle w:val="Figure"/>
                         <w:spacing w:before="120" w:after="120"/>
                         <w:jc w:val="center"/>
-                        <w:rPr>
-                          <w:i w:val="false"/>
-                          <w:i w:val="false"/>
-                          <w:iCs w:val="false"/>
-                        </w:rPr>
+                        <w:rPr/>
                       </w:pPr>
                       <w:r>
                         <w:rPr/>
@@ -1416,9 +1433,7 @@
     <w:p>
       <w:pPr>
         <w:pStyle w:val="Heading2"/>
-        <w:rPr>
-          <w:lang w:val="en-GB"/>
-        </w:rPr>
+        <w:rPr/>
       </w:pPr>
       <w:bookmarkStart w:id="16" w:name="__RefHeading___Toc188_3269620353"/>
       <w:bookmarkEnd w:id="16"/>
@@ -1451,9 +1466,7 @@
     <w:p>
       <w:pPr>
         <w:pStyle w:val="Normal"/>
-        <w:rPr>
-          <w:lang w:val="en-GB"/>
-        </w:rPr>
+        <w:rPr/>
       </w:pPr>
       <w:r>
         <w:rPr/>
@@ -1499,16 +1512,14 @@
     <w:p>
       <w:pPr>
         <w:pStyle w:val="Normal"/>
-        <w:rPr>
-          <w:lang w:val="en-GB"/>
-        </w:rPr>
+        <w:rPr/>
       </w:pPr>
       <w:r>
         <w:rPr/>
         <mc:AlternateContent>
           <mc:Choice Requires="wps">
             <w:drawing>
-              <wp:anchor behindDoc="0" distT="635" distB="3810" distL="0" distR="3810" simplePos="0" locked="0" layoutInCell="0" allowOverlap="1" relativeHeight="12">
+              <wp:anchor behindDoc="0" distT="635" distB="0" distL="0" distR="0" simplePos="0" locked="0" layoutInCell="0" allowOverlap="1" relativeHeight="20">
                 <wp:simplePos x="0" y="0"/>
                 <wp:positionH relativeFrom="column">
                   <wp:posOffset>4358005</wp:posOffset>
@@ -1520,11 +1531,11 @@
                 <wp:effectExtent l="635" t="635" r="635" b="635"/>
                 <wp:wrapThrough wrapText="largest">
                   <wp:wrapPolygon edited="0">
-                    <wp:start x="0" y="0"/>
-                    <wp:lineTo x="0" y="21536"/>
-                    <wp:lineTo x="21563" y="21536"/>
-                    <wp:lineTo x="21563" y="0"/>
+                    <wp:start x="0" y="21600"/>
                     <wp:lineTo x="0" y="0"/>
+                    <wp:lineTo x="21600" y="0"/>
+                    <wp:lineTo x="21600" y="21600"/>
+                    <wp:lineTo x="0" y="21600"/>
                   </wp:wrapPolygon>
                 </wp:wrapThrough>
                 <wp:docPr id="9" name="Text Frame 1"/>
@@ -1566,6 +1577,7 @@
                               <w:spacing w:lineRule="auto" w:line="240" w:before="0" w:after="0"/>
                               <w:rPr>
                                 <w:color w:val="000000"/>
+                                <w:u w:val="single"/>
                               </w:rPr>
                             </w:pPr>
                             <w:r>
@@ -1595,9 +1607,7 @@
                             <w:pPr>
                               <w:pStyle w:val="FrameContents"/>
                               <w:spacing w:lineRule="auto" w:line="240" w:before="0" w:after="0"/>
-                              <w:rPr>
-                                <w:color w:val="000000"/>
-                              </w:rPr>
+                              <w:rPr/>
                             </w:pPr>
                             <w:r>
                               <w:rPr>
@@ -1630,6 +1640,7 @@
                         <w:spacing w:lineRule="auto" w:line="240" w:before="0" w:after="0"/>
                         <w:rPr>
                           <w:color w:val="000000"/>
+                          <w:u w:val="single"/>
                         </w:rPr>
                       </w:pPr>
                       <w:r>
@@ -1659,9 +1670,7 @@
                       <w:pPr>
                         <w:pStyle w:val="FrameContents"/>
                         <w:spacing w:lineRule="auto" w:line="240" w:before="0" w:after="0"/>
-                        <w:rPr>
-                          <w:color w:val="000000"/>
-                        </w:rPr>
+                        <w:rPr/>
                       </w:pPr>
                       <w:r>
                         <w:rPr>
@@ -1691,7 +1700,7 @@
         <mc:AlternateContent>
           <mc:Choice Requires="wps">
             <w:drawing>
-              <wp:anchor behindDoc="0" distT="0" distB="0" distL="0" distR="0" simplePos="0" locked="0" layoutInCell="0" allowOverlap="1" relativeHeight="17">
+              <wp:anchor behindDoc="0" distT="0" distB="0" distL="0" distR="0" simplePos="0" locked="0" layoutInCell="0" allowOverlap="1" relativeHeight="22">
                 <wp:simplePos x="0" y="0"/>
                 <wp:positionH relativeFrom="column">
                   <wp:posOffset>36830</wp:posOffset>
@@ -1735,11 +1744,7 @@
                               <w:pStyle w:val="Figure"/>
                               <w:spacing w:before="120" w:after="120"/>
                               <w:jc w:val="center"/>
-                              <w:rPr>
-                                <w:i w:val="false"/>
-                                <w:i w:val="false"/>
-                                <w:iCs w:val="false"/>
-                              </w:rPr>
+                              <w:rPr/>
                             </w:pPr>
                             <w:bookmarkStart w:id="17" w:name="_Ref184933719"/>
                             <w:r>
@@ -1873,11 +1878,7 @@
                         <w:pStyle w:val="Figure"/>
                         <w:spacing w:before="120" w:after="120"/>
                         <w:jc w:val="center"/>
-                        <w:rPr>
-                          <w:i w:val="false"/>
-                          <w:i w:val="false"/>
-                          <w:iCs w:val="false"/>
-                        </w:rPr>
+                        <w:rPr/>
                       </w:pPr>
                       <w:bookmarkStart w:id="19" w:name="_Ref184933719"/>
                       <w:r>
@@ -2004,9 +2005,7 @@
     <w:p>
       <w:pPr>
         <w:pStyle w:val="Normal"/>
-        <w:rPr>
-          <w:lang w:val="en-GB"/>
-        </w:rPr>
+        <w:rPr/>
       </w:pPr>
       <w:r>
         <w:rPr/>
@@ -2154,9 +2153,7 @@
     <w:p>
       <w:pPr>
         <w:pStyle w:val="Normal"/>
-        <w:rPr>
-          <w:lang w:val="en-GB"/>
-        </w:rPr>
+        <w:rPr/>
       </w:pPr>
       <w:r>
         <w:rPr/>
@@ -2454,12 +2451,12 @@
     <w:p>
       <w:pPr>
         <w:pStyle w:val="Normal"/>
-        <w:ind w:firstLine="720"/>
+        <w:ind w:left="0" w:right="0" w:firstLine="720"/>
         <w:rPr/>
       </w:pPr>
       <w:r>
         <w:drawing>
-          <wp:anchor behindDoc="0" distT="0" distB="0" distL="114300" distR="114300" simplePos="0" locked="0" layoutInCell="0" allowOverlap="1" relativeHeight="19">
+          <wp:anchor behindDoc="0" distT="0" distB="0" distL="114300" distR="114300" simplePos="0" locked="0" layoutInCell="0" allowOverlap="1" relativeHeight="17">
             <wp:simplePos x="0" y="0"/>
             <wp:positionH relativeFrom="column">
               <wp:posOffset>3148965</wp:posOffset>
@@ -2520,7 +2517,7 @@
     <w:p>
       <w:pPr>
         <w:pStyle w:val="Normal"/>
-        <w:ind w:firstLine="720"/>
+        <w:ind w:left="0" w:right="0" w:firstLine="720"/>
         <w:rPr/>
       </w:pPr>
       <w:r>
@@ -2581,7 +2578,7 @@
         <mc:AlternateContent>
           <mc:Choice Requires="wps">
             <w:drawing>
-              <wp:anchor behindDoc="0" distT="0" distB="6350" distL="113665" distR="118110" simplePos="0" locked="0" layoutInCell="0" allowOverlap="1" relativeHeight="20" wp14:anchorId="0D2F5522">
+              <wp:anchor behindDoc="0" distT="0" distB="6350" distL="113665" distR="118110" simplePos="0" locked="0" layoutInCell="0" allowOverlap="1" relativeHeight="7">
                 <wp:simplePos x="0" y="0"/>
                 <wp:positionH relativeFrom="column">
                   <wp:posOffset>3150235</wp:posOffset>
@@ -2625,12 +2622,7 @@
                               <w:pStyle w:val="Caption1"/>
                               <w:spacing w:before="120" w:after="120"/>
                               <w:jc w:val="center"/>
-                              <w:rPr>
-                                <w:i w:val="false"/>
-                                <w:i w:val="false"/>
-                                <w:iCs w:val="false"/>
-                                <w:sz w:val="22"/>
-                              </w:rPr>
+                              <w:rPr/>
                             </w:pPr>
                             <w:r>
                               <w:rPr>
@@ -2660,7 +2652,6 @@
                         </w:txbxContent>
                       </wps:txbx>
                       <wps:bodyPr lIns="0" rIns="0" tIns="0" bIns="0" anchor="t">
-                        <a:prstTxWarp prst="textNoShape"/>
                         <a:noAutofit/>
                       </wps:bodyPr>
                     </wps:wsp>
@@ -2671,7 +2662,7 @@
           </mc:Choice>
           <mc:Fallback>
             <w:pict>
-              <v:rect id="shape_0" ID="Text Box 1" path="m0,0l-2147483645,0l-2147483645,-2147483646l0,-2147483646xe" fillcolor="white" stroked="f" o:allowincell="f" style="position:absolute;margin-left:248.05pt;margin-top:111.6pt;width:274.1pt;height:20.5pt;mso-wrap-style:square;v-text-anchor:top" wp14:anchorId="0D2F5522">
+              <v:rect id="shape_0" ID="Text Box 1" path="m0,0l-2147483645,0l-2147483645,-2147483646l0,-2147483646xe" fillcolor="white" stroked="f" o:allowincell="f" style="position:absolute;margin-left:248.05pt;margin-top:111.6pt;width:274.1pt;height:20.5pt;mso-wrap-style:square;v-text-anchor:top">
                 <v:fill o:detectmouseclick="t" type="solid" color2="black"/>
                 <v:stroke color="#3465a4" joinstyle="round" endcap="flat"/>
                 <v:textbox>
@@ -2681,12 +2672,7 @@
                         <w:pStyle w:val="Caption1"/>
                         <w:spacing w:before="120" w:after="120"/>
                         <w:jc w:val="center"/>
-                        <w:rPr>
-                          <w:i w:val="false"/>
-                          <w:i w:val="false"/>
-                          <w:iCs w:val="false"/>
-                          <w:sz w:val="22"/>
-                        </w:rPr>
+                        <w:rPr/>
                       </w:pPr>
                       <w:r>
                         <w:rPr>
@@ -2756,7 +2742,7 @@
       <w:r>
         <w:rPr>
           <w:rStyle w:val="FootnoteAnchor"/>
-          <w:rFonts w:cs="Calibri" w:cstheme="minorHAnsi"/>
+          <w:rFonts w:cs="Calibri"/>
         </w:rPr>
         <w:footnoteReference w:id="5"/>
       </w:r>
@@ -3134,9 +3120,7 @@
         <w:t>F#</w:t>
       </w:r>
       <w:r>
-        <w:rPr>
-          <w:rFonts w:ascii="Calibri" w:hAnsi="Calibri"/>
-        </w:rPr>
+        <w:rPr/>
         <w:t>7</w:t>
       </w:r>
       <w:r>
@@ -3152,11 +3136,8 @@
         <w:t>F</w:t>
       </w:r>
       <w:r>
-        <w:rPr>
-          <w:rFonts w:ascii="ScaleDegrees Times" w:hAnsi="ScaleDegrees Times"/>
-        </w:rPr>
         <w:drawing>
-          <wp:anchor behindDoc="0" distT="0" distB="0" distL="0" distR="0" simplePos="0" locked="0" layoutInCell="0" allowOverlap="1" relativeHeight="30">
+          <wp:anchor behindDoc="0" distT="0" distB="0" distL="0" distR="0" simplePos="0" locked="0" layoutInCell="0" allowOverlap="1" relativeHeight="6">
             <wp:simplePos x="0" y="0"/>
             <wp:positionH relativeFrom="column">
               <wp:align>center</wp:align>
@@ -3217,7 +3198,7 @@
         <mc:AlternateContent>
           <mc:Choice Requires="wps">
             <w:drawing>
-              <wp:anchor behindDoc="0" distT="635" distB="3810" distL="0" distR="3810" simplePos="0" locked="0" layoutInCell="0" allowOverlap="1" relativeHeight="28">
+              <wp:anchor behindDoc="0" distT="635" distB="0" distL="0" distR="0" simplePos="0" locked="0" layoutInCell="0" allowOverlap="1" relativeHeight="11">
                 <wp:simplePos x="0" y="0"/>
                 <wp:positionH relativeFrom="column">
                   <wp:posOffset>-52070</wp:posOffset>
@@ -3229,11 +3210,11 @@
                 <wp:effectExtent l="635" t="635" r="635" b="635"/>
                 <wp:wrapThrough wrapText="largest">
                   <wp:wrapPolygon edited="0">
-                    <wp:start x="0" y="0"/>
-                    <wp:lineTo x="0" y="21536"/>
-                    <wp:lineTo x="21563" y="21536"/>
-                    <wp:lineTo x="21563" y="0"/>
+                    <wp:start x="0" y="21600"/>
                     <wp:lineTo x="0" y="0"/>
+                    <wp:lineTo x="21600" y="0"/>
+                    <wp:lineTo x="21600" y="21600"/>
+                    <wp:lineTo x="0" y="21600"/>
                   </wp:wrapPolygon>
                 </wp:wrapThrough>
                 <wp:docPr id="19" name="Text Frame 3"/>
@@ -3275,6 +3256,7 @@
                               <w:spacing w:lineRule="auto" w:line="240" w:before="0" w:after="0"/>
                               <w:rPr>
                                 <w:color w:val="000000"/>
+                                <w:u w:val="single"/>
                               </w:rPr>
                             </w:pPr>
                             <w:r>
@@ -3296,9 +3278,7 @@
                             <w:pPr>
                               <w:pStyle w:val="FrameContents"/>
                               <w:spacing w:lineRule="auto" w:line="240" w:before="0" w:after="0"/>
-                              <w:rPr>
-                                <w:color w:val="000000"/>
-                              </w:rPr>
+                              <w:rPr/>
                             </w:pPr>
                             <w:r>
                               <w:rPr>
@@ -3484,6 +3464,7 @@
                         <w:spacing w:lineRule="auto" w:line="240" w:before="0" w:after="0"/>
                         <w:rPr>
                           <w:color w:val="000000"/>
+                          <w:u w:val="single"/>
                         </w:rPr>
                       </w:pPr>
                       <w:r>
@@ -3505,9 +3486,7 @@
                       <w:pPr>
                         <w:pStyle w:val="FrameContents"/>
                         <w:spacing w:lineRule="auto" w:line="240" w:before="0" w:after="0"/>
-                        <w:rPr>
-                          <w:color w:val="000000"/>
-                        </w:rPr>
+                        <w:rPr/>
                       </w:pPr>
                       <w:r>
                         <w:rPr>
@@ -3694,7 +3673,7 @@
       <w:r>
         <w:rPr/>
         <w:drawing>
-          <wp:anchor behindDoc="0" distT="0" distB="0" distL="0" distR="0" simplePos="0" locked="0" layoutInCell="0" allowOverlap="1" relativeHeight="31">
+          <wp:anchor behindDoc="0" distT="0" distB="0" distL="0" distR="0" simplePos="0" locked="0" layoutInCell="0" allowOverlap="1" relativeHeight="19">
             <wp:simplePos x="0" y="0"/>
             <wp:positionH relativeFrom="column">
               <wp:posOffset>2503170</wp:posOffset>
@@ -3743,11 +3722,7 @@
     <w:p>
       <w:pPr>
         <w:pStyle w:val="Heading2"/>
-        <w:rPr>
-          <w:b/>
-          <w:b/>
-          <w:bCs/>
-        </w:rPr>
+        <w:rPr/>
       </w:pPr>
       <w:bookmarkStart w:id="23" w:name="__RefHeading___Toc192_3269620353"/>
       <w:bookmarkStart w:id="24" w:name="_Toc184402382"/>
@@ -3807,19 +3782,7 @@
         <w:rPr>
           <w:rFonts w:ascii="ScaleDegrees Times" w:hAnsi="ScaleDegrees Times"/>
         </w:rPr>
-        <w:t>の上で鳴っていうくのが基本パターンです。特に音を取ってい</w:t>
-      </w:r>
-      <w:r>
-        <w:rPr>
-          <w:rFonts w:ascii="ScaleDegrees Times" w:hAnsi="ScaleDegrees Times"/>
-        </w:rPr>
-        <w:t>く</w:t>
-      </w:r>
-      <w:r>
-        <w:rPr>
-          <w:rFonts w:ascii="ScaleDegrees Times" w:hAnsi="ScaleDegrees Times"/>
-        </w:rPr>
-        <w:t>間におもしろかったのが、</w:t>
+        <w:t>の上で鳴っていうくのが基本パターンです。特に音を取っていく間におもしろかったのが、</w:t>
       </w:r>
       <w:r>
         <w:rPr>
@@ -3867,7 +3830,24 @@
         <w:rPr>
           <w:rFonts w:ascii="ScaleDegrees Times" w:hAnsi="ScaleDegrees Times"/>
         </w:rPr>
-        <w:t>であると判断しました。メロディーとコード進行だけをとっていると、ドミナント役の</w:t>
+        <w:t>であると判断しました。メロディーと</w:t>
+      </w:r>
+      <w:r>
+        <w:rPr>
+          <w:rFonts w:ascii="ScaleDegrees Times" w:hAnsi="ScaleDegrees Times"/>
+          <w:color w:val="auto"/>
+          <w:kern w:val="2"/>
+          <w:sz w:val="22"/>
+          <w:szCs w:val="22"/>
+          <w:lang w:val="en-US" w:eastAsia="ja-JP" w:bidi="ar-SA"/>
+        </w:rPr>
+        <w:t>ベース</w:t>
+      </w:r>
+      <w:r>
+        <w:rPr>
+          <w:rFonts w:ascii="ScaleDegrees Times" w:hAnsi="ScaleDegrees Times"/>
+        </w:rPr>
+        <w:t>だけをとっていると、ドミナント役の</w:t>
       </w:r>
       <w:r>
         <w:rPr>
@@ -3879,7 +3859,7 @@
         <w:rPr>
           <w:rFonts w:ascii="ScaleDegrees Times" w:hAnsi="ScaleDegrees Times"/>
         </w:rPr>
-        <w:t>を打ちたくなるところですが（手元に楽器がある人はどうぞ試してみてください）、</w:t>
+        <w:t>を打ちたくなるところですが、</w:t>
       </w:r>
       <w:r>
         <w:rPr>
@@ -3900,11 +3880,8 @@
         <w:t>Am</w:t>
       </w:r>
       <w:r>
-        <w:rPr>
-          <w:rFonts w:ascii="ScaleDegrees Times" w:hAnsi="ScaleDegrees Times"/>
-        </w:rPr>
         <w:drawing>
-          <wp:anchor behindDoc="0" distT="0" distB="0" distL="0" distR="0" simplePos="0" locked="0" layoutInCell="0" allowOverlap="1" relativeHeight="32">
+          <wp:anchor behindDoc="0" distT="0" distB="0" distL="0" distR="0" simplePos="0" locked="0" layoutInCell="0" allowOverlap="1" relativeHeight="13">
             <wp:simplePos x="0" y="0"/>
             <wp:positionH relativeFrom="column">
               <wp:posOffset>-12700</wp:posOffset>
@@ -3975,7 +3952,7 @@
       </w:r>
       <w:r>
         <w:rPr/>
-        <w:t>小節目でハモリが中で</w:t>
+        <w:t>小節目でハモリが</w:t>
       </w:r>
       <w:r>
         <w:rPr/>
@@ -4016,6 +3993,27 @@
       <w:r>
         <w:rPr/>
         <w:t>コードで終止するのは昔から存在するテクニックで、ピカルディーの三度と呼ばれたりします。このピカルディーの三度ですが、実はこの曲の中でかなり素晴らしい働きぶりをみせてくれます。</w:t>
+      </w:r>
+    </w:p>
+    <w:p>
+      <w:pPr>
+        <w:pStyle w:val="Normal"/>
+        <w:rPr/>
+      </w:pPr>
+      <w:r>
+        <w:rPr/>
+        <w:tab/>
+      </w:r>
+      <w:r>
+        <w:rPr>
+          <w:rFonts w:ascii="Calibri" w:hAnsi="Calibri"/>
+          <w:color w:val="auto"/>
+          <w:kern w:val="2"/>
+          <w:sz w:val="22"/>
+          <w:szCs w:val="22"/>
+          <w:lang w:val="en-US" w:eastAsia="ja-JP" w:bidi="ar-SA"/>
+        </w:rPr>
+        <w:t>４ループ目で、半音下転調</w:t>
       </w:r>
     </w:p>
     <w:p>
@@ -4104,7 +4102,7 @@
         <mc:AlternateContent>
           <mc:Choice Requires="wps">
             <w:drawing>
-              <wp:anchor behindDoc="0" distT="0" distB="0" distL="0" distR="0" simplePos="0" locked="0" layoutInCell="0" allowOverlap="1" relativeHeight="6">
+              <wp:anchor behindDoc="0" distT="0" distB="0" distL="0" distR="0" simplePos="0" locked="0" layoutInCell="0" allowOverlap="1" relativeHeight="24">
                 <wp:simplePos x="0" y="0"/>
                 <wp:positionH relativeFrom="column">
                   <wp:posOffset>3773170</wp:posOffset>
@@ -4113,7 +4111,7 @@
                   <wp:posOffset>250825</wp:posOffset>
                 </wp:positionV>
                 <wp:extent cx="2706370" cy="1490345"/>
-                <wp:effectExtent l="0" t="0" r="0" b="0"/>
+                <wp:effectExtent l="0" t="635" r="0" b="0"/>
                 <wp:wrapSquare wrapText="largest"/>
                 <wp:docPr id="23" name="Frame5"/>
                 <a:graphic xmlns:a="http://schemas.openxmlformats.org/drawingml/2006/main">
@@ -4148,11 +4146,7 @@
                               <w:pStyle w:val="Figure"/>
                               <w:spacing w:lineRule="auto" w:line="163" w:before="120" w:after="120"/>
                               <w:jc w:val="center"/>
-                              <w:rPr>
-                                <w:i w:val="false"/>
-                                <w:i w:val="false"/>
-                                <w:iCs w:val="false"/>
-                              </w:rPr>
+                              <w:rPr/>
                             </w:pPr>
                             <w:r>
                               <w:rPr/>
@@ -4290,11 +4284,7 @@
                         <w:pStyle w:val="Figure"/>
                         <w:spacing w:lineRule="auto" w:line="163" w:before="120" w:after="120"/>
                         <w:jc w:val="center"/>
-                        <w:rPr>
-                          <w:i w:val="false"/>
-                          <w:i w:val="false"/>
-                          <w:iCs w:val="false"/>
-                        </w:rPr>
+                        <w:rPr/>
                       </w:pPr>
                       <w:r>
                         <w:rPr/>
@@ -4427,7 +4417,7 @@
         <w:pStyle w:val="Normal"/>
         <w:numPr>
           <w:ilvl w:val="0"/>
-          <w:numId w:val="1"/>
+          <w:numId w:val="2"/>
         </w:numPr>
         <w:rPr/>
       </w:pPr>
@@ -4453,9 +4443,11 @@
         <w:pStyle w:val="Normal"/>
         <w:numPr>
           <w:ilvl w:val="0"/>
-          <w:numId w:val="1"/>
+          <w:numId w:val="2"/>
         </w:numPr>
-        <w:rPr/>
+        <w:rPr>
+          <w:rFonts w:ascii="ScaleDegrees Times" w:hAnsi="ScaleDegrees Times"/>
+        </w:rPr>
       </w:pPr>
       <w:r>
         <w:rPr>
@@ -4481,9 +4473,11 @@
         <w:pStyle w:val="Normal"/>
         <w:numPr>
           <w:ilvl w:val="0"/>
-          <w:numId w:val="1"/>
+          <w:numId w:val="2"/>
         </w:numPr>
-        <w:rPr/>
+        <w:rPr>
+          <w:rFonts w:ascii="ScaleDegrees Times" w:hAnsi="ScaleDegrees Times"/>
+        </w:rPr>
       </w:pPr>
       <w:r>
         <w:rPr>
@@ -4519,13 +4513,15 @@
     <w:p>
       <w:pPr>
         <w:pStyle w:val="Normal"/>
-        <w:rPr/>
+        <w:rPr>
+          <w:rFonts w:ascii="ScaleDegrees Times" w:hAnsi="ScaleDegrees Times"/>
+        </w:rPr>
       </w:pPr>
       <w:r>
         <mc:AlternateContent>
           <mc:Choice Requires="wps">
             <w:drawing>
-              <wp:anchor behindDoc="0" distT="0" distB="0" distL="0" distR="0" simplePos="0" locked="0" layoutInCell="0" allowOverlap="1" relativeHeight="8">
+              <wp:anchor behindDoc="0" distT="0" distB="0" distL="0" distR="0" simplePos="0" locked="0" layoutInCell="0" allowOverlap="1" relativeHeight="27">
                 <wp:simplePos x="0" y="0"/>
                 <wp:positionH relativeFrom="column">
                   <wp:posOffset>3785870</wp:posOffset>
@@ -4569,11 +4565,7 @@
                               <w:pStyle w:val="Figure"/>
                               <w:spacing w:lineRule="auto" w:line="163" w:before="120" w:after="120"/>
                               <w:jc w:val="center"/>
-                              <w:rPr>
-                                <w:i w:val="false"/>
-                                <w:i w:val="false"/>
-                                <w:iCs w:val="false"/>
-                              </w:rPr>
+                              <w:rPr/>
                             </w:pPr>
                             <w:r>
                               <w:rPr/>
@@ -4703,11 +4695,7 @@
                         <w:pStyle w:val="Figure"/>
                         <w:spacing w:lineRule="auto" w:line="163" w:before="120" w:after="120"/>
                         <w:jc w:val="center"/>
-                        <w:rPr>
-                          <w:i w:val="false"/>
-                          <w:i w:val="false"/>
-                          <w:iCs w:val="false"/>
-                        </w:rPr>
+                        <w:rPr/>
                       </w:pPr>
                       <w:r>
                         <w:rPr/>
@@ -4834,9 +4822,11 @@
         <w:pStyle w:val="Normal"/>
         <w:numPr>
           <w:ilvl w:val="0"/>
-          <w:numId w:val="1"/>
+          <w:numId w:val="2"/>
         </w:numPr>
-        <w:rPr/>
+        <w:rPr>
+          <w:rFonts w:ascii="ScaleDegrees Times" w:hAnsi="ScaleDegrees Times"/>
+        </w:rPr>
       </w:pPr>
       <w:r>
         <w:rPr>
@@ -4850,9 +4840,11 @@
         <w:pStyle w:val="Normal"/>
         <w:numPr>
           <w:ilvl w:val="0"/>
-          <w:numId w:val="1"/>
+          <w:numId w:val="2"/>
         </w:numPr>
-        <w:rPr/>
+        <w:rPr>
+          <w:rFonts w:ascii="ScaleDegrees Times" w:hAnsi="ScaleDegrees Times"/>
+        </w:rPr>
       </w:pPr>
       <w:r>
         <w:rPr>
@@ -4866,9 +4858,11 @@
         <w:pStyle w:val="Normal"/>
         <w:numPr>
           <w:ilvl w:val="0"/>
-          <w:numId w:val="1"/>
+          <w:numId w:val="2"/>
         </w:numPr>
-        <w:rPr/>
+        <w:rPr>
+          <w:rFonts w:ascii="ScaleDegrees Times" w:hAnsi="ScaleDegrees Times"/>
+        </w:rPr>
       </w:pPr>
       <w:r>
         <w:rPr>
@@ -4880,7 +4874,9 @@
     <w:p>
       <w:pPr>
         <w:pStyle w:val="Normal"/>
-        <w:rPr/>
+        <w:rPr>
+          <w:rFonts w:ascii="ScaleDegrees Times" w:hAnsi="ScaleDegrees Times"/>
+        </w:rPr>
       </w:pPr>
       <w:r>
         <mc:AlternateContent>
@@ -4895,7 +4891,7 @@
                   <wp:posOffset>466725</wp:posOffset>
                 </wp:positionV>
                 <wp:extent cx="3435985" cy="2088515"/>
-                <wp:effectExtent l="0" t="0" r="0" b="0"/>
+                <wp:effectExtent l="0" t="635" r="0" b="0"/>
                 <wp:wrapSquare wrapText="largest"/>
                 <wp:docPr id="31" name="Frame7"/>
                 <a:graphic xmlns:a="http://schemas.openxmlformats.org/drawingml/2006/main">
@@ -4930,11 +4926,7 @@
                               <w:pStyle w:val="Figure"/>
                               <w:spacing w:lineRule="auto" w:line="163" w:before="120" w:after="120"/>
                               <w:jc w:val="center"/>
-                              <w:rPr>
-                                <w:i w:val="false"/>
-                                <w:i w:val="false"/>
-                                <w:iCs w:val="false"/>
-                              </w:rPr>
+                              <w:rPr/>
                             </w:pPr>
                             <w:r>
                               <w:rPr/>
@@ -5046,13 +5038,7 @@
                               <w:pStyle w:val="Figure"/>
                               <w:spacing w:before="120" w:after="120"/>
                               <w:jc w:val="center"/>
-                              <w:rPr>
-                                <w:i w:val="false"/>
-                                <w:i w:val="false"/>
-                                <w:iCs w:val="false"/>
-                                <w:sz w:val="20"/>
-                                <w:szCs w:val="20"/>
-                              </w:rPr>
+                              <w:rPr/>
                             </w:pPr>
                             <w:r>
                               <w:rPr>
@@ -5088,11 +5074,7 @@
                         <w:pStyle w:val="Figure"/>
                         <w:spacing w:lineRule="auto" w:line="163" w:before="120" w:after="120"/>
                         <w:jc w:val="center"/>
-                        <w:rPr>
-                          <w:i w:val="false"/>
-                          <w:i w:val="false"/>
-                          <w:iCs w:val="false"/>
-                        </w:rPr>
+                        <w:rPr/>
                       </w:pPr>
                       <w:r>
                         <w:rPr/>
@@ -5204,13 +5186,7 @@
                         <w:pStyle w:val="Figure"/>
                         <w:spacing w:before="120" w:after="120"/>
                         <w:jc w:val="center"/>
-                        <w:rPr>
-                          <w:i w:val="false"/>
-                          <w:i w:val="false"/>
-                          <w:iCs w:val="false"/>
-                          <w:sz w:val="20"/>
-                          <w:szCs w:val="20"/>
-                        </w:rPr>
+                        <w:rPr/>
                       </w:pPr>
                       <w:r>
                         <w:rPr>
@@ -5243,9 +5219,11 @@
         <w:pStyle w:val="Normal"/>
         <w:numPr>
           <w:ilvl w:val="0"/>
-          <w:numId w:val="2"/>
+          <w:numId w:val="3"/>
         </w:numPr>
-        <w:rPr/>
+        <w:rPr>
+          <w:rFonts w:ascii="ScaleDegrees Times" w:hAnsi="ScaleDegrees Times"/>
+        </w:rPr>
       </w:pPr>
       <w:r>
         <w:rPr>
@@ -5259,9 +5237,11 @@
         <w:pStyle w:val="Normal"/>
         <w:numPr>
           <w:ilvl w:val="1"/>
-          <w:numId w:val="2"/>
+          <w:numId w:val="3"/>
         </w:numPr>
-        <w:rPr/>
+        <w:rPr>
+          <w:rFonts w:ascii="ScaleDegrees Times" w:hAnsi="ScaleDegrees Times"/>
+        </w:rPr>
       </w:pPr>
       <w:r>
         <w:rPr>
@@ -5281,9 +5261,11 @@
         <w:pStyle w:val="Normal"/>
         <w:numPr>
           <w:ilvl w:val="1"/>
-          <w:numId w:val="2"/>
+          <w:numId w:val="3"/>
         </w:numPr>
-        <w:rPr/>
+        <w:rPr>
+          <w:rFonts w:ascii="ScaleDegrees Times" w:hAnsi="ScaleDegrees Times"/>
+        </w:rPr>
       </w:pPr>
       <w:r>
         <w:rPr>
@@ -5303,9 +5285,11 @@
         <w:pStyle w:val="Normal"/>
         <w:numPr>
           <w:ilvl w:val="1"/>
-          <w:numId w:val="2"/>
+          <w:numId w:val="3"/>
         </w:numPr>
-        <w:rPr/>
+        <w:rPr>
+          <w:rFonts w:ascii="ScaleDegrees Times" w:hAnsi="ScaleDegrees Times"/>
+        </w:rPr>
       </w:pPr>
       <w:r>
         <w:rPr>
@@ -5337,9 +5321,11 @@
         <w:pStyle w:val="Normal"/>
         <w:numPr>
           <w:ilvl w:val="0"/>
-          <w:numId w:val="2"/>
+          <w:numId w:val="3"/>
         </w:numPr>
-        <w:rPr/>
+        <w:rPr>
+          <w:rFonts w:ascii="ScaleDegrees Times" w:hAnsi="ScaleDegrees Times"/>
+        </w:rPr>
       </w:pPr>
       <w:r>
         <w:rPr>
@@ -5353,7 +5339,7 @@
         <w:pStyle w:val="Normal"/>
         <w:numPr>
           <w:ilvl w:val="1"/>
-          <w:numId w:val="2"/>
+          <w:numId w:val="3"/>
         </w:numPr>
         <w:rPr/>
       </w:pPr>
@@ -5367,7 +5353,7 @@
         <mc:AlternateContent>
           <mc:Choice Requires="wps">
             <w:drawing>
-              <wp:anchor behindDoc="0" distT="0" distB="0" distL="0" distR="0" simplePos="0" locked="0" layoutInCell="0" allowOverlap="1" relativeHeight="10">
+              <wp:anchor behindDoc="0" distT="0" distB="0" distL="0" distR="0" simplePos="0" locked="0" layoutInCell="0" allowOverlap="1" relativeHeight="30">
                 <wp:simplePos x="0" y="0"/>
                 <wp:positionH relativeFrom="column">
                   <wp:posOffset>3152140</wp:posOffset>
@@ -5410,11 +5396,7 @@
                             <w:pPr>
                               <w:pStyle w:val="Figure"/>
                               <w:spacing w:lineRule="auto" w:line="163" w:before="120" w:after="120"/>
-                              <w:rPr>
-                                <w:i w:val="false"/>
-                                <w:i w:val="false"/>
-                                <w:iCs w:val="false"/>
-                              </w:rPr>
+                              <w:rPr/>
                             </w:pPr>
                             <w:r>
                               <w:rPr/>
@@ -5543,11 +5525,7 @@
                       <w:pPr>
                         <w:pStyle w:val="Figure"/>
                         <w:spacing w:lineRule="auto" w:line="163" w:before="120" w:after="120"/>
-                        <w:rPr>
-                          <w:i w:val="false"/>
-                          <w:i w:val="false"/>
-                          <w:iCs w:val="false"/>
-                        </w:rPr>
+                        <w:rPr/>
                       </w:pPr>
                       <w:r>
                         <w:rPr/>
@@ -5674,9 +5652,11 @@
         <w:pStyle w:val="Normal"/>
         <w:numPr>
           <w:ilvl w:val="1"/>
-          <w:numId w:val="2"/>
+          <w:numId w:val="3"/>
         </w:numPr>
-        <w:rPr/>
+        <w:rPr>
+          <w:rFonts w:ascii="ScaleDegrees Times" w:hAnsi="ScaleDegrees Times"/>
+        </w:rPr>
       </w:pPr>
       <w:r>
         <w:rPr>
@@ -5696,9 +5676,11 @@
         <w:pStyle w:val="Normal"/>
         <w:numPr>
           <w:ilvl w:val="1"/>
-          <w:numId w:val="2"/>
+          <w:numId w:val="3"/>
         </w:numPr>
-        <w:rPr/>
+        <w:rPr>
+          <w:rFonts w:ascii="ScaleDegrees Times" w:hAnsi="ScaleDegrees Times"/>
+        </w:rPr>
       </w:pPr>
       <w:r>
         <w:rPr>
@@ -5728,7 +5710,9 @@
     <w:p>
       <w:pPr>
         <w:pStyle w:val="Normal"/>
-        <w:rPr/>
+        <w:rPr>
+          <w:rFonts w:ascii="ScaleDegrees Times" w:hAnsi="ScaleDegrees Times"/>
+        </w:rPr>
       </w:pPr>
       <w:r>
         <w:rPr>
@@ -5835,7 +5819,7 @@
         <w:pStyle w:val="Footnote"/>
         <w:suppressLineNumbers/>
         <w:spacing w:before="0" w:after="160"/>
-        <w:ind w:left="340" w:hanging="340"/>
+        <w:ind w:left="340" w:right="0" w:hanging="340"/>
         <w:rPr/>
       </w:pPr>
       <w:r>
@@ -5864,9 +5848,7 @@
       <w:pPr>
         <w:pStyle w:val="Normal"/>
         <w:spacing w:before="0" w:after="160"/>
-        <w:rPr>
-          <w:lang w:val="en-GB"/>
-        </w:rPr>
+        <w:rPr/>
       </w:pPr>
       <w:r>
         <w:rPr>
@@ -5902,7 +5884,7 @@
         <w:pStyle w:val="Footnote"/>
         <w:suppressLineNumbers/>
         <w:spacing w:before="0" w:after="160"/>
-        <w:ind w:left="340" w:hanging="340"/>
+        <w:ind w:left="340" w:right="0" w:hanging="340"/>
         <w:rPr/>
       </w:pPr>
       <w:r>
@@ -5940,7 +5922,7 @@
         <w:pStyle w:val="Footnote"/>
         <w:suppressLineNumbers/>
         <w:spacing w:before="0" w:after="160"/>
-        <w:ind w:left="340" w:hanging="340"/>
+        <w:ind w:left="340" w:right="0" w:hanging="340"/>
         <w:rPr/>
       </w:pPr>
       <w:r>
@@ -5984,6 +5966,125 @@
   <w:abstractNum w:abstractNumId="1">
     <w:lvl w:ilvl="0">
       <w:start w:val="1"/>
+      <w:numFmt w:val="none"/>
+      <w:suff w:val="nothing"/>
+      <w:lvlText w:val="%1"/>
+      <w:lvlJc w:val="left"/>
+      <w:pPr>
+        <w:tabs>
+          <w:tab w:val="num" w:pos="0"/>
+        </w:tabs>
+        <w:ind w:left="0" w:hanging="0"/>
+      </w:pPr>
+    </w:lvl>
+    <w:lvl w:ilvl="1">
+      <w:start w:val="1"/>
+      <w:numFmt w:val="none"/>
+      <w:suff w:val="nothing"/>
+      <w:lvlText w:val="%2"/>
+      <w:lvlJc w:val="left"/>
+      <w:pPr>
+        <w:tabs>
+          <w:tab w:val="num" w:pos="0"/>
+        </w:tabs>
+        <w:ind w:left="0" w:hanging="0"/>
+      </w:pPr>
+    </w:lvl>
+    <w:lvl w:ilvl="2">
+      <w:start w:val="1"/>
+      <w:numFmt w:val="none"/>
+      <w:suff w:val="nothing"/>
+      <w:lvlText w:val="%3"/>
+      <w:lvlJc w:val="left"/>
+      <w:pPr>
+        <w:tabs>
+          <w:tab w:val="num" w:pos="0"/>
+        </w:tabs>
+        <w:ind w:left="0" w:hanging="0"/>
+      </w:pPr>
+    </w:lvl>
+    <w:lvl w:ilvl="3">
+      <w:start w:val="1"/>
+      <w:numFmt w:val="none"/>
+      <w:suff w:val="nothing"/>
+      <w:lvlText w:val="%4"/>
+      <w:lvlJc w:val="left"/>
+      <w:pPr>
+        <w:tabs>
+          <w:tab w:val="num" w:pos="0"/>
+        </w:tabs>
+        <w:ind w:left="0" w:hanging="0"/>
+      </w:pPr>
+    </w:lvl>
+    <w:lvl w:ilvl="4">
+      <w:start w:val="1"/>
+      <w:numFmt w:val="none"/>
+      <w:suff w:val="nothing"/>
+      <w:lvlText w:val="%5"/>
+      <w:lvlJc w:val="left"/>
+      <w:pPr>
+        <w:tabs>
+          <w:tab w:val="num" w:pos="0"/>
+        </w:tabs>
+        <w:ind w:left="0" w:hanging="0"/>
+      </w:pPr>
+    </w:lvl>
+    <w:lvl w:ilvl="5">
+      <w:start w:val="1"/>
+      <w:numFmt w:val="none"/>
+      <w:suff w:val="nothing"/>
+      <w:lvlText w:val="%6"/>
+      <w:lvlJc w:val="left"/>
+      <w:pPr>
+        <w:tabs>
+          <w:tab w:val="num" w:pos="0"/>
+        </w:tabs>
+        <w:ind w:left="0" w:hanging="0"/>
+      </w:pPr>
+    </w:lvl>
+    <w:lvl w:ilvl="6">
+      <w:start w:val="1"/>
+      <w:numFmt w:val="none"/>
+      <w:suff w:val="nothing"/>
+      <w:lvlText w:val="%7"/>
+      <w:lvlJc w:val="left"/>
+      <w:pPr>
+        <w:tabs>
+          <w:tab w:val="num" w:pos="0"/>
+        </w:tabs>
+        <w:ind w:left="0" w:hanging="0"/>
+      </w:pPr>
+    </w:lvl>
+    <w:lvl w:ilvl="7">
+      <w:start w:val="1"/>
+      <w:numFmt w:val="none"/>
+      <w:suff w:val="nothing"/>
+      <w:lvlText w:val="%8"/>
+      <w:lvlJc w:val="left"/>
+      <w:pPr>
+        <w:tabs>
+          <w:tab w:val="num" w:pos="0"/>
+        </w:tabs>
+        <w:ind w:left="0" w:hanging="0"/>
+      </w:pPr>
+    </w:lvl>
+    <w:lvl w:ilvl="8">
+      <w:start w:val="1"/>
+      <w:numFmt w:val="none"/>
+      <w:suff w:val="nothing"/>
+      <w:lvlText w:val="%9"/>
+      <w:lvlJc w:val="left"/>
+      <w:pPr>
+        <w:tabs>
+          <w:tab w:val="num" w:pos="0"/>
+        </w:tabs>
+        <w:ind w:left="0" w:hanging="0"/>
+      </w:pPr>
+    </w:lvl>
+  </w:abstractNum>
+  <w:abstractNum w:abstractNumId="2">
+    <w:lvl w:ilvl="0">
+      <w:start w:val="1"/>
       <w:numFmt w:val="bullet"/>
       <w:lvlText w:val=""/>
       <w:lvlJc w:val="left"/>
@@ -6118,7 +6219,7 @@
       </w:rPr>
     </w:lvl>
   </w:abstractNum>
-  <w:abstractNum w:abstractNumId="2">
+  <w:abstractNum w:abstractNumId="3">
     <w:lvl w:ilvl="0">
       <w:start w:val="1"/>
       <w:numFmt w:val="bullet"/>
@@ -6253,125 +6354,6 @@
       <w:rPr>
         <w:rFonts w:ascii="OpenSymbol" w:hAnsi="OpenSymbol" w:cs="OpenSymbol" w:hint="default"/>
       </w:rPr>
-    </w:lvl>
-  </w:abstractNum>
-  <w:abstractNum w:abstractNumId="3">
-    <w:lvl w:ilvl="0">
-      <w:start w:val="1"/>
-      <w:numFmt w:val="none"/>
-      <w:suff w:val="nothing"/>
-      <w:lvlText w:val=""/>
-      <w:lvlJc w:val="left"/>
-      <w:pPr>
-        <w:tabs>
-          <w:tab w:val="num" w:pos="0"/>
-        </w:tabs>
-        <w:ind w:left="0" w:hanging="0"/>
-      </w:pPr>
-    </w:lvl>
-    <w:lvl w:ilvl="1">
-      <w:start w:val="1"/>
-      <w:numFmt w:val="none"/>
-      <w:suff w:val="nothing"/>
-      <w:lvlText w:val=""/>
-      <w:lvlJc w:val="left"/>
-      <w:pPr>
-        <w:tabs>
-          <w:tab w:val="num" w:pos="0"/>
-        </w:tabs>
-        <w:ind w:left="0" w:hanging="0"/>
-      </w:pPr>
-    </w:lvl>
-    <w:lvl w:ilvl="2">
-      <w:start w:val="1"/>
-      <w:numFmt w:val="none"/>
-      <w:suff w:val="nothing"/>
-      <w:lvlText w:val=""/>
-      <w:lvlJc w:val="left"/>
-      <w:pPr>
-        <w:tabs>
-          <w:tab w:val="num" w:pos="0"/>
-        </w:tabs>
-        <w:ind w:left="0" w:hanging="0"/>
-      </w:pPr>
-    </w:lvl>
-    <w:lvl w:ilvl="3">
-      <w:start w:val="1"/>
-      <w:numFmt w:val="none"/>
-      <w:suff w:val="nothing"/>
-      <w:lvlText w:val=""/>
-      <w:lvlJc w:val="left"/>
-      <w:pPr>
-        <w:tabs>
-          <w:tab w:val="num" w:pos="0"/>
-        </w:tabs>
-        <w:ind w:left="0" w:hanging="0"/>
-      </w:pPr>
-    </w:lvl>
-    <w:lvl w:ilvl="4">
-      <w:start w:val="1"/>
-      <w:numFmt w:val="none"/>
-      <w:suff w:val="nothing"/>
-      <w:lvlText w:val=""/>
-      <w:lvlJc w:val="left"/>
-      <w:pPr>
-        <w:tabs>
-          <w:tab w:val="num" w:pos="0"/>
-        </w:tabs>
-        <w:ind w:left="0" w:hanging="0"/>
-      </w:pPr>
-    </w:lvl>
-    <w:lvl w:ilvl="5">
-      <w:start w:val="1"/>
-      <w:numFmt w:val="none"/>
-      <w:suff w:val="nothing"/>
-      <w:lvlText w:val=""/>
-      <w:lvlJc w:val="left"/>
-      <w:pPr>
-        <w:tabs>
-          <w:tab w:val="num" w:pos="0"/>
-        </w:tabs>
-        <w:ind w:left="0" w:hanging="0"/>
-      </w:pPr>
-    </w:lvl>
-    <w:lvl w:ilvl="6">
-      <w:start w:val="1"/>
-      <w:numFmt w:val="none"/>
-      <w:suff w:val="nothing"/>
-      <w:lvlText w:val=""/>
-      <w:lvlJc w:val="left"/>
-      <w:pPr>
-        <w:tabs>
-          <w:tab w:val="num" w:pos="0"/>
-        </w:tabs>
-        <w:ind w:left="0" w:hanging="0"/>
-      </w:pPr>
-    </w:lvl>
-    <w:lvl w:ilvl="7">
-      <w:start w:val="1"/>
-      <w:numFmt w:val="none"/>
-      <w:suff w:val="nothing"/>
-      <w:lvlText w:val=""/>
-      <w:lvlJc w:val="left"/>
-      <w:pPr>
-        <w:tabs>
-          <w:tab w:val="num" w:pos="0"/>
-        </w:tabs>
-        <w:ind w:left="0" w:hanging="0"/>
-      </w:pPr>
-    </w:lvl>
-    <w:lvl w:ilvl="8">
-      <w:start w:val="1"/>
-      <w:numFmt w:val="none"/>
-      <w:suff w:val="nothing"/>
-      <w:lvlText w:val=""/>
-      <w:lvlJc w:val="left"/>
-      <w:pPr>
-        <w:tabs>
-          <w:tab w:val="num" w:pos="0"/>
-        </w:tabs>
-        <w:ind w:left="0" w:hanging="0"/>
-      </w:pPr>
     </w:lvl>
   </w:abstractNum>
   <w:num w:numId="1">
@@ -6391,12 +6373,11 @@
   <w:docDefaults>
     <w:rPrDefault>
       <w:rPr>
-        <w:rFonts w:ascii="Calibri" w:hAnsi="Calibri" w:eastAsia="游明朝" w:cs="" w:asciiTheme="minorHAnsi" w:cstheme="minorBidi" w:eastAsiaTheme="minorEastAsia" w:hAnsiTheme="minorHAnsi"/>
+        <w:rFonts w:ascii="Calibri" w:hAnsi="Calibri" w:eastAsia="游明朝" w:cs="Noto Sans Arabic"/>
         <w:kern w:val="2"/>
         <w:sz w:val="22"/>
         <w:szCs w:val="22"/>
         <w:lang w:val="en-US" w:eastAsia="ja-JP" w:bidi="ar-SA"/>
-        <w14:ligatures w14:val="standardContextual"/>
       </w:rPr>
     </w:rPrDefault>
     <w:pPrDefault>
@@ -6405,402 +6386,26 @@
       </w:pPr>
     </w:pPrDefault>
   </w:docDefaults>
-  <w:latentStyles w:defLockedState="0" w:defUIPriority="99" w:defSemiHidden="0" w:defUnhideWhenUsed="0" w:defQFormat="0" w:count="376">
-    <w:lsdException w:name="Normal" w:uiPriority="0" w:qFormat="1"/>
-    <w:lsdException w:name="heading 1" w:uiPriority="9" w:qFormat="1"/>
-    <w:lsdException w:name="heading 2" w:uiPriority="9" w:semiHidden="1" w:unhideWhenUsed="1" w:qFormat="1"/>
-    <w:lsdException w:name="heading 3" w:uiPriority="9" w:semiHidden="1" w:unhideWhenUsed="1" w:qFormat="1"/>
-    <w:lsdException w:name="heading 4" w:uiPriority="9" w:semiHidden="1" w:unhideWhenUsed="1" w:qFormat="1"/>
-    <w:lsdException w:name="heading 5" w:uiPriority="9" w:semiHidden="1" w:unhideWhenUsed="1" w:qFormat="1"/>
-    <w:lsdException w:name="heading 6" w:uiPriority="9" w:semiHidden="1" w:unhideWhenUsed="1" w:qFormat="1"/>
-    <w:lsdException w:name="heading 7" w:uiPriority="9" w:semiHidden="1" w:unhideWhenUsed="1" w:qFormat="1"/>
-    <w:lsdException w:name="heading 8" w:uiPriority="9" w:semiHidden="1" w:unhideWhenUsed="1" w:qFormat="1"/>
-    <w:lsdException w:name="heading 9" w:uiPriority="9" w:semiHidden="1" w:unhideWhenUsed="1" w:qFormat="1"/>
-    <w:lsdException w:name="index 1" w:semiHidden="1" w:unhideWhenUsed="1"/>
-    <w:lsdException w:name="index 2" w:semiHidden="1" w:unhideWhenUsed="1"/>
-    <w:lsdException w:name="index 3" w:semiHidden="1" w:unhideWhenUsed="1"/>
-    <w:lsdException w:name="index 4" w:semiHidden="1" w:unhideWhenUsed="1"/>
-    <w:lsdException w:name="index 5" w:semiHidden="1" w:unhideWhenUsed="1"/>
-    <w:lsdException w:name="index 6" w:semiHidden="1" w:unhideWhenUsed="1"/>
-    <w:lsdException w:name="index 7" w:semiHidden="1" w:unhideWhenUsed="1"/>
-    <w:lsdException w:name="index 8" w:semiHidden="1" w:unhideWhenUsed="1"/>
-    <w:lsdException w:name="index 9" w:semiHidden="1" w:unhideWhenUsed="1"/>
-    <w:lsdException w:name="toc 1" w:uiPriority="39" w:semiHidden="1" w:unhideWhenUsed="1"/>
-    <w:lsdException w:name="toc 2" w:uiPriority="39" w:semiHidden="1" w:unhideWhenUsed="1"/>
-    <w:lsdException w:name="toc 3" w:uiPriority="39" w:semiHidden="1" w:unhideWhenUsed="1"/>
-    <w:lsdException w:name="toc 4" w:uiPriority="39" w:semiHidden="1" w:unhideWhenUsed="1"/>
-    <w:lsdException w:name="toc 5" w:uiPriority="39" w:semiHidden="1" w:unhideWhenUsed="1"/>
-    <w:lsdException w:name="toc 6" w:uiPriority="39" w:semiHidden="1" w:unhideWhenUsed="1"/>
-    <w:lsdException w:name="toc 7" w:uiPriority="39" w:semiHidden="1" w:unhideWhenUsed="1"/>
-    <w:lsdException w:name="toc 8" w:uiPriority="39" w:semiHidden="1" w:unhideWhenUsed="1"/>
-    <w:lsdException w:name="toc 9" w:uiPriority="39" w:semiHidden="1" w:unhideWhenUsed="1"/>
-    <w:lsdException w:name="Normal Indent" w:semiHidden="1" w:unhideWhenUsed="1"/>
-    <w:lsdException w:name="footnote text" w:semiHidden="1" w:unhideWhenUsed="1"/>
-    <w:lsdException w:name="annotation text" w:semiHidden="1" w:unhideWhenUsed="1"/>
-    <w:lsdException w:name="header" w:semiHidden="1" w:unhideWhenUsed="1"/>
-    <w:lsdException w:name="footer" w:semiHidden="1" w:unhideWhenUsed="1"/>
-    <w:lsdException w:name="index heading" w:semiHidden="1" w:unhideWhenUsed="1"/>
-    <w:lsdException w:name="caption" w:uiPriority="35" w:semiHidden="1" w:unhideWhenUsed="1" w:qFormat="1"/>
-    <w:lsdException w:name="table of figures" w:semiHidden="1" w:unhideWhenUsed="1"/>
-    <w:lsdException w:name="envelope address" w:semiHidden="1" w:unhideWhenUsed="1"/>
-    <w:lsdException w:name="envelope return" w:semiHidden="1" w:unhideWhenUsed="1"/>
-    <w:lsdException w:name="footnote reference" w:semiHidden="1" w:unhideWhenUsed="1"/>
-    <w:lsdException w:name="annotation reference" w:semiHidden="1" w:unhideWhenUsed="1"/>
-    <w:lsdException w:name="line number" w:semiHidden="1" w:unhideWhenUsed="1"/>
-    <w:lsdException w:name="page number" w:semiHidden="1" w:unhideWhenUsed="1"/>
-    <w:lsdException w:name="endnote reference" w:semiHidden="1" w:unhideWhenUsed="1"/>
-    <w:lsdException w:name="endnote text" w:semiHidden="1" w:unhideWhenUsed="1"/>
-    <w:lsdException w:name="table of authorities" w:semiHidden="1" w:unhideWhenUsed="1"/>
-    <w:lsdException w:name="macro" w:semiHidden="1" w:unhideWhenUsed="1"/>
-    <w:lsdException w:name="toa heading" w:semiHidden="1" w:unhideWhenUsed="1"/>
-    <w:lsdException w:name="List" w:semiHidden="1" w:unhideWhenUsed="1"/>
-    <w:lsdException w:name="List Bullet" w:semiHidden="1" w:unhideWhenUsed="1"/>
-    <w:lsdException w:name="List Number" w:semiHidden="1" w:unhideWhenUsed="1"/>
-    <w:lsdException w:name="List 2" w:semiHidden="1" w:unhideWhenUsed="1"/>
-    <w:lsdException w:name="List 3" w:semiHidden="1" w:unhideWhenUsed="1"/>
-    <w:lsdException w:name="List 4" w:semiHidden="1" w:unhideWhenUsed="1"/>
-    <w:lsdException w:name="List 5" w:semiHidden="1" w:unhideWhenUsed="1"/>
-    <w:lsdException w:name="List Bullet 2" w:semiHidden="1" w:unhideWhenUsed="1"/>
-    <w:lsdException w:name="List Bullet 3" w:semiHidden="1" w:unhideWhenUsed="1"/>
-    <w:lsdException w:name="List Bullet 4" w:semiHidden="1" w:unhideWhenUsed="1"/>
-    <w:lsdException w:name="List Bullet 5" w:semiHidden="1" w:unhideWhenUsed="1"/>
-    <w:lsdException w:name="List Number 2" w:semiHidden="1" w:unhideWhenUsed="1"/>
-    <w:lsdException w:name="List Number 3" w:semiHidden="1" w:unhideWhenUsed="1"/>
-    <w:lsdException w:name="List Number 4" w:semiHidden="1" w:unhideWhenUsed="1"/>
-    <w:lsdException w:name="List Number 5" w:semiHidden="1" w:unhideWhenUsed="1"/>
-    <w:lsdException w:name="Title" w:uiPriority="10" w:qFormat="1"/>
-    <w:lsdException w:name="Closing" w:semiHidden="1" w:unhideWhenUsed="1"/>
-    <w:lsdException w:name="Signature" w:semiHidden="1" w:unhideWhenUsed="1"/>
-    <w:lsdException w:name="Default Paragraph Font" w:uiPriority="1" w:semiHidden="1" w:unhideWhenUsed="1"/>
-    <w:lsdException w:name="Body Text" w:semiHidden="1" w:unhideWhenUsed="1"/>
-    <w:lsdException w:name="Body Text Indent" w:semiHidden="1" w:unhideWhenUsed="1"/>
-    <w:lsdException w:name="List Continue" w:semiHidden="1" w:unhideWhenUsed="1"/>
-    <w:lsdException w:name="List Continue 2" w:semiHidden="1" w:unhideWhenUsed="1"/>
-    <w:lsdException w:name="List Continue 3" w:semiHidden="1" w:unhideWhenUsed="1"/>
-    <w:lsdException w:name="List Continue 4" w:semiHidden="1" w:unhideWhenUsed="1"/>
-    <w:lsdException w:name="List Continue 5" w:semiHidden="1" w:unhideWhenUsed="1"/>
-    <w:lsdException w:name="Message Header" w:semiHidden="1" w:unhideWhenUsed="1"/>
-    <w:lsdException w:name="Subtitle" w:uiPriority="11" w:qFormat="1"/>
-    <w:lsdException w:name="Salutation" w:semiHidden="1" w:unhideWhenUsed="1"/>
-    <w:lsdException w:name="Date" w:semiHidden="1" w:unhideWhenUsed="1"/>
-    <w:lsdException w:name="Body Text First Indent" w:semiHidden="1" w:unhideWhenUsed="1"/>
-    <w:lsdException w:name="Body Text First Indent 2" w:semiHidden="1" w:unhideWhenUsed="1"/>
-    <w:lsdException w:name="Note Heading" w:semiHidden="1" w:unhideWhenUsed="1"/>
-    <w:lsdException w:name="Body Text 2" w:semiHidden="1" w:unhideWhenUsed="1"/>
-    <w:lsdException w:name="Body Text 3" w:semiHidden="1" w:unhideWhenUsed="1"/>
-    <w:lsdException w:name="Body Text Indent 2" w:semiHidden="1" w:unhideWhenUsed="1"/>
-    <w:lsdException w:name="Body Text Indent 3" w:semiHidden="1" w:unhideWhenUsed="1"/>
-    <w:lsdException w:name="Block Text" w:semiHidden="1" w:unhideWhenUsed="1"/>
-    <w:lsdException w:name="Hyperlink" w:semiHidden="1" w:unhideWhenUsed="1"/>
-    <w:lsdException w:name="FollowedHyperlink" w:semiHidden="1" w:unhideWhenUsed="1"/>
-    <w:lsdException w:name="Strong" w:uiPriority="22" w:qFormat="1"/>
-    <w:lsdException w:name="Emphasis" w:uiPriority="20" w:qFormat="1"/>
-    <w:lsdException w:name="Document Map" w:semiHidden="1" w:unhideWhenUsed="1"/>
-    <w:lsdException w:name="Plain Text" w:semiHidden="1" w:unhideWhenUsed="1"/>
-    <w:lsdException w:name="E-mail Signature" w:semiHidden="1" w:unhideWhenUsed="1"/>
-    <w:lsdException w:name="HTML Top of Form" w:semiHidden="1" w:unhideWhenUsed="1"/>
-    <w:lsdException w:name="HTML Bottom of Form" w:semiHidden="1" w:unhideWhenUsed="1"/>
-    <w:lsdException w:name="Normal (Web)" w:semiHidden="1" w:unhideWhenUsed="1"/>
-    <w:lsdException w:name="HTML Acronym" w:semiHidden="1" w:unhideWhenUsed="1"/>
-    <w:lsdException w:name="HTML Address" w:semiHidden="1" w:unhideWhenUsed="1"/>
-    <w:lsdException w:name="HTML Cite" w:semiHidden="1" w:unhideWhenUsed="1"/>
-    <w:lsdException w:name="HTML Code" w:semiHidden="1" w:unhideWhenUsed="1"/>
-    <w:lsdException w:name="HTML Definition" w:semiHidden="1" w:unhideWhenUsed="1"/>
-    <w:lsdException w:name="HTML Keyboard" w:semiHidden="1" w:unhideWhenUsed="1"/>
-    <w:lsdException w:name="HTML Preformatted" w:semiHidden="1" w:unhideWhenUsed="1"/>
-    <w:lsdException w:name="HTML Sample" w:semiHidden="1" w:unhideWhenUsed="1"/>
-    <w:lsdException w:name="HTML Typewriter" w:semiHidden="1" w:unhideWhenUsed="1"/>
-    <w:lsdException w:name="HTML Variable" w:semiHidden="1" w:unhideWhenUsed="1"/>
-    <w:lsdException w:name="Normal Table" w:semiHidden="1" w:unhideWhenUsed="1"/>
-    <w:lsdException w:name="annotation subject" w:semiHidden="1" w:unhideWhenUsed="1"/>
-    <w:lsdException w:name="No List" w:semiHidden="1" w:unhideWhenUsed="1"/>
-    <w:lsdException w:name="Outline List 1" w:semiHidden="1" w:unhideWhenUsed="1"/>
-    <w:lsdException w:name="Outline List 2" w:semiHidden="1" w:unhideWhenUsed="1"/>
-    <w:lsdException w:name="Outline List 3" w:semiHidden="1" w:unhideWhenUsed="1"/>
-    <w:lsdException w:name="Table Simple 1" w:semiHidden="1" w:unhideWhenUsed="1"/>
-    <w:lsdException w:name="Table Simple 2" w:semiHidden="1" w:unhideWhenUsed="1"/>
-    <w:lsdException w:name="Table Simple 3" w:semiHidden="1" w:unhideWhenUsed="1"/>
-    <w:lsdException w:name="Table Classic 1" w:semiHidden="1" w:unhideWhenUsed="1"/>
-    <w:lsdException w:name="Table Classic 2" w:semiHidden="1" w:unhideWhenUsed="1"/>
-    <w:lsdException w:name="Table Classic 3" w:semiHidden="1" w:unhideWhenUsed="1"/>
-    <w:lsdException w:name="Table Classic 4" w:semiHidden="1" w:unhideWhenUsed="1"/>
-    <w:lsdException w:name="Table Colorful 1" w:semiHidden="1" w:unhideWhenUsed="1"/>
-    <w:lsdException w:name="Table Colorful 2" w:semiHidden="1" w:unhideWhenUsed="1"/>
-    <w:lsdException w:name="Table Colorful 3" w:semiHidden="1" w:unhideWhenUsed="1"/>
-    <w:lsdException w:name="Table Columns 1" w:semiHidden="1" w:unhideWhenUsed="1"/>
-    <w:lsdException w:name="Table Columns 2" w:semiHidden="1" w:unhideWhenUsed="1"/>
-    <w:lsdException w:name="Table Columns 3" w:semiHidden="1" w:unhideWhenUsed="1"/>
-    <w:lsdException w:name="Table Columns 4" w:semiHidden="1" w:unhideWhenUsed="1"/>
-    <w:lsdException w:name="Table Columns 5" w:semiHidden="1" w:unhideWhenUsed="1"/>
-    <w:lsdException w:name="Table Grid 1" w:semiHidden="1" w:unhideWhenUsed="1"/>
-    <w:lsdException w:name="Table Grid 2" w:semiHidden="1" w:unhideWhenUsed="1"/>
-    <w:lsdException w:name="Table Grid 3" w:semiHidden="1" w:unhideWhenUsed="1"/>
-    <w:lsdException w:name="Table Grid 4" w:semiHidden="1" w:unhideWhenUsed="1"/>
-    <w:lsdException w:name="Table Grid 5" w:semiHidden="1" w:unhideWhenUsed="1"/>
-    <w:lsdException w:name="Table Grid 6" w:semiHidden="1" w:unhideWhenUsed="1"/>
-    <w:lsdException w:name="Table Grid 7" w:semiHidden="1" w:unhideWhenUsed="1"/>
-    <w:lsdException w:name="Table Grid 8" w:semiHidden="1" w:unhideWhenUsed="1"/>
-    <w:lsdException w:name="Table List 1" w:semiHidden="1" w:unhideWhenUsed="1"/>
-    <w:lsdException w:name="Table List 2" w:semiHidden="1" w:unhideWhenUsed="1"/>
-    <w:lsdException w:name="Table List 3" w:semiHidden="1" w:unhideWhenUsed="1"/>
-    <w:lsdException w:name="Table List 4" w:semiHidden="1" w:unhideWhenUsed="1"/>
-    <w:lsdException w:name="Table List 5" w:semiHidden="1" w:unhideWhenUsed="1"/>
-    <w:lsdException w:name="Table List 6" w:semiHidden="1" w:unhideWhenUsed="1"/>
-    <w:lsdException w:name="Table List 7" w:semiHidden="1" w:unhideWhenUsed="1"/>
-    <w:lsdException w:name="Table List 8" w:semiHidden="1" w:unhideWhenUsed="1"/>
-    <w:lsdException w:name="Table 3D effects 1" w:semiHidden="1" w:unhideWhenUsed="1"/>
-    <w:lsdException w:name="Table 3D effects 2" w:semiHidden="1" w:unhideWhenUsed="1"/>
-    <w:lsdException w:name="Table 3D effects 3" w:semiHidden="1" w:unhideWhenUsed="1"/>
-    <w:lsdException w:name="Table Contemporary" w:semiHidden="1" w:unhideWhenUsed="1"/>
-    <w:lsdException w:name="Table Elegant" w:semiHidden="1" w:unhideWhenUsed="1"/>
-    <w:lsdException w:name="Table Professional" w:semiHidden="1" w:unhideWhenUsed="1"/>
-    <w:lsdException w:name="Table Subtle 1" w:semiHidden="1" w:unhideWhenUsed="1"/>
-    <w:lsdException w:name="Table Subtle 2" w:semiHidden="1" w:unhideWhenUsed="1"/>
-    <w:lsdException w:name="Table Web 1" w:semiHidden="1" w:unhideWhenUsed="1"/>
-    <w:lsdException w:name="Table Web 2" w:semiHidden="1" w:unhideWhenUsed="1"/>
-    <w:lsdException w:name="Table Web 3" w:semiHidden="1" w:unhideWhenUsed="1"/>
-    <w:lsdException w:name="Balloon Text" w:semiHidden="1" w:unhideWhenUsed="1"/>
-    <w:lsdException w:name="Table Grid" w:uiPriority="39"/>
-    <w:lsdException w:name="Table Theme" w:semiHidden="1" w:unhideWhenUsed="1"/>
-    <w:lsdException w:name="Placeholder Text" w:semiHidden="1"/>
-    <w:lsdException w:name="No Spacing" w:uiPriority="1" w:qFormat="1"/>
-    <w:lsdException w:name="Light Shading" w:uiPriority="60"/>
-    <w:lsdException w:name="Light List" w:uiPriority="61"/>
-    <w:lsdException w:name="Light Grid" w:uiPriority="62"/>
-    <w:lsdException w:name="Medium Shading 1" w:uiPriority="63"/>
-    <w:lsdException w:name="Medium Shading 2" w:uiPriority="64"/>
-    <w:lsdException w:name="Medium List 1" w:uiPriority="65"/>
-    <w:lsdException w:name="Medium List 2" w:uiPriority="66"/>
-    <w:lsdException w:name="Medium Grid 1" w:uiPriority="67"/>
-    <w:lsdException w:name="Medium Grid 2" w:uiPriority="68"/>
-    <w:lsdException w:name="Medium Grid 3" w:uiPriority="69"/>
-    <w:lsdException w:name="Dark List" w:uiPriority="70"/>
-    <w:lsdException w:name="Colorful Shading" w:uiPriority="71"/>
-    <w:lsdException w:name="Colorful List" w:uiPriority="72"/>
-    <w:lsdException w:name="Colorful Grid" w:uiPriority="73"/>
-    <w:lsdException w:name="Light Shading Accent 1" w:uiPriority="60"/>
-    <w:lsdException w:name="Light List Accent 1" w:uiPriority="61"/>
-    <w:lsdException w:name="Light Grid Accent 1" w:uiPriority="62"/>
-    <w:lsdException w:name="Medium Shading 1 Accent 1" w:uiPriority="63"/>
-    <w:lsdException w:name="Medium Shading 2 Accent 1" w:uiPriority="64"/>
-    <w:lsdException w:name="Medium List 1 Accent 1" w:uiPriority="65"/>
-    <w:lsdException w:name="Revision" w:semiHidden="1"/>
-    <w:lsdException w:name="List Paragraph" w:uiPriority="34" w:qFormat="1"/>
-    <w:lsdException w:name="Quote" w:uiPriority="29" w:qFormat="1"/>
-    <w:lsdException w:name="Intense Quote" w:uiPriority="30" w:qFormat="1"/>
-    <w:lsdException w:name="Medium List 2 Accent 1" w:uiPriority="66"/>
-    <w:lsdException w:name="Medium Grid 1 Accent 1" w:uiPriority="67"/>
-    <w:lsdException w:name="Medium Grid 2 Accent 1" w:uiPriority="68"/>
-    <w:lsdException w:name="Medium Grid 3 Accent 1" w:uiPriority="69"/>
-    <w:lsdException w:name="Dark List Accent 1" w:uiPriority="70"/>
-    <w:lsdException w:name="Colorful Shading Accent 1" w:uiPriority="71"/>
-    <w:lsdException w:name="Colorful List Accent 1" w:uiPriority="72"/>
-    <w:lsdException w:name="Colorful Grid Accent 1" w:uiPriority="73"/>
-    <w:lsdException w:name="Light Shading Accent 2" w:uiPriority="60"/>
-    <w:lsdException w:name="Light List Accent 2" w:uiPriority="61"/>
-    <w:lsdException w:name="Light Grid Accent 2" w:uiPriority="62"/>
-    <w:lsdException w:name="Medium Shading 1 Accent 2" w:uiPriority="63"/>
-    <w:lsdException w:name="Medium Shading 2 Accent 2" w:uiPriority="64"/>
-    <w:lsdException w:name="Medium List 1 Accent 2" w:uiPriority="65"/>
-    <w:lsdException w:name="Medium List 2 Accent 2" w:uiPriority="66"/>
-    <w:lsdException w:name="Medium Grid 1 Accent 2" w:uiPriority="67"/>
-    <w:lsdException w:name="Medium Grid 2 Accent 2" w:uiPriority="68"/>
-    <w:lsdException w:name="Medium Grid 3 Accent 2" w:uiPriority="69"/>
-    <w:lsdException w:name="Dark List Accent 2" w:uiPriority="70"/>
-    <w:lsdException w:name="Colorful Shading Accent 2" w:uiPriority="71"/>
-    <w:lsdException w:name="Colorful List Accent 2" w:uiPriority="72"/>
-    <w:lsdException w:name="Colorful Grid Accent 2" w:uiPriority="73"/>
-    <w:lsdException w:name="Light Shading Accent 3" w:uiPriority="60"/>
-    <w:lsdException w:name="Light List Accent 3" w:uiPriority="61"/>
-    <w:lsdException w:name="Light Grid Accent 3" w:uiPriority="62"/>
-    <w:lsdException w:name="Medium Shading 1 Accent 3" w:uiPriority="63"/>
-    <w:lsdException w:name="Medium Shading 2 Accent 3" w:uiPriority="64"/>
-    <w:lsdException w:name="Medium List 1 Accent 3" w:uiPriority="65"/>
-    <w:lsdException w:name="Medium List 2 Accent 3" w:uiPriority="66"/>
-    <w:lsdException w:name="Medium Grid 1 Accent 3" w:uiPriority="67"/>
-    <w:lsdException w:name="Medium Grid 2 Accent 3" w:uiPriority="68"/>
-    <w:lsdException w:name="Medium Grid 3 Accent 3" w:uiPriority="69"/>
-    <w:lsdException w:name="Dark List Accent 3" w:uiPriority="70"/>
-    <w:lsdException w:name="Colorful Shading Accent 3" w:uiPriority="71"/>
-    <w:lsdException w:name="Colorful List Accent 3" w:uiPriority="72"/>
-    <w:lsdException w:name="Colorful Grid Accent 3" w:uiPriority="73"/>
-    <w:lsdException w:name="Light Shading Accent 4" w:uiPriority="60"/>
-    <w:lsdException w:name="Light List Accent 4" w:uiPriority="61"/>
-    <w:lsdException w:name="Light Grid Accent 4" w:uiPriority="62"/>
-    <w:lsdException w:name="Medium Shading 1 Accent 4" w:uiPriority="63"/>
-    <w:lsdException w:name="Medium Shading 2 Accent 4" w:uiPriority="64"/>
-    <w:lsdException w:name="Medium List 1 Accent 4" w:uiPriority="65"/>
-    <w:lsdException w:name="Medium List 2 Accent 4" w:uiPriority="66"/>
-    <w:lsdException w:name="Medium Grid 1 Accent 4" w:uiPriority="67"/>
-    <w:lsdException w:name="Medium Grid 2 Accent 4" w:uiPriority="68"/>
-    <w:lsdException w:name="Medium Grid 3 Accent 4" w:uiPriority="69"/>
-    <w:lsdException w:name="Dark List Accent 4" w:uiPriority="70"/>
-    <w:lsdException w:name="Colorful Shading Accent 4" w:uiPriority="71"/>
-    <w:lsdException w:name="Colorful List Accent 4" w:uiPriority="72"/>
-    <w:lsdException w:name="Colorful Grid Accent 4" w:uiPriority="73"/>
-    <w:lsdException w:name="Light Shading Accent 5" w:uiPriority="60"/>
-    <w:lsdException w:name="Light List Accent 5" w:uiPriority="61"/>
-    <w:lsdException w:name="Light Grid Accent 5" w:uiPriority="62"/>
-    <w:lsdException w:name="Medium Shading 1 Accent 5" w:uiPriority="63"/>
-    <w:lsdException w:name="Medium Shading 2 Accent 5" w:uiPriority="64"/>
-    <w:lsdException w:name="Medium List 1 Accent 5" w:uiPriority="65"/>
-    <w:lsdException w:name="Medium List 2 Accent 5" w:uiPriority="66"/>
-    <w:lsdException w:name="Medium Grid 1 Accent 5" w:uiPriority="67"/>
-    <w:lsdException w:name="Medium Grid 2 Accent 5" w:uiPriority="68"/>
-    <w:lsdException w:name="Medium Grid 3 Accent 5" w:uiPriority="69"/>
-    <w:lsdException w:name="Dark List Accent 5" w:uiPriority="70"/>
-    <w:lsdException w:name="Colorful Shading Accent 5" w:uiPriority="71"/>
-    <w:lsdException w:name="Colorful List Accent 5" w:uiPriority="72"/>
-    <w:lsdException w:name="Colorful Grid Accent 5" w:uiPriority="73"/>
-    <w:lsdException w:name="Light Shading Accent 6" w:uiPriority="60"/>
-    <w:lsdException w:name="Light List Accent 6" w:uiPriority="61"/>
-    <w:lsdException w:name="Light Grid Accent 6" w:uiPriority="62"/>
-    <w:lsdException w:name="Medium Shading 1 Accent 6" w:uiPriority="63"/>
-    <w:lsdException w:name="Medium Shading 2 Accent 6" w:uiPriority="64"/>
-    <w:lsdException w:name="Medium List 1 Accent 6" w:uiPriority="65"/>
-    <w:lsdException w:name="Medium List 2 Accent 6" w:uiPriority="66"/>
-    <w:lsdException w:name="Medium Grid 1 Accent 6" w:uiPriority="67"/>
-    <w:lsdException w:name="Medium Grid 2 Accent 6" w:uiPriority="68"/>
-    <w:lsdException w:name="Medium Grid 3 Accent 6" w:uiPriority="69"/>
-    <w:lsdException w:name="Dark List Accent 6" w:uiPriority="70"/>
-    <w:lsdException w:name="Colorful Shading Accent 6" w:uiPriority="71"/>
-    <w:lsdException w:name="Colorful List Accent 6" w:uiPriority="72"/>
-    <w:lsdException w:name="Colorful Grid Accent 6" w:uiPriority="73"/>
-    <w:lsdException w:name="Subtle Emphasis" w:uiPriority="19" w:qFormat="1"/>
-    <w:lsdException w:name="Intense Emphasis" w:uiPriority="21" w:qFormat="1"/>
-    <w:lsdException w:name="Subtle Reference" w:uiPriority="31" w:qFormat="1"/>
-    <w:lsdException w:name="Intense Reference" w:uiPriority="32" w:qFormat="1"/>
-    <w:lsdException w:name="Book Title" w:uiPriority="33" w:qFormat="1"/>
-    <w:lsdException w:name="Bibliography" w:uiPriority="37" w:semiHidden="1" w:unhideWhenUsed="1"/>
-    <w:lsdException w:name="TOC Heading" w:uiPriority="39" w:semiHidden="1" w:unhideWhenUsed="1" w:qFormat="1"/>
-    <w:lsdException w:name="Plain Table 1" w:uiPriority="41"/>
-    <w:lsdException w:name="Plain Table 2" w:uiPriority="42"/>
-    <w:lsdException w:name="Plain Table 3" w:uiPriority="43"/>
-    <w:lsdException w:name="Plain Table 4" w:uiPriority="44"/>
-    <w:lsdException w:name="Plain Table 5" w:uiPriority="45"/>
-    <w:lsdException w:name="Grid Table Light" w:uiPriority="40"/>
-    <w:lsdException w:name="Grid Table 1 Light" w:uiPriority="46"/>
-    <w:lsdException w:name="Grid Table 2" w:uiPriority="47"/>
-    <w:lsdException w:name="Grid Table 3" w:uiPriority="48"/>
-    <w:lsdException w:name="Grid Table 4" w:uiPriority="49"/>
-    <w:lsdException w:name="Grid Table 5 Dark" w:uiPriority="50"/>
-    <w:lsdException w:name="Grid Table 6 Colorful" w:uiPriority="51"/>
-    <w:lsdException w:name="Grid Table 7 Colorful" w:uiPriority="52"/>
-    <w:lsdException w:name="Grid Table 1 Light Accent 1" w:uiPriority="46"/>
-    <w:lsdException w:name="Grid Table 2 Accent 1" w:uiPriority="47"/>
-    <w:lsdException w:name="Grid Table 3 Accent 1" w:uiPriority="48"/>
-    <w:lsdException w:name="Grid Table 4 Accent 1" w:uiPriority="49"/>
-    <w:lsdException w:name="Grid Table 5 Dark Accent 1" w:uiPriority="50"/>
-    <w:lsdException w:name="Grid Table 6 Colorful Accent 1" w:uiPriority="51"/>
-    <w:lsdException w:name="Grid Table 7 Colorful Accent 1" w:uiPriority="52"/>
-    <w:lsdException w:name="Grid Table 1 Light Accent 2" w:uiPriority="46"/>
-    <w:lsdException w:name="Grid Table 2 Accent 2" w:uiPriority="47"/>
-    <w:lsdException w:name="Grid Table 3 Accent 2" w:uiPriority="48"/>
-    <w:lsdException w:name="Grid Table 4 Accent 2" w:uiPriority="49"/>
-    <w:lsdException w:name="Grid Table 5 Dark Accent 2" w:uiPriority="50"/>
-    <w:lsdException w:name="Grid Table 6 Colorful Accent 2" w:uiPriority="51"/>
-    <w:lsdException w:name="Grid Table 7 Colorful Accent 2" w:uiPriority="52"/>
-    <w:lsdException w:name="Grid Table 1 Light Accent 3" w:uiPriority="46"/>
-    <w:lsdException w:name="Grid Table 2 Accent 3" w:uiPriority="47"/>
-    <w:lsdException w:name="Grid Table 3 Accent 3" w:uiPriority="48"/>
-    <w:lsdException w:name="Grid Table 4 Accent 3" w:uiPriority="49"/>
-    <w:lsdException w:name="Grid Table 5 Dark Accent 3" w:uiPriority="50"/>
-    <w:lsdException w:name="Grid Table 6 Colorful Accent 3" w:uiPriority="51"/>
-    <w:lsdException w:name="Grid Table 7 Colorful Accent 3" w:uiPriority="52"/>
-    <w:lsdException w:name="Grid Table 1 Light Accent 4" w:uiPriority="46"/>
-    <w:lsdException w:name="Grid Table 2 Accent 4" w:uiPriority="47"/>
-    <w:lsdException w:name="Grid Table 3 Accent 4" w:uiPriority="48"/>
-    <w:lsdException w:name="Grid Table 4 Accent 4" w:uiPriority="49"/>
-    <w:lsdException w:name="Grid Table 5 Dark Accent 4" w:uiPriority="50"/>
-    <w:lsdException w:name="Grid Table 6 Colorful Accent 4" w:uiPriority="51"/>
-    <w:lsdException w:name="Grid Table 7 Colorful Accent 4" w:uiPriority="52"/>
-    <w:lsdException w:name="Grid Table 1 Light Accent 5" w:uiPriority="46"/>
-    <w:lsdException w:name="Grid Table 2 Accent 5" w:uiPriority="47"/>
-    <w:lsdException w:name="Grid Table 3 Accent 5" w:uiPriority="48"/>
-    <w:lsdException w:name="Grid Table 4 Accent 5" w:uiPriority="49"/>
-    <w:lsdException w:name="Grid Table 5 Dark Accent 5" w:uiPriority="50"/>
-    <w:lsdException w:name="Grid Table 6 Colorful Accent 5" w:uiPriority="51"/>
-    <w:lsdException w:name="Grid Table 7 Colorful Accent 5" w:uiPriority="52"/>
-    <w:lsdException w:name="Grid Table 1 Light Accent 6" w:uiPriority="46"/>
-    <w:lsdException w:name="Grid Table 2 Accent 6" w:uiPriority="47"/>
-    <w:lsdException w:name="Grid Table 3 Accent 6" w:uiPriority="48"/>
-    <w:lsdException w:name="Grid Table 4 Accent 6" w:uiPriority="49"/>
-    <w:lsdException w:name="Grid Table 5 Dark Accent 6" w:uiPriority="50"/>
-    <w:lsdException w:name="Grid Table 6 Colorful Accent 6" w:uiPriority="51"/>
-    <w:lsdException w:name="Grid Table 7 Colorful Accent 6" w:uiPriority="52"/>
-    <w:lsdException w:name="List Table 1 Light" w:uiPriority="46"/>
-    <w:lsdException w:name="List Table 2" w:uiPriority="47"/>
-    <w:lsdException w:name="List Table 3" w:uiPriority="48"/>
-    <w:lsdException w:name="List Table 4" w:uiPriority="49"/>
-    <w:lsdException w:name="List Table 5 Dark" w:uiPriority="50"/>
-    <w:lsdException w:name="List Table 6 Colorful" w:uiPriority="51"/>
-    <w:lsdException w:name="List Table 7 Colorful" w:uiPriority="52"/>
-    <w:lsdException w:name="List Table 1 Light Accent 1" w:uiPriority="46"/>
-    <w:lsdException w:name="List Table 2 Accent 1" w:uiPriority="47"/>
-    <w:lsdException w:name="List Table 3 Accent 1" w:uiPriority="48"/>
-    <w:lsdException w:name="List Table 4 Accent 1" w:uiPriority="49"/>
-    <w:lsdException w:name="List Table 5 Dark Accent 1" w:uiPriority="50"/>
-    <w:lsdException w:name="List Table 6 Colorful Accent 1" w:uiPriority="51"/>
-    <w:lsdException w:name="List Table 7 Colorful Accent 1" w:uiPriority="52"/>
-    <w:lsdException w:name="List Table 1 Light Accent 2" w:uiPriority="46"/>
-    <w:lsdException w:name="List Table 2 Accent 2" w:uiPriority="47"/>
-    <w:lsdException w:name="List Table 3 Accent 2" w:uiPriority="48"/>
-    <w:lsdException w:name="List Table 4 Accent 2" w:uiPriority="49"/>
-    <w:lsdException w:name="List Table 5 Dark Accent 2" w:uiPriority="50"/>
-    <w:lsdException w:name="List Table 6 Colorful Accent 2" w:uiPriority="51"/>
-    <w:lsdException w:name="List Table 7 Colorful Accent 2" w:uiPriority="52"/>
-    <w:lsdException w:name="List Table 1 Light Accent 3" w:uiPriority="46"/>
-    <w:lsdException w:name="List Table 2 Accent 3" w:uiPriority="47"/>
-    <w:lsdException w:name="List Table 3 Accent 3" w:uiPriority="48"/>
-    <w:lsdException w:name="List Table 4 Accent 3" w:uiPriority="49"/>
-    <w:lsdException w:name="List Table 5 Dark Accent 3" w:uiPriority="50"/>
-    <w:lsdException w:name="List Table 6 Colorful Accent 3" w:uiPriority="51"/>
-    <w:lsdException w:name="List Table 7 Colorful Accent 3" w:uiPriority="52"/>
-    <w:lsdException w:name="List Table 1 Light Accent 4" w:uiPriority="46"/>
-    <w:lsdException w:name="List Table 2 Accent 4" w:uiPriority="47"/>
-    <w:lsdException w:name="List Table 3 Accent 4" w:uiPriority="48"/>
-    <w:lsdException w:name="List Table 4 Accent 4" w:uiPriority="49"/>
-    <w:lsdException w:name="List Table 5 Dark Accent 4" w:uiPriority="50"/>
-    <w:lsdException w:name="List Table 6 Colorful Accent 4" w:uiPriority="51"/>
-    <w:lsdException w:name="List Table 7 Colorful Accent 4" w:uiPriority="52"/>
-    <w:lsdException w:name="List Table 1 Light Accent 5" w:uiPriority="46"/>
-    <w:lsdException w:name="List Table 2 Accent 5" w:uiPriority="47"/>
-    <w:lsdException w:name="List Table 3 Accent 5" w:uiPriority="48"/>
-    <w:lsdException w:name="List Table 4 Accent 5" w:uiPriority="49"/>
-    <w:lsdException w:name="List Table 5 Dark Accent 5" w:uiPriority="50"/>
-    <w:lsdException w:name="List Table 6 Colorful Accent 5" w:uiPriority="51"/>
-    <w:lsdException w:name="List Table 7 Colorful Accent 5" w:uiPriority="52"/>
-    <w:lsdException w:name="List Table 1 Light Accent 6" w:uiPriority="46"/>
-    <w:lsdException w:name="List Table 2 Accent 6" w:uiPriority="47"/>
-    <w:lsdException w:name="List Table 3 Accent 6" w:uiPriority="48"/>
-    <w:lsdException w:name="List Table 4 Accent 6" w:uiPriority="49"/>
-    <w:lsdException w:name="List Table 5 Dark Accent 6" w:uiPriority="50"/>
-    <w:lsdException w:name="List Table 6 Colorful Accent 6" w:uiPriority="51"/>
-    <w:lsdException w:name="List Table 7 Colorful Accent 6" w:uiPriority="52"/>
-    <w:lsdException w:name="Mention" w:semiHidden="1" w:unhideWhenUsed="1"/>
-    <w:lsdException w:name="Smart Hyperlink" w:semiHidden="1" w:unhideWhenUsed="1"/>
-    <w:lsdException w:name="Hashtag" w:semiHidden="1" w:unhideWhenUsed="1"/>
-    <w:lsdException w:name="Unresolved Mention" w:semiHidden="1" w:unhideWhenUsed="1"/>
-    <w:lsdException w:name="Smart Link" w:semiHidden="1" w:unhideWhenUsed="1"/>
-  </w:latentStyles>
-  <w:style w:type="paragraph" w:styleId="Normal" w:default="1">
+  <w:style w:type="paragraph" w:styleId="Normal">
     <w:name w:val="Normal"/>
     <w:qFormat/>
     <w:pPr>
       <w:widowControl/>
       <w:suppressAutoHyphens w:val="true"/>
+      <w:kinsoku w:val="true"/>
+      <w:overflowPunct w:val="true"/>
+      <w:autoSpaceDE w:val="true"/>
       <w:bidi w:val="0"/>
       <w:spacing w:lineRule="auto" w:line="259" w:before="0" w:after="160"/>
       <w:jc w:val="left"/>
     </w:pPr>
     <w:rPr>
-      <w:rFonts w:ascii="Calibri" w:hAnsi="Calibri" w:eastAsia="游明朝" w:cs="" w:asciiTheme="minorHAnsi" w:cstheme="minorBidi" w:eastAsiaTheme="minorEastAsia" w:hAnsiTheme="minorHAnsi"/>
+      <w:rFonts w:ascii="Calibri" w:hAnsi="Calibri" w:eastAsia="游明朝" w:cs="Noto Sans Arabic"/>
       <w:color w:val="auto"/>
       <w:kern w:val="2"/>
       <w:sz w:val="22"/>
       <w:szCs w:val="22"/>
       <w:lang w:val="en-US" w:eastAsia="ja-JP" w:bidi="ar-SA"/>
-      <w14:ligatures w14:val="standardContextual"/>
     </w:rPr>
   </w:style>
   <w:style w:type="paragraph" w:styleId="Heading1">
@@ -6808,15 +6413,17 @@
     <w:basedOn w:val="Normal"/>
     <w:next w:val="Normal"/>
     <w:link w:val="Heading1Char"/>
-    <w:uiPriority w:val="9"/>
     <w:qFormat/>
-    <w:rsid w:val="00376a74"/>
     <w:pPr>
       <w:keepNext w:val="true"/>
+      <w:numPr>
+        <w:ilvl w:val="0"/>
+        <w:numId w:val="0"/>
+      </w:numPr>
       <w:outlineLvl w:val="0"/>
     </w:pPr>
     <w:rPr>
-      <w:rFonts w:ascii="Calibri Light" w:hAnsi="Calibri Light" w:eastAsia="游ゴシック Light" w:cs="" w:asciiTheme="majorHAnsi" w:cstheme="majorBidi" w:eastAsiaTheme="majorEastAsia" w:hAnsiTheme="majorHAnsi"/>
+      <w:rFonts w:ascii="Calibri Light" w:hAnsi="Calibri Light" w:eastAsia="游ゴシック Light" w:cs="Noto Sans Arabic"/>
       <w:sz w:val="24"/>
       <w:szCs w:val="24"/>
     </w:rPr>
@@ -6826,16 +6433,17 @@
     <w:basedOn w:val="Normal"/>
     <w:next w:val="Normal"/>
     <w:link w:val="Heading2Char"/>
-    <w:uiPriority w:val="9"/>
-    <w:unhideWhenUsed/>
     <w:qFormat/>
-    <w:rsid w:val="00376a74"/>
     <w:pPr>
       <w:keepNext w:val="true"/>
+      <w:numPr>
+        <w:ilvl w:val="0"/>
+        <w:numId w:val="0"/>
+      </w:numPr>
       <w:outlineLvl w:val="1"/>
     </w:pPr>
     <w:rPr>
-      <w:rFonts w:ascii="Calibri Light" w:hAnsi="Calibri Light" w:eastAsia="游ゴシック Light" w:cs="" w:asciiTheme="majorHAnsi" w:cstheme="majorBidi" w:eastAsiaTheme="majorEastAsia" w:hAnsiTheme="majorHAnsi"/>
+      <w:rFonts w:ascii="Calibri Light" w:hAnsi="Calibri Light" w:eastAsia="游ゴシック Light" w:cs="Noto Sans Arabic"/>
     </w:rPr>
   </w:style>
   <w:style w:type="paragraph" w:styleId="Heading3">
@@ -6843,17 +6451,18 @@
     <w:basedOn w:val="Normal"/>
     <w:next w:val="Normal"/>
     <w:link w:val="Heading3Char"/>
-    <w:uiPriority w:val="9"/>
-    <w:unhideWhenUsed/>
     <w:qFormat/>
-    <w:rsid w:val="00376a74"/>
     <w:pPr>
       <w:keepNext w:val="true"/>
-      <w:ind w:left="400" w:hanging="0"/>
+      <w:numPr>
+        <w:ilvl w:val="0"/>
+        <w:numId w:val="0"/>
+      </w:numPr>
+      <w:ind w:left="400" w:right="0" w:hanging="0"/>
       <w:outlineLvl w:val="2"/>
     </w:pPr>
     <w:rPr>
-      <w:rFonts w:ascii="Calibri Light" w:hAnsi="Calibri Light" w:eastAsia="游ゴシック Light" w:cs="" w:asciiTheme="majorHAnsi" w:cstheme="majorBidi" w:eastAsiaTheme="majorEastAsia" w:hAnsiTheme="majorHAnsi"/>
+      <w:rFonts w:ascii="Calibri Light" w:hAnsi="Calibri Light" w:eastAsia="游ゴシック Light" w:cs="Noto Sans Arabic"/>
     </w:rPr>
   </w:style>
   <w:style w:type="paragraph" w:styleId="Heading4">
@@ -6861,13 +6470,14 @@
     <w:basedOn w:val="Normal"/>
     <w:next w:val="Normal"/>
     <w:link w:val="Heading4Char"/>
-    <w:uiPriority w:val="9"/>
-    <w:unhideWhenUsed/>
     <w:qFormat/>
-    <w:rsid w:val="00376a74"/>
     <w:pPr>
       <w:keepNext w:val="true"/>
-      <w:ind w:left="400" w:hanging="0"/>
+      <w:numPr>
+        <w:ilvl w:val="0"/>
+        <w:numId w:val="0"/>
+      </w:numPr>
+      <w:ind w:left="400" w:right="0" w:hanging="0"/>
       <w:outlineLvl w:val="3"/>
     </w:pPr>
     <w:rPr>
@@ -6880,17 +6490,18 @@
     <w:basedOn w:val="Normal"/>
     <w:next w:val="Normal"/>
     <w:link w:val="Heading5Char"/>
-    <w:uiPriority w:val="9"/>
-    <w:unhideWhenUsed/>
     <w:qFormat/>
-    <w:rsid w:val="00376a74"/>
     <w:pPr>
       <w:keepNext w:val="true"/>
-      <w:ind w:left="800" w:hanging="0"/>
+      <w:numPr>
+        <w:ilvl w:val="0"/>
+        <w:numId w:val="0"/>
+      </w:numPr>
+      <w:ind w:left="800" w:right="0" w:hanging="0"/>
       <w:outlineLvl w:val="4"/>
     </w:pPr>
     <w:rPr>
-      <w:rFonts w:ascii="Calibri Light" w:hAnsi="Calibri Light" w:eastAsia="游ゴシック Light" w:cs="" w:asciiTheme="majorHAnsi" w:cstheme="majorBidi" w:eastAsiaTheme="majorEastAsia" w:hAnsiTheme="majorHAnsi"/>
+      <w:rFonts w:ascii="Calibri Light" w:hAnsi="Calibri Light" w:eastAsia="游ゴシック Light" w:cs="Noto Sans Arabic"/>
     </w:rPr>
   </w:style>
   <w:style w:type="paragraph" w:styleId="Heading6">
@@ -6898,13 +6509,14 @@
     <w:basedOn w:val="Normal"/>
     <w:next w:val="Normal"/>
     <w:link w:val="Heading6Char"/>
-    <w:uiPriority w:val="9"/>
-    <w:unhideWhenUsed/>
     <w:qFormat/>
-    <w:rsid w:val="00376a74"/>
     <w:pPr>
       <w:keepNext w:val="true"/>
-      <w:ind w:left="800" w:hanging="0"/>
+      <w:numPr>
+        <w:ilvl w:val="0"/>
+        <w:numId w:val="0"/>
+      </w:numPr>
+      <w:ind w:left="800" w:right="0" w:hanging="0"/>
       <w:outlineLvl w:val="5"/>
     </w:pPr>
     <w:rPr>
@@ -6912,92 +6524,75 @@
       <w:bCs/>
     </w:rPr>
   </w:style>
-  <w:style w:type="character" w:styleId="DefaultParagraphFont" w:default="1">
+  <w:style w:type="character" w:styleId="DefaultParagraphFont">
     <w:name w:val="Default Paragraph Font"/>
-    <w:uiPriority w:val="1"/>
-    <w:semiHidden/>
-    <w:unhideWhenUsed/>
     <w:qFormat/>
     <w:rPr/>
   </w:style>
-  <w:style w:type="character" w:styleId="TitleChar" w:customStyle="1">
+  <w:style w:type="character" w:styleId="TitleChar">
     <w:name w:val="Title Char"/>
     <w:basedOn w:val="DefaultParagraphFont"/>
     <w:link w:val="Title"/>
-    <w:uiPriority w:val="10"/>
     <w:qFormat/>
-    <w:rsid w:val="00376a74"/>
     <w:rPr>
-      <w:rFonts w:ascii="Calibri Light" w:hAnsi="Calibri Light" w:eastAsia="游ゴシック Light" w:cs="" w:asciiTheme="majorHAnsi" w:cstheme="majorBidi" w:eastAsiaTheme="majorEastAsia" w:hAnsiTheme="majorHAnsi"/>
+      <w:rFonts w:ascii="Calibri Light" w:hAnsi="Calibri Light" w:eastAsia="游ゴシック Light" w:cs="Noto Sans Arabic"/>
       <w:sz w:val="32"/>
       <w:szCs w:val="32"/>
     </w:rPr>
   </w:style>
-  <w:style w:type="character" w:styleId="Heading1Char" w:customStyle="1">
+  <w:style w:type="character" w:styleId="Heading1Char">
     <w:name w:val="Heading 1 Char"/>
     <w:basedOn w:val="DefaultParagraphFont"/>
     <w:link w:val="Heading1"/>
-    <w:uiPriority w:val="9"/>
     <w:qFormat/>
-    <w:rsid w:val="00376a74"/>
     <w:rPr>
-      <w:rFonts w:ascii="Calibri Light" w:hAnsi="Calibri Light" w:eastAsia="游ゴシック Light" w:cs="" w:asciiTheme="majorHAnsi" w:cstheme="majorBidi" w:eastAsiaTheme="majorEastAsia" w:hAnsiTheme="majorHAnsi"/>
+      <w:rFonts w:ascii="Calibri Light" w:hAnsi="Calibri Light" w:eastAsia="游ゴシック Light" w:cs="Noto Sans Arabic"/>
       <w:sz w:val="24"/>
       <w:szCs w:val="24"/>
     </w:rPr>
   </w:style>
-  <w:style w:type="character" w:styleId="Heading2Char" w:customStyle="1">
+  <w:style w:type="character" w:styleId="Heading2Char">
     <w:name w:val="Heading 2 Char"/>
     <w:basedOn w:val="DefaultParagraphFont"/>
     <w:link w:val="Heading2"/>
-    <w:uiPriority w:val="9"/>
     <w:qFormat/>
-    <w:rsid w:val="00376a74"/>
     <w:rPr>
-      <w:rFonts w:ascii="Calibri Light" w:hAnsi="Calibri Light" w:eastAsia="游ゴシック Light" w:cs="" w:asciiTheme="majorHAnsi" w:cstheme="majorBidi" w:eastAsiaTheme="majorEastAsia" w:hAnsiTheme="majorHAnsi"/>
+      <w:rFonts w:ascii="Calibri Light" w:hAnsi="Calibri Light" w:eastAsia="游ゴシック Light" w:cs="Noto Sans Arabic"/>
     </w:rPr>
   </w:style>
-  <w:style w:type="character" w:styleId="Heading3Char" w:customStyle="1">
+  <w:style w:type="character" w:styleId="Heading3Char">
     <w:name w:val="Heading 3 Char"/>
     <w:basedOn w:val="DefaultParagraphFont"/>
     <w:link w:val="Heading3"/>
-    <w:uiPriority w:val="9"/>
     <w:qFormat/>
-    <w:rsid w:val="00376a74"/>
     <w:rPr>
-      <w:rFonts w:ascii="Calibri Light" w:hAnsi="Calibri Light" w:eastAsia="游ゴシック Light" w:cs="" w:asciiTheme="majorHAnsi" w:cstheme="majorBidi" w:eastAsiaTheme="majorEastAsia" w:hAnsiTheme="majorHAnsi"/>
+      <w:rFonts w:ascii="Calibri Light" w:hAnsi="Calibri Light" w:eastAsia="游ゴシック Light" w:cs="Noto Sans Arabic"/>
     </w:rPr>
   </w:style>
-  <w:style w:type="character" w:styleId="Heading4Char" w:customStyle="1">
+  <w:style w:type="character" w:styleId="Heading4Char">
     <w:name w:val="Heading 4 Char"/>
     <w:basedOn w:val="DefaultParagraphFont"/>
     <w:link w:val="Heading4"/>
-    <w:uiPriority w:val="9"/>
     <w:qFormat/>
-    <w:rsid w:val="00376a74"/>
     <w:rPr>
       <w:b/>
       <w:bCs/>
     </w:rPr>
   </w:style>
-  <w:style w:type="character" w:styleId="Heading5Char" w:customStyle="1">
+  <w:style w:type="character" w:styleId="Heading5Char">
     <w:name w:val="Heading 5 Char"/>
     <w:basedOn w:val="DefaultParagraphFont"/>
     <w:link w:val="Heading5"/>
-    <w:uiPriority w:val="9"/>
     <w:qFormat/>
-    <w:rsid w:val="00376a74"/>
     <w:rPr>
-      <w:rFonts w:ascii="Calibri Light" w:hAnsi="Calibri Light" w:eastAsia="游ゴシック Light" w:cs="" w:asciiTheme="majorHAnsi" w:cstheme="majorBidi" w:eastAsiaTheme="majorEastAsia" w:hAnsiTheme="majorHAnsi"/>
+      <w:rFonts w:ascii="Calibri Light" w:hAnsi="Calibri Light" w:eastAsia="游ゴシック Light" w:cs="Noto Sans Arabic"/>
     </w:rPr>
   </w:style>
-  <w:style w:type="character" w:styleId="Heading6Char" w:customStyle="1">
+  <w:style w:type="character" w:styleId="Heading6Char">
     <w:name w:val="Heading 6 Char"/>
     <w:basedOn w:val="DefaultParagraphFont"/>
     <w:link w:val="Heading6"/>
-    <w:uiPriority w:val="9"/>
     <w:qFormat/>
-    <w:rsid w:val="00376a74"/>
     <w:rPr>
       <w:b/>
       <w:bCs/>
@@ -7006,97 +6601,81 @@
   <w:style w:type="character" w:styleId="InternetLink">
     <w:name w:val="Hyperlink"/>
     <w:basedOn w:val="DefaultParagraphFont"/>
-    <w:uiPriority w:val="99"/>
-    <w:unhideWhenUsed/>
-    <w:rsid w:val="00376a74"/>
     <w:rPr>
-      <w:color w:val="0563C1" w:themeColor="hyperlink"/>
+      <w:color w:val="0563C1"/>
       <w:u w:val="single"/>
     </w:rPr>
   </w:style>
   <w:style w:type="character" w:styleId="VisitedInternetLink">
     <w:name w:val="FollowedHyperlink"/>
     <w:basedOn w:val="DefaultParagraphFont"/>
-    <w:uiPriority w:val="99"/>
-    <w:semiHidden/>
-    <w:unhideWhenUsed/>
-    <w:rsid w:val="008e2591"/>
     <w:rPr>
-      <w:color w:val="954F72" w:themeColor="followedHyperlink"/>
+      <w:color w:val="954F72"/>
       <w:u w:val="single"/>
     </w:rPr>
   </w:style>
-  <w:style w:type="character" w:styleId="HeaderChar" w:customStyle="1">
+  <w:style w:type="character" w:styleId="HeaderChar">
     <w:name w:val="Header Char"/>
     <w:basedOn w:val="DefaultParagraphFont"/>
     <w:link w:val="Header"/>
-    <w:uiPriority w:val="99"/>
     <w:qFormat/>
-    <w:rsid w:val="008a4387"/>
     <w:rPr/>
   </w:style>
-  <w:style w:type="character" w:styleId="FooterChar" w:customStyle="1">
+  <w:style w:type="character" w:styleId="FooterChar">
     <w:name w:val="Footer Char"/>
     <w:basedOn w:val="DefaultParagraphFont"/>
     <w:link w:val="Footer"/>
-    <w:uiPriority w:val="99"/>
     <w:qFormat/>
-    <w:rsid w:val="008a4387"/>
     <w:rPr/>
   </w:style>
-  <w:style w:type="character" w:styleId="IndexLink" w:customStyle="1">
+  <w:style w:type="character" w:styleId="IndexLink">
     <w:name w:val="Index Link"/>
     <w:qFormat/>
     <w:rPr/>
   </w:style>
-  <w:style w:type="character" w:styleId="Bullets" w:customStyle="1">
+  <w:style w:type="character" w:styleId="Bullets">
     <w:name w:val="Bullets"/>
     <w:qFormat/>
     <w:rPr>
       <w:rFonts w:ascii="OpenSymbol" w:hAnsi="OpenSymbol" w:eastAsia="OpenSymbol" w:cs="OpenSymbol"/>
     </w:rPr>
   </w:style>
-  <w:style w:type="character" w:styleId="FootnoteCharacters" w:customStyle="1">
+  <w:style w:type="character" w:styleId="FootnoteCharacters">
     <w:name w:val="Footnote Characters"/>
     <w:basedOn w:val="DefaultParagraphFont"/>
-    <w:uiPriority w:val="99"/>
-    <w:semiHidden/>
-    <w:unhideWhenUsed/>
     <w:qFormat/>
-    <w:rsid w:val="007f060c"/>
     <w:rPr>
       <w:vertAlign w:val="superscript"/>
     </w:rPr>
   </w:style>
-  <w:style w:type="character" w:styleId="FootnoteAnchor" w:customStyle="1">
+  <w:style w:type="character" w:styleId="FootnoteAnchor">
     <w:name w:val="Footnote Anchor"/>
     <w:rPr>
       <w:vertAlign w:val="superscript"/>
     </w:rPr>
   </w:style>
-  <w:style w:type="character" w:styleId="EndnoteAnchor" w:customStyle="1">
+  <w:style w:type="character" w:styleId="EndnoteAnchor">
     <w:name w:val="Endnote Anchor"/>
     <w:rPr>
       <w:vertAlign w:val="superscript"/>
     </w:rPr>
   </w:style>
-  <w:style w:type="character" w:styleId="EndnoteCharacters" w:customStyle="1">
+  <w:style w:type="character" w:styleId="EndnoteCharacters">
     <w:name w:val="Endnote Characters"/>
     <w:qFormat/>
     <w:rPr/>
   </w:style>
-  <w:style w:type="character" w:styleId="FootnoteTextChar" w:customStyle="1">
+  <w:style w:type="character" w:styleId="FootnoteTextChar">
     <w:name w:val="Footnote Text Char"/>
     <w:basedOn w:val="DefaultParagraphFont"/>
     <w:link w:val="Footnote"/>
     <w:qFormat/>
-    <w:rsid w:val="007f060c"/>
     <w:rPr>
       <w:sz w:val="20"/>
       <w:szCs w:val="20"/>
     </w:rPr>
   </w:style>
-  <w:style w:type="paragraph" w:styleId="Heading" w:customStyle="1">
+  <w:style w:type="paragraph" w:styleId="Heading">
     <w:name w:val="Heading"/>
     <w:basedOn w:val="Normal"/>
     <w:next w:val="TextBody"/>
@@ -7143,7 +6722,7 @@
       <w:szCs w:val="24"/>
     </w:rPr>
   </w:style>
-  <w:style w:type="paragraph" w:styleId="Index" w:customStyle="1">
+  <w:style w:type="paragraph" w:styleId="Index">
     <w:name w:val="Index"/>
     <w:basedOn w:val="Normal"/>
     <w:qFormat/>
@@ -7175,16 +6754,18 @@
     <w:basedOn w:val="Normal"/>
     <w:next w:val="Normal"/>
     <w:link w:val="TitleChar"/>
-    <w:uiPriority w:val="10"/>
     <w:qFormat/>
-    <w:rsid w:val="00376a74"/>
     <w:pPr>
+      <w:numPr>
+        <w:ilvl w:val="0"/>
+        <w:numId w:val="0"/>
+      </w:numPr>
       <w:spacing w:before="240" w:after="120"/>
       <w:jc w:val="center"/>
       <w:outlineLvl w:val="0"/>
     </w:pPr>
     <w:rPr>
-      <w:rFonts w:ascii="Calibri Light" w:hAnsi="Calibri Light" w:eastAsia="游ゴシック Light" w:cs="" w:asciiTheme="majorHAnsi" w:cstheme="majorBidi" w:eastAsiaTheme="majorEastAsia" w:hAnsiTheme="majorHAnsi"/>
+      <w:rFonts w:ascii="Calibri Light" w:hAnsi="Calibri Light" w:eastAsia="游ゴシック Light" w:cs="Noto Sans Arabic"/>
       <w:sz w:val="32"/>
       <w:szCs w:val="32"/>
     </w:rPr>
@@ -7206,22 +6787,17 @@
     <w:name w:val="TOC Heading"/>
     <w:basedOn w:val="Heading1"/>
     <w:next w:val="Normal"/>
-    <w:uiPriority w:val="39"/>
-    <w:unhideWhenUsed/>
-    <w:qFormat/>
-    <w:rsid w:val="00376a74"/>
     <w:pPr>
       <w:keepLines/>
       <w:spacing w:before="240" w:after="0"/>
       <w:outlineLvl w:val="9"/>
     </w:pPr>
     <w:rPr>
-      <w:color w:val="2F5496" w:themeColor="accent1" w:themeShade="bf"/>
+      <w:color w:val="2F5496"/>
       <w:kern w:val="0"/>
       <w:sz w:val="32"/>
       <w:szCs w:val="32"/>
       <w:lang w:eastAsia="en-US"/>
-      <w14:ligatures w14:val="none"/>
     </w:rPr>
   </w:style>
   <w:style w:type="paragraph" w:styleId="Contents1">
@@ -7229,9 +6805,6 @@
     <w:basedOn w:val="Normal"/>
     <w:next w:val="Normal"/>
     <w:autoRedefine/>
-    <w:uiPriority w:val="39"/>
-    <w:unhideWhenUsed/>
-    <w:rsid w:val="00376a74"/>
     <w:pPr/>
     <w:rPr/>
   </w:style>
@@ -7240,11 +6813,8 @@
     <w:basedOn w:val="Normal"/>
     <w:next w:val="Normal"/>
     <w:autoRedefine/>
-    <w:uiPriority w:val="39"/>
-    <w:unhideWhenUsed/>
-    <w:rsid w:val="00376a74"/>
     <w:pPr>
-      <w:ind w:left="220" w:hanging="0"/>
+      <w:ind w:left="220" w:right="0" w:hanging="0"/>
     </w:pPr>
     <w:rPr/>
   </w:style>
@@ -7253,15 +6823,12 @@
     <w:basedOn w:val="Normal"/>
     <w:next w:val="Normal"/>
     <w:autoRedefine/>
-    <w:uiPriority w:val="39"/>
-    <w:unhideWhenUsed/>
-    <w:rsid w:val="00ab7e9e"/>
     <w:pPr>
-      <w:ind w:left="440" w:hanging="0"/>
+      <w:ind w:left="440" w:right="0" w:hanging="0"/>
     </w:pPr>
     <w:rPr/>
   </w:style>
-  <w:style w:type="paragraph" w:styleId="HeaderandFooter" w:customStyle="1">
+  <w:style w:type="paragraph" w:styleId="HeaderandFooter">
     <w:name w:val="Header and Footer"/>
     <w:basedOn w:val="Normal"/>
     <w:qFormat/>
@@ -7272,9 +6839,6 @@
     <w:name w:val="Header"/>
     <w:basedOn w:val="Normal"/>
     <w:link w:val="HeaderChar"/>
-    <w:uiPriority w:val="99"/>
-    <w:unhideWhenUsed/>
-    <w:rsid w:val="008a4387"/>
     <w:pPr>
       <w:tabs>
         <w:tab w:val="clear" w:pos="720"/>
@@ -7289,9 +6853,6 @@
     <w:name w:val="Footer"/>
     <w:basedOn w:val="Normal"/>
     <w:link w:val="FooterChar"/>
-    <w:uiPriority w:val="99"/>
-    <w:unhideWhenUsed/>
-    <w:rsid w:val="008a4387"/>
     <w:pPr>
       <w:tabs>
         <w:tab w:val="clear" w:pos="720"/>
@@ -7308,28 +6869,28 @@
     <w:link w:val="FootnoteTextChar"/>
     <w:pPr>
       <w:suppressLineNumbers/>
-      <w:ind w:left="340" w:hanging="340"/>
+      <w:ind w:left="340" w:right="0" w:hanging="340"/>
     </w:pPr>
     <w:rPr>
       <w:sz w:val="20"/>
       <w:szCs w:val="20"/>
     </w:rPr>
   </w:style>
-  <w:style w:type="paragraph" w:styleId="Figure" w:customStyle="1">
+  <w:style w:type="paragraph" w:styleId="Figure">
     <w:name w:val="Figure"/>
     <w:basedOn w:val="Caption1"/>
     <w:qFormat/>
     <w:pPr/>
     <w:rPr/>
   </w:style>
-  <w:style w:type="paragraph" w:styleId="FrameContents" w:customStyle="1">
+  <w:style w:type="paragraph" w:styleId="FrameContents">
     <w:name w:val="Frame Contents"/>
     <w:basedOn w:val="Normal"/>
     <w:qFormat/>
     <w:pPr/>
     <w:rPr/>
   </w:style>
-  <w:style w:type="paragraph" w:styleId="HorizontalLine" w:customStyle="1">
+  <w:style w:type="paragraph" w:styleId="HorizontalLine">
     <w:name w:val="Horizontal Line"/>
     <w:basedOn w:val="Normal"/>
     <w:next w:val="TextBody"/>
@@ -7346,480 +6907,9 @@
       <w:szCs w:val="12"/>
     </w:rPr>
   </w:style>
-  <w:style w:type="numbering" w:styleId="NoList" w:default="1">
+  <w:style w:type="numbering" w:styleId="NoList">
     <w:name w:val="No List"/>
-    <w:uiPriority w:val="99"/>
-    <w:semiHidden/>
-    <w:unhideWhenUsed/>
     <w:qFormat/>
   </w:style>
-  <w:style w:type="table" w:default="1" w:styleId="TableNormal">
-    <w:name w:val="Normal Table"/>
-    <w:uiPriority w:val="99"/>
-    <w:semiHidden/>
-    <w:unhideWhenUsed/>
-    <w:tblPr>
-      <w:tblCellMar>
-        <w:top w:w="0" w:type="dxa"/>
-        <w:left w:w="108" w:type="dxa"/>
-        <w:bottom w:w="0" w:type="dxa"/>
-        <w:right w:w="108" w:type="dxa"/>
-      </w:tblCellMar>
-    </w:tblPr>
-  </w:style>
-  <w:style w:type="table" w:styleId="TableGrid">
-    <w:name w:val="Table Grid"/>
-    <w:basedOn w:val="TableNormal"/>
-    <w:uiPriority w:val="39"/>
-    <w:rsid w:val="00dc47f3"/>
-    <w:tblPr>
-      <w:tblBorders>
-        <w:top w:val="single" w:color="auto" w:sz="4" w:space="0"/>
-        <w:left w:val="single" w:color="auto" w:sz="4" w:space="0"/>
-        <w:bottom w:val="single" w:color="auto" w:sz="4" w:space="0"/>
-        <w:right w:val="single" w:color="auto" w:sz="4" w:space="0"/>
-        <w:insideH w:val="single" w:color="auto" w:sz="4" w:space="0"/>
-        <w:insideV w:val="single" w:color="auto" w:sz="4" w:space="0"/>
-      </w:tblBorders>
-    </w:tblPr>
-  </w:style>
-  <w:style w:type="table" w:styleId="GridTable3-Accent3">
-    <w:name w:val="Grid Table 3 Accent 3"/>
-    <w:basedOn w:val="TableNormal"/>
-    <w:uiPriority w:val="48"/>
-    <w:rsid w:val="00dc47f3"/>
-    <w:tblPr>
-      <w:tblStyleRowBandSize w:val="1"/>
-      <w:tblStyleColBandSize w:val="1"/>
-      <w:tblBorders>
-        <w:top w:val="single" w:color="C9C9C9" w:themeColor="accent3" w:themeTint="99" w:sz="4" w:space="0"/>
-        <w:left w:val="single" w:color="C9C9C9" w:themeColor="accent3" w:themeTint="99" w:sz="4" w:space="0"/>
-        <w:bottom w:val="single" w:color="C9C9C9" w:themeColor="accent3" w:themeTint="99" w:sz="4" w:space="0"/>
-        <w:right w:val="single" w:color="C9C9C9" w:themeColor="accent3" w:themeTint="99" w:sz="4" w:space="0"/>
-        <w:insideH w:val="single" w:color="C9C9C9" w:themeColor="accent3" w:themeTint="99" w:sz="4" w:space="0"/>
-        <w:insideV w:val="single" w:color="C9C9C9" w:themeColor="accent3" w:themeTint="99" w:sz="4" w:space="0"/>
-      </w:tblBorders>
-    </w:tblPr>
-    <w:tblStylePr w:type="firstRow">
-      <w:rPr>
-        <w:b/>
-        <w:bCs/>
-      </w:rPr>
-      <w:tblPr/>
-      <w:tcPr>
-        <w:tcBorders>
-          <w:top w:val="nil"/>
-          <w:left w:val="nil"/>
-          <w:right w:val="nil"/>
-          <w:insideH w:val="nil"/>
-          <w:insideV w:val="nil"/>
-        </w:tcBorders>
-        <w:shd w:val="clear" w:color="auto" w:fill="FFFFFF" w:themeFill="background1"/>
-      </w:tcPr>
-    </w:tblStylePr>
-    <w:tblStylePr w:type="lastRow">
-      <w:rPr>
-        <w:b/>
-        <w:bCs/>
-      </w:rPr>
-      <w:tblPr/>
-      <w:tcPr>
-        <w:tcBorders>
-          <w:left w:val="nil"/>
-          <w:bottom w:val="nil"/>
-          <w:right w:val="nil"/>
-          <w:insideH w:val="nil"/>
-          <w:insideV w:val="nil"/>
-        </w:tcBorders>
-        <w:shd w:val="clear" w:color="auto" w:fill="FFFFFF" w:themeFill="background1"/>
-      </w:tcPr>
-    </w:tblStylePr>
-    <w:tblStylePr w:type="firstCol">
-      <w:pPr>
-        <w:jc w:val="right"/>
-      </w:pPr>
-      <w:rPr>
-        <w:i/>
-      </w:rPr>
-      <w:tblPr/>
-      <w:tcPr>
-        <w:tcBorders>
-          <w:top w:val="nil"/>
-          <w:left w:val="nil"/>
-          <w:bottom w:val="nil"/>
-          <w:insideH w:val="nil"/>
-          <w:insideV w:val="nil"/>
-        </w:tcBorders>
-        <w:shd w:val="clear" w:color="auto" w:fill="FFFFFF" w:themeFill="background1"/>
-      </w:tcPr>
-    </w:tblStylePr>
-    <w:tblStylePr w:type="lastCol">
-      <w:rPr>
-        <w:i/>
-      </w:rPr>
-      <w:tblPr/>
-      <w:tcPr>
-        <w:tcBorders>
-          <w:top w:val="nil"/>
-          <w:bottom w:val="nil"/>
-          <w:right w:val="nil"/>
-          <w:insideH w:val="nil"/>
-          <w:insideV w:val="nil"/>
-        </w:tcBorders>
-        <w:shd w:val="clear" w:color="auto" w:fill="FFFFFF" w:themeFill="background1"/>
-      </w:tcPr>
-    </w:tblStylePr>
-    <w:tblStylePr w:type="band1Vert">
-      <w:tblPr/>
-      <w:tcPr>
-        <w:shd w:val="clear" w:color="auto" w:fill="EDEDED" w:themeFill="accent3" w:themeFillTint="33"/>
-      </w:tcPr>
-    </w:tblStylePr>
-    <w:tblStylePr w:type="band1Horz">
-      <w:tblPr/>
-      <w:tcPr>
-        <w:shd w:val="clear" w:color="auto" w:fill="EDEDED" w:themeFill="accent3" w:themeFillTint="33"/>
-      </w:tcPr>
-    </w:tblStylePr>
-    <w:tblStylePr w:type="neCell">
-      <w:tblPr/>
-      <w:tcPr>
-        <w:tcBorders>
-          <w:bottom w:val="single" w:color="A5A5A5" w:themeColor="accent3" w:sz="4" w:space="0"/>
-        </w:tcBorders>
-      </w:tcPr>
-    </w:tblStylePr>
-    <w:tblStylePr w:type="nwCell">
-      <w:tblPr/>
-      <w:tcPr>
-        <w:tcBorders>
-          <w:bottom w:val="single" w:color="A5A5A5" w:themeColor="accent3" w:sz="4" w:space="0"/>
-        </w:tcBorders>
-      </w:tcPr>
-    </w:tblStylePr>
-    <w:tblStylePr w:type="seCell">
-      <w:tblPr/>
-      <w:tcPr>
-        <w:tcBorders>
-          <w:top w:val="single" w:color="A5A5A5" w:themeColor="accent3" w:sz="4" w:space="0"/>
-        </w:tcBorders>
-      </w:tcPr>
-    </w:tblStylePr>
-    <w:tblStylePr w:type="swCell">
-      <w:tblPr/>
-      <w:tcPr>
-        <w:tcBorders>
-          <w:top w:val="single" w:color="A5A5A5" w:themeColor="accent3" w:sz="4" w:space="0"/>
-        </w:tcBorders>
-      </w:tcPr>
-    </w:tblStylePr>
-  </w:style>
 </w:styles>
-</file>
-
-<file path=word/theme/theme1.xml><?xml version="1.0" encoding="utf-8"?>
-<a:theme xmlns:a="http://schemas.openxmlformats.org/drawingml/2006/main" name="Office Theme">
-  <a:themeElements>
-    <a:clrScheme name="Office">
-      <a:dk1>
-        <a:sysClr val="windowText" lastClr="000000"/>
-      </a:dk1>
-      <a:lt1>
-        <a:sysClr val="window" lastClr="FFFFFF"/>
-      </a:lt1>
-      <a:dk2>
-        <a:srgbClr val="44546A"/>
-      </a:dk2>
-      <a:lt2>
-        <a:srgbClr val="E7E6E6"/>
-      </a:lt2>
-      <a:accent1>
-        <a:srgbClr val="4472C4"/>
-      </a:accent1>
-      <a:accent2>
-        <a:srgbClr val="ED7D31"/>
-      </a:accent2>
-      <a:accent3>
-        <a:srgbClr val="A5A5A5"/>
-      </a:accent3>
-      <a:accent4>
-        <a:srgbClr val="FFC000"/>
-      </a:accent4>
-      <a:accent5>
-        <a:srgbClr val="5B9BD5"/>
-      </a:accent5>
-      <a:accent6>
-        <a:srgbClr val="70AD47"/>
-      </a:accent6>
-      <a:hlink>
-        <a:srgbClr val="0563C1"/>
-      </a:hlink>
-      <a:folHlink>
-        <a:srgbClr val="954F72"/>
-      </a:folHlink>
-    </a:clrScheme>
-    <a:fontScheme name="Office">
-      <a:majorFont>
-        <a:latin typeface="Calibri Light" panose="020F0302020204030204"/>
-        <a:ea typeface=""/>
-        <a:cs typeface=""/>
-        <a:font script="Jpan" typeface="游ゴシック Light"/>
-        <a:font script="Hang" typeface="맑은 고딕"/>
-        <a:font script="Hans" typeface="等线 Light"/>
-        <a:font script="Hant" typeface="新細明體"/>
-        <a:font script="Arab" typeface="Times New Roman"/>
-        <a:font script="Hebr" typeface="Times New Roman"/>
-        <a:font script="Thai" typeface="Angsana New"/>
-        <a:font script="Ethi" typeface="Nyala"/>
-        <a:font script="Beng" typeface="Vrinda"/>
-        <a:font script="Gujr" typeface="Shruti"/>
-        <a:font script="Khmr" typeface="MoolBoran"/>
-        <a:font script="Knda" typeface="Tunga"/>
-        <a:font script="Guru" typeface="Raavi"/>
-        <a:font script="Cans" typeface="Euphemia"/>
-        <a:font script="Cher" typeface="Plantagenet Cherokee"/>
-        <a:font script="Yiii" typeface="Microsoft Yi Baiti"/>
-        <a:font script="Tibt" typeface="Microsoft Himalaya"/>
-        <a:font script="Thaa" typeface="MV Boli"/>
-        <a:font script="Deva" typeface="Mangal"/>
-        <a:font script="Telu" typeface="Gautami"/>
-        <a:font script="Taml" typeface="Latha"/>
-        <a:font script="Syrc" typeface="Estrangelo Edessa"/>
-        <a:font script="Orya" typeface="Kalinga"/>
-        <a:font script="Mlym" typeface="Kartika"/>
-        <a:font script="Laoo" typeface="DokChampa"/>
-        <a:font script="Sinh" typeface="Iskoola Pota"/>
-        <a:font script="Mong" typeface="Mongolian Baiti"/>
-        <a:font script="Viet" typeface="Times New Roman"/>
-        <a:font script="Uigh" typeface="Microsoft Uighur"/>
-        <a:font script="Geor" typeface="Sylfaen"/>
-        <a:font script="Armn" typeface="Arial"/>
-        <a:font script="Bugi" typeface="Leelawadee UI"/>
-        <a:font script="Bopo" typeface="Microsoft JhengHei"/>
-        <a:font script="Java" typeface="Javanese Text"/>
-        <a:font script="Lisu" typeface="Segoe UI"/>
-        <a:font script="Mymr" typeface="Myanmar Text"/>
-        <a:font script="Nkoo" typeface="Ebrima"/>
-        <a:font script="Olck" typeface="Nirmala UI"/>
-        <a:font script="Osma" typeface="Ebrima"/>
-        <a:font script="Phag" typeface="Phagspa"/>
-        <a:font script="Syrn" typeface="Estrangelo Edessa"/>
-        <a:font script="Syrj" typeface="Estrangelo Edessa"/>
-        <a:font script="Syre" typeface="Estrangelo Edessa"/>
-        <a:font script="Sora" typeface="Nirmala UI"/>
-        <a:font script="Tale" typeface="Microsoft Tai Le"/>
-        <a:font script="Talu" typeface="Microsoft New Tai Lue"/>
-        <a:font script="Tfng" typeface="Ebrima"/>
-      </a:majorFont>
-      <a:minorFont>
-        <a:latin typeface="Calibri" panose="020F0502020204030204"/>
-        <a:ea typeface=""/>
-        <a:cs typeface=""/>
-        <a:font script="Jpan" typeface="游明朝"/>
-        <a:font script="Hang" typeface="맑은 고딕"/>
-        <a:font script="Hans" typeface="等线"/>
-        <a:font script="Hant" typeface="新細明體"/>
-        <a:font script="Arab" typeface="Arial"/>
-        <a:font script="Hebr" typeface="Arial"/>
-        <a:font script="Thai" typeface="Cordia New"/>
-        <a:font script="Ethi" typeface="Nyala"/>
-        <a:font script="Beng" typeface="Vrinda"/>
-        <a:font script="Gujr" typeface="Shruti"/>
-        <a:font script="Khmr" typeface="DaunPenh"/>
-        <a:font script="Knda" typeface="Tunga"/>
-        <a:font script="Guru" typeface="Raavi"/>
-        <a:font script="Cans" typeface="Euphemia"/>
-        <a:font script="Cher" typeface="Plantagenet Cherokee"/>
-        <a:font script="Yiii" typeface="Microsoft Yi Baiti"/>
-        <a:font script="Tibt" typeface="Microsoft Himalaya"/>
-        <a:font script="Thaa" typeface="MV Boli"/>
-        <a:font script="Deva" typeface="Mangal"/>
-        <a:font script="Telu" typeface="Gautami"/>
-        <a:font script="Taml" typeface="Latha"/>
-        <a:font script="Syrc" typeface="Estrangelo Edessa"/>
-        <a:font script="Orya" typeface="Kalinga"/>
-        <a:font script="Mlym" typeface="Kartika"/>
-        <a:font script="Laoo" typeface="DokChampa"/>
-        <a:font script="Sinh" typeface="Iskoola Pota"/>
-        <a:font script="Mong" typeface="Mongolian Baiti"/>
-        <a:font script="Viet" typeface="Arial"/>
-        <a:font script="Uigh" typeface="Microsoft Uighur"/>
-        <a:font script="Geor" typeface="Sylfaen"/>
-        <a:font script="Armn" typeface="Arial"/>
-        <a:font script="Bugi" typeface="Leelawadee UI"/>
-        <a:font script="Bopo" typeface="Microsoft JhengHei"/>
-        <a:font script="Java" typeface="Javanese Text"/>
-        <a:font script="Lisu" typeface="Segoe UI"/>
-        <a:font script="Mymr" typeface="Myanmar Text"/>
-        <a:font script="Nkoo" typeface="Ebrima"/>
-        <a:font script="Olck" typeface="Nirmala UI"/>
-        <a:font script="Osma" typeface="Ebrima"/>
-        <a:font script="Phag" typeface="Phagspa"/>
-        <a:font script="Syrn" typeface="Estrangelo Edessa"/>
-        <a:font script="Syrj" typeface="Estrangelo Edessa"/>
-        <a:font script="Syre" typeface="Estrangelo Edessa"/>
-        <a:font script="Sora" typeface="Nirmala UI"/>
-        <a:font script="Tale" typeface="Microsoft Tai Le"/>
-        <a:font script="Talu" typeface="Microsoft New Tai Lue"/>
-        <a:font script="Tfng" typeface="Ebrima"/>
-      </a:minorFont>
-    </a:fontScheme>
-    <a:fmtScheme name="Office">
-      <a:fillStyleLst>
-        <a:solidFill>
-          <a:schemeClr val="phClr"/>
-        </a:solidFill>
-        <a:gradFill rotWithShape="1">
-          <a:gsLst>
-            <a:gs pos="0">
-              <a:schemeClr val="phClr">
-                <a:lumMod val="110000"/>
-                <a:satMod val="105000"/>
-                <a:tint val="67000"/>
-              </a:schemeClr>
-            </a:gs>
-            <a:gs pos="50000">
-              <a:schemeClr val="phClr">
-                <a:lumMod val="105000"/>
-                <a:satMod val="103000"/>
-                <a:tint val="73000"/>
-              </a:schemeClr>
-            </a:gs>
-            <a:gs pos="100000">
-              <a:schemeClr val="phClr">
-                <a:lumMod val="105000"/>
-                <a:satMod val="109000"/>
-                <a:tint val="81000"/>
-              </a:schemeClr>
-            </a:gs>
-          </a:gsLst>
-          <a:lin ang="5400000" scaled="0"/>
-        </a:gradFill>
-        <a:gradFill rotWithShape="1">
-          <a:gsLst>
-            <a:gs pos="0">
-              <a:schemeClr val="phClr">
-                <a:satMod val="103000"/>
-                <a:lumMod val="102000"/>
-                <a:tint val="94000"/>
-              </a:schemeClr>
-            </a:gs>
-            <a:gs pos="50000">
-              <a:schemeClr val="phClr">
-                <a:satMod val="110000"/>
-                <a:lumMod val="100000"/>
-                <a:shade val="100000"/>
-              </a:schemeClr>
-            </a:gs>
-            <a:gs pos="100000">
-              <a:schemeClr val="phClr">
-                <a:lumMod val="99000"/>
-                <a:satMod val="120000"/>
-                <a:shade val="78000"/>
-              </a:schemeClr>
-            </a:gs>
-          </a:gsLst>
-          <a:lin ang="5400000" scaled="0"/>
-        </a:gradFill>
-      </a:fillStyleLst>
-      <a:lnStyleLst>
-        <a:ln w="6350" cap="flat" cmpd="sng" algn="ctr">
-          <a:solidFill>
-            <a:schemeClr val="phClr"/>
-          </a:solidFill>
-          <a:prstDash val="solid"/>
-          <a:miter lim="800000"/>
-        </a:ln>
-        <a:ln w="12700" cap="flat" cmpd="sng" algn="ctr">
-          <a:solidFill>
-            <a:schemeClr val="phClr"/>
-          </a:solidFill>
-          <a:prstDash val="solid"/>
-          <a:miter lim="800000"/>
-        </a:ln>
-        <a:ln w="19050" cap="flat" cmpd="sng" algn="ctr">
-          <a:solidFill>
-            <a:schemeClr val="phClr"/>
-          </a:solidFill>
-          <a:prstDash val="solid"/>
-          <a:miter lim="800000"/>
-        </a:ln>
-      </a:lnStyleLst>
-      <a:effectStyleLst>
-        <a:effectStyle>
-          <a:effectLst/>
-        </a:effectStyle>
-        <a:effectStyle>
-          <a:effectLst/>
-        </a:effectStyle>
-        <a:effectStyle>
-          <a:effectLst>
-            <a:outerShdw blurRad="57150" dist="19050" dir="5400000" algn="ctr" rotWithShape="0">
-              <a:srgbClr val="000000">
-                <a:alpha val="63000"/>
-              </a:srgbClr>
-            </a:outerShdw>
-          </a:effectLst>
-        </a:effectStyle>
-      </a:effectStyleLst>
-      <a:bgFillStyleLst>
-        <a:solidFill>
-          <a:schemeClr val="phClr"/>
-        </a:solidFill>
-        <a:solidFill>
-          <a:schemeClr val="phClr">
-            <a:tint val="95000"/>
-            <a:satMod val="170000"/>
-          </a:schemeClr>
-        </a:solidFill>
-        <a:gradFill rotWithShape="1">
-          <a:gsLst>
-            <a:gs pos="0">
-              <a:schemeClr val="phClr">
-                <a:tint val="93000"/>
-                <a:satMod val="150000"/>
-                <a:shade val="98000"/>
-                <a:lumMod val="102000"/>
-              </a:schemeClr>
-            </a:gs>
-            <a:gs pos="50000">
-              <a:schemeClr val="phClr">
-                <a:tint val="98000"/>
-                <a:satMod val="130000"/>
-                <a:shade val="90000"/>
-                <a:lumMod val="103000"/>
-              </a:schemeClr>
-            </a:gs>
-            <a:gs pos="100000">
-              <a:schemeClr val="phClr">
-                <a:shade val="63000"/>
-                <a:satMod val="120000"/>
-              </a:schemeClr>
-            </a:gs>
-          </a:gsLst>
-          <a:lin ang="5400000" scaled="0"/>
-        </a:gradFill>
-      </a:bgFillStyleLst>
-    </a:fmtScheme>
-  </a:themeElements>
-  <a:objectDefaults/>
-  <a:extraClrSchemeLst/>
-  <a:extLst>
-    <a:ext uri="{05A4C25C-085E-4340-85A3-A5531E510DB2}">
-      <thm15:themeFamily xmlns:thm15="http://schemas.microsoft.com/office/thememl/2012/main" name="Office Theme" id="{62F939B6-93AF-4DB8-9C6B-D6C7DFDC589F}" vid="{4A3C46E8-61CC-4603-A589-7422A47A8E4A}"/>
-    </a:ext>
-  </a:extLst>
-</a:theme>
-</file>
-
-<file path=customXml/item1.xml><?xml version="1.0" encoding="utf-8"?>
-<b:Sources xmlns:b="http://schemas.openxmlformats.org/officeDocument/2006/bibliography" xmlns="http://schemas.openxmlformats.org/officeDocument/2006/bibliography" SelectedStyle="\APASixthEditionOfficeOnline.xsl" StyleName="APA" Version="6"/>
-</file>
-
-<file path=customXml/itemProps1.xml><?xml version="1.0" encoding="utf-8"?>
-<ds:datastoreItem xmlns:ds="http://schemas.openxmlformats.org/officeDocument/2006/customXml" ds:itemID="{B67ED161-C13A-4485-95CC-2A8FCA9EADD8}">
-  <ds:schemaRefs>
-    <ds:schemaRef ds:uri="http://schemas.openxmlformats.org/officeDocument/2006/bibliography"/>
-  </ds:schemaRefs>
-</ds:datastoreItem>
 </file>